--- a/packages/docs/static/decision-guides/scheduling.docx
+++ b/packages/docs/static/decision-guides/scheduling.docx
@@ -2706,22 +2706,7 @@
               <w:jc w:val="left"/>
             </w:pPr>
             <w:r>
-              <w:t xml:space="preserve">Implement and validate these policies in the controlled booking path, not just search filters.</w:t>
-            </w:r>
-            <w:r>
-              <w:t xml:space="preserve"> </w:t>
-            </w:r>
-            <w:r>
-              <w:rPr>
-                <w:rStyle w:val="VerbatimChar"/>
-              </w:rPr>
-              <w:t xml:space="preserve">bookingLimit</w:t>
-            </w:r>
-            <w:r>
-              <w:t xml:space="preserve"> </w:t>
-            </w:r>
-            <w:r>
-              <w:t xml:space="preserve">is not currently enforced.</w:t>
+              <w:t xml:space="preserve">The scheduling server does not enforce these policies. Implement and validate them in the application’s controlled booking path, not just search filters.</w:t>
             </w:r>
           </w:p>
         </w:tc>

--- a/packages/docs/static/decision-guides/scheduling.docx
+++ b/packages/docs/static/decision-guides/scheduling.docx
@@ -11,18 +11,18 @@
           <wp:inline>
             <wp:extent cx="5943600" cy="1289649"/>
             <wp:effectExtent b="0" l="0" r="0" t="0"/>
-            <wp:docPr descr="Medplum" title="" id="21" name="Picture"/>
+            <wp:docPr descr="Medplum" title="" id="10" name="Picture"/>
             <a:graphic>
               <a:graphicData uri="http://schemas.openxmlformats.org/drawingml/2006/picture">
                 <pic:pic>
                   <pic:nvPicPr>
-                    <pic:cNvPr descr="medplum-wordmark-grape.png" id="22" name="Picture"/>
+                    <pic:cNvPr descr="medplum-wordmark-grape.png" id="11" name="Picture"/>
                     <pic:cNvPicPr>
                       <a:picLocks noChangeArrowheads="1" noChangeAspect="1"/>
                     </pic:cNvPicPr>
                   </pic:nvPicPr>
                   <pic:blipFill>
-                    <a:blip r:embed="rId20"/>
+                    <a:blip r:embed="rId9"/>
                     <a:stretch>
                       <a:fillRect/>
                     </a:stretch>
@@ -49,7 +49,7 @@
         </w:drawing>
       </w:r>
     </w:p>
-    <w:bookmarkStart w:id="65" w:name="scheduling-decision-guide"/>
+    <w:bookmarkStart w:id="55" w:name="scheduling-decision-guide"/>
     <w:p>
       <w:pPr>
         <w:pStyle w:val="Heading1"/>
@@ -64,39 +64,39 @@
       </w:pPr>
       <w:r>
         <w:rPr>
+          <w:i/>
           <w:iCs/>
-          <w:i/>
         </w:rPr>
         <w:t xml:space="preserve">Companion to the</w:t>
       </w:r>
       <w:r>
         <w:rPr>
+          <w:i/>
           <w:iCs/>
-          <w:i/>
         </w:rPr>
         <w:t xml:space="preserve"> </w:t>
       </w:r>
-      <w:hyperlink r:id="rId23">
+      <w:hyperlink r:id="rId12">
         <w:r>
           <w:rPr>
             <w:rStyle w:val="Hyperlink"/>
+            <w:i/>
             <w:iCs/>
-            <w:i/>
           </w:rPr>
           <w:t xml:space="preserve">Scheduling</w:t>
         </w:r>
       </w:hyperlink>
       <w:r>
         <w:rPr>
+          <w:i/>
           <w:iCs/>
-          <w:i/>
         </w:rPr>
         <w:t xml:space="preserve"> </w:t>
       </w:r>
       <w:r>
         <w:rPr>
+          <w:i/>
           <w:iCs/>
-          <w:i/>
         </w:rPr>
         <w:t xml:space="preserve">docs.</w:t>
       </w:r>
@@ -119,7 +119,7 @@
       <w:r>
         <w:t xml:space="preserve"> </w:t>
       </w:r>
-      <w:hyperlink r:id="rId24">
+      <w:hyperlink r:id="rId13">
         <w:r>
           <w:rPr>
             <w:rStyle w:val="Hyperlink"/>
@@ -133,7 +133,7 @@
       <w:r>
         <w:t xml:space="preserve"> </w:t>
       </w:r>
-      <w:hyperlink r:id="rId25">
+      <w:hyperlink r:id="rId14">
         <w:r>
           <w:rPr>
             <w:rStyle w:val="Hyperlink"/>
@@ -148,7 +148,7 @@
         <w:t xml:space="preserve">when upgrading an existing implementation.</w:t>
       </w:r>
     </w:p>
-    <w:bookmarkStart w:id="26" w:name="section-1-use-case-participants"/>
+    <w:bookmarkStart w:id="15" w:name="section-1-use-case-participants"/>
     <w:p>
       <w:pPr>
         <w:pStyle w:val="Heading2"/>
@@ -163,67 +163,67 @@
       </w:pPr>
       <w:r>
         <w:rPr>
+          <w:b/>
           <w:bCs/>
-          <w:b/>
         </w:rPr>
         <w:t xml:space="preserve">1.1 Who books, and on whose behalf?</w:t>
       </w:r>
     </w:p>
     <w:p>
       <w:pPr>
+        <w:pStyle w:val="Compact"/>
         <w:numPr>
           <w:ilvl w:val="0"/>
           <w:numId w:val="1001"/>
         </w:numPr>
+      </w:pPr>
+      <w:r>
+        <w:t xml:space="preserve">Patient self-service</w:t>
+      </w:r>
+    </w:p>
+    <w:p>
+      <w:pPr>
         <w:pStyle w:val="Compact"/>
-      </w:pPr>
-      <w:r>
-        <w:t xml:space="preserve">Patient self-service</w:t>
-      </w:r>
-    </w:p>
-    <w:p>
-      <w:pPr>
         <w:numPr>
           <w:ilvl w:val="0"/>
           <w:numId w:val="1001"/>
         </w:numPr>
+      </w:pPr>
+      <w:r>
+        <w:t xml:space="preserve">Staff booking for a patient</w:t>
+      </w:r>
+    </w:p>
+    <w:p>
+      <w:pPr>
         <w:pStyle w:val="Compact"/>
-      </w:pPr>
-      <w:r>
-        <w:t xml:space="preserve">Staff booking for a patient</w:t>
-      </w:r>
-    </w:p>
-    <w:p>
-      <w:pPr>
         <w:numPr>
           <w:ilvl w:val="0"/>
           <w:numId w:val="1001"/>
         </w:numPr>
+      </w:pPr>
+      <w:r>
+        <w:t xml:space="preserve">Provider managing their own appointments</w:t>
+      </w:r>
+    </w:p>
+    <w:p>
+      <w:pPr>
         <w:pStyle w:val="Compact"/>
-      </w:pPr>
-      <w:r>
-        <w:t xml:space="preserve">Provider managing their own appointments</w:t>
-      </w:r>
-    </w:p>
-    <w:p>
-      <w:pPr>
         <w:numPr>
           <w:ilvl w:val="0"/>
           <w:numId w:val="1001"/>
         </w:numPr>
+      </w:pPr>
+      <w:r>
+        <w:t xml:space="preserve">System or API-driven booking</w:t>
+      </w:r>
+    </w:p>
+    <w:p>
+      <w:pPr>
         <w:pStyle w:val="Compact"/>
-      </w:pPr>
-      <w:r>
-        <w:t xml:space="preserve">System or API-driven booking</w:t>
-      </w:r>
-    </w:p>
-    <w:p>
-      <w:pPr>
         <w:numPr>
           <w:ilvl w:val="0"/>
           <w:numId w:val="1001"/>
         </w:numPr>
-        <w:pStyle w:val="Compact"/>
       </w:pPr>
       <w:r>
         <w:t xml:space="preserve">A combination of these</w:t>
@@ -235,8 +235,8 @@
       </w:pPr>
       <w:r>
         <w:rPr>
+          <w:i/>
           <w:iCs/>
-          <w:i/>
         </w:rPr>
         <w:t xml:space="preserve">Why: determines authentication, delegated access, and which users can change availability or make exceptions (3.4, 3.9).</w:t>
       </w:r>
@@ -247,67 +247,67 @@
       </w:pPr>
       <w:r>
         <w:rPr>
+          <w:b/>
           <w:bCs/>
-          <w:b/>
         </w:rPr>
         <w:t xml:space="preserve">1.2 What must be available for the appointment?</w:t>
       </w:r>
     </w:p>
     <w:p>
       <w:pPr>
+        <w:pStyle w:val="Compact"/>
         <w:numPr>
           <w:ilvl w:val="0"/>
           <w:numId w:val="1002"/>
         </w:numPr>
+      </w:pPr>
+      <w:r>
+        <w:t xml:space="preserve">A clinician only</w:t>
+      </w:r>
+    </w:p>
+    <w:p>
+      <w:pPr>
         <w:pStyle w:val="Compact"/>
-      </w:pPr>
-      <w:r>
-        <w:t xml:space="preserve">A clinician only</w:t>
-      </w:r>
-    </w:p>
-    <w:p>
-      <w:pPr>
         <w:numPr>
           <w:ilvl w:val="0"/>
           <w:numId w:val="1002"/>
         </w:numPr>
+      </w:pPr>
+      <w:r>
+        <w:t xml:space="preserve">Several concurrent resources, such as a clinician, room, and device</w:t>
+      </w:r>
+    </w:p>
+    <w:p>
+      <w:pPr>
         <w:pStyle w:val="Compact"/>
-      </w:pPr>
-      <w:r>
-        <w:t xml:space="preserve">Several concurrent resources, such as a clinician, room, and device</w:t>
-      </w:r>
-    </w:p>
-    <w:p>
-      <w:pPr>
         <w:numPr>
           <w:ilvl w:val="0"/>
           <w:numId w:val="1002"/>
         </w:numPr>
+      </w:pPr>
+      <w:r>
+        <w:t xml:space="preserve">A room or device without a clinician</w:t>
+      </w:r>
+    </w:p>
+    <w:p>
+      <w:pPr>
         <w:pStyle w:val="Compact"/>
-      </w:pPr>
-      <w:r>
-        <w:t xml:space="preserve">A room or device without a clinician</w:t>
-      </w:r>
-    </w:p>
-    <w:p>
-      <w:pPr>
         <w:numPr>
           <w:ilvl w:val="0"/>
           <w:numId w:val="1002"/>
         </w:numPr>
+      </w:pPr>
+      <w:r>
+        <w:t xml:space="preserve">A shared resource with capacity greater than one</w:t>
+      </w:r>
+    </w:p>
+    <w:p>
+      <w:pPr>
         <w:pStyle w:val="Compact"/>
-      </w:pPr>
-      <w:r>
-        <w:t xml:space="preserve">A shared resource with capacity greater than one</w:t>
-      </w:r>
-    </w:p>
-    <w:p>
-      <w:pPr>
         <w:numPr>
           <w:ilvl w:val="0"/>
           <w:numId w:val="1002"/>
         </w:numPr>
-        <w:pStyle w:val="Compact"/>
       </w:pPr>
       <w:r>
         <w:t xml:space="preserve">A group session with several patients</w:t>
@@ -319,8 +319,8 @@
       </w:pPr>
       <w:r>
         <w:rPr>
+          <w:i/>
           <w:iCs/>
-          <w:i/>
         </w:rPr>
         <w:t xml:space="preserve">Why: distinguishes multi-resource coordination from capacity and patient-specific workflow decisions (3.2, 3.6, 3.7).</w:t>
       </w:r>
@@ -331,55 +331,55 @@
       </w:pPr>
       <w:r>
         <w:rPr>
+          <w:b/>
           <w:bCs/>
-          <w:b/>
         </w:rPr>
         <w:t xml:space="preserve">1.3 Does the patient choose a person, or an eligible pool?</w:t>
       </w:r>
     </w:p>
     <w:p>
       <w:pPr>
+        <w:pStyle w:val="Compact"/>
         <w:numPr>
           <w:ilvl w:val="0"/>
           <w:numId w:val="1003"/>
         </w:numPr>
+      </w:pPr>
+      <w:r>
+        <w:t xml:space="preserve">A named practitioner or care team</w:t>
+      </w:r>
+    </w:p>
+    <w:p>
+      <w:pPr>
         <w:pStyle w:val="Compact"/>
-      </w:pPr>
-      <w:r>
-        <w:t xml:space="preserve">A named practitioner or care team</w:t>
-      </w:r>
-    </w:p>
-    <w:p>
-      <w:pPr>
         <w:numPr>
           <w:ilvl w:val="0"/>
           <w:numId w:val="1003"/>
         </w:numPr>
+      </w:pPr>
+      <w:r>
+        <w:t xml:space="preserve">Any practitioner qualified for the service</w:t>
+      </w:r>
+    </w:p>
+    <w:p>
+      <w:pPr>
         <w:pStyle w:val="Compact"/>
-      </w:pPr>
-      <w:r>
-        <w:t xml:space="preserve">Any practitioner qualified for the service</w:t>
-      </w:r>
-    </w:p>
-    <w:p>
-      <w:pPr>
         <w:numPr>
           <w:ilvl w:val="0"/>
           <w:numId w:val="1003"/>
         </w:numPr>
+      </w:pPr>
+      <w:r>
+        <w:t xml:space="preserve">First available, subject to preferences</w:t>
+      </w:r>
+    </w:p>
+    <w:p>
+      <w:pPr>
         <w:pStyle w:val="Compact"/>
-      </w:pPr>
-      <w:r>
-        <w:t xml:space="preserve">First available, subject to preferences</w:t>
-      </w:r>
-    </w:p>
-    <w:p>
-      <w:pPr>
         <w:numPr>
           <w:ilvl w:val="0"/>
           <w:numId w:val="1003"/>
         </w:numPr>
-        <w:pStyle w:val="Compact"/>
       </w:pPr>
       <w:r>
         <w:t xml:space="preserve">Staff assignment after a request</w:t>
@@ -391,109 +391,67 @@
       </w:pPr>
       <w:r>
         <w:rPr>
+          <w:i/>
           <w:iCs/>
-          <w:i/>
         </w:rPr>
-        <w:t xml:space="preserve">Why: determines candidate selection, hard eligibility rules, preference ranking, and what</w:t>
-      </w:r>
+        <w:t xml:space="preserve">Why: determines candidate selection, hard eligibility rules, preference ranking, and what “first available” promises (3.5, 3.6).</w:t>
+      </w:r>
+    </w:p>
+    <w:p>
+      <w:pPr>
+        <w:pStyle w:val="BodyText"/>
+      </w:pPr>
       <w:r>
         <w:rPr>
-          <w:iCs/>
-          <w:i/>
-        </w:rPr>
-        <w:t xml:space="preserve"> </w:t>
-      </w:r>
-      <w:r>
-        <w:rPr>
-          <w:iCs/>
-          <w:i/>
-        </w:rPr>
-        <w:t xml:space="preserve">“</w:t>
-      </w:r>
-      <w:r>
-        <w:rPr>
-          <w:iCs/>
-          <w:i/>
-        </w:rPr>
-        <w:t xml:space="preserve">first available</w:t>
-      </w:r>
-      <w:r>
-        <w:rPr>
-          <w:iCs/>
-          <w:i/>
-        </w:rPr>
-        <w:t xml:space="preserve">”</w:t>
-      </w:r>
-      <w:r>
-        <w:rPr>
-          <w:iCs/>
-          <w:i/>
-        </w:rPr>
-        <w:t xml:space="preserve"> </w:t>
-      </w:r>
-      <w:r>
-        <w:rPr>
-          <w:iCs/>
-          <w:i/>
-        </w:rPr>
-        <w:t xml:space="preserve">promises (3.5, 3.6).</w:t>
-      </w:r>
-    </w:p>
-    <w:p>
-      <w:pPr>
-        <w:pStyle w:val="BodyText"/>
-      </w:pPr>
-      <w:r>
-        <w:rPr>
+          <w:b/>
           <w:bCs/>
-          <w:b/>
         </w:rPr>
         <w:t xml:space="preserve">1.4 When is the appointment considered booked?</w:t>
       </w:r>
     </w:p>
     <w:p>
       <w:pPr>
+        <w:pStyle w:val="Compact"/>
         <w:numPr>
           <w:ilvl w:val="0"/>
           <w:numId w:val="1004"/>
         </w:numPr>
+      </w:pPr>
+      <w:r>
+        <w:t xml:space="preserve">Immediately after the time is selected</w:t>
+      </w:r>
+    </w:p>
+    <w:p>
+      <w:pPr>
         <w:pStyle w:val="Compact"/>
-      </w:pPr>
-      <w:r>
-        <w:t xml:space="preserve">Immediately after the time is selected</w:t>
-      </w:r>
-    </w:p>
-    <w:p>
-      <w:pPr>
         <w:numPr>
           <w:ilvl w:val="0"/>
           <w:numId w:val="1004"/>
         </w:numPr>
+      </w:pPr>
+      <w:r>
+        <w:t xml:space="preserve">After the patient completes another step</w:t>
+      </w:r>
+    </w:p>
+    <w:p>
+      <w:pPr>
         <w:pStyle w:val="Compact"/>
-      </w:pPr>
-      <w:r>
-        <w:t xml:space="preserve">After the patient completes another step</w:t>
-      </w:r>
-    </w:p>
-    <w:p>
-      <w:pPr>
         <w:numPr>
           <w:ilvl w:val="0"/>
           <w:numId w:val="1004"/>
         </w:numPr>
+      </w:pPr>
+      <w:r>
+        <w:t xml:space="preserve">After staff approval or authorization review</w:t>
+      </w:r>
+    </w:p>
+    <w:p>
+      <w:pPr>
         <w:pStyle w:val="Compact"/>
-      </w:pPr>
-      <w:r>
-        <w:t xml:space="preserve">After staff approval or authorization review</w:t>
-      </w:r>
-    </w:p>
-    <w:p>
-      <w:pPr>
         <w:numPr>
           <w:ilvl w:val="0"/>
           <w:numId w:val="1004"/>
         </w:numPr>
-        <w:pStyle w:val="Compact"/>
       </w:pPr>
       <w:r>
         <w:t xml:space="preserve">After required participants respond</w:t>
@@ -505,8 +463,8 @@
       </w:pPr>
       <w:r>
         <w:rPr>
+          <w:i/>
           <w:iCs/>
-          <w:i/>
         </w:rPr>
         <w:t xml:space="preserve">Why: determines whether to book immediately, reserve time with a hold, or keep a request without consuming capacity (3.8).</w:t>
       </w:r>
@@ -517,8 +475,8 @@
       </w:pPr>
       <w:r>
         <w:rPr>
+          <w:b/>
           <w:bCs/>
-          <w:b/>
         </w:rPr>
         <w:t xml:space="preserve">1.5 Is Medplum replacing a scheduler, or working alongside one?</w:t>
       </w:r>
@@ -537,39 +495,39 @@
       </w:pPr>
       <w:r>
         <w:rPr>
+          <w:i/>
           <w:iCs/>
-          <w:i/>
         </w:rPr>
         <w:t xml:space="preserve">Why: coexistence needs an explicit write authority and reconciliation policy. Existing scheduling data may also require a</w:t>
       </w:r>
       <w:r>
         <w:rPr>
+          <w:i/>
           <w:iCs/>
-          <w:i/>
         </w:rPr>
         <w:t xml:space="preserve"> </w:t>
       </w:r>
-      <w:hyperlink r:id="rId25">
+      <w:hyperlink r:id="rId14">
         <w:r>
           <w:rPr>
             <w:rStyle w:val="Hyperlink"/>
+            <w:i/>
             <w:iCs/>
-            <w:i/>
           </w:rPr>
           <w:t xml:space="preserve">beta migration</w:t>
         </w:r>
       </w:hyperlink>
       <w:r>
         <w:rPr>
+          <w:i/>
           <w:iCs/>
-          <w:i/>
         </w:rPr>
         <w:t xml:space="preserve"> </w:t>
       </w:r>
       <w:r>
         <w:rPr>
+          <w:i/>
           <w:iCs/>
-          <w:i/>
         </w:rPr>
         <w:t xml:space="preserve">(3.15).</w:t>
       </w:r>
@@ -580,8 +538,8 @@
       </w:pPr>
       <w:r>
         <w:rPr>
+          <w:b/>
           <w:bCs/>
-          <w:b/>
         </w:rPr>
         <w:t xml:space="preserve">1.6 Who maintains the scheduling configuration?</w:t>
       </w:r>
@@ -600,8 +558,8 @@
       </w:pPr>
       <w:r>
         <w:rPr>
+          <w:i/>
           <w:iCs/>
-          <w:i/>
         </w:rPr>
         <w:t xml:space="preserve">Why: identifies configuration owners, administrative permissions, and change-management requirements (3.1–3.4).</w:t>
       </w:r>
@@ -613,8 +571,8 @@
         </w:pict>
       </w:r>
     </w:p>
-    <w:bookmarkEnd w:id="26"/>
-    <w:bookmarkStart w:id="27" w:name="section-2-feature-scoping"/>
+    <w:bookmarkEnd w:id="15"/>
+    <w:bookmarkStart w:id="16" w:name="section-2-feature-scoping"/>
     <w:p>
       <w:pPr>
         <w:pStyle w:val="Heading2"/>
@@ -643,9 +601,8 @@
       <w:tblPr>
         <w:tblStyle w:val="Table"/>
         <w:tblW w:w="9360" w:type="dxa"/>
+        <w:tblLayout w:type="fixed"/>
         <w:tblLook w:firstRow="1" w:lastRow="0" w:firstColumn="0" w:lastColumn="0" w:noHBand="0" w:noVBand="0" w:val="0020"/>
-        <w:jc w:val="start"/>
-        <w:tblLayout w:type="fixed"/>
       </w:tblPr>
       <w:tblGrid>
         <w:gridCol w:w="6343"/>
@@ -655,7 +612,7 @@
       <w:tr>
         <w:trPr>
           <w:cantSplit/>
-          <w:tblHeader w:val="true"/>
+          <w:tblHeader w:val="on"/>
         </w:trPr>
         <w:tc>
           <w:tcPr/>
@@ -1360,8 +1317,8 @@
         </w:pict>
       </w:r>
     </w:p>
-    <w:bookmarkEnd w:id="27"/>
-    <w:bookmarkStart w:id="60" w:name="section-3-feature-deep-dives"/>
+    <w:bookmarkEnd w:id="16"/>
+    <w:bookmarkStart w:id="50" w:name="section-3-feature-deep-dives"/>
     <w:p>
       <w:pPr>
         <w:pStyle w:val="Heading2"/>
@@ -1382,9 +1339,8 @@
       <w:tblPr>
         <w:tblStyle w:val="Table"/>
         <w:tblW w:w="9360" w:type="dxa"/>
+        <w:tblLayout w:type="fixed"/>
         <w:tblLook w:firstRow="1" w:lastRow="0" w:firstColumn="0" w:lastColumn="0" w:noHBand="0" w:noVBand="0" w:val="0020"/>
-        <w:jc w:val="start"/>
-        <w:tblLayout w:type="fixed"/>
       </w:tblPr>
       <w:tblGrid>
         <w:gridCol w:w="3536"/>
@@ -1394,7 +1350,7 @@
       <w:tr>
         <w:trPr>
           <w:cantSplit/>
-          <w:tblHeader w:val="true"/>
+          <w:tblHeader w:val="on"/>
         </w:trPr>
         <w:tc>
           <w:tcPr/>
@@ -1598,7 +1554,7 @@
         </w:tc>
       </w:tr>
     </w:tbl>
-    <w:bookmarkStart w:id="35" w:name="foundations"/>
+    <w:bookmarkStart w:id="24" w:name="foundations"/>
     <w:p>
       <w:pPr>
         <w:pStyle w:val="Heading3"/>
@@ -1607,7 +1563,7 @@
         <w:t xml:space="preserve">Foundations</w:t>
       </w:r>
     </w:p>
-    <w:bookmarkStart w:id="29" w:name="visit-types-and-parameter-ownership"/>
+    <w:bookmarkStart w:id="18" w:name="visit-types-and-parameter-ownership"/>
     <w:p>
       <w:pPr>
         <w:pStyle w:val="Heading4"/>
@@ -1671,7 +1627,7 @@
       <w:r>
         <w:t xml:space="preserve"> </w:t>
       </w:r>
-      <w:hyperlink r:id="rId28">
+      <w:hyperlink r:id="rId17">
         <w:r>
           <w:rPr>
             <w:rStyle w:val="Hyperlink"/>
@@ -1689,43 +1645,43 @@
       </w:pPr>
       <w:r>
         <w:rPr>
+          <w:b/>
           <w:bCs/>
-          <w:b/>
         </w:rPr>
         <w:t xml:space="preserve">Questions:</w:t>
       </w:r>
     </w:p>
     <w:p>
       <w:pPr>
+        <w:pStyle w:val="Compact"/>
         <w:numPr>
           <w:ilvl w:val="0"/>
           <w:numId w:val="1005"/>
         </w:numPr>
+      </w:pPr>
+      <w:r>
+        <w:t xml:space="preserve">What distinguishes one visit type from another?</w:t>
+      </w:r>
+    </w:p>
+    <w:p>
+      <w:pPr>
         <w:pStyle w:val="Compact"/>
-      </w:pPr>
-      <w:r>
-        <w:t xml:space="preserve">What distinguishes one visit type from another?</w:t>
-      </w:r>
-    </w:p>
-    <w:p>
-      <w:pPr>
         <w:numPr>
           <w:ilvl w:val="0"/>
           <w:numId w:val="1005"/>
         </w:numPr>
+      </w:pPr>
+      <w:r>
+        <w:t xml:space="preserve">Which duration, start-time grid, buffers, and capacity settings are shared?</w:t>
+      </w:r>
+    </w:p>
+    <w:p>
+      <w:pPr>
         <w:pStyle w:val="Compact"/>
-      </w:pPr>
-      <w:r>
-        <w:t xml:space="preserve">Which duration, start-time grid, buffers, and capacity settings are shared?</w:t>
-      </w:r>
-    </w:p>
-    <w:p>
-      <w:pPr>
         <w:numPr>
           <w:ilvl w:val="0"/>
           <w:numId w:val="1005"/>
         </w:numPr>
-        <w:pStyle w:val="Compact"/>
       </w:pPr>
       <w:r>
         <w:t xml:space="preserve">Which actors or sites need different settings, and who can change them?</w:t>
@@ -1735,9 +1691,8 @@
       <w:tblPr>
         <w:tblStyle w:val="Table"/>
         <w:tblW w:w="9360" w:type="dxa"/>
+        <w:tblLayout w:type="fixed"/>
         <w:tblLook w:firstRow="1" w:lastRow="0" w:firstColumn="0" w:lastColumn="0" w:noHBand="0" w:noVBand="0" w:val="0020"/>
-        <w:jc w:val="start"/>
-        <w:tblLayout w:type="fixed"/>
       </w:tblPr>
       <w:tblGrid>
         <w:gridCol w:w="4213"/>
@@ -1746,7 +1701,7 @@
       <w:tr>
         <w:trPr>
           <w:cantSplit/>
-          <w:tblHeader w:val="true"/>
+          <w:tblHeader w:val="on"/>
         </w:trPr>
         <w:tc>
           <w:tcPr/>
@@ -1964,8 +1919,8 @@
       </w:pPr>
       <w:r>
         <w:rPr>
+          <w:b/>
           <w:bCs/>
-          <w:b/>
         </w:rPr>
         <w:t xml:space="preserve">Reference matching matters:</w:t>
       </w:r>
@@ -2000,8 +1955,8 @@
         <w:t xml:space="preserve">sub-extension. A matching code alone does not establish these links, and an override without a service pointer is ignored.</w:t>
       </w:r>
     </w:p>
-    <w:bookmarkEnd w:id="29"/>
-    <w:bookmarkStart w:id="30" w:name="actors-and-schedule-modeling"/>
+    <w:bookmarkEnd w:id="18"/>
+    <w:bookmarkStart w:id="19" w:name="actors-and-schedule-modeling"/>
     <w:p>
       <w:pPr>
         <w:pStyle w:val="Heading4"/>
@@ -2024,43 +1979,43 @@
       </w:pPr>
       <w:r>
         <w:rPr>
+          <w:b/>
           <w:bCs/>
-          <w:b/>
         </w:rPr>
         <w:t xml:space="preserve">Questions:</w:t>
       </w:r>
     </w:p>
     <w:p>
       <w:pPr>
+        <w:pStyle w:val="Compact"/>
         <w:numPr>
           <w:ilvl w:val="0"/>
           <w:numId w:val="1006"/>
         </w:numPr>
+      </w:pPr>
+      <w:r>
+        <w:t xml:space="preserve">Which practitioners, rooms, and devices must be reserved?</w:t>
+      </w:r>
+    </w:p>
+    <w:p>
+      <w:pPr>
         <w:pStyle w:val="Compact"/>
-      </w:pPr>
-      <w:r>
-        <w:t xml:space="preserve">Which practitioners, rooms, and devices must be reserved?</w:t>
-      </w:r>
-    </w:p>
-    <w:p>
-      <w:pPr>
         <w:numPr>
           <w:ilvl w:val="0"/>
           <w:numId w:val="1006"/>
         </w:numPr>
+      </w:pPr>
+      <w:r>
+        <w:t xml:space="preserve">Is a Location a bookable resource, a site of service, or a jurisdiction?</w:t>
+      </w:r>
+    </w:p>
+    <w:p>
+      <w:pPr>
         <w:pStyle w:val="Compact"/>
-      </w:pPr>
-      <w:r>
-        <w:t xml:space="preserve">Is a Location a bookable resource, a site of service, or a jurisdiction?</w:t>
-      </w:r>
-    </w:p>
-    <w:p>
-      <w:pPr>
         <w:numPr>
           <w:ilvl w:val="0"/>
           <w:numId w:val="1006"/>
         </w:numPr>
-        <w:pStyle w:val="Compact"/>
       </w:pPr>
       <w:r>
         <w:t xml:space="preserve">Are resource requirements simultaneous, or different phases of a procedure?</w:t>
@@ -2070,18 +2025,17 @@
       <w:tblPr>
         <w:tblStyle w:val="Table"/>
         <w:tblW w:w="9360" w:type="dxa"/>
+        <w:tblLayout w:type="fixed"/>
         <w:tblLook w:firstRow="1" w:lastRow="0" w:firstColumn="0" w:lastColumn="0" w:noHBand="0" w:noVBand="0" w:val="0020"/>
-        <w:jc w:val="start"/>
-        <w:tblLayout w:type="fixed"/>
       </w:tblPr>
       <w:tblGrid>
-        <w:gridCol w:w="4491"/>
-        <w:gridCol w:w="4869"/>
+        <w:gridCol w:w="3999"/>
+        <w:gridCol w:w="5361"/>
       </w:tblGrid>
       <w:tr>
         <w:trPr>
           <w:cantSplit/>
-          <w:tblHeader w:val="true"/>
+          <w:tblHeader w:val="on"/>
         </w:trPr>
         <w:tc>
           <w:tcPr/>
@@ -2207,6 +2161,89 @@
               <w:jc w:val="left"/>
             </w:pPr>
             <w:r>
+              <w:t xml:space="preserve">Record the appointment’s site</w:t>
+            </w:r>
+          </w:p>
+        </w:tc>
+        <w:tc>
+          <w:tcPr/>
+          <w:p>
+            <w:pPr>
+              <w:pStyle w:val="Compact"/>
+              <w:jc w:val="left"/>
+            </w:pPr>
+            <w:r>
+              <w:t xml:space="preserve">Store a Location reference in</w:t>
+            </w:r>
+            <w:r>
+              <w:t xml:space="preserve"> </w:t>
+            </w:r>
+            <w:r>
+              <w:rPr>
+                <w:rStyle w:val="VerbatimChar"/>
+              </w:rPr>
+              <w:t xml:space="preserve">Appointment.supportingInformation</w:t>
+            </w:r>
+            <w:r>
+              <w:t xml:space="preserve"> </w:t>
+            </w:r>
+            <w:r>
+              <w:t xml:space="preserve">using</w:t>
+            </w:r>
+            <w:r>
+              <w:t xml:space="preserve"> </w:t>
+            </w:r>
+            <w:r>
+              <w:rPr>
+                <w:rStyle w:val="VerbatimChar"/>
+              </w:rPr>
+              <w:t xml:space="preserve">toAppointmentSiteReference</w:t>
+            </w:r>
+            <w:r>
+              <w:t xml:space="preserve"> </w:t>
+            </w:r>
+            <w:r>
+              <w:t xml:space="preserve">from</w:t>
+            </w:r>
+            <w:r>
+              <w:t xml:space="preserve"> </w:t>
+            </w:r>
+            <w:r>
+              <w:rPr>
+                <w:rStyle w:val="VerbatimChar"/>
+              </w:rPr>
+              <w:t xml:space="preserve">@medplum/core</w:t>
+            </w:r>
+            <w:r>
+              <w:t xml:space="preserve">; read it with</w:t>
+            </w:r>
+            <w:r>
+              <w:t xml:space="preserve"> </w:t>
+            </w:r>
+            <w:r>
+              <w:rPr>
+                <w:rStyle w:val="VerbatimChar"/>
+              </w:rPr>
+              <w:t xml:space="preserve">getAppointmentSite</w:t>
+            </w:r>
+            <w:r>
+              <w:t xml:space="preserve">. This identifies the site separately from a booked room and does not reserve capacity.</w:t>
+            </w:r>
+          </w:p>
+        </w:tc>
+      </w:tr>
+      <w:tr>
+        <w:trPr>
+          <w:cantSplit/>
+        </w:trPr>
+        <w:tc>
+          <w:tcPr/>
+          <w:p>
+            <w:pPr>
+              <w:pStyle w:val="Compact"/>
+              <w:jc w:val="left"/>
+            </w:pPr>
+            <w:r>
               <w:t xml:space="preserve">Same person at several sites</w:t>
             </w:r>
           </w:p>
@@ -2254,8 +2291,8 @@
         </w:tc>
       </w:tr>
     </w:tbl>
-    <w:bookmarkEnd w:id="30"/>
-    <w:bookmarkStart w:id="31" w:name="availability-time-zones-and-blocks"/>
+    <w:bookmarkEnd w:id="19"/>
+    <w:bookmarkStart w:id="20" w:name="availability-time-zones-and-blocks"/>
     <w:p>
       <w:pPr>
         <w:pStyle w:val="Heading4"/>
@@ -2278,55 +2315,55 @@
       </w:pPr>
       <w:r>
         <w:rPr>
+          <w:b/>
           <w:bCs/>
-          <w:b/>
         </w:rPr>
         <w:t xml:space="preserve">Questions:</w:t>
       </w:r>
     </w:p>
     <w:p>
       <w:pPr>
+        <w:pStyle w:val="Compact"/>
         <w:numPr>
           <w:ilvl w:val="0"/>
           <w:numId w:val="1007"/>
         </w:numPr>
+      </w:pPr>
+      <w:r>
+        <w:t xml:space="preserve">Are weekly hours shared, actor-specific, or service-specific?</w:t>
+      </w:r>
+    </w:p>
+    <w:p>
+      <w:pPr>
         <w:pStyle w:val="Compact"/>
-      </w:pPr>
-      <w:r>
-        <w:t xml:space="preserve">Are weekly hours shared, actor-specific, or service-specific?</w:t>
-      </w:r>
-    </w:p>
-    <w:p>
-      <w:pPr>
         <w:numPr>
           <w:ilvl w:val="0"/>
           <w:numId w:val="1007"/>
         </w:numPr>
+      </w:pPr>
+      <w:r>
+        <w:t xml:space="preserve">Which time zone defines local hours and which defines the start-time grid?</w:t>
+      </w:r>
+    </w:p>
+    <w:p>
+      <w:pPr>
         <w:pStyle w:val="Compact"/>
-      </w:pPr>
-      <w:r>
-        <w:t xml:space="preserve">Which time zone defines local hours and which defines the start-time grid?</w:t>
-      </w:r>
-    </w:p>
-    <w:p>
-      <w:pPr>
         <w:numPr>
           <w:ilvl w:val="0"/>
           <w:numId w:val="1007"/>
         </w:numPr>
+      </w:pPr>
+      <w:r>
+        <w:t xml:space="preserve">What are the maximum booking horizon, minimum notice, and exception rules?</w:t>
+      </w:r>
+    </w:p>
+    <w:p>
+      <w:pPr>
         <w:pStyle w:val="Compact"/>
-      </w:pPr>
-      <w:r>
-        <w:t xml:space="preserve">What are the maximum booking horizon, minimum notice, and exception rules?</w:t>
-      </w:r>
-    </w:p>
-    <w:p>
-      <w:pPr>
         <w:numPr>
           <w:ilvl w:val="0"/>
           <w:numId w:val="1007"/>
         </w:numPr>
-        <w:pStyle w:val="Compact"/>
       </w:pPr>
       <w:r>
         <w:t xml:space="preserve">Who enters closures, and what happens to appointments already booked?</w:t>
@@ -2336,9 +2373,8 @@
       <w:tblPr>
         <w:tblStyle w:val="Table"/>
         <w:tblW w:w="9360" w:type="dxa"/>
+        <w:tblLayout w:type="fixed"/>
         <w:tblLook w:firstRow="1" w:lastRow="0" w:firstColumn="0" w:lastColumn="0" w:noHBand="0" w:noVBand="0" w:val="0020"/>
-        <w:jc w:val="start"/>
-        <w:tblLayout w:type="fixed"/>
       </w:tblPr>
       <w:tblGrid>
         <w:gridCol w:w="4342"/>
@@ -2347,7 +2383,7 @@
       <w:tr>
         <w:trPr>
           <w:cantSplit/>
-          <w:tblHeader w:val="true"/>
+          <w:tblHeader w:val="on"/>
         </w:trPr>
         <w:tc>
           <w:tcPr/>
@@ -2718,8 +2754,8 @@
       </w:pPr>
       <w:r>
         <w:rPr>
+          <w:b/>
           <w:bCs/>
-          <w:b/>
         </w:rPr>
         <w:t xml:space="preserve">Defaults need explicit review:</w:t>
       </w:r>
@@ -2745,8 +2781,8 @@
         <w:t xml:space="preserve">is not currently processed; use blocked Slots for exceptions. A new block does not itself resolve existing appointments, so define the notification and rescheduling workflow.</w:t>
       </w:r>
     </w:p>
-    <w:bookmarkEnd w:id="31"/>
-    <w:bookmarkStart w:id="34" w:name="access-and-delegated-administration"/>
+    <w:bookmarkEnd w:id="20"/>
+    <w:bookmarkStart w:id="23" w:name="access-and-delegated-administration"/>
     <w:p>
       <w:pPr>
         <w:pStyle w:val="Heading4"/>
@@ -2765,7 +2801,7 @@
       <w:r>
         <w:t xml:space="preserve"> </w:t>
       </w:r>
-      <w:hyperlink r:id="rId32">
+      <w:hyperlink r:id="rId21">
         <w:r>
           <w:rPr>
             <w:rStyle w:val="Hyperlink"/>
@@ -2782,7 +2818,7 @@
       <w:r>
         <w:t xml:space="preserve"> </w:t>
       </w:r>
-      <w:hyperlink r:id="rId33">
+      <w:hyperlink r:id="rId22">
         <w:r>
           <w:rPr>
             <w:rStyle w:val="Hyperlink"/>
@@ -2803,43 +2839,43 @@
       </w:pPr>
       <w:r>
         <w:rPr>
+          <w:b/>
           <w:bCs/>
-          <w:b/>
         </w:rPr>
         <w:t xml:space="preserve">Questions:</w:t>
       </w:r>
     </w:p>
     <w:p>
       <w:pPr>
+        <w:pStyle w:val="Compact"/>
         <w:numPr>
           <w:ilvl w:val="0"/>
           <w:numId w:val="1008"/>
         </w:numPr>
+      </w:pPr>
+      <w:r>
+        <w:t xml:space="preserve">Can patients discover availability without reading other patients’ appointments?</w:t>
+      </w:r>
+    </w:p>
+    <w:p>
+      <w:pPr>
         <w:pStyle w:val="Compact"/>
-      </w:pPr>
-      <w:r>
-        <w:t xml:space="preserve">Can patients discover availability without reading other patients’ appointments?</w:t>
-      </w:r>
-    </w:p>
-    <w:p>
-      <w:pPr>
         <w:numPr>
           <w:ilvl w:val="0"/>
           <w:numId w:val="1008"/>
         </w:numPr>
+      </w:pPr>
+      <w:r>
+        <w:t xml:space="preserve">Which staff can book or cancel for which patients and organizations?</w:t>
+      </w:r>
+    </w:p>
+    <w:p>
+      <w:pPr>
         <w:pStyle w:val="Compact"/>
-      </w:pPr>
-      <w:r>
-        <w:t xml:space="preserve">Which staff can book or cancel for which patients and organizations?</w:t>
-      </w:r>
-    </w:p>
-    <w:p>
-      <w:pPr>
         <w:numPr>
           <w:ilvl w:val="0"/>
           <w:numId w:val="1008"/>
         </w:numPr>
-        <w:pStyle w:val="Compact"/>
       </w:pPr>
       <w:r>
         <w:t xml:space="preserve">Who can change shared defaults, provider hours, or blocked time?</w:t>
@@ -2849,9 +2885,8 @@
       <w:tblPr>
         <w:tblStyle w:val="Table"/>
         <w:tblW w:w="9360" w:type="dxa"/>
+        <w:tblLayout w:type="fixed"/>
         <w:tblLook w:firstRow="1" w:lastRow="0" w:firstColumn="0" w:lastColumn="0" w:noHBand="0" w:noVBand="0" w:val="0020"/>
-        <w:jc w:val="start"/>
-        <w:tblLayout w:type="fixed"/>
       </w:tblPr>
       <w:tblGrid>
         <w:gridCol w:w="4638"/>
@@ -2860,7 +2895,7 @@
       <w:tr>
         <w:trPr>
           <w:cantSplit/>
-          <w:tblHeader w:val="true"/>
+          <w:tblHeader w:val="on"/>
         </w:trPr>
         <w:tc>
           <w:tcPr/>
@@ -2957,6 +2992,50 @@
               <w:jc w:val="left"/>
             </w:pPr>
             <w:r>
+              <w:t xml:space="preserve">Rescheduling permission</w:t>
+            </w:r>
+          </w:p>
+        </w:tc>
+        <w:tc>
+          <w:tcPr/>
+          <w:p>
+            <w:pPr>
+              <w:pStyle w:val="Compact"/>
+              <w:jc w:val="left"/>
+            </w:pPr>
+            <w:r>
+              <w:t xml:space="preserve">In addition to booking access,</w:t>
+            </w:r>
+            <w:r>
+              <w:t xml:space="preserve"> </w:t>
+            </w:r>
+            <w:r>
+              <w:rPr>
+                <w:rStyle w:val="VerbatimChar"/>
+              </w:rPr>
+              <w:t xml:space="preserve">$reschedule</w:t>
+            </w:r>
+            <w:r>
+              <w:t xml:space="preserve"> </w:t>
+            </w:r>
+            <w:r>
+              <w:t xml:space="preserve">needs Appointment read/update and Slot read/delete access. The existing Slots and their Schedules must be readable. Test these permissions explicitly; permission to book does not imply permission to move an appointment.</w:t>
+            </w:r>
+          </w:p>
+        </w:tc>
+      </w:tr>
+      <w:tr>
+        <w:trPr>
+          <w:cantSplit/>
+        </w:trPr>
+        <w:tc>
+          <w:tcPr/>
+          <w:p>
+            <w:pPr>
+              <w:pStyle w:val="Compact"/>
+              <w:jc w:val="left"/>
+            </w:pPr>
+            <w:r>
               <w:t xml:space="preserve">Required business checks beyond access rules</w:t>
             </w:r>
           </w:p>
@@ -3012,9 +3091,9 @@
         <w:t xml:space="preserve">Candidate filtering and hidden UI controls are not authorization. Do not assume permissions on a Schedule automatically confer the intended permissions on its Slots or Appointments. A post-write Subscription Bot can trigger follow-up work, but cannot serve as a pre-commit rejection of the original write.</w:t>
       </w:r>
     </w:p>
-    <w:bookmarkEnd w:id="34"/>
-    <w:bookmarkEnd w:id="35"/>
-    <w:bookmarkStart w:id="40" w:name="finding-an-appointment"/>
+    <w:bookmarkEnd w:id="23"/>
+    <w:bookmarkEnd w:id="24"/>
+    <w:bookmarkStart w:id="29" w:name="finding-an-appointment"/>
     <w:p>
       <w:pPr>
         <w:pStyle w:val="Heading3"/>
@@ -3023,7 +3102,7 @@
         <w:t xml:space="preserve">Finding an Appointment</w:t>
       </w:r>
     </w:p>
-    <w:bookmarkStart w:id="37" w:name="X79a8cc13dcd75c0431a377eb1611debcf8d835c"/>
+    <w:bookmarkStart w:id="26" w:name="X79a8cc13dcd75c0431a377eb1611debcf8d835c"/>
     <w:p>
       <w:pPr>
         <w:pStyle w:val="Heading4"/>
@@ -3042,7 +3121,7 @@
       <w:r>
         <w:t xml:space="preserve"> </w:t>
       </w:r>
-      <w:hyperlink r:id="rId36">
+      <w:hyperlink r:id="rId25">
         <w:r>
           <w:rPr>
             <w:rStyle w:val="Hyperlink"/>
@@ -3060,85 +3139,67 @@
       </w:pPr>
       <w:r>
         <w:rPr>
+          <w:b/>
           <w:bCs/>
-          <w:b/>
         </w:rPr>
         <w:t xml:space="preserve">Questions:</w:t>
       </w:r>
     </w:p>
     <w:p>
       <w:pPr>
+        <w:pStyle w:val="Compact"/>
         <w:numPr>
           <w:ilvl w:val="0"/>
           <w:numId w:val="1009"/>
         </w:numPr>
+      </w:pPr>
+      <w:r>
+        <w:t xml:space="preserve">Is the request for a specific practitioner, a class of practitioners, or any eligible practitioner?</w:t>
+      </w:r>
+    </w:p>
+    <w:p>
+      <w:pPr>
         <w:pStyle w:val="Compact"/>
-      </w:pPr>
-      <w:r>
-        <w:t xml:space="preserve">Is the request for a specific practitioner, a class of practitioners, or any eligible practitioner?</w:t>
-      </w:r>
-    </w:p>
-    <w:p>
-      <w:pPr>
         <w:numPr>
           <w:ilvl w:val="0"/>
           <w:numId w:val="1009"/>
         </w:numPr>
+      </w:pPr>
+      <w:r>
+        <w:t xml:space="preserve">Which requirements are hard constraints, and which preferences can be relaxed with patient agreement?</w:t>
+      </w:r>
+    </w:p>
+    <w:p>
+      <w:pPr>
         <w:pStyle w:val="Compact"/>
-      </w:pPr>
-      <w:r>
-        <w:t xml:space="preserve">Which requirements are hard constraints, and which preferences can be relaxed with patient agreement?</w:t>
-      </w:r>
-    </w:p>
-    <w:p>
-      <w:pPr>
         <w:numPr>
           <w:ilvl w:val="0"/>
           <w:numId w:val="1009"/>
         </w:numPr>
+      </w:pPr>
+      <w:r>
+        <w:t xml:space="preserve">Are language, practitioner gender, continuity, location, or day/time preferences relevant?</w:t>
+      </w:r>
+    </w:p>
+    <w:p>
+      <w:pPr>
         <w:pStyle w:val="Compact"/>
-      </w:pPr>
-      <w:r>
-        <w:t xml:space="preserve">Are language, practitioner gender, continuity, location, or day/time preferences relevant?</w:t>
-      </w:r>
-    </w:p>
-    <w:p>
-      <w:pPr>
         <w:numPr>
           <w:ilvl w:val="0"/>
           <w:numId w:val="1009"/>
         </w:numPr>
+      </w:pPr>
+      <w:r>
+        <w:t xml:space="preserve">Does “first available” mean earliest overall, earliest preferred, or earliest within a bounded search?</w:t>
+      </w:r>
+    </w:p>
+    <w:p>
+      <w:pPr>
         <w:pStyle w:val="Compact"/>
-      </w:pPr>
-      <w:r>
-        <w:t xml:space="preserve">Does</w:t>
-      </w:r>
-      <w:r>
-        <w:t xml:space="preserve"> </w:t>
-      </w:r>
-      <w:r>
-        <w:t xml:space="preserve">“</w:t>
-      </w:r>
-      <w:r>
-        <w:t xml:space="preserve">first available</w:t>
-      </w:r>
-      <w:r>
-        <w:t xml:space="preserve">”</w:t>
-      </w:r>
-      <w:r>
-        <w:t xml:space="preserve"> </w:t>
-      </w:r>
-      <w:r>
-        <w:t xml:space="preserve">mean earliest overall, earliest preferred, or earliest within a bounded search?</w:t>
-      </w:r>
-    </w:p>
-    <w:p>
-      <w:pPr>
         <w:numPr>
           <w:ilvl w:val="0"/>
           <w:numId w:val="1009"/>
         </w:numPr>
-        <w:pStyle w:val="Compact"/>
       </w:pPr>
       <w:r>
         <w:t xml:space="preserve">How are equally suitable options selected, and what happens when some searches fail?</w:t>
@@ -3148,9 +3209,8 @@
       <w:tblPr>
         <w:tblStyle w:val="Table"/>
         <w:tblW w:w="9360" w:type="dxa"/>
+        <w:tblLayout w:type="fixed"/>
         <w:tblLook w:firstRow="1" w:lastRow="0" w:firstColumn="0" w:lastColumn="0" w:noHBand="0" w:noVBand="0" w:val="0020"/>
-        <w:jc w:val="start"/>
-        <w:tblLayout w:type="fixed"/>
       </w:tblPr>
       <w:tblGrid>
         <w:gridCol w:w="4265"/>
@@ -3159,7 +3219,7 @@
       <w:tr>
         <w:trPr>
           <w:cantSplit/>
-          <w:tblHeader w:val="true"/>
+          <w:tblHeader w:val="on"/>
         </w:trPr>
         <w:tc>
           <w:tcPr/>
@@ -3367,25 +3427,7 @@
               <w:jc w:val="left"/>
             </w:pPr>
             <w:r>
-              <w:t xml:space="preserve">Distinguish</w:t>
-            </w:r>
-            <w:r>
-              <w:t xml:space="preserve"> </w:t>
-            </w:r>
-            <w:r>
-              <w:t xml:space="preserve">“</w:t>
-            </w:r>
-            <w:r>
-              <w:t xml:space="preserve">no availability</w:t>
-            </w:r>
-            <w:r>
-              <w:t xml:space="preserve">”</w:t>
-            </w:r>
-            <w:r>
-              <w:t xml:space="preserve"> </w:t>
-            </w:r>
-            <w:r>
-              <w:t xml:space="preserve">from an incomplete or failed search. Do not claim globally earliest availability when only part of the candidate set was searched.</w:t>
+              <w:t xml:space="preserve">Distinguish “no availability” from an incomplete or failed search. Do not claim globally earliest availability when only part of the candidate set was searched.</w:t>
             </w:r>
           </w:p>
         </w:tc>
@@ -3408,8 +3450,8 @@
         <w:t xml:space="preserve">accepts explicit Schedules, not a patient-preference or ranking specification. Its search window is limited to 31 days per request; larger horizons require multiple requests. Result limits and candidate-combination limits must also be considered when defining first-available behavior.</w:t>
       </w:r>
     </w:p>
-    <w:bookmarkEnd w:id="37"/>
-    <w:bookmarkStart w:id="39" w:name="multi-resource-combinations"/>
+    <w:bookmarkEnd w:id="26"/>
+    <w:bookmarkStart w:id="28" w:name="multi-resource-combinations"/>
     <w:p>
       <w:pPr>
         <w:pStyle w:val="Heading4"/>
@@ -3443,7 +3485,7 @@
       <w:r>
         <w:t xml:space="preserve"> </w:t>
       </w:r>
-      <w:hyperlink r:id="rId38">
+      <w:hyperlink r:id="rId27">
         <w:r>
           <w:rPr>
             <w:rStyle w:val="VerbatimChar"/>
@@ -3464,43 +3506,43 @@
       </w:pPr>
       <w:r>
         <w:rPr>
+          <w:b/>
           <w:bCs/>
-          <w:b/>
         </w:rPr>
         <w:t xml:space="preserve">Questions:</w:t>
       </w:r>
     </w:p>
     <w:p>
       <w:pPr>
+        <w:pStyle w:val="Compact"/>
         <w:numPr>
           <w:ilvl w:val="0"/>
           <w:numId w:val="1010"/>
         </w:numPr>
+      </w:pPr>
+      <w:r>
+        <w:t xml:space="preserve">Does the appointment need one practitioner or several?</w:t>
+      </w:r>
+    </w:p>
+    <w:p>
+      <w:pPr>
         <w:pStyle w:val="Compact"/>
-      </w:pPr>
-      <w:r>
-        <w:t xml:space="preserve">Does the appointment need one practitioner or several?</w:t>
-      </w:r>
-    </w:p>
-    <w:p>
-      <w:pPr>
         <w:numPr>
           <w:ilvl w:val="0"/>
           <w:numId w:val="1010"/>
         </w:numPr>
+      </w:pPr>
+      <w:r>
+        <w:t xml:space="preserve">Are the room and device fixed, or can any eligible one be used?</w:t>
+      </w:r>
+    </w:p>
+    <w:p>
+      <w:pPr>
         <w:pStyle w:val="Compact"/>
-      </w:pPr>
-      <w:r>
-        <w:t xml:space="preserve">Are the room and device fixed, or can any eligible one be used?</w:t>
-      </w:r>
-    </w:p>
-    <w:p>
-      <w:pPr>
         <w:numPr>
           <w:ilvl w:val="0"/>
           <w:numId w:val="1010"/>
         </w:numPr>
-        <w:pStyle w:val="Compact"/>
       </w:pPr>
       <w:r>
         <w:t xml:space="preserve">How large can the candidate pool become?</w:t>
@@ -3510,9 +3552,8 @@
       <w:tblPr>
         <w:tblStyle w:val="Table"/>
         <w:tblW w:w="9360" w:type="dxa"/>
+        <w:tblLayout w:type="fixed"/>
         <w:tblLook w:firstRow="1" w:lastRow="0" w:firstColumn="0" w:lastColumn="0" w:noHBand="0" w:noVBand="0" w:val="0020"/>
-        <w:jc w:val="start"/>
-        <w:tblLayout w:type="fixed"/>
       </w:tblPr>
       <w:tblGrid>
         <w:gridCol w:w="4559"/>
@@ -3521,7 +3562,7 @@
       <w:tr>
         <w:trPr>
           <w:cantSplit/>
-          <w:tblHeader w:val="true"/>
+          <w:tblHeader w:val="on"/>
         </w:trPr>
         <w:tc>
           <w:tcPr/>
@@ -3718,9 +3759,9 @@
         <w:t xml:space="preserve">Use the server’s multi-Schedule booking operation for the selected combination. Sequential independent bookings can leave only part of the required appointment reserved.</w:t>
       </w:r>
     </w:p>
-    <w:bookmarkEnd w:id="39"/>
-    <w:bookmarkEnd w:id="40"/>
-    <w:bookmarkStart w:id="51" w:name="booking-and-managing-appointments"/>
+    <w:bookmarkEnd w:id="28"/>
+    <w:bookmarkEnd w:id="29"/>
+    <w:bookmarkStart w:id="41" w:name="booking-and-managing-appointments"/>
     <w:p>
       <w:pPr>
         <w:pStyle w:val="Heading3"/>
@@ -3729,7 +3770,7 @@
         <w:t xml:space="preserve">Booking and Managing Appointments</w:t>
       </w:r>
     </w:p>
-    <w:bookmarkStart w:id="42" w:name="capacity-and-group-visits"/>
+    <w:bookmarkStart w:id="31" w:name="capacity-and-group-visits"/>
     <w:p>
       <w:pPr>
         <w:pStyle w:val="Heading4"/>
@@ -3748,7 +3789,7 @@
       <w:r>
         <w:t xml:space="preserve"> </w:t>
       </w:r>
-      <w:hyperlink r:id="rId41">
+      <w:hyperlink r:id="rId30">
         <w:r>
           <w:rPr>
             <w:rStyle w:val="Hyperlink"/>
@@ -3766,43 +3807,43 @@
       </w:pPr>
       <w:r>
         <w:rPr>
+          <w:b/>
           <w:bCs/>
-          <w:b/>
         </w:rPr>
         <w:t xml:space="preserve">Questions:</w:t>
       </w:r>
     </w:p>
     <w:p>
       <w:pPr>
+        <w:pStyle w:val="Compact"/>
         <w:numPr>
           <w:ilvl w:val="0"/>
           <w:numId w:val="1011"/>
         </w:numPr>
+      </w:pPr>
+      <w:r>
+        <w:t xml:space="preserve">Must each chair or room be individually assigned, or are they interchangeable?</w:t>
+      </w:r>
+    </w:p>
+    <w:p>
+      <w:pPr>
         <w:pStyle w:val="Compact"/>
-      </w:pPr>
-      <w:r>
-        <w:t xml:space="preserve">Must each chair or room be individually assigned, or are they interchangeable?</w:t>
-      </w:r>
-    </w:p>
-    <w:p>
-      <w:pPr>
         <w:numPr>
           <w:ilvl w:val="0"/>
           <w:numId w:val="1011"/>
         </w:numPr>
+      </w:pPr>
+      <w:r>
+        <w:t xml:space="preserve">Does each patient need independent cancellation, access, clinical documentation, and billing?</w:t>
+      </w:r>
+    </w:p>
+    <w:p>
+      <w:pPr>
         <w:pStyle w:val="Compact"/>
-      </w:pPr>
-      <w:r>
-        <w:t xml:space="preserve">Does each patient need independent cancellation, access, clinical documentation, and billing?</w:t>
-      </w:r>
-    </w:p>
-    <w:p>
-      <w:pPr>
         <w:numPr>
           <w:ilvl w:val="0"/>
           <w:numId w:val="1011"/>
         </w:numPr>
-        <w:pStyle w:val="Compact"/>
       </w:pPr>
       <w:r>
         <w:t xml:space="preserve">Does a provider participate in every concurrent booking?</w:t>
@@ -3812,9 +3853,8 @@
       <w:tblPr>
         <w:tblStyle w:val="Table"/>
         <w:tblW w:w="9360" w:type="dxa"/>
+        <w:tblLayout w:type="fixed"/>
         <w:tblLook w:firstRow="1" w:lastRow="0" w:firstColumn="0" w:lastColumn="0" w:noHBand="0" w:noVBand="0" w:val="0020"/>
-        <w:jc w:val="start"/>
-        <w:tblLayout w:type="fixed"/>
       </w:tblPr>
       <w:tblGrid>
         <w:gridCol w:w="4446"/>
@@ -3823,7 +3863,7 @@
       <w:tr>
         <w:trPr>
           <w:cantSplit/>
-          <w:tblHeader w:val="true"/>
+          <w:tblHeader w:val="on"/>
         </w:trPr>
         <w:tc>
           <w:tcPr/>
@@ -4032,8 +4072,8 @@
       </w:pPr>
       <w:r>
         <w:rPr>
+          <w:b/>
           <w:bCs/>
-          <w:b/>
         </w:rPr>
         <w:t xml:space="preserve">Costly modeling choice:</w:t>
       </w:r>
@@ -4056,8 +4096,8 @@
         <w:t xml:space="preserve">; define any session grouping deliberately rather than inventing that field.</w:t>
       </w:r>
     </w:p>
-    <w:bookmarkEnd w:id="42"/>
-    <w:bookmarkStart w:id="47" w:name="immediate-booking-holds-and-approval"/>
+    <w:bookmarkEnd w:id="31"/>
+    <w:bookmarkStart w:id="36" w:name="immediate-booking-holds-and-approval"/>
     <w:p>
       <w:pPr>
         <w:pStyle w:val="Heading4"/>
@@ -4080,43 +4120,43 @@
       </w:pPr>
       <w:r>
         <w:rPr>
+          <w:b/>
           <w:bCs/>
-          <w:b/>
         </w:rPr>
         <w:t xml:space="preserve">Questions:</w:t>
       </w:r>
     </w:p>
     <w:p>
       <w:pPr>
+        <w:pStyle w:val="Compact"/>
         <w:numPr>
           <w:ilvl w:val="0"/>
           <w:numId w:val="1012"/>
         </w:numPr>
+      </w:pPr>
+      <w:r>
+        <w:t xml:space="preserve">Does the time need protection while details or approvals are collected?</w:t>
+      </w:r>
+    </w:p>
+    <w:p>
+      <w:pPr>
         <w:pStyle w:val="Compact"/>
-      </w:pPr>
-      <w:r>
-        <w:t xml:space="preserve">Does the time need protection while details or approvals are collected?</w:t>
-      </w:r>
-    </w:p>
-    <w:p>
-      <w:pPr>
         <w:numPr>
           <w:ilvl w:val="0"/>
           <w:numId w:val="1012"/>
         </w:numPr>
+      </w:pPr>
+      <w:r>
+        <w:t xml:space="preserve">Who approves, what evidence is required, and how long may a hold remain?</w:t>
+      </w:r>
+    </w:p>
+    <w:p>
+      <w:pPr>
         <w:pStyle w:val="Compact"/>
-      </w:pPr>
-      <w:r>
-        <w:t xml:space="preserve">Who approves, what evidence is required, and how long may a hold remain?</w:t>
-      </w:r>
-    </w:p>
-    <w:p>
-      <w:pPr>
         <w:numPr>
           <w:ilvl w:val="0"/>
           <w:numId w:val="1012"/>
         </w:numPr>
-        <w:pStyle w:val="Compact"/>
       </w:pPr>
       <w:r>
         <w:t xml:space="preserve">Who releases abandoned or rejected requests?</w:t>
@@ -4126,9 +4166,8 @@
       <w:tblPr>
         <w:tblStyle w:val="Table"/>
         <w:tblW w:w="9360" w:type="dxa"/>
+        <w:tblLayout w:type="fixed"/>
         <w:tblLook w:firstRow="1" w:lastRow="0" w:firstColumn="0" w:lastColumn="0" w:noHBand="0" w:noVBand="0" w:val="0020"/>
-        <w:jc w:val="start"/>
-        <w:tblLayout w:type="fixed"/>
       </w:tblPr>
       <w:tblGrid>
         <w:gridCol w:w="4128"/>
@@ -4137,7 +4176,7 @@
       <w:tr>
         <w:trPr>
           <w:cantSplit/>
-          <w:tblHeader w:val="true"/>
+          <w:tblHeader w:val="on"/>
         </w:trPr>
         <w:tc>
           <w:tcPr/>
@@ -4202,7 +4241,7 @@
             <w:r>
               <w:t xml:space="preserve"> </w:t>
             </w:r>
-            <w:hyperlink r:id="rId43">
+            <w:hyperlink r:id="rId32">
               <w:r>
                 <w:rPr>
                   <w:rStyle w:val="VerbatimChar"/>
@@ -4254,7 +4293,7 @@
             <w:r>
               <w:t xml:space="preserve"> </w:t>
             </w:r>
-            <w:hyperlink r:id="rId44">
+            <w:hyperlink r:id="rId33">
               <w:r>
                 <w:rPr>
                   <w:rStyle w:val="VerbatimChar"/>
@@ -4271,7 +4310,7 @@
             <w:r>
               <w:t xml:space="preserve"> </w:t>
             </w:r>
-            <w:hyperlink r:id="rId45">
+            <w:hyperlink r:id="rId34">
               <w:r>
                 <w:rPr>
                   <w:rStyle w:val="VerbatimChar"/>
@@ -4314,7 +4353,7 @@
             <w:r>
               <w:t xml:space="preserve"> </w:t>
             </w:r>
-            <w:hyperlink r:id="rId46">
+            <w:hyperlink r:id="rId35">
               <w:r>
                 <w:rPr>
                   <w:rStyle w:val="VerbatimChar"/>
@@ -4458,8 +4497,8 @@
         <w:t xml:space="preserve">as an Appointment status; it is a participant status. Make confirmation and expiry processing coordinate so an approval cannot race an independent cleanup workflow unnoticed.</w:t>
       </w:r>
     </w:p>
-    <w:bookmarkEnd w:id="47"/>
-    <w:bookmarkStart w:id="49" w:name="Xdef137807eee2820915ca6e2698c878ac10602d"/>
+    <w:bookmarkEnd w:id="36"/>
+    <w:bookmarkStart w:id="38" w:name="Xdef137807eee2820915ca6e2698c878ac10602d"/>
     <w:p>
       <w:pPr>
         <w:pStyle w:val="Heading4"/>
@@ -4500,10 +4539,7 @@
         <w:t xml:space="preserve">$book</w:t>
       </w:r>
       <w:r>
-        <w:t xml:space="preserve"> </w:t>
-      </w:r>
-      <w:r>
-        <w:t xml:space="preserve">and</w:t>
+        <w:t xml:space="preserve">,</w:t>
       </w:r>
       <w:r>
         <w:t xml:space="preserve"> </w:t>
@@ -4515,9 +4551,21 @@
         <w:t xml:space="preserve">$hold</w:t>
       </w:r>
       <w:r>
+        <w:t xml:space="preserve">, and</w:t>
+      </w:r>
+      <w:r>
         <w:t xml:space="preserve"> </w:t>
       </w:r>
       <w:r>
+        <w:rPr>
+          <w:rStyle w:val="VerbatimChar"/>
+        </w:rPr>
+        <w:t xml:space="preserve">$reschedule</w:t>
+      </w:r>
+      <w:r>
+        <w:t xml:space="preserve"> </w:t>
+      </w:r>
+      <w:r>
         <w:t xml:space="preserve">recheck availability transactionally, including capacity and buffers.</w:t>
       </w:r>
     </w:p>
@@ -4527,43 +4575,43 @@
       </w:pPr>
       <w:r>
         <w:rPr>
+          <w:b/>
           <w:bCs/>
-          <w:b/>
         </w:rPr>
         <w:t xml:space="preserve">Questions:</w:t>
       </w:r>
     </w:p>
     <w:p>
       <w:pPr>
+        <w:pStyle w:val="Compact"/>
         <w:numPr>
           <w:ilvl w:val="0"/>
           <w:numId w:val="1013"/>
         </w:numPr>
+      </w:pPr>
+      <w:r>
+        <w:t xml:space="preserve">Is refresh-on-action sufficient, or does the workflow need live updates?</w:t>
+      </w:r>
+    </w:p>
+    <w:p>
+      <w:pPr>
         <w:pStyle w:val="Compact"/>
-      </w:pPr>
-      <w:r>
-        <w:t xml:space="preserve">Is refresh-on-action sufficient, or does the workflow need live updates?</w:t>
-      </w:r>
-    </w:p>
-    <w:p>
-      <w:pPr>
         <w:numPr>
           <w:ilvl w:val="0"/>
           <w:numId w:val="1013"/>
         </w:numPr>
+      </w:pPr>
+      <w:r>
+        <w:t xml:space="preserve">What happens when another user books the last available capacity?</w:t>
+      </w:r>
+    </w:p>
+    <w:p>
+      <w:pPr>
         <w:pStyle w:val="Compact"/>
-      </w:pPr>
-      <w:r>
-        <w:t xml:space="preserve">What happens when another user books the last available capacity?</w:t>
-      </w:r>
-    </w:p>
-    <w:p>
-      <w:pPr>
         <w:numPr>
           <w:ilvl w:val="0"/>
           <w:numId w:val="1013"/>
         </w:numPr>
-        <w:pStyle w:val="Compact"/>
       </w:pPr>
       <w:r>
         <w:t xml:space="preserve">Which exceptions are allowed, who authorizes them, and how are they audited?</w:t>
@@ -4573,9 +4621,8 @@
       <w:tblPr>
         <w:tblStyle w:val="Table"/>
         <w:tblW w:w="9360" w:type="dxa"/>
+        <w:tblLayout w:type="fixed"/>
         <w:tblLook w:firstRow="1" w:lastRow="0" w:firstColumn="0" w:lastColumn="0" w:noHBand="0" w:noVBand="0" w:val="0020"/>
-        <w:jc w:val="start"/>
-        <w:tblLayout w:type="fixed"/>
       </w:tblPr>
       <w:tblGrid>
         <w:gridCol w:w="4621"/>
@@ -4584,7 +4631,7 @@
       <w:tr>
         <w:trPr>
           <w:cantSplit/>
-          <w:tblHeader w:val="true"/>
+          <w:tblHeader w:val="on"/>
         </w:trPr>
         <w:tc>
           <w:tcPr/>
@@ -4669,7 +4716,7 @@
             <w:r>
               <w:t xml:space="preserve"> </w:t>
             </w:r>
-            <w:hyperlink r:id="rId48">
+            <w:hyperlink r:id="rId37">
               <w:r>
                 <w:rPr>
                   <w:rStyle w:val="Hyperlink"/>
@@ -4806,8 +4853,8 @@
         <w:t xml:space="preserve">’s conflict checks. Ensure transaction support is enabled for cross-referencing writes; do not rely on a batch fallback for atomicity.</w:t>
       </w:r>
     </w:p>
-    <w:bookmarkEnd w:id="49"/>
-    <w:bookmarkStart w:id="50" w:name="X37a303b7b9065bee9f98c1e2146ddd765cd8ac4"/>
+    <w:bookmarkEnd w:id="38"/>
+    <w:bookmarkStart w:id="40" w:name="X37a303b7b9065bee9f98c1e2146ddd765cd8ac4"/>
     <w:p>
       <w:pPr>
         <w:pStyle w:val="Heading4"/>
@@ -4830,55 +4877,55 @@
       </w:pPr>
       <w:r>
         <w:rPr>
+          <w:b/>
           <w:bCs/>
-          <w:b/>
         </w:rPr>
         <w:t xml:space="preserve">Questions:</w:t>
       </w:r>
     </w:p>
     <w:p>
       <w:pPr>
+        <w:pStyle w:val="Compact"/>
         <w:numPr>
           <w:ilvl w:val="0"/>
           <w:numId w:val="1014"/>
         </w:numPr>
+      </w:pPr>
+      <w:r>
+        <w:t xml:space="preserve">Who can cancel or move an appointment, and with what notice?</w:t>
+      </w:r>
+    </w:p>
+    <w:p>
+      <w:pPr>
         <w:pStyle w:val="Compact"/>
-      </w:pPr>
-      <w:r>
-        <w:t xml:space="preserve">Who can cancel or move an appointment, and with what notice?</w:t>
-      </w:r>
-    </w:p>
-    <w:p>
-      <w:pPr>
         <w:numPr>
           <w:ilvl w:val="0"/>
           <w:numId w:val="1014"/>
         </w:numPr>
+      </w:pPr>
+      <w:r>
+        <w:t xml:space="preserve">Must rescheduling preserve Appointment identity and downstream references?</w:t>
+      </w:r>
+    </w:p>
+    <w:p>
+      <w:pPr>
         <w:pStyle w:val="Compact"/>
-      </w:pPr>
-      <w:r>
-        <w:t xml:space="preserve">Must rescheduling preserve Appointment identity and downstream references?</w:t>
-      </w:r>
-    </w:p>
-    <w:p>
-      <w:pPr>
         <w:numPr>
           <w:ilvl w:val="0"/>
           <w:numId w:val="1014"/>
         </w:numPr>
+      </w:pPr>
+      <w:r>
+        <w:t xml:space="preserve">Which arrival, no-show, and completion states are needed?</w:t>
+      </w:r>
+    </w:p>
+    <w:p>
+      <w:pPr>
         <w:pStyle w:val="Compact"/>
-      </w:pPr>
-      <w:r>
-        <w:t xml:space="preserve">Which arrival, no-show, and completion states are needed?</w:t>
-      </w:r>
-    </w:p>
-    <w:p>
-      <w:pPr>
         <w:numPr>
           <w:ilvl w:val="0"/>
           <w:numId w:val="1014"/>
         </w:numPr>
-        <w:pStyle w:val="Compact"/>
       </w:pPr>
       <w:r>
         <w:t xml:space="preserve">When is the Encounter created, and who owns that automation?</w:t>
@@ -4888,18 +4935,17 @@
       <w:tblPr>
         <w:tblStyle w:val="Table"/>
         <w:tblW w:w="9360" w:type="dxa"/>
+        <w:tblLayout w:type="fixed"/>
         <w:tblLook w:firstRow="1" w:lastRow="0" w:firstColumn="0" w:lastColumn="0" w:noHBand="0" w:noVBand="0" w:val="0020"/>
-        <w:jc w:val="start"/>
-        <w:tblLayout w:type="fixed"/>
       </w:tblPr>
       <w:tblGrid>
-        <w:gridCol w:w="4150"/>
-        <w:gridCol w:w="5210"/>
+        <w:gridCol w:w="3882"/>
+        <w:gridCol w:w="5478"/>
       </w:tblGrid>
       <w:tr>
         <w:trPr>
           <w:cantSplit/>
-          <w:tblHeader w:val="true"/>
+          <w:tblHeader w:val="on"/>
         </w:trPr>
         <w:tc>
           <w:tcPr/>
@@ -4991,6 +5037,107 @@
               <w:jc w:val="left"/>
             </w:pPr>
             <w:r>
+              <w:t xml:space="preserve">Find a replacement time or resource</w:t>
+            </w:r>
+          </w:p>
+        </w:tc>
+        <w:tc>
+          <w:tcPr/>
+          <w:p>
+            <w:pPr>
+              <w:pStyle w:val="Compact"/>
+              <w:jc w:val="left"/>
+            </w:pPr>
+            <w:r>
+              <w:t xml:space="preserve">Pass</w:t>
+            </w:r>
+            <w:r>
+              <w:t xml:space="preserve"> </w:t>
+            </w:r>
+            <w:r>
+              <w:rPr>
+                <w:rStyle w:val="VerbatimChar"/>
+              </w:rPr>
+              <w:t xml:space="preserve">ignore-appointment=Appointment/{id}</w:t>
+            </w:r>
+            <w:r>
+              <w:t xml:space="preserve"> </w:t>
+            </w:r>
+            <w:r>
+              <w:t xml:space="preserve">to</w:t>
+            </w:r>
+            <w:r>
+              <w:t xml:space="preserve"> </w:t>
+            </w:r>
+            <w:r>
+              <w:rPr>
+                <w:rStyle w:val="VerbatimChar"/>
+              </w:rPr>
+              <w:t xml:space="preserve">$find</w:t>
+            </w:r>
+            <w:r>
+              <w:t xml:space="preserve"> </w:t>
+            </w:r>
+            <w:r>
+              <w:t xml:space="preserve">to exclude this appointment’s Slots, including buffers, from availability calculations. Other appointments still block. Commit the move with</w:t>
+            </w:r>
+            <w:r>
+              <w:t xml:space="preserve"> </w:t>
+            </w:r>
+            <w:r>
+              <w:rPr>
+                <w:rStyle w:val="VerbatimChar"/>
+              </w:rPr>
+              <w:t xml:space="preserve">$reschedule</w:t>
+            </w:r>
+            <w:r>
+              <w:t xml:space="preserve">;</w:t>
+            </w:r>
+            <w:r>
+              <w:t xml:space="preserve"> </w:t>
+            </w:r>
+            <w:r>
+              <w:rPr>
+                <w:rStyle w:val="VerbatimChar"/>
+              </w:rPr>
+              <w:t xml:space="preserve">$book</w:t>
+            </w:r>
+            <w:r>
+              <w:t xml:space="preserve"> </w:t>
+            </w:r>
+            <w:r>
+              <w:t xml:space="preserve">and</w:t>
+            </w:r>
+            <w:r>
+              <w:t xml:space="preserve"> </w:t>
+            </w:r>
+            <w:r>
+              <w:rPr>
+                <w:rStyle w:val="VerbatimChar"/>
+              </w:rPr>
+              <w:t xml:space="preserve">$hold</w:t>
+            </w:r>
+            <w:r>
+              <w:t xml:space="preserve"> </w:t>
+            </w:r>
+            <w:r>
+              <w:t xml:space="preserve">do not ignore the original Slots.</w:t>
+            </w:r>
+          </w:p>
+        </w:tc>
+      </w:tr>
+      <w:tr>
+        <w:trPr>
+          <w:cantSplit/>
+        </w:trPr>
+        <w:tc>
+          <w:tcPr/>
+          <w:p>
+            <w:pPr>
+              <w:pStyle w:val="Compact"/>
+              <w:jc w:val="left"/>
+            </w:pPr>
+            <w:r>
               <w:t xml:space="preserve">Move time or resources</w:t>
             </w:r>
           </w:p>
@@ -5003,7 +5150,77 @@
               <w:jc w:val="left"/>
             </w:pPr>
             <w:r>
-              <w:t xml:space="preserve">Check the operations available in your server version. Without an in-place reschedule operation, cancel-and-book needs explicit failure/recovery handling and creates a new Appointment identity. It is not an atomic move.</w:t>
+              <w:t xml:space="preserve">Use</w:t>
+            </w:r>
+            <w:r>
+              <w:t xml:space="preserve"> </w:t>
+            </w:r>
+            <w:hyperlink r:id="rId39">
+              <w:r>
+                <w:rPr>
+                  <w:rStyle w:val="VerbatimChar"/>
+                </w:rPr>
+                <w:t xml:space="preserve">$reschedule</w:t>
+              </w:r>
+            </w:hyperlink>
+            <w:r>
+              <w:t xml:space="preserve"> </w:t>
+            </w:r>
+            <w:r>
+              <w:t xml:space="preserve">for a booked or pending Appointment. Supply the new</w:t>
+            </w:r>
+            <w:r>
+              <w:t xml:space="preserve"> </w:t>
+            </w:r>
+            <w:r>
+              <w:rPr>
+                <w:rStyle w:val="VerbatimChar"/>
+              </w:rPr>
+              <w:t xml:space="preserve">start</w:t>
+            </w:r>
+            <w:r>
+              <w:t xml:space="preserve"> </w:t>
+            </w:r>
+            <w:r>
+              <w:t xml:space="preserve">and the complete set of destination Schedules. It preserves Appointment identity and status, reconciles scheduled participants, and replaces Slots atomically. If the new time is unavailable, the original booking remains intact.</w:t>
+            </w:r>
+          </w:p>
+        </w:tc>
+      </w:tr>
+      <w:tr>
+        <w:trPr>
+          <w:cantSplit/>
+        </w:trPr>
+        <w:tc>
+          <w:tcPr/>
+          <w:p>
+            <w:pPr>
+              <w:pStyle w:val="Compact"/>
+              <w:jc w:val="left"/>
+            </w:pPr>
+            <w:r>
+              <w:t xml:space="preserve">Change visit type</w:t>
+            </w:r>
+          </w:p>
+        </w:tc>
+        <w:tc>
+          <w:tcPr/>
+          <w:p>
+            <w:pPr>
+              <w:pStyle w:val="Compact"/>
+              <w:jc w:val="left"/>
+            </w:pPr>
+            <w:r>
+              <w:rPr>
+                <w:rStyle w:val="VerbatimChar"/>
+              </w:rPr>
+              <w:t xml:space="preserve">$reschedule</w:t>
+            </w:r>
+            <w:r>
+              <w:t xml:space="preserve"> </w:t>
+            </w:r>
+            <w:r>
+              <w:t xml:space="preserve">retains the original service type and requires exactly one HealthcareService reference on the stored Appointment. Changing visit type requires cancel-and-book, with explicit failure/recovery handling and a new Appointment identity.</w:t>
             </w:r>
           </w:p>
         </w:tc>
@@ -5187,6 +5404,44 @@
         <w:pStyle w:val="BodyText"/>
       </w:pPr>
       <w:r>
+        <w:t xml:space="preserve">Confirm that your server version supports</w:t>
+      </w:r>
+      <w:r>
+        <w:t xml:space="preserve"> </w:t>
+      </w:r>
+      <w:r>
+        <w:rPr>
+          <w:rStyle w:val="VerbatimChar"/>
+        </w:rPr>
+        <w:t xml:space="preserve">$reschedule</w:t>
+      </w:r>
+      <w:r>
+        <w:t xml:space="preserve"> </w:t>
+      </w:r>
+      <w:r>
+        <w:t xml:space="preserve">before choosing this workflow. It derives duration and buffers from the scheduling configuration; omitted Schedules are removed from the appointment. Patients and other non-scheduled participants are preserved. Slot IDs change, so integrations must handle Slot deletion and creation. Site metadata in</w:t>
+      </w:r>
+      <w:r>
+        <w:t xml:space="preserve"> </w:t>
+      </w:r>
+      <w:r>
+        <w:rPr>
+          <w:rStyle w:val="VerbatimChar"/>
+        </w:rPr>
+        <w:t xml:space="preserve">supportingInformation</w:t>
+      </w:r>
+      <w:r>
+        <w:t xml:space="preserve"> </w:t>
+      </w:r>
+      <w:r>
+        <w:t xml:space="preserve">stays unchanged; a move to another site needs an explicit metadata update in the application’s workflow.</w:t>
+      </w:r>
+    </w:p>
+    <w:p>
+      <w:pPr>
+        <w:pStyle w:val="BodyText"/>
+      </w:pPr>
+      <w:r>
         <w:t xml:space="preserve">Do not equate an SMS acknowledgment with confirmation of a held booking, or mutate only</w:t>
       </w:r>
       <w:r>
@@ -5214,9 +5469,9 @@
         <w:t xml:space="preserve">to reschedule while leaving its Slots behind. Notify dependent systems whenever the time, actors, or status changes.</w:t>
       </w:r>
     </w:p>
-    <w:bookmarkEnd w:id="50"/>
-    <w:bookmarkEnd w:id="51"/>
-    <w:bookmarkStart w:id="59" w:name="conditional-workflows"/>
+    <w:bookmarkEnd w:id="40"/>
+    <w:bookmarkEnd w:id="41"/>
+    <w:bookmarkStart w:id="49" w:name="conditional-workflows"/>
     <w:p>
       <w:pPr>
         <w:pStyle w:val="Heading3"/>
@@ -5225,7 +5480,7 @@
         <w:t xml:space="preserve">Conditional Workflows</w:t>
       </w:r>
     </w:p>
-    <w:bookmarkStart w:id="52" w:name="recurring-appointment-series"/>
+    <w:bookmarkStart w:id="42" w:name="recurring-appointment-series"/>
     <w:p>
       <w:pPr>
         <w:pStyle w:val="Heading4"/>
@@ -5248,55 +5503,55 @@
       </w:pPr>
       <w:r>
         <w:rPr>
+          <w:b/>
           <w:bCs/>
-          <w:b/>
         </w:rPr>
         <w:t xml:space="preserve">Questions:</w:t>
       </w:r>
     </w:p>
     <w:p>
       <w:pPr>
+        <w:pStyle w:val="Compact"/>
         <w:numPr>
           <w:ilvl w:val="0"/>
           <w:numId w:val="1015"/>
         </w:numPr>
+      </w:pPr>
+      <w:r>
+        <w:t xml:space="preserve">Is the series finite, or maintained over a rolling horizon?</w:t>
+      </w:r>
+    </w:p>
+    <w:p>
+      <w:pPr>
         <w:pStyle w:val="Compact"/>
-      </w:pPr>
-      <w:r>
-        <w:t xml:space="preserve">Is the series finite, or maintained over a rolling horizon?</w:t>
-      </w:r>
-    </w:p>
-    <w:p>
-      <w:pPr>
         <w:numPr>
           <w:ilvl w:val="0"/>
           <w:numId w:val="1015"/>
         </w:numPr>
+      </w:pPr>
+      <w:r>
+        <w:t xml:space="preserve">Must every occurrence be available before the series is accepted?</w:t>
+      </w:r>
+    </w:p>
+    <w:p>
+      <w:pPr>
         <w:pStyle w:val="Compact"/>
-      </w:pPr>
-      <w:r>
-        <w:t xml:space="preserve">Must every occurrence be available before the series is accepted?</w:t>
-      </w:r>
-    </w:p>
-    <w:p>
-      <w:pPr>
         <w:numPr>
           <w:ilvl w:val="0"/>
           <w:numId w:val="1015"/>
         </w:numPr>
+      </w:pPr>
+      <w:r>
+        <w:t xml:space="preserve">Can a user change one occurrence, all future occurrences, or the entire series?</w:t>
+      </w:r>
+    </w:p>
+    <w:p>
+      <w:pPr>
         <w:pStyle w:val="Compact"/>
-      </w:pPr>
-      <w:r>
-        <w:t xml:space="preserve">Can a user change one occurrence, all future occurrences, or the entire series?</w:t>
-      </w:r>
-    </w:p>
-    <w:p>
-      <w:pPr>
         <w:numPr>
           <w:ilvl w:val="0"/>
           <w:numId w:val="1015"/>
         </w:numPr>
-        <w:pStyle w:val="Compact"/>
       </w:pPr>
       <w:r>
         <w:t xml:space="preserve">Does recurrence follow local wall-clock time across DST changes?</w:t>
@@ -5306,9 +5561,8 @@
       <w:tblPr>
         <w:tblStyle w:val="Table"/>
         <w:tblW w:w="9360" w:type="dxa"/>
+        <w:tblLayout w:type="fixed"/>
         <w:tblLook w:firstRow="1" w:lastRow="0" w:firstColumn="0" w:lastColumn="0" w:noHBand="0" w:noVBand="0" w:val="0020"/>
-        <w:jc w:val="start"/>
-        <w:tblLayout w:type="fixed"/>
       </w:tblPr>
       <w:tblGrid>
         <w:gridCol w:w="4499"/>
@@ -5317,7 +5571,7 @@
       <w:tr>
         <w:trPr>
           <w:cantSplit/>
-          <w:tblHeader w:val="true"/>
+          <w:tblHeader w:val="on"/>
         </w:trPr>
         <w:tc>
           <w:tcPr/>
@@ -5523,8 +5777,8 @@
         <w:t xml:space="preserve">. Recheck the scheduling API’s supported series behavior before implementing a custom model, since this area is evolving.</w:t>
       </w:r>
     </w:p>
-    <w:bookmarkEnd w:id="52"/>
-    <w:bookmarkStart w:id="53" w:name="waitlists"/>
+    <w:bookmarkEnd w:id="42"/>
+    <w:bookmarkStart w:id="43" w:name="waitlists"/>
     <w:p>
       <w:pPr>
         <w:pStyle w:val="Heading4"/>
@@ -5547,43 +5801,43 @@
       </w:pPr>
       <w:r>
         <w:rPr>
+          <w:b/>
           <w:bCs/>
-          <w:b/>
         </w:rPr>
         <w:t xml:space="preserve">Questions:</w:t>
       </w:r>
     </w:p>
     <w:p>
       <w:pPr>
+        <w:pStyle w:val="Compact"/>
         <w:numPr>
           <w:ilvl w:val="0"/>
           <w:numId w:val="1016"/>
         </w:numPr>
+      </w:pPr>
+      <w:r>
+        <w:t xml:space="preserve">What service, candidates, time range, and preferences does the patient accept?</w:t>
+      </w:r>
+    </w:p>
+    <w:p>
+      <w:pPr>
         <w:pStyle w:val="Compact"/>
-      </w:pPr>
-      <w:r>
-        <w:t xml:space="preserve">What service, candidates, time range, and preferences does the patient accept?</w:t>
-      </w:r>
-    </w:p>
-    <w:p>
-      <w:pPr>
         <w:numPr>
           <w:ilvl w:val="0"/>
           <w:numId w:val="1016"/>
         </w:numPr>
+      </w:pPr>
+      <w:r>
+        <w:t xml:space="preserve">How are priority and fairness determined?</w:t>
+      </w:r>
+    </w:p>
+    <w:p>
+      <w:pPr>
         <w:pStyle w:val="Compact"/>
-      </w:pPr>
-      <w:r>
-        <w:t xml:space="preserve">How are priority and fairness determined?</w:t>
-      </w:r>
-    </w:p>
-    <w:p>
-      <w:pPr>
         <w:numPr>
           <w:ilvl w:val="0"/>
           <w:numId w:val="1016"/>
         </w:numPr>
-        <w:pStyle w:val="Compact"/>
       </w:pPr>
       <w:r>
         <w:t xml:space="preserve">How long is an offer valid, and does it reserve capacity?</w:t>
@@ -5593,9 +5847,8 @@
       <w:tblPr>
         <w:tblStyle w:val="Table"/>
         <w:tblW w:w="9360" w:type="dxa"/>
+        <w:tblLayout w:type="fixed"/>
         <w:tblLook w:firstRow="1" w:lastRow="0" w:firstColumn="0" w:lastColumn="0" w:noHBand="0" w:noVBand="0" w:val="0020"/>
-        <w:jc w:val="start"/>
-        <w:tblLayout w:type="fixed"/>
       </w:tblPr>
       <w:tblGrid>
         <w:gridCol w:w="3648"/>
@@ -5604,7 +5857,7 @@
       <w:tr>
         <w:trPr>
           <w:cantSplit/>
-          <w:tblHeader w:val="true"/>
+          <w:tblHeader w:val="on"/>
         </w:trPr>
         <w:tc>
           <w:tcPr/>
@@ -5775,8 +6028,8 @@
         </w:tc>
       </w:tr>
     </w:tbl>
-    <w:bookmarkEnd w:id="53"/>
-    <w:bookmarkStart w:id="55" w:name="reminders-and-responses"/>
+    <w:bookmarkEnd w:id="43"/>
+    <w:bookmarkStart w:id="45" w:name="reminders-and-responses"/>
     <w:p>
       <w:pPr>
         <w:pStyle w:val="Heading4"/>
@@ -5799,43 +6052,43 @@
       </w:pPr>
       <w:r>
         <w:rPr>
+          <w:b/>
           <w:bCs/>
-          <w:b/>
         </w:rPr>
         <w:t xml:space="preserve">Questions:</w:t>
       </w:r>
     </w:p>
     <w:p>
       <w:pPr>
+        <w:pStyle w:val="Compact"/>
         <w:numPr>
           <w:ilvl w:val="0"/>
           <w:numId w:val="1017"/>
         </w:numPr>
+      </w:pPr>
+      <w:r>
+        <w:t xml:space="preserve">Which channels and timing rules apply, and in whose time zone?</w:t>
+      </w:r>
+    </w:p>
+    <w:p>
+      <w:pPr>
         <w:pStyle w:val="Compact"/>
-      </w:pPr>
-      <w:r>
-        <w:t xml:space="preserve">Which channels and timing rules apply, and in whose time zone?</w:t>
-      </w:r>
-    </w:p>
-    <w:p>
-      <w:pPr>
         <w:numPr>
           <w:ilvl w:val="0"/>
           <w:numId w:val="1017"/>
         </w:numPr>
+      </w:pPr>
+      <w:r>
+        <w:t xml:space="preserve">Can replies acknowledge, cancel, or request a change?</w:t>
+      </w:r>
+    </w:p>
+    <w:p>
+      <w:pPr>
         <w:pStyle w:val="Compact"/>
-      </w:pPr>
-      <w:r>
-        <w:t xml:space="preserve">Can replies acknowledge, cancel, or request a change?</w:t>
-      </w:r>
-    </w:p>
-    <w:p>
-      <w:pPr>
         <w:numPr>
           <w:ilvl w:val="0"/>
           <w:numId w:val="1017"/>
         </w:numPr>
-        <w:pStyle w:val="Compact"/>
       </w:pPr>
       <w:r>
         <w:t xml:space="preserve">How are reminders suppressed after cancellation or rescheduling?</w:t>
@@ -5845,9 +6098,8 @@
       <w:tblPr>
         <w:tblStyle w:val="Table"/>
         <w:tblW w:w="9360" w:type="dxa"/>
+        <w:tblLayout w:type="fixed"/>
         <w:tblLook w:firstRow="1" w:lastRow="0" w:firstColumn="0" w:lastColumn="0" w:noHBand="0" w:noVBand="0" w:val="0020"/>
-        <w:jc w:val="start"/>
-        <w:tblLayout w:type="fixed"/>
       </w:tblPr>
       <w:tblGrid>
         <w:gridCol w:w="3899"/>
@@ -5856,7 +6108,7 @@
       <w:tr>
         <w:trPr>
           <w:cantSplit/>
-          <w:tblHeader w:val="true"/>
+          <w:tblHeader w:val="on"/>
         </w:trPr>
         <w:tc>
           <w:tcPr/>
@@ -5981,7 +6233,7 @@
       <w:r>
         <w:t xml:space="preserve"> </w:t>
       </w:r>
-      <w:hyperlink r:id="rId54">
+      <w:hyperlink r:id="rId44">
         <w:r>
           <w:rPr>
             <w:rStyle w:val="Hyperlink"/>
@@ -5996,8 +6248,8 @@
         <w:t xml:space="preserve">for channel, consent, and delivery design.</w:t>
       </w:r>
     </w:p>
-    <w:bookmarkEnd w:id="55"/>
-    <w:bookmarkStart w:id="56" w:name="telehealth-provisioning"/>
+    <w:bookmarkEnd w:id="45"/>
+    <w:bookmarkStart w:id="46" w:name="telehealth-provisioning"/>
     <w:p>
       <w:pPr>
         <w:pStyle w:val="Heading4"/>
@@ -6032,43 +6284,43 @@
       </w:pPr>
       <w:r>
         <w:rPr>
+          <w:b/>
           <w:bCs/>
-          <w:b/>
         </w:rPr>
         <w:t xml:space="preserve">Questions:</w:t>
       </w:r>
     </w:p>
     <w:p>
       <w:pPr>
+        <w:pStyle w:val="Compact"/>
         <w:numPr>
           <w:ilvl w:val="0"/>
           <w:numId w:val="1018"/>
         </w:numPr>
+      </w:pPr>
+      <w:r>
+        <w:t xml:space="preserve">Is the visit virtual, in-person, or selectable per booking?</w:t>
+      </w:r>
+    </w:p>
+    <w:p>
+      <w:pPr>
         <w:pStyle w:val="Compact"/>
-      </w:pPr>
-      <w:r>
-        <w:t xml:space="preserve">Is the visit virtual, in-person, or selectable per booking?</w:t>
-      </w:r>
-    </w:p>
-    <w:p>
-      <w:pPr>
         <w:numPr>
           <w:ilvl w:val="0"/>
           <w:numId w:val="1018"/>
         </w:numPr>
+      </w:pPr>
+      <w:r>
+        <w:t xml:space="preserve">Is the meeting created at booking, approval, or shortly before the visit?</w:t>
+      </w:r>
+    </w:p>
+    <w:p>
+      <w:pPr>
         <w:pStyle w:val="Compact"/>
-      </w:pPr>
-      <w:r>
-        <w:t xml:space="preserve">Is the meeting created at booking, approval, or shortly before the visit?</w:t>
-      </w:r>
-    </w:p>
-    <w:p>
-      <w:pPr>
         <w:numPr>
           <w:ilvl w:val="0"/>
           <w:numId w:val="1018"/>
         </w:numPr>
-        <w:pStyle w:val="Compact"/>
       </w:pPr>
       <w:r>
         <w:t xml:space="preserve">Who can read the join details, and what happens when the visit changes?</w:t>
@@ -6078,9 +6330,8 @@
       <w:tblPr>
         <w:tblStyle w:val="Table"/>
         <w:tblW w:w="9360" w:type="dxa"/>
+        <w:tblLayout w:type="fixed"/>
         <w:tblLook w:firstRow="1" w:lastRow="0" w:firstColumn="0" w:lastColumn="0" w:noHBand="0" w:noVBand="0" w:val="0020"/>
-        <w:jc w:val="start"/>
-        <w:tblLayout w:type="fixed"/>
       </w:tblPr>
       <w:tblGrid>
         <w:gridCol w:w="4513"/>
@@ -6089,7 +6340,7 @@
       <w:tr>
         <w:trPr>
           <w:cantSplit/>
-          <w:tblHeader w:val="true"/>
+          <w:tblHeader w:val="on"/>
         </w:trPr>
         <w:tc>
           <w:tcPr/>
@@ -6233,8 +6484,8 @@
         </w:tc>
       </w:tr>
     </w:tbl>
-    <w:bookmarkEnd w:id="56"/>
-    <w:bookmarkStart w:id="58" w:name="external-calendar-integration"/>
+    <w:bookmarkEnd w:id="46"/>
+    <w:bookmarkStart w:id="48" w:name="external-calendar-integration"/>
     <w:p>
       <w:pPr>
         <w:pStyle w:val="Heading4"/>
@@ -6257,43 +6508,43 @@
       </w:pPr>
       <w:r>
         <w:rPr>
+          <w:b/>
           <w:bCs/>
-          <w:b/>
         </w:rPr>
         <w:t xml:space="preserve">Questions:</w:t>
       </w:r>
     </w:p>
     <w:p>
       <w:pPr>
+        <w:pStyle w:val="Compact"/>
         <w:numPr>
           <w:ilvl w:val="0"/>
           <w:numId w:val="1019"/>
         </w:numPr>
+      </w:pPr>
+      <w:r>
+        <w:t xml:space="preserve">Is the destination a personal calendar, patient calendar feed, or another clinical scheduler?</w:t>
+      </w:r>
+    </w:p>
+    <w:p>
+      <w:pPr>
         <w:pStyle w:val="Compact"/>
-      </w:pPr>
-      <w:r>
-        <w:t xml:space="preserve">Is the destination a personal calendar, patient calendar feed, or another clinical scheduler?</w:t>
-      </w:r>
-    </w:p>
-    <w:p>
-      <w:pPr>
         <w:numPr>
           <w:ilvl w:val="0"/>
           <w:numId w:val="1019"/>
         </w:numPr>
+      </w:pPr>
+      <w:r>
+        <w:t xml:space="preserve">Do external events block availability, and do edits move Medplum appointments?</w:t>
+      </w:r>
+    </w:p>
+    <w:p>
+      <w:pPr>
         <w:pStyle w:val="Compact"/>
-      </w:pPr>
-      <w:r>
-        <w:t xml:space="preserve">Do external events block availability, and do edits move Medplum appointments?</w:t>
-      </w:r>
-    </w:p>
-    <w:p>
-      <w:pPr>
         <w:numPr>
           <w:ilvl w:val="0"/>
           <w:numId w:val="1019"/>
         </w:numPr>
-        <w:pStyle w:val="Compact"/>
       </w:pPr>
       <w:r>
         <w:t xml:space="preserve">How are cancellations, recurrence exceptions, outages, and reconciliation handled?</w:t>
@@ -6303,9 +6554,8 @@
       <w:tblPr>
         <w:tblStyle w:val="Table"/>
         <w:tblW w:w="9360" w:type="dxa"/>
+        <w:tblLayout w:type="fixed"/>
         <w:tblLook w:firstRow="1" w:lastRow="0" w:firstColumn="0" w:lastColumn="0" w:noHBand="0" w:noVBand="0" w:val="0020"/>
-        <w:jc w:val="start"/>
-        <w:tblLayout w:type="fixed"/>
       </w:tblPr>
       <w:tblGrid>
         <w:gridCol w:w="4315"/>
@@ -6314,7 +6564,7 @@
       <w:tr>
         <w:trPr>
           <w:cantSplit/>
-          <w:tblHeader w:val="true"/>
+          <w:tblHeader w:val="on"/>
         </w:trPr>
         <w:tc>
           <w:tcPr/>
@@ -6483,7 +6733,7 @@
       <w:r>
         <w:t xml:space="preserve"> </w:t>
       </w:r>
-      <w:hyperlink r:id="rId57">
+      <w:hyperlink r:id="rId47">
         <w:r>
           <w:rPr>
             <w:rStyle w:val="Hyperlink"/>
@@ -6498,10 +6748,10 @@
         <w:t xml:space="preserve">when replacing or running alongside another scheduler.</w:t>
       </w:r>
     </w:p>
-    <w:bookmarkEnd w:id="58"/>
-    <w:bookmarkEnd w:id="59"/>
-    <w:bookmarkEnd w:id="60"/>
-    <w:bookmarkStart w:id="63" w:name="reference-implementation"/>
+    <w:bookmarkEnd w:id="48"/>
+    <w:bookmarkEnd w:id="49"/>
+    <w:bookmarkEnd w:id="50"/>
+    <w:bookmarkStart w:id="53" w:name="reference-implementation"/>
     <w:p>
       <w:pPr>
         <w:pStyle w:val="Heading2"/>
@@ -6520,7 +6770,7 @@
       <w:r>
         <w:t xml:space="preserve"> </w:t>
       </w:r>
-      <w:hyperlink r:id="rId61">
+      <w:hyperlink r:id="rId51">
         <w:r>
           <w:rPr>
             <w:rStyle w:val="VerbatimChar"/>
@@ -6534,7 +6784,7 @@
       <w:r>
         <w:t xml:space="preserve"> </w:t>
       </w:r>
-      <w:hyperlink r:id="rId62">
+      <w:hyperlink r:id="rId52">
         <w:r>
           <w:rPr>
             <w:rStyle w:val="Hyperlink"/>
@@ -6546,8 +6796,8 @@
         <w:t xml:space="preserve">.</w:t>
       </w:r>
     </w:p>
-    <w:bookmarkEnd w:id="63"/>
-    <w:bookmarkStart w:id="64" w:name="before-you-implement"/>
+    <w:bookmarkEnd w:id="53"/>
+    <w:bookmarkStart w:id="54" w:name="before-you-implement"/>
     <w:p>
       <w:pPr>
         <w:pStyle w:val="Heading2"/>
@@ -6558,78 +6808,78 @@
     </w:p>
     <w:p>
       <w:pPr>
+        <w:pStyle w:val="Compact"/>
         <w:numPr>
           <w:ilvl w:val="0"/>
           <w:numId w:val="1020"/>
         </w:numPr>
+      </w:pPr>
+      <w:r>
+        <w:t xml:space="preserve">Record the chosen service, actor, availability, and access models, with an owner for each.</w:t>
+      </w:r>
+    </w:p>
+    <w:p>
+      <w:pPr>
         <w:pStyle w:val="Compact"/>
-      </w:pPr>
-      <w:r>
-        <w:t xml:space="preserve">Record the chosen service, actor, availability, and access models, with an owner for each.</w:t>
-      </w:r>
-    </w:p>
-    <w:p>
-      <w:pPr>
         <w:numPr>
           <w:ilvl w:val="0"/>
           <w:numId w:val="1020"/>
         </w:numPr>
+      </w:pPr>
+      <w:r>
+        <w:t xml:space="preserve">Separate server-supported behavior from custom workflows and unresolved product requirements.</w:t>
+      </w:r>
+    </w:p>
+    <w:p>
+      <w:pPr>
         <w:pStyle w:val="Compact"/>
-      </w:pPr>
-      <w:r>
-        <w:t xml:space="preserve">Separate server-supported behavior from custom workflows and unresolved product requirements.</w:t>
-      </w:r>
-    </w:p>
-    <w:p>
-      <w:pPr>
         <w:numPr>
           <w:ilvl w:val="0"/>
           <w:numId w:val="1020"/>
         </w:numPr>
+      </w:pPr>
+      <w:r>
+        <w:t xml:space="preserve">Test booking conflicts, capacity and buffers, time zones, expiry/cancellation races, and denied access using representative user roles.</w:t>
+      </w:r>
+    </w:p>
+    <w:p>
+      <w:pPr>
         <w:pStyle w:val="Compact"/>
-      </w:pPr>
-      <w:r>
-        <w:t xml:space="preserve">Test booking conflicts, capacity and buffers, time zones, expiry/cancellation races, and denied access using representative user roles.</w:t>
-      </w:r>
-    </w:p>
-    <w:p>
-      <w:pPr>
         <w:numPr>
           <w:ilvl w:val="0"/>
           <w:numId w:val="1020"/>
         </w:numPr>
+      </w:pPr>
+      <w:r>
+        <w:t xml:space="preserve">Define recovery for partial series bookings, failed integrations, and ambiguous responses.</w:t>
+      </w:r>
+    </w:p>
+    <w:p>
+      <w:pPr>
         <w:pStyle w:val="Compact"/>
-      </w:pPr>
-      <w:r>
-        <w:t xml:space="preserve">Define recovery for partial series bookings, failed integrations, and ambiguous responses.</w:t>
-      </w:r>
-    </w:p>
-    <w:p>
-      <w:pPr>
         <w:numPr>
           <w:ilvl w:val="0"/>
           <w:numId w:val="1020"/>
         </w:numPr>
+      </w:pPr>
+      <w:r>
+        <w:t xml:space="preserve">Confirm the server/package versions in use and review the scheduling beta changelog before launch or upgrade.</w:t>
+      </w:r>
+    </w:p>
+    <w:p>
+      <w:pPr>
         <w:pStyle w:val="Compact"/>
-      </w:pPr>
-      <w:r>
-        <w:t xml:space="preserve">Confirm the server/package versions in use and review the scheduling beta changelog before launch or upgrade.</w:t>
-      </w:r>
-    </w:p>
-    <w:p>
-      <w:pPr>
         <w:numPr>
           <w:ilvl w:val="0"/>
           <w:numId w:val="1020"/>
         </w:numPr>
-        <w:pStyle w:val="Compact"/>
       </w:pPr>
       <w:r>
         <w:t xml:space="preserve">Assign an owner and acceptance criteria to every Not sure answer and every custom scheduling rule.</w:t>
       </w:r>
     </w:p>
-    <w:bookmarkEnd w:id="64"/>
-    <w:bookmarkEnd w:id="65"/>
+    <w:bookmarkEnd w:id="54"/>
+    <w:bookmarkEnd w:id="55"/>
     <w:sectPr>
       <w:pgSz w:h="15840" w:w="12240"/>
       <w:pgMar w:bottom="1440" w:footer="720" w:gutter="0" w:header="720" w:left="1440" w:right="1440" w:top="1440"/>
@@ -6667,14 +6917,14 @@
 <file path=word/numbering.xml><?xml version="1.0" encoding="utf-8"?>
 <w:numbering xmlns:w="http://schemas.openxmlformats.org/wordprocessingml/2006/main">
   <w:abstractNum w:abstractNumId="990">
-    <w:nsid w:val="A990"/>
+    <w:nsid w:val="0000A990"/>
     <w:multiLevelType w:val="multilevel"/>
     <w:lvl w:ilvl="0">
       <w:numFmt w:val="bullet"/>
       <w:lvlText w:val=" "/>
       <w:lvlJc w:val="left"/>
       <w:pPr>
-        <w:ind w:left="720" w:hanging="480"/>
+        <w:ind w:left="720" w:hanging="360"/>
       </w:pPr>
     </w:lvl>
     <w:lvl w:ilvl="1">
@@ -6682,7 +6932,7 @@
       <w:lvlText w:val=" "/>
       <w:lvlJc w:val="left"/>
       <w:pPr>
-        <w:ind w:left="1440" w:hanging="480"/>
+        <w:ind w:left="1440" w:hanging="360"/>
       </w:pPr>
     </w:lvl>
     <w:lvl w:ilvl="2">
@@ -6690,7 +6940,7 @@
       <w:lvlText w:val=" "/>
       <w:lvlJc w:val="left"/>
       <w:pPr>
-        <w:ind w:left="2160" w:hanging="480"/>
+        <w:ind w:left="2160" w:hanging="360"/>
       </w:pPr>
     </w:lvl>
     <w:lvl w:ilvl="3">
@@ -6698,7 +6948,7 @@
       <w:lvlText w:val=" "/>
       <w:lvlJc w:val="left"/>
       <w:pPr>
-        <w:ind w:left="2880" w:hanging="480"/>
+        <w:ind w:left="2880" w:hanging="360"/>
       </w:pPr>
     </w:lvl>
     <w:lvl w:ilvl="4">
@@ -6706,7 +6956,7 @@
       <w:lvlText w:val=" "/>
       <w:lvlJc w:val="left"/>
       <w:pPr>
-        <w:ind w:left="3600" w:hanging="480"/>
+        <w:ind w:left="3600" w:hanging="360"/>
       </w:pPr>
     </w:lvl>
     <w:lvl w:ilvl="5">
@@ -6714,7 +6964,7 @@
       <w:lvlText w:val=" "/>
       <w:lvlJc w:val="left"/>
       <w:pPr>
-        <w:ind w:left="4320" w:hanging="480"/>
+        <w:ind w:left="4320" w:hanging="360"/>
       </w:pPr>
     </w:lvl>
     <w:lvl w:ilvl="6">
@@ -6722,7 +6972,7 @@
       <w:lvlText w:val=" "/>
       <w:lvlJc w:val="left"/>
       <w:pPr>
-        <w:ind w:left="5040" w:hanging="480"/>
+        <w:ind w:left="5040" w:hanging="360"/>
       </w:pPr>
     </w:lvl>
     <w:lvl w:ilvl="7">
@@ -6730,7 +6980,7 @@
       <w:lvlText w:val=" "/>
       <w:lvlJc w:val="left"/>
       <w:pPr>
-        <w:ind w:left="5760" w:hanging="480"/>
+        <w:ind w:left="5760" w:hanging="360"/>
       </w:pPr>
     </w:lvl>
     <w:lvl w:ilvl="8">
@@ -6738,84 +6988,111 @@
       <w:lvlText w:val=" "/>
       <w:lvlJc w:val="left"/>
       <w:pPr>
-        <w:ind w:left="6480" w:hanging="480"/>
+        <w:ind w:left="6480" w:hanging="360"/>
       </w:pPr>
     </w:lvl>
   </w:abstractNum>
   <w:abstractNum w:abstractNumId="991">
-    <w:nsid w:val="A991"/>
+    <w:nsid w:val="0000A991"/>
     <w:multiLevelType w:val="multilevel"/>
     <w:lvl w:ilvl="0">
       <w:numFmt w:val="bullet"/>
-      <w:lvlText w:val="•"/>
+      <w:lvlText w:val=""/>
       <w:lvlJc w:val="left"/>
       <w:pPr>
-        <w:ind w:left="720" w:hanging="480"/>
-      </w:pPr>
+        <w:ind w:left="720" w:hanging="360"/>
+      </w:pPr>
+      <w:rPr>
+        <w:rFonts w:ascii="Symbol" w:hAnsi="Symbol" w:cs="Symbol" w:hint="default"/>
+      </w:rPr>
     </w:lvl>
     <w:lvl w:ilvl="1">
       <w:numFmt w:val="bullet"/>
-      <w:lvlText w:val="–"/>
+      <w:lvlText w:val="o"/>
       <w:lvlJc w:val="left"/>
       <w:pPr>
-        <w:ind w:left="1440" w:hanging="480"/>
-      </w:pPr>
+        <w:ind w:left="1440" w:hanging="360"/>
+      </w:pPr>
+      <w:rPr>
+        <w:rFonts w:ascii="Courier New" w:hAnsi="Courier New" w:cs="Courier New" w:hint="default"/>
+      </w:rPr>
     </w:lvl>
     <w:lvl w:ilvl="2">
       <w:numFmt w:val="bullet"/>
-      <w:lvlText w:val="•"/>
+      <w:lvlText w:val=""/>
       <w:lvlJc w:val="left"/>
       <w:pPr>
-        <w:ind w:left="2160" w:hanging="480"/>
-      </w:pPr>
+        <w:ind w:left="2160" w:hanging="360"/>
+      </w:pPr>
+      <w:rPr>
+        <w:rFonts w:ascii="Wingdings" w:hAnsi="Wingdings" w:cs="Wingdings" w:hint="default"/>
+      </w:rPr>
     </w:lvl>
     <w:lvl w:ilvl="3">
       <w:numFmt w:val="bullet"/>
-      <w:lvlText w:val="–"/>
+      <w:lvlText w:val=""/>
       <w:lvlJc w:val="left"/>
       <w:pPr>
-        <w:ind w:left="2880" w:hanging="480"/>
-      </w:pPr>
+        <w:ind w:left="2880" w:hanging="360"/>
+      </w:pPr>
+      <w:rPr>
+        <w:rFonts w:ascii="Symbol" w:hAnsi="Symbol" w:cs="Symbol" w:hint="default"/>
+      </w:rPr>
     </w:lvl>
     <w:lvl w:ilvl="4">
       <w:numFmt w:val="bullet"/>
-      <w:lvlText w:val="•"/>
+      <w:lvlText w:val="o"/>
       <w:lvlJc w:val="left"/>
       <w:pPr>
-        <w:ind w:left="3600" w:hanging="480"/>
-      </w:pPr>
+        <w:ind w:left="3600" w:hanging="360"/>
+      </w:pPr>
+      <w:rPr>
+        <w:rFonts w:ascii="Courier New" w:hAnsi="Courier New" w:cs="Courier New" w:hint="default"/>
+      </w:rPr>
     </w:lvl>
     <w:lvl w:ilvl="5">
       <w:numFmt w:val="bullet"/>
-      <w:lvlText w:val="–"/>
+      <w:lvlText w:val=""/>
       <w:lvlJc w:val="left"/>
       <w:pPr>
-        <w:ind w:left="4320" w:hanging="480"/>
-      </w:pPr>
+        <w:ind w:left="4320" w:hanging="360"/>
+      </w:pPr>
+      <w:rPr>
+        <w:rFonts w:ascii="Wingdings" w:hAnsi="Wingdings" w:cs="Wingdings" w:hint="default"/>
+      </w:rPr>
     </w:lvl>
     <w:lvl w:ilvl="6">
       <w:numFmt w:val="bullet"/>
-      <w:lvlText w:val="•"/>
+      <w:lvlText w:val=""/>
       <w:lvlJc w:val="left"/>
       <w:pPr>
-        <w:ind w:left="5040" w:hanging="480"/>
-      </w:pPr>
+        <w:ind w:left="5040" w:hanging="360"/>
+      </w:pPr>
+      <w:rPr>
+        <w:rFonts w:ascii="Symbol" w:hAnsi="Symbol" w:cs="Symbol" w:hint="default"/>
+      </w:rPr>
     </w:lvl>
     <w:lvl w:ilvl="7">
       <w:numFmt w:val="bullet"/>
-      <w:lvlText w:val="–"/>
+      <w:lvlText w:val="o"/>
       <w:lvlJc w:val="left"/>
       <w:pPr>
-        <w:ind w:left="5760" w:hanging="480"/>
-      </w:pPr>
+        <w:ind w:left="5760" w:hanging="360"/>
+      </w:pPr>
+      <w:rPr>
+        <w:rFonts w:ascii="Courier New" w:hAnsi="Courier New" w:cs="Courier New" w:hint="default"/>
+      </w:rPr>
     </w:lvl>
     <w:lvl w:ilvl="8">
       <w:numFmt w:val="bullet"/>
-      <w:lvlText w:val="•"/>
+      <w:lvlText w:val=""/>
       <w:lvlJc w:val="left"/>
       <w:pPr>
-        <w:ind w:left="6480" w:hanging="480"/>
-      </w:pPr>
+        <w:ind w:left="6480" w:hanging="360"/>
+      </w:pPr>
+      <w:rPr>
+        <w:rFonts w:ascii="Wingdings" w:hAnsi="Wingdings" w:cs="Wingdings" w:hint="default"/>
+      </w:rPr>
     </w:lvl>
   </w:abstractNum>
   <w:num w:numId="1000">
@@ -7560,8 +7837,8 @@
     <w:name w:val="KeywordTok"/>
     <w:basedOn w:val="VerbatimChar"/>
     <w:rPr>
+      <w:b/>
       <w:color w:val="007020"/>
-      <w:b/>
     </w:rPr>
   </w:style>
   <w:style w:type="character" w:customStyle="1" w:styleId="DataTypeTok">
@@ -7638,42 +7915,42 @@
     <w:name w:val="ImportTok"/>
     <w:basedOn w:val="VerbatimChar"/>
     <w:rPr>
+      <w:b/>
       <w:color w:val="008000"/>
-      <w:b/>
     </w:rPr>
   </w:style>
   <w:style w:type="character" w:customStyle="1" w:styleId="CommentTok">
     <w:name w:val="CommentTok"/>
     <w:basedOn w:val="VerbatimChar"/>
     <w:rPr>
+      <w:i/>
       <w:color w:val="60a0b0"/>
-      <w:i/>
     </w:rPr>
   </w:style>
   <w:style w:type="character" w:customStyle="1" w:styleId="DocumentationTok">
     <w:name w:val="DocumentationTok"/>
     <w:basedOn w:val="VerbatimChar"/>
     <w:rPr>
+      <w:i/>
       <w:color w:val="ba2121"/>
-      <w:i/>
     </w:rPr>
   </w:style>
   <w:style w:type="character" w:customStyle="1" w:styleId="AnnotationTok">
     <w:name w:val="AnnotationTok"/>
     <w:basedOn w:val="VerbatimChar"/>
     <w:rPr>
-      <w:color w:val="60a0b0"/>
       <w:b/>
       <w:i/>
+      <w:color w:val="60a0b0"/>
     </w:rPr>
   </w:style>
   <w:style w:type="character" w:customStyle="1" w:styleId="CommentVarTok">
     <w:name w:val="CommentVarTok"/>
     <w:basedOn w:val="VerbatimChar"/>
     <w:rPr>
-      <w:color w:val="60a0b0"/>
       <w:b/>
       <w:i/>
+      <w:color w:val="60a0b0"/>
     </w:rPr>
   </w:style>
   <w:style w:type="character" w:customStyle="1" w:styleId="OtherTok">
@@ -7701,8 +7978,8 @@
     <w:name w:val="ControlFlowTok"/>
     <w:basedOn w:val="VerbatimChar"/>
     <w:rPr>
+      <w:b/>
       <w:color w:val="007020"/>
-      <w:b/>
     </w:rPr>
   </w:style>
   <w:style w:type="character" w:customStyle="1" w:styleId="OperatorTok">
@@ -7747,34 +8024,34 @@
     <w:name w:val="InformationTok"/>
     <w:basedOn w:val="VerbatimChar"/>
     <w:rPr>
-      <w:color w:val="60a0b0"/>
       <w:b/>
       <w:i/>
+      <w:color w:val="60a0b0"/>
     </w:rPr>
   </w:style>
   <w:style w:type="character" w:customStyle="1" w:styleId="WarningTok">
     <w:name w:val="WarningTok"/>
     <w:basedOn w:val="VerbatimChar"/>
     <w:rPr>
-      <w:color w:val="60a0b0"/>
       <w:b/>
       <w:i/>
+      <w:color w:val="60a0b0"/>
     </w:rPr>
   </w:style>
   <w:style w:type="character" w:customStyle="1" w:styleId="AlertTok">
     <w:name w:val="AlertTok"/>
     <w:basedOn w:val="VerbatimChar"/>
     <w:rPr>
+      <w:b/>
       <w:color w:val="ff0000"/>
-      <w:b/>
     </w:rPr>
   </w:style>
   <w:style w:type="character" w:customStyle="1" w:styleId="ErrorTok">
     <w:name w:val="ErrorTok"/>
     <w:basedOn w:val="VerbatimChar"/>
     <w:rPr>
+      <w:b/>
       <w:color w:val="ff0000"/>
-      <w:b/>
     </w:rPr>
   </w:style>
   <w:style w:type="character" w:customStyle="1" w:styleId="NormalTok">

--- a/packages/docs/static/decision-guides/scheduling.docx
+++ b/packages/docs/static/decision-guides/scheduling.docx
@@ -11,18 +11,18 @@
           <wp:inline>
             <wp:extent cx="5943600" cy="1289649"/>
             <wp:effectExtent b="0" l="0" r="0" t="0"/>
-            <wp:docPr descr="Medplum" title="" id="10" name="Picture"/>
+            <wp:docPr descr="Medplum" title="" id="21" name="Picture"/>
             <a:graphic>
               <a:graphicData uri="http://schemas.openxmlformats.org/drawingml/2006/picture">
                 <pic:pic>
                   <pic:nvPicPr>
-                    <pic:cNvPr descr="medplum-wordmark-grape.png" id="11" name="Picture"/>
+                    <pic:cNvPr descr="medplum-wordmark-grape.png" id="22" name="Picture"/>
                     <pic:cNvPicPr>
                       <a:picLocks noChangeArrowheads="1" noChangeAspect="1"/>
                     </pic:cNvPicPr>
                   </pic:nvPicPr>
                   <pic:blipFill>
-                    <a:blip r:embed="rId9"/>
+                    <a:blip r:embed="rId20"/>
                     <a:stretch>
                       <a:fillRect/>
                     </a:stretch>
@@ -49,7 +49,7 @@
         </w:drawing>
       </w:r>
     </w:p>
-    <w:bookmarkStart w:id="55" w:name="scheduling-decision-guide"/>
+    <w:bookmarkStart w:id="66" w:name="scheduling-decision-guide"/>
     <w:p>
       <w:pPr>
         <w:pStyle w:val="Heading1"/>
@@ -64,39 +64,39 @@
       </w:pPr>
       <w:r>
         <w:rPr>
+          <w:iCs/>
           <w:i/>
-          <w:iCs/>
         </w:rPr>
         <w:t xml:space="preserve">Companion to the</w:t>
       </w:r>
       <w:r>
         <w:rPr>
+          <w:iCs/>
           <w:i/>
-          <w:iCs/>
         </w:rPr>
         <w:t xml:space="preserve"> </w:t>
       </w:r>
-      <w:hyperlink r:id="rId12">
+      <w:hyperlink r:id="rId23">
         <w:r>
           <w:rPr>
             <w:rStyle w:val="Hyperlink"/>
+            <w:iCs/>
             <w:i/>
-            <w:iCs/>
           </w:rPr>
           <w:t xml:space="preserve">Scheduling</w:t>
         </w:r>
       </w:hyperlink>
       <w:r>
         <w:rPr>
+          <w:iCs/>
           <w:i/>
-          <w:iCs/>
         </w:rPr>
         <w:t xml:space="preserve"> </w:t>
       </w:r>
       <w:r>
         <w:rPr>
+          <w:iCs/>
           <w:i/>
-          <w:iCs/>
         </w:rPr>
         <w:t xml:space="preserve">docs.</w:t>
       </w:r>
@@ -119,7 +119,7 @@
       <w:r>
         <w:t xml:space="preserve"> </w:t>
       </w:r>
-      <w:hyperlink r:id="rId13">
+      <w:hyperlink r:id="rId24">
         <w:r>
           <w:rPr>
             <w:rStyle w:val="Hyperlink"/>
@@ -133,7 +133,7 @@
       <w:r>
         <w:t xml:space="preserve"> </w:t>
       </w:r>
-      <w:hyperlink r:id="rId14">
+      <w:hyperlink r:id="rId25">
         <w:r>
           <w:rPr>
             <w:rStyle w:val="Hyperlink"/>
@@ -148,7 +148,7 @@
         <w:t xml:space="preserve">when upgrading an existing implementation.</w:t>
       </w:r>
     </w:p>
-    <w:bookmarkStart w:id="15" w:name="section-1-use-case-participants"/>
+    <w:bookmarkStart w:id="26" w:name="section-1-use-case-participants"/>
     <w:p>
       <w:pPr>
         <w:pStyle w:val="Heading2"/>
@@ -163,19 +163,19 @@
       </w:pPr>
       <w:r>
         <w:rPr>
+          <w:bCs/>
           <w:b/>
-          <w:bCs/>
         </w:rPr>
         <w:t xml:space="preserve">1.1 Who books, and on whose behalf?</w:t>
       </w:r>
     </w:p>
     <w:p>
       <w:pPr>
-        <w:pStyle w:val="Compact"/>
         <w:numPr>
           <w:ilvl w:val="0"/>
           <w:numId w:val="1001"/>
         </w:numPr>
+        <w:pStyle w:val="Compact"/>
       </w:pPr>
       <w:r>
         <w:t xml:space="preserve">Patient self-service</w:t>
@@ -183,11 +183,11 @@
     </w:p>
     <w:p>
       <w:pPr>
-        <w:pStyle w:val="Compact"/>
         <w:numPr>
           <w:ilvl w:val="0"/>
           <w:numId w:val="1001"/>
         </w:numPr>
+        <w:pStyle w:val="Compact"/>
       </w:pPr>
       <w:r>
         <w:t xml:space="preserve">Staff booking for a patient</w:t>
@@ -195,11 +195,11 @@
     </w:p>
     <w:p>
       <w:pPr>
-        <w:pStyle w:val="Compact"/>
         <w:numPr>
           <w:ilvl w:val="0"/>
           <w:numId w:val="1001"/>
         </w:numPr>
+        <w:pStyle w:val="Compact"/>
       </w:pPr>
       <w:r>
         <w:t xml:space="preserve">Provider managing their own appointments</w:t>
@@ -207,11 +207,11 @@
     </w:p>
     <w:p>
       <w:pPr>
-        <w:pStyle w:val="Compact"/>
         <w:numPr>
           <w:ilvl w:val="0"/>
           <w:numId w:val="1001"/>
         </w:numPr>
+        <w:pStyle w:val="Compact"/>
       </w:pPr>
       <w:r>
         <w:t xml:space="preserve">System or API-driven booking</w:t>
@@ -219,11 +219,11 @@
     </w:p>
     <w:p>
       <w:pPr>
-        <w:pStyle w:val="Compact"/>
         <w:numPr>
           <w:ilvl w:val="0"/>
           <w:numId w:val="1001"/>
         </w:numPr>
+        <w:pStyle w:val="Compact"/>
       </w:pPr>
       <w:r>
         <w:t xml:space="preserve">A combination of these</w:t>
@@ -235,8 +235,8 @@
       </w:pPr>
       <w:r>
         <w:rPr>
+          <w:iCs/>
           <w:i/>
-          <w:iCs/>
         </w:rPr>
         <w:t xml:space="preserve">Why: determines authentication, delegated access, and which users can change availability or make exceptions (3.4, 3.9).</w:t>
       </w:r>
@@ -247,19 +247,19 @@
       </w:pPr>
       <w:r>
         <w:rPr>
+          <w:bCs/>
           <w:b/>
-          <w:bCs/>
         </w:rPr>
         <w:t xml:space="preserve">1.2 What must be available for the appointment?</w:t>
       </w:r>
     </w:p>
     <w:p>
       <w:pPr>
-        <w:pStyle w:val="Compact"/>
         <w:numPr>
           <w:ilvl w:val="0"/>
           <w:numId w:val="1002"/>
         </w:numPr>
+        <w:pStyle w:val="Compact"/>
       </w:pPr>
       <w:r>
         <w:t xml:space="preserve">A clinician only</w:t>
@@ -267,11 +267,11 @@
     </w:p>
     <w:p>
       <w:pPr>
-        <w:pStyle w:val="Compact"/>
         <w:numPr>
           <w:ilvl w:val="0"/>
           <w:numId w:val="1002"/>
         </w:numPr>
+        <w:pStyle w:val="Compact"/>
       </w:pPr>
       <w:r>
         <w:t xml:space="preserve">Several concurrent resources, such as a clinician, room, and device</w:t>
@@ -279,11 +279,11 @@
     </w:p>
     <w:p>
       <w:pPr>
-        <w:pStyle w:val="Compact"/>
         <w:numPr>
           <w:ilvl w:val="0"/>
           <w:numId w:val="1002"/>
         </w:numPr>
+        <w:pStyle w:val="Compact"/>
       </w:pPr>
       <w:r>
         <w:t xml:space="preserve">A room or device without a clinician</w:t>
@@ -291,11 +291,11 @@
     </w:p>
     <w:p>
       <w:pPr>
-        <w:pStyle w:val="Compact"/>
         <w:numPr>
           <w:ilvl w:val="0"/>
           <w:numId w:val="1002"/>
         </w:numPr>
+        <w:pStyle w:val="Compact"/>
       </w:pPr>
       <w:r>
         <w:t xml:space="preserve">A shared resource with capacity greater than one</w:t>
@@ -303,11 +303,11 @@
     </w:p>
     <w:p>
       <w:pPr>
-        <w:pStyle w:val="Compact"/>
         <w:numPr>
           <w:ilvl w:val="0"/>
           <w:numId w:val="1002"/>
         </w:numPr>
+        <w:pStyle w:val="Compact"/>
       </w:pPr>
       <w:r>
         <w:t xml:space="preserve">A group session with several patients</w:t>
@@ -319,8 +319,8 @@
       </w:pPr>
       <w:r>
         <w:rPr>
+          <w:iCs/>
           <w:i/>
-          <w:iCs/>
         </w:rPr>
         <w:t xml:space="preserve">Why: distinguishes multi-resource coordination from capacity and patient-specific workflow decisions (3.2, 3.6, 3.7).</w:t>
       </w:r>
@@ -331,19 +331,19 @@
       </w:pPr>
       <w:r>
         <w:rPr>
+          <w:bCs/>
           <w:b/>
-          <w:bCs/>
         </w:rPr>
         <w:t xml:space="preserve">1.3 Does the patient choose a person, or an eligible pool?</w:t>
       </w:r>
     </w:p>
     <w:p>
       <w:pPr>
-        <w:pStyle w:val="Compact"/>
         <w:numPr>
           <w:ilvl w:val="0"/>
           <w:numId w:val="1003"/>
         </w:numPr>
+        <w:pStyle w:val="Compact"/>
       </w:pPr>
       <w:r>
         <w:t xml:space="preserve">A named practitioner or care team</w:t>
@@ -351,11 +351,11 @@
     </w:p>
     <w:p>
       <w:pPr>
-        <w:pStyle w:val="Compact"/>
         <w:numPr>
           <w:ilvl w:val="0"/>
           <w:numId w:val="1003"/>
         </w:numPr>
+        <w:pStyle w:val="Compact"/>
       </w:pPr>
       <w:r>
         <w:t xml:space="preserve">Any practitioner qualified for the service</w:t>
@@ -363,11 +363,11 @@
     </w:p>
     <w:p>
       <w:pPr>
-        <w:pStyle w:val="Compact"/>
         <w:numPr>
           <w:ilvl w:val="0"/>
           <w:numId w:val="1003"/>
         </w:numPr>
+        <w:pStyle w:val="Compact"/>
       </w:pPr>
       <w:r>
         <w:t xml:space="preserve">First available, subject to preferences</w:t>
@@ -375,11 +375,11 @@
     </w:p>
     <w:p>
       <w:pPr>
-        <w:pStyle w:val="Compact"/>
         <w:numPr>
           <w:ilvl w:val="0"/>
           <w:numId w:val="1003"/>
         </w:numPr>
+        <w:pStyle w:val="Compact"/>
       </w:pPr>
       <w:r>
         <w:t xml:space="preserve">Staff assignment after a request</w:t>
@@ -391,10 +391,52 @@
       </w:pPr>
       <w:r>
         <w:rPr>
+          <w:iCs/>
           <w:i/>
+        </w:rPr>
+        <w:t xml:space="preserve">Why: determines candidate selection, hard eligibility rules, preference ranking, and what</w:t>
+      </w:r>
+      <w:r>
+        <w:rPr>
           <w:iCs/>
+          <w:i/>
         </w:rPr>
-        <w:t xml:space="preserve">Why: determines candidate selection, hard eligibility rules, preference ranking, and what “first available” promises (3.5, 3.6).</w:t>
+        <w:t xml:space="preserve"> </w:t>
+      </w:r>
+      <w:r>
+        <w:rPr>
+          <w:iCs/>
+          <w:i/>
+        </w:rPr>
+        <w:t xml:space="preserve">“</w:t>
+      </w:r>
+      <w:r>
+        <w:rPr>
+          <w:iCs/>
+          <w:i/>
+        </w:rPr>
+        <w:t xml:space="preserve">first available</w:t>
+      </w:r>
+      <w:r>
+        <w:rPr>
+          <w:iCs/>
+          <w:i/>
+        </w:rPr>
+        <w:t xml:space="preserve">”</w:t>
+      </w:r>
+      <w:r>
+        <w:rPr>
+          <w:iCs/>
+          <w:i/>
+        </w:rPr>
+        <w:t xml:space="preserve"> </w:t>
+      </w:r>
+      <w:r>
+        <w:rPr>
+          <w:iCs/>
+          <w:i/>
+        </w:rPr>
+        <w:t xml:space="preserve">promises (3.5, 3.6).</w:t>
       </w:r>
     </w:p>
     <w:p>
@@ -403,19 +445,19 @@
       </w:pPr>
       <w:r>
         <w:rPr>
+          <w:bCs/>
           <w:b/>
-          <w:bCs/>
         </w:rPr>
         <w:t xml:space="preserve">1.4 When is the appointment considered booked?</w:t>
       </w:r>
     </w:p>
     <w:p>
       <w:pPr>
-        <w:pStyle w:val="Compact"/>
         <w:numPr>
           <w:ilvl w:val="0"/>
           <w:numId w:val="1004"/>
         </w:numPr>
+        <w:pStyle w:val="Compact"/>
       </w:pPr>
       <w:r>
         <w:t xml:space="preserve">Immediately after the time is selected</w:t>
@@ -423,11 +465,11 @@
     </w:p>
     <w:p>
       <w:pPr>
-        <w:pStyle w:val="Compact"/>
         <w:numPr>
           <w:ilvl w:val="0"/>
           <w:numId w:val="1004"/>
         </w:numPr>
+        <w:pStyle w:val="Compact"/>
       </w:pPr>
       <w:r>
         <w:t xml:space="preserve">After the patient completes another step</w:t>
@@ -435,11 +477,11 @@
     </w:p>
     <w:p>
       <w:pPr>
-        <w:pStyle w:val="Compact"/>
         <w:numPr>
           <w:ilvl w:val="0"/>
           <w:numId w:val="1004"/>
         </w:numPr>
+        <w:pStyle w:val="Compact"/>
       </w:pPr>
       <w:r>
         <w:t xml:space="preserve">After staff approval or authorization review</w:t>
@@ -447,11 +489,11 @@
     </w:p>
     <w:p>
       <w:pPr>
-        <w:pStyle w:val="Compact"/>
         <w:numPr>
           <w:ilvl w:val="0"/>
           <w:numId w:val="1004"/>
         </w:numPr>
+        <w:pStyle w:val="Compact"/>
       </w:pPr>
       <w:r>
         <w:t xml:space="preserve">After required participants respond</w:t>
@@ -463,8 +505,8 @@
       </w:pPr>
       <w:r>
         <w:rPr>
+          <w:iCs/>
           <w:i/>
-          <w:iCs/>
         </w:rPr>
         <w:t xml:space="preserve">Why: determines whether to book immediately, reserve time with a hold, or keep a request without consuming capacity (3.8).</w:t>
       </w:r>
@@ -475,8 +517,8 @@
       </w:pPr>
       <w:r>
         <w:rPr>
+          <w:bCs/>
           <w:b/>
-          <w:bCs/>
         </w:rPr>
         <w:t xml:space="preserve">1.5 Is Medplum replacing a scheduler, or working alongside one?</w:t>
       </w:r>
@@ -495,39 +537,39 @@
       </w:pPr>
       <w:r>
         <w:rPr>
+          <w:iCs/>
           <w:i/>
-          <w:iCs/>
         </w:rPr>
         <w:t xml:space="preserve">Why: coexistence needs an explicit write authority and reconciliation policy. Existing scheduling data may also require a</w:t>
       </w:r>
       <w:r>
         <w:rPr>
+          <w:iCs/>
           <w:i/>
-          <w:iCs/>
         </w:rPr>
         <w:t xml:space="preserve"> </w:t>
       </w:r>
-      <w:hyperlink r:id="rId14">
+      <w:hyperlink r:id="rId25">
         <w:r>
           <w:rPr>
             <w:rStyle w:val="Hyperlink"/>
+            <w:iCs/>
             <w:i/>
-            <w:iCs/>
           </w:rPr>
           <w:t xml:space="preserve">beta migration</w:t>
         </w:r>
       </w:hyperlink>
       <w:r>
         <w:rPr>
+          <w:iCs/>
           <w:i/>
-          <w:iCs/>
         </w:rPr>
         <w:t xml:space="preserve"> </w:t>
       </w:r>
       <w:r>
         <w:rPr>
+          <w:iCs/>
           <w:i/>
-          <w:iCs/>
         </w:rPr>
         <w:t xml:space="preserve">(3.15).</w:t>
       </w:r>
@@ -538,8 +580,8 @@
       </w:pPr>
       <w:r>
         <w:rPr>
+          <w:bCs/>
           <w:b/>
-          <w:bCs/>
         </w:rPr>
         <w:t xml:space="preserve">1.6 Who maintains the scheduling configuration?</w:t>
       </w:r>
@@ -558,8 +600,8 @@
       </w:pPr>
       <w:r>
         <w:rPr>
+          <w:iCs/>
           <w:i/>
-          <w:iCs/>
         </w:rPr>
         <w:t xml:space="preserve">Why: identifies configuration owners, administrative permissions, and change-management requirements (3.1–3.4).</w:t>
       </w:r>
@@ -571,8 +613,8 @@
         </w:pict>
       </w:r>
     </w:p>
-    <w:bookmarkEnd w:id="15"/>
-    <w:bookmarkStart w:id="16" w:name="section-2-feature-scoping"/>
+    <w:bookmarkEnd w:id="26"/>
+    <w:bookmarkStart w:id="27" w:name="section-2-feature-scoping"/>
     <w:p>
       <w:pPr>
         <w:pStyle w:val="Heading2"/>
@@ -601,8 +643,9 @@
       <w:tblPr>
         <w:tblStyle w:val="Table"/>
         <w:tblW w:w="9360" w:type="dxa"/>
+        <w:tblLook w:firstRow="1" w:lastRow="0" w:firstColumn="0" w:lastColumn="0" w:noHBand="0" w:noVBand="0" w:val="0020"/>
+        <w:jc w:val="start"/>
         <w:tblLayout w:type="fixed"/>
-        <w:tblLook w:firstRow="1" w:lastRow="0" w:firstColumn="0" w:lastColumn="0" w:noHBand="0" w:noVBand="0" w:val="0020"/>
       </w:tblPr>
       <w:tblGrid>
         <w:gridCol w:w="6343"/>
@@ -612,7 +655,7 @@
       <w:tr>
         <w:trPr>
           <w:cantSplit/>
-          <w:tblHeader w:val="on"/>
+          <w:tblHeader w:val="true"/>
         </w:trPr>
         <w:tc>
           <w:tcPr/>
@@ -1317,8 +1360,8 @@
         </w:pict>
       </w:r>
     </w:p>
-    <w:bookmarkEnd w:id="16"/>
-    <w:bookmarkStart w:id="50" w:name="section-3-feature-deep-dives"/>
+    <w:bookmarkEnd w:id="27"/>
+    <w:bookmarkStart w:id="61" w:name="section-3-feature-deep-dives"/>
     <w:p>
       <w:pPr>
         <w:pStyle w:val="Heading2"/>
@@ -1339,8 +1382,9 @@
       <w:tblPr>
         <w:tblStyle w:val="Table"/>
         <w:tblW w:w="9360" w:type="dxa"/>
+        <w:tblLook w:firstRow="1" w:lastRow="0" w:firstColumn="0" w:lastColumn="0" w:noHBand="0" w:noVBand="0" w:val="0020"/>
+        <w:jc w:val="start"/>
         <w:tblLayout w:type="fixed"/>
-        <w:tblLook w:firstRow="1" w:lastRow="0" w:firstColumn="0" w:lastColumn="0" w:noHBand="0" w:noVBand="0" w:val="0020"/>
       </w:tblPr>
       <w:tblGrid>
         <w:gridCol w:w="3536"/>
@@ -1350,7 +1394,7 @@
       <w:tr>
         <w:trPr>
           <w:cantSplit/>
-          <w:tblHeader w:val="on"/>
+          <w:tblHeader w:val="true"/>
         </w:trPr>
         <w:tc>
           <w:tcPr/>
@@ -1554,7 +1598,7 @@
         </w:tc>
       </w:tr>
     </w:tbl>
-    <w:bookmarkStart w:id="24" w:name="foundations"/>
+    <w:bookmarkStart w:id="35" w:name="foundations"/>
     <w:p>
       <w:pPr>
         <w:pStyle w:val="Heading3"/>
@@ -1563,7 +1607,7 @@
         <w:t xml:space="preserve">Foundations</w:t>
       </w:r>
     </w:p>
-    <w:bookmarkStart w:id="18" w:name="visit-types-and-parameter-ownership"/>
+    <w:bookmarkStart w:id="29" w:name="visit-types-and-parameter-ownership"/>
     <w:p>
       <w:pPr>
         <w:pStyle w:val="Heading4"/>
@@ -1627,7 +1671,7 @@
       <w:r>
         <w:t xml:space="preserve"> </w:t>
       </w:r>
-      <w:hyperlink r:id="rId17">
+      <w:hyperlink r:id="rId28">
         <w:r>
           <w:rPr>
             <w:rStyle w:val="Hyperlink"/>
@@ -1645,19 +1689,19 @@
       </w:pPr>
       <w:r>
         <w:rPr>
+          <w:bCs/>
           <w:b/>
-          <w:bCs/>
         </w:rPr>
         <w:t xml:space="preserve">Questions:</w:t>
       </w:r>
     </w:p>
     <w:p>
       <w:pPr>
-        <w:pStyle w:val="Compact"/>
         <w:numPr>
           <w:ilvl w:val="0"/>
           <w:numId w:val="1005"/>
         </w:numPr>
+        <w:pStyle w:val="Compact"/>
       </w:pPr>
       <w:r>
         <w:t xml:space="preserve">What distinguishes one visit type from another?</w:t>
@@ -1665,11 +1709,11 @@
     </w:p>
     <w:p>
       <w:pPr>
-        <w:pStyle w:val="Compact"/>
         <w:numPr>
           <w:ilvl w:val="0"/>
           <w:numId w:val="1005"/>
         </w:numPr>
+        <w:pStyle w:val="Compact"/>
       </w:pPr>
       <w:r>
         <w:t xml:space="preserve">Which duration, start-time grid, buffers, and capacity settings are shared?</w:t>
@@ -1677,11 +1721,11 @@
     </w:p>
     <w:p>
       <w:pPr>
-        <w:pStyle w:val="Compact"/>
         <w:numPr>
           <w:ilvl w:val="0"/>
           <w:numId w:val="1005"/>
         </w:numPr>
+        <w:pStyle w:val="Compact"/>
       </w:pPr>
       <w:r>
         <w:t xml:space="preserve">Which actors or sites need different settings, and who can change them?</w:t>
@@ -1691,8 +1735,9 @@
       <w:tblPr>
         <w:tblStyle w:val="Table"/>
         <w:tblW w:w="9360" w:type="dxa"/>
+        <w:tblLook w:firstRow="1" w:lastRow="0" w:firstColumn="0" w:lastColumn="0" w:noHBand="0" w:noVBand="0" w:val="0020"/>
+        <w:jc w:val="start"/>
         <w:tblLayout w:type="fixed"/>
-        <w:tblLook w:firstRow="1" w:lastRow="0" w:firstColumn="0" w:lastColumn="0" w:noHBand="0" w:noVBand="0" w:val="0020"/>
       </w:tblPr>
       <w:tblGrid>
         <w:gridCol w:w="4213"/>
@@ -1701,7 +1746,7 @@
       <w:tr>
         <w:trPr>
           <w:cantSplit/>
-          <w:tblHeader w:val="on"/>
+          <w:tblHeader w:val="true"/>
         </w:trPr>
         <w:tc>
           <w:tcPr/>
@@ -1919,8 +1964,8 @@
       </w:pPr>
       <w:r>
         <w:rPr>
+          <w:bCs/>
           <w:b/>
-          <w:bCs/>
         </w:rPr>
         <w:t xml:space="preserve">Reference matching matters:</w:t>
       </w:r>
@@ -1955,8 +2000,8 @@
         <w:t xml:space="preserve">sub-extension. A matching code alone does not establish these links, and an override without a service pointer is ignored.</w:t>
       </w:r>
     </w:p>
-    <w:bookmarkEnd w:id="18"/>
-    <w:bookmarkStart w:id="19" w:name="actors-and-schedule-modeling"/>
+    <w:bookmarkEnd w:id="29"/>
+    <w:bookmarkStart w:id="30" w:name="actors-and-schedule-modeling"/>
     <w:p>
       <w:pPr>
         <w:pStyle w:val="Heading4"/>
@@ -1979,19 +2024,19 @@
       </w:pPr>
       <w:r>
         <w:rPr>
+          <w:bCs/>
           <w:b/>
-          <w:bCs/>
         </w:rPr>
         <w:t xml:space="preserve">Questions:</w:t>
       </w:r>
     </w:p>
     <w:p>
       <w:pPr>
-        <w:pStyle w:val="Compact"/>
         <w:numPr>
           <w:ilvl w:val="0"/>
           <w:numId w:val="1006"/>
         </w:numPr>
+        <w:pStyle w:val="Compact"/>
       </w:pPr>
       <w:r>
         <w:t xml:space="preserve">Which practitioners, rooms, and devices must be reserved?</w:t>
@@ -1999,11 +2044,11 @@
     </w:p>
     <w:p>
       <w:pPr>
-        <w:pStyle w:val="Compact"/>
         <w:numPr>
           <w:ilvl w:val="0"/>
           <w:numId w:val="1006"/>
         </w:numPr>
+        <w:pStyle w:val="Compact"/>
       </w:pPr>
       <w:r>
         <w:t xml:space="preserve">Is a Location a bookable resource, a site of service, or a jurisdiction?</w:t>
@@ -2011,11 +2056,11 @@
     </w:p>
     <w:p>
       <w:pPr>
-        <w:pStyle w:val="Compact"/>
         <w:numPr>
           <w:ilvl w:val="0"/>
           <w:numId w:val="1006"/>
         </w:numPr>
+        <w:pStyle w:val="Compact"/>
       </w:pPr>
       <w:r>
         <w:t xml:space="preserve">Are resource requirements simultaneous, or different phases of a procedure?</w:t>
@@ -2025,8 +2070,9 @@
       <w:tblPr>
         <w:tblStyle w:val="Table"/>
         <w:tblW w:w="9360" w:type="dxa"/>
+        <w:tblLook w:firstRow="1" w:lastRow="0" w:firstColumn="0" w:lastColumn="0" w:noHBand="0" w:noVBand="0" w:val="0020"/>
+        <w:jc w:val="start"/>
         <w:tblLayout w:type="fixed"/>
-        <w:tblLook w:firstRow="1" w:lastRow="0" w:firstColumn="0" w:lastColumn="0" w:noHBand="0" w:noVBand="0" w:val="0020"/>
       </w:tblPr>
       <w:tblGrid>
         <w:gridCol w:w="3999"/>
@@ -2035,7 +2081,7 @@
       <w:tr>
         <w:trPr>
           <w:cantSplit/>
-          <w:tblHeader w:val="on"/>
+          <w:tblHeader w:val="true"/>
         </w:trPr>
         <w:tc>
           <w:tcPr/>
@@ -2291,8 +2337,8 @@
         </w:tc>
       </w:tr>
     </w:tbl>
-    <w:bookmarkEnd w:id="19"/>
-    <w:bookmarkStart w:id="20" w:name="availability-time-zones-and-blocks"/>
+    <w:bookmarkEnd w:id="30"/>
+    <w:bookmarkStart w:id="31" w:name="availability-time-zones-and-blocks"/>
     <w:p>
       <w:pPr>
         <w:pStyle w:val="Heading4"/>
@@ -2315,19 +2361,19 @@
       </w:pPr>
       <w:r>
         <w:rPr>
+          <w:bCs/>
           <w:b/>
-          <w:bCs/>
         </w:rPr>
         <w:t xml:space="preserve">Questions:</w:t>
       </w:r>
     </w:p>
     <w:p>
       <w:pPr>
-        <w:pStyle w:val="Compact"/>
         <w:numPr>
           <w:ilvl w:val="0"/>
           <w:numId w:val="1007"/>
         </w:numPr>
+        <w:pStyle w:val="Compact"/>
       </w:pPr>
       <w:r>
         <w:t xml:space="preserve">Are weekly hours shared, actor-specific, or service-specific?</w:t>
@@ -2335,11 +2381,11 @@
     </w:p>
     <w:p>
       <w:pPr>
-        <w:pStyle w:val="Compact"/>
         <w:numPr>
           <w:ilvl w:val="0"/>
           <w:numId w:val="1007"/>
         </w:numPr>
+        <w:pStyle w:val="Compact"/>
       </w:pPr>
       <w:r>
         <w:t xml:space="preserve">Which time zone defines local hours and which defines the start-time grid?</w:t>
@@ -2347,11 +2393,11 @@
     </w:p>
     <w:p>
       <w:pPr>
-        <w:pStyle w:val="Compact"/>
         <w:numPr>
           <w:ilvl w:val="0"/>
           <w:numId w:val="1007"/>
         </w:numPr>
+        <w:pStyle w:val="Compact"/>
       </w:pPr>
       <w:r>
         <w:t xml:space="preserve">What are the maximum booking horizon, minimum notice, and exception rules?</w:t>
@@ -2359,11 +2405,11 @@
     </w:p>
     <w:p>
       <w:pPr>
-        <w:pStyle w:val="Compact"/>
         <w:numPr>
           <w:ilvl w:val="0"/>
           <w:numId w:val="1007"/>
         </w:numPr>
+        <w:pStyle w:val="Compact"/>
       </w:pPr>
       <w:r>
         <w:t xml:space="preserve">Who enters closures, and what happens to appointments already booked?</w:t>
@@ -2373,8 +2419,9 @@
       <w:tblPr>
         <w:tblStyle w:val="Table"/>
         <w:tblW w:w="9360" w:type="dxa"/>
+        <w:tblLook w:firstRow="1" w:lastRow="0" w:firstColumn="0" w:lastColumn="0" w:noHBand="0" w:noVBand="0" w:val="0020"/>
+        <w:jc w:val="start"/>
         <w:tblLayout w:type="fixed"/>
-        <w:tblLook w:firstRow="1" w:lastRow="0" w:firstColumn="0" w:lastColumn="0" w:noHBand="0" w:noVBand="0" w:val="0020"/>
       </w:tblPr>
       <w:tblGrid>
         <w:gridCol w:w="4342"/>
@@ -2383,7 +2430,7 @@
       <w:tr>
         <w:trPr>
           <w:cantSplit/>
-          <w:tblHeader w:val="on"/>
+          <w:tblHeader w:val="true"/>
         </w:trPr>
         <w:tc>
           <w:tcPr/>
@@ -2754,8 +2801,8 @@
       </w:pPr>
       <w:r>
         <w:rPr>
+          <w:bCs/>
           <w:b/>
-          <w:bCs/>
         </w:rPr>
         <w:t xml:space="preserve">Defaults need explicit review:</w:t>
       </w:r>
@@ -2781,8 +2828,8 @@
         <w:t xml:space="preserve">is not currently processed; use blocked Slots for exceptions. A new block does not itself resolve existing appointments, so define the notification and rescheduling workflow.</w:t>
       </w:r>
     </w:p>
-    <w:bookmarkEnd w:id="20"/>
-    <w:bookmarkStart w:id="23" w:name="access-and-delegated-administration"/>
+    <w:bookmarkEnd w:id="31"/>
+    <w:bookmarkStart w:id="34" w:name="access-and-delegated-administration"/>
     <w:p>
       <w:pPr>
         <w:pStyle w:val="Heading4"/>
@@ -2801,7 +2848,7 @@
       <w:r>
         <w:t xml:space="preserve"> </w:t>
       </w:r>
-      <w:hyperlink r:id="rId21">
+      <w:hyperlink r:id="rId32">
         <w:r>
           <w:rPr>
             <w:rStyle w:val="Hyperlink"/>
@@ -2818,7 +2865,7 @@
       <w:r>
         <w:t xml:space="preserve"> </w:t>
       </w:r>
-      <w:hyperlink r:id="rId22">
+      <w:hyperlink r:id="rId33">
         <w:r>
           <w:rPr>
             <w:rStyle w:val="Hyperlink"/>
@@ -2839,19 +2886,19 @@
       </w:pPr>
       <w:r>
         <w:rPr>
+          <w:bCs/>
           <w:b/>
-          <w:bCs/>
         </w:rPr>
         <w:t xml:space="preserve">Questions:</w:t>
       </w:r>
     </w:p>
     <w:p>
       <w:pPr>
-        <w:pStyle w:val="Compact"/>
         <w:numPr>
           <w:ilvl w:val="0"/>
           <w:numId w:val="1008"/>
         </w:numPr>
+        <w:pStyle w:val="Compact"/>
       </w:pPr>
       <w:r>
         <w:t xml:space="preserve">Can patients discover availability without reading other patients’ appointments?</w:t>
@@ -2859,11 +2906,11 @@
     </w:p>
     <w:p>
       <w:pPr>
-        <w:pStyle w:val="Compact"/>
         <w:numPr>
           <w:ilvl w:val="0"/>
           <w:numId w:val="1008"/>
         </w:numPr>
+        <w:pStyle w:val="Compact"/>
       </w:pPr>
       <w:r>
         <w:t xml:space="preserve">Which staff can book or cancel for which patients and organizations?</w:t>
@@ -2871,11 +2918,11 @@
     </w:p>
     <w:p>
       <w:pPr>
-        <w:pStyle w:val="Compact"/>
         <w:numPr>
           <w:ilvl w:val="0"/>
           <w:numId w:val="1008"/>
         </w:numPr>
+        <w:pStyle w:val="Compact"/>
       </w:pPr>
       <w:r>
         <w:t xml:space="preserve">Who can change shared defaults, provider hours, or blocked time?</w:t>
@@ -2885,8 +2932,9 @@
       <w:tblPr>
         <w:tblStyle w:val="Table"/>
         <w:tblW w:w="9360" w:type="dxa"/>
+        <w:tblLook w:firstRow="1" w:lastRow="0" w:firstColumn="0" w:lastColumn="0" w:noHBand="0" w:noVBand="0" w:val="0020"/>
+        <w:jc w:val="start"/>
         <w:tblLayout w:type="fixed"/>
-        <w:tblLook w:firstRow="1" w:lastRow="0" w:firstColumn="0" w:lastColumn="0" w:noHBand="0" w:noVBand="0" w:val="0020"/>
       </w:tblPr>
       <w:tblGrid>
         <w:gridCol w:w="4638"/>
@@ -2895,7 +2943,7 @@
       <w:tr>
         <w:trPr>
           <w:cantSplit/>
-          <w:tblHeader w:val="on"/>
+          <w:tblHeader w:val="true"/>
         </w:trPr>
         <w:tc>
           <w:tcPr/>
@@ -3091,9 +3139,9 @@
         <w:t xml:space="preserve">Candidate filtering and hidden UI controls are not authorization. Do not assume permissions on a Schedule automatically confer the intended permissions on its Slots or Appointments. A post-write Subscription Bot can trigger follow-up work, but cannot serve as a pre-commit rejection of the original write.</w:t>
       </w:r>
     </w:p>
-    <w:bookmarkEnd w:id="23"/>
-    <w:bookmarkEnd w:id="24"/>
-    <w:bookmarkStart w:id="29" w:name="finding-an-appointment"/>
+    <w:bookmarkEnd w:id="34"/>
+    <w:bookmarkEnd w:id="35"/>
+    <w:bookmarkStart w:id="40" w:name="finding-an-appointment"/>
     <w:p>
       <w:pPr>
         <w:pStyle w:val="Heading3"/>
@@ -3102,7 +3150,7 @@
         <w:t xml:space="preserve">Finding an Appointment</w:t>
       </w:r>
     </w:p>
-    <w:bookmarkStart w:id="26" w:name="X79a8cc13dcd75c0431a377eb1611debcf8d835c"/>
+    <w:bookmarkStart w:id="37" w:name="X79a8cc13dcd75c0431a377eb1611debcf8d835c"/>
     <w:p>
       <w:pPr>
         <w:pStyle w:val="Heading4"/>
@@ -3121,7 +3169,7 @@
       <w:r>
         <w:t xml:space="preserve"> </w:t>
       </w:r>
-      <w:hyperlink r:id="rId25">
+      <w:hyperlink r:id="rId36">
         <w:r>
           <w:rPr>
             <w:rStyle w:val="Hyperlink"/>
@@ -3139,19 +3187,19 @@
       </w:pPr>
       <w:r>
         <w:rPr>
+          <w:bCs/>
           <w:b/>
-          <w:bCs/>
         </w:rPr>
         <w:t xml:space="preserve">Questions:</w:t>
       </w:r>
     </w:p>
     <w:p>
       <w:pPr>
-        <w:pStyle w:val="Compact"/>
         <w:numPr>
           <w:ilvl w:val="0"/>
           <w:numId w:val="1009"/>
         </w:numPr>
+        <w:pStyle w:val="Compact"/>
       </w:pPr>
       <w:r>
         <w:t xml:space="preserve">Is the request for a specific practitioner, a class of practitioners, or any eligible practitioner?</w:t>
@@ -3159,11 +3207,11 @@
     </w:p>
     <w:p>
       <w:pPr>
-        <w:pStyle w:val="Compact"/>
         <w:numPr>
           <w:ilvl w:val="0"/>
           <w:numId w:val="1009"/>
         </w:numPr>
+        <w:pStyle w:val="Compact"/>
       </w:pPr>
       <w:r>
         <w:t xml:space="preserve">Which requirements are hard constraints, and which preferences can be relaxed with patient agreement?</w:t>
@@ -3171,11 +3219,11 @@
     </w:p>
     <w:p>
       <w:pPr>
-        <w:pStyle w:val="Compact"/>
         <w:numPr>
           <w:ilvl w:val="0"/>
           <w:numId w:val="1009"/>
         </w:numPr>
+        <w:pStyle w:val="Compact"/>
       </w:pPr>
       <w:r>
         <w:t xml:space="preserve">Are language, practitioner gender, continuity, location, or day/time preferences relevant?</w:t>
@@ -3183,23 +3231,41 @@
     </w:p>
     <w:p>
       <w:pPr>
-        <w:pStyle w:val="Compact"/>
         <w:numPr>
           <w:ilvl w:val="0"/>
           <w:numId w:val="1009"/>
         </w:numPr>
-      </w:pPr>
-      <w:r>
-        <w:t xml:space="preserve">Does “first available” mean earliest overall, earliest preferred, or earliest within a bounded search?</w:t>
-      </w:r>
-    </w:p>
-    <w:p>
-      <w:pPr>
         <w:pStyle w:val="Compact"/>
+      </w:pPr>
+      <w:r>
+        <w:t xml:space="preserve">Does</w:t>
+      </w:r>
+      <w:r>
+        <w:t xml:space="preserve"> </w:t>
+      </w:r>
+      <w:r>
+        <w:t xml:space="preserve">“</w:t>
+      </w:r>
+      <w:r>
+        <w:t xml:space="preserve">first available</w:t>
+      </w:r>
+      <w:r>
+        <w:t xml:space="preserve">”</w:t>
+      </w:r>
+      <w:r>
+        <w:t xml:space="preserve"> </w:t>
+      </w:r>
+      <w:r>
+        <w:t xml:space="preserve">mean earliest overall, earliest preferred, or earliest within a bounded search?</w:t>
+      </w:r>
+    </w:p>
+    <w:p>
+      <w:pPr>
         <w:numPr>
           <w:ilvl w:val="0"/>
           <w:numId w:val="1009"/>
         </w:numPr>
+        <w:pStyle w:val="Compact"/>
       </w:pPr>
       <w:r>
         <w:t xml:space="preserve">How are equally suitable options selected, and what happens when some searches fail?</w:t>
@@ -3209,8 +3275,9 @@
       <w:tblPr>
         <w:tblStyle w:val="Table"/>
         <w:tblW w:w="9360" w:type="dxa"/>
+        <w:tblLook w:firstRow="1" w:lastRow="0" w:firstColumn="0" w:lastColumn="0" w:noHBand="0" w:noVBand="0" w:val="0020"/>
+        <w:jc w:val="start"/>
         <w:tblLayout w:type="fixed"/>
-        <w:tblLook w:firstRow="1" w:lastRow="0" w:firstColumn="0" w:lastColumn="0" w:noHBand="0" w:noVBand="0" w:val="0020"/>
       </w:tblPr>
       <w:tblGrid>
         <w:gridCol w:w="4265"/>
@@ -3219,7 +3286,7 @@
       <w:tr>
         <w:trPr>
           <w:cantSplit/>
-          <w:tblHeader w:val="on"/>
+          <w:tblHeader w:val="true"/>
         </w:trPr>
         <w:tc>
           <w:tcPr/>
@@ -3427,7 +3494,25 @@
               <w:jc w:val="left"/>
             </w:pPr>
             <w:r>
-              <w:t xml:space="preserve">Distinguish “no availability” from an incomplete or failed search. Do not claim globally earliest availability when only part of the candidate set was searched.</w:t>
+              <w:t xml:space="preserve">Distinguish</w:t>
+            </w:r>
+            <w:r>
+              <w:t xml:space="preserve"> </w:t>
+            </w:r>
+            <w:r>
+              <w:t xml:space="preserve">“</w:t>
+            </w:r>
+            <w:r>
+              <w:t xml:space="preserve">no availability</w:t>
+            </w:r>
+            <w:r>
+              <w:t xml:space="preserve">”</w:t>
+            </w:r>
+            <w:r>
+              <w:t xml:space="preserve"> </w:t>
+            </w:r>
+            <w:r>
+              <w:t xml:space="preserve">from an incomplete or failed search. Do not claim globally earliest availability when only part of the candidate set was searched.</w:t>
             </w:r>
           </w:p>
         </w:tc>
@@ -3450,8 +3535,8 @@
         <w:t xml:space="preserve">accepts explicit Schedules, not a patient-preference or ranking specification. Its search window is limited to 31 days per request; larger horizons require multiple requests. Result limits and candidate-combination limits must also be considered when defining first-available behavior.</w:t>
       </w:r>
     </w:p>
-    <w:bookmarkEnd w:id="26"/>
-    <w:bookmarkStart w:id="28" w:name="multi-resource-combinations"/>
+    <w:bookmarkEnd w:id="37"/>
+    <w:bookmarkStart w:id="39" w:name="multi-resource-combinations"/>
     <w:p>
       <w:pPr>
         <w:pStyle w:val="Heading4"/>
@@ -3485,7 +3570,7 @@
       <w:r>
         <w:t xml:space="preserve"> </w:t>
       </w:r>
-      <w:hyperlink r:id="rId27">
+      <w:hyperlink r:id="rId38">
         <w:r>
           <w:rPr>
             <w:rStyle w:val="VerbatimChar"/>
@@ -3506,19 +3591,19 @@
       </w:pPr>
       <w:r>
         <w:rPr>
+          <w:bCs/>
           <w:b/>
-          <w:bCs/>
         </w:rPr>
         <w:t xml:space="preserve">Questions:</w:t>
       </w:r>
     </w:p>
     <w:p>
       <w:pPr>
-        <w:pStyle w:val="Compact"/>
         <w:numPr>
           <w:ilvl w:val="0"/>
           <w:numId w:val="1010"/>
         </w:numPr>
+        <w:pStyle w:val="Compact"/>
       </w:pPr>
       <w:r>
         <w:t xml:space="preserve">Does the appointment need one practitioner or several?</w:t>
@@ -3526,11 +3611,11 @@
     </w:p>
     <w:p>
       <w:pPr>
-        <w:pStyle w:val="Compact"/>
         <w:numPr>
           <w:ilvl w:val="0"/>
           <w:numId w:val="1010"/>
         </w:numPr>
+        <w:pStyle w:val="Compact"/>
       </w:pPr>
       <w:r>
         <w:t xml:space="preserve">Are the room and device fixed, or can any eligible one be used?</w:t>
@@ -3538,11 +3623,11 @@
     </w:p>
     <w:p>
       <w:pPr>
-        <w:pStyle w:val="Compact"/>
         <w:numPr>
           <w:ilvl w:val="0"/>
           <w:numId w:val="1010"/>
         </w:numPr>
+        <w:pStyle w:val="Compact"/>
       </w:pPr>
       <w:r>
         <w:t xml:space="preserve">How large can the candidate pool become?</w:t>
@@ -3552,8 +3637,9 @@
       <w:tblPr>
         <w:tblStyle w:val="Table"/>
         <w:tblW w:w="9360" w:type="dxa"/>
+        <w:tblLook w:firstRow="1" w:lastRow="0" w:firstColumn="0" w:lastColumn="0" w:noHBand="0" w:noVBand="0" w:val="0020"/>
+        <w:jc w:val="start"/>
         <w:tblLayout w:type="fixed"/>
-        <w:tblLook w:firstRow="1" w:lastRow="0" w:firstColumn="0" w:lastColumn="0" w:noHBand="0" w:noVBand="0" w:val="0020"/>
       </w:tblPr>
       <w:tblGrid>
         <w:gridCol w:w="4559"/>
@@ -3562,7 +3648,7 @@
       <w:tr>
         <w:trPr>
           <w:cantSplit/>
-          <w:tblHeader w:val="on"/>
+          <w:tblHeader w:val="true"/>
         </w:trPr>
         <w:tc>
           <w:tcPr/>
@@ -3759,9 +3845,9 @@
         <w:t xml:space="preserve">Use the server’s multi-Schedule booking operation for the selected combination. Sequential independent bookings can leave only part of the required appointment reserved.</w:t>
       </w:r>
     </w:p>
-    <w:bookmarkEnd w:id="28"/>
-    <w:bookmarkEnd w:id="29"/>
-    <w:bookmarkStart w:id="41" w:name="booking-and-managing-appointments"/>
+    <w:bookmarkEnd w:id="39"/>
+    <w:bookmarkEnd w:id="40"/>
+    <w:bookmarkStart w:id="52" w:name="booking-and-managing-appointments"/>
     <w:p>
       <w:pPr>
         <w:pStyle w:val="Heading3"/>
@@ -3770,7 +3856,7 @@
         <w:t xml:space="preserve">Booking and Managing Appointments</w:t>
       </w:r>
     </w:p>
-    <w:bookmarkStart w:id="31" w:name="capacity-and-group-visits"/>
+    <w:bookmarkStart w:id="42" w:name="capacity-and-group-visits"/>
     <w:p>
       <w:pPr>
         <w:pStyle w:val="Heading4"/>
@@ -3789,7 +3875,7 @@
       <w:r>
         <w:t xml:space="preserve"> </w:t>
       </w:r>
-      <w:hyperlink r:id="rId30">
+      <w:hyperlink r:id="rId41">
         <w:r>
           <w:rPr>
             <w:rStyle w:val="Hyperlink"/>
@@ -3807,19 +3893,19 @@
       </w:pPr>
       <w:r>
         <w:rPr>
+          <w:bCs/>
           <w:b/>
-          <w:bCs/>
         </w:rPr>
         <w:t xml:space="preserve">Questions:</w:t>
       </w:r>
     </w:p>
     <w:p>
       <w:pPr>
-        <w:pStyle w:val="Compact"/>
         <w:numPr>
           <w:ilvl w:val="0"/>
           <w:numId w:val="1011"/>
         </w:numPr>
+        <w:pStyle w:val="Compact"/>
       </w:pPr>
       <w:r>
         <w:t xml:space="preserve">Must each chair or room be individually assigned, or are they interchangeable?</w:t>
@@ -3827,11 +3913,11 @@
     </w:p>
     <w:p>
       <w:pPr>
-        <w:pStyle w:val="Compact"/>
         <w:numPr>
           <w:ilvl w:val="0"/>
           <w:numId w:val="1011"/>
         </w:numPr>
+        <w:pStyle w:val="Compact"/>
       </w:pPr>
       <w:r>
         <w:t xml:space="preserve">Does each patient need independent cancellation, access, clinical documentation, and billing?</w:t>
@@ -3839,11 +3925,11 @@
     </w:p>
     <w:p>
       <w:pPr>
-        <w:pStyle w:val="Compact"/>
         <w:numPr>
           <w:ilvl w:val="0"/>
           <w:numId w:val="1011"/>
         </w:numPr>
+        <w:pStyle w:val="Compact"/>
       </w:pPr>
       <w:r>
         <w:t xml:space="preserve">Does a provider participate in every concurrent booking?</w:t>
@@ -3853,8 +3939,9 @@
       <w:tblPr>
         <w:tblStyle w:val="Table"/>
         <w:tblW w:w="9360" w:type="dxa"/>
+        <w:tblLook w:firstRow="1" w:lastRow="0" w:firstColumn="0" w:lastColumn="0" w:noHBand="0" w:noVBand="0" w:val="0020"/>
+        <w:jc w:val="start"/>
         <w:tblLayout w:type="fixed"/>
-        <w:tblLook w:firstRow="1" w:lastRow="0" w:firstColumn="0" w:lastColumn="0" w:noHBand="0" w:noVBand="0" w:val="0020"/>
       </w:tblPr>
       <w:tblGrid>
         <w:gridCol w:w="4446"/>
@@ -3863,7 +3950,7 @@
       <w:tr>
         <w:trPr>
           <w:cantSplit/>
-          <w:tblHeader w:val="on"/>
+          <w:tblHeader w:val="true"/>
         </w:trPr>
         <w:tc>
           <w:tcPr/>
@@ -4072,8 +4159,8 @@
       </w:pPr>
       <w:r>
         <w:rPr>
+          <w:bCs/>
           <w:b/>
-          <w:bCs/>
         </w:rPr>
         <w:t xml:space="preserve">Costly modeling choice:</w:t>
       </w:r>
@@ -4096,8 +4183,8 @@
         <w:t xml:space="preserve">; define any session grouping deliberately rather than inventing that field.</w:t>
       </w:r>
     </w:p>
-    <w:bookmarkEnd w:id="31"/>
-    <w:bookmarkStart w:id="36" w:name="immediate-booking-holds-and-approval"/>
+    <w:bookmarkEnd w:id="42"/>
+    <w:bookmarkStart w:id="47" w:name="immediate-booking-holds-and-approval"/>
     <w:p>
       <w:pPr>
         <w:pStyle w:val="Heading4"/>
@@ -4120,19 +4207,19 @@
       </w:pPr>
       <w:r>
         <w:rPr>
+          <w:bCs/>
           <w:b/>
-          <w:bCs/>
         </w:rPr>
         <w:t xml:space="preserve">Questions:</w:t>
       </w:r>
     </w:p>
     <w:p>
       <w:pPr>
-        <w:pStyle w:val="Compact"/>
         <w:numPr>
           <w:ilvl w:val="0"/>
           <w:numId w:val="1012"/>
         </w:numPr>
+        <w:pStyle w:val="Compact"/>
       </w:pPr>
       <w:r>
         <w:t xml:space="preserve">Does the time need protection while details or approvals are collected?</w:t>
@@ -4140,11 +4227,11 @@
     </w:p>
     <w:p>
       <w:pPr>
-        <w:pStyle w:val="Compact"/>
         <w:numPr>
           <w:ilvl w:val="0"/>
           <w:numId w:val="1012"/>
         </w:numPr>
+        <w:pStyle w:val="Compact"/>
       </w:pPr>
       <w:r>
         <w:t xml:space="preserve">Who approves, what evidence is required, and how long may a hold remain?</w:t>
@@ -4152,11 +4239,11 @@
     </w:p>
     <w:p>
       <w:pPr>
-        <w:pStyle w:val="Compact"/>
         <w:numPr>
           <w:ilvl w:val="0"/>
           <w:numId w:val="1012"/>
         </w:numPr>
+        <w:pStyle w:val="Compact"/>
       </w:pPr>
       <w:r>
         <w:t xml:space="preserve">Who releases abandoned or rejected requests?</w:t>
@@ -4166,8 +4253,9 @@
       <w:tblPr>
         <w:tblStyle w:val="Table"/>
         <w:tblW w:w="9360" w:type="dxa"/>
+        <w:tblLook w:firstRow="1" w:lastRow="0" w:firstColumn="0" w:lastColumn="0" w:noHBand="0" w:noVBand="0" w:val="0020"/>
+        <w:jc w:val="start"/>
         <w:tblLayout w:type="fixed"/>
-        <w:tblLook w:firstRow="1" w:lastRow="0" w:firstColumn="0" w:lastColumn="0" w:noHBand="0" w:noVBand="0" w:val="0020"/>
       </w:tblPr>
       <w:tblGrid>
         <w:gridCol w:w="4128"/>
@@ -4176,7 +4264,7 @@
       <w:tr>
         <w:trPr>
           <w:cantSplit/>
-          <w:tblHeader w:val="on"/>
+          <w:tblHeader w:val="true"/>
         </w:trPr>
         <w:tc>
           <w:tcPr/>
@@ -4241,7 +4329,7 @@
             <w:r>
               <w:t xml:space="preserve"> </w:t>
             </w:r>
-            <w:hyperlink r:id="rId32">
+            <w:hyperlink r:id="rId43">
               <w:r>
                 <w:rPr>
                   <w:rStyle w:val="VerbatimChar"/>
@@ -4293,7 +4381,7 @@
             <w:r>
               <w:t xml:space="preserve"> </w:t>
             </w:r>
-            <w:hyperlink r:id="rId33">
+            <w:hyperlink r:id="rId44">
               <w:r>
                 <w:rPr>
                   <w:rStyle w:val="VerbatimChar"/>
@@ -4310,7 +4398,7 @@
             <w:r>
               <w:t xml:space="preserve"> </w:t>
             </w:r>
-            <w:hyperlink r:id="rId34">
+            <w:hyperlink r:id="rId45">
               <w:r>
                 <w:rPr>
                   <w:rStyle w:val="VerbatimChar"/>
@@ -4353,7 +4441,7 @@
             <w:r>
               <w:t xml:space="preserve"> </w:t>
             </w:r>
-            <w:hyperlink r:id="rId35">
+            <w:hyperlink r:id="rId46">
               <w:r>
                 <w:rPr>
                   <w:rStyle w:val="VerbatimChar"/>
@@ -4497,8 +4585,8 @@
         <w:t xml:space="preserve">as an Appointment status; it is a participant status. Make confirmation and expiry processing coordinate so an approval cannot race an independent cleanup workflow unnoticed.</w:t>
       </w:r>
     </w:p>
-    <w:bookmarkEnd w:id="36"/>
-    <w:bookmarkStart w:id="38" w:name="Xdef137807eee2820915ca6e2698c878ac10602d"/>
+    <w:bookmarkEnd w:id="47"/>
+    <w:bookmarkStart w:id="49" w:name="Xdef137807eee2820915ca6e2698c878ac10602d"/>
     <w:p>
       <w:pPr>
         <w:pStyle w:val="Heading4"/>
@@ -4575,19 +4663,19 @@
       </w:pPr>
       <w:r>
         <w:rPr>
+          <w:bCs/>
           <w:b/>
-          <w:bCs/>
         </w:rPr>
         <w:t xml:space="preserve">Questions:</w:t>
       </w:r>
     </w:p>
     <w:p>
       <w:pPr>
-        <w:pStyle w:val="Compact"/>
         <w:numPr>
           <w:ilvl w:val="0"/>
           <w:numId w:val="1013"/>
         </w:numPr>
+        <w:pStyle w:val="Compact"/>
       </w:pPr>
       <w:r>
         <w:t xml:space="preserve">Is refresh-on-action sufficient, or does the workflow need live updates?</w:t>
@@ -4595,11 +4683,11 @@
     </w:p>
     <w:p>
       <w:pPr>
-        <w:pStyle w:val="Compact"/>
         <w:numPr>
           <w:ilvl w:val="0"/>
           <w:numId w:val="1013"/>
         </w:numPr>
+        <w:pStyle w:val="Compact"/>
       </w:pPr>
       <w:r>
         <w:t xml:space="preserve">What happens when another user books the last available capacity?</w:t>
@@ -4607,11 +4695,11 @@
     </w:p>
     <w:p>
       <w:pPr>
-        <w:pStyle w:val="Compact"/>
         <w:numPr>
           <w:ilvl w:val="0"/>
           <w:numId w:val="1013"/>
         </w:numPr>
+        <w:pStyle w:val="Compact"/>
       </w:pPr>
       <w:r>
         <w:t xml:space="preserve">Which exceptions are allowed, who authorizes them, and how are they audited?</w:t>
@@ -4621,8 +4709,9 @@
       <w:tblPr>
         <w:tblStyle w:val="Table"/>
         <w:tblW w:w="9360" w:type="dxa"/>
+        <w:tblLook w:firstRow="1" w:lastRow="0" w:firstColumn="0" w:lastColumn="0" w:noHBand="0" w:noVBand="0" w:val="0020"/>
+        <w:jc w:val="start"/>
         <w:tblLayout w:type="fixed"/>
-        <w:tblLook w:firstRow="1" w:lastRow="0" w:firstColumn="0" w:lastColumn="0" w:noHBand="0" w:noVBand="0" w:val="0020"/>
       </w:tblPr>
       <w:tblGrid>
         <w:gridCol w:w="4621"/>
@@ -4631,7 +4720,7 @@
       <w:tr>
         <w:trPr>
           <w:cantSplit/>
-          <w:tblHeader w:val="on"/>
+          <w:tblHeader w:val="true"/>
         </w:trPr>
         <w:tc>
           <w:tcPr/>
@@ -4716,7 +4805,7 @@
             <w:r>
               <w:t xml:space="preserve"> </w:t>
             </w:r>
-            <w:hyperlink r:id="rId37">
+            <w:hyperlink r:id="rId48">
               <w:r>
                 <w:rPr>
                   <w:rStyle w:val="Hyperlink"/>
@@ -4853,8 +4942,8 @@
         <w:t xml:space="preserve">’s conflict checks. Ensure transaction support is enabled for cross-referencing writes; do not rely on a batch fallback for atomicity.</w:t>
       </w:r>
     </w:p>
-    <w:bookmarkEnd w:id="38"/>
-    <w:bookmarkStart w:id="40" w:name="X37a303b7b9065bee9f98c1e2146ddd765cd8ac4"/>
+    <w:bookmarkEnd w:id="49"/>
+    <w:bookmarkStart w:id="51" w:name="X37a303b7b9065bee9f98c1e2146ddd765cd8ac4"/>
     <w:p>
       <w:pPr>
         <w:pStyle w:val="Heading4"/>
@@ -4877,19 +4966,19 @@
       </w:pPr>
       <w:r>
         <w:rPr>
+          <w:bCs/>
           <w:b/>
-          <w:bCs/>
         </w:rPr>
         <w:t xml:space="preserve">Questions:</w:t>
       </w:r>
     </w:p>
     <w:p>
       <w:pPr>
-        <w:pStyle w:val="Compact"/>
         <w:numPr>
           <w:ilvl w:val="0"/>
           <w:numId w:val="1014"/>
         </w:numPr>
+        <w:pStyle w:val="Compact"/>
       </w:pPr>
       <w:r>
         <w:t xml:space="preserve">Who can cancel or move an appointment, and with what notice?</w:t>
@@ -4897,11 +4986,11 @@
     </w:p>
     <w:p>
       <w:pPr>
-        <w:pStyle w:val="Compact"/>
         <w:numPr>
           <w:ilvl w:val="0"/>
           <w:numId w:val="1014"/>
         </w:numPr>
+        <w:pStyle w:val="Compact"/>
       </w:pPr>
       <w:r>
         <w:t xml:space="preserve">Must rescheduling preserve Appointment identity and downstream references?</w:t>
@@ -4909,11 +4998,11 @@
     </w:p>
     <w:p>
       <w:pPr>
-        <w:pStyle w:val="Compact"/>
         <w:numPr>
           <w:ilvl w:val="0"/>
           <w:numId w:val="1014"/>
         </w:numPr>
+        <w:pStyle w:val="Compact"/>
       </w:pPr>
       <w:r>
         <w:t xml:space="preserve">Which arrival, no-show, and completion states are needed?</w:t>
@@ -4921,11 +5010,11 @@
     </w:p>
     <w:p>
       <w:pPr>
-        <w:pStyle w:val="Compact"/>
         <w:numPr>
           <w:ilvl w:val="0"/>
           <w:numId w:val="1014"/>
         </w:numPr>
+        <w:pStyle w:val="Compact"/>
       </w:pPr>
       <w:r>
         <w:t xml:space="preserve">When is the Encounter created, and who owns that automation?</w:t>
@@ -4935,8 +5024,9 @@
       <w:tblPr>
         <w:tblStyle w:val="Table"/>
         <w:tblW w:w="9360" w:type="dxa"/>
+        <w:tblLook w:firstRow="1" w:lastRow="0" w:firstColumn="0" w:lastColumn="0" w:noHBand="0" w:noVBand="0" w:val="0020"/>
+        <w:jc w:val="start"/>
         <w:tblLayout w:type="fixed"/>
-        <w:tblLook w:firstRow="1" w:lastRow="0" w:firstColumn="0" w:lastColumn="0" w:noHBand="0" w:noVBand="0" w:val="0020"/>
       </w:tblPr>
       <w:tblGrid>
         <w:gridCol w:w="3882"/>
@@ -4945,7 +5035,7 @@
       <w:tr>
         <w:trPr>
           <w:cantSplit/>
-          <w:tblHeader w:val="on"/>
+          <w:tblHeader w:val="true"/>
         </w:trPr>
         <w:tc>
           <w:tcPr/>
@@ -5155,7 +5245,7 @@
             <w:r>
               <w:t xml:space="preserve"> </w:t>
             </w:r>
-            <w:hyperlink r:id="rId39">
+            <w:hyperlink r:id="rId50">
               <w:r>
                 <w:rPr>
                   <w:rStyle w:val="VerbatimChar"/>
@@ -5469,9 +5559,9 @@
         <w:t xml:space="preserve">to reschedule while leaving its Slots behind. Notify dependent systems whenever the time, actors, or status changes.</w:t>
       </w:r>
     </w:p>
-    <w:bookmarkEnd w:id="40"/>
-    <w:bookmarkEnd w:id="41"/>
-    <w:bookmarkStart w:id="49" w:name="conditional-workflows"/>
+    <w:bookmarkEnd w:id="51"/>
+    <w:bookmarkEnd w:id="52"/>
+    <w:bookmarkStart w:id="60" w:name="conditional-workflows"/>
     <w:p>
       <w:pPr>
         <w:pStyle w:val="Heading3"/>
@@ -5480,7 +5570,7 @@
         <w:t xml:space="preserve">Conditional Workflows</w:t>
       </w:r>
     </w:p>
-    <w:bookmarkStart w:id="42" w:name="recurring-appointment-series"/>
+    <w:bookmarkStart w:id="53" w:name="recurring-appointment-series"/>
     <w:p>
       <w:pPr>
         <w:pStyle w:val="Heading4"/>
@@ -5503,19 +5593,19 @@
       </w:pPr>
       <w:r>
         <w:rPr>
+          <w:bCs/>
           <w:b/>
-          <w:bCs/>
         </w:rPr>
         <w:t xml:space="preserve">Questions:</w:t>
       </w:r>
     </w:p>
     <w:p>
       <w:pPr>
-        <w:pStyle w:val="Compact"/>
         <w:numPr>
           <w:ilvl w:val="0"/>
           <w:numId w:val="1015"/>
         </w:numPr>
+        <w:pStyle w:val="Compact"/>
       </w:pPr>
       <w:r>
         <w:t xml:space="preserve">Is the series finite, or maintained over a rolling horizon?</w:t>
@@ -5523,11 +5613,11 @@
     </w:p>
     <w:p>
       <w:pPr>
-        <w:pStyle w:val="Compact"/>
         <w:numPr>
           <w:ilvl w:val="0"/>
           <w:numId w:val="1015"/>
         </w:numPr>
+        <w:pStyle w:val="Compact"/>
       </w:pPr>
       <w:r>
         <w:t xml:space="preserve">Must every occurrence be available before the series is accepted?</w:t>
@@ -5535,11 +5625,11 @@
     </w:p>
     <w:p>
       <w:pPr>
-        <w:pStyle w:val="Compact"/>
         <w:numPr>
           <w:ilvl w:val="0"/>
           <w:numId w:val="1015"/>
         </w:numPr>
+        <w:pStyle w:val="Compact"/>
       </w:pPr>
       <w:r>
         <w:t xml:space="preserve">Can a user change one occurrence, all future occurrences, or the entire series?</w:t>
@@ -5547,11 +5637,11 @@
     </w:p>
     <w:p>
       <w:pPr>
-        <w:pStyle w:val="Compact"/>
         <w:numPr>
           <w:ilvl w:val="0"/>
           <w:numId w:val="1015"/>
         </w:numPr>
+        <w:pStyle w:val="Compact"/>
       </w:pPr>
       <w:r>
         <w:t xml:space="preserve">Does recurrence follow local wall-clock time across DST changes?</w:t>
@@ -5561,8 +5651,9 @@
       <w:tblPr>
         <w:tblStyle w:val="Table"/>
         <w:tblW w:w="9360" w:type="dxa"/>
+        <w:tblLook w:firstRow="1" w:lastRow="0" w:firstColumn="0" w:lastColumn="0" w:noHBand="0" w:noVBand="0" w:val="0020"/>
+        <w:jc w:val="start"/>
         <w:tblLayout w:type="fixed"/>
-        <w:tblLook w:firstRow="1" w:lastRow="0" w:firstColumn="0" w:lastColumn="0" w:noHBand="0" w:noVBand="0" w:val="0020"/>
       </w:tblPr>
       <w:tblGrid>
         <w:gridCol w:w="4499"/>
@@ -5571,7 +5662,7 @@
       <w:tr>
         <w:trPr>
           <w:cantSplit/>
-          <w:tblHeader w:val="on"/>
+          <w:tblHeader w:val="true"/>
         </w:trPr>
         <w:tc>
           <w:tcPr/>
@@ -5777,8 +5868,8 @@
         <w:t xml:space="preserve">. Recheck the scheduling API’s supported series behavior before implementing a custom model, since this area is evolving.</w:t>
       </w:r>
     </w:p>
-    <w:bookmarkEnd w:id="42"/>
-    <w:bookmarkStart w:id="43" w:name="waitlists"/>
+    <w:bookmarkEnd w:id="53"/>
+    <w:bookmarkStart w:id="54" w:name="waitlists"/>
     <w:p>
       <w:pPr>
         <w:pStyle w:val="Heading4"/>
@@ -5801,19 +5892,19 @@
       </w:pPr>
       <w:r>
         <w:rPr>
+          <w:bCs/>
           <w:b/>
-          <w:bCs/>
         </w:rPr>
         <w:t xml:space="preserve">Questions:</w:t>
       </w:r>
     </w:p>
     <w:p>
       <w:pPr>
-        <w:pStyle w:val="Compact"/>
         <w:numPr>
           <w:ilvl w:val="0"/>
           <w:numId w:val="1016"/>
         </w:numPr>
+        <w:pStyle w:val="Compact"/>
       </w:pPr>
       <w:r>
         <w:t xml:space="preserve">What service, candidates, time range, and preferences does the patient accept?</w:t>
@@ -5821,11 +5912,11 @@
     </w:p>
     <w:p>
       <w:pPr>
-        <w:pStyle w:val="Compact"/>
         <w:numPr>
           <w:ilvl w:val="0"/>
           <w:numId w:val="1016"/>
         </w:numPr>
+        <w:pStyle w:val="Compact"/>
       </w:pPr>
       <w:r>
         <w:t xml:space="preserve">How are priority and fairness determined?</w:t>
@@ -5833,11 +5924,11 @@
     </w:p>
     <w:p>
       <w:pPr>
-        <w:pStyle w:val="Compact"/>
         <w:numPr>
           <w:ilvl w:val="0"/>
           <w:numId w:val="1016"/>
         </w:numPr>
+        <w:pStyle w:val="Compact"/>
       </w:pPr>
       <w:r>
         <w:t xml:space="preserve">How long is an offer valid, and does it reserve capacity?</w:t>
@@ -5847,8 +5938,9 @@
       <w:tblPr>
         <w:tblStyle w:val="Table"/>
         <w:tblW w:w="9360" w:type="dxa"/>
+        <w:tblLook w:firstRow="1" w:lastRow="0" w:firstColumn="0" w:lastColumn="0" w:noHBand="0" w:noVBand="0" w:val="0020"/>
+        <w:jc w:val="start"/>
         <w:tblLayout w:type="fixed"/>
-        <w:tblLook w:firstRow="1" w:lastRow="0" w:firstColumn="0" w:lastColumn="0" w:noHBand="0" w:noVBand="0" w:val="0020"/>
       </w:tblPr>
       <w:tblGrid>
         <w:gridCol w:w="3648"/>
@@ -5857,7 +5949,7 @@
       <w:tr>
         <w:trPr>
           <w:cantSplit/>
-          <w:tblHeader w:val="on"/>
+          <w:tblHeader w:val="true"/>
         </w:trPr>
         <w:tc>
           <w:tcPr/>
@@ -6028,8 +6120,8 @@
         </w:tc>
       </w:tr>
     </w:tbl>
-    <w:bookmarkEnd w:id="43"/>
-    <w:bookmarkStart w:id="45" w:name="reminders-and-responses"/>
+    <w:bookmarkEnd w:id="54"/>
+    <w:bookmarkStart w:id="56" w:name="reminders-and-responses"/>
     <w:p>
       <w:pPr>
         <w:pStyle w:val="Heading4"/>
@@ -6052,19 +6144,19 @@
       </w:pPr>
       <w:r>
         <w:rPr>
+          <w:bCs/>
           <w:b/>
-          <w:bCs/>
         </w:rPr>
         <w:t xml:space="preserve">Questions:</w:t>
       </w:r>
     </w:p>
     <w:p>
       <w:pPr>
-        <w:pStyle w:val="Compact"/>
         <w:numPr>
           <w:ilvl w:val="0"/>
           <w:numId w:val="1017"/>
         </w:numPr>
+        <w:pStyle w:val="Compact"/>
       </w:pPr>
       <w:r>
         <w:t xml:space="preserve">Which channels and timing rules apply, and in whose time zone?</w:t>
@@ -6072,11 +6164,11 @@
     </w:p>
     <w:p>
       <w:pPr>
-        <w:pStyle w:val="Compact"/>
         <w:numPr>
           <w:ilvl w:val="0"/>
           <w:numId w:val="1017"/>
         </w:numPr>
+        <w:pStyle w:val="Compact"/>
       </w:pPr>
       <w:r>
         <w:t xml:space="preserve">Can replies acknowledge, cancel, or request a change?</w:t>
@@ -6084,11 +6176,11 @@
     </w:p>
     <w:p>
       <w:pPr>
-        <w:pStyle w:val="Compact"/>
         <w:numPr>
           <w:ilvl w:val="0"/>
           <w:numId w:val="1017"/>
         </w:numPr>
+        <w:pStyle w:val="Compact"/>
       </w:pPr>
       <w:r>
         <w:t xml:space="preserve">How are reminders suppressed after cancellation or rescheduling?</w:t>
@@ -6098,8 +6190,9 @@
       <w:tblPr>
         <w:tblStyle w:val="Table"/>
         <w:tblW w:w="9360" w:type="dxa"/>
+        <w:tblLook w:firstRow="1" w:lastRow="0" w:firstColumn="0" w:lastColumn="0" w:noHBand="0" w:noVBand="0" w:val="0020"/>
+        <w:jc w:val="start"/>
         <w:tblLayout w:type="fixed"/>
-        <w:tblLook w:firstRow="1" w:lastRow="0" w:firstColumn="0" w:lastColumn="0" w:noHBand="0" w:noVBand="0" w:val="0020"/>
       </w:tblPr>
       <w:tblGrid>
         <w:gridCol w:w="3899"/>
@@ -6108,7 +6201,7 @@
       <w:tr>
         <w:trPr>
           <w:cantSplit/>
-          <w:tblHeader w:val="on"/>
+          <w:tblHeader w:val="true"/>
         </w:trPr>
         <w:tc>
           <w:tcPr/>
@@ -6233,7 +6326,7 @@
       <w:r>
         <w:t xml:space="preserve"> </w:t>
       </w:r>
-      <w:hyperlink r:id="rId44">
+      <w:hyperlink r:id="rId55">
         <w:r>
           <w:rPr>
             <w:rStyle w:val="Hyperlink"/>
@@ -6248,8 +6341,8 @@
         <w:t xml:space="preserve">for channel, consent, and delivery design.</w:t>
       </w:r>
     </w:p>
-    <w:bookmarkEnd w:id="45"/>
-    <w:bookmarkStart w:id="46" w:name="telehealth-provisioning"/>
+    <w:bookmarkEnd w:id="56"/>
+    <w:bookmarkStart w:id="57" w:name="telehealth-provisioning"/>
     <w:p>
       <w:pPr>
         <w:pStyle w:val="Heading4"/>
@@ -6284,19 +6377,19 @@
       </w:pPr>
       <w:r>
         <w:rPr>
+          <w:bCs/>
           <w:b/>
-          <w:bCs/>
         </w:rPr>
         <w:t xml:space="preserve">Questions:</w:t>
       </w:r>
     </w:p>
     <w:p>
       <w:pPr>
-        <w:pStyle w:val="Compact"/>
         <w:numPr>
           <w:ilvl w:val="0"/>
           <w:numId w:val="1018"/>
         </w:numPr>
+        <w:pStyle w:val="Compact"/>
       </w:pPr>
       <w:r>
         <w:t xml:space="preserve">Is the visit virtual, in-person, or selectable per booking?</w:t>
@@ -6304,11 +6397,11 @@
     </w:p>
     <w:p>
       <w:pPr>
-        <w:pStyle w:val="Compact"/>
         <w:numPr>
           <w:ilvl w:val="0"/>
           <w:numId w:val="1018"/>
         </w:numPr>
+        <w:pStyle w:val="Compact"/>
       </w:pPr>
       <w:r>
         <w:t xml:space="preserve">Is the meeting created at booking, approval, or shortly before the visit?</w:t>
@@ -6316,11 +6409,11 @@
     </w:p>
     <w:p>
       <w:pPr>
-        <w:pStyle w:val="Compact"/>
         <w:numPr>
           <w:ilvl w:val="0"/>
           <w:numId w:val="1018"/>
         </w:numPr>
+        <w:pStyle w:val="Compact"/>
       </w:pPr>
       <w:r>
         <w:t xml:space="preserve">Who can read the join details, and what happens when the visit changes?</w:t>
@@ -6330,8 +6423,9 @@
       <w:tblPr>
         <w:tblStyle w:val="Table"/>
         <w:tblW w:w="9360" w:type="dxa"/>
+        <w:tblLook w:firstRow="1" w:lastRow="0" w:firstColumn="0" w:lastColumn="0" w:noHBand="0" w:noVBand="0" w:val="0020"/>
+        <w:jc w:val="start"/>
         <w:tblLayout w:type="fixed"/>
-        <w:tblLook w:firstRow="1" w:lastRow="0" w:firstColumn="0" w:lastColumn="0" w:noHBand="0" w:noVBand="0" w:val="0020"/>
       </w:tblPr>
       <w:tblGrid>
         <w:gridCol w:w="4513"/>
@@ -6340,7 +6434,7 @@
       <w:tr>
         <w:trPr>
           <w:cantSplit/>
-          <w:tblHeader w:val="on"/>
+          <w:tblHeader w:val="true"/>
         </w:trPr>
         <w:tc>
           <w:tcPr/>
@@ -6484,8 +6578,8 @@
         </w:tc>
       </w:tr>
     </w:tbl>
-    <w:bookmarkEnd w:id="46"/>
-    <w:bookmarkStart w:id="48" w:name="external-calendar-integration"/>
+    <w:bookmarkEnd w:id="57"/>
+    <w:bookmarkStart w:id="59" w:name="external-calendar-integration"/>
     <w:p>
       <w:pPr>
         <w:pStyle w:val="Heading4"/>
@@ -6508,19 +6602,19 @@
       </w:pPr>
       <w:r>
         <w:rPr>
+          <w:bCs/>
           <w:b/>
-          <w:bCs/>
         </w:rPr>
         <w:t xml:space="preserve">Questions:</w:t>
       </w:r>
     </w:p>
     <w:p>
       <w:pPr>
-        <w:pStyle w:val="Compact"/>
         <w:numPr>
           <w:ilvl w:val="0"/>
           <w:numId w:val="1019"/>
         </w:numPr>
+        <w:pStyle w:val="Compact"/>
       </w:pPr>
       <w:r>
         <w:t xml:space="preserve">Is the destination a personal calendar, patient calendar feed, or another clinical scheduler?</w:t>
@@ -6528,11 +6622,11 @@
     </w:p>
     <w:p>
       <w:pPr>
-        <w:pStyle w:val="Compact"/>
         <w:numPr>
           <w:ilvl w:val="0"/>
           <w:numId w:val="1019"/>
         </w:numPr>
+        <w:pStyle w:val="Compact"/>
       </w:pPr>
       <w:r>
         <w:t xml:space="preserve">Do external events block availability, and do edits move Medplum appointments?</w:t>
@@ -6540,11 +6634,11 @@
     </w:p>
     <w:p>
       <w:pPr>
-        <w:pStyle w:val="Compact"/>
         <w:numPr>
           <w:ilvl w:val="0"/>
           <w:numId w:val="1019"/>
         </w:numPr>
+        <w:pStyle w:val="Compact"/>
       </w:pPr>
       <w:r>
         <w:t xml:space="preserve">How are cancellations, recurrence exceptions, outages, and reconciliation handled?</w:t>
@@ -6554,8 +6648,9 @@
       <w:tblPr>
         <w:tblStyle w:val="Table"/>
         <w:tblW w:w="9360" w:type="dxa"/>
+        <w:tblLook w:firstRow="1" w:lastRow="0" w:firstColumn="0" w:lastColumn="0" w:noHBand="0" w:noVBand="0" w:val="0020"/>
+        <w:jc w:val="start"/>
         <w:tblLayout w:type="fixed"/>
-        <w:tblLook w:firstRow="1" w:lastRow="0" w:firstColumn="0" w:lastColumn="0" w:noHBand="0" w:noVBand="0" w:val="0020"/>
       </w:tblPr>
       <w:tblGrid>
         <w:gridCol w:w="4315"/>
@@ -6564,7 +6659,7 @@
       <w:tr>
         <w:trPr>
           <w:cantSplit/>
-          <w:tblHeader w:val="on"/>
+          <w:tblHeader w:val="true"/>
         </w:trPr>
         <w:tc>
           <w:tcPr/>
@@ -6733,7 +6828,7 @@
       <w:r>
         <w:t xml:space="preserve"> </w:t>
       </w:r>
-      <w:hyperlink r:id="rId47">
+      <w:hyperlink r:id="rId58">
         <w:r>
           <w:rPr>
             <w:rStyle w:val="Hyperlink"/>
@@ -6748,10 +6843,10 @@
         <w:t xml:space="preserve">when replacing or running alongside another scheduler.</w:t>
       </w:r>
     </w:p>
-    <w:bookmarkEnd w:id="48"/>
-    <w:bookmarkEnd w:id="49"/>
-    <w:bookmarkEnd w:id="50"/>
-    <w:bookmarkStart w:id="53" w:name="reference-implementation"/>
+    <w:bookmarkEnd w:id="59"/>
+    <w:bookmarkEnd w:id="60"/>
+    <w:bookmarkEnd w:id="61"/>
+    <w:bookmarkStart w:id="64" w:name="reference-implementation"/>
     <w:p>
       <w:pPr>
         <w:pStyle w:val="Heading2"/>
@@ -6770,7 +6865,7 @@
       <w:r>
         <w:t xml:space="preserve"> </w:t>
       </w:r>
-      <w:hyperlink r:id="rId51">
+      <w:hyperlink r:id="rId62">
         <w:r>
           <w:rPr>
             <w:rStyle w:val="VerbatimChar"/>
@@ -6784,7 +6879,7 @@
       <w:r>
         <w:t xml:space="preserve"> </w:t>
       </w:r>
-      <w:hyperlink r:id="rId52">
+      <w:hyperlink r:id="rId63">
         <w:r>
           <w:rPr>
             <w:rStyle w:val="Hyperlink"/>
@@ -6796,8 +6891,8 @@
         <w:t xml:space="preserve">.</w:t>
       </w:r>
     </w:p>
-    <w:bookmarkEnd w:id="53"/>
-    <w:bookmarkStart w:id="54" w:name="before-you-implement"/>
+    <w:bookmarkEnd w:id="64"/>
+    <w:bookmarkStart w:id="65" w:name="before-you-implement"/>
     <w:p>
       <w:pPr>
         <w:pStyle w:val="Heading2"/>
@@ -6808,11 +6903,11 @@
     </w:p>
     <w:p>
       <w:pPr>
-        <w:pStyle w:val="Compact"/>
         <w:numPr>
           <w:ilvl w:val="0"/>
           <w:numId w:val="1020"/>
         </w:numPr>
+        <w:pStyle w:val="Compact"/>
       </w:pPr>
       <w:r>
         <w:t xml:space="preserve">Record the chosen service, actor, availability, and access models, with an owner for each.</w:t>
@@ -6820,11 +6915,11 @@
     </w:p>
     <w:p>
       <w:pPr>
-        <w:pStyle w:val="Compact"/>
         <w:numPr>
           <w:ilvl w:val="0"/>
           <w:numId w:val="1020"/>
         </w:numPr>
+        <w:pStyle w:val="Compact"/>
       </w:pPr>
       <w:r>
         <w:t xml:space="preserve">Separate server-supported behavior from custom workflows and unresolved product requirements.</w:t>
@@ -6832,11 +6927,11 @@
     </w:p>
     <w:p>
       <w:pPr>
-        <w:pStyle w:val="Compact"/>
         <w:numPr>
           <w:ilvl w:val="0"/>
           <w:numId w:val="1020"/>
         </w:numPr>
+        <w:pStyle w:val="Compact"/>
       </w:pPr>
       <w:r>
         <w:t xml:space="preserve">Test booking conflicts, capacity and buffers, time zones, expiry/cancellation races, and denied access using representative user roles.</w:t>
@@ -6844,11 +6939,11 @@
     </w:p>
     <w:p>
       <w:pPr>
-        <w:pStyle w:val="Compact"/>
         <w:numPr>
           <w:ilvl w:val="0"/>
           <w:numId w:val="1020"/>
         </w:numPr>
+        <w:pStyle w:val="Compact"/>
       </w:pPr>
       <w:r>
         <w:t xml:space="preserve">Define recovery for partial series bookings, failed integrations, and ambiguous responses.</w:t>
@@ -6856,11 +6951,11 @@
     </w:p>
     <w:p>
       <w:pPr>
-        <w:pStyle w:val="Compact"/>
         <w:numPr>
           <w:ilvl w:val="0"/>
           <w:numId w:val="1020"/>
         </w:numPr>
+        <w:pStyle w:val="Compact"/>
       </w:pPr>
       <w:r>
         <w:t xml:space="preserve">Confirm the server/package versions in use and review the scheduling beta changelog before launch or upgrade.</w:t>
@@ -6868,18 +6963,18 @@
     </w:p>
     <w:p>
       <w:pPr>
-        <w:pStyle w:val="Compact"/>
         <w:numPr>
           <w:ilvl w:val="0"/>
           <w:numId w:val="1020"/>
         </w:numPr>
+        <w:pStyle w:val="Compact"/>
       </w:pPr>
       <w:r>
         <w:t xml:space="preserve">Assign an owner and acceptance criteria to every Not sure answer and every custom scheduling rule.</w:t>
       </w:r>
     </w:p>
-    <w:bookmarkEnd w:id="54"/>
-    <w:bookmarkEnd w:id="55"/>
+    <w:bookmarkEnd w:id="65"/>
+    <w:bookmarkEnd w:id="66"/>
     <w:sectPr>
       <w:pgSz w:h="15840" w:w="12240"/>
       <w:pgMar w:bottom="1440" w:footer="720" w:gutter="0" w:header="720" w:left="1440" w:right="1440" w:top="1440"/>
@@ -6917,14 +7012,14 @@
 <file path=word/numbering.xml><?xml version="1.0" encoding="utf-8"?>
 <w:numbering xmlns:w="http://schemas.openxmlformats.org/wordprocessingml/2006/main">
   <w:abstractNum w:abstractNumId="990">
-    <w:nsid w:val="0000A990"/>
+    <w:nsid w:val="A990"/>
     <w:multiLevelType w:val="multilevel"/>
     <w:lvl w:ilvl="0">
       <w:numFmt w:val="bullet"/>
       <w:lvlText w:val=" "/>
       <w:lvlJc w:val="left"/>
       <w:pPr>
-        <w:ind w:left="720" w:hanging="360"/>
+        <w:ind w:left="720" w:hanging="480"/>
       </w:pPr>
     </w:lvl>
     <w:lvl w:ilvl="1">
@@ -6932,7 +7027,7 @@
       <w:lvlText w:val=" "/>
       <w:lvlJc w:val="left"/>
       <w:pPr>
-        <w:ind w:left="1440" w:hanging="360"/>
+        <w:ind w:left="1440" w:hanging="480"/>
       </w:pPr>
     </w:lvl>
     <w:lvl w:ilvl="2">
@@ -6940,7 +7035,7 @@
       <w:lvlText w:val=" "/>
       <w:lvlJc w:val="left"/>
       <w:pPr>
-        <w:ind w:left="2160" w:hanging="360"/>
+        <w:ind w:left="2160" w:hanging="480"/>
       </w:pPr>
     </w:lvl>
     <w:lvl w:ilvl="3">
@@ -6948,7 +7043,7 @@
       <w:lvlText w:val=" "/>
       <w:lvlJc w:val="left"/>
       <w:pPr>
-        <w:ind w:left="2880" w:hanging="360"/>
+        <w:ind w:left="2880" w:hanging="480"/>
       </w:pPr>
     </w:lvl>
     <w:lvl w:ilvl="4">
@@ -6956,7 +7051,7 @@
       <w:lvlText w:val=" "/>
       <w:lvlJc w:val="left"/>
       <w:pPr>
-        <w:ind w:left="3600" w:hanging="360"/>
+        <w:ind w:left="3600" w:hanging="480"/>
       </w:pPr>
     </w:lvl>
     <w:lvl w:ilvl="5">
@@ -6964,7 +7059,7 @@
       <w:lvlText w:val=" "/>
       <w:lvlJc w:val="left"/>
       <w:pPr>
-        <w:ind w:left="4320" w:hanging="360"/>
+        <w:ind w:left="4320" w:hanging="480"/>
       </w:pPr>
     </w:lvl>
     <w:lvl w:ilvl="6">
@@ -6972,7 +7067,7 @@
       <w:lvlText w:val=" "/>
       <w:lvlJc w:val="left"/>
       <w:pPr>
-        <w:ind w:left="5040" w:hanging="360"/>
+        <w:ind w:left="5040" w:hanging="480"/>
       </w:pPr>
     </w:lvl>
     <w:lvl w:ilvl="7">
@@ -6980,7 +7075,7 @@
       <w:lvlText w:val=" "/>
       <w:lvlJc w:val="left"/>
       <w:pPr>
-        <w:ind w:left="5760" w:hanging="360"/>
+        <w:ind w:left="5760" w:hanging="480"/>
       </w:pPr>
     </w:lvl>
     <w:lvl w:ilvl="8">
@@ -6988,111 +7083,84 @@
       <w:lvlText w:val=" "/>
       <w:lvlJc w:val="left"/>
       <w:pPr>
-        <w:ind w:left="6480" w:hanging="360"/>
+        <w:ind w:left="6480" w:hanging="480"/>
       </w:pPr>
     </w:lvl>
   </w:abstractNum>
   <w:abstractNum w:abstractNumId="991">
-    <w:nsid w:val="0000A991"/>
+    <w:nsid w:val="A991"/>
     <w:multiLevelType w:val="multilevel"/>
     <w:lvl w:ilvl="0">
       <w:numFmt w:val="bullet"/>
-      <w:lvlText w:val=""/>
+      <w:lvlText w:val="•"/>
       <w:lvlJc w:val="left"/>
       <w:pPr>
-        <w:ind w:left="720" w:hanging="360"/>
-      </w:pPr>
-      <w:rPr>
-        <w:rFonts w:ascii="Symbol" w:hAnsi="Symbol" w:cs="Symbol" w:hint="default"/>
-      </w:rPr>
+        <w:ind w:left="720" w:hanging="480"/>
+      </w:pPr>
     </w:lvl>
     <w:lvl w:ilvl="1">
       <w:numFmt w:val="bullet"/>
-      <w:lvlText w:val="o"/>
+      <w:lvlText w:val="–"/>
       <w:lvlJc w:val="left"/>
       <w:pPr>
-        <w:ind w:left="1440" w:hanging="360"/>
-      </w:pPr>
-      <w:rPr>
-        <w:rFonts w:ascii="Courier New" w:hAnsi="Courier New" w:cs="Courier New" w:hint="default"/>
-      </w:rPr>
+        <w:ind w:left="1440" w:hanging="480"/>
+      </w:pPr>
     </w:lvl>
     <w:lvl w:ilvl="2">
       <w:numFmt w:val="bullet"/>
-      <w:lvlText w:val=""/>
+      <w:lvlText w:val="•"/>
       <w:lvlJc w:val="left"/>
       <w:pPr>
-        <w:ind w:left="2160" w:hanging="360"/>
-      </w:pPr>
-      <w:rPr>
-        <w:rFonts w:ascii="Wingdings" w:hAnsi="Wingdings" w:cs="Wingdings" w:hint="default"/>
-      </w:rPr>
+        <w:ind w:left="2160" w:hanging="480"/>
+      </w:pPr>
     </w:lvl>
     <w:lvl w:ilvl="3">
       <w:numFmt w:val="bullet"/>
-      <w:lvlText w:val=""/>
+      <w:lvlText w:val="–"/>
       <w:lvlJc w:val="left"/>
       <w:pPr>
-        <w:ind w:left="2880" w:hanging="360"/>
-      </w:pPr>
-      <w:rPr>
-        <w:rFonts w:ascii="Symbol" w:hAnsi="Symbol" w:cs="Symbol" w:hint="default"/>
-      </w:rPr>
+        <w:ind w:left="2880" w:hanging="480"/>
+      </w:pPr>
     </w:lvl>
     <w:lvl w:ilvl="4">
       <w:numFmt w:val="bullet"/>
-      <w:lvlText w:val="o"/>
+      <w:lvlText w:val="•"/>
       <w:lvlJc w:val="left"/>
       <w:pPr>
-        <w:ind w:left="3600" w:hanging="360"/>
-      </w:pPr>
-      <w:rPr>
-        <w:rFonts w:ascii="Courier New" w:hAnsi="Courier New" w:cs="Courier New" w:hint="default"/>
-      </w:rPr>
+        <w:ind w:left="3600" w:hanging="480"/>
+      </w:pPr>
     </w:lvl>
     <w:lvl w:ilvl="5">
       <w:numFmt w:val="bullet"/>
-      <w:lvlText w:val=""/>
+      <w:lvlText w:val="–"/>
       <w:lvlJc w:val="left"/>
       <w:pPr>
-        <w:ind w:left="4320" w:hanging="360"/>
-      </w:pPr>
-      <w:rPr>
-        <w:rFonts w:ascii="Wingdings" w:hAnsi="Wingdings" w:cs="Wingdings" w:hint="default"/>
-      </w:rPr>
+        <w:ind w:left="4320" w:hanging="480"/>
+      </w:pPr>
     </w:lvl>
     <w:lvl w:ilvl="6">
       <w:numFmt w:val="bullet"/>
-      <w:lvlText w:val=""/>
+      <w:lvlText w:val="•"/>
       <w:lvlJc w:val="left"/>
       <w:pPr>
-        <w:ind w:left="5040" w:hanging="360"/>
-      </w:pPr>
-      <w:rPr>
-        <w:rFonts w:ascii="Symbol" w:hAnsi="Symbol" w:cs="Symbol" w:hint="default"/>
-      </w:rPr>
+        <w:ind w:left="5040" w:hanging="480"/>
+      </w:pPr>
     </w:lvl>
     <w:lvl w:ilvl="7">
       <w:numFmt w:val="bullet"/>
-      <w:lvlText w:val="o"/>
+      <w:lvlText w:val="–"/>
       <w:lvlJc w:val="left"/>
       <w:pPr>
-        <w:ind w:left="5760" w:hanging="360"/>
-      </w:pPr>
-      <w:rPr>
-        <w:rFonts w:ascii="Courier New" w:hAnsi="Courier New" w:cs="Courier New" w:hint="default"/>
-      </w:rPr>
+        <w:ind w:left="5760" w:hanging="480"/>
+      </w:pPr>
     </w:lvl>
     <w:lvl w:ilvl="8">
       <w:numFmt w:val="bullet"/>
-      <w:lvlText w:val=""/>
+      <w:lvlText w:val="•"/>
       <w:lvlJc w:val="left"/>
       <w:pPr>
-        <w:ind w:left="6480" w:hanging="360"/>
-      </w:pPr>
-      <w:rPr>
-        <w:rFonts w:ascii="Wingdings" w:hAnsi="Wingdings" w:cs="Wingdings" w:hint="default"/>
-      </w:rPr>
+        <w:ind w:left="6480" w:hanging="480"/>
+      </w:pPr>
     </w:lvl>
   </w:abstractNum>
   <w:num w:numId="1000">
@@ -7837,8 +7905,8 @@
     <w:name w:val="KeywordTok"/>
     <w:basedOn w:val="VerbatimChar"/>
     <w:rPr>
+      <w:color w:val="007020"/>
       <w:b/>
-      <w:color w:val="007020"/>
     </w:rPr>
   </w:style>
   <w:style w:type="character" w:customStyle="1" w:styleId="DataTypeTok">
@@ -7915,42 +7983,42 @@
     <w:name w:val="ImportTok"/>
     <w:basedOn w:val="VerbatimChar"/>
     <w:rPr>
+      <w:color w:val="008000"/>
       <w:b/>
-      <w:color w:val="008000"/>
     </w:rPr>
   </w:style>
   <w:style w:type="character" w:customStyle="1" w:styleId="CommentTok">
     <w:name w:val="CommentTok"/>
     <w:basedOn w:val="VerbatimChar"/>
     <w:rPr>
+      <w:color w:val="60a0b0"/>
       <w:i/>
-      <w:color w:val="60a0b0"/>
     </w:rPr>
   </w:style>
   <w:style w:type="character" w:customStyle="1" w:styleId="DocumentationTok">
     <w:name w:val="DocumentationTok"/>
     <w:basedOn w:val="VerbatimChar"/>
     <w:rPr>
+      <w:color w:val="ba2121"/>
       <w:i/>
-      <w:color w:val="ba2121"/>
     </w:rPr>
   </w:style>
   <w:style w:type="character" w:customStyle="1" w:styleId="AnnotationTok">
     <w:name w:val="AnnotationTok"/>
     <w:basedOn w:val="VerbatimChar"/>
     <w:rPr>
+      <w:color w:val="60a0b0"/>
       <w:b/>
       <w:i/>
-      <w:color w:val="60a0b0"/>
     </w:rPr>
   </w:style>
   <w:style w:type="character" w:customStyle="1" w:styleId="CommentVarTok">
     <w:name w:val="CommentVarTok"/>
     <w:basedOn w:val="VerbatimChar"/>
     <w:rPr>
+      <w:color w:val="60a0b0"/>
       <w:b/>
       <w:i/>
-      <w:color w:val="60a0b0"/>
     </w:rPr>
   </w:style>
   <w:style w:type="character" w:customStyle="1" w:styleId="OtherTok">
@@ -7978,8 +8046,8 @@
     <w:name w:val="ControlFlowTok"/>
     <w:basedOn w:val="VerbatimChar"/>
     <w:rPr>
+      <w:color w:val="007020"/>
       <w:b/>
-      <w:color w:val="007020"/>
     </w:rPr>
   </w:style>
   <w:style w:type="character" w:customStyle="1" w:styleId="OperatorTok">
@@ -8024,34 +8092,34 @@
     <w:name w:val="InformationTok"/>
     <w:basedOn w:val="VerbatimChar"/>
     <w:rPr>
+      <w:color w:val="60a0b0"/>
       <w:b/>
       <w:i/>
-      <w:color w:val="60a0b0"/>
     </w:rPr>
   </w:style>
   <w:style w:type="character" w:customStyle="1" w:styleId="WarningTok">
     <w:name w:val="WarningTok"/>
     <w:basedOn w:val="VerbatimChar"/>
     <w:rPr>
+      <w:color w:val="60a0b0"/>
       <w:b/>
       <w:i/>
-      <w:color w:val="60a0b0"/>
     </w:rPr>
   </w:style>
   <w:style w:type="character" w:customStyle="1" w:styleId="AlertTok">
     <w:name w:val="AlertTok"/>
     <w:basedOn w:val="VerbatimChar"/>
     <w:rPr>
+      <w:color w:val="ff0000"/>
       <w:b/>
-      <w:color w:val="ff0000"/>
     </w:rPr>
   </w:style>
   <w:style w:type="character" w:customStyle="1" w:styleId="ErrorTok">
     <w:name w:val="ErrorTok"/>
     <w:basedOn w:val="VerbatimChar"/>
     <w:rPr>
+      <w:color w:val="ff0000"/>
       <w:b/>
-      <w:color w:val="ff0000"/>
     </w:rPr>
   </w:style>
   <w:style w:type="character" w:customStyle="1" w:styleId="NormalTok">

--- a/packages/docs/static/decision-guides/scheduling.docx
+++ b/packages/docs/static/decision-guides/scheduling.docx
@@ -11,18 +11,18 @@
           <wp:inline>
             <wp:extent cx="5943600" cy="1289649"/>
             <wp:effectExtent b="0" l="0" r="0" t="0"/>
-            <wp:docPr descr="Medplum" title="" id="21" name="Picture"/>
+            <wp:docPr descr="Medplum" title="" id="10" name="Picture"/>
             <a:graphic>
               <a:graphicData uri="http://schemas.openxmlformats.org/drawingml/2006/picture">
                 <pic:pic>
                   <pic:nvPicPr>
-                    <pic:cNvPr descr="medplum-wordmark-grape.png" id="22" name="Picture"/>
+                    <pic:cNvPr descr="medplum-wordmark-grape.png" id="11" name="Picture"/>
                     <pic:cNvPicPr>
                       <a:picLocks noChangeArrowheads="1" noChangeAspect="1"/>
                     </pic:cNvPicPr>
                   </pic:nvPicPr>
                   <pic:blipFill>
-                    <a:blip r:embed="rId20"/>
+                    <a:blip r:embed="rId9"/>
                     <a:stretch>
                       <a:fillRect/>
                     </a:stretch>
@@ -49,7 +49,7 @@
         </w:drawing>
       </w:r>
     </w:p>
-    <w:bookmarkStart w:id="66" w:name="scheduling-decision-guide"/>
+    <w:bookmarkStart w:id="55" w:name="scheduling-decision-guide"/>
     <w:p>
       <w:pPr>
         <w:pStyle w:val="Heading1"/>
@@ -63,40 +63,48 @@
         <w:pStyle w:val="FirstParagraph"/>
       </w:pPr>
       <w:r>
+        <w:t xml:space="preserve">Use this guide to decide what can be booked, who can book it, and how appointments move through your workflow. Section 1 establishes the use case, Section 2 scopes additional requirements, and Section 3 maps those requirements to modeling and implementation choices.</w:t>
+      </w:r>
+    </w:p>
+    <w:p>
+      <w:pPr>
+        <w:pStyle w:val="BodyText"/>
+      </w:pPr>
+      <w:r>
         <w:rPr>
+          <w:i/>
           <w:iCs/>
-          <w:i/>
         </w:rPr>
         <w:t xml:space="preserve">Companion to the</w:t>
       </w:r>
       <w:r>
         <w:rPr>
+          <w:i/>
           <w:iCs/>
-          <w:i/>
         </w:rPr>
         <w:t xml:space="preserve"> </w:t>
       </w:r>
-      <w:hyperlink r:id="rId23">
+      <w:hyperlink r:id="rId12">
         <w:r>
           <w:rPr>
             <w:rStyle w:val="Hyperlink"/>
+            <w:i/>
             <w:iCs/>
-            <w:i/>
           </w:rPr>
           <w:t xml:space="preserve">Scheduling</w:t>
         </w:r>
       </w:hyperlink>
       <w:r>
         <w:rPr>
+          <w:i/>
           <w:iCs/>
-          <w:i/>
         </w:rPr>
         <w:t xml:space="preserve"> </w:t>
       </w:r>
       <w:r>
         <w:rPr>
+          <w:i/>
           <w:iCs/>
-          <w:i/>
         </w:rPr>
         <w:t xml:space="preserve">docs.</w:t>
       </w:r>
@@ -106,20 +114,12 @@
         <w:pStyle w:val="BodyText"/>
       </w:pPr>
       <w:r>
-        <w:t xml:space="preserve">Use this guide to decide what can be booked, who can book it, and how appointments move through your workflow. Section 1 establishes the use case, Section 2 scopes additional requirements, and Section 3 maps those requirements to modeling and implementation choices.</w:t>
-      </w:r>
-    </w:p>
-    <w:p>
-      <w:pPr>
-        <w:pStyle w:val="BodyText"/>
-      </w:pPr>
-      <w:r>
         <w:t xml:space="preserve">Medplum provides availability calculation and atomic booking operations. Your application supplies business rules such as licensure checks, patient preferences, approval workflows, and integrations. The scheduling APIs are in</w:t>
       </w:r>
       <w:r>
         <w:t xml:space="preserve"> </w:t>
       </w:r>
-      <w:hyperlink r:id="rId24">
+      <w:hyperlink r:id="rId13">
         <w:r>
           <w:rPr>
             <w:rStyle w:val="Hyperlink"/>
@@ -133,7 +133,7 @@
       <w:r>
         <w:t xml:space="preserve"> </w:t>
       </w:r>
-      <w:hyperlink r:id="rId25">
+      <w:hyperlink r:id="rId14">
         <w:r>
           <w:rPr>
             <w:rStyle w:val="Hyperlink"/>
@@ -148,7 +148,7 @@
         <w:t xml:space="preserve">when upgrading an existing implementation.</w:t>
       </w:r>
     </w:p>
-    <w:bookmarkStart w:id="26" w:name="section-1-use-case-participants"/>
+    <w:bookmarkStart w:id="15" w:name="section-1-use-case-participants"/>
     <w:p>
       <w:pPr>
         <w:pStyle w:val="Heading2"/>
@@ -163,67 +163,67 @@
       </w:pPr>
       <w:r>
         <w:rPr>
+          <w:b/>
           <w:bCs/>
-          <w:b/>
         </w:rPr>
         <w:t xml:space="preserve">1.1 Who books, and on whose behalf?</w:t>
       </w:r>
     </w:p>
     <w:p>
       <w:pPr>
+        <w:pStyle w:val="Compact"/>
         <w:numPr>
           <w:ilvl w:val="0"/>
           <w:numId w:val="1001"/>
         </w:numPr>
+      </w:pPr>
+      <w:r>
+        <w:t xml:space="preserve">Patient self-service</w:t>
+      </w:r>
+    </w:p>
+    <w:p>
+      <w:pPr>
         <w:pStyle w:val="Compact"/>
-      </w:pPr>
-      <w:r>
-        <w:t xml:space="preserve">Patient self-service</w:t>
-      </w:r>
-    </w:p>
-    <w:p>
-      <w:pPr>
         <w:numPr>
           <w:ilvl w:val="0"/>
           <w:numId w:val="1001"/>
         </w:numPr>
+      </w:pPr>
+      <w:r>
+        <w:t xml:space="preserve">Staff booking for a patient</w:t>
+      </w:r>
+    </w:p>
+    <w:p>
+      <w:pPr>
         <w:pStyle w:val="Compact"/>
-      </w:pPr>
-      <w:r>
-        <w:t xml:space="preserve">Staff booking for a patient</w:t>
-      </w:r>
-    </w:p>
-    <w:p>
-      <w:pPr>
         <w:numPr>
           <w:ilvl w:val="0"/>
           <w:numId w:val="1001"/>
         </w:numPr>
+      </w:pPr>
+      <w:r>
+        <w:t xml:space="preserve">Provider managing their own appointments</w:t>
+      </w:r>
+    </w:p>
+    <w:p>
+      <w:pPr>
         <w:pStyle w:val="Compact"/>
-      </w:pPr>
-      <w:r>
-        <w:t xml:space="preserve">Provider managing their own appointments</w:t>
-      </w:r>
-    </w:p>
-    <w:p>
-      <w:pPr>
         <w:numPr>
           <w:ilvl w:val="0"/>
           <w:numId w:val="1001"/>
         </w:numPr>
+      </w:pPr>
+      <w:r>
+        <w:t xml:space="preserve">System or API-driven booking</w:t>
+      </w:r>
+    </w:p>
+    <w:p>
+      <w:pPr>
         <w:pStyle w:val="Compact"/>
-      </w:pPr>
-      <w:r>
-        <w:t xml:space="preserve">System or API-driven booking</w:t>
-      </w:r>
-    </w:p>
-    <w:p>
-      <w:pPr>
         <w:numPr>
           <w:ilvl w:val="0"/>
           <w:numId w:val="1001"/>
         </w:numPr>
-        <w:pStyle w:val="Compact"/>
       </w:pPr>
       <w:r>
         <w:t xml:space="preserve">A combination of these</w:t>
@@ -235,8 +235,8 @@
       </w:pPr>
       <w:r>
         <w:rPr>
+          <w:i/>
           <w:iCs/>
-          <w:i/>
         </w:rPr>
         <w:t xml:space="preserve">Why: determines authentication, delegated access, and which users can change availability or make exceptions (3.4, 3.9).</w:t>
       </w:r>
@@ -247,67 +247,67 @@
       </w:pPr>
       <w:r>
         <w:rPr>
+          <w:b/>
           <w:bCs/>
-          <w:b/>
         </w:rPr>
         <w:t xml:space="preserve">1.2 What must be available for the appointment?</w:t>
       </w:r>
     </w:p>
     <w:p>
       <w:pPr>
+        <w:pStyle w:val="Compact"/>
         <w:numPr>
           <w:ilvl w:val="0"/>
           <w:numId w:val="1002"/>
         </w:numPr>
+      </w:pPr>
+      <w:r>
+        <w:t xml:space="preserve">A clinician only</w:t>
+      </w:r>
+    </w:p>
+    <w:p>
+      <w:pPr>
         <w:pStyle w:val="Compact"/>
-      </w:pPr>
-      <w:r>
-        <w:t xml:space="preserve">A clinician only</w:t>
-      </w:r>
-    </w:p>
-    <w:p>
-      <w:pPr>
         <w:numPr>
           <w:ilvl w:val="0"/>
           <w:numId w:val="1002"/>
         </w:numPr>
+      </w:pPr>
+      <w:r>
+        <w:t xml:space="preserve">Several concurrent resources, such as a clinician, room, and device</w:t>
+      </w:r>
+    </w:p>
+    <w:p>
+      <w:pPr>
         <w:pStyle w:val="Compact"/>
-      </w:pPr>
-      <w:r>
-        <w:t xml:space="preserve">Several concurrent resources, such as a clinician, room, and device</w:t>
-      </w:r>
-    </w:p>
-    <w:p>
-      <w:pPr>
         <w:numPr>
           <w:ilvl w:val="0"/>
           <w:numId w:val="1002"/>
         </w:numPr>
+      </w:pPr>
+      <w:r>
+        <w:t xml:space="preserve">A room or device without a clinician</w:t>
+      </w:r>
+    </w:p>
+    <w:p>
+      <w:pPr>
         <w:pStyle w:val="Compact"/>
-      </w:pPr>
-      <w:r>
-        <w:t xml:space="preserve">A room or device without a clinician</w:t>
-      </w:r>
-    </w:p>
-    <w:p>
-      <w:pPr>
         <w:numPr>
           <w:ilvl w:val="0"/>
           <w:numId w:val="1002"/>
         </w:numPr>
+      </w:pPr>
+      <w:r>
+        <w:t xml:space="preserve">A shared resource with capacity greater than one</w:t>
+      </w:r>
+    </w:p>
+    <w:p>
+      <w:pPr>
         <w:pStyle w:val="Compact"/>
-      </w:pPr>
-      <w:r>
-        <w:t xml:space="preserve">A shared resource with capacity greater than one</w:t>
-      </w:r>
-    </w:p>
-    <w:p>
-      <w:pPr>
         <w:numPr>
           <w:ilvl w:val="0"/>
           <w:numId w:val="1002"/>
         </w:numPr>
-        <w:pStyle w:val="Compact"/>
       </w:pPr>
       <w:r>
         <w:t xml:space="preserve">A group session with several patients</w:t>
@@ -319,8 +319,8 @@
       </w:pPr>
       <w:r>
         <w:rPr>
+          <w:i/>
           <w:iCs/>
-          <w:i/>
         </w:rPr>
         <w:t xml:space="preserve">Why: distinguishes multi-resource coordination from capacity and patient-specific workflow decisions (3.2, 3.6, 3.7).</w:t>
       </w:r>
@@ -331,55 +331,55 @@
       </w:pPr>
       <w:r>
         <w:rPr>
+          <w:b/>
           <w:bCs/>
-          <w:b/>
         </w:rPr>
         <w:t xml:space="preserve">1.3 Does the patient choose a person, or an eligible pool?</w:t>
       </w:r>
     </w:p>
     <w:p>
       <w:pPr>
+        <w:pStyle w:val="Compact"/>
         <w:numPr>
           <w:ilvl w:val="0"/>
           <w:numId w:val="1003"/>
         </w:numPr>
+      </w:pPr>
+      <w:r>
+        <w:t xml:space="preserve">A named practitioner or care team</w:t>
+      </w:r>
+    </w:p>
+    <w:p>
+      <w:pPr>
         <w:pStyle w:val="Compact"/>
-      </w:pPr>
-      <w:r>
-        <w:t xml:space="preserve">A named practitioner or care team</w:t>
-      </w:r>
-    </w:p>
-    <w:p>
-      <w:pPr>
         <w:numPr>
           <w:ilvl w:val="0"/>
           <w:numId w:val="1003"/>
         </w:numPr>
+      </w:pPr>
+      <w:r>
+        <w:t xml:space="preserve">Any practitioner qualified for the service</w:t>
+      </w:r>
+    </w:p>
+    <w:p>
+      <w:pPr>
         <w:pStyle w:val="Compact"/>
-      </w:pPr>
-      <w:r>
-        <w:t xml:space="preserve">Any practitioner qualified for the service</w:t>
-      </w:r>
-    </w:p>
-    <w:p>
-      <w:pPr>
         <w:numPr>
           <w:ilvl w:val="0"/>
           <w:numId w:val="1003"/>
         </w:numPr>
+      </w:pPr>
+      <w:r>
+        <w:t xml:space="preserve">First available, subject to preferences</w:t>
+      </w:r>
+    </w:p>
+    <w:p>
+      <w:pPr>
         <w:pStyle w:val="Compact"/>
-      </w:pPr>
-      <w:r>
-        <w:t xml:space="preserve">First available, subject to preferences</w:t>
-      </w:r>
-    </w:p>
-    <w:p>
-      <w:pPr>
         <w:numPr>
           <w:ilvl w:val="0"/>
           <w:numId w:val="1003"/>
         </w:numPr>
-        <w:pStyle w:val="Compact"/>
       </w:pPr>
       <w:r>
         <w:t xml:space="preserve">Staff assignment after a request</w:t>
@@ -391,109 +391,67 @@
       </w:pPr>
       <w:r>
         <w:rPr>
+          <w:i/>
           <w:iCs/>
-          <w:i/>
         </w:rPr>
-        <w:t xml:space="preserve">Why: determines candidate selection, hard eligibility rules, preference ranking, and what</w:t>
-      </w:r>
+        <w:t xml:space="preserve">Why: determines candidate selection, hard eligibility rules, preference ranking, and what “first available” promises (3.5, 3.6).</w:t>
+      </w:r>
+    </w:p>
+    <w:p>
+      <w:pPr>
+        <w:pStyle w:val="BodyText"/>
+      </w:pPr>
       <w:r>
         <w:rPr>
-          <w:iCs/>
-          <w:i/>
-        </w:rPr>
-        <w:t xml:space="preserve"> </w:t>
-      </w:r>
-      <w:r>
-        <w:rPr>
-          <w:iCs/>
-          <w:i/>
-        </w:rPr>
-        <w:t xml:space="preserve">“</w:t>
-      </w:r>
-      <w:r>
-        <w:rPr>
-          <w:iCs/>
-          <w:i/>
-        </w:rPr>
-        <w:t xml:space="preserve">first available</w:t>
-      </w:r>
-      <w:r>
-        <w:rPr>
-          <w:iCs/>
-          <w:i/>
-        </w:rPr>
-        <w:t xml:space="preserve">”</w:t>
-      </w:r>
-      <w:r>
-        <w:rPr>
-          <w:iCs/>
-          <w:i/>
-        </w:rPr>
-        <w:t xml:space="preserve"> </w:t>
-      </w:r>
-      <w:r>
-        <w:rPr>
-          <w:iCs/>
-          <w:i/>
-        </w:rPr>
-        <w:t xml:space="preserve">promises (3.5, 3.6).</w:t>
-      </w:r>
-    </w:p>
-    <w:p>
-      <w:pPr>
-        <w:pStyle w:val="BodyText"/>
-      </w:pPr>
-      <w:r>
-        <w:rPr>
+          <w:b/>
           <w:bCs/>
-          <w:b/>
         </w:rPr>
         <w:t xml:space="preserve">1.4 When is the appointment considered booked?</w:t>
       </w:r>
     </w:p>
     <w:p>
       <w:pPr>
+        <w:pStyle w:val="Compact"/>
         <w:numPr>
           <w:ilvl w:val="0"/>
           <w:numId w:val="1004"/>
         </w:numPr>
+      </w:pPr>
+      <w:r>
+        <w:t xml:space="preserve">Immediately after the time is selected</w:t>
+      </w:r>
+    </w:p>
+    <w:p>
+      <w:pPr>
         <w:pStyle w:val="Compact"/>
-      </w:pPr>
-      <w:r>
-        <w:t xml:space="preserve">Immediately after the time is selected</w:t>
-      </w:r>
-    </w:p>
-    <w:p>
-      <w:pPr>
         <w:numPr>
           <w:ilvl w:val="0"/>
           <w:numId w:val="1004"/>
         </w:numPr>
+      </w:pPr>
+      <w:r>
+        <w:t xml:space="preserve">After the patient completes another step</w:t>
+      </w:r>
+    </w:p>
+    <w:p>
+      <w:pPr>
         <w:pStyle w:val="Compact"/>
-      </w:pPr>
-      <w:r>
-        <w:t xml:space="preserve">After the patient completes another step</w:t>
-      </w:r>
-    </w:p>
-    <w:p>
-      <w:pPr>
         <w:numPr>
           <w:ilvl w:val="0"/>
           <w:numId w:val="1004"/>
         </w:numPr>
+      </w:pPr>
+      <w:r>
+        <w:t xml:space="preserve">After staff approval or authorization review</w:t>
+      </w:r>
+    </w:p>
+    <w:p>
+      <w:pPr>
         <w:pStyle w:val="Compact"/>
-      </w:pPr>
-      <w:r>
-        <w:t xml:space="preserve">After staff approval or authorization review</w:t>
-      </w:r>
-    </w:p>
-    <w:p>
-      <w:pPr>
         <w:numPr>
           <w:ilvl w:val="0"/>
           <w:numId w:val="1004"/>
         </w:numPr>
-        <w:pStyle w:val="Compact"/>
       </w:pPr>
       <w:r>
         <w:t xml:space="preserve">After required participants respond</w:t>
@@ -505,8 +463,8 @@
       </w:pPr>
       <w:r>
         <w:rPr>
+          <w:i/>
           <w:iCs/>
-          <w:i/>
         </w:rPr>
         <w:t xml:space="preserve">Why: determines whether to book immediately, reserve time with a hold, or keep a request without consuming capacity (3.8).</w:t>
       </w:r>
@@ -517,8 +475,8 @@
       </w:pPr>
       <w:r>
         <w:rPr>
+          <w:b/>
           <w:bCs/>
-          <w:b/>
         </w:rPr>
         <w:t xml:space="preserve">1.5 Is Medplum replacing a scheduler, or working alongside one?</w:t>
       </w:r>
@@ -537,39 +495,39 @@
       </w:pPr>
       <w:r>
         <w:rPr>
+          <w:i/>
           <w:iCs/>
-          <w:i/>
         </w:rPr>
         <w:t xml:space="preserve">Why: coexistence needs an explicit write authority and reconciliation policy. Existing scheduling data may also require a</w:t>
       </w:r>
       <w:r>
         <w:rPr>
+          <w:i/>
           <w:iCs/>
-          <w:i/>
         </w:rPr>
         <w:t xml:space="preserve"> </w:t>
       </w:r>
-      <w:hyperlink r:id="rId25">
+      <w:hyperlink r:id="rId14">
         <w:r>
           <w:rPr>
             <w:rStyle w:val="Hyperlink"/>
+            <w:i/>
             <w:iCs/>
-            <w:i/>
           </w:rPr>
           <w:t xml:space="preserve">beta migration</w:t>
         </w:r>
       </w:hyperlink>
       <w:r>
         <w:rPr>
+          <w:i/>
           <w:iCs/>
-          <w:i/>
         </w:rPr>
         <w:t xml:space="preserve"> </w:t>
       </w:r>
       <w:r>
         <w:rPr>
+          <w:i/>
           <w:iCs/>
-          <w:i/>
         </w:rPr>
         <w:t xml:space="preserve">(3.15).</w:t>
       </w:r>
@@ -580,8 +538,8 @@
       </w:pPr>
       <w:r>
         <w:rPr>
+          <w:b/>
           <w:bCs/>
-          <w:b/>
         </w:rPr>
         <w:t xml:space="preserve">1.6 Who maintains the scheduling configuration?</w:t>
       </w:r>
@@ -600,8 +558,8 @@
       </w:pPr>
       <w:r>
         <w:rPr>
+          <w:i/>
           <w:iCs/>
-          <w:i/>
         </w:rPr>
         <w:t xml:space="preserve">Why: identifies configuration owners, administrative permissions, and change-management requirements (3.1–3.4).</w:t>
       </w:r>
@@ -613,8 +571,8 @@
         </w:pict>
       </w:r>
     </w:p>
-    <w:bookmarkEnd w:id="26"/>
-    <w:bookmarkStart w:id="27" w:name="section-2-feature-scoping"/>
+    <w:bookmarkEnd w:id="15"/>
+    <w:bookmarkStart w:id="16" w:name="section-2-feature-scoping"/>
     <w:p>
       <w:pPr>
         <w:pStyle w:val="Heading2"/>
@@ -643,9 +601,8 @@
       <w:tblPr>
         <w:tblStyle w:val="Table"/>
         <w:tblW w:w="9360" w:type="dxa"/>
+        <w:tblLayout w:type="fixed"/>
         <w:tblLook w:firstRow="1" w:lastRow="0" w:firstColumn="0" w:lastColumn="0" w:noHBand="0" w:noVBand="0" w:val="0020"/>
-        <w:jc w:val="start"/>
-        <w:tblLayout w:type="fixed"/>
       </w:tblPr>
       <w:tblGrid>
         <w:gridCol w:w="6343"/>
@@ -655,7 +612,7 @@
       <w:tr>
         <w:trPr>
           <w:cantSplit/>
-          <w:tblHeader w:val="true"/>
+          <w:tblHeader w:val="on"/>
         </w:trPr>
         <w:tc>
           <w:tcPr/>
@@ -1360,8 +1317,8 @@
         </w:pict>
       </w:r>
     </w:p>
-    <w:bookmarkEnd w:id="27"/>
-    <w:bookmarkStart w:id="61" w:name="section-3-feature-deep-dives"/>
+    <w:bookmarkEnd w:id="16"/>
+    <w:bookmarkStart w:id="50" w:name="section-3-feature-deep-dives"/>
     <w:p>
       <w:pPr>
         <w:pStyle w:val="Heading2"/>
@@ -1382,9 +1339,8 @@
       <w:tblPr>
         <w:tblStyle w:val="Table"/>
         <w:tblW w:w="9360" w:type="dxa"/>
+        <w:tblLayout w:type="fixed"/>
         <w:tblLook w:firstRow="1" w:lastRow="0" w:firstColumn="0" w:lastColumn="0" w:noHBand="0" w:noVBand="0" w:val="0020"/>
-        <w:jc w:val="start"/>
-        <w:tblLayout w:type="fixed"/>
       </w:tblPr>
       <w:tblGrid>
         <w:gridCol w:w="3536"/>
@@ -1394,7 +1350,7 @@
       <w:tr>
         <w:trPr>
           <w:cantSplit/>
-          <w:tblHeader w:val="true"/>
+          <w:tblHeader w:val="on"/>
         </w:trPr>
         <w:tc>
           <w:tcPr/>
@@ -1598,7 +1554,7 @@
         </w:tc>
       </w:tr>
     </w:tbl>
-    <w:bookmarkStart w:id="35" w:name="foundations"/>
+    <w:bookmarkStart w:id="24" w:name="foundations"/>
     <w:p>
       <w:pPr>
         <w:pStyle w:val="Heading3"/>
@@ -1607,7 +1563,7 @@
         <w:t xml:space="preserve">Foundations</w:t>
       </w:r>
     </w:p>
-    <w:bookmarkStart w:id="29" w:name="visit-types-and-parameter-ownership"/>
+    <w:bookmarkStart w:id="18" w:name="visit-types-and-parameter-ownership"/>
     <w:p>
       <w:pPr>
         <w:pStyle w:val="Heading4"/>
@@ -1671,7 +1627,7 @@
       <w:r>
         <w:t xml:space="preserve"> </w:t>
       </w:r>
-      <w:hyperlink r:id="rId28">
+      <w:hyperlink r:id="rId17">
         <w:r>
           <w:rPr>
             <w:rStyle w:val="Hyperlink"/>
@@ -1689,43 +1645,43 @@
       </w:pPr>
       <w:r>
         <w:rPr>
+          <w:b/>
           <w:bCs/>
-          <w:b/>
         </w:rPr>
         <w:t xml:space="preserve">Questions:</w:t>
       </w:r>
     </w:p>
     <w:p>
       <w:pPr>
+        <w:pStyle w:val="Compact"/>
         <w:numPr>
           <w:ilvl w:val="0"/>
           <w:numId w:val="1005"/>
         </w:numPr>
+      </w:pPr>
+      <w:r>
+        <w:t xml:space="preserve">What distinguishes one visit type from another?</w:t>
+      </w:r>
+    </w:p>
+    <w:p>
+      <w:pPr>
         <w:pStyle w:val="Compact"/>
-      </w:pPr>
-      <w:r>
-        <w:t xml:space="preserve">What distinguishes one visit type from another?</w:t>
-      </w:r>
-    </w:p>
-    <w:p>
-      <w:pPr>
         <w:numPr>
           <w:ilvl w:val="0"/>
           <w:numId w:val="1005"/>
         </w:numPr>
+      </w:pPr>
+      <w:r>
+        <w:t xml:space="preserve">Which duration, start-time grid, buffers, and capacity settings are shared?</w:t>
+      </w:r>
+    </w:p>
+    <w:p>
+      <w:pPr>
         <w:pStyle w:val="Compact"/>
-      </w:pPr>
-      <w:r>
-        <w:t xml:space="preserve">Which duration, start-time grid, buffers, and capacity settings are shared?</w:t>
-      </w:r>
-    </w:p>
-    <w:p>
-      <w:pPr>
         <w:numPr>
           <w:ilvl w:val="0"/>
           <w:numId w:val="1005"/>
         </w:numPr>
-        <w:pStyle w:val="Compact"/>
       </w:pPr>
       <w:r>
         <w:t xml:space="preserve">Which actors or sites need different settings, and who can change them?</w:t>
@@ -1735,9 +1691,8 @@
       <w:tblPr>
         <w:tblStyle w:val="Table"/>
         <w:tblW w:w="9360" w:type="dxa"/>
+        <w:tblLayout w:type="fixed"/>
         <w:tblLook w:firstRow="1" w:lastRow="0" w:firstColumn="0" w:lastColumn="0" w:noHBand="0" w:noVBand="0" w:val="0020"/>
-        <w:jc w:val="start"/>
-        <w:tblLayout w:type="fixed"/>
       </w:tblPr>
       <w:tblGrid>
         <w:gridCol w:w="4213"/>
@@ -1746,7 +1701,7 @@
       <w:tr>
         <w:trPr>
           <w:cantSplit/>
-          <w:tblHeader w:val="true"/>
+          <w:tblHeader w:val="on"/>
         </w:trPr>
         <w:tc>
           <w:tcPr/>
@@ -1964,8 +1919,8 @@
       </w:pPr>
       <w:r>
         <w:rPr>
+          <w:b/>
           <w:bCs/>
-          <w:b/>
         </w:rPr>
         <w:t xml:space="preserve">Reference matching matters:</w:t>
       </w:r>
@@ -2000,8 +1955,8 @@
         <w:t xml:space="preserve">sub-extension. A matching code alone does not establish these links, and an override without a service pointer is ignored.</w:t>
       </w:r>
     </w:p>
-    <w:bookmarkEnd w:id="29"/>
-    <w:bookmarkStart w:id="30" w:name="actors-and-schedule-modeling"/>
+    <w:bookmarkEnd w:id="18"/>
+    <w:bookmarkStart w:id="19" w:name="actors-and-schedule-modeling"/>
     <w:p>
       <w:pPr>
         <w:pStyle w:val="Heading4"/>
@@ -2024,43 +1979,43 @@
       </w:pPr>
       <w:r>
         <w:rPr>
+          <w:b/>
           <w:bCs/>
-          <w:b/>
         </w:rPr>
         <w:t xml:space="preserve">Questions:</w:t>
       </w:r>
     </w:p>
     <w:p>
       <w:pPr>
+        <w:pStyle w:val="Compact"/>
         <w:numPr>
           <w:ilvl w:val="0"/>
           <w:numId w:val="1006"/>
         </w:numPr>
+      </w:pPr>
+      <w:r>
+        <w:t xml:space="preserve">Which practitioners, rooms, and devices must be reserved?</w:t>
+      </w:r>
+    </w:p>
+    <w:p>
+      <w:pPr>
         <w:pStyle w:val="Compact"/>
-      </w:pPr>
-      <w:r>
-        <w:t xml:space="preserve">Which practitioners, rooms, and devices must be reserved?</w:t>
-      </w:r>
-    </w:p>
-    <w:p>
-      <w:pPr>
         <w:numPr>
           <w:ilvl w:val="0"/>
           <w:numId w:val="1006"/>
         </w:numPr>
+      </w:pPr>
+      <w:r>
+        <w:t xml:space="preserve">Is a Location a bookable resource, a site of service, or a jurisdiction?</w:t>
+      </w:r>
+    </w:p>
+    <w:p>
+      <w:pPr>
         <w:pStyle w:val="Compact"/>
-      </w:pPr>
-      <w:r>
-        <w:t xml:space="preserve">Is a Location a bookable resource, a site of service, or a jurisdiction?</w:t>
-      </w:r>
-    </w:p>
-    <w:p>
-      <w:pPr>
         <w:numPr>
           <w:ilvl w:val="0"/>
           <w:numId w:val="1006"/>
         </w:numPr>
-        <w:pStyle w:val="Compact"/>
       </w:pPr>
       <w:r>
         <w:t xml:space="preserve">Are resource requirements simultaneous, or different phases of a procedure?</w:t>
@@ -2070,9 +2025,8 @@
       <w:tblPr>
         <w:tblStyle w:val="Table"/>
         <w:tblW w:w="9360" w:type="dxa"/>
+        <w:tblLayout w:type="fixed"/>
         <w:tblLook w:firstRow="1" w:lastRow="0" w:firstColumn="0" w:lastColumn="0" w:noHBand="0" w:noVBand="0" w:val="0020"/>
-        <w:jc w:val="start"/>
-        <w:tblLayout w:type="fixed"/>
       </w:tblPr>
       <w:tblGrid>
         <w:gridCol w:w="3999"/>
@@ -2081,7 +2035,7 @@
       <w:tr>
         <w:trPr>
           <w:cantSplit/>
-          <w:tblHeader w:val="true"/>
+          <w:tblHeader w:val="on"/>
         </w:trPr>
         <w:tc>
           <w:tcPr/>
@@ -2337,8 +2291,8 @@
         </w:tc>
       </w:tr>
     </w:tbl>
-    <w:bookmarkEnd w:id="30"/>
-    <w:bookmarkStart w:id="31" w:name="availability-time-zones-and-blocks"/>
+    <w:bookmarkEnd w:id="19"/>
+    <w:bookmarkStart w:id="20" w:name="availability-time-zones-and-blocks"/>
     <w:p>
       <w:pPr>
         <w:pStyle w:val="Heading4"/>
@@ -2361,55 +2315,55 @@
       </w:pPr>
       <w:r>
         <w:rPr>
+          <w:b/>
           <w:bCs/>
-          <w:b/>
         </w:rPr>
         <w:t xml:space="preserve">Questions:</w:t>
       </w:r>
     </w:p>
     <w:p>
       <w:pPr>
+        <w:pStyle w:val="Compact"/>
         <w:numPr>
           <w:ilvl w:val="0"/>
           <w:numId w:val="1007"/>
         </w:numPr>
+      </w:pPr>
+      <w:r>
+        <w:t xml:space="preserve">Are weekly hours shared, actor-specific, or service-specific?</w:t>
+      </w:r>
+    </w:p>
+    <w:p>
+      <w:pPr>
         <w:pStyle w:val="Compact"/>
-      </w:pPr>
-      <w:r>
-        <w:t xml:space="preserve">Are weekly hours shared, actor-specific, or service-specific?</w:t>
-      </w:r>
-    </w:p>
-    <w:p>
-      <w:pPr>
         <w:numPr>
           <w:ilvl w:val="0"/>
           <w:numId w:val="1007"/>
         </w:numPr>
+      </w:pPr>
+      <w:r>
+        <w:t xml:space="preserve">Which time zone defines local hours and which defines the start-time grid?</w:t>
+      </w:r>
+    </w:p>
+    <w:p>
+      <w:pPr>
         <w:pStyle w:val="Compact"/>
-      </w:pPr>
-      <w:r>
-        <w:t xml:space="preserve">Which time zone defines local hours and which defines the start-time grid?</w:t>
-      </w:r>
-    </w:p>
-    <w:p>
-      <w:pPr>
         <w:numPr>
           <w:ilvl w:val="0"/>
           <w:numId w:val="1007"/>
         </w:numPr>
+      </w:pPr>
+      <w:r>
+        <w:t xml:space="preserve">What are the maximum booking horizon, minimum notice, and exception rules?</w:t>
+      </w:r>
+    </w:p>
+    <w:p>
+      <w:pPr>
         <w:pStyle w:val="Compact"/>
-      </w:pPr>
-      <w:r>
-        <w:t xml:space="preserve">What are the maximum booking horizon, minimum notice, and exception rules?</w:t>
-      </w:r>
-    </w:p>
-    <w:p>
-      <w:pPr>
         <w:numPr>
           <w:ilvl w:val="0"/>
           <w:numId w:val="1007"/>
         </w:numPr>
-        <w:pStyle w:val="Compact"/>
       </w:pPr>
       <w:r>
         <w:t xml:space="preserve">Who enters closures, and what happens to appointments already booked?</w:t>
@@ -2419,9 +2373,8 @@
       <w:tblPr>
         <w:tblStyle w:val="Table"/>
         <w:tblW w:w="9360" w:type="dxa"/>
+        <w:tblLayout w:type="fixed"/>
         <w:tblLook w:firstRow="1" w:lastRow="0" w:firstColumn="0" w:lastColumn="0" w:noHBand="0" w:noVBand="0" w:val="0020"/>
-        <w:jc w:val="start"/>
-        <w:tblLayout w:type="fixed"/>
       </w:tblPr>
       <w:tblGrid>
         <w:gridCol w:w="4342"/>
@@ -2430,7 +2383,7 @@
       <w:tr>
         <w:trPr>
           <w:cantSplit/>
-          <w:tblHeader w:val="true"/>
+          <w:tblHeader w:val="on"/>
         </w:trPr>
         <w:tc>
           <w:tcPr/>
@@ -2801,8 +2754,8 @@
       </w:pPr>
       <w:r>
         <w:rPr>
+          <w:b/>
           <w:bCs/>
-          <w:b/>
         </w:rPr>
         <w:t xml:space="preserve">Defaults need explicit review:</w:t>
       </w:r>
@@ -2828,8 +2781,8 @@
         <w:t xml:space="preserve">is not currently processed; use blocked Slots for exceptions. A new block does not itself resolve existing appointments, so define the notification and rescheduling workflow.</w:t>
       </w:r>
     </w:p>
-    <w:bookmarkEnd w:id="31"/>
-    <w:bookmarkStart w:id="34" w:name="access-and-delegated-administration"/>
+    <w:bookmarkEnd w:id="20"/>
+    <w:bookmarkStart w:id="23" w:name="access-and-delegated-administration"/>
     <w:p>
       <w:pPr>
         <w:pStyle w:val="Heading4"/>
@@ -2848,7 +2801,7 @@
       <w:r>
         <w:t xml:space="preserve"> </w:t>
       </w:r>
-      <w:hyperlink r:id="rId32">
+      <w:hyperlink r:id="rId21">
         <w:r>
           <w:rPr>
             <w:rStyle w:val="Hyperlink"/>
@@ -2865,7 +2818,7 @@
       <w:r>
         <w:t xml:space="preserve"> </w:t>
       </w:r>
-      <w:hyperlink r:id="rId33">
+      <w:hyperlink r:id="rId22">
         <w:r>
           <w:rPr>
             <w:rStyle w:val="Hyperlink"/>
@@ -2886,43 +2839,43 @@
       </w:pPr>
       <w:r>
         <w:rPr>
+          <w:b/>
           <w:bCs/>
-          <w:b/>
         </w:rPr>
         <w:t xml:space="preserve">Questions:</w:t>
       </w:r>
     </w:p>
     <w:p>
       <w:pPr>
+        <w:pStyle w:val="Compact"/>
         <w:numPr>
           <w:ilvl w:val="0"/>
           <w:numId w:val="1008"/>
         </w:numPr>
+      </w:pPr>
+      <w:r>
+        <w:t xml:space="preserve">Can patients discover availability without reading other patients’ appointments?</w:t>
+      </w:r>
+    </w:p>
+    <w:p>
+      <w:pPr>
         <w:pStyle w:val="Compact"/>
-      </w:pPr>
-      <w:r>
-        <w:t xml:space="preserve">Can patients discover availability without reading other patients’ appointments?</w:t>
-      </w:r>
-    </w:p>
-    <w:p>
-      <w:pPr>
         <w:numPr>
           <w:ilvl w:val="0"/>
           <w:numId w:val="1008"/>
         </w:numPr>
+      </w:pPr>
+      <w:r>
+        <w:t xml:space="preserve">Which staff can book or cancel for which patients and organizations?</w:t>
+      </w:r>
+    </w:p>
+    <w:p>
+      <w:pPr>
         <w:pStyle w:val="Compact"/>
-      </w:pPr>
-      <w:r>
-        <w:t xml:space="preserve">Which staff can book or cancel for which patients and organizations?</w:t>
-      </w:r>
-    </w:p>
-    <w:p>
-      <w:pPr>
         <w:numPr>
           <w:ilvl w:val="0"/>
           <w:numId w:val="1008"/>
         </w:numPr>
-        <w:pStyle w:val="Compact"/>
       </w:pPr>
       <w:r>
         <w:t xml:space="preserve">Who can change shared defaults, provider hours, or blocked time?</w:t>
@@ -2932,9 +2885,8 @@
       <w:tblPr>
         <w:tblStyle w:val="Table"/>
         <w:tblW w:w="9360" w:type="dxa"/>
+        <w:tblLayout w:type="fixed"/>
         <w:tblLook w:firstRow="1" w:lastRow="0" w:firstColumn="0" w:lastColumn="0" w:noHBand="0" w:noVBand="0" w:val="0020"/>
-        <w:jc w:val="start"/>
-        <w:tblLayout w:type="fixed"/>
       </w:tblPr>
       <w:tblGrid>
         <w:gridCol w:w="4638"/>
@@ -2943,7 +2895,7 @@
       <w:tr>
         <w:trPr>
           <w:cantSplit/>
-          <w:tblHeader w:val="true"/>
+          <w:tblHeader w:val="on"/>
         </w:trPr>
         <w:tc>
           <w:tcPr/>
@@ -3139,9 +3091,9 @@
         <w:t xml:space="preserve">Candidate filtering and hidden UI controls are not authorization. Do not assume permissions on a Schedule automatically confer the intended permissions on its Slots or Appointments. A post-write Subscription Bot can trigger follow-up work, but cannot serve as a pre-commit rejection of the original write.</w:t>
       </w:r>
     </w:p>
-    <w:bookmarkEnd w:id="34"/>
-    <w:bookmarkEnd w:id="35"/>
-    <w:bookmarkStart w:id="40" w:name="finding-an-appointment"/>
+    <w:bookmarkEnd w:id="23"/>
+    <w:bookmarkEnd w:id="24"/>
+    <w:bookmarkStart w:id="29" w:name="finding-an-appointment"/>
     <w:p>
       <w:pPr>
         <w:pStyle w:val="Heading3"/>
@@ -3150,7 +3102,7 @@
         <w:t xml:space="preserve">Finding an Appointment</w:t>
       </w:r>
     </w:p>
-    <w:bookmarkStart w:id="37" w:name="X79a8cc13dcd75c0431a377eb1611debcf8d835c"/>
+    <w:bookmarkStart w:id="26" w:name="X79a8cc13dcd75c0431a377eb1611debcf8d835c"/>
     <w:p>
       <w:pPr>
         <w:pStyle w:val="Heading4"/>
@@ -3169,7 +3121,7 @@
       <w:r>
         <w:t xml:space="preserve"> </w:t>
       </w:r>
-      <w:hyperlink r:id="rId36">
+      <w:hyperlink r:id="rId25">
         <w:r>
           <w:rPr>
             <w:rStyle w:val="Hyperlink"/>
@@ -3187,85 +3139,67 @@
       </w:pPr>
       <w:r>
         <w:rPr>
+          <w:b/>
           <w:bCs/>
-          <w:b/>
         </w:rPr>
         <w:t xml:space="preserve">Questions:</w:t>
       </w:r>
     </w:p>
     <w:p>
       <w:pPr>
+        <w:pStyle w:val="Compact"/>
         <w:numPr>
           <w:ilvl w:val="0"/>
           <w:numId w:val="1009"/>
         </w:numPr>
+      </w:pPr>
+      <w:r>
+        <w:t xml:space="preserve">Is the request for a specific practitioner, a class of practitioners, or any eligible practitioner?</w:t>
+      </w:r>
+    </w:p>
+    <w:p>
+      <w:pPr>
         <w:pStyle w:val="Compact"/>
-      </w:pPr>
-      <w:r>
-        <w:t xml:space="preserve">Is the request for a specific practitioner, a class of practitioners, or any eligible practitioner?</w:t>
-      </w:r>
-    </w:p>
-    <w:p>
-      <w:pPr>
         <w:numPr>
           <w:ilvl w:val="0"/>
           <w:numId w:val="1009"/>
         </w:numPr>
+      </w:pPr>
+      <w:r>
+        <w:t xml:space="preserve">Which requirements are hard constraints, and which preferences can be relaxed with patient agreement?</w:t>
+      </w:r>
+    </w:p>
+    <w:p>
+      <w:pPr>
         <w:pStyle w:val="Compact"/>
-      </w:pPr>
-      <w:r>
-        <w:t xml:space="preserve">Which requirements are hard constraints, and which preferences can be relaxed with patient agreement?</w:t>
-      </w:r>
-    </w:p>
-    <w:p>
-      <w:pPr>
         <w:numPr>
           <w:ilvl w:val="0"/>
           <w:numId w:val="1009"/>
         </w:numPr>
+      </w:pPr>
+      <w:r>
+        <w:t xml:space="preserve">Are language, practitioner gender, continuity, location, or day/time preferences relevant?</w:t>
+      </w:r>
+    </w:p>
+    <w:p>
+      <w:pPr>
         <w:pStyle w:val="Compact"/>
-      </w:pPr>
-      <w:r>
-        <w:t xml:space="preserve">Are language, practitioner gender, continuity, location, or day/time preferences relevant?</w:t>
-      </w:r>
-    </w:p>
-    <w:p>
-      <w:pPr>
         <w:numPr>
           <w:ilvl w:val="0"/>
           <w:numId w:val="1009"/>
         </w:numPr>
+      </w:pPr>
+      <w:r>
+        <w:t xml:space="preserve">Does “first available” mean earliest overall, earliest preferred, or earliest within a bounded search?</w:t>
+      </w:r>
+    </w:p>
+    <w:p>
+      <w:pPr>
         <w:pStyle w:val="Compact"/>
-      </w:pPr>
-      <w:r>
-        <w:t xml:space="preserve">Does</w:t>
-      </w:r>
-      <w:r>
-        <w:t xml:space="preserve"> </w:t>
-      </w:r>
-      <w:r>
-        <w:t xml:space="preserve">“</w:t>
-      </w:r>
-      <w:r>
-        <w:t xml:space="preserve">first available</w:t>
-      </w:r>
-      <w:r>
-        <w:t xml:space="preserve">”</w:t>
-      </w:r>
-      <w:r>
-        <w:t xml:space="preserve"> </w:t>
-      </w:r>
-      <w:r>
-        <w:t xml:space="preserve">mean earliest overall, earliest preferred, or earliest within a bounded search?</w:t>
-      </w:r>
-    </w:p>
-    <w:p>
-      <w:pPr>
         <w:numPr>
           <w:ilvl w:val="0"/>
           <w:numId w:val="1009"/>
         </w:numPr>
-        <w:pStyle w:val="Compact"/>
       </w:pPr>
       <w:r>
         <w:t xml:space="preserve">How are equally suitable options selected, and what happens when some searches fail?</w:t>
@@ -3275,9 +3209,8 @@
       <w:tblPr>
         <w:tblStyle w:val="Table"/>
         <w:tblW w:w="9360" w:type="dxa"/>
+        <w:tblLayout w:type="fixed"/>
         <w:tblLook w:firstRow="1" w:lastRow="0" w:firstColumn="0" w:lastColumn="0" w:noHBand="0" w:noVBand="0" w:val="0020"/>
-        <w:jc w:val="start"/>
-        <w:tblLayout w:type="fixed"/>
       </w:tblPr>
       <w:tblGrid>
         <w:gridCol w:w="4265"/>
@@ -3286,7 +3219,7 @@
       <w:tr>
         <w:trPr>
           <w:cantSplit/>
-          <w:tblHeader w:val="true"/>
+          <w:tblHeader w:val="on"/>
         </w:trPr>
         <w:tc>
           <w:tcPr/>
@@ -3494,25 +3427,7 @@
               <w:jc w:val="left"/>
             </w:pPr>
             <w:r>
-              <w:t xml:space="preserve">Distinguish</w:t>
-            </w:r>
-            <w:r>
-              <w:t xml:space="preserve"> </w:t>
-            </w:r>
-            <w:r>
-              <w:t xml:space="preserve">“</w:t>
-            </w:r>
-            <w:r>
-              <w:t xml:space="preserve">no availability</w:t>
-            </w:r>
-            <w:r>
-              <w:t xml:space="preserve">”</w:t>
-            </w:r>
-            <w:r>
-              <w:t xml:space="preserve"> </w:t>
-            </w:r>
-            <w:r>
-              <w:t xml:space="preserve">from an incomplete or failed search. Do not claim globally earliest availability when only part of the candidate set was searched.</w:t>
+              <w:t xml:space="preserve">Distinguish “no availability” from an incomplete or failed search. Do not claim globally earliest availability when only part of the candidate set was searched.</w:t>
             </w:r>
           </w:p>
         </w:tc>
@@ -3535,8 +3450,8 @@
         <w:t xml:space="preserve">accepts explicit Schedules, not a patient-preference or ranking specification. Its search window is limited to 31 days per request; larger horizons require multiple requests. Result limits and candidate-combination limits must also be considered when defining first-available behavior.</w:t>
       </w:r>
     </w:p>
-    <w:bookmarkEnd w:id="37"/>
-    <w:bookmarkStart w:id="39" w:name="multi-resource-combinations"/>
+    <w:bookmarkEnd w:id="26"/>
+    <w:bookmarkStart w:id="28" w:name="multi-resource-combinations"/>
     <w:p>
       <w:pPr>
         <w:pStyle w:val="Heading4"/>
@@ -3570,7 +3485,7 @@
       <w:r>
         <w:t xml:space="preserve"> </w:t>
       </w:r>
-      <w:hyperlink r:id="rId38">
+      <w:hyperlink r:id="rId27">
         <w:r>
           <w:rPr>
             <w:rStyle w:val="VerbatimChar"/>
@@ -3591,43 +3506,43 @@
       </w:pPr>
       <w:r>
         <w:rPr>
+          <w:b/>
           <w:bCs/>
-          <w:b/>
         </w:rPr>
         <w:t xml:space="preserve">Questions:</w:t>
       </w:r>
     </w:p>
     <w:p>
       <w:pPr>
+        <w:pStyle w:val="Compact"/>
         <w:numPr>
           <w:ilvl w:val="0"/>
           <w:numId w:val="1010"/>
         </w:numPr>
+      </w:pPr>
+      <w:r>
+        <w:t xml:space="preserve">Does the appointment need one practitioner or several?</w:t>
+      </w:r>
+    </w:p>
+    <w:p>
+      <w:pPr>
         <w:pStyle w:val="Compact"/>
-      </w:pPr>
-      <w:r>
-        <w:t xml:space="preserve">Does the appointment need one practitioner or several?</w:t>
-      </w:r>
-    </w:p>
-    <w:p>
-      <w:pPr>
         <w:numPr>
           <w:ilvl w:val="0"/>
           <w:numId w:val="1010"/>
         </w:numPr>
+      </w:pPr>
+      <w:r>
+        <w:t xml:space="preserve">Are the room and device fixed, or can any eligible one be used?</w:t>
+      </w:r>
+    </w:p>
+    <w:p>
+      <w:pPr>
         <w:pStyle w:val="Compact"/>
-      </w:pPr>
-      <w:r>
-        <w:t xml:space="preserve">Are the room and device fixed, or can any eligible one be used?</w:t>
-      </w:r>
-    </w:p>
-    <w:p>
-      <w:pPr>
         <w:numPr>
           <w:ilvl w:val="0"/>
           <w:numId w:val="1010"/>
         </w:numPr>
-        <w:pStyle w:val="Compact"/>
       </w:pPr>
       <w:r>
         <w:t xml:space="preserve">How large can the candidate pool become?</w:t>
@@ -3637,9 +3552,8 @@
       <w:tblPr>
         <w:tblStyle w:val="Table"/>
         <w:tblW w:w="9360" w:type="dxa"/>
+        <w:tblLayout w:type="fixed"/>
         <w:tblLook w:firstRow="1" w:lastRow="0" w:firstColumn="0" w:lastColumn="0" w:noHBand="0" w:noVBand="0" w:val="0020"/>
-        <w:jc w:val="start"/>
-        <w:tblLayout w:type="fixed"/>
       </w:tblPr>
       <w:tblGrid>
         <w:gridCol w:w="4559"/>
@@ -3648,7 +3562,7 @@
       <w:tr>
         <w:trPr>
           <w:cantSplit/>
-          <w:tblHeader w:val="true"/>
+          <w:tblHeader w:val="on"/>
         </w:trPr>
         <w:tc>
           <w:tcPr/>
@@ -3845,9 +3759,9 @@
         <w:t xml:space="preserve">Use the server’s multi-Schedule booking operation for the selected combination. Sequential independent bookings can leave only part of the required appointment reserved.</w:t>
       </w:r>
     </w:p>
-    <w:bookmarkEnd w:id="39"/>
-    <w:bookmarkEnd w:id="40"/>
-    <w:bookmarkStart w:id="52" w:name="booking-and-managing-appointments"/>
+    <w:bookmarkEnd w:id="28"/>
+    <w:bookmarkEnd w:id="29"/>
+    <w:bookmarkStart w:id="41" w:name="booking-and-managing-appointments"/>
     <w:p>
       <w:pPr>
         <w:pStyle w:val="Heading3"/>
@@ -3856,7 +3770,7 @@
         <w:t xml:space="preserve">Booking and Managing Appointments</w:t>
       </w:r>
     </w:p>
-    <w:bookmarkStart w:id="42" w:name="capacity-and-group-visits"/>
+    <w:bookmarkStart w:id="31" w:name="capacity-and-group-visits"/>
     <w:p>
       <w:pPr>
         <w:pStyle w:val="Heading4"/>
@@ -3875,7 +3789,7 @@
       <w:r>
         <w:t xml:space="preserve"> </w:t>
       </w:r>
-      <w:hyperlink r:id="rId41">
+      <w:hyperlink r:id="rId30">
         <w:r>
           <w:rPr>
             <w:rStyle w:val="Hyperlink"/>
@@ -3893,43 +3807,43 @@
       </w:pPr>
       <w:r>
         <w:rPr>
+          <w:b/>
           <w:bCs/>
-          <w:b/>
         </w:rPr>
         <w:t xml:space="preserve">Questions:</w:t>
       </w:r>
     </w:p>
     <w:p>
       <w:pPr>
+        <w:pStyle w:val="Compact"/>
         <w:numPr>
           <w:ilvl w:val="0"/>
           <w:numId w:val="1011"/>
         </w:numPr>
+      </w:pPr>
+      <w:r>
+        <w:t xml:space="preserve">Must each chair or room be individually assigned, or are they interchangeable?</w:t>
+      </w:r>
+    </w:p>
+    <w:p>
+      <w:pPr>
         <w:pStyle w:val="Compact"/>
-      </w:pPr>
-      <w:r>
-        <w:t xml:space="preserve">Must each chair or room be individually assigned, or are they interchangeable?</w:t>
-      </w:r>
-    </w:p>
-    <w:p>
-      <w:pPr>
         <w:numPr>
           <w:ilvl w:val="0"/>
           <w:numId w:val="1011"/>
         </w:numPr>
+      </w:pPr>
+      <w:r>
+        <w:t xml:space="preserve">Does each patient need independent cancellation, access, clinical documentation, and billing?</w:t>
+      </w:r>
+    </w:p>
+    <w:p>
+      <w:pPr>
         <w:pStyle w:val="Compact"/>
-      </w:pPr>
-      <w:r>
-        <w:t xml:space="preserve">Does each patient need independent cancellation, access, clinical documentation, and billing?</w:t>
-      </w:r>
-    </w:p>
-    <w:p>
-      <w:pPr>
         <w:numPr>
           <w:ilvl w:val="0"/>
           <w:numId w:val="1011"/>
         </w:numPr>
-        <w:pStyle w:val="Compact"/>
       </w:pPr>
       <w:r>
         <w:t xml:space="preserve">Does a provider participate in every concurrent booking?</w:t>
@@ -3939,9 +3853,8 @@
       <w:tblPr>
         <w:tblStyle w:val="Table"/>
         <w:tblW w:w="9360" w:type="dxa"/>
+        <w:tblLayout w:type="fixed"/>
         <w:tblLook w:firstRow="1" w:lastRow="0" w:firstColumn="0" w:lastColumn="0" w:noHBand="0" w:noVBand="0" w:val="0020"/>
-        <w:jc w:val="start"/>
-        <w:tblLayout w:type="fixed"/>
       </w:tblPr>
       <w:tblGrid>
         <w:gridCol w:w="4446"/>
@@ -3950,7 +3863,7 @@
       <w:tr>
         <w:trPr>
           <w:cantSplit/>
-          <w:tblHeader w:val="true"/>
+          <w:tblHeader w:val="on"/>
         </w:trPr>
         <w:tc>
           <w:tcPr/>
@@ -4159,8 +4072,8 @@
       </w:pPr>
       <w:r>
         <w:rPr>
+          <w:b/>
           <w:bCs/>
-          <w:b/>
         </w:rPr>
         <w:t xml:space="preserve">Costly modeling choice:</w:t>
       </w:r>
@@ -4183,8 +4096,8 @@
         <w:t xml:space="preserve">; define any session grouping deliberately rather than inventing that field.</w:t>
       </w:r>
     </w:p>
-    <w:bookmarkEnd w:id="42"/>
-    <w:bookmarkStart w:id="47" w:name="immediate-booking-holds-and-approval"/>
+    <w:bookmarkEnd w:id="31"/>
+    <w:bookmarkStart w:id="36" w:name="immediate-booking-holds-and-approval"/>
     <w:p>
       <w:pPr>
         <w:pStyle w:val="Heading4"/>
@@ -4207,43 +4120,43 @@
       </w:pPr>
       <w:r>
         <w:rPr>
+          <w:b/>
           <w:bCs/>
-          <w:b/>
         </w:rPr>
         <w:t xml:space="preserve">Questions:</w:t>
       </w:r>
     </w:p>
     <w:p>
       <w:pPr>
+        <w:pStyle w:val="Compact"/>
         <w:numPr>
           <w:ilvl w:val="0"/>
           <w:numId w:val="1012"/>
         </w:numPr>
+      </w:pPr>
+      <w:r>
+        <w:t xml:space="preserve">Does the time need protection while details or approvals are collected?</w:t>
+      </w:r>
+    </w:p>
+    <w:p>
+      <w:pPr>
         <w:pStyle w:val="Compact"/>
-      </w:pPr>
-      <w:r>
-        <w:t xml:space="preserve">Does the time need protection while details or approvals are collected?</w:t>
-      </w:r>
-    </w:p>
-    <w:p>
-      <w:pPr>
         <w:numPr>
           <w:ilvl w:val="0"/>
           <w:numId w:val="1012"/>
         </w:numPr>
+      </w:pPr>
+      <w:r>
+        <w:t xml:space="preserve">Who approves, what evidence is required, and how long may a hold remain?</w:t>
+      </w:r>
+    </w:p>
+    <w:p>
+      <w:pPr>
         <w:pStyle w:val="Compact"/>
-      </w:pPr>
-      <w:r>
-        <w:t xml:space="preserve">Who approves, what evidence is required, and how long may a hold remain?</w:t>
-      </w:r>
-    </w:p>
-    <w:p>
-      <w:pPr>
         <w:numPr>
           <w:ilvl w:val="0"/>
           <w:numId w:val="1012"/>
         </w:numPr>
-        <w:pStyle w:val="Compact"/>
       </w:pPr>
       <w:r>
         <w:t xml:space="preserve">Who releases abandoned or rejected requests?</w:t>
@@ -4253,9 +4166,8 @@
       <w:tblPr>
         <w:tblStyle w:val="Table"/>
         <w:tblW w:w="9360" w:type="dxa"/>
+        <w:tblLayout w:type="fixed"/>
         <w:tblLook w:firstRow="1" w:lastRow="0" w:firstColumn="0" w:lastColumn="0" w:noHBand="0" w:noVBand="0" w:val="0020"/>
-        <w:jc w:val="start"/>
-        <w:tblLayout w:type="fixed"/>
       </w:tblPr>
       <w:tblGrid>
         <w:gridCol w:w="4128"/>
@@ -4264,7 +4176,7 @@
       <w:tr>
         <w:trPr>
           <w:cantSplit/>
-          <w:tblHeader w:val="true"/>
+          <w:tblHeader w:val="on"/>
         </w:trPr>
         <w:tc>
           <w:tcPr/>
@@ -4329,7 +4241,7 @@
             <w:r>
               <w:t xml:space="preserve"> </w:t>
             </w:r>
-            <w:hyperlink r:id="rId43">
+            <w:hyperlink r:id="rId32">
               <w:r>
                 <w:rPr>
                   <w:rStyle w:val="VerbatimChar"/>
@@ -4381,7 +4293,7 @@
             <w:r>
               <w:t xml:space="preserve"> </w:t>
             </w:r>
-            <w:hyperlink r:id="rId44">
+            <w:hyperlink r:id="rId33">
               <w:r>
                 <w:rPr>
                   <w:rStyle w:val="VerbatimChar"/>
@@ -4398,7 +4310,7 @@
             <w:r>
               <w:t xml:space="preserve"> </w:t>
             </w:r>
-            <w:hyperlink r:id="rId45">
+            <w:hyperlink r:id="rId34">
               <w:r>
                 <w:rPr>
                   <w:rStyle w:val="VerbatimChar"/>
@@ -4441,7 +4353,7 @@
             <w:r>
               <w:t xml:space="preserve"> </w:t>
             </w:r>
-            <w:hyperlink r:id="rId46">
+            <w:hyperlink r:id="rId35">
               <w:r>
                 <w:rPr>
                   <w:rStyle w:val="VerbatimChar"/>
@@ -4585,8 +4497,8 @@
         <w:t xml:space="preserve">as an Appointment status; it is a participant status. Make confirmation and expiry processing coordinate so an approval cannot race an independent cleanup workflow unnoticed.</w:t>
       </w:r>
     </w:p>
-    <w:bookmarkEnd w:id="47"/>
-    <w:bookmarkStart w:id="49" w:name="Xdef137807eee2820915ca6e2698c878ac10602d"/>
+    <w:bookmarkEnd w:id="36"/>
+    <w:bookmarkStart w:id="38" w:name="Xdef137807eee2820915ca6e2698c878ac10602d"/>
     <w:p>
       <w:pPr>
         <w:pStyle w:val="Heading4"/>
@@ -4663,43 +4575,43 @@
       </w:pPr>
       <w:r>
         <w:rPr>
+          <w:b/>
           <w:bCs/>
-          <w:b/>
         </w:rPr>
         <w:t xml:space="preserve">Questions:</w:t>
       </w:r>
     </w:p>
     <w:p>
       <w:pPr>
+        <w:pStyle w:val="Compact"/>
         <w:numPr>
           <w:ilvl w:val="0"/>
           <w:numId w:val="1013"/>
         </w:numPr>
+      </w:pPr>
+      <w:r>
+        <w:t xml:space="preserve">Is refresh-on-action sufficient, or does the workflow need live updates?</w:t>
+      </w:r>
+    </w:p>
+    <w:p>
+      <w:pPr>
         <w:pStyle w:val="Compact"/>
-      </w:pPr>
-      <w:r>
-        <w:t xml:space="preserve">Is refresh-on-action sufficient, or does the workflow need live updates?</w:t>
-      </w:r>
-    </w:p>
-    <w:p>
-      <w:pPr>
         <w:numPr>
           <w:ilvl w:val="0"/>
           <w:numId w:val="1013"/>
         </w:numPr>
+      </w:pPr>
+      <w:r>
+        <w:t xml:space="preserve">What happens when another user books the last available capacity?</w:t>
+      </w:r>
+    </w:p>
+    <w:p>
+      <w:pPr>
         <w:pStyle w:val="Compact"/>
-      </w:pPr>
-      <w:r>
-        <w:t xml:space="preserve">What happens when another user books the last available capacity?</w:t>
-      </w:r>
-    </w:p>
-    <w:p>
-      <w:pPr>
         <w:numPr>
           <w:ilvl w:val="0"/>
           <w:numId w:val="1013"/>
         </w:numPr>
-        <w:pStyle w:val="Compact"/>
       </w:pPr>
       <w:r>
         <w:t xml:space="preserve">Which exceptions are allowed, who authorizes them, and how are they audited?</w:t>
@@ -4709,9 +4621,8 @@
       <w:tblPr>
         <w:tblStyle w:val="Table"/>
         <w:tblW w:w="9360" w:type="dxa"/>
+        <w:tblLayout w:type="fixed"/>
         <w:tblLook w:firstRow="1" w:lastRow="0" w:firstColumn="0" w:lastColumn="0" w:noHBand="0" w:noVBand="0" w:val="0020"/>
-        <w:jc w:val="start"/>
-        <w:tblLayout w:type="fixed"/>
       </w:tblPr>
       <w:tblGrid>
         <w:gridCol w:w="4621"/>
@@ -4720,7 +4631,7 @@
       <w:tr>
         <w:trPr>
           <w:cantSplit/>
-          <w:tblHeader w:val="true"/>
+          <w:tblHeader w:val="on"/>
         </w:trPr>
         <w:tc>
           <w:tcPr/>
@@ -4805,7 +4716,7 @@
             <w:r>
               <w:t xml:space="preserve"> </w:t>
             </w:r>
-            <w:hyperlink r:id="rId48">
+            <w:hyperlink r:id="rId37">
               <w:r>
                 <w:rPr>
                   <w:rStyle w:val="Hyperlink"/>
@@ -4942,8 +4853,8 @@
         <w:t xml:space="preserve">’s conflict checks. Ensure transaction support is enabled for cross-referencing writes; do not rely on a batch fallback for atomicity.</w:t>
       </w:r>
     </w:p>
-    <w:bookmarkEnd w:id="49"/>
-    <w:bookmarkStart w:id="51" w:name="X37a303b7b9065bee9f98c1e2146ddd765cd8ac4"/>
+    <w:bookmarkEnd w:id="38"/>
+    <w:bookmarkStart w:id="40" w:name="X37a303b7b9065bee9f98c1e2146ddd765cd8ac4"/>
     <w:p>
       <w:pPr>
         <w:pStyle w:val="Heading4"/>
@@ -4966,55 +4877,55 @@
       </w:pPr>
       <w:r>
         <w:rPr>
+          <w:b/>
           <w:bCs/>
-          <w:b/>
         </w:rPr>
         <w:t xml:space="preserve">Questions:</w:t>
       </w:r>
     </w:p>
     <w:p>
       <w:pPr>
+        <w:pStyle w:val="Compact"/>
         <w:numPr>
           <w:ilvl w:val="0"/>
           <w:numId w:val="1014"/>
         </w:numPr>
+      </w:pPr>
+      <w:r>
+        <w:t xml:space="preserve">Who can cancel or move an appointment, and with what notice?</w:t>
+      </w:r>
+    </w:p>
+    <w:p>
+      <w:pPr>
         <w:pStyle w:val="Compact"/>
-      </w:pPr>
-      <w:r>
-        <w:t xml:space="preserve">Who can cancel or move an appointment, and with what notice?</w:t>
-      </w:r>
-    </w:p>
-    <w:p>
-      <w:pPr>
         <w:numPr>
           <w:ilvl w:val="0"/>
           <w:numId w:val="1014"/>
         </w:numPr>
+      </w:pPr>
+      <w:r>
+        <w:t xml:space="preserve">Must rescheduling preserve Appointment identity and downstream references?</w:t>
+      </w:r>
+    </w:p>
+    <w:p>
+      <w:pPr>
         <w:pStyle w:val="Compact"/>
-      </w:pPr>
-      <w:r>
-        <w:t xml:space="preserve">Must rescheduling preserve Appointment identity and downstream references?</w:t>
-      </w:r>
-    </w:p>
-    <w:p>
-      <w:pPr>
         <w:numPr>
           <w:ilvl w:val="0"/>
           <w:numId w:val="1014"/>
         </w:numPr>
+      </w:pPr>
+      <w:r>
+        <w:t xml:space="preserve">Which arrival, no-show, and completion states are needed?</w:t>
+      </w:r>
+    </w:p>
+    <w:p>
+      <w:pPr>
         <w:pStyle w:val="Compact"/>
-      </w:pPr>
-      <w:r>
-        <w:t xml:space="preserve">Which arrival, no-show, and completion states are needed?</w:t>
-      </w:r>
-    </w:p>
-    <w:p>
-      <w:pPr>
         <w:numPr>
           <w:ilvl w:val="0"/>
           <w:numId w:val="1014"/>
         </w:numPr>
-        <w:pStyle w:val="Compact"/>
       </w:pPr>
       <w:r>
         <w:t xml:space="preserve">When is the Encounter created, and who owns that automation?</w:t>
@@ -5024,9 +4935,8 @@
       <w:tblPr>
         <w:tblStyle w:val="Table"/>
         <w:tblW w:w="9360" w:type="dxa"/>
+        <w:tblLayout w:type="fixed"/>
         <w:tblLook w:firstRow="1" w:lastRow="0" w:firstColumn="0" w:lastColumn="0" w:noHBand="0" w:noVBand="0" w:val="0020"/>
-        <w:jc w:val="start"/>
-        <w:tblLayout w:type="fixed"/>
       </w:tblPr>
       <w:tblGrid>
         <w:gridCol w:w="3882"/>
@@ -5035,7 +4945,7 @@
       <w:tr>
         <w:trPr>
           <w:cantSplit/>
-          <w:tblHeader w:val="true"/>
+          <w:tblHeader w:val="on"/>
         </w:trPr>
         <w:tc>
           <w:tcPr/>
@@ -5245,7 +5155,7 @@
             <w:r>
               <w:t xml:space="preserve"> </w:t>
             </w:r>
-            <w:hyperlink r:id="rId50">
+            <w:hyperlink r:id="rId39">
               <w:r>
                 <w:rPr>
                   <w:rStyle w:val="VerbatimChar"/>
@@ -5559,9 +5469,9 @@
         <w:t xml:space="preserve">to reschedule while leaving its Slots behind. Notify dependent systems whenever the time, actors, or status changes.</w:t>
       </w:r>
     </w:p>
-    <w:bookmarkEnd w:id="51"/>
-    <w:bookmarkEnd w:id="52"/>
-    <w:bookmarkStart w:id="60" w:name="conditional-workflows"/>
+    <w:bookmarkEnd w:id="40"/>
+    <w:bookmarkEnd w:id="41"/>
+    <w:bookmarkStart w:id="49" w:name="conditional-workflows"/>
     <w:p>
       <w:pPr>
         <w:pStyle w:val="Heading3"/>
@@ -5570,7 +5480,7 @@
         <w:t xml:space="preserve">Conditional Workflows</w:t>
       </w:r>
     </w:p>
-    <w:bookmarkStart w:id="53" w:name="recurring-appointment-series"/>
+    <w:bookmarkStart w:id="42" w:name="recurring-appointment-series"/>
     <w:p>
       <w:pPr>
         <w:pStyle w:val="Heading4"/>
@@ -5593,55 +5503,55 @@
       </w:pPr>
       <w:r>
         <w:rPr>
+          <w:b/>
           <w:bCs/>
-          <w:b/>
         </w:rPr>
         <w:t xml:space="preserve">Questions:</w:t>
       </w:r>
     </w:p>
     <w:p>
       <w:pPr>
+        <w:pStyle w:val="Compact"/>
         <w:numPr>
           <w:ilvl w:val="0"/>
           <w:numId w:val="1015"/>
         </w:numPr>
+      </w:pPr>
+      <w:r>
+        <w:t xml:space="preserve">Is the series finite, or maintained over a rolling horizon?</w:t>
+      </w:r>
+    </w:p>
+    <w:p>
+      <w:pPr>
         <w:pStyle w:val="Compact"/>
-      </w:pPr>
-      <w:r>
-        <w:t xml:space="preserve">Is the series finite, or maintained over a rolling horizon?</w:t>
-      </w:r>
-    </w:p>
-    <w:p>
-      <w:pPr>
         <w:numPr>
           <w:ilvl w:val="0"/>
           <w:numId w:val="1015"/>
         </w:numPr>
+      </w:pPr>
+      <w:r>
+        <w:t xml:space="preserve">Must every occurrence be available before the series is accepted?</w:t>
+      </w:r>
+    </w:p>
+    <w:p>
+      <w:pPr>
         <w:pStyle w:val="Compact"/>
-      </w:pPr>
-      <w:r>
-        <w:t xml:space="preserve">Must every occurrence be available before the series is accepted?</w:t>
-      </w:r>
-    </w:p>
-    <w:p>
-      <w:pPr>
         <w:numPr>
           <w:ilvl w:val="0"/>
           <w:numId w:val="1015"/>
         </w:numPr>
+      </w:pPr>
+      <w:r>
+        <w:t xml:space="preserve">Can a user change one occurrence, all future occurrences, or the entire series?</w:t>
+      </w:r>
+    </w:p>
+    <w:p>
+      <w:pPr>
         <w:pStyle w:val="Compact"/>
-      </w:pPr>
-      <w:r>
-        <w:t xml:space="preserve">Can a user change one occurrence, all future occurrences, or the entire series?</w:t>
-      </w:r>
-    </w:p>
-    <w:p>
-      <w:pPr>
         <w:numPr>
           <w:ilvl w:val="0"/>
           <w:numId w:val="1015"/>
         </w:numPr>
-        <w:pStyle w:val="Compact"/>
       </w:pPr>
       <w:r>
         <w:t xml:space="preserve">Does recurrence follow local wall-clock time across DST changes?</w:t>
@@ -5651,9 +5561,8 @@
       <w:tblPr>
         <w:tblStyle w:val="Table"/>
         <w:tblW w:w="9360" w:type="dxa"/>
+        <w:tblLayout w:type="fixed"/>
         <w:tblLook w:firstRow="1" w:lastRow="0" w:firstColumn="0" w:lastColumn="0" w:noHBand="0" w:noVBand="0" w:val="0020"/>
-        <w:jc w:val="start"/>
-        <w:tblLayout w:type="fixed"/>
       </w:tblPr>
       <w:tblGrid>
         <w:gridCol w:w="4499"/>
@@ -5662,7 +5571,7 @@
       <w:tr>
         <w:trPr>
           <w:cantSplit/>
-          <w:tblHeader w:val="true"/>
+          <w:tblHeader w:val="on"/>
         </w:trPr>
         <w:tc>
           <w:tcPr/>
@@ -5868,8 +5777,8 @@
         <w:t xml:space="preserve">. Recheck the scheduling API’s supported series behavior before implementing a custom model, since this area is evolving.</w:t>
       </w:r>
     </w:p>
-    <w:bookmarkEnd w:id="53"/>
-    <w:bookmarkStart w:id="54" w:name="waitlists"/>
+    <w:bookmarkEnd w:id="42"/>
+    <w:bookmarkStart w:id="43" w:name="waitlists"/>
     <w:p>
       <w:pPr>
         <w:pStyle w:val="Heading4"/>
@@ -5892,43 +5801,43 @@
       </w:pPr>
       <w:r>
         <w:rPr>
+          <w:b/>
           <w:bCs/>
-          <w:b/>
         </w:rPr>
         <w:t xml:space="preserve">Questions:</w:t>
       </w:r>
     </w:p>
     <w:p>
       <w:pPr>
+        <w:pStyle w:val="Compact"/>
         <w:numPr>
           <w:ilvl w:val="0"/>
           <w:numId w:val="1016"/>
         </w:numPr>
+      </w:pPr>
+      <w:r>
+        <w:t xml:space="preserve">What service, candidates, time range, and preferences does the patient accept?</w:t>
+      </w:r>
+    </w:p>
+    <w:p>
+      <w:pPr>
         <w:pStyle w:val="Compact"/>
-      </w:pPr>
-      <w:r>
-        <w:t xml:space="preserve">What service, candidates, time range, and preferences does the patient accept?</w:t>
-      </w:r>
-    </w:p>
-    <w:p>
-      <w:pPr>
         <w:numPr>
           <w:ilvl w:val="0"/>
           <w:numId w:val="1016"/>
         </w:numPr>
+      </w:pPr>
+      <w:r>
+        <w:t xml:space="preserve">How are priority and fairness determined?</w:t>
+      </w:r>
+    </w:p>
+    <w:p>
+      <w:pPr>
         <w:pStyle w:val="Compact"/>
-      </w:pPr>
-      <w:r>
-        <w:t xml:space="preserve">How are priority and fairness determined?</w:t>
-      </w:r>
-    </w:p>
-    <w:p>
-      <w:pPr>
         <w:numPr>
           <w:ilvl w:val="0"/>
           <w:numId w:val="1016"/>
         </w:numPr>
-        <w:pStyle w:val="Compact"/>
       </w:pPr>
       <w:r>
         <w:t xml:space="preserve">How long is an offer valid, and does it reserve capacity?</w:t>
@@ -5938,9 +5847,8 @@
       <w:tblPr>
         <w:tblStyle w:val="Table"/>
         <w:tblW w:w="9360" w:type="dxa"/>
+        <w:tblLayout w:type="fixed"/>
         <w:tblLook w:firstRow="1" w:lastRow="0" w:firstColumn="0" w:lastColumn="0" w:noHBand="0" w:noVBand="0" w:val="0020"/>
-        <w:jc w:val="start"/>
-        <w:tblLayout w:type="fixed"/>
       </w:tblPr>
       <w:tblGrid>
         <w:gridCol w:w="3648"/>
@@ -5949,7 +5857,7 @@
       <w:tr>
         <w:trPr>
           <w:cantSplit/>
-          <w:tblHeader w:val="true"/>
+          <w:tblHeader w:val="on"/>
         </w:trPr>
         <w:tc>
           <w:tcPr/>
@@ -6120,8 +6028,8 @@
         </w:tc>
       </w:tr>
     </w:tbl>
-    <w:bookmarkEnd w:id="54"/>
-    <w:bookmarkStart w:id="56" w:name="reminders-and-responses"/>
+    <w:bookmarkEnd w:id="43"/>
+    <w:bookmarkStart w:id="45" w:name="reminders-and-responses"/>
     <w:p>
       <w:pPr>
         <w:pStyle w:val="Heading4"/>
@@ -6144,43 +6052,43 @@
       </w:pPr>
       <w:r>
         <w:rPr>
+          <w:b/>
           <w:bCs/>
-          <w:b/>
         </w:rPr>
         <w:t xml:space="preserve">Questions:</w:t>
       </w:r>
     </w:p>
     <w:p>
       <w:pPr>
+        <w:pStyle w:val="Compact"/>
         <w:numPr>
           <w:ilvl w:val="0"/>
           <w:numId w:val="1017"/>
         </w:numPr>
+      </w:pPr>
+      <w:r>
+        <w:t xml:space="preserve">Which channels and timing rules apply, and in whose time zone?</w:t>
+      </w:r>
+    </w:p>
+    <w:p>
+      <w:pPr>
         <w:pStyle w:val="Compact"/>
-      </w:pPr>
-      <w:r>
-        <w:t xml:space="preserve">Which channels and timing rules apply, and in whose time zone?</w:t>
-      </w:r>
-    </w:p>
-    <w:p>
-      <w:pPr>
         <w:numPr>
           <w:ilvl w:val="0"/>
           <w:numId w:val="1017"/>
         </w:numPr>
+      </w:pPr>
+      <w:r>
+        <w:t xml:space="preserve">Can replies acknowledge, cancel, or request a change?</w:t>
+      </w:r>
+    </w:p>
+    <w:p>
+      <w:pPr>
         <w:pStyle w:val="Compact"/>
-      </w:pPr>
-      <w:r>
-        <w:t xml:space="preserve">Can replies acknowledge, cancel, or request a change?</w:t>
-      </w:r>
-    </w:p>
-    <w:p>
-      <w:pPr>
         <w:numPr>
           <w:ilvl w:val="0"/>
           <w:numId w:val="1017"/>
         </w:numPr>
-        <w:pStyle w:val="Compact"/>
       </w:pPr>
       <w:r>
         <w:t xml:space="preserve">How are reminders suppressed after cancellation or rescheduling?</w:t>
@@ -6190,9 +6098,8 @@
       <w:tblPr>
         <w:tblStyle w:val="Table"/>
         <w:tblW w:w="9360" w:type="dxa"/>
+        <w:tblLayout w:type="fixed"/>
         <w:tblLook w:firstRow="1" w:lastRow="0" w:firstColumn="0" w:lastColumn="0" w:noHBand="0" w:noVBand="0" w:val="0020"/>
-        <w:jc w:val="start"/>
-        <w:tblLayout w:type="fixed"/>
       </w:tblPr>
       <w:tblGrid>
         <w:gridCol w:w="3899"/>
@@ -6201,7 +6108,7 @@
       <w:tr>
         <w:trPr>
           <w:cantSplit/>
-          <w:tblHeader w:val="true"/>
+          <w:tblHeader w:val="on"/>
         </w:trPr>
         <w:tc>
           <w:tcPr/>
@@ -6326,7 +6233,7 @@
       <w:r>
         <w:t xml:space="preserve"> </w:t>
       </w:r>
-      <w:hyperlink r:id="rId55">
+      <w:hyperlink r:id="rId44">
         <w:r>
           <w:rPr>
             <w:rStyle w:val="Hyperlink"/>
@@ -6341,8 +6248,8 @@
         <w:t xml:space="preserve">for channel, consent, and delivery design.</w:t>
       </w:r>
     </w:p>
-    <w:bookmarkEnd w:id="56"/>
-    <w:bookmarkStart w:id="57" w:name="telehealth-provisioning"/>
+    <w:bookmarkEnd w:id="45"/>
+    <w:bookmarkStart w:id="46" w:name="telehealth-provisioning"/>
     <w:p>
       <w:pPr>
         <w:pStyle w:val="Heading4"/>
@@ -6377,43 +6284,43 @@
       </w:pPr>
       <w:r>
         <w:rPr>
+          <w:b/>
           <w:bCs/>
-          <w:b/>
         </w:rPr>
         <w:t xml:space="preserve">Questions:</w:t>
       </w:r>
     </w:p>
     <w:p>
       <w:pPr>
+        <w:pStyle w:val="Compact"/>
         <w:numPr>
           <w:ilvl w:val="0"/>
           <w:numId w:val="1018"/>
         </w:numPr>
+      </w:pPr>
+      <w:r>
+        <w:t xml:space="preserve">Is the visit virtual, in-person, or selectable per booking?</w:t>
+      </w:r>
+    </w:p>
+    <w:p>
+      <w:pPr>
         <w:pStyle w:val="Compact"/>
-      </w:pPr>
-      <w:r>
-        <w:t xml:space="preserve">Is the visit virtual, in-person, or selectable per booking?</w:t>
-      </w:r>
-    </w:p>
-    <w:p>
-      <w:pPr>
         <w:numPr>
           <w:ilvl w:val="0"/>
           <w:numId w:val="1018"/>
         </w:numPr>
+      </w:pPr>
+      <w:r>
+        <w:t xml:space="preserve">Is the meeting created at booking, approval, or shortly before the visit?</w:t>
+      </w:r>
+    </w:p>
+    <w:p>
+      <w:pPr>
         <w:pStyle w:val="Compact"/>
-      </w:pPr>
-      <w:r>
-        <w:t xml:space="preserve">Is the meeting created at booking, approval, or shortly before the visit?</w:t>
-      </w:r>
-    </w:p>
-    <w:p>
-      <w:pPr>
         <w:numPr>
           <w:ilvl w:val="0"/>
           <w:numId w:val="1018"/>
         </w:numPr>
-        <w:pStyle w:val="Compact"/>
       </w:pPr>
       <w:r>
         <w:t xml:space="preserve">Who can read the join details, and what happens when the visit changes?</w:t>
@@ -6423,9 +6330,8 @@
       <w:tblPr>
         <w:tblStyle w:val="Table"/>
         <w:tblW w:w="9360" w:type="dxa"/>
+        <w:tblLayout w:type="fixed"/>
         <w:tblLook w:firstRow="1" w:lastRow="0" w:firstColumn="0" w:lastColumn="0" w:noHBand="0" w:noVBand="0" w:val="0020"/>
-        <w:jc w:val="start"/>
-        <w:tblLayout w:type="fixed"/>
       </w:tblPr>
       <w:tblGrid>
         <w:gridCol w:w="4513"/>
@@ -6434,7 +6340,7 @@
       <w:tr>
         <w:trPr>
           <w:cantSplit/>
-          <w:tblHeader w:val="true"/>
+          <w:tblHeader w:val="on"/>
         </w:trPr>
         <w:tc>
           <w:tcPr/>
@@ -6578,8 +6484,8 @@
         </w:tc>
       </w:tr>
     </w:tbl>
-    <w:bookmarkEnd w:id="57"/>
-    <w:bookmarkStart w:id="59" w:name="external-calendar-integration"/>
+    <w:bookmarkEnd w:id="46"/>
+    <w:bookmarkStart w:id="48" w:name="external-calendar-integration"/>
     <w:p>
       <w:pPr>
         <w:pStyle w:val="Heading4"/>
@@ -6602,43 +6508,43 @@
       </w:pPr>
       <w:r>
         <w:rPr>
+          <w:b/>
           <w:bCs/>
-          <w:b/>
         </w:rPr>
         <w:t xml:space="preserve">Questions:</w:t>
       </w:r>
     </w:p>
     <w:p>
       <w:pPr>
+        <w:pStyle w:val="Compact"/>
         <w:numPr>
           <w:ilvl w:val="0"/>
           <w:numId w:val="1019"/>
         </w:numPr>
+      </w:pPr>
+      <w:r>
+        <w:t xml:space="preserve">Is the destination a personal calendar, patient calendar feed, or another clinical scheduler?</w:t>
+      </w:r>
+    </w:p>
+    <w:p>
+      <w:pPr>
         <w:pStyle w:val="Compact"/>
-      </w:pPr>
-      <w:r>
-        <w:t xml:space="preserve">Is the destination a personal calendar, patient calendar feed, or another clinical scheduler?</w:t>
-      </w:r>
-    </w:p>
-    <w:p>
-      <w:pPr>
         <w:numPr>
           <w:ilvl w:val="0"/>
           <w:numId w:val="1019"/>
         </w:numPr>
+      </w:pPr>
+      <w:r>
+        <w:t xml:space="preserve">Do external events block availability, and do edits move Medplum appointments?</w:t>
+      </w:r>
+    </w:p>
+    <w:p>
+      <w:pPr>
         <w:pStyle w:val="Compact"/>
-      </w:pPr>
-      <w:r>
-        <w:t xml:space="preserve">Do external events block availability, and do edits move Medplum appointments?</w:t>
-      </w:r>
-    </w:p>
-    <w:p>
-      <w:pPr>
         <w:numPr>
           <w:ilvl w:val="0"/>
           <w:numId w:val="1019"/>
         </w:numPr>
-        <w:pStyle w:val="Compact"/>
       </w:pPr>
       <w:r>
         <w:t xml:space="preserve">How are cancellations, recurrence exceptions, outages, and reconciliation handled?</w:t>
@@ -6648,9 +6554,8 @@
       <w:tblPr>
         <w:tblStyle w:val="Table"/>
         <w:tblW w:w="9360" w:type="dxa"/>
+        <w:tblLayout w:type="fixed"/>
         <w:tblLook w:firstRow="1" w:lastRow="0" w:firstColumn="0" w:lastColumn="0" w:noHBand="0" w:noVBand="0" w:val="0020"/>
-        <w:jc w:val="start"/>
-        <w:tblLayout w:type="fixed"/>
       </w:tblPr>
       <w:tblGrid>
         <w:gridCol w:w="4315"/>
@@ -6659,7 +6564,7 @@
       <w:tr>
         <w:trPr>
           <w:cantSplit/>
-          <w:tblHeader w:val="true"/>
+          <w:tblHeader w:val="on"/>
         </w:trPr>
         <w:tc>
           <w:tcPr/>
@@ -6828,7 +6733,7 @@
       <w:r>
         <w:t xml:space="preserve"> </w:t>
       </w:r>
-      <w:hyperlink r:id="rId58">
+      <w:hyperlink r:id="rId47">
         <w:r>
           <w:rPr>
             <w:rStyle w:val="Hyperlink"/>
@@ -6843,10 +6748,10 @@
         <w:t xml:space="preserve">when replacing or running alongside another scheduler.</w:t>
       </w:r>
     </w:p>
-    <w:bookmarkEnd w:id="59"/>
-    <w:bookmarkEnd w:id="60"/>
-    <w:bookmarkEnd w:id="61"/>
-    <w:bookmarkStart w:id="64" w:name="reference-implementation"/>
+    <w:bookmarkEnd w:id="48"/>
+    <w:bookmarkEnd w:id="49"/>
+    <w:bookmarkEnd w:id="50"/>
+    <w:bookmarkStart w:id="53" w:name="reference-implementation"/>
     <w:p>
       <w:pPr>
         <w:pStyle w:val="Heading2"/>
@@ -6865,7 +6770,7 @@
       <w:r>
         <w:t xml:space="preserve"> </w:t>
       </w:r>
-      <w:hyperlink r:id="rId62">
+      <w:hyperlink r:id="rId51">
         <w:r>
           <w:rPr>
             <w:rStyle w:val="VerbatimChar"/>
@@ -6879,7 +6784,7 @@
       <w:r>
         <w:t xml:space="preserve"> </w:t>
       </w:r>
-      <w:hyperlink r:id="rId63">
+      <w:hyperlink r:id="rId52">
         <w:r>
           <w:rPr>
             <w:rStyle w:val="Hyperlink"/>
@@ -6891,8 +6796,8 @@
         <w:t xml:space="preserve">.</w:t>
       </w:r>
     </w:p>
-    <w:bookmarkEnd w:id="64"/>
-    <w:bookmarkStart w:id="65" w:name="before-you-implement"/>
+    <w:bookmarkEnd w:id="53"/>
+    <w:bookmarkStart w:id="54" w:name="before-you-implement"/>
     <w:p>
       <w:pPr>
         <w:pStyle w:val="Heading2"/>
@@ -6903,78 +6808,78 @@
     </w:p>
     <w:p>
       <w:pPr>
+        <w:pStyle w:val="Compact"/>
         <w:numPr>
           <w:ilvl w:val="0"/>
           <w:numId w:val="1020"/>
         </w:numPr>
+      </w:pPr>
+      <w:r>
+        <w:t xml:space="preserve">Record the chosen service, actor, availability, and access models, with an owner for each.</w:t>
+      </w:r>
+    </w:p>
+    <w:p>
+      <w:pPr>
         <w:pStyle w:val="Compact"/>
-      </w:pPr>
-      <w:r>
-        <w:t xml:space="preserve">Record the chosen service, actor, availability, and access models, with an owner for each.</w:t>
-      </w:r>
-    </w:p>
-    <w:p>
-      <w:pPr>
         <w:numPr>
           <w:ilvl w:val="0"/>
           <w:numId w:val="1020"/>
         </w:numPr>
+      </w:pPr>
+      <w:r>
+        <w:t xml:space="preserve">Separate server-supported behavior from custom workflows and unresolved product requirements.</w:t>
+      </w:r>
+    </w:p>
+    <w:p>
+      <w:pPr>
         <w:pStyle w:val="Compact"/>
-      </w:pPr>
-      <w:r>
-        <w:t xml:space="preserve">Separate server-supported behavior from custom workflows and unresolved product requirements.</w:t>
-      </w:r>
-    </w:p>
-    <w:p>
-      <w:pPr>
         <w:numPr>
           <w:ilvl w:val="0"/>
           <w:numId w:val="1020"/>
         </w:numPr>
+      </w:pPr>
+      <w:r>
+        <w:t xml:space="preserve">Test booking conflicts, capacity and buffers, time zones, expiry/cancellation races, and denied access using representative user roles.</w:t>
+      </w:r>
+    </w:p>
+    <w:p>
+      <w:pPr>
         <w:pStyle w:val="Compact"/>
-      </w:pPr>
-      <w:r>
-        <w:t xml:space="preserve">Test booking conflicts, capacity and buffers, time zones, expiry/cancellation races, and denied access using representative user roles.</w:t>
-      </w:r>
-    </w:p>
-    <w:p>
-      <w:pPr>
         <w:numPr>
           <w:ilvl w:val="0"/>
           <w:numId w:val="1020"/>
         </w:numPr>
+      </w:pPr>
+      <w:r>
+        <w:t xml:space="preserve">Define recovery for partial series bookings, failed integrations, and ambiguous responses.</w:t>
+      </w:r>
+    </w:p>
+    <w:p>
+      <w:pPr>
         <w:pStyle w:val="Compact"/>
-      </w:pPr>
-      <w:r>
-        <w:t xml:space="preserve">Define recovery for partial series bookings, failed integrations, and ambiguous responses.</w:t>
-      </w:r>
-    </w:p>
-    <w:p>
-      <w:pPr>
         <w:numPr>
           <w:ilvl w:val="0"/>
           <w:numId w:val="1020"/>
         </w:numPr>
+      </w:pPr>
+      <w:r>
+        <w:t xml:space="preserve">Confirm the server/package versions in use and review the scheduling beta changelog before launch or upgrade.</w:t>
+      </w:r>
+    </w:p>
+    <w:p>
+      <w:pPr>
         <w:pStyle w:val="Compact"/>
-      </w:pPr>
-      <w:r>
-        <w:t xml:space="preserve">Confirm the server/package versions in use and review the scheduling beta changelog before launch or upgrade.</w:t>
-      </w:r>
-    </w:p>
-    <w:p>
-      <w:pPr>
         <w:numPr>
           <w:ilvl w:val="0"/>
           <w:numId w:val="1020"/>
         </w:numPr>
-        <w:pStyle w:val="Compact"/>
       </w:pPr>
       <w:r>
         <w:t xml:space="preserve">Assign an owner and acceptance criteria to every Not sure answer and every custom scheduling rule.</w:t>
       </w:r>
     </w:p>
-    <w:bookmarkEnd w:id="65"/>
-    <w:bookmarkEnd w:id="66"/>
+    <w:bookmarkEnd w:id="54"/>
+    <w:bookmarkEnd w:id="55"/>
     <w:sectPr>
       <w:pgSz w:h="15840" w:w="12240"/>
       <w:pgMar w:bottom="1440" w:footer="720" w:gutter="0" w:header="720" w:left="1440" w:right="1440" w:top="1440"/>
@@ -7012,14 +6917,14 @@
 <file path=word/numbering.xml><?xml version="1.0" encoding="utf-8"?>
 <w:numbering xmlns:w="http://schemas.openxmlformats.org/wordprocessingml/2006/main">
   <w:abstractNum w:abstractNumId="990">
-    <w:nsid w:val="A990"/>
+    <w:nsid w:val="0000A990"/>
     <w:multiLevelType w:val="multilevel"/>
     <w:lvl w:ilvl="0">
       <w:numFmt w:val="bullet"/>
       <w:lvlText w:val=" "/>
       <w:lvlJc w:val="left"/>
       <w:pPr>
-        <w:ind w:left="720" w:hanging="480"/>
+        <w:ind w:left="720" w:hanging="360"/>
       </w:pPr>
     </w:lvl>
     <w:lvl w:ilvl="1">
@@ -7027,7 +6932,7 @@
       <w:lvlText w:val=" "/>
       <w:lvlJc w:val="left"/>
       <w:pPr>
-        <w:ind w:left="1440" w:hanging="480"/>
+        <w:ind w:left="1440" w:hanging="360"/>
       </w:pPr>
     </w:lvl>
     <w:lvl w:ilvl="2">
@@ -7035,7 +6940,7 @@
       <w:lvlText w:val=" "/>
       <w:lvlJc w:val="left"/>
       <w:pPr>
-        <w:ind w:left="2160" w:hanging="480"/>
+        <w:ind w:left="2160" w:hanging="360"/>
       </w:pPr>
     </w:lvl>
     <w:lvl w:ilvl="3">
@@ -7043,7 +6948,7 @@
       <w:lvlText w:val=" "/>
       <w:lvlJc w:val="left"/>
       <w:pPr>
-        <w:ind w:left="2880" w:hanging="480"/>
+        <w:ind w:left="2880" w:hanging="360"/>
       </w:pPr>
     </w:lvl>
     <w:lvl w:ilvl="4">
@@ -7051,7 +6956,7 @@
       <w:lvlText w:val=" "/>
       <w:lvlJc w:val="left"/>
       <w:pPr>
-        <w:ind w:left="3600" w:hanging="480"/>
+        <w:ind w:left="3600" w:hanging="360"/>
       </w:pPr>
     </w:lvl>
     <w:lvl w:ilvl="5">
@@ -7059,7 +6964,7 @@
       <w:lvlText w:val=" "/>
       <w:lvlJc w:val="left"/>
       <w:pPr>
-        <w:ind w:left="4320" w:hanging="480"/>
+        <w:ind w:left="4320" w:hanging="360"/>
       </w:pPr>
     </w:lvl>
     <w:lvl w:ilvl="6">
@@ -7067,7 +6972,7 @@
       <w:lvlText w:val=" "/>
       <w:lvlJc w:val="left"/>
       <w:pPr>
-        <w:ind w:left="5040" w:hanging="480"/>
+        <w:ind w:left="5040" w:hanging="360"/>
       </w:pPr>
     </w:lvl>
     <w:lvl w:ilvl="7">
@@ -7075,7 +6980,7 @@
       <w:lvlText w:val=" "/>
       <w:lvlJc w:val="left"/>
       <w:pPr>
-        <w:ind w:left="5760" w:hanging="480"/>
+        <w:ind w:left="5760" w:hanging="360"/>
       </w:pPr>
     </w:lvl>
     <w:lvl w:ilvl="8">
@@ -7083,84 +6988,111 @@
       <w:lvlText w:val=" "/>
       <w:lvlJc w:val="left"/>
       <w:pPr>
-        <w:ind w:left="6480" w:hanging="480"/>
+        <w:ind w:left="6480" w:hanging="360"/>
       </w:pPr>
     </w:lvl>
   </w:abstractNum>
   <w:abstractNum w:abstractNumId="991">
-    <w:nsid w:val="A991"/>
+    <w:nsid w:val="0000A991"/>
     <w:multiLevelType w:val="multilevel"/>
     <w:lvl w:ilvl="0">
       <w:numFmt w:val="bullet"/>
-      <w:lvlText w:val="•"/>
+      <w:lvlText w:val=""/>
       <w:lvlJc w:val="left"/>
       <w:pPr>
-        <w:ind w:left="720" w:hanging="480"/>
-      </w:pPr>
+        <w:ind w:left="720" w:hanging="360"/>
+      </w:pPr>
+      <w:rPr>
+        <w:rFonts w:ascii="Symbol" w:hAnsi="Symbol" w:cs="Symbol" w:hint="default"/>
+      </w:rPr>
     </w:lvl>
     <w:lvl w:ilvl="1">
       <w:numFmt w:val="bullet"/>
-      <w:lvlText w:val="–"/>
+      <w:lvlText w:val="o"/>
       <w:lvlJc w:val="left"/>
       <w:pPr>
-        <w:ind w:left="1440" w:hanging="480"/>
-      </w:pPr>
+        <w:ind w:left="1440" w:hanging="360"/>
+      </w:pPr>
+      <w:rPr>
+        <w:rFonts w:ascii="Courier New" w:hAnsi="Courier New" w:cs="Courier New" w:hint="default"/>
+      </w:rPr>
     </w:lvl>
     <w:lvl w:ilvl="2">
       <w:numFmt w:val="bullet"/>
-      <w:lvlText w:val="•"/>
+      <w:lvlText w:val=""/>
       <w:lvlJc w:val="left"/>
       <w:pPr>
-        <w:ind w:left="2160" w:hanging="480"/>
-      </w:pPr>
+        <w:ind w:left="2160" w:hanging="360"/>
+      </w:pPr>
+      <w:rPr>
+        <w:rFonts w:ascii="Wingdings" w:hAnsi="Wingdings" w:cs="Wingdings" w:hint="default"/>
+      </w:rPr>
     </w:lvl>
     <w:lvl w:ilvl="3">
       <w:numFmt w:val="bullet"/>
-      <w:lvlText w:val="–"/>
+      <w:lvlText w:val=""/>
       <w:lvlJc w:val="left"/>
       <w:pPr>
-        <w:ind w:left="2880" w:hanging="480"/>
-      </w:pPr>
+        <w:ind w:left="2880" w:hanging="360"/>
+      </w:pPr>
+      <w:rPr>
+        <w:rFonts w:ascii="Symbol" w:hAnsi="Symbol" w:cs="Symbol" w:hint="default"/>
+      </w:rPr>
     </w:lvl>
     <w:lvl w:ilvl="4">
       <w:numFmt w:val="bullet"/>
-      <w:lvlText w:val="•"/>
+      <w:lvlText w:val="o"/>
       <w:lvlJc w:val="left"/>
       <w:pPr>
-        <w:ind w:left="3600" w:hanging="480"/>
-      </w:pPr>
+        <w:ind w:left="3600" w:hanging="360"/>
+      </w:pPr>
+      <w:rPr>
+        <w:rFonts w:ascii="Courier New" w:hAnsi="Courier New" w:cs="Courier New" w:hint="default"/>
+      </w:rPr>
     </w:lvl>
     <w:lvl w:ilvl="5">
       <w:numFmt w:val="bullet"/>
-      <w:lvlText w:val="–"/>
+      <w:lvlText w:val=""/>
       <w:lvlJc w:val="left"/>
       <w:pPr>
-        <w:ind w:left="4320" w:hanging="480"/>
-      </w:pPr>
+        <w:ind w:left="4320" w:hanging="360"/>
+      </w:pPr>
+      <w:rPr>
+        <w:rFonts w:ascii="Wingdings" w:hAnsi="Wingdings" w:cs="Wingdings" w:hint="default"/>
+      </w:rPr>
     </w:lvl>
     <w:lvl w:ilvl="6">
       <w:numFmt w:val="bullet"/>
-      <w:lvlText w:val="•"/>
+      <w:lvlText w:val=""/>
       <w:lvlJc w:val="left"/>
       <w:pPr>
-        <w:ind w:left="5040" w:hanging="480"/>
-      </w:pPr>
+        <w:ind w:left="5040" w:hanging="360"/>
+      </w:pPr>
+      <w:rPr>
+        <w:rFonts w:ascii="Symbol" w:hAnsi="Symbol" w:cs="Symbol" w:hint="default"/>
+      </w:rPr>
     </w:lvl>
     <w:lvl w:ilvl="7">
       <w:numFmt w:val="bullet"/>
-      <w:lvlText w:val="–"/>
+      <w:lvlText w:val="o"/>
       <w:lvlJc w:val="left"/>
       <w:pPr>
-        <w:ind w:left="5760" w:hanging="480"/>
-      </w:pPr>
+        <w:ind w:left="5760" w:hanging="360"/>
+      </w:pPr>
+      <w:rPr>
+        <w:rFonts w:ascii="Courier New" w:hAnsi="Courier New" w:cs="Courier New" w:hint="default"/>
+      </w:rPr>
     </w:lvl>
     <w:lvl w:ilvl="8">
       <w:numFmt w:val="bullet"/>
-      <w:lvlText w:val="•"/>
+      <w:lvlText w:val=""/>
       <w:lvlJc w:val="left"/>
       <w:pPr>
-        <w:ind w:left="6480" w:hanging="480"/>
-      </w:pPr>
+        <w:ind w:left="6480" w:hanging="360"/>
+      </w:pPr>
+      <w:rPr>
+        <w:rFonts w:ascii="Wingdings" w:hAnsi="Wingdings" w:cs="Wingdings" w:hint="default"/>
+      </w:rPr>
     </w:lvl>
   </w:abstractNum>
   <w:num w:numId="1000">
@@ -7905,8 +7837,8 @@
     <w:name w:val="KeywordTok"/>
     <w:basedOn w:val="VerbatimChar"/>
     <w:rPr>
+      <w:b/>
       <w:color w:val="007020"/>
-      <w:b/>
     </w:rPr>
   </w:style>
   <w:style w:type="character" w:customStyle="1" w:styleId="DataTypeTok">
@@ -7983,42 +7915,42 @@
     <w:name w:val="ImportTok"/>
     <w:basedOn w:val="VerbatimChar"/>
     <w:rPr>
+      <w:b/>
       <w:color w:val="008000"/>
-      <w:b/>
     </w:rPr>
   </w:style>
   <w:style w:type="character" w:customStyle="1" w:styleId="CommentTok">
     <w:name w:val="CommentTok"/>
     <w:basedOn w:val="VerbatimChar"/>
     <w:rPr>
+      <w:i/>
       <w:color w:val="60a0b0"/>
-      <w:i/>
     </w:rPr>
   </w:style>
   <w:style w:type="character" w:customStyle="1" w:styleId="DocumentationTok">
     <w:name w:val="DocumentationTok"/>
     <w:basedOn w:val="VerbatimChar"/>
     <w:rPr>
+      <w:i/>
       <w:color w:val="ba2121"/>
-      <w:i/>
     </w:rPr>
   </w:style>
   <w:style w:type="character" w:customStyle="1" w:styleId="AnnotationTok">
     <w:name w:val="AnnotationTok"/>
     <w:basedOn w:val="VerbatimChar"/>
     <w:rPr>
-      <w:color w:val="60a0b0"/>
       <w:b/>
       <w:i/>
+      <w:color w:val="60a0b0"/>
     </w:rPr>
   </w:style>
   <w:style w:type="character" w:customStyle="1" w:styleId="CommentVarTok">
     <w:name w:val="CommentVarTok"/>
     <w:basedOn w:val="VerbatimChar"/>
     <w:rPr>
-      <w:color w:val="60a0b0"/>
       <w:b/>
       <w:i/>
+      <w:color w:val="60a0b0"/>
     </w:rPr>
   </w:style>
   <w:style w:type="character" w:customStyle="1" w:styleId="OtherTok">
@@ -8046,8 +7978,8 @@
     <w:name w:val="ControlFlowTok"/>
     <w:basedOn w:val="VerbatimChar"/>
     <w:rPr>
+      <w:b/>
       <w:color w:val="007020"/>
-      <w:b/>
     </w:rPr>
   </w:style>
   <w:style w:type="character" w:customStyle="1" w:styleId="OperatorTok">
@@ -8092,34 +8024,34 @@
     <w:name w:val="InformationTok"/>
     <w:basedOn w:val="VerbatimChar"/>
     <w:rPr>
-      <w:color w:val="60a0b0"/>
       <w:b/>
       <w:i/>
+      <w:color w:val="60a0b0"/>
     </w:rPr>
   </w:style>
   <w:style w:type="character" w:customStyle="1" w:styleId="WarningTok">
     <w:name w:val="WarningTok"/>
     <w:basedOn w:val="VerbatimChar"/>
     <w:rPr>
-      <w:color w:val="60a0b0"/>
       <w:b/>
       <w:i/>
+      <w:color w:val="60a0b0"/>
     </w:rPr>
   </w:style>
   <w:style w:type="character" w:customStyle="1" w:styleId="AlertTok">
     <w:name w:val="AlertTok"/>
     <w:basedOn w:val="VerbatimChar"/>
     <w:rPr>
+      <w:b/>
       <w:color w:val="ff0000"/>
-      <w:b/>
     </w:rPr>
   </w:style>
   <w:style w:type="character" w:customStyle="1" w:styleId="ErrorTok">
     <w:name w:val="ErrorTok"/>
     <w:basedOn w:val="VerbatimChar"/>
     <w:rPr>
+      <w:b/>
       <w:color w:val="ff0000"/>
-      <w:b/>
     </w:rPr>
   </w:style>
   <w:style w:type="character" w:customStyle="1" w:styleId="NormalTok">

--- a/packages/docs/static/decision-guides/scheduling.docx
+++ b/packages/docs/static/decision-guides/scheduling.docx
@@ -11,18 +11,18 @@
           <wp:inline>
             <wp:extent cx="5943600" cy="1289649"/>
             <wp:effectExtent b="0" l="0" r="0" t="0"/>
-            <wp:docPr descr="Medplum" title="" id="10" name="Picture"/>
+            <wp:docPr descr="Medplum" title="" id="21" name="Picture"/>
             <a:graphic>
               <a:graphicData uri="http://schemas.openxmlformats.org/drawingml/2006/picture">
                 <pic:pic>
                   <pic:nvPicPr>
-                    <pic:cNvPr descr="medplum-wordmark-grape.png" id="11" name="Picture"/>
+                    <pic:cNvPr descr="medplum-wordmark-grape.png" id="22" name="Picture"/>
                     <pic:cNvPicPr>
                       <a:picLocks noChangeArrowheads="1" noChangeAspect="1"/>
                     </pic:cNvPicPr>
                   </pic:nvPicPr>
                   <pic:blipFill>
-                    <a:blip r:embed="rId9"/>
+                    <a:blip r:embed="rId20"/>
                     <a:stretch>
                       <a:fillRect/>
                     </a:stretch>
@@ -49,7 +49,7 @@
         </w:drawing>
       </w:r>
     </w:p>
-    <w:bookmarkStart w:id="55" w:name="scheduling-decision-guide"/>
+    <w:bookmarkStart w:id="66" w:name="scheduling-decision-guide"/>
     <w:p>
       <w:pPr>
         <w:pStyle w:val="Heading1"/>
@@ -72,39 +72,39 @@
       </w:pPr>
       <w:r>
         <w:rPr>
+          <w:iCs/>
           <w:i/>
-          <w:iCs/>
         </w:rPr>
         <w:t xml:space="preserve">Companion to the</w:t>
       </w:r>
       <w:r>
         <w:rPr>
+          <w:iCs/>
           <w:i/>
-          <w:iCs/>
         </w:rPr>
         <w:t xml:space="preserve"> </w:t>
       </w:r>
-      <w:hyperlink r:id="rId12">
+      <w:hyperlink r:id="rId23">
         <w:r>
           <w:rPr>
             <w:rStyle w:val="Hyperlink"/>
+            <w:iCs/>
             <w:i/>
-            <w:iCs/>
           </w:rPr>
           <w:t xml:space="preserve">Scheduling</w:t>
         </w:r>
       </w:hyperlink>
       <w:r>
         <w:rPr>
+          <w:iCs/>
           <w:i/>
-          <w:iCs/>
         </w:rPr>
         <w:t xml:space="preserve"> </w:t>
       </w:r>
       <w:r>
         <w:rPr>
+          <w:iCs/>
           <w:i/>
-          <w:iCs/>
         </w:rPr>
         <w:t xml:space="preserve">docs.</w:t>
       </w:r>
@@ -119,7 +119,7 @@
       <w:r>
         <w:t xml:space="preserve"> </w:t>
       </w:r>
-      <w:hyperlink r:id="rId13">
+      <w:hyperlink r:id="rId24">
         <w:r>
           <w:rPr>
             <w:rStyle w:val="Hyperlink"/>
@@ -133,7 +133,7 @@
       <w:r>
         <w:t xml:space="preserve"> </w:t>
       </w:r>
-      <w:hyperlink r:id="rId14">
+      <w:hyperlink r:id="rId25">
         <w:r>
           <w:rPr>
             <w:rStyle w:val="Hyperlink"/>
@@ -148,7 +148,7 @@
         <w:t xml:space="preserve">when upgrading an existing implementation.</w:t>
       </w:r>
     </w:p>
-    <w:bookmarkStart w:id="15" w:name="section-1-use-case-participants"/>
+    <w:bookmarkStart w:id="26" w:name="section-1-use-case-participants"/>
     <w:p>
       <w:pPr>
         <w:pStyle w:val="Heading2"/>
@@ -163,19 +163,19 @@
       </w:pPr>
       <w:r>
         <w:rPr>
+          <w:bCs/>
           <w:b/>
-          <w:bCs/>
         </w:rPr>
         <w:t xml:space="preserve">1.1 Who books, and on whose behalf?</w:t>
       </w:r>
     </w:p>
     <w:p>
       <w:pPr>
-        <w:pStyle w:val="Compact"/>
         <w:numPr>
           <w:ilvl w:val="0"/>
           <w:numId w:val="1001"/>
         </w:numPr>
+        <w:pStyle w:val="Compact"/>
       </w:pPr>
       <w:r>
         <w:t xml:space="preserve">Patient self-service</w:t>
@@ -183,11 +183,11 @@
     </w:p>
     <w:p>
       <w:pPr>
-        <w:pStyle w:val="Compact"/>
         <w:numPr>
           <w:ilvl w:val="0"/>
           <w:numId w:val="1001"/>
         </w:numPr>
+        <w:pStyle w:val="Compact"/>
       </w:pPr>
       <w:r>
         <w:t xml:space="preserve">Staff booking for a patient</w:t>
@@ -195,11 +195,11 @@
     </w:p>
     <w:p>
       <w:pPr>
-        <w:pStyle w:val="Compact"/>
         <w:numPr>
           <w:ilvl w:val="0"/>
           <w:numId w:val="1001"/>
         </w:numPr>
+        <w:pStyle w:val="Compact"/>
       </w:pPr>
       <w:r>
         <w:t xml:space="preserve">Provider managing their own appointments</w:t>
@@ -207,11 +207,11 @@
     </w:p>
     <w:p>
       <w:pPr>
-        <w:pStyle w:val="Compact"/>
         <w:numPr>
           <w:ilvl w:val="0"/>
           <w:numId w:val="1001"/>
         </w:numPr>
+        <w:pStyle w:val="Compact"/>
       </w:pPr>
       <w:r>
         <w:t xml:space="preserve">System or API-driven booking</w:t>
@@ -219,11 +219,11 @@
     </w:p>
     <w:p>
       <w:pPr>
-        <w:pStyle w:val="Compact"/>
         <w:numPr>
           <w:ilvl w:val="0"/>
           <w:numId w:val="1001"/>
         </w:numPr>
+        <w:pStyle w:val="Compact"/>
       </w:pPr>
       <w:r>
         <w:t xml:space="preserve">A combination of these</w:t>
@@ -235,8 +235,8 @@
       </w:pPr>
       <w:r>
         <w:rPr>
+          <w:iCs/>
           <w:i/>
-          <w:iCs/>
         </w:rPr>
         <w:t xml:space="preserve">Why: determines authentication, delegated access, and which users can change availability or make exceptions (3.4, 3.9).</w:t>
       </w:r>
@@ -247,19 +247,19 @@
       </w:pPr>
       <w:r>
         <w:rPr>
+          <w:bCs/>
           <w:b/>
-          <w:bCs/>
         </w:rPr>
         <w:t xml:space="preserve">1.2 What must be available for the appointment?</w:t>
       </w:r>
     </w:p>
     <w:p>
       <w:pPr>
-        <w:pStyle w:val="Compact"/>
         <w:numPr>
           <w:ilvl w:val="0"/>
           <w:numId w:val="1002"/>
         </w:numPr>
+        <w:pStyle w:val="Compact"/>
       </w:pPr>
       <w:r>
         <w:t xml:space="preserve">A clinician only</w:t>
@@ -267,11 +267,11 @@
     </w:p>
     <w:p>
       <w:pPr>
-        <w:pStyle w:val="Compact"/>
         <w:numPr>
           <w:ilvl w:val="0"/>
           <w:numId w:val="1002"/>
         </w:numPr>
+        <w:pStyle w:val="Compact"/>
       </w:pPr>
       <w:r>
         <w:t xml:space="preserve">Several concurrent resources, such as a clinician, room, and device</w:t>
@@ -279,11 +279,11 @@
     </w:p>
     <w:p>
       <w:pPr>
-        <w:pStyle w:val="Compact"/>
         <w:numPr>
           <w:ilvl w:val="0"/>
           <w:numId w:val="1002"/>
         </w:numPr>
+        <w:pStyle w:val="Compact"/>
       </w:pPr>
       <w:r>
         <w:t xml:space="preserve">A room or device without a clinician</w:t>
@@ -291,11 +291,11 @@
     </w:p>
     <w:p>
       <w:pPr>
-        <w:pStyle w:val="Compact"/>
         <w:numPr>
           <w:ilvl w:val="0"/>
           <w:numId w:val="1002"/>
         </w:numPr>
+        <w:pStyle w:val="Compact"/>
       </w:pPr>
       <w:r>
         <w:t xml:space="preserve">A shared resource with capacity greater than one</w:t>
@@ -303,11 +303,11 @@
     </w:p>
     <w:p>
       <w:pPr>
-        <w:pStyle w:val="Compact"/>
         <w:numPr>
           <w:ilvl w:val="0"/>
           <w:numId w:val="1002"/>
         </w:numPr>
+        <w:pStyle w:val="Compact"/>
       </w:pPr>
       <w:r>
         <w:t xml:space="preserve">A group session with several patients</w:t>
@@ -319,8 +319,8 @@
       </w:pPr>
       <w:r>
         <w:rPr>
+          <w:iCs/>
           <w:i/>
-          <w:iCs/>
         </w:rPr>
         <w:t xml:space="preserve">Why: distinguishes multi-resource coordination from capacity and patient-specific workflow decisions (3.2, 3.6, 3.7).</w:t>
       </w:r>
@@ -331,19 +331,19 @@
       </w:pPr>
       <w:r>
         <w:rPr>
+          <w:bCs/>
           <w:b/>
-          <w:bCs/>
         </w:rPr>
         <w:t xml:space="preserve">1.3 Does the patient choose a person, or an eligible pool?</w:t>
       </w:r>
     </w:p>
     <w:p>
       <w:pPr>
-        <w:pStyle w:val="Compact"/>
         <w:numPr>
           <w:ilvl w:val="0"/>
           <w:numId w:val="1003"/>
         </w:numPr>
+        <w:pStyle w:val="Compact"/>
       </w:pPr>
       <w:r>
         <w:t xml:space="preserve">A named practitioner or care team</w:t>
@@ -351,11 +351,11 @@
     </w:p>
     <w:p>
       <w:pPr>
-        <w:pStyle w:val="Compact"/>
         <w:numPr>
           <w:ilvl w:val="0"/>
           <w:numId w:val="1003"/>
         </w:numPr>
+        <w:pStyle w:val="Compact"/>
       </w:pPr>
       <w:r>
         <w:t xml:space="preserve">Any practitioner qualified for the service</w:t>
@@ -363,11 +363,11 @@
     </w:p>
     <w:p>
       <w:pPr>
-        <w:pStyle w:val="Compact"/>
         <w:numPr>
           <w:ilvl w:val="0"/>
           <w:numId w:val="1003"/>
         </w:numPr>
+        <w:pStyle w:val="Compact"/>
       </w:pPr>
       <w:r>
         <w:t xml:space="preserve">First available, subject to preferences</w:t>
@@ -375,11 +375,11 @@
     </w:p>
     <w:p>
       <w:pPr>
-        <w:pStyle w:val="Compact"/>
         <w:numPr>
           <w:ilvl w:val="0"/>
           <w:numId w:val="1003"/>
         </w:numPr>
+        <w:pStyle w:val="Compact"/>
       </w:pPr>
       <w:r>
         <w:t xml:space="preserve">Staff assignment after a request</w:t>
@@ -391,10 +391,52 @@
       </w:pPr>
       <w:r>
         <w:rPr>
+          <w:iCs/>
           <w:i/>
+        </w:rPr>
+        <w:t xml:space="preserve">Why: determines candidate selection, hard eligibility rules, preference ranking, and what</w:t>
+      </w:r>
+      <w:r>
+        <w:rPr>
           <w:iCs/>
+          <w:i/>
         </w:rPr>
-        <w:t xml:space="preserve">Why: determines candidate selection, hard eligibility rules, preference ranking, and what “first available” promises (3.5, 3.6).</w:t>
+        <w:t xml:space="preserve"> </w:t>
+      </w:r>
+      <w:r>
+        <w:rPr>
+          <w:iCs/>
+          <w:i/>
+        </w:rPr>
+        <w:t xml:space="preserve">“</w:t>
+      </w:r>
+      <w:r>
+        <w:rPr>
+          <w:iCs/>
+          <w:i/>
+        </w:rPr>
+        <w:t xml:space="preserve">first available</w:t>
+      </w:r>
+      <w:r>
+        <w:rPr>
+          <w:iCs/>
+          <w:i/>
+        </w:rPr>
+        <w:t xml:space="preserve">”</w:t>
+      </w:r>
+      <w:r>
+        <w:rPr>
+          <w:iCs/>
+          <w:i/>
+        </w:rPr>
+        <w:t xml:space="preserve"> </w:t>
+      </w:r>
+      <w:r>
+        <w:rPr>
+          <w:iCs/>
+          <w:i/>
+        </w:rPr>
+        <w:t xml:space="preserve">promises (3.5, 3.6).</w:t>
       </w:r>
     </w:p>
     <w:p>
@@ -403,19 +445,19 @@
       </w:pPr>
       <w:r>
         <w:rPr>
+          <w:bCs/>
           <w:b/>
-          <w:bCs/>
         </w:rPr>
         <w:t xml:space="preserve">1.4 When is the appointment considered booked?</w:t>
       </w:r>
     </w:p>
     <w:p>
       <w:pPr>
-        <w:pStyle w:val="Compact"/>
         <w:numPr>
           <w:ilvl w:val="0"/>
           <w:numId w:val="1004"/>
         </w:numPr>
+        <w:pStyle w:val="Compact"/>
       </w:pPr>
       <w:r>
         <w:t xml:space="preserve">Immediately after the time is selected</w:t>
@@ -423,11 +465,11 @@
     </w:p>
     <w:p>
       <w:pPr>
-        <w:pStyle w:val="Compact"/>
         <w:numPr>
           <w:ilvl w:val="0"/>
           <w:numId w:val="1004"/>
         </w:numPr>
+        <w:pStyle w:val="Compact"/>
       </w:pPr>
       <w:r>
         <w:t xml:space="preserve">After the patient completes another step</w:t>
@@ -435,11 +477,11 @@
     </w:p>
     <w:p>
       <w:pPr>
-        <w:pStyle w:val="Compact"/>
         <w:numPr>
           <w:ilvl w:val="0"/>
           <w:numId w:val="1004"/>
         </w:numPr>
+        <w:pStyle w:val="Compact"/>
       </w:pPr>
       <w:r>
         <w:t xml:space="preserve">After staff approval or authorization review</w:t>
@@ -447,11 +489,11 @@
     </w:p>
     <w:p>
       <w:pPr>
-        <w:pStyle w:val="Compact"/>
         <w:numPr>
           <w:ilvl w:val="0"/>
           <w:numId w:val="1004"/>
         </w:numPr>
+        <w:pStyle w:val="Compact"/>
       </w:pPr>
       <w:r>
         <w:t xml:space="preserve">After required participants respond</w:t>
@@ -463,8 +505,8 @@
       </w:pPr>
       <w:r>
         <w:rPr>
+          <w:iCs/>
           <w:i/>
-          <w:iCs/>
         </w:rPr>
         <w:t xml:space="preserve">Why: determines whether to book immediately, reserve time with a hold, or keep a request without consuming capacity (3.8).</w:t>
       </w:r>
@@ -475,8 +517,8 @@
       </w:pPr>
       <w:r>
         <w:rPr>
+          <w:bCs/>
           <w:b/>
-          <w:bCs/>
         </w:rPr>
         <w:t xml:space="preserve">1.5 Is Medplum replacing a scheduler, or working alongside one?</w:t>
       </w:r>
@@ -495,39 +537,39 @@
       </w:pPr>
       <w:r>
         <w:rPr>
+          <w:iCs/>
           <w:i/>
-          <w:iCs/>
         </w:rPr>
         <w:t xml:space="preserve">Why: coexistence needs an explicit write authority and reconciliation policy. Existing scheduling data may also require a</w:t>
       </w:r>
       <w:r>
         <w:rPr>
+          <w:iCs/>
           <w:i/>
-          <w:iCs/>
         </w:rPr>
         <w:t xml:space="preserve"> </w:t>
       </w:r>
-      <w:hyperlink r:id="rId14">
+      <w:hyperlink r:id="rId25">
         <w:r>
           <w:rPr>
             <w:rStyle w:val="Hyperlink"/>
+            <w:iCs/>
             <w:i/>
-            <w:iCs/>
           </w:rPr>
           <w:t xml:space="preserve">beta migration</w:t>
         </w:r>
       </w:hyperlink>
       <w:r>
         <w:rPr>
+          <w:iCs/>
           <w:i/>
-          <w:iCs/>
         </w:rPr>
         <w:t xml:space="preserve"> </w:t>
       </w:r>
       <w:r>
         <w:rPr>
+          <w:iCs/>
           <w:i/>
-          <w:iCs/>
         </w:rPr>
         <w:t xml:space="preserve">(3.15).</w:t>
       </w:r>
@@ -538,8 +580,8 @@
       </w:pPr>
       <w:r>
         <w:rPr>
+          <w:bCs/>
           <w:b/>
-          <w:bCs/>
         </w:rPr>
         <w:t xml:space="preserve">1.6 Who maintains the scheduling configuration?</w:t>
       </w:r>
@@ -558,8 +600,8 @@
       </w:pPr>
       <w:r>
         <w:rPr>
+          <w:iCs/>
           <w:i/>
-          <w:iCs/>
         </w:rPr>
         <w:t xml:space="preserve">Why: identifies configuration owners, administrative permissions, and change-management requirements (3.1–3.4).</w:t>
       </w:r>
@@ -571,8 +613,8 @@
         </w:pict>
       </w:r>
     </w:p>
-    <w:bookmarkEnd w:id="15"/>
-    <w:bookmarkStart w:id="16" w:name="section-2-feature-scoping"/>
+    <w:bookmarkEnd w:id="26"/>
+    <w:bookmarkStart w:id="27" w:name="section-2-feature-scoping"/>
     <w:p>
       <w:pPr>
         <w:pStyle w:val="Heading2"/>
@@ -601,8 +643,9 @@
       <w:tblPr>
         <w:tblStyle w:val="Table"/>
         <w:tblW w:w="9360" w:type="dxa"/>
+        <w:tblLook w:firstRow="1" w:lastRow="0" w:firstColumn="0" w:lastColumn="0" w:noHBand="0" w:noVBand="0" w:val="0020"/>
+        <w:jc w:val="start"/>
         <w:tblLayout w:type="fixed"/>
-        <w:tblLook w:firstRow="1" w:lastRow="0" w:firstColumn="0" w:lastColumn="0" w:noHBand="0" w:noVBand="0" w:val="0020"/>
       </w:tblPr>
       <w:tblGrid>
         <w:gridCol w:w="6343"/>
@@ -612,7 +655,7 @@
       <w:tr>
         <w:trPr>
           <w:cantSplit/>
-          <w:tblHeader w:val="on"/>
+          <w:tblHeader w:val="true"/>
         </w:trPr>
         <w:tc>
           <w:tcPr/>
@@ -1317,8 +1360,8 @@
         </w:pict>
       </w:r>
     </w:p>
-    <w:bookmarkEnd w:id="16"/>
-    <w:bookmarkStart w:id="50" w:name="section-3-feature-deep-dives"/>
+    <w:bookmarkEnd w:id="27"/>
+    <w:bookmarkStart w:id="61" w:name="section-3-feature-deep-dives"/>
     <w:p>
       <w:pPr>
         <w:pStyle w:val="Heading2"/>
@@ -1339,8 +1382,9 @@
       <w:tblPr>
         <w:tblStyle w:val="Table"/>
         <w:tblW w:w="9360" w:type="dxa"/>
+        <w:tblLook w:firstRow="1" w:lastRow="0" w:firstColumn="0" w:lastColumn="0" w:noHBand="0" w:noVBand="0" w:val="0020"/>
+        <w:jc w:val="start"/>
         <w:tblLayout w:type="fixed"/>
-        <w:tblLook w:firstRow="1" w:lastRow="0" w:firstColumn="0" w:lastColumn="0" w:noHBand="0" w:noVBand="0" w:val="0020"/>
       </w:tblPr>
       <w:tblGrid>
         <w:gridCol w:w="3536"/>
@@ -1350,7 +1394,7 @@
       <w:tr>
         <w:trPr>
           <w:cantSplit/>
-          <w:tblHeader w:val="on"/>
+          <w:tblHeader w:val="true"/>
         </w:trPr>
         <w:tc>
           <w:tcPr/>
@@ -1554,7 +1598,7 @@
         </w:tc>
       </w:tr>
     </w:tbl>
-    <w:bookmarkStart w:id="24" w:name="foundations"/>
+    <w:bookmarkStart w:id="35" w:name="foundations"/>
     <w:p>
       <w:pPr>
         <w:pStyle w:val="Heading3"/>
@@ -1563,7 +1607,7 @@
         <w:t xml:space="preserve">Foundations</w:t>
       </w:r>
     </w:p>
-    <w:bookmarkStart w:id="18" w:name="visit-types-and-parameter-ownership"/>
+    <w:bookmarkStart w:id="29" w:name="visit-types-and-parameter-ownership"/>
     <w:p>
       <w:pPr>
         <w:pStyle w:val="Heading4"/>
@@ -1627,7 +1671,7 @@
       <w:r>
         <w:t xml:space="preserve"> </w:t>
       </w:r>
-      <w:hyperlink r:id="rId17">
+      <w:hyperlink r:id="rId28">
         <w:r>
           <w:rPr>
             <w:rStyle w:val="Hyperlink"/>
@@ -1645,19 +1689,19 @@
       </w:pPr>
       <w:r>
         <w:rPr>
+          <w:bCs/>
           <w:b/>
-          <w:bCs/>
         </w:rPr>
         <w:t xml:space="preserve">Questions:</w:t>
       </w:r>
     </w:p>
     <w:p>
       <w:pPr>
-        <w:pStyle w:val="Compact"/>
         <w:numPr>
           <w:ilvl w:val="0"/>
           <w:numId w:val="1005"/>
         </w:numPr>
+        <w:pStyle w:val="Compact"/>
       </w:pPr>
       <w:r>
         <w:t xml:space="preserve">What distinguishes one visit type from another?</w:t>
@@ -1665,11 +1709,11 @@
     </w:p>
     <w:p>
       <w:pPr>
-        <w:pStyle w:val="Compact"/>
         <w:numPr>
           <w:ilvl w:val="0"/>
           <w:numId w:val="1005"/>
         </w:numPr>
+        <w:pStyle w:val="Compact"/>
       </w:pPr>
       <w:r>
         <w:t xml:space="preserve">Which duration, start-time grid, buffers, and capacity settings are shared?</w:t>
@@ -1677,11 +1721,11 @@
     </w:p>
     <w:p>
       <w:pPr>
-        <w:pStyle w:val="Compact"/>
         <w:numPr>
           <w:ilvl w:val="0"/>
           <w:numId w:val="1005"/>
         </w:numPr>
+        <w:pStyle w:val="Compact"/>
       </w:pPr>
       <w:r>
         <w:t xml:space="preserve">Which actors or sites need different settings, and who can change them?</w:t>
@@ -1691,8 +1735,9 @@
       <w:tblPr>
         <w:tblStyle w:val="Table"/>
         <w:tblW w:w="9360" w:type="dxa"/>
+        <w:tblLook w:firstRow="1" w:lastRow="0" w:firstColumn="0" w:lastColumn="0" w:noHBand="0" w:noVBand="0" w:val="0020"/>
+        <w:jc w:val="start"/>
         <w:tblLayout w:type="fixed"/>
-        <w:tblLook w:firstRow="1" w:lastRow="0" w:firstColumn="0" w:lastColumn="0" w:noHBand="0" w:noVBand="0" w:val="0020"/>
       </w:tblPr>
       <w:tblGrid>
         <w:gridCol w:w="4213"/>
@@ -1701,7 +1746,7 @@
       <w:tr>
         <w:trPr>
           <w:cantSplit/>
-          <w:tblHeader w:val="on"/>
+          <w:tblHeader w:val="true"/>
         </w:trPr>
         <w:tc>
           <w:tcPr/>
@@ -1919,8 +1964,8 @@
       </w:pPr>
       <w:r>
         <w:rPr>
+          <w:bCs/>
           <w:b/>
-          <w:bCs/>
         </w:rPr>
         <w:t xml:space="preserve">Reference matching matters:</w:t>
       </w:r>
@@ -1955,8 +2000,8 @@
         <w:t xml:space="preserve">sub-extension. A matching code alone does not establish these links, and an override without a service pointer is ignored.</w:t>
       </w:r>
     </w:p>
-    <w:bookmarkEnd w:id="18"/>
-    <w:bookmarkStart w:id="19" w:name="actors-and-schedule-modeling"/>
+    <w:bookmarkEnd w:id="29"/>
+    <w:bookmarkStart w:id="30" w:name="actors-and-schedule-modeling"/>
     <w:p>
       <w:pPr>
         <w:pStyle w:val="Heading4"/>
@@ -1979,19 +2024,19 @@
       </w:pPr>
       <w:r>
         <w:rPr>
+          <w:bCs/>
           <w:b/>
-          <w:bCs/>
         </w:rPr>
         <w:t xml:space="preserve">Questions:</w:t>
       </w:r>
     </w:p>
     <w:p>
       <w:pPr>
-        <w:pStyle w:val="Compact"/>
         <w:numPr>
           <w:ilvl w:val="0"/>
           <w:numId w:val="1006"/>
         </w:numPr>
+        <w:pStyle w:val="Compact"/>
       </w:pPr>
       <w:r>
         <w:t xml:space="preserve">Which practitioners, rooms, and devices must be reserved?</w:t>
@@ -1999,11 +2044,11 @@
     </w:p>
     <w:p>
       <w:pPr>
-        <w:pStyle w:val="Compact"/>
         <w:numPr>
           <w:ilvl w:val="0"/>
           <w:numId w:val="1006"/>
         </w:numPr>
+        <w:pStyle w:val="Compact"/>
       </w:pPr>
       <w:r>
         <w:t xml:space="preserve">Is a Location a bookable resource, a site of service, or a jurisdiction?</w:t>
@@ -2011,11 +2056,11 @@
     </w:p>
     <w:p>
       <w:pPr>
-        <w:pStyle w:val="Compact"/>
         <w:numPr>
           <w:ilvl w:val="0"/>
           <w:numId w:val="1006"/>
         </w:numPr>
+        <w:pStyle w:val="Compact"/>
       </w:pPr>
       <w:r>
         <w:t xml:space="preserve">Are resource requirements simultaneous, or different phases of a procedure?</w:t>
@@ -2025,8 +2070,9 @@
       <w:tblPr>
         <w:tblStyle w:val="Table"/>
         <w:tblW w:w="9360" w:type="dxa"/>
+        <w:tblLook w:firstRow="1" w:lastRow="0" w:firstColumn="0" w:lastColumn="0" w:noHBand="0" w:noVBand="0" w:val="0020"/>
+        <w:jc w:val="start"/>
         <w:tblLayout w:type="fixed"/>
-        <w:tblLook w:firstRow="1" w:lastRow="0" w:firstColumn="0" w:lastColumn="0" w:noHBand="0" w:noVBand="0" w:val="0020"/>
       </w:tblPr>
       <w:tblGrid>
         <w:gridCol w:w="3999"/>
@@ -2035,7 +2081,7 @@
       <w:tr>
         <w:trPr>
           <w:cantSplit/>
-          <w:tblHeader w:val="on"/>
+          <w:tblHeader w:val="true"/>
         </w:trPr>
         <w:tc>
           <w:tcPr/>
@@ -2291,8 +2337,8 @@
         </w:tc>
       </w:tr>
     </w:tbl>
-    <w:bookmarkEnd w:id="19"/>
-    <w:bookmarkStart w:id="20" w:name="availability-time-zones-and-blocks"/>
+    <w:bookmarkEnd w:id="30"/>
+    <w:bookmarkStart w:id="31" w:name="availability-time-zones-and-blocks"/>
     <w:p>
       <w:pPr>
         <w:pStyle w:val="Heading4"/>
@@ -2315,19 +2361,19 @@
       </w:pPr>
       <w:r>
         <w:rPr>
+          <w:bCs/>
           <w:b/>
-          <w:bCs/>
         </w:rPr>
         <w:t xml:space="preserve">Questions:</w:t>
       </w:r>
     </w:p>
     <w:p>
       <w:pPr>
-        <w:pStyle w:val="Compact"/>
         <w:numPr>
           <w:ilvl w:val="0"/>
           <w:numId w:val="1007"/>
         </w:numPr>
+        <w:pStyle w:val="Compact"/>
       </w:pPr>
       <w:r>
         <w:t xml:space="preserve">Are weekly hours shared, actor-specific, or service-specific?</w:t>
@@ -2335,11 +2381,11 @@
     </w:p>
     <w:p>
       <w:pPr>
-        <w:pStyle w:val="Compact"/>
         <w:numPr>
           <w:ilvl w:val="0"/>
           <w:numId w:val="1007"/>
         </w:numPr>
+        <w:pStyle w:val="Compact"/>
       </w:pPr>
       <w:r>
         <w:t xml:space="preserve">Which time zone defines local hours and which defines the start-time grid?</w:t>
@@ -2347,11 +2393,11 @@
     </w:p>
     <w:p>
       <w:pPr>
-        <w:pStyle w:val="Compact"/>
         <w:numPr>
           <w:ilvl w:val="0"/>
           <w:numId w:val="1007"/>
         </w:numPr>
+        <w:pStyle w:val="Compact"/>
       </w:pPr>
       <w:r>
         <w:t xml:space="preserve">What are the maximum booking horizon, minimum notice, and exception rules?</w:t>
@@ -2359,11 +2405,11 @@
     </w:p>
     <w:p>
       <w:pPr>
-        <w:pStyle w:val="Compact"/>
         <w:numPr>
           <w:ilvl w:val="0"/>
           <w:numId w:val="1007"/>
         </w:numPr>
+        <w:pStyle w:val="Compact"/>
       </w:pPr>
       <w:r>
         <w:t xml:space="preserve">Who enters closures, and what happens to appointments already booked?</w:t>
@@ -2373,8 +2419,9 @@
       <w:tblPr>
         <w:tblStyle w:val="Table"/>
         <w:tblW w:w="9360" w:type="dxa"/>
+        <w:tblLook w:firstRow="1" w:lastRow="0" w:firstColumn="0" w:lastColumn="0" w:noHBand="0" w:noVBand="0" w:val="0020"/>
+        <w:jc w:val="start"/>
         <w:tblLayout w:type="fixed"/>
-        <w:tblLook w:firstRow="1" w:lastRow="0" w:firstColumn="0" w:lastColumn="0" w:noHBand="0" w:noVBand="0" w:val="0020"/>
       </w:tblPr>
       <w:tblGrid>
         <w:gridCol w:w="4342"/>
@@ -2383,7 +2430,7 @@
       <w:tr>
         <w:trPr>
           <w:cantSplit/>
-          <w:tblHeader w:val="on"/>
+          <w:tblHeader w:val="true"/>
         </w:trPr>
         <w:tc>
           <w:tcPr/>
@@ -2754,8 +2801,8 @@
       </w:pPr>
       <w:r>
         <w:rPr>
+          <w:bCs/>
           <w:b/>
-          <w:bCs/>
         </w:rPr>
         <w:t xml:space="preserve">Defaults need explicit review:</w:t>
       </w:r>
@@ -2781,8 +2828,8 @@
         <w:t xml:space="preserve">is not currently processed; use blocked Slots for exceptions. A new block does not itself resolve existing appointments, so define the notification and rescheduling workflow.</w:t>
       </w:r>
     </w:p>
-    <w:bookmarkEnd w:id="20"/>
-    <w:bookmarkStart w:id="23" w:name="access-and-delegated-administration"/>
+    <w:bookmarkEnd w:id="31"/>
+    <w:bookmarkStart w:id="34" w:name="access-and-delegated-administration"/>
     <w:p>
       <w:pPr>
         <w:pStyle w:val="Heading4"/>
@@ -2801,7 +2848,7 @@
       <w:r>
         <w:t xml:space="preserve"> </w:t>
       </w:r>
-      <w:hyperlink r:id="rId21">
+      <w:hyperlink r:id="rId32">
         <w:r>
           <w:rPr>
             <w:rStyle w:val="Hyperlink"/>
@@ -2818,7 +2865,7 @@
       <w:r>
         <w:t xml:space="preserve"> </w:t>
       </w:r>
-      <w:hyperlink r:id="rId22">
+      <w:hyperlink r:id="rId33">
         <w:r>
           <w:rPr>
             <w:rStyle w:val="Hyperlink"/>
@@ -2839,19 +2886,19 @@
       </w:pPr>
       <w:r>
         <w:rPr>
+          <w:bCs/>
           <w:b/>
-          <w:bCs/>
         </w:rPr>
         <w:t xml:space="preserve">Questions:</w:t>
       </w:r>
     </w:p>
     <w:p>
       <w:pPr>
-        <w:pStyle w:val="Compact"/>
         <w:numPr>
           <w:ilvl w:val="0"/>
           <w:numId w:val="1008"/>
         </w:numPr>
+        <w:pStyle w:val="Compact"/>
       </w:pPr>
       <w:r>
         <w:t xml:space="preserve">Can patients discover availability without reading other patients’ appointments?</w:t>
@@ -2859,11 +2906,11 @@
     </w:p>
     <w:p>
       <w:pPr>
-        <w:pStyle w:val="Compact"/>
         <w:numPr>
           <w:ilvl w:val="0"/>
           <w:numId w:val="1008"/>
         </w:numPr>
+        <w:pStyle w:val="Compact"/>
       </w:pPr>
       <w:r>
         <w:t xml:space="preserve">Which staff can book or cancel for which patients and organizations?</w:t>
@@ -2871,11 +2918,11 @@
     </w:p>
     <w:p>
       <w:pPr>
-        <w:pStyle w:val="Compact"/>
         <w:numPr>
           <w:ilvl w:val="0"/>
           <w:numId w:val="1008"/>
         </w:numPr>
+        <w:pStyle w:val="Compact"/>
       </w:pPr>
       <w:r>
         <w:t xml:space="preserve">Who can change shared defaults, provider hours, or blocked time?</w:t>
@@ -2885,8 +2932,9 @@
       <w:tblPr>
         <w:tblStyle w:val="Table"/>
         <w:tblW w:w="9360" w:type="dxa"/>
+        <w:tblLook w:firstRow="1" w:lastRow="0" w:firstColumn="0" w:lastColumn="0" w:noHBand="0" w:noVBand="0" w:val="0020"/>
+        <w:jc w:val="start"/>
         <w:tblLayout w:type="fixed"/>
-        <w:tblLook w:firstRow="1" w:lastRow="0" w:firstColumn="0" w:lastColumn="0" w:noHBand="0" w:noVBand="0" w:val="0020"/>
       </w:tblPr>
       <w:tblGrid>
         <w:gridCol w:w="4638"/>
@@ -2895,7 +2943,7 @@
       <w:tr>
         <w:trPr>
           <w:cantSplit/>
-          <w:tblHeader w:val="on"/>
+          <w:tblHeader w:val="true"/>
         </w:trPr>
         <w:tc>
           <w:tcPr/>
@@ -3091,9 +3139,9 @@
         <w:t xml:space="preserve">Candidate filtering and hidden UI controls are not authorization. Do not assume permissions on a Schedule automatically confer the intended permissions on its Slots or Appointments. A post-write Subscription Bot can trigger follow-up work, but cannot serve as a pre-commit rejection of the original write.</w:t>
       </w:r>
     </w:p>
-    <w:bookmarkEnd w:id="23"/>
-    <w:bookmarkEnd w:id="24"/>
-    <w:bookmarkStart w:id="29" w:name="finding-an-appointment"/>
+    <w:bookmarkEnd w:id="34"/>
+    <w:bookmarkEnd w:id="35"/>
+    <w:bookmarkStart w:id="40" w:name="finding-an-appointment"/>
     <w:p>
       <w:pPr>
         <w:pStyle w:val="Heading3"/>
@@ -3102,7 +3150,7 @@
         <w:t xml:space="preserve">Finding an Appointment</w:t>
       </w:r>
     </w:p>
-    <w:bookmarkStart w:id="26" w:name="X79a8cc13dcd75c0431a377eb1611debcf8d835c"/>
+    <w:bookmarkStart w:id="37" w:name="X79a8cc13dcd75c0431a377eb1611debcf8d835c"/>
     <w:p>
       <w:pPr>
         <w:pStyle w:val="Heading4"/>
@@ -3121,7 +3169,7 @@
       <w:r>
         <w:t xml:space="preserve"> </w:t>
       </w:r>
-      <w:hyperlink r:id="rId25">
+      <w:hyperlink r:id="rId36">
         <w:r>
           <w:rPr>
             <w:rStyle w:val="Hyperlink"/>
@@ -3139,19 +3187,19 @@
       </w:pPr>
       <w:r>
         <w:rPr>
+          <w:bCs/>
           <w:b/>
-          <w:bCs/>
         </w:rPr>
         <w:t xml:space="preserve">Questions:</w:t>
       </w:r>
     </w:p>
     <w:p>
       <w:pPr>
-        <w:pStyle w:val="Compact"/>
         <w:numPr>
           <w:ilvl w:val="0"/>
           <w:numId w:val="1009"/>
         </w:numPr>
+        <w:pStyle w:val="Compact"/>
       </w:pPr>
       <w:r>
         <w:t xml:space="preserve">Is the request for a specific practitioner, a class of practitioners, or any eligible practitioner?</w:t>
@@ -3159,11 +3207,11 @@
     </w:p>
     <w:p>
       <w:pPr>
-        <w:pStyle w:val="Compact"/>
         <w:numPr>
           <w:ilvl w:val="0"/>
           <w:numId w:val="1009"/>
         </w:numPr>
+        <w:pStyle w:val="Compact"/>
       </w:pPr>
       <w:r>
         <w:t xml:space="preserve">Which requirements are hard constraints, and which preferences can be relaxed with patient agreement?</w:t>
@@ -3171,11 +3219,11 @@
     </w:p>
     <w:p>
       <w:pPr>
-        <w:pStyle w:val="Compact"/>
         <w:numPr>
           <w:ilvl w:val="0"/>
           <w:numId w:val="1009"/>
         </w:numPr>
+        <w:pStyle w:val="Compact"/>
       </w:pPr>
       <w:r>
         <w:t xml:space="preserve">Are language, practitioner gender, continuity, location, or day/time preferences relevant?</w:t>
@@ -3183,23 +3231,41 @@
     </w:p>
     <w:p>
       <w:pPr>
-        <w:pStyle w:val="Compact"/>
         <w:numPr>
           <w:ilvl w:val="0"/>
           <w:numId w:val="1009"/>
         </w:numPr>
-      </w:pPr>
-      <w:r>
-        <w:t xml:space="preserve">Does “first available” mean earliest overall, earliest preferred, or earliest within a bounded search?</w:t>
-      </w:r>
-    </w:p>
-    <w:p>
-      <w:pPr>
         <w:pStyle w:val="Compact"/>
+      </w:pPr>
+      <w:r>
+        <w:t xml:space="preserve">Does</w:t>
+      </w:r>
+      <w:r>
+        <w:t xml:space="preserve"> </w:t>
+      </w:r>
+      <w:r>
+        <w:t xml:space="preserve">“</w:t>
+      </w:r>
+      <w:r>
+        <w:t xml:space="preserve">first available</w:t>
+      </w:r>
+      <w:r>
+        <w:t xml:space="preserve">”</w:t>
+      </w:r>
+      <w:r>
+        <w:t xml:space="preserve"> </w:t>
+      </w:r>
+      <w:r>
+        <w:t xml:space="preserve">mean earliest overall, earliest preferred, or earliest within a bounded search?</w:t>
+      </w:r>
+    </w:p>
+    <w:p>
+      <w:pPr>
         <w:numPr>
           <w:ilvl w:val="0"/>
           <w:numId w:val="1009"/>
         </w:numPr>
+        <w:pStyle w:val="Compact"/>
       </w:pPr>
       <w:r>
         <w:t xml:space="preserve">How are equally suitable options selected, and what happens when some searches fail?</w:t>
@@ -3209,8 +3275,9 @@
       <w:tblPr>
         <w:tblStyle w:val="Table"/>
         <w:tblW w:w="9360" w:type="dxa"/>
+        <w:tblLook w:firstRow="1" w:lastRow="0" w:firstColumn="0" w:lastColumn="0" w:noHBand="0" w:noVBand="0" w:val="0020"/>
+        <w:jc w:val="start"/>
         <w:tblLayout w:type="fixed"/>
-        <w:tblLook w:firstRow="1" w:lastRow="0" w:firstColumn="0" w:lastColumn="0" w:noHBand="0" w:noVBand="0" w:val="0020"/>
       </w:tblPr>
       <w:tblGrid>
         <w:gridCol w:w="4265"/>
@@ -3219,7 +3286,7 @@
       <w:tr>
         <w:trPr>
           <w:cantSplit/>
-          <w:tblHeader w:val="on"/>
+          <w:tblHeader w:val="true"/>
         </w:trPr>
         <w:tc>
           <w:tcPr/>
@@ -3427,7 +3494,25 @@
               <w:jc w:val="left"/>
             </w:pPr>
             <w:r>
-              <w:t xml:space="preserve">Distinguish “no availability” from an incomplete or failed search. Do not claim globally earliest availability when only part of the candidate set was searched.</w:t>
+              <w:t xml:space="preserve">Distinguish</w:t>
+            </w:r>
+            <w:r>
+              <w:t xml:space="preserve"> </w:t>
+            </w:r>
+            <w:r>
+              <w:t xml:space="preserve">“</w:t>
+            </w:r>
+            <w:r>
+              <w:t xml:space="preserve">no availability</w:t>
+            </w:r>
+            <w:r>
+              <w:t xml:space="preserve">”</w:t>
+            </w:r>
+            <w:r>
+              <w:t xml:space="preserve"> </w:t>
+            </w:r>
+            <w:r>
+              <w:t xml:space="preserve">from an incomplete or failed search. Do not claim globally earliest availability when only part of the candidate set was searched.</w:t>
             </w:r>
           </w:p>
         </w:tc>
@@ -3450,8 +3535,8 @@
         <w:t xml:space="preserve">accepts explicit Schedules, not a patient-preference or ranking specification. Its search window is limited to 31 days per request; larger horizons require multiple requests. Result limits and candidate-combination limits must also be considered when defining first-available behavior.</w:t>
       </w:r>
     </w:p>
-    <w:bookmarkEnd w:id="26"/>
-    <w:bookmarkStart w:id="28" w:name="multi-resource-combinations"/>
+    <w:bookmarkEnd w:id="37"/>
+    <w:bookmarkStart w:id="39" w:name="multi-resource-combinations"/>
     <w:p>
       <w:pPr>
         <w:pStyle w:val="Heading4"/>
@@ -3485,7 +3570,7 @@
       <w:r>
         <w:t xml:space="preserve"> </w:t>
       </w:r>
-      <w:hyperlink r:id="rId27">
+      <w:hyperlink r:id="rId38">
         <w:r>
           <w:rPr>
             <w:rStyle w:val="VerbatimChar"/>
@@ -3506,19 +3591,19 @@
       </w:pPr>
       <w:r>
         <w:rPr>
+          <w:bCs/>
           <w:b/>
-          <w:bCs/>
         </w:rPr>
         <w:t xml:space="preserve">Questions:</w:t>
       </w:r>
     </w:p>
     <w:p>
       <w:pPr>
-        <w:pStyle w:val="Compact"/>
         <w:numPr>
           <w:ilvl w:val="0"/>
           <w:numId w:val="1010"/>
         </w:numPr>
+        <w:pStyle w:val="Compact"/>
       </w:pPr>
       <w:r>
         <w:t xml:space="preserve">Does the appointment need one practitioner or several?</w:t>
@@ -3526,11 +3611,11 @@
     </w:p>
     <w:p>
       <w:pPr>
-        <w:pStyle w:val="Compact"/>
         <w:numPr>
           <w:ilvl w:val="0"/>
           <w:numId w:val="1010"/>
         </w:numPr>
+        <w:pStyle w:val="Compact"/>
       </w:pPr>
       <w:r>
         <w:t xml:space="preserve">Are the room and device fixed, or can any eligible one be used?</w:t>
@@ -3538,11 +3623,11 @@
     </w:p>
     <w:p>
       <w:pPr>
-        <w:pStyle w:val="Compact"/>
         <w:numPr>
           <w:ilvl w:val="0"/>
           <w:numId w:val="1010"/>
         </w:numPr>
+        <w:pStyle w:val="Compact"/>
       </w:pPr>
       <w:r>
         <w:t xml:space="preserve">How large can the candidate pool become?</w:t>
@@ -3552,8 +3637,9 @@
       <w:tblPr>
         <w:tblStyle w:val="Table"/>
         <w:tblW w:w="9360" w:type="dxa"/>
+        <w:tblLook w:firstRow="1" w:lastRow="0" w:firstColumn="0" w:lastColumn="0" w:noHBand="0" w:noVBand="0" w:val="0020"/>
+        <w:jc w:val="start"/>
         <w:tblLayout w:type="fixed"/>
-        <w:tblLook w:firstRow="1" w:lastRow="0" w:firstColumn="0" w:lastColumn="0" w:noHBand="0" w:noVBand="0" w:val="0020"/>
       </w:tblPr>
       <w:tblGrid>
         <w:gridCol w:w="4559"/>
@@ -3562,7 +3648,7 @@
       <w:tr>
         <w:trPr>
           <w:cantSplit/>
-          <w:tblHeader w:val="on"/>
+          <w:tblHeader w:val="true"/>
         </w:trPr>
         <w:tc>
           <w:tcPr/>
@@ -3759,9 +3845,9 @@
         <w:t xml:space="preserve">Use the server’s multi-Schedule booking operation for the selected combination. Sequential independent bookings can leave only part of the required appointment reserved.</w:t>
       </w:r>
     </w:p>
-    <w:bookmarkEnd w:id="28"/>
-    <w:bookmarkEnd w:id="29"/>
-    <w:bookmarkStart w:id="41" w:name="booking-and-managing-appointments"/>
+    <w:bookmarkEnd w:id="39"/>
+    <w:bookmarkEnd w:id="40"/>
+    <w:bookmarkStart w:id="52" w:name="booking-and-managing-appointments"/>
     <w:p>
       <w:pPr>
         <w:pStyle w:val="Heading3"/>
@@ -3770,7 +3856,7 @@
         <w:t xml:space="preserve">Booking and Managing Appointments</w:t>
       </w:r>
     </w:p>
-    <w:bookmarkStart w:id="31" w:name="capacity-and-group-visits"/>
+    <w:bookmarkStart w:id="42" w:name="capacity-and-group-visits"/>
     <w:p>
       <w:pPr>
         <w:pStyle w:val="Heading4"/>
@@ -3789,7 +3875,7 @@
       <w:r>
         <w:t xml:space="preserve"> </w:t>
       </w:r>
-      <w:hyperlink r:id="rId30">
+      <w:hyperlink r:id="rId41">
         <w:r>
           <w:rPr>
             <w:rStyle w:val="Hyperlink"/>
@@ -3807,19 +3893,19 @@
       </w:pPr>
       <w:r>
         <w:rPr>
+          <w:bCs/>
           <w:b/>
-          <w:bCs/>
         </w:rPr>
         <w:t xml:space="preserve">Questions:</w:t>
       </w:r>
     </w:p>
     <w:p>
       <w:pPr>
-        <w:pStyle w:val="Compact"/>
         <w:numPr>
           <w:ilvl w:val="0"/>
           <w:numId w:val="1011"/>
         </w:numPr>
+        <w:pStyle w:val="Compact"/>
       </w:pPr>
       <w:r>
         <w:t xml:space="preserve">Must each chair or room be individually assigned, or are they interchangeable?</w:t>
@@ -3827,11 +3913,11 @@
     </w:p>
     <w:p>
       <w:pPr>
-        <w:pStyle w:val="Compact"/>
         <w:numPr>
           <w:ilvl w:val="0"/>
           <w:numId w:val="1011"/>
         </w:numPr>
+        <w:pStyle w:val="Compact"/>
       </w:pPr>
       <w:r>
         <w:t xml:space="preserve">Does each patient need independent cancellation, access, clinical documentation, and billing?</w:t>
@@ -3839,11 +3925,11 @@
     </w:p>
     <w:p>
       <w:pPr>
-        <w:pStyle w:val="Compact"/>
         <w:numPr>
           <w:ilvl w:val="0"/>
           <w:numId w:val="1011"/>
         </w:numPr>
+        <w:pStyle w:val="Compact"/>
       </w:pPr>
       <w:r>
         <w:t xml:space="preserve">Does a provider participate in every concurrent booking?</w:t>
@@ -3853,8 +3939,9 @@
       <w:tblPr>
         <w:tblStyle w:val="Table"/>
         <w:tblW w:w="9360" w:type="dxa"/>
+        <w:tblLook w:firstRow="1" w:lastRow="0" w:firstColumn="0" w:lastColumn="0" w:noHBand="0" w:noVBand="0" w:val="0020"/>
+        <w:jc w:val="start"/>
         <w:tblLayout w:type="fixed"/>
-        <w:tblLook w:firstRow="1" w:lastRow="0" w:firstColumn="0" w:lastColumn="0" w:noHBand="0" w:noVBand="0" w:val="0020"/>
       </w:tblPr>
       <w:tblGrid>
         <w:gridCol w:w="4446"/>
@@ -3863,7 +3950,7 @@
       <w:tr>
         <w:trPr>
           <w:cantSplit/>
-          <w:tblHeader w:val="on"/>
+          <w:tblHeader w:val="true"/>
         </w:trPr>
         <w:tc>
           <w:tcPr/>
@@ -4072,8 +4159,8 @@
       </w:pPr>
       <w:r>
         <w:rPr>
+          <w:bCs/>
           <w:b/>
-          <w:bCs/>
         </w:rPr>
         <w:t xml:space="preserve">Costly modeling choice:</w:t>
       </w:r>
@@ -4096,8 +4183,8 @@
         <w:t xml:space="preserve">; define any session grouping deliberately rather than inventing that field.</w:t>
       </w:r>
     </w:p>
-    <w:bookmarkEnd w:id="31"/>
-    <w:bookmarkStart w:id="36" w:name="immediate-booking-holds-and-approval"/>
+    <w:bookmarkEnd w:id="42"/>
+    <w:bookmarkStart w:id="47" w:name="immediate-booking-holds-and-approval"/>
     <w:p>
       <w:pPr>
         <w:pStyle w:val="Heading4"/>
@@ -4120,19 +4207,19 @@
       </w:pPr>
       <w:r>
         <w:rPr>
+          <w:bCs/>
           <w:b/>
-          <w:bCs/>
         </w:rPr>
         <w:t xml:space="preserve">Questions:</w:t>
       </w:r>
     </w:p>
     <w:p>
       <w:pPr>
-        <w:pStyle w:val="Compact"/>
         <w:numPr>
           <w:ilvl w:val="0"/>
           <w:numId w:val="1012"/>
         </w:numPr>
+        <w:pStyle w:val="Compact"/>
       </w:pPr>
       <w:r>
         <w:t xml:space="preserve">Does the time need protection while details or approvals are collected?</w:t>
@@ -4140,11 +4227,11 @@
     </w:p>
     <w:p>
       <w:pPr>
-        <w:pStyle w:val="Compact"/>
         <w:numPr>
           <w:ilvl w:val="0"/>
           <w:numId w:val="1012"/>
         </w:numPr>
+        <w:pStyle w:val="Compact"/>
       </w:pPr>
       <w:r>
         <w:t xml:space="preserve">Who approves, what evidence is required, and how long may a hold remain?</w:t>
@@ -4152,11 +4239,11 @@
     </w:p>
     <w:p>
       <w:pPr>
-        <w:pStyle w:val="Compact"/>
         <w:numPr>
           <w:ilvl w:val="0"/>
           <w:numId w:val="1012"/>
         </w:numPr>
+        <w:pStyle w:val="Compact"/>
       </w:pPr>
       <w:r>
         <w:t xml:space="preserve">Who releases abandoned or rejected requests?</w:t>
@@ -4166,8 +4253,9 @@
       <w:tblPr>
         <w:tblStyle w:val="Table"/>
         <w:tblW w:w="9360" w:type="dxa"/>
+        <w:tblLook w:firstRow="1" w:lastRow="0" w:firstColumn="0" w:lastColumn="0" w:noHBand="0" w:noVBand="0" w:val="0020"/>
+        <w:jc w:val="start"/>
         <w:tblLayout w:type="fixed"/>
-        <w:tblLook w:firstRow="1" w:lastRow="0" w:firstColumn="0" w:lastColumn="0" w:noHBand="0" w:noVBand="0" w:val="0020"/>
       </w:tblPr>
       <w:tblGrid>
         <w:gridCol w:w="4128"/>
@@ -4176,7 +4264,7 @@
       <w:tr>
         <w:trPr>
           <w:cantSplit/>
-          <w:tblHeader w:val="on"/>
+          <w:tblHeader w:val="true"/>
         </w:trPr>
         <w:tc>
           <w:tcPr/>
@@ -4241,7 +4329,7 @@
             <w:r>
               <w:t xml:space="preserve"> </w:t>
             </w:r>
-            <w:hyperlink r:id="rId32">
+            <w:hyperlink r:id="rId43">
               <w:r>
                 <w:rPr>
                   <w:rStyle w:val="VerbatimChar"/>
@@ -4293,7 +4381,7 @@
             <w:r>
               <w:t xml:space="preserve"> </w:t>
             </w:r>
-            <w:hyperlink r:id="rId33">
+            <w:hyperlink r:id="rId44">
               <w:r>
                 <w:rPr>
                   <w:rStyle w:val="VerbatimChar"/>
@@ -4310,7 +4398,7 @@
             <w:r>
               <w:t xml:space="preserve"> </w:t>
             </w:r>
-            <w:hyperlink r:id="rId34">
+            <w:hyperlink r:id="rId45">
               <w:r>
                 <w:rPr>
                   <w:rStyle w:val="VerbatimChar"/>
@@ -4353,7 +4441,7 @@
             <w:r>
               <w:t xml:space="preserve"> </w:t>
             </w:r>
-            <w:hyperlink r:id="rId35">
+            <w:hyperlink r:id="rId46">
               <w:r>
                 <w:rPr>
                   <w:rStyle w:val="VerbatimChar"/>
@@ -4497,8 +4585,8 @@
         <w:t xml:space="preserve">as an Appointment status; it is a participant status. Make confirmation and expiry processing coordinate so an approval cannot race an independent cleanup workflow unnoticed.</w:t>
       </w:r>
     </w:p>
-    <w:bookmarkEnd w:id="36"/>
-    <w:bookmarkStart w:id="38" w:name="Xdef137807eee2820915ca6e2698c878ac10602d"/>
+    <w:bookmarkEnd w:id="47"/>
+    <w:bookmarkStart w:id="49" w:name="Xdef137807eee2820915ca6e2698c878ac10602d"/>
     <w:p>
       <w:pPr>
         <w:pStyle w:val="Heading4"/>
@@ -4575,19 +4663,19 @@
       </w:pPr>
       <w:r>
         <w:rPr>
+          <w:bCs/>
           <w:b/>
-          <w:bCs/>
         </w:rPr>
         <w:t xml:space="preserve">Questions:</w:t>
       </w:r>
     </w:p>
     <w:p>
       <w:pPr>
-        <w:pStyle w:val="Compact"/>
         <w:numPr>
           <w:ilvl w:val="0"/>
           <w:numId w:val="1013"/>
         </w:numPr>
+        <w:pStyle w:val="Compact"/>
       </w:pPr>
       <w:r>
         <w:t xml:space="preserve">Is refresh-on-action sufficient, or does the workflow need live updates?</w:t>
@@ -4595,11 +4683,11 @@
     </w:p>
     <w:p>
       <w:pPr>
-        <w:pStyle w:val="Compact"/>
         <w:numPr>
           <w:ilvl w:val="0"/>
           <w:numId w:val="1013"/>
         </w:numPr>
+        <w:pStyle w:val="Compact"/>
       </w:pPr>
       <w:r>
         <w:t xml:space="preserve">What happens when another user books the last available capacity?</w:t>
@@ -4607,11 +4695,11 @@
     </w:p>
     <w:p>
       <w:pPr>
-        <w:pStyle w:val="Compact"/>
         <w:numPr>
           <w:ilvl w:val="0"/>
           <w:numId w:val="1013"/>
         </w:numPr>
+        <w:pStyle w:val="Compact"/>
       </w:pPr>
       <w:r>
         <w:t xml:space="preserve">Which exceptions are allowed, who authorizes them, and how are they audited?</w:t>
@@ -4621,8 +4709,9 @@
       <w:tblPr>
         <w:tblStyle w:val="Table"/>
         <w:tblW w:w="9360" w:type="dxa"/>
+        <w:tblLook w:firstRow="1" w:lastRow="0" w:firstColumn="0" w:lastColumn="0" w:noHBand="0" w:noVBand="0" w:val="0020"/>
+        <w:jc w:val="start"/>
         <w:tblLayout w:type="fixed"/>
-        <w:tblLook w:firstRow="1" w:lastRow="0" w:firstColumn="0" w:lastColumn="0" w:noHBand="0" w:noVBand="0" w:val="0020"/>
       </w:tblPr>
       <w:tblGrid>
         <w:gridCol w:w="4621"/>
@@ -4631,7 +4720,7 @@
       <w:tr>
         <w:trPr>
           <w:cantSplit/>
-          <w:tblHeader w:val="on"/>
+          <w:tblHeader w:val="true"/>
         </w:trPr>
         <w:tc>
           <w:tcPr/>
@@ -4716,7 +4805,7 @@
             <w:r>
               <w:t xml:space="preserve"> </w:t>
             </w:r>
-            <w:hyperlink r:id="rId37">
+            <w:hyperlink r:id="rId48">
               <w:r>
                 <w:rPr>
                   <w:rStyle w:val="Hyperlink"/>
@@ -4853,8 +4942,8 @@
         <w:t xml:space="preserve">’s conflict checks. Ensure transaction support is enabled for cross-referencing writes; do not rely on a batch fallback for atomicity.</w:t>
       </w:r>
     </w:p>
-    <w:bookmarkEnd w:id="38"/>
-    <w:bookmarkStart w:id="40" w:name="X37a303b7b9065bee9f98c1e2146ddd765cd8ac4"/>
+    <w:bookmarkEnd w:id="49"/>
+    <w:bookmarkStart w:id="51" w:name="X37a303b7b9065bee9f98c1e2146ddd765cd8ac4"/>
     <w:p>
       <w:pPr>
         <w:pStyle w:val="Heading4"/>
@@ -4877,19 +4966,19 @@
       </w:pPr>
       <w:r>
         <w:rPr>
+          <w:bCs/>
           <w:b/>
-          <w:bCs/>
         </w:rPr>
         <w:t xml:space="preserve">Questions:</w:t>
       </w:r>
     </w:p>
     <w:p>
       <w:pPr>
-        <w:pStyle w:val="Compact"/>
         <w:numPr>
           <w:ilvl w:val="0"/>
           <w:numId w:val="1014"/>
         </w:numPr>
+        <w:pStyle w:val="Compact"/>
       </w:pPr>
       <w:r>
         <w:t xml:space="preserve">Who can cancel or move an appointment, and with what notice?</w:t>
@@ -4897,11 +4986,11 @@
     </w:p>
     <w:p>
       <w:pPr>
-        <w:pStyle w:val="Compact"/>
         <w:numPr>
           <w:ilvl w:val="0"/>
           <w:numId w:val="1014"/>
         </w:numPr>
+        <w:pStyle w:val="Compact"/>
       </w:pPr>
       <w:r>
         <w:t xml:space="preserve">Must rescheduling preserve Appointment identity and downstream references?</w:t>
@@ -4909,11 +4998,11 @@
     </w:p>
     <w:p>
       <w:pPr>
-        <w:pStyle w:val="Compact"/>
         <w:numPr>
           <w:ilvl w:val="0"/>
           <w:numId w:val="1014"/>
         </w:numPr>
+        <w:pStyle w:val="Compact"/>
       </w:pPr>
       <w:r>
         <w:t xml:space="preserve">Which arrival, no-show, and completion states are needed?</w:t>
@@ -4921,11 +5010,11 @@
     </w:p>
     <w:p>
       <w:pPr>
-        <w:pStyle w:val="Compact"/>
         <w:numPr>
           <w:ilvl w:val="0"/>
           <w:numId w:val="1014"/>
         </w:numPr>
+        <w:pStyle w:val="Compact"/>
       </w:pPr>
       <w:r>
         <w:t xml:space="preserve">When is the Encounter created, and who owns that automation?</w:t>
@@ -4935,8 +5024,9 @@
       <w:tblPr>
         <w:tblStyle w:val="Table"/>
         <w:tblW w:w="9360" w:type="dxa"/>
+        <w:tblLook w:firstRow="1" w:lastRow="0" w:firstColumn="0" w:lastColumn="0" w:noHBand="0" w:noVBand="0" w:val="0020"/>
+        <w:jc w:val="start"/>
         <w:tblLayout w:type="fixed"/>
-        <w:tblLook w:firstRow="1" w:lastRow="0" w:firstColumn="0" w:lastColumn="0" w:noHBand="0" w:noVBand="0" w:val="0020"/>
       </w:tblPr>
       <w:tblGrid>
         <w:gridCol w:w="3882"/>
@@ -4945,7 +5035,7 @@
       <w:tr>
         <w:trPr>
           <w:cantSplit/>
-          <w:tblHeader w:val="on"/>
+          <w:tblHeader w:val="true"/>
         </w:trPr>
         <w:tc>
           <w:tcPr/>
@@ -5155,7 +5245,7 @@
             <w:r>
               <w:t xml:space="preserve"> </w:t>
             </w:r>
-            <w:hyperlink r:id="rId39">
+            <w:hyperlink r:id="rId50">
               <w:r>
                 <w:rPr>
                   <w:rStyle w:val="VerbatimChar"/>
@@ -5469,9 +5559,9 @@
         <w:t xml:space="preserve">to reschedule while leaving its Slots behind. Notify dependent systems whenever the time, actors, or status changes.</w:t>
       </w:r>
     </w:p>
-    <w:bookmarkEnd w:id="40"/>
-    <w:bookmarkEnd w:id="41"/>
-    <w:bookmarkStart w:id="49" w:name="conditional-workflows"/>
+    <w:bookmarkEnd w:id="51"/>
+    <w:bookmarkEnd w:id="52"/>
+    <w:bookmarkStart w:id="60" w:name="conditional-workflows"/>
     <w:p>
       <w:pPr>
         <w:pStyle w:val="Heading3"/>
@@ -5480,7 +5570,7 @@
         <w:t xml:space="preserve">Conditional Workflows</w:t>
       </w:r>
     </w:p>
-    <w:bookmarkStart w:id="42" w:name="recurring-appointment-series"/>
+    <w:bookmarkStart w:id="53" w:name="recurring-appointment-series"/>
     <w:p>
       <w:pPr>
         <w:pStyle w:val="Heading4"/>
@@ -5503,19 +5593,19 @@
       </w:pPr>
       <w:r>
         <w:rPr>
+          <w:bCs/>
           <w:b/>
-          <w:bCs/>
         </w:rPr>
         <w:t xml:space="preserve">Questions:</w:t>
       </w:r>
     </w:p>
     <w:p>
       <w:pPr>
-        <w:pStyle w:val="Compact"/>
         <w:numPr>
           <w:ilvl w:val="0"/>
           <w:numId w:val="1015"/>
         </w:numPr>
+        <w:pStyle w:val="Compact"/>
       </w:pPr>
       <w:r>
         <w:t xml:space="preserve">Is the series finite, or maintained over a rolling horizon?</w:t>
@@ -5523,11 +5613,11 @@
     </w:p>
     <w:p>
       <w:pPr>
-        <w:pStyle w:val="Compact"/>
         <w:numPr>
           <w:ilvl w:val="0"/>
           <w:numId w:val="1015"/>
         </w:numPr>
+        <w:pStyle w:val="Compact"/>
       </w:pPr>
       <w:r>
         <w:t xml:space="preserve">Must every occurrence be available before the series is accepted?</w:t>
@@ -5535,11 +5625,11 @@
     </w:p>
     <w:p>
       <w:pPr>
-        <w:pStyle w:val="Compact"/>
         <w:numPr>
           <w:ilvl w:val="0"/>
           <w:numId w:val="1015"/>
         </w:numPr>
+        <w:pStyle w:val="Compact"/>
       </w:pPr>
       <w:r>
         <w:t xml:space="preserve">Can a user change one occurrence, all future occurrences, or the entire series?</w:t>
@@ -5547,11 +5637,11 @@
     </w:p>
     <w:p>
       <w:pPr>
-        <w:pStyle w:val="Compact"/>
         <w:numPr>
           <w:ilvl w:val="0"/>
           <w:numId w:val="1015"/>
         </w:numPr>
+        <w:pStyle w:val="Compact"/>
       </w:pPr>
       <w:r>
         <w:t xml:space="preserve">Does recurrence follow local wall-clock time across DST changes?</w:t>
@@ -5561,8 +5651,9 @@
       <w:tblPr>
         <w:tblStyle w:val="Table"/>
         <w:tblW w:w="9360" w:type="dxa"/>
+        <w:tblLook w:firstRow="1" w:lastRow="0" w:firstColumn="0" w:lastColumn="0" w:noHBand="0" w:noVBand="0" w:val="0020"/>
+        <w:jc w:val="start"/>
         <w:tblLayout w:type="fixed"/>
-        <w:tblLook w:firstRow="1" w:lastRow="0" w:firstColumn="0" w:lastColumn="0" w:noHBand="0" w:noVBand="0" w:val="0020"/>
       </w:tblPr>
       <w:tblGrid>
         <w:gridCol w:w="4499"/>
@@ -5571,7 +5662,7 @@
       <w:tr>
         <w:trPr>
           <w:cantSplit/>
-          <w:tblHeader w:val="on"/>
+          <w:tblHeader w:val="true"/>
         </w:trPr>
         <w:tc>
           <w:tcPr/>
@@ -5777,8 +5868,8 @@
         <w:t xml:space="preserve">. Recheck the scheduling API’s supported series behavior before implementing a custom model, since this area is evolving.</w:t>
       </w:r>
     </w:p>
-    <w:bookmarkEnd w:id="42"/>
-    <w:bookmarkStart w:id="43" w:name="waitlists"/>
+    <w:bookmarkEnd w:id="53"/>
+    <w:bookmarkStart w:id="54" w:name="waitlists"/>
     <w:p>
       <w:pPr>
         <w:pStyle w:val="Heading4"/>
@@ -5801,19 +5892,19 @@
       </w:pPr>
       <w:r>
         <w:rPr>
+          <w:bCs/>
           <w:b/>
-          <w:bCs/>
         </w:rPr>
         <w:t xml:space="preserve">Questions:</w:t>
       </w:r>
     </w:p>
     <w:p>
       <w:pPr>
-        <w:pStyle w:val="Compact"/>
         <w:numPr>
           <w:ilvl w:val="0"/>
           <w:numId w:val="1016"/>
         </w:numPr>
+        <w:pStyle w:val="Compact"/>
       </w:pPr>
       <w:r>
         <w:t xml:space="preserve">What service, candidates, time range, and preferences does the patient accept?</w:t>
@@ -5821,11 +5912,11 @@
     </w:p>
     <w:p>
       <w:pPr>
-        <w:pStyle w:val="Compact"/>
         <w:numPr>
           <w:ilvl w:val="0"/>
           <w:numId w:val="1016"/>
         </w:numPr>
+        <w:pStyle w:val="Compact"/>
       </w:pPr>
       <w:r>
         <w:t xml:space="preserve">How are priority and fairness determined?</w:t>
@@ -5833,11 +5924,11 @@
     </w:p>
     <w:p>
       <w:pPr>
-        <w:pStyle w:val="Compact"/>
         <w:numPr>
           <w:ilvl w:val="0"/>
           <w:numId w:val="1016"/>
         </w:numPr>
+        <w:pStyle w:val="Compact"/>
       </w:pPr>
       <w:r>
         <w:t xml:space="preserve">How long is an offer valid, and does it reserve capacity?</w:t>
@@ -5847,8 +5938,9 @@
       <w:tblPr>
         <w:tblStyle w:val="Table"/>
         <w:tblW w:w="9360" w:type="dxa"/>
+        <w:tblLook w:firstRow="1" w:lastRow="0" w:firstColumn="0" w:lastColumn="0" w:noHBand="0" w:noVBand="0" w:val="0020"/>
+        <w:jc w:val="start"/>
         <w:tblLayout w:type="fixed"/>
-        <w:tblLook w:firstRow="1" w:lastRow="0" w:firstColumn="0" w:lastColumn="0" w:noHBand="0" w:noVBand="0" w:val="0020"/>
       </w:tblPr>
       <w:tblGrid>
         <w:gridCol w:w="3648"/>
@@ -5857,7 +5949,7 @@
       <w:tr>
         <w:trPr>
           <w:cantSplit/>
-          <w:tblHeader w:val="on"/>
+          <w:tblHeader w:val="true"/>
         </w:trPr>
         <w:tc>
           <w:tcPr/>
@@ -6028,8 +6120,8 @@
         </w:tc>
       </w:tr>
     </w:tbl>
-    <w:bookmarkEnd w:id="43"/>
-    <w:bookmarkStart w:id="45" w:name="reminders-and-responses"/>
+    <w:bookmarkEnd w:id="54"/>
+    <w:bookmarkStart w:id="56" w:name="reminders-and-responses"/>
     <w:p>
       <w:pPr>
         <w:pStyle w:val="Heading4"/>
@@ -6052,19 +6144,19 @@
       </w:pPr>
       <w:r>
         <w:rPr>
+          <w:bCs/>
           <w:b/>
-          <w:bCs/>
         </w:rPr>
         <w:t xml:space="preserve">Questions:</w:t>
       </w:r>
     </w:p>
     <w:p>
       <w:pPr>
-        <w:pStyle w:val="Compact"/>
         <w:numPr>
           <w:ilvl w:val="0"/>
           <w:numId w:val="1017"/>
         </w:numPr>
+        <w:pStyle w:val="Compact"/>
       </w:pPr>
       <w:r>
         <w:t xml:space="preserve">Which channels and timing rules apply, and in whose time zone?</w:t>
@@ -6072,11 +6164,11 @@
     </w:p>
     <w:p>
       <w:pPr>
-        <w:pStyle w:val="Compact"/>
         <w:numPr>
           <w:ilvl w:val="0"/>
           <w:numId w:val="1017"/>
         </w:numPr>
+        <w:pStyle w:val="Compact"/>
       </w:pPr>
       <w:r>
         <w:t xml:space="preserve">Can replies acknowledge, cancel, or request a change?</w:t>
@@ -6084,11 +6176,11 @@
     </w:p>
     <w:p>
       <w:pPr>
-        <w:pStyle w:val="Compact"/>
         <w:numPr>
           <w:ilvl w:val="0"/>
           <w:numId w:val="1017"/>
         </w:numPr>
+        <w:pStyle w:val="Compact"/>
       </w:pPr>
       <w:r>
         <w:t xml:space="preserve">How are reminders suppressed after cancellation or rescheduling?</w:t>
@@ -6098,8 +6190,9 @@
       <w:tblPr>
         <w:tblStyle w:val="Table"/>
         <w:tblW w:w="9360" w:type="dxa"/>
+        <w:tblLook w:firstRow="1" w:lastRow="0" w:firstColumn="0" w:lastColumn="0" w:noHBand="0" w:noVBand="0" w:val="0020"/>
+        <w:jc w:val="start"/>
         <w:tblLayout w:type="fixed"/>
-        <w:tblLook w:firstRow="1" w:lastRow="0" w:firstColumn="0" w:lastColumn="0" w:noHBand="0" w:noVBand="0" w:val="0020"/>
       </w:tblPr>
       <w:tblGrid>
         <w:gridCol w:w="3899"/>
@@ -6108,7 +6201,7 @@
       <w:tr>
         <w:trPr>
           <w:cantSplit/>
-          <w:tblHeader w:val="on"/>
+          <w:tblHeader w:val="true"/>
         </w:trPr>
         <w:tc>
           <w:tcPr/>
@@ -6233,7 +6326,7 @@
       <w:r>
         <w:t xml:space="preserve"> </w:t>
       </w:r>
-      <w:hyperlink r:id="rId44">
+      <w:hyperlink r:id="rId55">
         <w:r>
           <w:rPr>
             <w:rStyle w:val="Hyperlink"/>
@@ -6248,8 +6341,8 @@
         <w:t xml:space="preserve">for channel, consent, and delivery design.</w:t>
       </w:r>
     </w:p>
-    <w:bookmarkEnd w:id="45"/>
-    <w:bookmarkStart w:id="46" w:name="telehealth-provisioning"/>
+    <w:bookmarkEnd w:id="56"/>
+    <w:bookmarkStart w:id="57" w:name="telehealth-provisioning"/>
     <w:p>
       <w:pPr>
         <w:pStyle w:val="Heading4"/>
@@ -6284,19 +6377,19 @@
       </w:pPr>
       <w:r>
         <w:rPr>
+          <w:bCs/>
           <w:b/>
-          <w:bCs/>
         </w:rPr>
         <w:t xml:space="preserve">Questions:</w:t>
       </w:r>
     </w:p>
     <w:p>
       <w:pPr>
-        <w:pStyle w:val="Compact"/>
         <w:numPr>
           <w:ilvl w:val="0"/>
           <w:numId w:val="1018"/>
         </w:numPr>
+        <w:pStyle w:val="Compact"/>
       </w:pPr>
       <w:r>
         <w:t xml:space="preserve">Is the visit virtual, in-person, or selectable per booking?</w:t>
@@ -6304,11 +6397,11 @@
     </w:p>
     <w:p>
       <w:pPr>
-        <w:pStyle w:val="Compact"/>
         <w:numPr>
           <w:ilvl w:val="0"/>
           <w:numId w:val="1018"/>
         </w:numPr>
+        <w:pStyle w:val="Compact"/>
       </w:pPr>
       <w:r>
         <w:t xml:space="preserve">Is the meeting created at booking, approval, or shortly before the visit?</w:t>
@@ -6316,11 +6409,11 @@
     </w:p>
     <w:p>
       <w:pPr>
-        <w:pStyle w:val="Compact"/>
         <w:numPr>
           <w:ilvl w:val="0"/>
           <w:numId w:val="1018"/>
         </w:numPr>
+        <w:pStyle w:val="Compact"/>
       </w:pPr>
       <w:r>
         <w:t xml:space="preserve">Who can read the join details, and what happens when the visit changes?</w:t>
@@ -6330,8 +6423,9 @@
       <w:tblPr>
         <w:tblStyle w:val="Table"/>
         <w:tblW w:w="9360" w:type="dxa"/>
+        <w:tblLook w:firstRow="1" w:lastRow="0" w:firstColumn="0" w:lastColumn="0" w:noHBand="0" w:noVBand="0" w:val="0020"/>
+        <w:jc w:val="start"/>
         <w:tblLayout w:type="fixed"/>
-        <w:tblLook w:firstRow="1" w:lastRow="0" w:firstColumn="0" w:lastColumn="0" w:noHBand="0" w:noVBand="0" w:val="0020"/>
       </w:tblPr>
       <w:tblGrid>
         <w:gridCol w:w="4513"/>
@@ -6340,7 +6434,7 @@
       <w:tr>
         <w:trPr>
           <w:cantSplit/>
-          <w:tblHeader w:val="on"/>
+          <w:tblHeader w:val="true"/>
         </w:trPr>
         <w:tc>
           <w:tcPr/>
@@ -6484,8 +6578,8 @@
         </w:tc>
       </w:tr>
     </w:tbl>
-    <w:bookmarkEnd w:id="46"/>
-    <w:bookmarkStart w:id="48" w:name="external-calendar-integration"/>
+    <w:bookmarkEnd w:id="57"/>
+    <w:bookmarkStart w:id="59" w:name="external-calendar-integration"/>
     <w:p>
       <w:pPr>
         <w:pStyle w:val="Heading4"/>
@@ -6508,19 +6602,19 @@
       </w:pPr>
       <w:r>
         <w:rPr>
+          <w:bCs/>
           <w:b/>
-          <w:bCs/>
         </w:rPr>
         <w:t xml:space="preserve">Questions:</w:t>
       </w:r>
     </w:p>
     <w:p>
       <w:pPr>
-        <w:pStyle w:val="Compact"/>
         <w:numPr>
           <w:ilvl w:val="0"/>
           <w:numId w:val="1019"/>
         </w:numPr>
+        <w:pStyle w:val="Compact"/>
       </w:pPr>
       <w:r>
         <w:t xml:space="preserve">Is the destination a personal calendar, patient calendar feed, or another clinical scheduler?</w:t>
@@ -6528,11 +6622,11 @@
     </w:p>
     <w:p>
       <w:pPr>
-        <w:pStyle w:val="Compact"/>
         <w:numPr>
           <w:ilvl w:val="0"/>
           <w:numId w:val="1019"/>
         </w:numPr>
+        <w:pStyle w:val="Compact"/>
       </w:pPr>
       <w:r>
         <w:t xml:space="preserve">Do external events block availability, and do edits move Medplum appointments?</w:t>
@@ -6540,11 +6634,11 @@
     </w:p>
     <w:p>
       <w:pPr>
-        <w:pStyle w:val="Compact"/>
         <w:numPr>
           <w:ilvl w:val="0"/>
           <w:numId w:val="1019"/>
         </w:numPr>
+        <w:pStyle w:val="Compact"/>
       </w:pPr>
       <w:r>
         <w:t xml:space="preserve">How are cancellations, recurrence exceptions, outages, and reconciliation handled?</w:t>
@@ -6554,8 +6648,9 @@
       <w:tblPr>
         <w:tblStyle w:val="Table"/>
         <w:tblW w:w="9360" w:type="dxa"/>
+        <w:tblLook w:firstRow="1" w:lastRow="0" w:firstColumn="0" w:lastColumn="0" w:noHBand="0" w:noVBand="0" w:val="0020"/>
+        <w:jc w:val="start"/>
         <w:tblLayout w:type="fixed"/>
-        <w:tblLook w:firstRow="1" w:lastRow="0" w:firstColumn="0" w:lastColumn="0" w:noHBand="0" w:noVBand="0" w:val="0020"/>
       </w:tblPr>
       <w:tblGrid>
         <w:gridCol w:w="4315"/>
@@ -6564,7 +6659,7 @@
       <w:tr>
         <w:trPr>
           <w:cantSplit/>
-          <w:tblHeader w:val="on"/>
+          <w:tblHeader w:val="true"/>
         </w:trPr>
         <w:tc>
           <w:tcPr/>
@@ -6733,7 +6828,7 @@
       <w:r>
         <w:t xml:space="preserve"> </w:t>
       </w:r>
-      <w:hyperlink r:id="rId47">
+      <w:hyperlink r:id="rId58">
         <w:r>
           <w:rPr>
             <w:rStyle w:val="Hyperlink"/>
@@ -6748,10 +6843,10 @@
         <w:t xml:space="preserve">when replacing or running alongside another scheduler.</w:t>
       </w:r>
     </w:p>
-    <w:bookmarkEnd w:id="48"/>
-    <w:bookmarkEnd w:id="49"/>
-    <w:bookmarkEnd w:id="50"/>
-    <w:bookmarkStart w:id="53" w:name="reference-implementation"/>
+    <w:bookmarkEnd w:id="59"/>
+    <w:bookmarkEnd w:id="60"/>
+    <w:bookmarkEnd w:id="61"/>
+    <w:bookmarkStart w:id="64" w:name="reference-implementation"/>
     <w:p>
       <w:pPr>
         <w:pStyle w:val="Heading2"/>
@@ -6770,7 +6865,7 @@
       <w:r>
         <w:t xml:space="preserve"> </w:t>
       </w:r>
-      <w:hyperlink r:id="rId51">
+      <w:hyperlink r:id="rId62">
         <w:r>
           <w:rPr>
             <w:rStyle w:val="VerbatimChar"/>
@@ -6784,7 +6879,7 @@
       <w:r>
         <w:t xml:space="preserve"> </w:t>
       </w:r>
-      <w:hyperlink r:id="rId52">
+      <w:hyperlink r:id="rId63">
         <w:r>
           <w:rPr>
             <w:rStyle w:val="Hyperlink"/>
@@ -6796,8 +6891,8 @@
         <w:t xml:space="preserve">.</w:t>
       </w:r>
     </w:p>
-    <w:bookmarkEnd w:id="53"/>
-    <w:bookmarkStart w:id="54" w:name="before-you-implement"/>
+    <w:bookmarkEnd w:id="64"/>
+    <w:bookmarkStart w:id="65" w:name="before-you-implement"/>
     <w:p>
       <w:pPr>
         <w:pStyle w:val="Heading2"/>
@@ -6808,11 +6903,11 @@
     </w:p>
     <w:p>
       <w:pPr>
-        <w:pStyle w:val="Compact"/>
         <w:numPr>
           <w:ilvl w:val="0"/>
           <w:numId w:val="1020"/>
         </w:numPr>
+        <w:pStyle w:val="Compact"/>
       </w:pPr>
       <w:r>
         <w:t xml:space="preserve">Record the chosen service, actor, availability, and access models, with an owner for each.</w:t>
@@ -6820,11 +6915,11 @@
     </w:p>
     <w:p>
       <w:pPr>
-        <w:pStyle w:val="Compact"/>
         <w:numPr>
           <w:ilvl w:val="0"/>
           <w:numId w:val="1020"/>
         </w:numPr>
+        <w:pStyle w:val="Compact"/>
       </w:pPr>
       <w:r>
         <w:t xml:space="preserve">Separate server-supported behavior from custom workflows and unresolved product requirements.</w:t>
@@ -6832,11 +6927,11 @@
     </w:p>
     <w:p>
       <w:pPr>
-        <w:pStyle w:val="Compact"/>
         <w:numPr>
           <w:ilvl w:val="0"/>
           <w:numId w:val="1020"/>
         </w:numPr>
+        <w:pStyle w:val="Compact"/>
       </w:pPr>
       <w:r>
         <w:t xml:space="preserve">Test booking conflicts, capacity and buffers, time zones, expiry/cancellation races, and denied access using representative user roles.</w:t>
@@ -6844,11 +6939,11 @@
     </w:p>
     <w:p>
       <w:pPr>
-        <w:pStyle w:val="Compact"/>
         <w:numPr>
           <w:ilvl w:val="0"/>
           <w:numId w:val="1020"/>
         </w:numPr>
+        <w:pStyle w:val="Compact"/>
       </w:pPr>
       <w:r>
         <w:t xml:space="preserve">Define recovery for partial series bookings, failed integrations, and ambiguous responses.</w:t>
@@ -6856,11 +6951,11 @@
     </w:p>
     <w:p>
       <w:pPr>
-        <w:pStyle w:val="Compact"/>
         <w:numPr>
           <w:ilvl w:val="0"/>
           <w:numId w:val="1020"/>
         </w:numPr>
+        <w:pStyle w:val="Compact"/>
       </w:pPr>
       <w:r>
         <w:t xml:space="preserve">Confirm the server/package versions in use and review the scheduling beta changelog before launch or upgrade.</w:t>
@@ -6868,18 +6963,18 @@
     </w:p>
     <w:p>
       <w:pPr>
-        <w:pStyle w:val="Compact"/>
         <w:numPr>
           <w:ilvl w:val="0"/>
           <w:numId w:val="1020"/>
         </w:numPr>
+        <w:pStyle w:val="Compact"/>
       </w:pPr>
       <w:r>
         <w:t xml:space="preserve">Assign an owner and acceptance criteria to every Not sure answer and every custom scheduling rule.</w:t>
       </w:r>
     </w:p>
-    <w:bookmarkEnd w:id="54"/>
-    <w:bookmarkEnd w:id="55"/>
+    <w:bookmarkEnd w:id="65"/>
+    <w:bookmarkEnd w:id="66"/>
     <w:sectPr>
       <w:pgSz w:h="15840" w:w="12240"/>
       <w:pgMar w:bottom="1440" w:footer="720" w:gutter="0" w:header="720" w:left="1440" w:right="1440" w:top="1440"/>
@@ -6917,14 +7012,14 @@
 <file path=word/numbering.xml><?xml version="1.0" encoding="utf-8"?>
 <w:numbering xmlns:w="http://schemas.openxmlformats.org/wordprocessingml/2006/main">
   <w:abstractNum w:abstractNumId="990">
-    <w:nsid w:val="0000A990"/>
+    <w:nsid w:val="A990"/>
     <w:multiLevelType w:val="multilevel"/>
     <w:lvl w:ilvl="0">
       <w:numFmt w:val="bullet"/>
       <w:lvlText w:val=" "/>
       <w:lvlJc w:val="left"/>
       <w:pPr>
-        <w:ind w:left="720" w:hanging="360"/>
+        <w:ind w:left="720" w:hanging="480"/>
       </w:pPr>
     </w:lvl>
     <w:lvl w:ilvl="1">
@@ -6932,7 +7027,7 @@
       <w:lvlText w:val=" "/>
       <w:lvlJc w:val="left"/>
       <w:pPr>
-        <w:ind w:left="1440" w:hanging="360"/>
+        <w:ind w:left="1440" w:hanging="480"/>
       </w:pPr>
     </w:lvl>
     <w:lvl w:ilvl="2">
@@ -6940,7 +7035,7 @@
       <w:lvlText w:val=" "/>
       <w:lvlJc w:val="left"/>
       <w:pPr>
-        <w:ind w:left="2160" w:hanging="360"/>
+        <w:ind w:left="2160" w:hanging="480"/>
       </w:pPr>
     </w:lvl>
     <w:lvl w:ilvl="3">
@@ -6948,7 +7043,7 @@
       <w:lvlText w:val=" "/>
       <w:lvlJc w:val="left"/>
       <w:pPr>
-        <w:ind w:left="2880" w:hanging="360"/>
+        <w:ind w:left="2880" w:hanging="480"/>
       </w:pPr>
     </w:lvl>
     <w:lvl w:ilvl="4">
@@ -6956,7 +7051,7 @@
       <w:lvlText w:val=" "/>
       <w:lvlJc w:val="left"/>
       <w:pPr>
-        <w:ind w:left="3600" w:hanging="360"/>
+        <w:ind w:left="3600" w:hanging="480"/>
       </w:pPr>
     </w:lvl>
     <w:lvl w:ilvl="5">
@@ -6964,7 +7059,7 @@
       <w:lvlText w:val=" "/>
       <w:lvlJc w:val="left"/>
       <w:pPr>
-        <w:ind w:left="4320" w:hanging="360"/>
+        <w:ind w:left="4320" w:hanging="480"/>
       </w:pPr>
     </w:lvl>
     <w:lvl w:ilvl="6">
@@ -6972,7 +7067,7 @@
       <w:lvlText w:val=" "/>
       <w:lvlJc w:val="left"/>
       <w:pPr>
-        <w:ind w:left="5040" w:hanging="360"/>
+        <w:ind w:left="5040" w:hanging="480"/>
       </w:pPr>
     </w:lvl>
     <w:lvl w:ilvl="7">
@@ -6980,7 +7075,7 @@
       <w:lvlText w:val=" "/>
       <w:lvlJc w:val="left"/>
       <w:pPr>
-        <w:ind w:left="5760" w:hanging="360"/>
+        <w:ind w:left="5760" w:hanging="480"/>
       </w:pPr>
     </w:lvl>
     <w:lvl w:ilvl="8">
@@ -6988,111 +7083,84 @@
       <w:lvlText w:val=" "/>
       <w:lvlJc w:val="left"/>
       <w:pPr>
-        <w:ind w:left="6480" w:hanging="360"/>
+        <w:ind w:left="6480" w:hanging="480"/>
       </w:pPr>
     </w:lvl>
   </w:abstractNum>
   <w:abstractNum w:abstractNumId="991">
-    <w:nsid w:val="0000A991"/>
+    <w:nsid w:val="A991"/>
     <w:multiLevelType w:val="multilevel"/>
     <w:lvl w:ilvl="0">
       <w:numFmt w:val="bullet"/>
-      <w:lvlText w:val=""/>
+      <w:lvlText w:val="•"/>
       <w:lvlJc w:val="left"/>
       <w:pPr>
-        <w:ind w:left="720" w:hanging="360"/>
-      </w:pPr>
-      <w:rPr>
-        <w:rFonts w:ascii="Symbol" w:hAnsi="Symbol" w:cs="Symbol" w:hint="default"/>
-      </w:rPr>
+        <w:ind w:left="720" w:hanging="480"/>
+      </w:pPr>
     </w:lvl>
     <w:lvl w:ilvl="1">
       <w:numFmt w:val="bullet"/>
-      <w:lvlText w:val="o"/>
+      <w:lvlText w:val="–"/>
       <w:lvlJc w:val="left"/>
       <w:pPr>
-        <w:ind w:left="1440" w:hanging="360"/>
-      </w:pPr>
-      <w:rPr>
-        <w:rFonts w:ascii="Courier New" w:hAnsi="Courier New" w:cs="Courier New" w:hint="default"/>
-      </w:rPr>
+        <w:ind w:left="1440" w:hanging="480"/>
+      </w:pPr>
     </w:lvl>
     <w:lvl w:ilvl="2">
       <w:numFmt w:val="bullet"/>
-      <w:lvlText w:val=""/>
+      <w:lvlText w:val="•"/>
       <w:lvlJc w:val="left"/>
       <w:pPr>
-        <w:ind w:left="2160" w:hanging="360"/>
-      </w:pPr>
-      <w:rPr>
-        <w:rFonts w:ascii="Wingdings" w:hAnsi="Wingdings" w:cs="Wingdings" w:hint="default"/>
-      </w:rPr>
+        <w:ind w:left="2160" w:hanging="480"/>
+      </w:pPr>
     </w:lvl>
     <w:lvl w:ilvl="3">
       <w:numFmt w:val="bullet"/>
-      <w:lvlText w:val=""/>
+      <w:lvlText w:val="–"/>
       <w:lvlJc w:val="left"/>
       <w:pPr>
-        <w:ind w:left="2880" w:hanging="360"/>
-      </w:pPr>
-      <w:rPr>
-        <w:rFonts w:ascii="Symbol" w:hAnsi="Symbol" w:cs="Symbol" w:hint="default"/>
-      </w:rPr>
+        <w:ind w:left="2880" w:hanging="480"/>
+      </w:pPr>
     </w:lvl>
     <w:lvl w:ilvl="4">
       <w:numFmt w:val="bullet"/>
-      <w:lvlText w:val="o"/>
+      <w:lvlText w:val="•"/>
       <w:lvlJc w:val="left"/>
       <w:pPr>
-        <w:ind w:left="3600" w:hanging="360"/>
-      </w:pPr>
-      <w:rPr>
-        <w:rFonts w:ascii="Courier New" w:hAnsi="Courier New" w:cs="Courier New" w:hint="default"/>
-      </w:rPr>
+        <w:ind w:left="3600" w:hanging="480"/>
+      </w:pPr>
     </w:lvl>
     <w:lvl w:ilvl="5">
       <w:numFmt w:val="bullet"/>
-      <w:lvlText w:val=""/>
+      <w:lvlText w:val="–"/>
       <w:lvlJc w:val="left"/>
       <w:pPr>
-        <w:ind w:left="4320" w:hanging="360"/>
-      </w:pPr>
-      <w:rPr>
-        <w:rFonts w:ascii="Wingdings" w:hAnsi="Wingdings" w:cs="Wingdings" w:hint="default"/>
-      </w:rPr>
+        <w:ind w:left="4320" w:hanging="480"/>
+      </w:pPr>
     </w:lvl>
     <w:lvl w:ilvl="6">
       <w:numFmt w:val="bullet"/>
-      <w:lvlText w:val=""/>
+      <w:lvlText w:val="•"/>
       <w:lvlJc w:val="left"/>
       <w:pPr>
-        <w:ind w:left="5040" w:hanging="360"/>
-      </w:pPr>
-      <w:rPr>
-        <w:rFonts w:ascii="Symbol" w:hAnsi="Symbol" w:cs="Symbol" w:hint="default"/>
-      </w:rPr>
+        <w:ind w:left="5040" w:hanging="480"/>
+      </w:pPr>
     </w:lvl>
     <w:lvl w:ilvl="7">
       <w:numFmt w:val="bullet"/>
-      <w:lvlText w:val="o"/>
+      <w:lvlText w:val="–"/>
       <w:lvlJc w:val="left"/>
       <w:pPr>
-        <w:ind w:left="5760" w:hanging="360"/>
-      </w:pPr>
-      <w:rPr>
-        <w:rFonts w:ascii="Courier New" w:hAnsi="Courier New" w:cs="Courier New" w:hint="default"/>
-      </w:rPr>
+        <w:ind w:left="5760" w:hanging="480"/>
+      </w:pPr>
     </w:lvl>
     <w:lvl w:ilvl="8">
       <w:numFmt w:val="bullet"/>
-      <w:lvlText w:val=""/>
+      <w:lvlText w:val="•"/>
       <w:lvlJc w:val="left"/>
       <w:pPr>
-        <w:ind w:left="6480" w:hanging="360"/>
-      </w:pPr>
-      <w:rPr>
-        <w:rFonts w:ascii="Wingdings" w:hAnsi="Wingdings" w:cs="Wingdings" w:hint="default"/>
-      </w:rPr>
+        <w:ind w:left="6480" w:hanging="480"/>
+      </w:pPr>
     </w:lvl>
   </w:abstractNum>
   <w:num w:numId="1000">
@@ -7837,8 +7905,8 @@
     <w:name w:val="KeywordTok"/>
     <w:basedOn w:val="VerbatimChar"/>
     <w:rPr>
+      <w:color w:val="007020"/>
       <w:b/>
-      <w:color w:val="007020"/>
     </w:rPr>
   </w:style>
   <w:style w:type="character" w:customStyle="1" w:styleId="DataTypeTok">
@@ -7915,42 +7983,42 @@
     <w:name w:val="ImportTok"/>
     <w:basedOn w:val="VerbatimChar"/>
     <w:rPr>
+      <w:color w:val="008000"/>
       <w:b/>
-      <w:color w:val="008000"/>
     </w:rPr>
   </w:style>
   <w:style w:type="character" w:customStyle="1" w:styleId="CommentTok">
     <w:name w:val="CommentTok"/>
     <w:basedOn w:val="VerbatimChar"/>
     <w:rPr>
+      <w:color w:val="60a0b0"/>
       <w:i/>
-      <w:color w:val="60a0b0"/>
     </w:rPr>
   </w:style>
   <w:style w:type="character" w:customStyle="1" w:styleId="DocumentationTok">
     <w:name w:val="DocumentationTok"/>
     <w:basedOn w:val="VerbatimChar"/>
     <w:rPr>
+      <w:color w:val="ba2121"/>
       <w:i/>
-      <w:color w:val="ba2121"/>
     </w:rPr>
   </w:style>
   <w:style w:type="character" w:customStyle="1" w:styleId="AnnotationTok">
     <w:name w:val="AnnotationTok"/>
     <w:basedOn w:val="VerbatimChar"/>
     <w:rPr>
+      <w:color w:val="60a0b0"/>
       <w:b/>
       <w:i/>
-      <w:color w:val="60a0b0"/>
     </w:rPr>
   </w:style>
   <w:style w:type="character" w:customStyle="1" w:styleId="CommentVarTok">
     <w:name w:val="CommentVarTok"/>
     <w:basedOn w:val="VerbatimChar"/>
     <w:rPr>
+      <w:color w:val="60a0b0"/>
       <w:b/>
       <w:i/>
-      <w:color w:val="60a0b0"/>
     </w:rPr>
   </w:style>
   <w:style w:type="character" w:customStyle="1" w:styleId="OtherTok">
@@ -7978,8 +8046,8 @@
     <w:name w:val="ControlFlowTok"/>
     <w:basedOn w:val="VerbatimChar"/>
     <w:rPr>
+      <w:color w:val="007020"/>
       <w:b/>
-      <w:color w:val="007020"/>
     </w:rPr>
   </w:style>
   <w:style w:type="character" w:customStyle="1" w:styleId="OperatorTok">
@@ -8024,34 +8092,34 @@
     <w:name w:val="InformationTok"/>
     <w:basedOn w:val="VerbatimChar"/>
     <w:rPr>
+      <w:color w:val="60a0b0"/>
       <w:b/>
       <w:i/>
-      <w:color w:val="60a0b0"/>
     </w:rPr>
   </w:style>
   <w:style w:type="character" w:customStyle="1" w:styleId="WarningTok">
     <w:name w:val="WarningTok"/>
     <w:basedOn w:val="VerbatimChar"/>
     <w:rPr>
+      <w:color w:val="60a0b0"/>
       <w:b/>
       <w:i/>
-      <w:color w:val="60a0b0"/>
     </w:rPr>
   </w:style>
   <w:style w:type="character" w:customStyle="1" w:styleId="AlertTok">
     <w:name w:val="AlertTok"/>
     <w:basedOn w:val="VerbatimChar"/>
     <w:rPr>
+      <w:color w:val="ff0000"/>
       <w:b/>
-      <w:color w:val="ff0000"/>
     </w:rPr>
   </w:style>
   <w:style w:type="character" w:customStyle="1" w:styleId="ErrorTok">
     <w:name w:val="ErrorTok"/>
     <w:basedOn w:val="VerbatimChar"/>
     <w:rPr>
+      <w:color w:val="ff0000"/>
       <w:b/>
-      <w:color w:val="ff0000"/>
     </w:rPr>
   </w:style>
   <w:style w:type="character" w:customStyle="1" w:styleId="NormalTok">

--- a/packages/docs/static/decision-guides/scheduling.docx
+++ b/packages/docs/static/decision-guides/scheduling.docx
@@ -11,18 +11,18 @@
           <wp:inline>
             <wp:extent cx="5943600" cy="1289649"/>
             <wp:effectExtent b="0" l="0" r="0" t="0"/>
-            <wp:docPr descr="Medplum" title="" id="21" name="Picture"/>
+            <wp:docPr descr="Medplum" title="" id="10" name="Picture"/>
             <a:graphic>
               <a:graphicData uri="http://schemas.openxmlformats.org/drawingml/2006/picture">
                 <pic:pic>
                   <pic:nvPicPr>
-                    <pic:cNvPr descr="medplum-wordmark-grape.png" id="22" name="Picture"/>
+                    <pic:cNvPr descr="medplum-wordmark-grape.png" id="11" name="Picture"/>
                     <pic:cNvPicPr>
                       <a:picLocks noChangeArrowheads="1" noChangeAspect="1"/>
                     </pic:cNvPicPr>
                   </pic:nvPicPr>
                   <pic:blipFill>
-                    <a:blip r:embed="rId20"/>
+                    <a:blip r:embed="rId9"/>
                     <a:stretch>
                       <a:fillRect/>
                     </a:stretch>
@@ -49,7 +49,7 @@
         </w:drawing>
       </w:r>
     </w:p>
-    <w:bookmarkStart w:id="66" w:name="scheduling-decision-guide"/>
+    <w:bookmarkStart w:id="55" w:name="scheduling-decision-guide"/>
     <w:p>
       <w:pPr>
         <w:pStyle w:val="Heading1"/>
@@ -72,39 +72,39 @@
       </w:pPr>
       <w:r>
         <w:rPr>
+          <w:i/>
           <w:iCs/>
-          <w:i/>
         </w:rPr>
         <w:t xml:space="preserve">Companion to the</w:t>
       </w:r>
       <w:r>
         <w:rPr>
+          <w:i/>
           <w:iCs/>
-          <w:i/>
         </w:rPr>
         <w:t xml:space="preserve"> </w:t>
       </w:r>
-      <w:hyperlink r:id="rId23">
+      <w:hyperlink r:id="rId12">
         <w:r>
           <w:rPr>
             <w:rStyle w:val="Hyperlink"/>
+            <w:i/>
             <w:iCs/>
-            <w:i/>
           </w:rPr>
           <w:t xml:space="preserve">Scheduling</w:t>
         </w:r>
       </w:hyperlink>
       <w:r>
         <w:rPr>
+          <w:i/>
           <w:iCs/>
-          <w:i/>
         </w:rPr>
         <w:t xml:space="preserve"> </w:t>
       </w:r>
       <w:r>
         <w:rPr>
+          <w:i/>
           <w:iCs/>
-          <w:i/>
         </w:rPr>
         <w:t xml:space="preserve">docs.</w:t>
       </w:r>
@@ -119,7 +119,7 @@
       <w:r>
         <w:t xml:space="preserve"> </w:t>
       </w:r>
-      <w:hyperlink r:id="rId24">
+      <w:hyperlink r:id="rId13">
         <w:r>
           <w:rPr>
             <w:rStyle w:val="Hyperlink"/>
@@ -133,7 +133,7 @@
       <w:r>
         <w:t xml:space="preserve"> </w:t>
       </w:r>
-      <w:hyperlink r:id="rId25">
+      <w:hyperlink r:id="rId14">
         <w:r>
           <w:rPr>
             <w:rStyle w:val="Hyperlink"/>
@@ -148,7 +148,14 @@
         <w:t xml:space="preserve">when upgrading an existing implementation.</w:t>
       </w:r>
     </w:p>
-    <w:bookmarkStart w:id="26" w:name="section-1-use-case-participants"/>
+    <w:p>
+      <w:r>
+        <w:pict>
+          <v:rect style="width:0;height:1.5pt" o:hralign="center" o:hrstd="t" o:hr="t"/>
+        </w:pict>
+      </w:r>
+    </w:p>
+    <w:bookmarkStart w:id="15" w:name="section-1-use-case-participants"/>
     <w:p>
       <w:pPr>
         <w:pStyle w:val="Heading2"/>
@@ -163,67 +170,67 @@
       </w:pPr>
       <w:r>
         <w:rPr>
+          <w:b/>
           <w:bCs/>
-          <w:b/>
         </w:rPr>
         <w:t xml:space="preserve">1.1 Who books, and on whose behalf?</w:t>
       </w:r>
     </w:p>
     <w:p>
       <w:pPr>
+        <w:pStyle w:val="Compact"/>
         <w:numPr>
           <w:ilvl w:val="0"/>
           <w:numId w:val="1001"/>
         </w:numPr>
+      </w:pPr>
+      <w:r>
+        <w:t xml:space="preserve">Patient self-service</w:t>
+      </w:r>
+    </w:p>
+    <w:p>
+      <w:pPr>
         <w:pStyle w:val="Compact"/>
-      </w:pPr>
-      <w:r>
-        <w:t xml:space="preserve">Patient self-service</w:t>
-      </w:r>
-    </w:p>
-    <w:p>
-      <w:pPr>
         <w:numPr>
           <w:ilvl w:val="0"/>
           <w:numId w:val="1001"/>
         </w:numPr>
+      </w:pPr>
+      <w:r>
+        <w:t xml:space="preserve">Staff booking for a patient</w:t>
+      </w:r>
+    </w:p>
+    <w:p>
+      <w:pPr>
         <w:pStyle w:val="Compact"/>
-      </w:pPr>
-      <w:r>
-        <w:t xml:space="preserve">Staff booking for a patient</w:t>
-      </w:r>
-    </w:p>
-    <w:p>
-      <w:pPr>
         <w:numPr>
           <w:ilvl w:val="0"/>
           <w:numId w:val="1001"/>
         </w:numPr>
+      </w:pPr>
+      <w:r>
+        <w:t xml:space="preserve">Provider managing their own appointments</w:t>
+      </w:r>
+    </w:p>
+    <w:p>
+      <w:pPr>
         <w:pStyle w:val="Compact"/>
-      </w:pPr>
-      <w:r>
-        <w:t xml:space="preserve">Provider managing their own appointments</w:t>
-      </w:r>
-    </w:p>
-    <w:p>
-      <w:pPr>
         <w:numPr>
           <w:ilvl w:val="0"/>
           <w:numId w:val="1001"/>
         </w:numPr>
+      </w:pPr>
+      <w:r>
+        <w:t xml:space="preserve">System or API-driven booking</w:t>
+      </w:r>
+    </w:p>
+    <w:p>
+      <w:pPr>
         <w:pStyle w:val="Compact"/>
-      </w:pPr>
-      <w:r>
-        <w:t xml:space="preserve">System or API-driven booking</w:t>
-      </w:r>
-    </w:p>
-    <w:p>
-      <w:pPr>
         <w:numPr>
           <w:ilvl w:val="0"/>
           <w:numId w:val="1001"/>
         </w:numPr>
-        <w:pStyle w:val="Compact"/>
       </w:pPr>
       <w:r>
         <w:t xml:space="preserve">A combination of these</w:t>
@@ -235,8 +242,8 @@
       </w:pPr>
       <w:r>
         <w:rPr>
+          <w:i/>
           <w:iCs/>
-          <w:i/>
         </w:rPr>
         <w:t xml:space="preserve">Why: determines authentication, delegated access, and which users can change availability or make exceptions (3.4, 3.9).</w:t>
       </w:r>
@@ -247,67 +254,67 @@
       </w:pPr>
       <w:r>
         <w:rPr>
+          <w:b/>
           <w:bCs/>
-          <w:b/>
         </w:rPr>
         <w:t xml:space="preserve">1.2 What must be available for the appointment?</w:t>
       </w:r>
     </w:p>
     <w:p>
       <w:pPr>
+        <w:pStyle w:val="Compact"/>
         <w:numPr>
           <w:ilvl w:val="0"/>
           <w:numId w:val="1002"/>
         </w:numPr>
+      </w:pPr>
+      <w:r>
+        <w:t xml:space="preserve">A clinician only</w:t>
+      </w:r>
+    </w:p>
+    <w:p>
+      <w:pPr>
         <w:pStyle w:val="Compact"/>
-      </w:pPr>
-      <w:r>
-        <w:t xml:space="preserve">A clinician only</w:t>
-      </w:r>
-    </w:p>
-    <w:p>
-      <w:pPr>
         <w:numPr>
           <w:ilvl w:val="0"/>
           <w:numId w:val="1002"/>
         </w:numPr>
+      </w:pPr>
+      <w:r>
+        <w:t xml:space="preserve">Several concurrent resources, such as a clinician, room, and device</w:t>
+      </w:r>
+    </w:p>
+    <w:p>
+      <w:pPr>
         <w:pStyle w:val="Compact"/>
-      </w:pPr>
-      <w:r>
-        <w:t xml:space="preserve">Several concurrent resources, such as a clinician, room, and device</w:t>
-      </w:r>
-    </w:p>
-    <w:p>
-      <w:pPr>
         <w:numPr>
           <w:ilvl w:val="0"/>
           <w:numId w:val="1002"/>
         </w:numPr>
+      </w:pPr>
+      <w:r>
+        <w:t xml:space="preserve">A room or device without a clinician</w:t>
+      </w:r>
+    </w:p>
+    <w:p>
+      <w:pPr>
         <w:pStyle w:val="Compact"/>
-      </w:pPr>
-      <w:r>
-        <w:t xml:space="preserve">A room or device without a clinician</w:t>
-      </w:r>
-    </w:p>
-    <w:p>
-      <w:pPr>
         <w:numPr>
           <w:ilvl w:val="0"/>
           <w:numId w:val="1002"/>
         </w:numPr>
+      </w:pPr>
+      <w:r>
+        <w:t xml:space="preserve">A shared resource with capacity greater than one</w:t>
+      </w:r>
+    </w:p>
+    <w:p>
+      <w:pPr>
         <w:pStyle w:val="Compact"/>
-      </w:pPr>
-      <w:r>
-        <w:t xml:space="preserve">A shared resource with capacity greater than one</w:t>
-      </w:r>
-    </w:p>
-    <w:p>
-      <w:pPr>
         <w:numPr>
           <w:ilvl w:val="0"/>
           <w:numId w:val="1002"/>
         </w:numPr>
-        <w:pStyle w:val="Compact"/>
       </w:pPr>
       <w:r>
         <w:t xml:space="preserve">A group session with several patients</w:t>
@@ -319,8 +326,8 @@
       </w:pPr>
       <w:r>
         <w:rPr>
+          <w:i/>
           <w:iCs/>
-          <w:i/>
         </w:rPr>
         <w:t xml:space="preserve">Why: distinguishes multi-resource coordination from capacity and patient-specific workflow decisions (3.2, 3.6, 3.7).</w:t>
       </w:r>
@@ -331,55 +338,55 @@
       </w:pPr>
       <w:r>
         <w:rPr>
+          <w:b/>
           <w:bCs/>
-          <w:b/>
         </w:rPr>
         <w:t xml:space="preserve">1.3 Does the patient choose a person, or an eligible pool?</w:t>
       </w:r>
     </w:p>
     <w:p>
       <w:pPr>
+        <w:pStyle w:val="Compact"/>
         <w:numPr>
           <w:ilvl w:val="0"/>
           <w:numId w:val="1003"/>
         </w:numPr>
+      </w:pPr>
+      <w:r>
+        <w:t xml:space="preserve">A named practitioner or care team</w:t>
+      </w:r>
+    </w:p>
+    <w:p>
+      <w:pPr>
         <w:pStyle w:val="Compact"/>
-      </w:pPr>
-      <w:r>
-        <w:t xml:space="preserve">A named practitioner or care team</w:t>
-      </w:r>
-    </w:p>
-    <w:p>
-      <w:pPr>
         <w:numPr>
           <w:ilvl w:val="0"/>
           <w:numId w:val="1003"/>
         </w:numPr>
+      </w:pPr>
+      <w:r>
+        <w:t xml:space="preserve">Any practitioner qualified for the service</w:t>
+      </w:r>
+    </w:p>
+    <w:p>
+      <w:pPr>
         <w:pStyle w:val="Compact"/>
-      </w:pPr>
-      <w:r>
-        <w:t xml:space="preserve">Any practitioner qualified for the service</w:t>
-      </w:r>
-    </w:p>
-    <w:p>
-      <w:pPr>
         <w:numPr>
           <w:ilvl w:val="0"/>
           <w:numId w:val="1003"/>
         </w:numPr>
+      </w:pPr>
+      <w:r>
+        <w:t xml:space="preserve">First available, subject to preferences</w:t>
+      </w:r>
+    </w:p>
+    <w:p>
+      <w:pPr>
         <w:pStyle w:val="Compact"/>
-      </w:pPr>
-      <w:r>
-        <w:t xml:space="preserve">First available, subject to preferences</w:t>
-      </w:r>
-    </w:p>
-    <w:p>
-      <w:pPr>
         <w:numPr>
           <w:ilvl w:val="0"/>
           <w:numId w:val="1003"/>
         </w:numPr>
-        <w:pStyle w:val="Compact"/>
       </w:pPr>
       <w:r>
         <w:t xml:space="preserve">Staff assignment after a request</w:t>
@@ -391,109 +398,67 @@
       </w:pPr>
       <w:r>
         <w:rPr>
+          <w:i/>
           <w:iCs/>
-          <w:i/>
         </w:rPr>
-        <w:t xml:space="preserve">Why: determines candidate selection, hard eligibility rules, preference ranking, and what</w:t>
-      </w:r>
+        <w:t xml:space="preserve">Why: determines candidate selection, hard eligibility rules, preference ranking, and what “first available” promises (3.5, 3.6).</w:t>
+      </w:r>
+    </w:p>
+    <w:p>
+      <w:pPr>
+        <w:pStyle w:val="BodyText"/>
+      </w:pPr>
       <w:r>
         <w:rPr>
-          <w:iCs/>
-          <w:i/>
-        </w:rPr>
-        <w:t xml:space="preserve"> </w:t>
-      </w:r>
-      <w:r>
-        <w:rPr>
-          <w:iCs/>
-          <w:i/>
-        </w:rPr>
-        <w:t xml:space="preserve">“</w:t>
-      </w:r>
-      <w:r>
-        <w:rPr>
-          <w:iCs/>
-          <w:i/>
-        </w:rPr>
-        <w:t xml:space="preserve">first available</w:t>
-      </w:r>
-      <w:r>
-        <w:rPr>
-          <w:iCs/>
-          <w:i/>
-        </w:rPr>
-        <w:t xml:space="preserve">”</w:t>
-      </w:r>
-      <w:r>
-        <w:rPr>
-          <w:iCs/>
-          <w:i/>
-        </w:rPr>
-        <w:t xml:space="preserve"> </w:t>
-      </w:r>
-      <w:r>
-        <w:rPr>
-          <w:iCs/>
-          <w:i/>
-        </w:rPr>
-        <w:t xml:space="preserve">promises (3.5, 3.6).</w:t>
-      </w:r>
-    </w:p>
-    <w:p>
-      <w:pPr>
-        <w:pStyle w:val="BodyText"/>
-      </w:pPr>
-      <w:r>
-        <w:rPr>
+          <w:b/>
           <w:bCs/>
-          <w:b/>
         </w:rPr>
         <w:t xml:space="preserve">1.4 When is the appointment considered booked?</w:t>
       </w:r>
     </w:p>
     <w:p>
       <w:pPr>
+        <w:pStyle w:val="Compact"/>
         <w:numPr>
           <w:ilvl w:val="0"/>
           <w:numId w:val="1004"/>
         </w:numPr>
+      </w:pPr>
+      <w:r>
+        <w:t xml:space="preserve">Immediately after the time is selected</w:t>
+      </w:r>
+    </w:p>
+    <w:p>
+      <w:pPr>
         <w:pStyle w:val="Compact"/>
-      </w:pPr>
-      <w:r>
-        <w:t xml:space="preserve">Immediately after the time is selected</w:t>
-      </w:r>
-    </w:p>
-    <w:p>
-      <w:pPr>
         <w:numPr>
           <w:ilvl w:val="0"/>
           <w:numId w:val="1004"/>
         </w:numPr>
+      </w:pPr>
+      <w:r>
+        <w:t xml:space="preserve">After the patient completes another step</w:t>
+      </w:r>
+    </w:p>
+    <w:p>
+      <w:pPr>
         <w:pStyle w:val="Compact"/>
-      </w:pPr>
-      <w:r>
-        <w:t xml:space="preserve">After the patient completes another step</w:t>
-      </w:r>
-    </w:p>
-    <w:p>
-      <w:pPr>
         <w:numPr>
           <w:ilvl w:val="0"/>
           <w:numId w:val="1004"/>
         </w:numPr>
+      </w:pPr>
+      <w:r>
+        <w:t xml:space="preserve">After staff approval or authorization review</w:t>
+      </w:r>
+    </w:p>
+    <w:p>
+      <w:pPr>
         <w:pStyle w:val="Compact"/>
-      </w:pPr>
-      <w:r>
-        <w:t xml:space="preserve">After staff approval or authorization review</w:t>
-      </w:r>
-    </w:p>
-    <w:p>
-      <w:pPr>
         <w:numPr>
           <w:ilvl w:val="0"/>
           <w:numId w:val="1004"/>
         </w:numPr>
-        <w:pStyle w:val="Compact"/>
       </w:pPr>
       <w:r>
         <w:t xml:space="preserve">After required participants respond</w:t>
@@ -505,8 +470,8 @@
       </w:pPr>
       <w:r>
         <w:rPr>
+          <w:i/>
           <w:iCs/>
-          <w:i/>
         </w:rPr>
         <w:t xml:space="preserve">Why: determines whether to book immediately, reserve time with a hold, or keep a request without consuming capacity (3.8).</w:t>
       </w:r>
@@ -517,8 +482,8 @@
       </w:pPr>
       <w:r>
         <w:rPr>
+          <w:b/>
           <w:bCs/>
-          <w:b/>
         </w:rPr>
         <w:t xml:space="preserve">1.5 Is Medplum replacing a scheduler, or working alongside one?</w:t>
       </w:r>
@@ -537,39 +502,39 @@
       </w:pPr>
       <w:r>
         <w:rPr>
+          <w:i/>
           <w:iCs/>
-          <w:i/>
         </w:rPr>
         <w:t xml:space="preserve">Why: coexistence needs an explicit write authority and reconciliation policy. Existing scheduling data may also require a</w:t>
       </w:r>
       <w:r>
         <w:rPr>
+          <w:i/>
           <w:iCs/>
-          <w:i/>
         </w:rPr>
         <w:t xml:space="preserve"> </w:t>
       </w:r>
-      <w:hyperlink r:id="rId25">
+      <w:hyperlink r:id="rId14">
         <w:r>
           <w:rPr>
             <w:rStyle w:val="Hyperlink"/>
+            <w:i/>
             <w:iCs/>
-            <w:i/>
           </w:rPr>
           <w:t xml:space="preserve">beta migration</w:t>
         </w:r>
       </w:hyperlink>
       <w:r>
         <w:rPr>
+          <w:i/>
           <w:iCs/>
-          <w:i/>
         </w:rPr>
         <w:t xml:space="preserve"> </w:t>
       </w:r>
       <w:r>
         <w:rPr>
+          <w:i/>
           <w:iCs/>
-          <w:i/>
         </w:rPr>
         <w:t xml:space="preserve">(3.15).</w:t>
       </w:r>
@@ -580,8 +545,8 @@
       </w:pPr>
       <w:r>
         <w:rPr>
+          <w:b/>
           <w:bCs/>
-          <w:b/>
         </w:rPr>
         <w:t xml:space="preserve">1.6 Who maintains the scheduling configuration?</w:t>
       </w:r>
@@ -600,8 +565,8 @@
       </w:pPr>
       <w:r>
         <w:rPr>
+          <w:i/>
           <w:iCs/>
-          <w:i/>
         </w:rPr>
         <w:t xml:space="preserve">Why: identifies configuration owners, administrative permissions, and change-management requirements (3.1–3.4).</w:t>
       </w:r>
@@ -613,8 +578,8 @@
         </w:pict>
       </w:r>
     </w:p>
-    <w:bookmarkEnd w:id="26"/>
-    <w:bookmarkStart w:id="27" w:name="section-2-feature-scoping"/>
+    <w:bookmarkEnd w:id="15"/>
+    <w:bookmarkStart w:id="16" w:name="section-2-feature-scoping"/>
     <w:p>
       <w:pPr>
         <w:pStyle w:val="Heading2"/>
@@ -643,9 +608,8 @@
       <w:tblPr>
         <w:tblStyle w:val="Table"/>
         <w:tblW w:w="9360" w:type="dxa"/>
+        <w:tblLayout w:type="fixed"/>
         <w:tblLook w:firstRow="1" w:lastRow="0" w:firstColumn="0" w:lastColumn="0" w:noHBand="0" w:noVBand="0" w:val="0020"/>
-        <w:jc w:val="start"/>
-        <w:tblLayout w:type="fixed"/>
       </w:tblPr>
       <w:tblGrid>
         <w:gridCol w:w="6343"/>
@@ -655,7 +619,7 @@
       <w:tr>
         <w:trPr>
           <w:cantSplit/>
-          <w:tblHeader w:val="true"/>
+          <w:tblHeader w:val="on"/>
         </w:trPr>
         <w:tc>
           <w:tcPr/>
@@ -1360,8 +1324,8 @@
         </w:pict>
       </w:r>
     </w:p>
-    <w:bookmarkEnd w:id="27"/>
-    <w:bookmarkStart w:id="61" w:name="section-3-feature-deep-dives"/>
+    <w:bookmarkEnd w:id="16"/>
+    <w:bookmarkStart w:id="50" w:name="section-3-feature-deep-dives"/>
     <w:p>
       <w:pPr>
         <w:pStyle w:val="Heading2"/>
@@ -1382,9 +1346,8 @@
       <w:tblPr>
         <w:tblStyle w:val="Table"/>
         <w:tblW w:w="9360" w:type="dxa"/>
+        <w:tblLayout w:type="fixed"/>
         <w:tblLook w:firstRow="1" w:lastRow="0" w:firstColumn="0" w:lastColumn="0" w:noHBand="0" w:noVBand="0" w:val="0020"/>
-        <w:jc w:val="start"/>
-        <w:tblLayout w:type="fixed"/>
       </w:tblPr>
       <w:tblGrid>
         <w:gridCol w:w="3536"/>
@@ -1394,7 +1357,7 @@
       <w:tr>
         <w:trPr>
           <w:cantSplit/>
-          <w:tblHeader w:val="true"/>
+          <w:tblHeader w:val="on"/>
         </w:trPr>
         <w:tc>
           <w:tcPr/>
@@ -1598,7 +1561,7 @@
         </w:tc>
       </w:tr>
     </w:tbl>
-    <w:bookmarkStart w:id="35" w:name="foundations"/>
+    <w:bookmarkStart w:id="24" w:name="foundations"/>
     <w:p>
       <w:pPr>
         <w:pStyle w:val="Heading3"/>
@@ -1607,7 +1570,7 @@
         <w:t xml:space="preserve">Foundations</w:t>
       </w:r>
     </w:p>
-    <w:bookmarkStart w:id="29" w:name="visit-types-and-parameter-ownership"/>
+    <w:bookmarkStart w:id="18" w:name="visit-types-and-parameter-ownership"/>
     <w:p>
       <w:pPr>
         <w:pStyle w:val="Heading4"/>
@@ -1671,7 +1634,7 @@
       <w:r>
         <w:t xml:space="preserve"> </w:t>
       </w:r>
-      <w:hyperlink r:id="rId28">
+      <w:hyperlink r:id="rId17">
         <w:r>
           <w:rPr>
             <w:rStyle w:val="Hyperlink"/>
@@ -1689,43 +1652,43 @@
       </w:pPr>
       <w:r>
         <w:rPr>
+          <w:b/>
           <w:bCs/>
-          <w:b/>
         </w:rPr>
         <w:t xml:space="preserve">Questions:</w:t>
       </w:r>
     </w:p>
     <w:p>
       <w:pPr>
+        <w:pStyle w:val="Compact"/>
         <w:numPr>
           <w:ilvl w:val="0"/>
           <w:numId w:val="1005"/>
         </w:numPr>
+      </w:pPr>
+      <w:r>
+        <w:t xml:space="preserve">What distinguishes one visit type from another?</w:t>
+      </w:r>
+    </w:p>
+    <w:p>
+      <w:pPr>
         <w:pStyle w:val="Compact"/>
-      </w:pPr>
-      <w:r>
-        <w:t xml:space="preserve">What distinguishes one visit type from another?</w:t>
-      </w:r>
-    </w:p>
-    <w:p>
-      <w:pPr>
         <w:numPr>
           <w:ilvl w:val="0"/>
           <w:numId w:val="1005"/>
         </w:numPr>
+      </w:pPr>
+      <w:r>
+        <w:t xml:space="preserve">Which duration, start-time grid, buffers, and capacity settings are shared?</w:t>
+      </w:r>
+    </w:p>
+    <w:p>
+      <w:pPr>
         <w:pStyle w:val="Compact"/>
-      </w:pPr>
-      <w:r>
-        <w:t xml:space="preserve">Which duration, start-time grid, buffers, and capacity settings are shared?</w:t>
-      </w:r>
-    </w:p>
-    <w:p>
-      <w:pPr>
         <w:numPr>
           <w:ilvl w:val="0"/>
           <w:numId w:val="1005"/>
         </w:numPr>
-        <w:pStyle w:val="Compact"/>
       </w:pPr>
       <w:r>
         <w:t xml:space="preserve">Which actors or sites need different settings, and who can change them?</w:t>
@@ -1735,9 +1698,8 @@
       <w:tblPr>
         <w:tblStyle w:val="Table"/>
         <w:tblW w:w="9360" w:type="dxa"/>
+        <w:tblLayout w:type="fixed"/>
         <w:tblLook w:firstRow="1" w:lastRow="0" w:firstColumn="0" w:lastColumn="0" w:noHBand="0" w:noVBand="0" w:val="0020"/>
-        <w:jc w:val="start"/>
-        <w:tblLayout w:type="fixed"/>
       </w:tblPr>
       <w:tblGrid>
         <w:gridCol w:w="4213"/>
@@ -1746,7 +1708,7 @@
       <w:tr>
         <w:trPr>
           <w:cantSplit/>
-          <w:tblHeader w:val="true"/>
+          <w:tblHeader w:val="on"/>
         </w:trPr>
         <w:tc>
           <w:tcPr/>
@@ -1964,8 +1926,8 @@
       </w:pPr>
       <w:r>
         <w:rPr>
+          <w:b/>
           <w:bCs/>
-          <w:b/>
         </w:rPr>
         <w:t xml:space="preserve">Reference matching matters:</w:t>
       </w:r>
@@ -2000,8 +1962,8 @@
         <w:t xml:space="preserve">sub-extension. A matching code alone does not establish these links, and an override without a service pointer is ignored.</w:t>
       </w:r>
     </w:p>
-    <w:bookmarkEnd w:id="29"/>
-    <w:bookmarkStart w:id="30" w:name="actors-and-schedule-modeling"/>
+    <w:bookmarkEnd w:id="18"/>
+    <w:bookmarkStart w:id="19" w:name="actors-and-schedule-modeling"/>
     <w:p>
       <w:pPr>
         <w:pStyle w:val="Heading4"/>
@@ -2024,43 +1986,43 @@
       </w:pPr>
       <w:r>
         <w:rPr>
+          <w:b/>
           <w:bCs/>
-          <w:b/>
         </w:rPr>
         <w:t xml:space="preserve">Questions:</w:t>
       </w:r>
     </w:p>
     <w:p>
       <w:pPr>
+        <w:pStyle w:val="Compact"/>
         <w:numPr>
           <w:ilvl w:val="0"/>
           <w:numId w:val="1006"/>
         </w:numPr>
+      </w:pPr>
+      <w:r>
+        <w:t xml:space="preserve">Which practitioners, rooms, and devices must be reserved?</w:t>
+      </w:r>
+    </w:p>
+    <w:p>
+      <w:pPr>
         <w:pStyle w:val="Compact"/>
-      </w:pPr>
-      <w:r>
-        <w:t xml:space="preserve">Which practitioners, rooms, and devices must be reserved?</w:t>
-      </w:r>
-    </w:p>
-    <w:p>
-      <w:pPr>
         <w:numPr>
           <w:ilvl w:val="0"/>
           <w:numId w:val="1006"/>
         </w:numPr>
+      </w:pPr>
+      <w:r>
+        <w:t xml:space="preserve">Is a Location a bookable resource, a site of service, or a jurisdiction?</w:t>
+      </w:r>
+    </w:p>
+    <w:p>
+      <w:pPr>
         <w:pStyle w:val="Compact"/>
-      </w:pPr>
-      <w:r>
-        <w:t xml:space="preserve">Is a Location a bookable resource, a site of service, or a jurisdiction?</w:t>
-      </w:r>
-    </w:p>
-    <w:p>
-      <w:pPr>
         <w:numPr>
           <w:ilvl w:val="0"/>
           <w:numId w:val="1006"/>
         </w:numPr>
-        <w:pStyle w:val="Compact"/>
       </w:pPr>
       <w:r>
         <w:t xml:space="preserve">Are resource requirements simultaneous, or different phases of a procedure?</w:t>
@@ -2070,9 +2032,8 @@
       <w:tblPr>
         <w:tblStyle w:val="Table"/>
         <w:tblW w:w="9360" w:type="dxa"/>
+        <w:tblLayout w:type="fixed"/>
         <w:tblLook w:firstRow="1" w:lastRow="0" w:firstColumn="0" w:lastColumn="0" w:noHBand="0" w:noVBand="0" w:val="0020"/>
-        <w:jc w:val="start"/>
-        <w:tblLayout w:type="fixed"/>
       </w:tblPr>
       <w:tblGrid>
         <w:gridCol w:w="3999"/>
@@ -2081,7 +2042,7 @@
       <w:tr>
         <w:trPr>
           <w:cantSplit/>
-          <w:tblHeader w:val="true"/>
+          <w:tblHeader w:val="on"/>
         </w:trPr>
         <w:tc>
           <w:tcPr/>
@@ -2337,8 +2298,8 @@
         </w:tc>
       </w:tr>
     </w:tbl>
-    <w:bookmarkEnd w:id="30"/>
-    <w:bookmarkStart w:id="31" w:name="availability-time-zones-and-blocks"/>
+    <w:bookmarkEnd w:id="19"/>
+    <w:bookmarkStart w:id="20" w:name="availability-time-zones-and-blocks"/>
     <w:p>
       <w:pPr>
         <w:pStyle w:val="Heading4"/>
@@ -2361,55 +2322,55 @@
       </w:pPr>
       <w:r>
         <w:rPr>
+          <w:b/>
           <w:bCs/>
-          <w:b/>
         </w:rPr>
         <w:t xml:space="preserve">Questions:</w:t>
       </w:r>
     </w:p>
     <w:p>
       <w:pPr>
+        <w:pStyle w:val="Compact"/>
         <w:numPr>
           <w:ilvl w:val="0"/>
           <w:numId w:val="1007"/>
         </w:numPr>
+      </w:pPr>
+      <w:r>
+        <w:t xml:space="preserve">Are weekly hours shared, actor-specific, or service-specific?</w:t>
+      </w:r>
+    </w:p>
+    <w:p>
+      <w:pPr>
         <w:pStyle w:val="Compact"/>
-      </w:pPr>
-      <w:r>
-        <w:t xml:space="preserve">Are weekly hours shared, actor-specific, or service-specific?</w:t>
-      </w:r>
-    </w:p>
-    <w:p>
-      <w:pPr>
         <w:numPr>
           <w:ilvl w:val="0"/>
           <w:numId w:val="1007"/>
         </w:numPr>
+      </w:pPr>
+      <w:r>
+        <w:t xml:space="preserve">Which time zone defines local hours and which defines the start-time grid?</w:t>
+      </w:r>
+    </w:p>
+    <w:p>
+      <w:pPr>
         <w:pStyle w:val="Compact"/>
-      </w:pPr>
-      <w:r>
-        <w:t xml:space="preserve">Which time zone defines local hours and which defines the start-time grid?</w:t>
-      </w:r>
-    </w:p>
-    <w:p>
-      <w:pPr>
         <w:numPr>
           <w:ilvl w:val="0"/>
           <w:numId w:val="1007"/>
         </w:numPr>
+      </w:pPr>
+      <w:r>
+        <w:t xml:space="preserve">What are the maximum booking horizon, minimum notice, and exception rules?</w:t>
+      </w:r>
+    </w:p>
+    <w:p>
+      <w:pPr>
         <w:pStyle w:val="Compact"/>
-      </w:pPr>
-      <w:r>
-        <w:t xml:space="preserve">What are the maximum booking horizon, minimum notice, and exception rules?</w:t>
-      </w:r>
-    </w:p>
-    <w:p>
-      <w:pPr>
         <w:numPr>
           <w:ilvl w:val="0"/>
           <w:numId w:val="1007"/>
         </w:numPr>
-        <w:pStyle w:val="Compact"/>
       </w:pPr>
       <w:r>
         <w:t xml:space="preserve">Who enters closures, and what happens to appointments already booked?</w:t>
@@ -2419,9 +2380,8 @@
       <w:tblPr>
         <w:tblStyle w:val="Table"/>
         <w:tblW w:w="9360" w:type="dxa"/>
+        <w:tblLayout w:type="fixed"/>
         <w:tblLook w:firstRow="1" w:lastRow="0" w:firstColumn="0" w:lastColumn="0" w:noHBand="0" w:noVBand="0" w:val="0020"/>
-        <w:jc w:val="start"/>
-        <w:tblLayout w:type="fixed"/>
       </w:tblPr>
       <w:tblGrid>
         <w:gridCol w:w="4342"/>
@@ -2430,7 +2390,7 @@
       <w:tr>
         <w:trPr>
           <w:cantSplit/>
-          <w:tblHeader w:val="true"/>
+          <w:tblHeader w:val="on"/>
         </w:trPr>
         <w:tc>
           <w:tcPr/>
@@ -2801,8 +2761,8 @@
       </w:pPr>
       <w:r>
         <w:rPr>
+          <w:b/>
           <w:bCs/>
-          <w:b/>
         </w:rPr>
         <w:t xml:space="preserve">Defaults need explicit review:</w:t>
       </w:r>
@@ -2828,8 +2788,8 @@
         <w:t xml:space="preserve">is not currently processed; use blocked Slots for exceptions. A new block does not itself resolve existing appointments, so define the notification and rescheduling workflow.</w:t>
       </w:r>
     </w:p>
-    <w:bookmarkEnd w:id="31"/>
-    <w:bookmarkStart w:id="34" w:name="access-and-delegated-administration"/>
+    <w:bookmarkEnd w:id="20"/>
+    <w:bookmarkStart w:id="23" w:name="access-and-delegated-administration"/>
     <w:p>
       <w:pPr>
         <w:pStyle w:val="Heading4"/>
@@ -2848,7 +2808,7 @@
       <w:r>
         <w:t xml:space="preserve"> </w:t>
       </w:r>
-      <w:hyperlink r:id="rId32">
+      <w:hyperlink r:id="rId21">
         <w:r>
           <w:rPr>
             <w:rStyle w:val="Hyperlink"/>
@@ -2865,7 +2825,7 @@
       <w:r>
         <w:t xml:space="preserve"> </w:t>
       </w:r>
-      <w:hyperlink r:id="rId33">
+      <w:hyperlink r:id="rId22">
         <w:r>
           <w:rPr>
             <w:rStyle w:val="Hyperlink"/>
@@ -2886,43 +2846,43 @@
       </w:pPr>
       <w:r>
         <w:rPr>
+          <w:b/>
           <w:bCs/>
-          <w:b/>
         </w:rPr>
         <w:t xml:space="preserve">Questions:</w:t>
       </w:r>
     </w:p>
     <w:p>
       <w:pPr>
+        <w:pStyle w:val="Compact"/>
         <w:numPr>
           <w:ilvl w:val="0"/>
           <w:numId w:val="1008"/>
         </w:numPr>
+      </w:pPr>
+      <w:r>
+        <w:t xml:space="preserve">Can patients discover availability without reading other patients’ appointments?</w:t>
+      </w:r>
+    </w:p>
+    <w:p>
+      <w:pPr>
         <w:pStyle w:val="Compact"/>
-      </w:pPr>
-      <w:r>
-        <w:t xml:space="preserve">Can patients discover availability without reading other patients’ appointments?</w:t>
-      </w:r>
-    </w:p>
-    <w:p>
-      <w:pPr>
         <w:numPr>
           <w:ilvl w:val="0"/>
           <w:numId w:val="1008"/>
         </w:numPr>
+      </w:pPr>
+      <w:r>
+        <w:t xml:space="preserve">Which staff can book or cancel for which patients and organizations?</w:t>
+      </w:r>
+    </w:p>
+    <w:p>
+      <w:pPr>
         <w:pStyle w:val="Compact"/>
-      </w:pPr>
-      <w:r>
-        <w:t xml:space="preserve">Which staff can book or cancel for which patients and organizations?</w:t>
-      </w:r>
-    </w:p>
-    <w:p>
-      <w:pPr>
         <w:numPr>
           <w:ilvl w:val="0"/>
           <w:numId w:val="1008"/>
         </w:numPr>
-        <w:pStyle w:val="Compact"/>
       </w:pPr>
       <w:r>
         <w:t xml:space="preserve">Who can change shared defaults, provider hours, or blocked time?</w:t>
@@ -2932,9 +2892,8 @@
       <w:tblPr>
         <w:tblStyle w:val="Table"/>
         <w:tblW w:w="9360" w:type="dxa"/>
+        <w:tblLayout w:type="fixed"/>
         <w:tblLook w:firstRow="1" w:lastRow="0" w:firstColumn="0" w:lastColumn="0" w:noHBand="0" w:noVBand="0" w:val="0020"/>
-        <w:jc w:val="start"/>
-        <w:tblLayout w:type="fixed"/>
       </w:tblPr>
       <w:tblGrid>
         <w:gridCol w:w="4638"/>
@@ -2943,7 +2902,7 @@
       <w:tr>
         <w:trPr>
           <w:cantSplit/>
-          <w:tblHeader w:val="true"/>
+          <w:tblHeader w:val="on"/>
         </w:trPr>
         <w:tc>
           <w:tcPr/>
@@ -3139,9 +3098,9 @@
         <w:t xml:space="preserve">Candidate filtering and hidden UI controls are not authorization. Do not assume permissions on a Schedule automatically confer the intended permissions on its Slots or Appointments. A post-write Subscription Bot can trigger follow-up work, but cannot serve as a pre-commit rejection of the original write.</w:t>
       </w:r>
     </w:p>
-    <w:bookmarkEnd w:id="34"/>
-    <w:bookmarkEnd w:id="35"/>
-    <w:bookmarkStart w:id="40" w:name="finding-an-appointment"/>
+    <w:bookmarkEnd w:id="23"/>
+    <w:bookmarkEnd w:id="24"/>
+    <w:bookmarkStart w:id="29" w:name="finding-an-appointment"/>
     <w:p>
       <w:pPr>
         <w:pStyle w:val="Heading3"/>
@@ -3150,7 +3109,7 @@
         <w:t xml:space="preserve">Finding an Appointment</w:t>
       </w:r>
     </w:p>
-    <w:bookmarkStart w:id="37" w:name="X79a8cc13dcd75c0431a377eb1611debcf8d835c"/>
+    <w:bookmarkStart w:id="26" w:name="X79a8cc13dcd75c0431a377eb1611debcf8d835c"/>
     <w:p>
       <w:pPr>
         <w:pStyle w:val="Heading4"/>
@@ -3169,7 +3128,7 @@
       <w:r>
         <w:t xml:space="preserve"> </w:t>
       </w:r>
-      <w:hyperlink r:id="rId36">
+      <w:hyperlink r:id="rId25">
         <w:r>
           <w:rPr>
             <w:rStyle w:val="Hyperlink"/>
@@ -3187,85 +3146,67 @@
       </w:pPr>
       <w:r>
         <w:rPr>
+          <w:b/>
           <w:bCs/>
-          <w:b/>
         </w:rPr>
         <w:t xml:space="preserve">Questions:</w:t>
       </w:r>
     </w:p>
     <w:p>
       <w:pPr>
+        <w:pStyle w:val="Compact"/>
         <w:numPr>
           <w:ilvl w:val="0"/>
           <w:numId w:val="1009"/>
         </w:numPr>
+      </w:pPr>
+      <w:r>
+        <w:t xml:space="preserve">Is the request for a specific practitioner, a class of practitioners, or any eligible practitioner?</w:t>
+      </w:r>
+    </w:p>
+    <w:p>
+      <w:pPr>
         <w:pStyle w:val="Compact"/>
-      </w:pPr>
-      <w:r>
-        <w:t xml:space="preserve">Is the request for a specific practitioner, a class of practitioners, or any eligible practitioner?</w:t>
-      </w:r>
-    </w:p>
-    <w:p>
-      <w:pPr>
         <w:numPr>
           <w:ilvl w:val="0"/>
           <w:numId w:val="1009"/>
         </w:numPr>
+      </w:pPr>
+      <w:r>
+        <w:t xml:space="preserve">Which requirements are hard constraints, and which preferences can be relaxed with patient agreement?</w:t>
+      </w:r>
+    </w:p>
+    <w:p>
+      <w:pPr>
         <w:pStyle w:val="Compact"/>
-      </w:pPr>
-      <w:r>
-        <w:t xml:space="preserve">Which requirements are hard constraints, and which preferences can be relaxed with patient agreement?</w:t>
-      </w:r>
-    </w:p>
-    <w:p>
-      <w:pPr>
         <w:numPr>
           <w:ilvl w:val="0"/>
           <w:numId w:val="1009"/>
         </w:numPr>
+      </w:pPr>
+      <w:r>
+        <w:t xml:space="preserve">Are language, practitioner gender, continuity, location, or day/time preferences relevant?</w:t>
+      </w:r>
+    </w:p>
+    <w:p>
+      <w:pPr>
         <w:pStyle w:val="Compact"/>
-      </w:pPr>
-      <w:r>
-        <w:t xml:space="preserve">Are language, practitioner gender, continuity, location, or day/time preferences relevant?</w:t>
-      </w:r>
-    </w:p>
-    <w:p>
-      <w:pPr>
         <w:numPr>
           <w:ilvl w:val="0"/>
           <w:numId w:val="1009"/>
         </w:numPr>
+      </w:pPr>
+      <w:r>
+        <w:t xml:space="preserve">Does “first available” mean earliest overall, earliest preferred, or earliest within a bounded search?</w:t>
+      </w:r>
+    </w:p>
+    <w:p>
+      <w:pPr>
         <w:pStyle w:val="Compact"/>
-      </w:pPr>
-      <w:r>
-        <w:t xml:space="preserve">Does</w:t>
-      </w:r>
-      <w:r>
-        <w:t xml:space="preserve"> </w:t>
-      </w:r>
-      <w:r>
-        <w:t xml:space="preserve">“</w:t>
-      </w:r>
-      <w:r>
-        <w:t xml:space="preserve">first available</w:t>
-      </w:r>
-      <w:r>
-        <w:t xml:space="preserve">”</w:t>
-      </w:r>
-      <w:r>
-        <w:t xml:space="preserve"> </w:t>
-      </w:r>
-      <w:r>
-        <w:t xml:space="preserve">mean earliest overall, earliest preferred, or earliest within a bounded search?</w:t>
-      </w:r>
-    </w:p>
-    <w:p>
-      <w:pPr>
         <w:numPr>
           <w:ilvl w:val="0"/>
           <w:numId w:val="1009"/>
         </w:numPr>
-        <w:pStyle w:val="Compact"/>
       </w:pPr>
       <w:r>
         <w:t xml:space="preserve">How are equally suitable options selected, and what happens when some searches fail?</w:t>
@@ -3275,9 +3216,8 @@
       <w:tblPr>
         <w:tblStyle w:val="Table"/>
         <w:tblW w:w="9360" w:type="dxa"/>
+        <w:tblLayout w:type="fixed"/>
         <w:tblLook w:firstRow="1" w:lastRow="0" w:firstColumn="0" w:lastColumn="0" w:noHBand="0" w:noVBand="0" w:val="0020"/>
-        <w:jc w:val="start"/>
-        <w:tblLayout w:type="fixed"/>
       </w:tblPr>
       <w:tblGrid>
         <w:gridCol w:w="4265"/>
@@ -3286,7 +3226,7 @@
       <w:tr>
         <w:trPr>
           <w:cantSplit/>
-          <w:tblHeader w:val="true"/>
+          <w:tblHeader w:val="on"/>
         </w:trPr>
         <w:tc>
           <w:tcPr/>
@@ -3494,25 +3434,7 @@
               <w:jc w:val="left"/>
             </w:pPr>
             <w:r>
-              <w:t xml:space="preserve">Distinguish</w:t>
-            </w:r>
-            <w:r>
-              <w:t xml:space="preserve"> </w:t>
-            </w:r>
-            <w:r>
-              <w:t xml:space="preserve">“</w:t>
-            </w:r>
-            <w:r>
-              <w:t xml:space="preserve">no availability</w:t>
-            </w:r>
-            <w:r>
-              <w:t xml:space="preserve">”</w:t>
-            </w:r>
-            <w:r>
-              <w:t xml:space="preserve"> </w:t>
-            </w:r>
-            <w:r>
-              <w:t xml:space="preserve">from an incomplete or failed search. Do not claim globally earliest availability when only part of the candidate set was searched.</w:t>
+              <w:t xml:space="preserve">Distinguish “no availability” from an incomplete or failed search. Do not claim globally earliest availability when only part of the candidate set was searched.</w:t>
             </w:r>
           </w:p>
         </w:tc>
@@ -3535,8 +3457,8 @@
         <w:t xml:space="preserve">accepts explicit Schedules, not a patient-preference or ranking specification. Its search window is limited to 31 days per request; larger horizons require multiple requests. Result limits and candidate-combination limits must also be considered when defining first-available behavior.</w:t>
       </w:r>
     </w:p>
-    <w:bookmarkEnd w:id="37"/>
-    <w:bookmarkStart w:id="39" w:name="multi-resource-combinations"/>
+    <w:bookmarkEnd w:id="26"/>
+    <w:bookmarkStart w:id="28" w:name="multi-resource-combinations"/>
     <w:p>
       <w:pPr>
         <w:pStyle w:val="Heading4"/>
@@ -3570,7 +3492,7 @@
       <w:r>
         <w:t xml:space="preserve"> </w:t>
       </w:r>
-      <w:hyperlink r:id="rId38">
+      <w:hyperlink r:id="rId27">
         <w:r>
           <w:rPr>
             <w:rStyle w:val="VerbatimChar"/>
@@ -3591,43 +3513,43 @@
       </w:pPr>
       <w:r>
         <w:rPr>
+          <w:b/>
           <w:bCs/>
-          <w:b/>
         </w:rPr>
         <w:t xml:space="preserve">Questions:</w:t>
       </w:r>
     </w:p>
     <w:p>
       <w:pPr>
+        <w:pStyle w:val="Compact"/>
         <w:numPr>
           <w:ilvl w:val="0"/>
           <w:numId w:val="1010"/>
         </w:numPr>
+      </w:pPr>
+      <w:r>
+        <w:t xml:space="preserve">Does the appointment need one practitioner or several?</w:t>
+      </w:r>
+    </w:p>
+    <w:p>
+      <w:pPr>
         <w:pStyle w:val="Compact"/>
-      </w:pPr>
-      <w:r>
-        <w:t xml:space="preserve">Does the appointment need one practitioner or several?</w:t>
-      </w:r>
-    </w:p>
-    <w:p>
-      <w:pPr>
         <w:numPr>
           <w:ilvl w:val="0"/>
           <w:numId w:val="1010"/>
         </w:numPr>
+      </w:pPr>
+      <w:r>
+        <w:t xml:space="preserve">Are the room and device fixed, or can any eligible one be used?</w:t>
+      </w:r>
+    </w:p>
+    <w:p>
+      <w:pPr>
         <w:pStyle w:val="Compact"/>
-      </w:pPr>
-      <w:r>
-        <w:t xml:space="preserve">Are the room and device fixed, or can any eligible one be used?</w:t>
-      </w:r>
-    </w:p>
-    <w:p>
-      <w:pPr>
         <w:numPr>
           <w:ilvl w:val="0"/>
           <w:numId w:val="1010"/>
         </w:numPr>
-        <w:pStyle w:val="Compact"/>
       </w:pPr>
       <w:r>
         <w:t xml:space="preserve">How large can the candidate pool become?</w:t>
@@ -3637,9 +3559,8 @@
       <w:tblPr>
         <w:tblStyle w:val="Table"/>
         <w:tblW w:w="9360" w:type="dxa"/>
+        <w:tblLayout w:type="fixed"/>
         <w:tblLook w:firstRow="1" w:lastRow="0" w:firstColumn="0" w:lastColumn="0" w:noHBand="0" w:noVBand="0" w:val="0020"/>
-        <w:jc w:val="start"/>
-        <w:tblLayout w:type="fixed"/>
       </w:tblPr>
       <w:tblGrid>
         <w:gridCol w:w="4559"/>
@@ -3648,7 +3569,7 @@
       <w:tr>
         <w:trPr>
           <w:cantSplit/>
-          <w:tblHeader w:val="true"/>
+          <w:tblHeader w:val="on"/>
         </w:trPr>
         <w:tc>
           <w:tcPr/>
@@ -3845,9 +3766,9 @@
         <w:t xml:space="preserve">Use the server’s multi-Schedule booking operation for the selected combination. Sequential independent bookings can leave only part of the required appointment reserved.</w:t>
       </w:r>
     </w:p>
-    <w:bookmarkEnd w:id="39"/>
-    <w:bookmarkEnd w:id="40"/>
-    <w:bookmarkStart w:id="52" w:name="booking-and-managing-appointments"/>
+    <w:bookmarkEnd w:id="28"/>
+    <w:bookmarkEnd w:id="29"/>
+    <w:bookmarkStart w:id="41" w:name="booking-and-managing-appointments"/>
     <w:p>
       <w:pPr>
         <w:pStyle w:val="Heading3"/>
@@ -3856,7 +3777,7 @@
         <w:t xml:space="preserve">Booking and Managing Appointments</w:t>
       </w:r>
     </w:p>
-    <w:bookmarkStart w:id="42" w:name="capacity-and-group-visits"/>
+    <w:bookmarkStart w:id="31" w:name="capacity-and-group-visits"/>
     <w:p>
       <w:pPr>
         <w:pStyle w:val="Heading4"/>
@@ -3875,7 +3796,7 @@
       <w:r>
         <w:t xml:space="preserve"> </w:t>
       </w:r>
-      <w:hyperlink r:id="rId41">
+      <w:hyperlink r:id="rId30">
         <w:r>
           <w:rPr>
             <w:rStyle w:val="Hyperlink"/>
@@ -3893,43 +3814,43 @@
       </w:pPr>
       <w:r>
         <w:rPr>
+          <w:b/>
           <w:bCs/>
-          <w:b/>
         </w:rPr>
         <w:t xml:space="preserve">Questions:</w:t>
       </w:r>
     </w:p>
     <w:p>
       <w:pPr>
+        <w:pStyle w:val="Compact"/>
         <w:numPr>
           <w:ilvl w:val="0"/>
           <w:numId w:val="1011"/>
         </w:numPr>
+      </w:pPr>
+      <w:r>
+        <w:t xml:space="preserve">Must each chair or room be individually assigned, or are they interchangeable?</w:t>
+      </w:r>
+    </w:p>
+    <w:p>
+      <w:pPr>
         <w:pStyle w:val="Compact"/>
-      </w:pPr>
-      <w:r>
-        <w:t xml:space="preserve">Must each chair or room be individually assigned, or are they interchangeable?</w:t>
-      </w:r>
-    </w:p>
-    <w:p>
-      <w:pPr>
         <w:numPr>
           <w:ilvl w:val="0"/>
           <w:numId w:val="1011"/>
         </w:numPr>
+      </w:pPr>
+      <w:r>
+        <w:t xml:space="preserve">Does each patient need independent cancellation, access, clinical documentation, and billing?</w:t>
+      </w:r>
+    </w:p>
+    <w:p>
+      <w:pPr>
         <w:pStyle w:val="Compact"/>
-      </w:pPr>
-      <w:r>
-        <w:t xml:space="preserve">Does each patient need independent cancellation, access, clinical documentation, and billing?</w:t>
-      </w:r>
-    </w:p>
-    <w:p>
-      <w:pPr>
         <w:numPr>
           <w:ilvl w:val="0"/>
           <w:numId w:val="1011"/>
         </w:numPr>
-        <w:pStyle w:val="Compact"/>
       </w:pPr>
       <w:r>
         <w:t xml:space="preserve">Does a provider participate in every concurrent booking?</w:t>
@@ -3939,9 +3860,8 @@
       <w:tblPr>
         <w:tblStyle w:val="Table"/>
         <w:tblW w:w="9360" w:type="dxa"/>
+        <w:tblLayout w:type="fixed"/>
         <w:tblLook w:firstRow="1" w:lastRow="0" w:firstColumn="0" w:lastColumn="0" w:noHBand="0" w:noVBand="0" w:val="0020"/>
-        <w:jc w:val="start"/>
-        <w:tblLayout w:type="fixed"/>
       </w:tblPr>
       <w:tblGrid>
         <w:gridCol w:w="4446"/>
@@ -3950,7 +3870,7 @@
       <w:tr>
         <w:trPr>
           <w:cantSplit/>
-          <w:tblHeader w:val="true"/>
+          <w:tblHeader w:val="on"/>
         </w:trPr>
         <w:tc>
           <w:tcPr/>
@@ -4159,8 +4079,8 @@
       </w:pPr>
       <w:r>
         <w:rPr>
+          <w:b/>
           <w:bCs/>
-          <w:b/>
         </w:rPr>
         <w:t xml:space="preserve">Costly modeling choice:</w:t>
       </w:r>
@@ -4183,8 +4103,8 @@
         <w:t xml:space="preserve">; define any session grouping deliberately rather than inventing that field.</w:t>
       </w:r>
     </w:p>
-    <w:bookmarkEnd w:id="42"/>
-    <w:bookmarkStart w:id="47" w:name="immediate-booking-holds-and-approval"/>
+    <w:bookmarkEnd w:id="31"/>
+    <w:bookmarkStart w:id="36" w:name="immediate-booking-holds-and-approval"/>
     <w:p>
       <w:pPr>
         <w:pStyle w:val="Heading4"/>
@@ -4207,43 +4127,43 @@
       </w:pPr>
       <w:r>
         <w:rPr>
+          <w:b/>
           <w:bCs/>
-          <w:b/>
         </w:rPr>
         <w:t xml:space="preserve">Questions:</w:t>
       </w:r>
     </w:p>
     <w:p>
       <w:pPr>
+        <w:pStyle w:val="Compact"/>
         <w:numPr>
           <w:ilvl w:val="0"/>
           <w:numId w:val="1012"/>
         </w:numPr>
+      </w:pPr>
+      <w:r>
+        <w:t xml:space="preserve">Does the time need protection while details or approvals are collected?</w:t>
+      </w:r>
+    </w:p>
+    <w:p>
+      <w:pPr>
         <w:pStyle w:val="Compact"/>
-      </w:pPr>
-      <w:r>
-        <w:t xml:space="preserve">Does the time need protection while details or approvals are collected?</w:t>
-      </w:r>
-    </w:p>
-    <w:p>
-      <w:pPr>
         <w:numPr>
           <w:ilvl w:val="0"/>
           <w:numId w:val="1012"/>
         </w:numPr>
+      </w:pPr>
+      <w:r>
+        <w:t xml:space="preserve">Who approves, what evidence is required, and how long may a hold remain?</w:t>
+      </w:r>
+    </w:p>
+    <w:p>
+      <w:pPr>
         <w:pStyle w:val="Compact"/>
-      </w:pPr>
-      <w:r>
-        <w:t xml:space="preserve">Who approves, what evidence is required, and how long may a hold remain?</w:t>
-      </w:r>
-    </w:p>
-    <w:p>
-      <w:pPr>
         <w:numPr>
           <w:ilvl w:val="0"/>
           <w:numId w:val="1012"/>
         </w:numPr>
-        <w:pStyle w:val="Compact"/>
       </w:pPr>
       <w:r>
         <w:t xml:space="preserve">Who releases abandoned or rejected requests?</w:t>
@@ -4253,9 +4173,8 @@
       <w:tblPr>
         <w:tblStyle w:val="Table"/>
         <w:tblW w:w="9360" w:type="dxa"/>
+        <w:tblLayout w:type="fixed"/>
         <w:tblLook w:firstRow="1" w:lastRow="0" w:firstColumn="0" w:lastColumn="0" w:noHBand="0" w:noVBand="0" w:val="0020"/>
-        <w:jc w:val="start"/>
-        <w:tblLayout w:type="fixed"/>
       </w:tblPr>
       <w:tblGrid>
         <w:gridCol w:w="4128"/>
@@ -4264,7 +4183,7 @@
       <w:tr>
         <w:trPr>
           <w:cantSplit/>
-          <w:tblHeader w:val="true"/>
+          <w:tblHeader w:val="on"/>
         </w:trPr>
         <w:tc>
           <w:tcPr/>
@@ -4329,7 +4248,7 @@
             <w:r>
               <w:t xml:space="preserve"> </w:t>
             </w:r>
-            <w:hyperlink r:id="rId43">
+            <w:hyperlink r:id="rId32">
               <w:r>
                 <w:rPr>
                   <w:rStyle w:val="VerbatimChar"/>
@@ -4381,7 +4300,7 @@
             <w:r>
               <w:t xml:space="preserve"> </w:t>
             </w:r>
-            <w:hyperlink r:id="rId44">
+            <w:hyperlink r:id="rId33">
               <w:r>
                 <w:rPr>
                   <w:rStyle w:val="VerbatimChar"/>
@@ -4398,7 +4317,7 @@
             <w:r>
               <w:t xml:space="preserve"> </w:t>
             </w:r>
-            <w:hyperlink r:id="rId45">
+            <w:hyperlink r:id="rId34">
               <w:r>
                 <w:rPr>
                   <w:rStyle w:val="VerbatimChar"/>
@@ -4441,7 +4360,7 @@
             <w:r>
               <w:t xml:space="preserve"> </w:t>
             </w:r>
-            <w:hyperlink r:id="rId46">
+            <w:hyperlink r:id="rId35">
               <w:r>
                 <w:rPr>
                   <w:rStyle w:val="VerbatimChar"/>
@@ -4585,8 +4504,8 @@
         <w:t xml:space="preserve">as an Appointment status; it is a participant status. Make confirmation and expiry processing coordinate so an approval cannot race an independent cleanup workflow unnoticed.</w:t>
       </w:r>
     </w:p>
-    <w:bookmarkEnd w:id="47"/>
-    <w:bookmarkStart w:id="49" w:name="Xdef137807eee2820915ca6e2698c878ac10602d"/>
+    <w:bookmarkEnd w:id="36"/>
+    <w:bookmarkStart w:id="38" w:name="Xdef137807eee2820915ca6e2698c878ac10602d"/>
     <w:p>
       <w:pPr>
         <w:pStyle w:val="Heading4"/>
@@ -4663,43 +4582,43 @@
       </w:pPr>
       <w:r>
         <w:rPr>
+          <w:b/>
           <w:bCs/>
-          <w:b/>
         </w:rPr>
         <w:t xml:space="preserve">Questions:</w:t>
       </w:r>
     </w:p>
     <w:p>
       <w:pPr>
+        <w:pStyle w:val="Compact"/>
         <w:numPr>
           <w:ilvl w:val="0"/>
           <w:numId w:val="1013"/>
         </w:numPr>
+      </w:pPr>
+      <w:r>
+        <w:t xml:space="preserve">Is refresh-on-action sufficient, or does the workflow need live updates?</w:t>
+      </w:r>
+    </w:p>
+    <w:p>
+      <w:pPr>
         <w:pStyle w:val="Compact"/>
-      </w:pPr>
-      <w:r>
-        <w:t xml:space="preserve">Is refresh-on-action sufficient, or does the workflow need live updates?</w:t>
-      </w:r>
-    </w:p>
-    <w:p>
-      <w:pPr>
         <w:numPr>
           <w:ilvl w:val="0"/>
           <w:numId w:val="1013"/>
         </w:numPr>
+      </w:pPr>
+      <w:r>
+        <w:t xml:space="preserve">What happens when another user books the last available capacity?</w:t>
+      </w:r>
+    </w:p>
+    <w:p>
+      <w:pPr>
         <w:pStyle w:val="Compact"/>
-      </w:pPr>
-      <w:r>
-        <w:t xml:space="preserve">What happens when another user books the last available capacity?</w:t>
-      </w:r>
-    </w:p>
-    <w:p>
-      <w:pPr>
         <w:numPr>
           <w:ilvl w:val="0"/>
           <w:numId w:val="1013"/>
         </w:numPr>
-        <w:pStyle w:val="Compact"/>
       </w:pPr>
       <w:r>
         <w:t xml:space="preserve">Which exceptions are allowed, who authorizes them, and how are they audited?</w:t>
@@ -4709,9 +4628,8 @@
       <w:tblPr>
         <w:tblStyle w:val="Table"/>
         <w:tblW w:w="9360" w:type="dxa"/>
+        <w:tblLayout w:type="fixed"/>
         <w:tblLook w:firstRow="1" w:lastRow="0" w:firstColumn="0" w:lastColumn="0" w:noHBand="0" w:noVBand="0" w:val="0020"/>
-        <w:jc w:val="start"/>
-        <w:tblLayout w:type="fixed"/>
       </w:tblPr>
       <w:tblGrid>
         <w:gridCol w:w="4621"/>
@@ -4720,7 +4638,7 @@
       <w:tr>
         <w:trPr>
           <w:cantSplit/>
-          <w:tblHeader w:val="true"/>
+          <w:tblHeader w:val="on"/>
         </w:trPr>
         <w:tc>
           <w:tcPr/>
@@ -4805,7 +4723,7 @@
             <w:r>
               <w:t xml:space="preserve"> </w:t>
             </w:r>
-            <w:hyperlink r:id="rId48">
+            <w:hyperlink r:id="rId37">
               <w:r>
                 <w:rPr>
                   <w:rStyle w:val="Hyperlink"/>
@@ -4942,8 +4860,8 @@
         <w:t xml:space="preserve">’s conflict checks. Ensure transaction support is enabled for cross-referencing writes; do not rely on a batch fallback for atomicity.</w:t>
       </w:r>
     </w:p>
-    <w:bookmarkEnd w:id="49"/>
-    <w:bookmarkStart w:id="51" w:name="X37a303b7b9065bee9f98c1e2146ddd765cd8ac4"/>
+    <w:bookmarkEnd w:id="38"/>
+    <w:bookmarkStart w:id="40" w:name="X37a303b7b9065bee9f98c1e2146ddd765cd8ac4"/>
     <w:p>
       <w:pPr>
         <w:pStyle w:val="Heading4"/>
@@ -4966,55 +4884,55 @@
       </w:pPr>
       <w:r>
         <w:rPr>
+          <w:b/>
           <w:bCs/>
-          <w:b/>
         </w:rPr>
         <w:t xml:space="preserve">Questions:</w:t>
       </w:r>
     </w:p>
     <w:p>
       <w:pPr>
+        <w:pStyle w:val="Compact"/>
         <w:numPr>
           <w:ilvl w:val="0"/>
           <w:numId w:val="1014"/>
         </w:numPr>
+      </w:pPr>
+      <w:r>
+        <w:t xml:space="preserve">Who can cancel or move an appointment, and with what notice?</w:t>
+      </w:r>
+    </w:p>
+    <w:p>
+      <w:pPr>
         <w:pStyle w:val="Compact"/>
-      </w:pPr>
-      <w:r>
-        <w:t xml:space="preserve">Who can cancel or move an appointment, and with what notice?</w:t>
-      </w:r>
-    </w:p>
-    <w:p>
-      <w:pPr>
         <w:numPr>
           <w:ilvl w:val="0"/>
           <w:numId w:val="1014"/>
         </w:numPr>
+      </w:pPr>
+      <w:r>
+        <w:t xml:space="preserve">Must rescheduling preserve Appointment identity and downstream references?</w:t>
+      </w:r>
+    </w:p>
+    <w:p>
+      <w:pPr>
         <w:pStyle w:val="Compact"/>
-      </w:pPr>
-      <w:r>
-        <w:t xml:space="preserve">Must rescheduling preserve Appointment identity and downstream references?</w:t>
-      </w:r>
-    </w:p>
-    <w:p>
-      <w:pPr>
         <w:numPr>
           <w:ilvl w:val="0"/>
           <w:numId w:val="1014"/>
         </w:numPr>
+      </w:pPr>
+      <w:r>
+        <w:t xml:space="preserve">Which arrival, no-show, and completion states are needed?</w:t>
+      </w:r>
+    </w:p>
+    <w:p>
+      <w:pPr>
         <w:pStyle w:val="Compact"/>
-      </w:pPr>
-      <w:r>
-        <w:t xml:space="preserve">Which arrival, no-show, and completion states are needed?</w:t>
-      </w:r>
-    </w:p>
-    <w:p>
-      <w:pPr>
         <w:numPr>
           <w:ilvl w:val="0"/>
           <w:numId w:val="1014"/>
         </w:numPr>
-        <w:pStyle w:val="Compact"/>
       </w:pPr>
       <w:r>
         <w:t xml:space="preserve">When is the Encounter created, and who owns that automation?</w:t>
@@ -5024,9 +4942,8 @@
       <w:tblPr>
         <w:tblStyle w:val="Table"/>
         <w:tblW w:w="9360" w:type="dxa"/>
+        <w:tblLayout w:type="fixed"/>
         <w:tblLook w:firstRow="1" w:lastRow="0" w:firstColumn="0" w:lastColumn="0" w:noHBand="0" w:noVBand="0" w:val="0020"/>
-        <w:jc w:val="start"/>
-        <w:tblLayout w:type="fixed"/>
       </w:tblPr>
       <w:tblGrid>
         <w:gridCol w:w="3882"/>
@@ -5035,7 +4952,7 @@
       <w:tr>
         <w:trPr>
           <w:cantSplit/>
-          <w:tblHeader w:val="true"/>
+          <w:tblHeader w:val="on"/>
         </w:trPr>
         <w:tc>
           <w:tcPr/>
@@ -5245,7 +5162,7 @@
             <w:r>
               <w:t xml:space="preserve"> </w:t>
             </w:r>
-            <w:hyperlink r:id="rId50">
+            <w:hyperlink r:id="rId39">
               <w:r>
                 <w:rPr>
                   <w:rStyle w:val="VerbatimChar"/>
@@ -5559,9 +5476,9 @@
         <w:t xml:space="preserve">to reschedule while leaving its Slots behind. Notify dependent systems whenever the time, actors, or status changes.</w:t>
       </w:r>
     </w:p>
-    <w:bookmarkEnd w:id="51"/>
-    <w:bookmarkEnd w:id="52"/>
-    <w:bookmarkStart w:id="60" w:name="conditional-workflows"/>
+    <w:bookmarkEnd w:id="40"/>
+    <w:bookmarkEnd w:id="41"/>
+    <w:bookmarkStart w:id="49" w:name="conditional-workflows"/>
     <w:p>
       <w:pPr>
         <w:pStyle w:val="Heading3"/>
@@ -5570,7 +5487,7 @@
         <w:t xml:space="preserve">Conditional Workflows</w:t>
       </w:r>
     </w:p>
-    <w:bookmarkStart w:id="53" w:name="recurring-appointment-series"/>
+    <w:bookmarkStart w:id="42" w:name="recurring-appointment-series"/>
     <w:p>
       <w:pPr>
         <w:pStyle w:val="Heading4"/>
@@ -5593,55 +5510,55 @@
       </w:pPr>
       <w:r>
         <w:rPr>
+          <w:b/>
           <w:bCs/>
-          <w:b/>
         </w:rPr>
         <w:t xml:space="preserve">Questions:</w:t>
       </w:r>
     </w:p>
     <w:p>
       <w:pPr>
+        <w:pStyle w:val="Compact"/>
         <w:numPr>
           <w:ilvl w:val="0"/>
           <w:numId w:val="1015"/>
         </w:numPr>
+      </w:pPr>
+      <w:r>
+        <w:t xml:space="preserve">Is the series finite, or maintained over a rolling horizon?</w:t>
+      </w:r>
+    </w:p>
+    <w:p>
+      <w:pPr>
         <w:pStyle w:val="Compact"/>
-      </w:pPr>
-      <w:r>
-        <w:t xml:space="preserve">Is the series finite, or maintained over a rolling horizon?</w:t>
-      </w:r>
-    </w:p>
-    <w:p>
-      <w:pPr>
         <w:numPr>
           <w:ilvl w:val="0"/>
           <w:numId w:val="1015"/>
         </w:numPr>
+      </w:pPr>
+      <w:r>
+        <w:t xml:space="preserve">Must every occurrence be available before the series is accepted?</w:t>
+      </w:r>
+    </w:p>
+    <w:p>
+      <w:pPr>
         <w:pStyle w:val="Compact"/>
-      </w:pPr>
-      <w:r>
-        <w:t xml:space="preserve">Must every occurrence be available before the series is accepted?</w:t>
-      </w:r>
-    </w:p>
-    <w:p>
-      <w:pPr>
         <w:numPr>
           <w:ilvl w:val="0"/>
           <w:numId w:val="1015"/>
         </w:numPr>
+      </w:pPr>
+      <w:r>
+        <w:t xml:space="preserve">Can a user change one occurrence, all future occurrences, or the entire series?</w:t>
+      </w:r>
+    </w:p>
+    <w:p>
+      <w:pPr>
         <w:pStyle w:val="Compact"/>
-      </w:pPr>
-      <w:r>
-        <w:t xml:space="preserve">Can a user change one occurrence, all future occurrences, or the entire series?</w:t>
-      </w:r>
-    </w:p>
-    <w:p>
-      <w:pPr>
         <w:numPr>
           <w:ilvl w:val="0"/>
           <w:numId w:val="1015"/>
         </w:numPr>
-        <w:pStyle w:val="Compact"/>
       </w:pPr>
       <w:r>
         <w:t xml:space="preserve">Does recurrence follow local wall-clock time across DST changes?</w:t>
@@ -5651,9 +5568,8 @@
       <w:tblPr>
         <w:tblStyle w:val="Table"/>
         <w:tblW w:w="9360" w:type="dxa"/>
+        <w:tblLayout w:type="fixed"/>
         <w:tblLook w:firstRow="1" w:lastRow="0" w:firstColumn="0" w:lastColumn="0" w:noHBand="0" w:noVBand="0" w:val="0020"/>
-        <w:jc w:val="start"/>
-        <w:tblLayout w:type="fixed"/>
       </w:tblPr>
       <w:tblGrid>
         <w:gridCol w:w="4499"/>
@@ -5662,7 +5578,7 @@
       <w:tr>
         <w:trPr>
           <w:cantSplit/>
-          <w:tblHeader w:val="true"/>
+          <w:tblHeader w:val="on"/>
         </w:trPr>
         <w:tc>
           <w:tcPr/>
@@ -5868,8 +5784,8 @@
         <w:t xml:space="preserve">. Recheck the scheduling API’s supported series behavior before implementing a custom model, since this area is evolving.</w:t>
       </w:r>
     </w:p>
-    <w:bookmarkEnd w:id="53"/>
-    <w:bookmarkStart w:id="54" w:name="waitlists"/>
+    <w:bookmarkEnd w:id="42"/>
+    <w:bookmarkStart w:id="43" w:name="waitlists"/>
     <w:p>
       <w:pPr>
         <w:pStyle w:val="Heading4"/>
@@ -5892,43 +5808,43 @@
       </w:pPr>
       <w:r>
         <w:rPr>
+          <w:b/>
           <w:bCs/>
-          <w:b/>
         </w:rPr>
         <w:t xml:space="preserve">Questions:</w:t>
       </w:r>
     </w:p>
     <w:p>
       <w:pPr>
+        <w:pStyle w:val="Compact"/>
         <w:numPr>
           <w:ilvl w:val="0"/>
           <w:numId w:val="1016"/>
         </w:numPr>
+      </w:pPr>
+      <w:r>
+        <w:t xml:space="preserve">What service, candidates, time range, and preferences does the patient accept?</w:t>
+      </w:r>
+    </w:p>
+    <w:p>
+      <w:pPr>
         <w:pStyle w:val="Compact"/>
-      </w:pPr>
-      <w:r>
-        <w:t xml:space="preserve">What service, candidates, time range, and preferences does the patient accept?</w:t>
-      </w:r>
-    </w:p>
-    <w:p>
-      <w:pPr>
         <w:numPr>
           <w:ilvl w:val="0"/>
           <w:numId w:val="1016"/>
         </w:numPr>
+      </w:pPr>
+      <w:r>
+        <w:t xml:space="preserve">How are priority and fairness determined?</w:t>
+      </w:r>
+    </w:p>
+    <w:p>
+      <w:pPr>
         <w:pStyle w:val="Compact"/>
-      </w:pPr>
-      <w:r>
-        <w:t xml:space="preserve">How are priority and fairness determined?</w:t>
-      </w:r>
-    </w:p>
-    <w:p>
-      <w:pPr>
         <w:numPr>
           <w:ilvl w:val="0"/>
           <w:numId w:val="1016"/>
         </w:numPr>
-        <w:pStyle w:val="Compact"/>
       </w:pPr>
       <w:r>
         <w:t xml:space="preserve">How long is an offer valid, and does it reserve capacity?</w:t>
@@ -5938,9 +5854,8 @@
       <w:tblPr>
         <w:tblStyle w:val="Table"/>
         <w:tblW w:w="9360" w:type="dxa"/>
+        <w:tblLayout w:type="fixed"/>
         <w:tblLook w:firstRow="1" w:lastRow="0" w:firstColumn="0" w:lastColumn="0" w:noHBand="0" w:noVBand="0" w:val="0020"/>
-        <w:jc w:val="start"/>
-        <w:tblLayout w:type="fixed"/>
       </w:tblPr>
       <w:tblGrid>
         <w:gridCol w:w="3648"/>
@@ -5949,7 +5864,7 @@
       <w:tr>
         <w:trPr>
           <w:cantSplit/>
-          <w:tblHeader w:val="true"/>
+          <w:tblHeader w:val="on"/>
         </w:trPr>
         <w:tc>
           <w:tcPr/>
@@ -6120,8 +6035,8 @@
         </w:tc>
       </w:tr>
     </w:tbl>
-    <w:bookmarkEnd w:id="54"/>
-    <w:bookmarkStart w:id="56" w:name="reminders-and-responses"/>
+    <w:bookmarkEnd w:id="43"/>
+    <w:bookmarkStart w:id="45" w:name="reminders-and-responses"/>
     <w:p>
       <w:pPr>
         <w:pStyle w:val="Heading4"/>
@@ -6144,43 +6059,43 @@
       </w:pPr>
       <w:r>
         <w:rPr>
+          <w:b/>
           <w:bCs/>
-          <w:b/>
         </w:rPr>
         <w:t xml:space="preserve">Questions:</w:t>
       </w:r>
     </w:p>
     <w:p>
       <w:pPr>
+        <w:pStyle w:val="Compact"/>
         <w:numPr>
           <w:ilvl w:val="0"/>
           <w:numId w:val="1017"/>
         </w:numPr>
+      </w:pPr>
+      <w:r>
+        <w:t xml:space="preserve">Which channels and timing rules apply, and in whose time zone?</w:t>
+      </w:r>
+    </w:p>
+    <w:p>
+      <w:pPr>
         <w:pStyle w:val="Compact"/>
-      </w:pPr>
-      <w:r>
-        <w:t xml:space="preserve">Which channels and timing rules apply, and in whose time zone?</w:t>
-      </w:r>
-    </w:p>
-    <w:p>
-      <w:pPr>
         <w:numPr>
           <w:ilvl w:val="0"/>
           <w:numId w:val="1017"/>
         </w:numPr>
+      </w:pPr>
+      <w:r>
+        <w:t xml:space="preserve">Can replies acknowledge, cancel, or request a change?</w:t>
+      </w:r>
+    </w:p>
+    <w:p>
+      <w:pPr>
         <w:pStyle w:val="Compact"/>
-      </w:pPr>
-      <w:r>
-        <w:t xml:space="preserve">Can replies acknowledge, cancel, or request a change?</w:t>
-      </w:r>
-    </w:p>
-    <w:p>
-      <w:pPr>
         <w:numPr>
           <w:ilvl w:val="0"/>
           <w:numId w:val="1017"/>
         </w:numPr>
-        <w:pStyle w:val="Compact"/>
       </w:pPr>
       <w:r>
         <w:t xml:space="preserve">How are reminders suppressed after cancellation or rescheduling?</w:t>
@@ -6190,9 +6105,8 @@
       <w:tblPr>
         <w:tblStyle w:val="Table"/>
         <w:tblW w:w="9360" w:type="dxa"/>
+        <w:tblLayout w:type="fixed"/>
         <w:tblLook w:firstRow="1" w:lastRow="0" w:firstColumn="0" w:lastColumn="0" w:noHBand="0" w:noVBand="0" w:val="0020"/>
-        <w:jc w:val="start"/>
-        <w:tblLayout w:type="fixed"/>
       </w:tblPr>
       <w:tblGrid>
         <w:gridCol w:w="3899"/>
@@ -6201,7 +6115,7 @@
       <w:tr>
         <w:trPr>
           <w:cantSplit/>
-          <w:tblHeader w:val="true"/>
+          <w:tblHeader w:val="on"/>
         </w:trPr>
         <w:tc>
           <w:tcPr/>
@@ -6326,7 +6240,7 @@
       <w:r>
         <w:t xml:space="preserve"> </w:t>
       </w:r>
-      <w:hyperlink r:id="rId55">
+      <w:hyperlink r:id="rId44">
         <w:r>
           <w:rPr>
             <w:rStyle w:val="Hyperlink"/>
@@ -6341,8 +6255,8 @@
         <w:t xml:space="preserve">for channel, consent, and delivery design.</w:t>
       </w:r>
     </w:p>
-    <w:bookmarkEnd w:id="56"/>
-    <w:bookmarkStart w:id="57" w:name="telehealth-provisioning"/>
+    <w:bookmarkEnd w:id="45"/>
+    <w:bookmarkStart w:id="46" w:name="telehealth-provisioning"/>
     <w:p>
       <w:pPr>
         <w:pStyle w:val="Heading4"/>
@@ -6377,43 +6291,43 @@
       </w:pPr>
       <w:r>
         <w:rPr>
+          <w:b/>
           <w:bCs/>
-          <w:b/>
         </w:rPr>
         <w:t xml:space="preserve">Questions:</w:t>
       </w:r>
     </w:p>
     <w:p>
       <w:pPr>
+        <w:pStyle w:val="Compact"/>
         <w:numPr>
           <w:ilvl w:val="0"/>
           <w:numId w:val="1018"/>
         </w:numPr>
+      </w:pPr>
+      <w:r>
+        <w:t xml:space="preserve">Is the visit virtual, in-person, or selectable per booking?</w:t>
+      </w:r>
+    </w:p>
+    <w:p>
+      <w:pPr>
         <w:pStyle w:val="Compact"/>
-      </w:pPr>
-      <w:r>
-        <w:t xml:space="preserve">Is the visit virtual, in-person, or selectable per booking?</w:t>
-      </w:r>
-    </w:p>
-    <w:p>
-      <w:pPr>
         <w:numPr>
           <w:ilvl w:val="0"/>
           <w:numId w:val="1018"/>
         </w:numPr>
+      </w:pPr>
+      <w:r>
+        <w:t xml:space="preserve">Is the meeting created at booking, approval, or shortly before the visit?</w:t>
+      </w:r>
+    </w:p>
+    <w:p>
+      <w:pPr>
         <w:pStyle w:val="Compact"/>
-      </w:pPr>
-      <w:r>
-        <w:t xml:space="preserve">Is the meeting created at booking, approval, or shortly before the visit?</w:t>
-      </w:r>
-    </w:p>
-    <w:p>
-      <w:pPr>
         <w:numPr>
           <w:ilvl w:val="0"/>
           <w:numId w:val="1018"/>
         </w:numPr>
-        <w:pStyle w:val="Compact"/>
       </w:pPr>
       <w:r>
         <w:t xml:space="preserve">Who can read the join details, and what happens when the visit changes?</w:t>
@@ -6423,9 +6337,8 @@
       <w:tblPr>
         <w:tblStyle w:val="Table"/>
         <w:tblW w:w="9360" w:type="dxa"/>
+        <w:tblLayout w:type="fixed"/>
         <w:tblLook w:firstRow="1" w:lastRow="0" w:firstColumn="0" w:lastColumn="0" w:noHBand="0" w:noVBand="0" w:val="0020"/>
-        <w:jc w:val="start"/>
-        <w:tblLayout w:type="fixed"/>
       </w:tblPr>
       <w:tblGrid>
         <w:gridCol w:w="4513"/>
@@ -6434,7 +6347,7 @@
       <w:tr>
         <w:trPr>
           <w:cantSplit/>
-          <w:tblHeader w:val="true"/>
+          <w:tblHeader w:val="on"/>
         </w:trPr>
         <w:tc>
           <w:tcPr/>
@@ -6578,8 +6491,8 @@
         </w:tc>
       </w:tr>
     </w:tbl>
-    <w:bookmarkEnd w:id="57"/>
-    <w:bookmarkStart w:id="59" w:name="external-calendar-integration"/>
+    <w:bookmarkEnd w:id="46"/>
+    <w:bookmarkStart w:id="48" w:name="external-calendar-integration"/>
     <w:p>
       <w:pPr>
         <w:pStyle w:val="Heading4"/>
@@ -6602,43 +6515,43 @@
       </w:pPr>
       <w:r>
         <w:rPr>
+          <w:b/>
           <w:bCs/>
-          <w:b/>
         </w:rPr>
         <w:t xml:space="preserve">Questions:</w:t>
       </w:r>
     </w:p>
     <w:p>
       <w:pPr>
+        <w:pStyle w:val="Compact"/>
         <w:numPr>
           <w:ilvl w:val="0"/>
           <w:numId w:val="1019"/>
         </w:numPr>
+      </w:pPr>
+      <w:r>
+        <w:t xml:space="preserve">Is the destination a personal calendar, patient calendar feed, or another clinical scheduler?</w:t>
+      </w:r>
+    </w:p>
+    <w:p>
+      <w:pPr>
         <w:pStyle w:val="Compact"/>
-      </w:pPr>
-      <w:r>
-        <w:t xml:space="preserve">Is the destination a personal calendar, patient calendar feed, or another clinical scheduler?</w:t>
-      </w:r>
-    </w:p>
-    <w:p>
-      <w:pPr>
         <w:numPr>
           <w:ilvl w:val="0"/>
           <w:numId w:val="1019"/>
         </w:numPr>
+      </w:pPr>
+      <w:r>
+        <w:t xml:space="preserve">Do external events block availability, and do edits move Medplum appointments?</w:t>
+      </w:r>
+    </w:p>
+    <w:p>
+      <w:pPr>
         <w:pStyle w:val="Compact"/>
-      </w:pPr>
-      <w:r>
-        <w:t xml:space="preserve">Do external events block availability, and do edits move Medplum appointments?</w:t>
-      </w:r>
-    </w:p>
-    <w:p>
-      <w:pPr>
         <w:numPr>
           <w:ilvl w:val="0"/>
           <w:numId w:val="1019"/>
         </w:numPr>
-        <w:pStyle w:val="Compact"/>
       </w:pPr>
       <w:r>
         <w:t xml:space="preserve">How are cancellations, recurrence exceptions, outages, and reconciliation handled?</w:t>
@@ -6648,9 +6561,8 @@
       <w:tblPr>
         <w:tblStyle w:val="Table"/>
         <w:tblW w:w="9360" w:type="dxa"/>
+        <w:tblLayout w:type="fixed"/>
         <w:tblLook w:firstRow="1" w:lastRow="0" w:firstColumn="0" w:lastColumn="0" w:noHBand="0" w:noVBand="0" w:val="0020"/>
-        <w:jc w:val="start"/>
-        <w:tblLayout w:type="fixed"/>
       </w:tblPr>
       <w:tblGrid>
         <w:gridCol w:w="4315"/>
@@ -6659,7 +6571,7 @@
       <w:tr>
         <w:trPr>
           <w:cantSplit/>
-          <w:tblHeader w:val="true"/>
+          <w:tblHeader w:val="on"/>
         </w:trPr>
         <w:tc>
           <w:tcPr/>
@@ -6828,7 +6740,7 @@
       <w:r>
         <w:t xml:space="preserve"> </w:t>
       </w:r>
-      <w:hyperlink r:id="rId58">
+      <w:hyperlink r:id="rId47">
         <w:r>
           <w:rPr>
             <w:rStyle w:val="Hyperlink"/>
@@ -6843,10 +6755,10 @@
         <w:t xml:space="preserve">when replacing or running alongside another scheduler.</w:t>
       </w:r>
     </w:p>
-    <w:bookmarkEnd w:id="59"/>
-    <w:bookmarkEnd w:id="60"/>
-    <w:bookmarkEnd w:id="61"/>
-    <w:bookmarkStart w:id="64" w:name="reference-implementation"/>
+    <w:bookmarkEnd w:id="48"/>
+    <w:bookmarkEnd w:id="49"/>
+    <w:bookmarkEnd w:id="50"/>
+    <w:bookmarkStart w:id="53" w:name="reference-implementation"/>
     <w:p>
       <w:pPr>
         <w:pStyle w:val="Heading2"/>
@@ -6865,7 +6777,7 @@
       <w:r>
         <w:t xml:space="preserve"> </w:t>
       </w:r>
-      <w:hyperlink r:id="rId62">
+      <w:hyperlink r:id="rId51">
         <w:r>
           <w:rPr>
             <w:rStyle w:val="VerbatimChar"/>
@@ -6879,7 +6791,7 @@
       <w:r>
         <w:t xml:space="preserve"> </w:t>
       </w:r>
-      <w:hyperlink r:id="rId63">
+      <w:hyperlink r:id="rId52">
         <w:r>
           <w:rPr>
             <w:rStyle w:val="Hyperlink"/>
@@ -6891,8 +6803,8 @@
         <w:t xml:space="preserve">.</w:t>
       </w:r>
     </w:p>
-    <w:bookmarkEnd w:id="64"/>
-    <w:bookmarkStart w:id="65" w:name="before-you-implement"/>
+    <w:bookmarkEnd w:id="53"/>
+    <w:bookmarkStart w:id="54" w:name="before-you-implement"/>
     <w:p>
       <w:pPr>
         <w:pStyle w:val="Heading2"/>
@@ -6903,78 +6815,78 @@
     </w:p>
     <w:p>
       <w:pPr>
+        <w:pStyle w:val="Compact"/>
         <w:numPr>
           <w:ilvl w:val="0"/>
           <w:numId w:val="1020"/>
         </w:numPr>
+      </w:pPr>
+      <w:r>
+        <w:t xml:space="preserve">Record the chosen service, actor, availability, and access models, with an owner for each.</w:t>
+      </w:r>
+    </w:p>
+    <w:p>
+      <w:pPr>
         <w:pStyle w:val="Compact"/>
-      </w:pPr>
-      <w:r>
-        <w:t xml:space="preserve">Record the chosen service, actor, availability, and access models, with an owner for each.</w:t>
-      </w:r>
-    </w:p>
-    <w:p>
-      <w:pPr>
         <w:numPr>
           <w:ilvl w:val="0"/>
           <w:numId w:val="1020"/>
         </w:numPr>
+      </w:pPr>
+      <w:r>
+        <w:t xml:space="preserve">Separate server-supported behavior from custom workflows and unresolved product requirements.</w:t>
+      </w:r>
+    </w:p>
+    <w:p>
+      <w:pPr>
         <w:pStyle w:val="Compact"/>
-      </w:pPr>
-      <w:r>
-        <w:t xml:space="preserve">Separate server-supported behavior from custom workflows and unresolved product requirements.</w:t>
-      </w:r>
-    </w:p>
-    <w:p>
-      <w:pPr>
         <w:numPr>
           <w:ilvl w:val="0"/>
           <w:numId w:val="1020"/>
         </w:numPr>
+      </w:pPr>
+      <w:r>
+        <w:t xml:space="preserve">Test booking conflicts, capacity and buffers, time zones, expiry/cancellation races, and denied access using representative user roles.</w:t>
+      </w:r>
+    </w:p>
+    <w:p>
+      <w:pPr>
         <w:pStyle w:val="Compact"/>
-      </w:pPr>
-      <w:r>
-        <w:t xml:space="preserve">Test booking conflicts, capacity and buffers, time zones, expiry/cancellation races, and denied access using representative user roles.</w:t>
-      </w:r>
-    </w:p>
-    <w:p>
-      <w:pPr>
         <w:numPr>
           <w:ilvl w:val="0"/>
           <w:numId w:val="1020"/>
         </w:numPr>
+      </w:pPr>
+      <w:r>
+        <w:t xml:space="preserve">Define recovery for partial series bookings, failed integrations, and ambiguous responses.</w:t>
+      </w:r>
+    </w:p>
+    <w:p>
+      <w:pPr>
         <w:pStyle w:val="Compact"/>
-      </w:pPr>
-      <w:r>
-        <w:t xml:space="preserve">Define recovery for partial series bookings, failed integrations, and ambiguous responses.</w:t>
-      </w:r>
-    </w:p>
-    <w:p>
-      <w:pPr>
         <w:numPr>
           <w:ilvl w:val="0"/>
           <w:numId w:val="1020"/>
         </w:numPr>
+      </w:pPr>
+      <w:r>
+        <w:t xml:space="preserve">Confirm the server/package versions in use and review the scheduling beta changelog before launch or upgrade.</w:t>
+      </w:r>
+    </w:p>
+    <w:p>
+      <w:pPr>
         <w:pStyle w:val="Compact"/>
-      </w:pPr>
-      <w:r>
-        <w:t xml:space="preserve">Confirm the server/package versions in use and review the scheduling beta changelog before launch or upgrade.</w:t>
-      </w:r>
-    </w:p>
-    <w:p>
-      <w:pPr>
         <w:numPr>
           <w:ilvl w:val="0"/>
           <w:numId w:val="1020"/>
         </w:numPr>
-        <w:pStyle w:val="Compact"/>
       </w:pPr>
       <w:r>
         <w:t xml:space="preserve">Assign an owner and acceptance criteria to every Not sure answer and every custom scheduling rule.</w:t>
       </w:r>
     </w:p>
-    <w:bookmarkEnd w:id="65"/>
-    <w:bookmarkEnd w:id="66"/>
+    <w:bookmarkEnd w:id="54"/>
+    <w:bookmarkEnd w:id="55"/>
     <w:sectPr>
       <w:pgSz w:h="15840" w:w="12240"/>
       <w:pgMar w:bottom="1440" w:footer="720" w:gutter="0" w:header="720" w:left="1440" w:right="1440" w:top="1440"/>
@@ -7012,14 +6924,14 @@
 <file path=word/numbering.xml><?xml version="1.0" encoding="utf-8"?>
 <w:numbering xmlns:w="http://schemas.openxmlformats.org/wordprocessingml/2006/main">
   <w:abstractNum w:abstractNumId="990">
-    <w:nsid w:val="A990"/>
+    <w:nsid w:val="0000A990"/>
     <w:multiLevelType w:val="multilevel"/>
     <w:lvl w:ilvl="0">
       <w:numFmt w:val="bullet"/>
       <w:lvlText w:val=" "/>
       <w:lvlJc w:val="left"/>
       <w:pPr>
-        <w:ind w:left="720" w:hanging="480"/>
+        <w:ind w:left="720" w:hanging="360"/>
       </w:pPr>
     </w:lvl>
     <w:lvl w:ilvl="1">
@@ -7027,7 +6939,7 @@
       <w:lvlText w:val=" "/>
       <w:lvlJc w:val="left"/>
       <w:pPr>
-        <w:ind w:left="1440" w:hanging="480"/>
+        <w:ind w:left="1440" w:hanging="360"/>
       </w:pPr>
     </w:lvl>
     <w:lvl w:ilvl="2">
@@ -7035,7 +6947,7 @@
       <w:lvlText w:val=" "/>
       <w:lvlJc w:val="left"/>
       <w:pPr>
-        <w:ind w:left="2160" w:hanging="480"/>
+        <w:ind w:left="2160" w:hanging="360"/>
       </w:pPr>
     </w:lvl>
     <w:lvl w:ilvl="3">
@@ -7043,7 +6955,7 @@
       <w:lvlText w:val=" "/>
       <w:lvlJc w:val="left"/>
       <w:pPr>
-        <w:ind w:left="2880" w:hanging="480"/>
+        <w:ind w:left="2880" w:hanging="360"/>
       </w:pPr>
     </w:lvl>
     <w:lvl w:ilvl="4">
@@ -7051,7 +6963,7 @@
       <w:lvlText w:val=" "/>
       <w:lvlJc w:val="left"/>
       <w:pPr>
-        <w:ind w:left="3600" w:hanging="480"/>
+        <w:ind w:left="3600" w:hanging="360"/>
       </w:pPr>
     </w:lvl>
     <w:lvl w:ilvl="5">
@@ -7059,7 +6971,7 @@
       <w:lvlText w:val=" "/>
       <w:lvlJc w:val="left"/>
       <w:pPr>
-        <w:ind w:left="4320" w:hanging="480"/>
+        <w:ind w:left="4320" w:hanging="360"/>
       </w:pPr>
     </w:lvl>
     <w:lvl w:ilvl="6">
@@ -7067,7 +6979,7 @@
       <w:lvlText w:val=" "/>
       <w:lvlJc w:val="left"/>
       <w:pPr>
-        <w:ind w:left="5040" w:hanging="480"/>
+        <w:ind w:left="5040" w:hanging="360"/>
       </w:pPr>
     </w:lvl>
     <w:lvl w:ilvl="7">
@@ -7075,7 +6987,7 @@
       <w:lvlText w:val=" "/>
       <w:lvlJc w:val="left"/>
       <w:pPr>
-        <w:ind w:left="5760" w:hanging="480"/>
+        <w:ind w:left="5760" w:hanging="360"/>
       </w:pPr>
     </w:lvl>
     <w:lvl w:ilvl="8">
@@ -7083,84 +6995,111 @@
       <w:lvlText w:val=" "/>
       <w:lvlJc w:val="left"/>
       <w:pPr>
-        <w:ind w:left="6480" w:hanging="480"/>
+        <w:ind w:left="6480" w:hanging="360"/>
       </w:pPr>
     </w:lvl>
   </w:abstractNum>
   <w:abstractNum w:abstractNumId="991">
-    <w:nsid w:val="A991"/>
+    <w:nsid w:val="0000A991"/>
     <w:multiLevelType w:val="multilevel"/>
     <w:lvl w:ilvl="0">
       <w:numFmt w:val="bullet"/>
-      <w:lvlText w:val="•"/>
+      <w:lvlText w:val=""/>
       <w:lvlJc w:val="left"/>
       <w:pPr>
-        <w:ind w:left="720" w:hanging="480"/>
-      </w:pPr>
+        <w:ind w:left="720" w:hanging="360"/>
+      </w:pPr>
+      <w:rPr>
+        <w:rFonts w:ascii="Symbol" w:hAnsi="Symbol" w:cs="Symbol" w:hint="default"/>
+      </w:rPr>
     </w:lvl>
     <w:lvl w:ilvl="1">
       <w:numFmt w:val="bullet"/>
-      <w:lvlText w:val="–"/>
+      <w:lvlText w:val="o"/>
       <w:lvlJc w:val="left"/>
       <w:pPr>
-        <w:ind w:left="1440" w:hanging="480"/>
-      </w:pPr>
+        <w:ind w:left="1440" w:hanging="360"/>
+      </w:pPr>
+      <w:rPr>
+        <w:rFonts w:ascii="Courier New" w:hAnsi="Courier New" w:cs="Courier New" w:hint="default"/>
+      </w:rPr>
     </w:lvl>
     <w:lvl w:ilvl="2">
       <w:numFmt w:val="bullet"/>
-      <w:lvlText w:val="•"/>
+      <w:lvlText w:val=""/>
       <w:lvlJc w:val="left"/>
       <w:pPr>
-        <w:ind w:left="2160" w:hanging="480"/>
-      </w:pPr>
+        <w:ind w:left="2160" w:hanging="360"/>
+      </w:pPr>
+      <w:rPr>
+        <w:rFonts w:ascii="Wingdings" w:hAnsi="Wingdings" w:cs="Wingdings" w:hint="default"/>
+      </w:rPr>
     </w:lvl>
     <w:lvl w:ilvl="3">
       <w:numFmt w:val="bullet"/>
-      <w:lvlText w:val="–"/>
+      <w:lvlText w:val=""/>
       <w:lvlJc w:val="left"/>
       <w:pPr>
-        <w:ind w:left="2880" w:hanging="480"/>
-      </w:pPr>
+        <w:ind w:left="2880" w:hanging="360"/>
+      </w:pPr>
+      <w:rPr>
+        <w:rFonts w:ascii="Symbol" w:hAnsi="Symbol" w:cs="Symbol" w:hint="default"/>
+      </w:rPr>
     </w:lvl>
     <w:lvl w:ilvl="4">
       <w:numFmt w:val="bullet"/>
-      <w:lvlText w:val="•"/>
+      <w:lvlText w:val="o"/>
       <w:lvlJc w:val="left"/>
       <w:pPr>
-        <w:ind w:left="3600" w:hanging="480"/>
-      </w:pPr>
+        <w:ind w:left="3600" w:hanging="360"/>
+      </w:pPr>
+      <w:rPr>
+        <w:rFonts w:ascii="Courier New" w:hAnsi="Courier New" w:cs="Courier New" w:hint="default"/>
+      </w:rPr>
     </w:lvl>
     <w:lvl w:ilvl="5">
       <w:numFmt w:val="bullet"/>
-      <w:lvlText w:val="–"/>
+      <w:lvlText w:val=""/>
       <w:lvlJc w:val="left"/>
       <w:pPr>
-        <w:ind w:left="4320" w:hanging="480"/>
-      </w:pPr>
+        <w:ind w:left="4320" w:hanging="360"/>
+      </w:pPr>
+      <w:rPr>
+        <w:rFonts w:ascii="Wingdings" w:hAnsi="Wingdings" w:cs="Wingdings" w:hint="default"/>
+      </w:rPr>
     </w:lvl>
     <w:lvl w:ilvl="6">
       <w:numFmt w:val="bullet"/>
-      <w:lvlText w:val="•"/>
+      <w:lvlText w:val=""/>
       <w:lvlJc w:val="left"/>
       <w:pPr>
-        <w:ind w:left="5040" w:hanging="480"/>
-      </w:pPr>
+        <w:ind w:left="5040" w:hanging="360"/>
+      </w:pPr>
+      <w:rPr>
+        <w:rFonts w:ascii="Symbol" w:hAnsi="Symbol" w:cs="Symbol" w:hint="default"/>
+      </w:rPr>
     </w:lvl>
     <w:lvl w:ilvl="7">
       <w:numFmt w:val="bullet"/>
-      <w:lvlText w:val="–"/>
+      <w:lvlText w:val="o"/>
       <w:lvlJc w:val="left"/>
       <w:pPr>
-        <w:ind w:left="5760" w:hanging="480"/>
-      </w:pPr>
+        <w:ind w:left="5760" w:hanging="360"/>
+      </w:pPr>
+      <w:rPr>
+        <w:rFonts w:ascii="Courier New" w:hAnsi="Courier New" w:cs="Courier New" w:hint="default"/>
+      </w:rPr>
     </w:lvl>
     <w:lvl w:ilvl="8">
       <w:numFmt w:val="bullet"/>
-      <w:lvlText w:val="•"/>
+      <w:lvlText w:val=""/>
       <w:lvlJc w:val="left"/>
       <w:pPr>
-        <w:ind w:left="6480" w:hanging="480"/>
-      </w:pPr>
+        <w:ind w:left="6480" w:hanging="360"/>
+      </w:pPr>
+      <w:rPr>
+        <w:rFonts w:ascii="Wingdings" w:hAnsi="Wingdings" w:cs="Wingdings" w:hint="default"/>
+      </w:rPr>
     </w:lvl>
   </w:abstractNum>
   <w:num w:numId="1000">
@@ -7905,8 +7844,8 @@
     <w:name w:val="KeywordTok"/>
     <w:basedOn w:val="VerbatimChar"/>
     <w:rPr>
+      <w:b/>
       <w:color w:val="007020"/>
-      <w:b/>
     </w:rPr>
   </w:style>
   <w:style w:type="character" w:customStyle="1" w:styleId="DataTypeTok">
@@ -7983,42 +7922,42 @@
     <w:name w:val="ImportTok"/>
     <w:basedOn w:val="VerbatimChar"/>
     <w:rPr>
+      <w:b/>
       <w:color w:val="008000"/>
-      <w:b/>
     </w:rPr>
   </w:style>
   <w:style w:type="character" w:customStyle="1" w:styleId="CommentTok">
     <w:name w:val="CommentTok"/>
     <w:basedOn w:val="VerbatimChar"/>
     <w:rPr>
+      <w:i/>
       <w:color w:val="60a0b0"/>
-      <w:i/>
     </w:rPr>
   </w:style>
   <w:style w:type="character" w:customStyle="1" w:styleId="DocumentationTok">
     <w:name w:val="DocumentationTok"/>
     <w:basedOn w:val="VerbatimChar"/>
     <w:rPr>
+      <w:i/>
       <w:color w:val="ba2121"/>
-      <w:i/>
     </w:rPr>
   </w:style>
   <w:style w:type="character" w:customStyle="1" w:styleId="AnnotationTok">
     <w:name w:val="AnnotationTok"/>
     <w:basedOn w:val="VerbatimChar"/>
     <w:rPr>
-      <w:color w:val="60a0b0"/>
       <w:b/>
       <w:i/>
+      <w:color w:val="60a0b0"/>
     </w:rPr>
   </w:style>
   <w:style w:type="character" w:customStyle="1" w:styleId="CommentVarTok">
     <w:name w:val="CommentVarTok"/>
     <w:basedOn w:val="VerbatimChar"/>
     <w:rPr>
-      <w:color w:val="60a0b0"/>
       <w:b/>
       <w:i/>
+      <w:color w:val="60a0b0"/>
     </w:rPr>
   </w:style>
   <w:style w:type="character" w:customStyle="1" w:styleId="OtherTok">
@@ -8046,8 +7985,8 @@
     <w:name w:val="ControlFlowTok"/>
     <w:basedOn w:val="VerbatimChar"/>
     <w:rPr>
+      <w:b/>
       <w:color w:val="007020"/>
-      <w:b/>
     </w:rPr>
   </w:style>
   <w:style w:type="character" w:customStyle="1" w:styleId="OperatorTok">
@@ -8092,34 +8031,34 @@
     <w:name w:val="InformationTok"/>
     <w:basedOn w:val="VerbatimChar"/>
     <w:rPr>
-      <w:color w:val="60a0b0"/>
       <w:b/>
       <w:i/>
+      <w:color w:val="60a0b0"/>
     </w:rPr>
   </w:style>
   <w:style w:type="character" w:customStyle="1" w:styleId="WarningTok">
     <w:name w:val="WarningTok"/>
     <w:basedOn w:val="VerbatimChar"/>
     <w:rPr>
-      <w:color w:val="60a0b0"/>
       <w:b/>
       <w:i/>
+      <w:color w:val="60a0b0"/>
     </w:rPr>
   </w:style>
   <w:style w:type="character" w:customStyle="1" w:styleId="AlertTok">
     <w:name w:val="AlertTok"/>
     <w:basedOn w:val="VerbatimChar"/>
     <w:rPr>
+      <w:b/>
       <w:color w:val="ff0000"/>
-      <w:b/>
     </w:rPr>
   </w:style>
   <w:style w:type="character" w:customStyle="1" w:styleId="ErrorTok">
     <w:name w:val="ErrorTok"/>
     <w:basedOn w:val="VerbatimChar"/>
     <w:rPr>
+      <w:b/>
       <w:color w:val="ff0000"/>
-      <w:b/>
     </w:rPr>
   </w:style>
   <w:style w:type="character" w:customStyle="1" w:styleId="NormalTok">

--- a/packages/docs/static/decision-guides/scheduling.docx
+++ b/packages/docs/static/decision-guides/scheduling.docx
@@ -11,18 +11,18 @@
           <wp:inline>
             <wp:extent cx="5943600" cy="1289649"/>
             <wp:effectExtent b="0" l="0" r="0" t="0"/>
-            <wp:docPr descr="Medplum" title="" id="10" name="Picture"/>
+            <wp:docPr descr="Medplum" title="" id="21" name="Picture"/>
             <a:graphic>
               <a:graphicData uri="http://schemas.openxmlformats.org/drawingml/2006/picture">
                 <pic:pic>
                   <pic:nvPicPr>
-                    <pic:cNvPr descr="medplum-wordmark-grape.png" id="11" name="Picture"/>
+                    <pic:cNvPr descr="medplum-wordmark-grape.png" id="22" name="Picture"/>
                     <pic:cNvPicPr>
                       <a:picLocks noChangeArrowheads="1" noChangeAspect="1"/>
                     </pic:cNvPicPr>
                   </pic:nvPicPr>
                   <pic:blipFill>
-                    <a:blip r:embed="rId9"/>
+                    <a:blip r:embed="rId20"/>
                     <a:stretch>
                       <a:fillRect/>
                     </a:stretch>
@@ -49,7 +49,7 @@
         </w:drawing>
       </w:r>
     </w:p>
-    <w:bookmarkStart w:id="55" w:name="scheduling-decision-guide"/>
+    <w:bookmarkStart w:id="66" w:name="scheduling-decision-guide"/>
     <w:p>
       <w:pPr>
         <w:pStyle w:val="Heading1"/>
@@ -72,39 +72,39 @@
       </w:pPr>
       <w:r>
         <w:rPr>
+          <w:iCs/>
           <w:i/>
-          <w:iCs/>
         </w:rPr>
         <w:t xml:space="preserve">Companion to the</w:t>
       </w:r>
       <w:r>
         <w:rPr>
+          <w:iCs/>
           <w:i/>
-          <w:iCs/>
         </w:rPr>
         <w:t xml:space="preserve"> </w:t>
       </w:r>
-      <w:hyperlink r:id="rId12">
+      <w:hyperlink r:id="rId23">
         <w:r>
           <w:rPr>
             <w:rStyle w:val="Hyperlink"/>
+            <w:iCs/>
             <w:i/>
-            <w:iCs/>
           </w:rPr>
           <w:t xml:space="preserve">Scheduling</w:t>
         </w:r>
       </w:hyperlink>
       <w:r>
         <w:rPr>
+          <w:iCs/>
           <w:i/>
-          <w:iCs/>
         </w:rPr>
         <w:t xml:space="preserve"> </w:t>
       </w:r>
       <w:r>
         <w:rPr>
+          <w:iCs/>
           <w:i/>
-          <w:iCs/>
         </w:rPr>
         <w:t xml:space="preserve">docs.</w:t>
       </w:r>
@@ -119,7 +119,7 @@
       <w:r>
         <w:t xml:space="preserve"> </w:t>
       </w:r>
-      <w:hyperlink r:id="rId13">
+      <w:hyperlink r:id="rId24">
         <w:r>
           <w:rPr>
             <w:rStyle w:val="Hyperlink"/>
@@ -133,7 +133,7 @@
       <w:r>
         <w:t xml:space="preserve"> </w:t>
       </w:r>
-      <w:hyperlink r:id="rId14">
+      <w:hyperlink r:id="rId25">
         <w:r>
           <w:rPr>
             <w:rStyle w:val="Hyperlink"/>
@@ -155,7 +155,7 @@
         </w:pict>
       </w:r>
     </w:p>
-    <w:bookmarkStart w:id="15" w:name="section-1-use-case-participants"/>
+    <w:bookmarkStart w:id="26" w:name="section-1-use-case-participants"/>
     <w:p>
       <w:pPr>
         <w:pStyle w:val="Heading2"/>
@@ -170,19 +170,19 @@
       </w:pPr>
       <w:r>
         <w:rPr>
+          <w:bCs/>
           <w:b/>
-          <w:bCs/>
         </w:rPr>
         <w:t xml:space="preserve">1.1 Who books, and on whose behalf?</w:t>
       </w:r>
     </w:p>
     <w:p>
       <w:pPr>
-        <w:pStyle w:val="Compact"/>
         <w:numPr>
           <w:ilvl w:val="0"/>
           <w:numId w:val="1001"/>
         </w:numPr>
+        <w:pStyle w:val="Compact"/>
       </w:pPr>
       <w:r>
         <w:t xml:space="preserve">Patient self-service</w:t>
@@ -190,11 +190,11 @@
     </w:p>
     <w:p>
       <w:pPr>
-        <w:pStyle w:val="Compact"/>
         <w:numPr>
           <w:ilvl w:val="0"/>
           <w:numId w:val="1001"/>
         </w:numPr>
+        <w:pStyle w:val="Compact"/>
       </w:pPr>
       <w:r>
         <w:t xml:space="preserve">Staff booking for a patient</w:t>
@@ -202,11 +202,11 @@
     </w:p>
     <w:p>
       <w:pPr>
-        <w:pStyle w:val="Compact"/>
         <w:numPr>
           <w:ilvl w:val="0"/>
           <w:numId w:val="1001"/>
         </w:numPr>
+        <w:pStyle w:val="Compact"/>
       </w:pPr>
       <w:r>
         <w:t xml:space="preserve">Provider managing their own appointments</w:t>
@@ -214,11 +214,11 @@
     </w:p>
     <w:p>
       <w:pPr>
-        <w:pStyle w:val="Compact"/>
         <w:numPr>
           <w:ilvl w:val="0"/>
           <w:numId w:val="1001"/>
         </w:numPr>
+        <w:pStyle w:val="Compact"/>
       </w:pPr>
       <w:r>
         <w:t xml:space="preserve">System or API-driven booking</w:t>
@@ -226,11 +226,11 @@
     </w:p>
     <w:p>
       <w:pPr>
-        <w:pStyle w:val="Compact"/>
         <w:numPr>
           <w:ilvl w:val="0"/>
           <w:numId w:val="1001"/>
         </w:numPr>
+        <w:pStyle w:val="Compact"/>
       </w:pPr>
       <w:r>
         <w:t xml:space="preserve">A combination of these</w:t>
@@ -242,8 +242,8 @@
       </w:pPr>
       <w:r>
         <w:rPr>
+          <w:iCs/>
           <w:i/>
-          <w:iCs/>
         </w:rPr>
         <w:t xml:space="preserve">Why: determines authentication, delegated access, and which users can change availability or make exceptions (3.4, 3.9).</w:t>
       </w:r>
@@ -254,19 +254,19 @@
       </w:pPr>
       <w:r>
         <w:rPr>
+          <w:bCs/>
           <w:b/>
-          <w:bCs/>
         </w:rPr>
         <w:t xml:space="preserve">1.2 What must be available for the appointment?</w:t>
       </w:r>
     </w:p>
     <w:p>
       <w:pPr>
-        <w:pStyle w:val="Compact"/>
         <w:numPr>
           <w:ilvl w:val="0"/>
           <w:numId w:val="1002"/>
         </w:numPr>
+        <w:pStyle w:val="Compact"/>
       </w:pPr>
       <w:r>
         <w:t xml:space="preserve">A clinician only</w:t>
@@ -274,11 +274,11 @@
     </w:p>
     <w:p>
       <w:pPr>
-        <w:pStyle w:val="Compact"/>
         <w:numPr>
           <w:ilvl w:val="0"/>
           <w:numId w:val="1002"/>
         </w:numPr>
+        <w:pStyle w:val="Compact"/>
       </w:pPr>
       <w:r>
         <w:t xml:space="preserve">Several concurrent resources, such as a clinician, room, and device</w:t>
@@ -286,11 +286,11 @@
     </w:p>
     <w:p>
       <w:pPr>
-        <w:pStyle w:val="Compact"/>
         <w:numPr>
           <w:ilvl w:val="0"/>
           <w:numId w:val="1002"/>
         </w:numPr>
+        <w:pStyle w:val="Compact"/>
       </w:pPr>
       <w:r>
         <w:t xml:space="preserve">A room or device without a clinician</w:t>
@@ -298,11 +298,11 @@
     </w:p>
     <w:p>
       <w:pPr>
-        <w:pStyle w:val="Compact"/>
         <w:numPr>
           <w:ilvl w:val="0"/>
           <w:numId w:val="1002"/>
         </w:numPr>
+        <w:pStyle w:val="Compact"/>
       </w:pPr>
       <w:r>
         <w:t xml:space="preserve">A shared resource with capacity greater than one</w:t>
@@ -310,11 +310,11 @@
     </w:p>
     <w:p>
       <w:pPr>
-        <w:pStyle w:val="Compact"/>
         <w:numPr>
           <w:ilvl w:val="0"/>
           <w:numId w:val="1002"/>
         </w:numPr>
+        <w:pStyle w:val="Compact"/>
       </w:pPr>
       <w:r>
         <w:t xml:space="preserve">A group session with several patients</w:t>
@@ -326,8 +326,8 @@
       </w:pPr>
       <w:r>
         <w:rPr>
+          <w:iCs/>
           <w:i/>
-          <w:iCs/>
         </w:rPr>
         <w:t xml:space="preserve">Why: distinguishes multi-resource coordination from capacity and patient-specific workflow decisions (3.2, 3.6, 3.7).</w:t>
       </w:r>
@@ -338,19 +338,19 @@
       </w:pPr>
       <w:r>
         <w:rPr>
+          <w:bCs/>
           <w:b/>
-          <w:bCs/>
         </w:rPr>
         <w:t xml:space="preserve">1.3 Does the patient choose a person, or an eligible pool?</w:t>
       </w:r>
     </w:p>
     <w:p>
       <w:pPr>
-        <w:pStyle w:val="Compact"/>
         <w:numPr>
           <w:ilvl w:val="0"/>
           <w:numId w:val="1003"/>
         </w:numPr>
+        <w:pStyle w:val="Compact"/>
       </w:pPr>
       <w:r>
         <w:t xml:space="preserve">A named practitioner or care team</w:t>
@@ -358,11 +358,11 @@
     </w:p>
     <w:p>
       <w:pPr>
-        <w:pStyle w:val="Compact"/>
         <w:numPr>
           <w:ilvl w:val="0"/>
           <w:numId w:val="1003"/>
         </w:numPr>
+        <w:pStyle w:val="Compact"/>
       </w:pPr>
       <w:r>
         <w:t xml:space="preserve">Any practitioner qualified for the service</w:t>
@@ -370,11 +370,11 @@
     </w:p>
     <w:p>
       <w:pPr>
-        <w:pStyle w:val="Compact"/>
         <w:numPr>
           <w:ilvl w:val="0"/>
           <w:numId w:val="1003"/>
         </w:numPr>
+        <w:pStyle w:val="Compact"/>
       </w:pPr>
       <w:r>
         <w:t xml:space="preserve">First available, subject to preferences</w:t>
@@ -382,11 +382,11 @@
     </w:p>
     <w:p>
       <w:pPr>
-        <w:pStyle w:val="Compact"/>
         <w:numPr>
           <w:ilvl w:val="0"/>
           <w:numId w:val="1003"/>
         </w:numPr>
+        <w:pStyle w:val="Compact"/>
       </w:pPr>
       <w:r>
         <w:t xml:space="preserve">Staff assignment after a request</w:t>
@@ -398,10 +398,52 @@
       </w:pPr>
       <w:r>
         <w:rPr>
+          <w:iCs/>
           <w:i/>
+        </w:rPr>
+        <w:t xml:space="preserve">Why: determines candidate selection, hard eligibility rules, preference ranking, and what</w:t>
+      </w:r>
+      <w:r>
+        <w:rPr>
           <w:iCs/>
+          <w:i/>
         </w:rPr>
-        <w:t xml:space="preserve">Why: determines candidate selection, hard eligibility rules, preference ranking, and what “first available” promises (3.5, 3.6).</w:t>
+        <w:t xml:space="preserve"> </w:t>
+      </w:r>
+      <w:r>
+        <w:rPr>
+          <w:iCs/>
+          <w:i/>
+        </w:rPr>
+        <w:t xml:space="preserve">“</w:t>
+      </w:r>
+      <w:r>
+        <w:rPr>
+          <w:iCs/>
+          <w:i/>
+        </w:rPr>
+        <w:t xml:space="preserve">first available</w:t>
+      </w:r>
+      <w:r>
+        <w:rPr>
+          <w:iCs/>
+          <w:i/>
+        </w:rPr>
+        <w:t xml:space="preserve">”</w:t>
+      </w:r>
+      <w:r>
+        <w:rPr>
+          <w:iCs/>
+          <w:i/>
+        </w:rPr>
+        <w:t xml:space="preserve"> </w:t>
+      </w:r>
+      <w:r>
+        <w:rPr>
+          <w:iCs/>
+          <w:i/>
+        </w:rPr>
+        <w:t xml:space="preserve">promises (3.5, 3.6).</w:t>
       </w:r>
     </w:p>
     <w:p>
@@ -410,19 +452,19 @@
       </w:pPr>
       <w:r>
         <w:rPr>
+          <w:bCs/>
           <w:b/>
-          <w:bCs/>
         </w:rPr>
         <w:t xml:space="preserve">1.4 When is the appointment considered booked?</w:t>
       </w:r>
     </w:p>
     <w:p>
       <w:pPr>
-        <w:pStyle w:val="Compact"/>
         <w:numPr>
           <w:ilvl w:val="0"/>
           <w:numId w:val="1004"/>
         </w:numPr>
+        <w:pStyle w:val="Compact"/>
       </w:pPr>
       <w:r>
         <w:t xml:space="preserve">Immediately after the time is selected</w:t>
@@ -430,11 +472,11 @@
     </w:p>
     <w:p>
       <w:pPr>
-        <w:pStyle w:val="Compact"/>
         <w:numPr>
           <w:ilvl w:val="0"/>
           <w:numId w:val="1004"/>
         </w:numPr>
+        <w:pStyle w:val="Compact"/>
       </w:pPr>
       <w:r>
         <w:t xml:space="preserve">After the patient completes another step</w:t>
@@ -442,11 +484,11 @@
     </w:p>
     <w:p>
       <w:pPr>
-        <w:pStyle w:val="Compact"/>
         <w:numPr>
           <w:ilvl w:val="0"/>
           <w:numId w:val="1004"/>
         </w:numPr>
+        <w:pStyle w:val="Compact"/>
       </w:pPr>
       <w:r>
         <w:t xml:space="preserve">After staff approval or authorization review</w:t>
@@ -454,11 +496,11 @@
     </w:p>
     <w:p>
       <w:pPr>
-        <w:pStyle w:val="Compact"/>
         <w:numPr>
           <w:ilvl w:val="0"/>
           <w:numId w:val="1004"/>
         </w:numPr>
+        <w:pStyle w:val="Compact"/>
       </w:pPr>
       <w:r>
         <w:t xml:space="preserve">After required participants respond</w:t>
@@ -470,8 +512,8 @@
       </w:pPr>
       <w:r>
         <w:rPr>
+          <w:iCs/>
           <w:i/>
-          <w:iCs/>
         </w:rPr>
         <w:t xml:space="preserve">Why: determines whether to book immediately, reserve time with a hold, or keep a request without consuming capacity (3.8).</w:t>
       </w:r>
@@ -482,8 +524,8 @@
       </w:pPr>
       <w:r>
         <w:rPr>
+          <w:bCs/>
           <w:b/>
-          <w:bCs/>
         </w:rPr>
         <w:t xml:space="preserve">1.5 Is Medplum replacing a scheduler, or working alongside one?</w:t>
       </w:r>
@@ -502,39 +544,39 @@
       </w:pPr>
       <w:r>
         <w:rPr>
+          <w:iCs/>
           <w:i/>
-          <w:iCs/>
         </w:rPr>
         <w:t xml:space="preserve">Why: coexistence needs an explicit write authority and reconciliation policy. Existing scheduling data may also require a</w:t>
       </w:r>
       <w:r>
         <w:rPr>
+          <w:iCs/>
           <w:i/>
-          <w:iCs/>
         </w:rPr>
         <w:t xml:space="preserve"> </w:t>
       </w:r>
-      <w:hyperlink r:id="rId14">
+      <w:hyperlink r:id="rId25">
         <w:r>
           <w:rPr>
             <w:rStyle w:val="Hyperlink"/>
+            <w:iCs/>
             <w:i/>
-            <w:iCs/>
           </w:rPr>
           <w:t xml:space="preserve">beta migration</w:t>
         </w:r>
       </w:hyperlink>
       <w:r>
         <w:rPr>
+          <w:iCs/>
           <w:i/>
-          <w:iCs/>
         </w:rPr>
         <w:t xml:space="preserve"> </w:t>
       </w:r>
       <w:r>
         <w:rPr>
+          <w:iCs/>
           <w:i/>
-          <w:iCs/>
         </w:rPr>
         <w:t xml:space="preserve">(3.15).</w:t>
       </w:r>
@@ -545,8 +587,8 @@
       </w:pPr>
       <w:r>
         <w:rPr>
+          <w:bCs/>
           <w:b/>
-          <w:bCs/>
         </w:rPr>
         <w:t xml:space="preserve">1.6 Who maintains the scheduling configuration?</w:t>
       </w:r>
@@ -565,8 +607,8 @@
       </w:pPr>
       <w:r>
         <w:rPr>
+          <w:iCs/>
           <w:i/>
-          <w:iCs/>
         </w:rPr>
         <w:t xml:space="preserve">Why: identifies configuration owners, administrative permissions, and change-management requirements (3.1–3.4).</w:t>
       </w:r>
@@ -578,8 +620,8 @@
         </w:pict>
       </w:r>
     </w:p>
-    <w:bookmarkEnd w:id="15"/>
-    <w:bookmarkStart w:id="16" w:name="section-2-feature-scoping"/>
+    <w:bookmarkEnd w:id="26"/>
+    <w:bookmarkStart w:id="27" w:name="section-2-feature-scoping"/>
     <w:p>
       <w:pPr>
         <w:pStyle w:val="Heading2"/>
@@ -608,8 +650,9 @@
       <w:tblPr>
         <w:tblStyle w:val="Table"/>
         <w:tblW w:w="9360" w:type="dxa"/>
+        <w:tblLook w:firstRow="1" w:lastRow="0" w:firstColumn="0" w:lastColumn="0" w:noHBand="0" w:noVBand="0" w:val="0020"/>
+        <w:jc w:val="start"/>
         <w:tblLayout w:type="fixed"/>
-        <w:tblLook w:firstRow="1" w:lastRow="0" w:firstColumn="0" w:lastColumn="0" w:noHBand="0" w:noVBand="0" w:val="0020"/>
       </w:tblPr>
       <w:tblGrid>
         <w:gridCol w:w="6343"/>
@@ -619,7 +662,7 @@
       <w:tr>
         <w:trPr>
           <w:cantSplit/>
-          <w:tblHeader w:val="on"/>
+          <w:tblHeader w:val="true"/>
         </w:trPr>
         <w:tc>
           <w:tcPr/>
@@ -1324,8 +1367,8 @@
         </w:pict>
       </w:r>
     </w:p>
-    <w:bookmarkEnd w:id="16"/>
-    <w:bookmarkStart w:id="50" w:name="section-3-feature-deep-dives"/>
+    <w:bookmarkEnd w:id="27"/>
+    <w:bookmarkStart w:id="61" w:name="section-3-feature-deep-dives"/>
     <w:p>
       <w:pPr>
         <w:pStyle w:val="Heading2"/>
@@ -1346,8 +1389,9 @@
       <w:tblPr>
         <w:tblStyle w:val="Table"/>
         <w:tblW w:w="9360" w:type="dxa"/>
+        <w:tblLook w:firstRow="1" w:lastRow="0" w:firstColumn="0" w:lastColumn="0" w:noHBand="0" w:noVBand="0" w:val="0020"/>
+        <w:jc w:val="start"/>
         <w:tblLayout w:type="fixed"/>
-        <w:tblLook w:firstRow="1" w:lastRow="0" w:firstColumn="0" w:lastColumn="0" w:noHBand="0" w:noVBand="0" w:val="0020"/>
       </w:tblPr>
       <w:tblGrid>
         <w:gridCol w:w="3536"/>
@@ -1357,7 +1401,7 @@
       <w:tr>
         <w:trPr>
           <w:cantSplit/>
-          <w:tblHeader w:val="on"/>
+          <w:tblHeader w:val="true"/>
         </w:trPr>
         <w:tc>
           <w:tcPr/>
@@ -1561,7 +1605,7 @@
         </w:tc>
       </w:tr>
     </w:tbl>
-    <w:bookmarkStart w:id="24" w:name="foundations"/>
+    <w:bookmarkStart w:id="35" w:name="foundations"/>
     <w:p>
       <w:pPr>
         <w:pStyle w:val="Heading3"/>
@@ -1570,7 +1614,7 @@
         <w:t xml:space="preserve">Foundations</w:t>
       </w:r>
     </w:p>
-    <w:bookmarkStart w:id="18" w:name="visit-types-and-parameter-ownership"/>
+    <w:bookmarkStart w:id="29" w:name="visit-types-and-parameter-ownership"/>
     <w:p>
       <w:pPr>
         <w:pStyle w:val="Heading4"/>
@@ -1634,7 +1678,7 @@
       <w:r>
         <w:t xml:space="preserve"> </w:t>
       </w:r>
-      <w:hyperlink r:id="rId17">
+      <w:hyperlink r:id="rId28">
         <w:r>
           <w:rPr>
             <w:rStyle w:val="Hyperlink"/>
@@ -1652,19 +1696,19 @@
       </w:pPr>
       <w:r>
         <w:rPr>
+          <w:bCs/>
           <w:b/>
-          <w:bCs/>
         </w:rPr>
         <w:t xml:space="preserve">Questions:</w:t>
       </w:r>
     </w:p>
     <w:p>
       <w:pPr>
-        <w:pStyle w:val="Compact"/>
         <w:numPr>
           <w:ilvl w:val="0"/>
           <w:numId w:val="1005"/>
         </w:numPr>
+        <w:pStyle w:val="Compact"/>
       </w:pPr>
       <w:r>
         <w:t xml:space="preserve">What distinguishes one visit type from another?</w:t>
@@ -1672,11 +1716,11 @@
     </w:p>
     <w:p>
       <w:pPr>
-        <w:pStyle w:val="Compact"/>
         <w:numPr>
           <w:ilvl w:val="0"/>
           <w:numId w:val="1005"/>
         </w:numPr>
+        <w:pStyle w:val="Compact"/>
       </w:pPr>
       <w:r>
         <w:t xml:space="preserve">Which duration, start-time grid, buffers, and capacity settings are shared?</w:t>
@@ -1684,11 +1728,11 @@
     </w:p>
     <w:p>
       <w:pPr>
-        <w:pStyle w:val="Compact"/>
         <w:numPr>
           <w:ilvl w:val="0"/>
           <w:numId w:val="1005"/>
         </w:numPr>
+        <w:pStyle w:val="Compact"/>
       </w:pPr>
       <w:r>
         <w:t xml:space="preserve">Which actors or sites need different settings, and who can change them?</w:t>
@@ -1698,8 +1742,9 @@
       <w:tblPr>
         <w:tblStyle w:val="Table"/>
         <w:tblW w:w="9360" w:type="dxa"/>
+        <w:tblLook w:firstRow="1" w:lastRow="0" w:firstColumn="0" w:lastColumn="0" w:noHBand="0" w:noVBand="0" w:val="0020"/>
+        <w:jc w:val="start"/>
         <w:tblLayout w:type="fixed"/>
-        <w:tblLook w:firstRow="1" w:lastRow="0" w:firstColumn="0" w:lastColumn="0" w:noHBand="0" w:noVBand="0" w:val="0020"/>
       </w:tblPr>
       <w:tblGrid>
         <w:gridCol w:w="4213"/>
@@ -1708,7 +1753,7 @@
       <w:tr>
         <w:trPr>
           <w:cantSplit/>
-          <w:tblHeader w:val="on"/>
+          <w:tblHeader w:val="true"/>
         </w:trPr>
         <w:tc>
           <w:tcPr/>
@@ -1926,8 +1971,8 @@
       </w:pPr>
       <w:r>
         <w:rPr>
+          <w:bCs/>
           <w:b/>
-          <w:bCs/>
         </w:rPr>
         <w:t xml:space="preserve">Reference matching matters:</w:t>
       </w:r>
@@ -1962,8 +2007,8 @@
         <w:t xml:space="preserve">sub-extension. A matching code alone does not establish these links, and an override without a service pointer is ignored.</w:t>
       </w:r>
     </w:p>
-    <w:bookmarkEnd w:id="18"/>
-    <w:bookmarkStart w:id="19" w:name="actors-and-schedule-modeling"/>
+    <w:bookmarkEnd w:id="29"/>
+    <w:bookmarkStart w:id="30" w:name="actors-and-schedule-modeling"/>
     <w:p>
       <w:pPr>
         <w:pStyle w:val="Heading4"/>
@@ -1986,19 +2031,19 @@
       </w:pPr>
       <w:r>
         <w:rPr>
+          <w:bCs/>
           <w:b/>
-          <w:bCs/>
         </w:rPr>
         <w:t xml:space="preserve">Questions:</w:t>
       </w:r>
     </w:p>
     <w:p>
       <w:pPr>
-        <w:pStyle w:val="Compact"/>
         <w:numPr>
           <w:ilvl w:val="0"/>
           <w:numId w:val="1006"/>
         </w:numPr>
+        <w:pStyle w:val="Compact"/>
       </w:pPr>
       <w:r>
         <w:t xml:space="preserve">Which practitioners, rooms, and devices must be reserved?</w:t>
@@ -2006,11 +2051,11 @@
     </w:p>
     <w:p>
       <w:pPr>
-        <w:pStyle w:val="Compact"/>
         <w:numPr>
           <w:ilvl w:val="0"/>
           <w:numId w:val="1006"/>
         </w:numPr>
+        <w:pStyle w:val="Compact"/>
       </w:pPr>
       <w:r>
         <w:t xml:space="preserve">Is a Location a bookable resource, a site of service, or a jurisdiction?</w:t>
@@ -2018,11 +2063,11 @@
     </w:p>
     <w:p>
       <w:pPr>
-        <w:pStyle w:val="Compact"/>
         <w:numPr>
           <w:ilvl w:val="0"/>
           <w:numId w:val="1006"/>
         </w:numPr>
+        <w:pStyle w:val="Compact"/>
       </w:pPr>
       <w:r>
         <w:t xml:space="preserve">Are resource requirements simultaneous, or different phases of a procedure?</w:t>
@@ -2032,8 +2077,9 @@
       <w:tblPr>
         <w:tblStyle w:val="Table"/>
         <w:tblW w:w="9360" w:type="dxa"/>
+        <w:tblLook w:firstRow="1" w:lastRow="0" w:firstColumn="0" w:lastColumn="0" w:noHBand="0" w:noVBand="0" w:val="0020"/>
+        <w:jc w:val="start"/>
         <w:tblLayout w:type="fixed"/>
-        <w:tblLook w:firstRow="1" w:lastRow="0" w:firstColumn="0" w:lastColumn="0" w:noHBand="0" w:noVBand="0" w:val="0020"/>
       </w:tblPr>
       <w:tblGrid>
         <w:gridCol w:w="3999"/>
@@ -2042,7 +2088,7 @@
       <w:tr>
         <w:trPr>
           <w:cantSplit/>
-          <w:tblHeader w:val="on"/>
+          <w:tblHeader w:val="true"/>
         </w:trPr>
         <w:tc>
           <w:tcPr/>
@@ -2298,8 +2344,8 @@
         </w:tc>
       </w:tr>
     </w:tbl>
-    <w:bookmarkEnd w:id="19"/>
-    <w:bookmarkStart w:id="20" w:name="availability-time-zones-and-blocks"/>
+    <w:bookmarkEnd w:id="30"/>
+    <w:bookmarkStart w:id="31" w:name="availability-time-zones-and-blocks"/>
     <w:p>
       <w:pPr>
         <w:pStyle w:val="Heading4"/>
@@ -2322,19 +2368,19 @@
       </w:pPr>
       <w:r>
         <w:rPr>
+          <w:bCs/>
           <w:b/>
-          <w:bCs/>
         </w:rPr>
         <w:t xml:space="preserve">Questions:</w:t>
       </w:r>
     </w:p>
     <w:p>
       <w:pPr>
-        <w:pStyle w:val="Compact"/>
         <w:numPr>
           <w:ilvl w:val="0"/>
           <w:numId w:val="1007"/>
         </w:numPr>
+        <w:pStyle w:val="Compact"/>
       </w:pPr>
       <w:r>
         <w:t xml:space="preserve">Are weekly hours shared, actor-specific, or service-specific?</w:t>
@@ -2342,11 +2388,11 @@
     </w:p>
     <w:p>
       <w:pPr>
-        <w:pStyle w:val="Compact"/>
         <w:numPr>
           <w:ilvl w:val="0"/>
           <w:numId w:val="1007"/>
         </w:numPr>
+        <w:pStyle w:val="Compact"/>
       </w:pPr>
       <w:r>
         <w:t xml:space="preserve">Which time zone defines local hours and which defines the start-time grid?</w:t>
@@ -2354,11 +2400,11 @@
     </w:p>
     <w:p>
       <w:pPr>
-        <w:pStyle w:val="Compact"/>
         <w:numPr>
           <w:ilvl w:val="0"/>
           <w:numId w:val="1007"/>
         </w:numPr>
+        <w:pStyle w:val="Compact"/>
       </w:pPr>
       <w:r>
         <w:t xml:space="preserve">What are the maximum booking horizon, minimum notice, and exception rules?</w:t>
@@ -2366,11 +2412,11 @@
     </w:p>
     <w:p>
       <w:pPr>
-        <w:pStyle w:val="Compact"/>
         <w:numPr>
           <w:ilvl w:val="0"/>
           <w:numId w:val="1007"/>
         </w:numPr>
+        <w:pStyle w:val="Compact"/>
       </w:pPr>
       <w:r>
         <w:t xml:space="preserve">Who enters closures, and what happens to appointments already booked?</w:t>
@@ -2380,8 +2426,9 @@
       <w:tblPr>
         <w:tblStyle w:val="Table"/>
         <w:tblW w:w="9360" w:type="dxa"/>
+        <w:tblLook w:firstRow="1" w:lastRow="0" w:firstColumn="0" w:lastColumn="0" w:noHBand="0" w:noVBand="0" w:val="0020"/>
+        <w:jc w:val="start"/>
         <w:tblLayout w:type="fixed"/>
-        <w:tblLook w:firstRow="1" w:lastRow="0" w:firstColumn="0" w:lastColumn="0" w:noHBand="0" w:noVBand="0" w:val="0020"/>
       </w:tblPr>
       <w:tblGrid>
         <w:gridCol w:w="4342"/>
@@ -2390,7 +2437,7 @@
       <w:tr>
         <w:trPr>
           <w:cantSplit/>
-          <w:tblHeader w:val="on"/>
+          <w:tblHeader w:val="true"/>
         </w:trPr>
         <w:tc>
           <w:tcPr/>
@@ -2761,8 +2808,8 @@
       </w:pPr>
       <w:r>
         <w:rPr>
+          <w:bCs/>
           <w:b/>
-          <w:bCs/>
         </w:rPr>
         <w:t xml:space="preserve">Defaults need explicit review:</w:t>
       </w:r>
@@ -2788,8 +2835,8 @@
         <w:t xml:space="preserve">is not currently processed; use blocked Slots for exceptions. A new block does not itself resolve existing appointments, so define the notification and rescheduling workflow.</w:t>
       </w:r>
     </w:p>
-    <w:bookmarkEnd w:id="20"/>
-    <w:bookmarkStart w:id="23" w:name="access-and-delegated-administration"/>
+    <w:bookmarkEnd w:id="31"/>
+    <w:bookmarkStart w:id="34" w:name="access-and-delegated-administration"/>
     <w:p>
       <w:pPr>
         <w:pStyle w:val="Heading4"/>
@@ -2808,7 +2855,7 @@
       <w:r>
         <w:t xml:space="preserve"> </w:t>
       </w:r>
-      <w:hyperlink r:id="rId21">
+      <w:hyperlink r:id="rId32">
         <w:r>
           <w:rPr>
             <w:rStyle w:val="Hyperlink"/>
@@ -2825,7 +2872,7 @@
       <w:r>
         <w:t xml:space="preserve"> </w:t>
       </w:r>
-      <w:hyperlink r:id="rId22">
+      <w:hyperlink r:id="rId33">
         <w:r>
           <w:rPr>
             <w:rStyle w:val="Hyperlink"/>
@@ -2846,19 +2893,19 @@
       </w:pPr>
       <w:r>
         <w:rPr>
+          <w:bCs/>
           <w:b/>
-          <w:bCs/>
         </w:rPr>
         <w:t xml:space="preserve">Questions:</w:t>
       </w:r>
     </w:p>
     <w:p>
       <w:pPr>
-        <w:pStyle w:val="Compact"/>
         <w:numPr>
           <w:ilvl w:val="0"/>
           <w:numId w:val="1008"/>
         </w:numPr>
+        <w:pStyle w:val="Compact"/>
       </w:pPr>
       <w:r>
         <w:t xml:space="preserve">Can patients discover availability without reading other patients’ appointments?</w:t>
@@ -2866,11 +2913,11 @@
     </w:p>
     <w:p>
       <w:pPr>
-        <w:pStyle w:val="Compact"/>
         <w:numPr>
           <w:ilvl w:val="0"/>
           <w:numId w:val="1008"/>
         </w:numPr>
+        <w:pStyle w:val="Compact"/>
       </w:pPr>
       <w:r>
         <w:t xml:space="preserve">Which staff can book or cancel for which patients and organizations?</w:t>
@@ -2878,11 +2925,11 @@
     </w:p>
     <w:p>
       <w:pPr>
-        <w:pStyle w:val="Compact"/>
         <w:numPr>
           <w:ilvl w:val="0"/>
           <w:numId w:val="1008"/>
         </w:numPr>
+        <w:pStyle w:val="Compact"/>
       </w:pPr>
       <w:r>
         <w:t xml:space="preserve">Who can change shared defaults, provider hours, or blocked time?</w:t>
@@ -2892,8 +2939,9 @@
       <w:tblPr>
         <w:tblStyle w:val="Table"/>
         <w:tblW w:w="9360" w:type="dxa"/>
+        <w:tblLook w:firstRow="1" w:lastRow="0" w:firstColumn="0" w:lastColumn="0" w:noHBand="0" w:noVBand="0" w:val="0020"/>
+        <w:jc w:val="start"/>
         <w:tblLayout w:type="fixed"/>
-        <w:tblLook w:firstRow="1" w:lastRow="0" w:firstColumn="0" w:lastColumn="0" w:noHBand="0" w:noVBand="0" w:val="0020"/>
       </w:tblPr>
       <w:tblGrid>
         <w:gridCol w:w="4638"/>
@@ -2902,7 +2950,7 @@
       <w:tr>
         <w:trPr>
           <w:cantSplit/>
-          <w:tblHeader w:val="on"/>
+          <w:tblHeader w:val="true"/>
         </w:trPr>
         <w:tc>
           <w:tcPr/>
@@ -3098,9 +3146,9 @@
         <w:t xml:space="preserve">Candidate filtering and hidden UI controls are not authorization. Do not assume permissions on a Schedule automatically confer the intended permissions on its Slots or Appointments. A post-write Subscription Bot can trigger follow-up work, but cannot serve as a pre-commit rejection of the original write.</w:t>
       </w:r>
     </w:p>
-    <w:bookmarkEnd w:id="23"/>
-    <w:bookmarkEnd w:id="24"/>
-    <w:bookmarkStart w:id="29" w:name="finding-an-appointment"/>
+    <w:bookmarkEnd w:id="34"/>
+    <w:bookmarkEnd w:id="35"/>
+    <w:bookmarkStart w:id="40" w:name="finding-an-appointment"/>
     <w:p>
       <w:pPr>
         <w:pStyle w:val="Heading3"/>
@@ -3109,7 +3157,7 @@
         <w:t xml:space="preserve">Finding an Appointment</w:t>
       </w:r>
     </w:p>
-    <w:bookmarkStart w:id="26" w:name="X79a8cc13dcd75c0431a377eb1611debcf8d835c"/>
+    <w:bookmarkStart w:id="37" w:name="X79a8cc13dcd75c0431a377eb1611debcf8d835c"/>
     <w:p>
       <w:pPr>
         <w:pStyle w:val="Heading4"/>
@@ -3128,7 +3176,7 @@
       <w:r>
         <w:t xml:space="preserve"> </w:t>
       </w:r>
-      <w:hyperlink r:id="rId25">
+      <w:hyperlink r:id="rId36">
         <w:r>
           <w:rPr>
             <w:rStyle w:val="Hyperlink"/>
@@ -3146,19 +3194,19 @@
       </w:pPr>
       <w:r>
         <w:rPr>
+          <w:bCs/>
           <w:b/>
-          <w:bCs/>
         </w:rPr>
         <w:t xml:space="preserve">Questions:</w:t>
       </w:r>
     </w:p>
     <w:p>
       <w:pPr>
-        <w:pStyle w:val="Compact"/>
         <w:numPr>
           <w:ilvl w:val="0"/>
           <w:numId w:val="1009"/>
         </w:numPr>
+        <w:pStyle w:val="Compact"/>
       </w:pPr>
       <w:r>
         <w:t xml:space="preserve">Is the request for a specific practitioner, a class of practitioners, or any eligible practitioner?</w:t>
@@ -3166,11 +3214,11 @@
     </w:p>
     <w:p>
       <w:pPr>
-        <w:pStyle w:val="Compact"/>
         <w:numPr>
           <w:ilvl w:val="0"/>
           <w:numId w:val="1009"/>
         </w:numPr>
+        <w:pStyle w:val="Compact"/>
       </w:pPr>
       <w:r>
         <w:t xml:space="preserve">Which requirements are hard constraints, and which preferences can be relaxed with patient agreement?</w:t>
@@ -3178,11 +3226,11 @@
     </w:p>
     <w:p>
       <w:pPr>
-        <w:pStyle w:val="Compact"/>
         <w:numPr>
           <w:ilvl w:val="0"/>
           <w:numId w:val="1009"/>
         </w:numPr>
+        <w:pStyle w:val="Compact"/>
       </w:pPr>
       <w:r>
         <w:t xml:space="preserve">Are language, practitioner gender, continuity, location, or day/time preferences relevant?</w:t>
@@ -3190,23 +3238,41 @@
     </w:p>
     <w:p>
       <w:pPr>
-        <w:pStyle w:val="Compact"/>
         <w:numPr>
           <w:ilvl w:val="0"/>
           <w:numId w:val="1009"/>
         </w:numPr>
-      </w:pPr>
-      <w:r>
-        <w:t xml:space="preserve">Does “first available” mean earliest overall, earliest preferred, or earliest within a bounded search?</w:t>
-      </w:r>
-    </w:p>
-    <w:p>
-      <w:pPr>
         <w:pStyle w:val="Compact"/>
+      </w:pPr>
+      <w:r>
+        <w:t xml:space="preserve">Does</w:t>
+      </w:r>
+      <w:r>
+        <w:t xml:space="preserve"> </w:t>
+      </w:r>
+      <w:r>
+        <w:t xml:space="preserve">“</w:t>
+      </w:r>
+      <w:r>
+        <w:t xml:space="preserve">first available</w:t>
+      </w:r>
+      <w:r>
+        <w:t xml:space="preserve">”</w:t>
+      </w:r>
+      <w:r>
+        <w:t xml:space="preserve"> </w:t>
+      </w:r>
+      <w:r>
+        <w:t xml:space="preserve">mean earliest overall, earliest preferred, or earliest within a bounded search?</w:t>
+      </w:r>
+    </w:p>
+    <w:p>
+      <w:pPr>
         <w:numPr>
           <w:ilvl w:val="0"/>
           <w:numId w:val="1009"/>
         </w:numPr>
+        <w:pStyle w:val="Compact"/>
       </w:pPr>
       <w:r>
         <w:t xml:space="preserve">How are equally suitable options selected, and what happens when some searches fail?</w:t>
@@ -3216,8 +3282,9 @@
       <w:tblPr>
         <w:tblStyle w:val="Table"/>
         <w:tblW w:w="9360" w:type="dxa"/>
+        <w:tblLook w:firstRow="1" w:lastRow="0" w:firstColumn="0" w:lastColumn="0" w:noHBand="0" w:noVBand="0" w:val="0020"/>
+        <w:jc w:val="start"/>
         <w:tblLayout w:type="fixed"/>
-        <w:tblLook w:firstRow="1" w:lastRow="0" w:firstColumn="0" w:lastColumn="0" w:noHBand="0" w:noVBand="0" w:val="0020"/>
       </w:tblPr>
       <w:tblGrid>
         <w:gridCol w:w="4265"/>
@@ -3226,7 +3293,7 @@
       <w:tr>
         <w:trPr>
           <w:cantSplit/>
-          <w:tblHeader w:val="on"/>
+          <w:tblHeader w:val="true"/>
         </w:trPr>
         <w:tc>
           <w:tcPr/>
@@ -3434,7 +3501,25 @@
               <w:jc w:val="left"/>
             </w:pPr>
             <w:r>
-              <w:t xml:space="preserve">Distinguish “no availability” from an incomplete or failed search. Do not claim globally earliest availability when only part of the candidate set was searched.</w:t>
+              <w:t xml:space="preserve">Distinguish</w:t>
+            </w:r>
+            <w:r>
+              <w:t xml:space="preserve"> </w:t>
+            </w:r>
+            <w:r>
+              <w:t xml:space="preserve">“</w:t>
+            </w:r>
+            <w:r>
+              <w:t xml:space="preserve">no availability</w:t>
+            </w:r>
+            <w:r>
+              <w:t xml:space="preserve">”</w:t>
+            </w:r>
+            <w:r>
+              <w:t xml:space="preserve"> </w:t>
+            </w:r>
+            <w:r>
+              <w:t xml:space="preserve">from an incomplete or failed search. Do not claim globally earliest availability when only part of the candidate set was searched.</w:t>
             </w:r>
           </w:p>
         </w:tc>
@@ -3457,8 +3542,8 @@
         <w:t xml:space="preserve">accepts explicit Schedules, not a patient-preference or ranking specification. Its search window is limited to 31 days per request; larger horizons require multiple requests. Result limits and candidate-combination limits must also be considered when defining first-available behavior.</w:t>
       </w:r>
     </w:p>
-    <w:bookmarkEnd w:id="26"/>
-    <w:bookmarkStart w:id="28" w:name="multi-resource-combinations"/>
+    <w:bookmarkEnd w:id="37"/>
+    <w:bookmarkStart w:id="39" w:name="multi-resource-combinations"/>
     <w:p>
       <w:pPr>
         <w:pStyle w:val="Heading4"/>
@@ -3492,7 +3577,7 @@
       <w:r>
         <w:t xml:space="preserve"> </w:t>
       </w:r>
-      <w:hyperlink r:id="rId27">
+      <w:hyperlink r:id="rId38">
         <w:r>
           <w:rPr>
             <w:rStyle w:val="VerbatimChar"/>
@@ -3513,19 +3598,19 @@
       </w:pPr>
       <w:r>
         <w:rPr>
+          <w:bCs/>
           <w:b/>
-          <w:bCs/>
         </w:rPr>
         <w:t xml:space="preserve">Questions:</w:t>
       </w:r>
     </w:p>
     <w:p>
       <w:pPr>
-        <w:pStyle w:val="Compact"/>
         <w:numPr>
           <w:ilvl w:val="0"/>
           <w:numId w:val="1010"/>
         </w:numPr>
+        <w:pStyle w:val="Compact"/>
       </w:pPr>
       <w:r>
         <w:t xml:space="preserve">Does the appointment need one practitioner or several?</w:t>
@@ -3533,11 +3618,11 @@
     </w:p>
     <w:p>
       <w:pPr>
-        <w:pStyle w:val="Compact"/>
         <w:numPr>
           <w:ilvl w:val="0"/>
           <w:numId w:val="1010"/>
         </w:numPr>
+        <w:pStyle w:val="Compact"/>
       </w:pPr>
       <w:r>
         <w:t xml:space="preserve">Are the room and device fixed, or can any eligible one be used?</w:t>
@@ -3545,11 +3630,11 @@
     </w:p>
     <w:p>
       <w:pPr>
-        <w:pStyle w:val="Compact"/>
         <w:numPr>
           <w:ilvl w:val="0"/>
           <w:numId w:val="1010"/>
         </w:numPr>
+        <w:pStyle w:val="Compact"/>
       </w:pPr>
       <w:r>
         <w:t xml:space="preserve">How large can the candidate pool become?</w:t>
@@ -3559,8 +3644,9 @@
       <w:tblPr>
         <w:tblStyle w:val="Table"/>
         <w:tblW w:w="9360" w:type="dxa"/>
+        <w:tblLook w:firstRow="1" w:lastRow="0" w:firstColumn="0" w:lastColumn="0" w:noHBand="0" w:noVBand="0" w:val="0020"/>
+        <w:jc w:val="start"/>
         <w:tblLayout w:type="fixed"/>
-        <w:tblLook w:firstRow="1" w:lastRow="0" w:firstColumn="0" w:lastColumn="0" w:noHBand="0" w:noVBand="0" w:val="0020"/>
       </w:tblPr>
       <w:tblGrid>
         <w:gridCol w:w="4559"/>
@@ -3569,7 +3655,7 @@
       <w:tr>
         <w:trPr>
           <w:cantSplit/>
-          <w:tblHeader w:val="on"/>
+          <w:tblHeader w:val="true"/>
         </w:trPr>
         <w:tc>
           <w:tcPr/>
@@ -3766,9 +3852,9 @@
         <w:t xml:space="preserve">Use the server’s multi-Schedule booking operation for the selected combination. Sequential independent bookings can leave only part of the required appointment reserved.</w:t>
       </w:r>
     </w:p>
-    <w:bookmarkEnd w:id="28"/>
-    <w:bookmarkEnd w:id="29"/>
-    <w:bookmarkStart w:id="41" w:name="booking-and-managing-appointments"/>
+    <w:bookmarkEnd w:id="39"/>
+    <w:bookmarkEnd w:id="40"/>
+    <w:bookmarkStart w:id="52" w:name="booking-and-managing-appointments"/>
     <w:p>
       <w:pPr>
         <w:pStyle w:val="Heading3"/>
@@ -3777,7 +3863,7 @@
         <w:t xml:space="preserve">Booking and Managing Appointments</w:t>
       </w:r>
     </w:p>
-    <w:bookmarkStart w:id="31" w:name="capacity-and-group-visits"/>
+    <w:bookmarkStart w:id="42" w:name="capacity-and-group-visits"/>
     <w:p>
       <w:pPr>
         <w:pStyle w:val="Heading4"/>
@@ -3796,7 +3882,7 @@
       <w:r>
         <w:t xml:space="preserve"> </w:t>
       </w:r>
-      <w:hyperlink r:id="rId30">
+      <w:hyperlink r:id="rId41">
         <w:r>
           <w:rPr>
             <w:rStyle w:val="Hyperlink"/>
@@ -3814,19 +3900,19 @@
       </w:pPr>
       <w:r>
         <w:rPr>
+          <w:bCs/>
           <w:b/>
-          <w:bCs/>
         </w:rPr>
         <w:t xml:space="preserve">Questions:</w:t>
       </w:r>
     </w:p>
     <w:p>
       <w:pPr>
-        <w:pStyle w:val="Compact"/>
         <w:numPr>
           <w:ilvl w:val="0"/>
           <w:numId w:val="1011"/>
         </w:numPr>
+        <w:pStyle w:val="Compact"/>
       </w:pPr>
       <w:r>
         <w:t xml:space="preserve">Must each chair or room be individually assigned, or are they interchangeable?</w:t>
@@ -3834,11 +3920,11 @@
     </w:p>
     <w:p>
       <w:pPr>
-        <w:pStyle w:val="Compact"/>
         <w:numPr>
           <w:ilvl w:val="0"/>
           <w:numId w:val="1011"/>
         </w:numPr>
+        <w:pStyle w:val="Compact"/>
       </w:pPr>
       <w:r>
         <w:t xml:space="preserve">Does each patient need independent cancellation, access, clinical documentation, and billing?</w:t>
@@ -3846,11 +3932,11 @@
     </w:p>
     <w:p>
       <w:pPr>
-        <w:pStyle w:val="Compact"/>
         <w:numPr>
           <w:ilvl w:val="0"/>
           <w:numId w:val="1011"/>
         </w:numPr>
+        <w:pStyle w:val="Compact"/>
       </w:pPr>
       <w:r>
         <w:t xml:space="preserve">Does a provider participate in every concurrent booking?</w:t>
@@ -3860,8 +3946,9 @@
       <w:tblPr>
         <w:tblStyle w:val="Table"/>
         <w:tblW w:w="9360" w:type="dxa"/>
+        <w:tblLook w:firstRow="1" w:lastRow="0" w:firstColumn="0" w:lastColumn="0" w:noHBand="0" w:noVBand="0" w:val="0020"/>
+        <w:jc w:val="start"/>
         <w:tblLayout w:type="fixed"/>
-        <w:tblLook w:firstRow="1" w:lastRow="0" w:firstColumn="0" w:lastColumn="0" w:noHBand="0" w:noVBand="0" w:val="0020"/>
       </w:tblPr>
       <w:tblGrid>
         <w:gridCol w:w="4446"/>
@@ -3870,7 +3957,7 @@
       <w:tr>
         <w:trPr>
           <w:cantSplit/>
-          <w:tblHeader w:val="on"/>
+          <w:tblHeader w:val="true"/>
         </w:trPr>
         <w:tc>
           <w:tcPr/>
@@ -4079,8 +4166,8 @@
       </w:pPr>
       <w:r>
         <w:rPr>
+          <w:bCs/>
           <w:b/>
-          <w:bCs/>
         </w:rPr>
         <w:t xml:space="preserve">Costly modeling choice:</w:t>
       </w:r>
@@ -4103,8 +4190,8 @@
         <w:t xml:space="preserve">; define any session grouping deliberately rather than inventing that field.</w:t>
       </w:r>
     </w:p>
-    <w:bookmarkEnd w:id="31"/>
-    <w:bookmarkStart w:id="36" w:name="immediate-booking-holds-and-approval"/>
+    <w:bookmarkEnd w:id="42"/>
+    <w:bookmarkStart w:id="47" w:name="immediate-booking-holds-and-approval"/>
     <w:p>
       <w:pPr>
         <w:pStyle w:val="Heading4"/>
@@ -4127,19 +4214,19 @@
       </w:pPr>
       <w:r>
         <w:rPr>
+          <w:bCs/>
           <w:b/>
-          <w:bCs/>
         </w:rPr>
         <w:t xml:space="preserve">Questions:</w:t>
       </w:r>
     </w:p>
     <w:p>
       <w:pPr>
-        <w:pStyle w:val="Compact"/>
         <w:numPr>
           <w:ilvl w:val="0"/>
           <w:numId w:val="1012"/>
         </w:numPr>
+        <w:pStyle w:val="Compact"/>
       </w:pPr>
       <w:r>
         <w:t xml:space="preserve">Does the time need protection while details or approvals are collected?</w:t>
@@ -4147,11 +4234,11 @@
     </w:p>
     <w:p>
       <w:pPr>
-        <w:pStyle w:val="Compact"/>
         <w:numPr>
           <w:ilvl w:val="0"/>
           <w:numId w:val="1012"/>
         </w:numPr>
+        <w:pStyle w:val="Compact"/>
       </w:pPr>
       <w:r>
         <w:t xml:space="preserve">Who approves, what evidence is required, and how long may a hold remain?</w:t>
@@ -4159,11 +4246,11 @@
     </w:p>
     <w:p>
       <w:pPr>
-        <w:pStyle w:val="Compact"/>
         <w:numPr>
           <w:ilvl w:val="0"/>
           <w:numId w:val="1012"/>
         </w:numPr>
+        <w:pStyle w:val="Compact"/>
       </w:pPr>
       <w:r>
         <w:t xml:space="preserve">Who releases abandoned or rejected requests?</w:t>
@@ -4173,8 +4260,9 @@
       <w:tblPr>
         <w:tblStyle w:val="Table"/>
         <w:tblW w:w="9360" w:type="dxa"/>
+        <w:tblLook w:firstRow="1" w:lastRow="0" w:firstColumn="0" w:lastColumn="0" w:noHBand="0" w:noVBand="0" w:val="0020"/>
+        <w:jc w:val="start"/>
         <w:tblLayout w:type="fixed"/>
-        <w:tblLook w:firstRow="1" w:lastRow="0" w:firstColumn="0" w:lastColumn="0" w:noHBand="0" w:noVBand="0" w:val="0020"/>
       </w:tblPr>
       <w:tblGrid>
         <w:gridCol w:w="4128"/>
@@ -4183,7 +4271,7 @@
       <w:tr>
         <w:trPr>
           <w:cantSplit/>
-          <w:tblHeader w:val="on"/>
+          <w:tblHeader w:val="true"/>
         </w:trPr>
         <w:tc>
           <w:tcPr/>
@@ -4248,7 +4336,7 @@
             <w:r>
               <w:t xml:space="preserve"> </w:t>
             </w:r>
-            <w:hyperlink r:id="rId32">
+            <w:hyperlink r:id="rId43">
               <w:r>
                 <w:rPr>
                   <w:rStyle w:val="VerbatimChar"/>
@@ -4300,7 +4388,7 @@
             <w:r>
               <w:t xml:space="preserve"> </w:t>
             </w:r>
-            <w:hyperlink r:id="rId33">
+            <w:hyperlink r:id="rId44">
               <w:r>
                 <w:rPr>
                   <w:rStyle w:val="VerbatimChar"/>
@@ -4317,7 +4405,7 @@
             <w:r>
               <w:t xml:space="preserve"> </w:t>
             </w:r>
-            <w:hyperlink r:id="rId34">
+            <w:hyperlink r:id="rId45">
               <w:r>
                 <w:rPr>
                   <w:rStyle w:val="VerbatimChar"/>
@@ -4360,7 +4448,7 @@
             <w:r>
               <w:t xml:space="preserve"> </w:t>
             </w:r>
-            <w:hyperlink r:id="rId35">
+            <w:hyperlink r:id="rId46">
               <w:r>
                 <w:rPr>
                   <w:rStyle w:val="VerbatimChar"/>
@@ -4504,8 +4592,8 @@
         <w:t xml:space="preserve">as an Appointment status; it is a participant status. Make confirmation and expiry processing coordinate so an approval cannot race an independent cleanup workflow unnoticed.</w:t>
       </w:r>
     </w:p>
-    <w:bookmarkEnd w:id="36"/>
-    <w:bookmarkStart w:id="38" w:name="Xdef137807eee2820915ca6e2698c878ac10602d"/>
+    <w:bookmarkEnd w:id="47"/>
+    <w:bookmarkStart w:id="49" w:name="Xdef137807eee2820915ca6e2698c878ac10602d"/>
     <w:p>
       <w:pPr>
         <w:pStyle w:val="Heading4"/>
@@ -4582,19 +4670,19 @@
       </w:pPr>
       <w:r>
         <w:rPr>
+          <w:bCs/>
           <w:b/>
-          <w:bCs/>
         </w:rPr>
         <w:t xml:space="preserve">Questions:</w:t>
       </w:r>
     </w:p>
     <w:p>
       <w:pPr>
-        <w:pStyle w:val="Compact"/>
         <w:numPr>
           <w:ilvl w:val="0"/>
           <w:numId w:val="1013"/>
         </w:numPr>
+        <w:pStyle w:val="Compact"/>
       </w:pPr>
       <w:r>
         <w:t xml:space="preserve">Is refresh-on-action sufficient, or does the workflow need live updates?</w:t>
@@ -4602,11 +4690,11 @@
     </w:p>
     <w:p>
       <w:pPr>
-        <w:pStyle w:val="Compact"/>
         <w:numPr>
           <w:ilvl w:val="0"/>
           <w:numId w:val="1013"/>
         </w:numPr>
+        <w:pStyle w:val="Compact"/>
       </w:pPr>
       <w:r>
         <w:t xml:space="preserve">What happens when another user books the last available capacity?</w:t>
@@ -4614,11 +4702,11 @@
     </w:p>
     <w:p>
       <w:pPr>
-        <w:pStyle w:val="Compact"/>
         <w:numPr>
           <w:ilvl w:val="0"/>
           <w:numId w:val="1013"/>
         </w:numPr>
+        <w:pStyle w:val="Compact"/>
       </w:pPr>
       <w:r>
         <w:t xml:space="preserve">Which exceptions are allowed, who authorizes them, and how are they audited?</w:t>
@@ -4628,8 +4716,9 @@
       <w:tblPr>
         <w:tblStyle w:val="Table"/>
         <w:tblW w:w="9360" w:type="dxa"/>
+        <w:tblLook w:firstRow="1" w:lastRow="0" w:firstColumn="0" w:lastColumn="0" w:noHBand="0" w:noVBand="0" w:val="0020"/>
+        <w:jc w:val="start"/>
         <w:tblLayout w:type="fixed"/>
-        <w:tblLook w:firstRow="1" w:lastRow="0" w:firstColumn="0" w:lastColumn="0" w:noHBand="0" w:noVBand="0" w:val="0020"/>
       </w:tblPr>
       <w:tblGrid>
         <w:gridCol w:w="4621"/>
@@ -4638,7 +4727,7 @@
       <w:tr>
         <w:trPr>
           <w:cantSplit/>
-          <w:tblHeader w:val="on"/>
+          <w:tblHeader w:val="true"/>
         </w:trPr>
         <w:tc>
           <w:tcPr/>
@@ -4723,7 +4812,7 @@
             <w:r>
               <w:t xml:space="preserve"> </w:t>
             </w:r>
-            <w:hyperlink r:id="rId37">
+            <w:hyperlink r:id="rId48">
               <w:r>
                 <w:rPr>
                   <w:rStyle w:val="Hyperlink"/>
@@ -4860,8 +4949,8 @@
         <w:t xml:space="preserve">’s conflict checks. Ensure transaction support is enabled for cross-referencing writes; do not rely on a batch fallback for atomicity.</w:t>
       </w:r>
     </w:p>
-    <w:bookmarkEnd w:id="38"/>
-    <w:bookmarkStart w:id="40" w:name="X37a303b7b9065bee9f98c1e2146ddd765cd8ac4"/>
+    <w:bookmarkEnd w:id="49"/>
+    <w:bookmarkStart w:id="51" w:name="X37a303b7b9065bee9f98c1e2146ddd765cd8ac4"/>
     <w:p>
       <w:pPr>
         <w:pStyle w:val="Heading4"/>
@@ -4884,19 +4973,19 @@
       </w:pPr>
       <w:r>
         <w:rPr>
+          <w:bCs/>
           <w:b/>
-          <w:bCs/>
         </w:rPr>
         <w:t xml:space="preserve">Questions:</w:t>
       </w:r>
     </w:p>
     <w:p>
       <w:pPr>
-        <w:pStyle w:val="Compact"/>
         <w:numPr>
           <w:ilvl w:val="0"/>
           <w:numId w:val="1014"/>
         </w:numPr>
+        <w:pStyle w:val="Compact"/>
       </w:pPr>
       <w:r>
         <w:t xml:space="preserve">Who can cancel or move an appointment, and with what notice?</w:t>
@@ -4904,11 +4993,11 @@
     </w:p>
     <w:p>
       <w:pPr>
-        <w:pStyle w:val="Compact"/>
         <w:numPr>
           <w:ilvl w:val="0"/>
           <w:numId w:val="1014"/>
         </w:numPr>
+        <w:pStyle w:val="Compact"/>
       </w:pPr>
       <w:r>
         <w:t xml:space="preserve">Must rescheduling preserve Appointment identity and downstream references?</w:t>
@@ -4916,11 +5005,11 @@
     </w:p>
     <w:p>
       <w:pPr>
-        <w:pStyle w:val="Compact"/>
         <w:numPr>
           <w:ilvl w:val="0"/>
           <w:numId w:val="1014"/>
         </w:numPr>
+        <w:pStyle w:val="Compact"/>
       </w:pPr>
       <w:r>
         <w:t xml:space="preserve">Which arrival, no-show, and completion states are needed?</w:t>
@@ -4928,11 +5017,11 @@
     </w:p>
     <w:p>
       <w:pPr>
-        <w:pStyle w:val="Compact"/>
         <w:numPr>
           <w:ilvl w:val="0"/>
           <w:numId w:val="1014"/>
         </w:numPr>
+        <w:pStyle w:val="Compact"/>
       </w:pPr>
       <w:r>
         <w:t xml:space="preserve">When is the Encounter created, and who owns that automation?</w:t>
@@ -4942,8 +5031,9 @@
       <w:tblPr>
         <w:tblStyle w:val="Table"/>
         <w:tblW w:w="9360" w:type="dxa"/>
+        <w:tblLook w:firstRow="1" w:lastRow="0" w:firstColumn="0" w:lastColumn="0" w:noHBand="0" w:noVBand="0" w:val="0020"/>
+        <w:jc w:val="start"/>
         <w:tblLayout w:type="fixed"/>
-        <w:tblLook w:firstRow="1" w:lastRow="0" w:firstColumn="0" w:lastColumn="0" w:noHBand="0" w:noVBand="0" w:val="0020"/>
       </w:tblPr>
       <w:tblGrid>
         <w:gridCol w:w="3882"/>
@@ -4952,7 +5042,7 @@
       <w:tr>
         <w:trPr>
           <w:cantSplit/>
-          <w:tblHeader w:val="on"/>
+          <w:tblHeader w:val="true"/>
         </w:trPr>
         <w:tc>
           <w:tcPr/>
@@ -5162,7 +5252,7 @@
             <w:r>
               <w:t xml:space="preserve"> </w:t>
             </w:r>
-            <w:hyperlink r:id="rId39">
+            <w:hyperlink r:id="rId50">
               <w:r>
                 <w:rPr>
                   <w:rStyle w:val="VerbatimChar"/>
@@ -5476,9 +5566,9 @@
         <w:t xml:space="preserve">to reschedule while leaving its Slots behind. Notify dependent systems whenever the time, actors, or status changes.</w:t>
       </w:r>
     </w:p>
-    <w:bookmarkEnd w:id="40"/>
-    <w:bookmarkEnd w:id="41"/>
-    <w:bookmarkStart w:id="49" w:name="conditional-workflows"/>
+    <w:bookmarkEnd w:id="51"/>
+    <w:bookmarkEnd w:id="52"/>
+    <w:bookmarkStart w:id="60" w:name="conditional-workflows"/>
     <w:p>
       <w:pPr>
         <w:pStyle w:val="Heading3"/>
@@ -5487,7 +5577,7 @@
         <w:t xml:space="preserve">Conditional Workflows</w:t>
       </w:r>
     </w:p>
-    <w:bookmarkStart w:id="42" w:name="recurring-appointment-series"/>
+    <w:bookmarkStart w:id="53" w:name="recurring-appointment-series"/>
     <w:p>
       <w:pPr>
         <w:pStyle w:val="Heading4"/>
@@ -5510,19 +5600,19 @@
       </w:pPr>
       <w:r>
         <w:rPr>
+          <w:bCs/>
           <w:b/>
-          <w:bCs/>
         </w:rPr>
         <w:t xml:space="preserve">Questions:</w:t>
       </w:r>
     </w:p>
     <w:p>
       <w:pPr>
-        <w:pStyle w:val="Compact"/>
         <w:numPr>
           <w:ilvl w:val="0"/>
           <w:numId w:val="1015"/>
         </w:numPr>
+        <w:pStyle w:val="Compact"/>
       </w:pPr>
       <w:r>
         <w:t xml:space="preserve">Is the series finite, or maintained over a rolling horizon?</w:t>
@@ -5530,11 +5620,11 @@
     </w:p>
     <w:p>
       <w:pPr>
-        <w:pStyle w:val="Compact"/>
         <w:numPr>
           <w:ilvl w:val="0"/>
           <w:numId w:val="1015"/>
         </w:numPr>
+        <w:pStyle w:val="Compact"/>
       </w:pPr>
       <w:r>
         <w:t xml:space="preserve">Must every occurrence be available before the series is accepted?</w:t>
@@ -5542,11 +5632,11 @@
     </w:p>
     <w:p>
       <w:pPr>
-        <w:pStyle w:val="Compact"/>
         <w:numPr>
           <w:ilvl w:val="0"/>
           <w:numId w:val="1015"/>
         </w:numPr>
+        <w:pStyle w:val="Compact"/>
       </w:pPr>
       <w:r>
         <w:t xml:space="preserve">Can a user change one occurrence, all future occurrences, or the entire series?</w:t>
@@ -5554,11 +5644,11 @@
     </w:p>
     <w:p>
       <w:pPr>
-        <w:pStyle w:val="Compact"/>
         <w:numPr>
           <w:ilvl w:val="0"/>
           <w:numId w:val="1015"/>
         </w:numPr>
+        <w:pStyle w:val="Compact"/>
       </w:pPr>
       <w:r>
         <w:t xml:space="preserve">Does recurrence follow local wall-clock time across DST changes?</w:t>
@@ -5568,8 +5658,9 @@
       <w:tblPr>
         <w:tblStyle w:val="Table"/>
         <w:tblW w:w="9360" w:type="dxa"/>
+        <w:tblLook w:firstRow="1" w:lastRow="0" w:firstColumn="0" w:lastColumn="0" w:noHBand="0" w:noVBand="0" w:val="0020"/>
+        <w:jc w:val="start"/>
         <w:tblLayout w:type="fixed"/>
-        <w:tblLook w:firstRow="1" w:lastRow="0" w:firstColumn="0" w:lastColumn="0" w:noHBand="0" w:noVBand="0" w:val="0020"/>
       </w:tblPr>
       <w:tblGrid>
         <w:gridCol w:w="4499"/>
@@ -5578,7 +5669,7 @@
       <w:tr>
         <w:trPr>
           <w:cantSplit/>
-          <w:tblHeader w:val="on"/>
+          <w:tblHeader w:val="true"/>
         </w:trPr>
         <w:tc>
           <w:tcPr/>
@@ -5784,8 +5875,8 @@
         <w:t xml:space="preserve">. Recheck the scheduling API’s supported series behavior before implementing a custom model, since this area is evolving.</w:t>
       </w:r>
     </w:p>
-    <w:bookmarkEnd w:id="42"/>
-    <w:bookmarkStart w:id="43" w:name="waitlists"/>
+    <w:bookmarkEnd w:id="53"/>
+    <w:bookmarkStart w:id="54" w:name="waitlists"/>
     <w:p>
       <w:pPr>
         <w:pStyle w:val="Heading4"/>
@@ -5808,19 +5899,19 @@
       </w:pPr>
       <w:r>
         <w:rPr>
+          <w:bCs/>
           <w:b/>
-          <w:bCs/>
         </w:rPr>
         <w:t xml:space="preserve">Questions:</w:t>
       </w:r>
     </w:p>
     <w:p>
       <w:pPr>
-        <w:pStyle w:val="Compact"/>
         <w:numPr>
           <w:ilvl w:val="0"/>
           <w:numId w:val="1016"/>
         </w:numPr>
+        <w:pStyle w:val="Compact"/>
       </w:pPr>
       <w:r>
         <w:t xml:space="preserve">What service, candidates, time range, and preferences does the patient accept?</w:t>
@@ -5828,11 +5919,11 @@
     </w:p>
     <w:p>
       <w:pPr>
-        <w:pStyle w:val="Compact"/>
         <w:numPr>
           <w:ilvl w:val="0"/>
           <w:numId w:val="1016"/>
         </w:numPr>
+        <w:pStyle w:val="Compact"/>
       </w:pPr>
       <w:r>
         <w:t xml:space="preserve">How are priority and fairness determined?</w:t>
@@ -5840,11 +5931,11 @@
     </w:p>
     <w:p>
       <w:pPr>
-        <w:pStyle w:val="Compact"/>
         <w:numPr>
           <w:ilvl w:val="0"/>
           <w:numId w:val="1016"/>
         </w:numPr>
+        <w:pStyle w:val="Compact"/>
       </w:pPr>
       <w:r>
         <w:t xml:space="preserve">How long is an offer valid, and does it reserve capacity?</w:t>
@@ -5854,8 +5945,9 @@
       <w:tblPr>
         <w:tblStyle w:val="Table"/>
         <w:tblW w:w="9360" w:type="dxa"/>
+        <w:tblLook w:firstRow="1" w:lastRow="0" w:firstColumn="0" w:lastColumn="0" w:noHBand="0" w:noVBand="0" w:val="0020"/>
+        <w:jc w:val="start"/>
         <w:tblLayout w:type="fixed"/>
-        <w:tblLook w:firstRow="1" w:lastRow="0" w:firstColumn="0" w:lastColumn="0" w:noHBand="0" w:noVBand="0" w:val="0020"/>
       </w:tblPr>
       <w:tblGrid>
         <w:gridCol w:w="3648"/>
@@ -5864,7 +5956,7 @@
       <w:tr>
         <w:trPr>
           <w:cantSplit/>
-          <w:tblHeader w:val="on"/>
+          <w:tblHeader w:val="true"/>
         </w:trPr>
         <w:tc>
           <w:tcPr/>
@@ -6035,8 +6127,8 @@
         </w:tc>
       </w:tr>
     </w:tbl>
-    <w:bookmarkEnd w:id="43"/>
-    <w:bookmarkStart w:id="45" w:name="reminders-and-responses"/>
+    <w:bookmarkEnd w:id="54"/>
+    <w:bookmarkStart w:id="56" w:name="reminders-and-responses"/>
     <w:p>
       <w:pPr>
         <w:pStyle w:val="Heading4"/>
@@ -6059,19 +6151,19 @@
       </w:pPr>
       <w:r>
         <w:rPr>
+          <w:bCs/>
           <w:b/>
-          <w:bCs/>
         </w:rPr>
         <w:t xml:space="preserve">Questions:</w:t>
       </w:r>
     </w:p>
     <w:p>
       <w:pPr>
-        <w:pStyle w:val="Compact"/>
         <w:numPr>
           <w:ilvl w:val="0"/>
           <w:numId w:val="1017"/>
         </w:numPr>
+        <w:pStyle w:val="Compact"/>
       </w:pPr>
       <w:r>
         <w:t xml:space="preserve">Which channels and timing rules apply, and in whose time zone?</w:t>
@@ -6079,11 +6171,11 @@
     </w:p>
     <w:p>
       <w:pPr>
-        <w:pStyle w:val="Compact"/>
         <w:numPr>
           <w:ilvl w:val="0"/>
           <w:numId w:val="1017"/>
         </w:numPr>
+        <w:pStyle w:val="Compact"/>
       </w:pPr>
       <w:r>
         <w:t xml:space="preserve">Can replies acknowledge, cancel, or request a change?</w:t>
@@ -6091,11 +6183,11 @@
     </w:p>
     <w:p>
       <w:pPr>
-        <w:pStyle w:val="Compact"/>
         <w:numPr>
           <w:ilvl w:val="0"/>
           <w:numId w:val="1017"/>
         </w:numPr>
+        <w:pStyle w:val="Compact"/>
       </w:pPr>
       <w:r>
         <w:t xml:space="preserve">How are reminders suppressed after cancellation or rescheduling?</w:t>
@@ -6105,8 +6197,9 @@
       <w:tblPr>
         <w:tblStyle w:val="Table"/>
         <w:tblW w:w="9360" w:type="dxa"/>
+        <w:tblLook w:firstRow="1" w:lastRow="0" w:firstColumn="0" w:lastColumn="0" w:noHBand="0" w:noVBand="0" w:val="0020"/>
+        <w:jc w:val="start"/>
         <w:tblLayout w:type="fixed"/>
-        <w:tblLook w:firstRow="1" w:lastRow="0" w:firstColumn="0" w:lastColumn="0" w:noHBand="0" w:noVBand="0" w:val="0020"/>
       </w:tblPr>
       <w:tblGrid>
         <w:gridCol w:w="3899"/>
@@ -6115,7 +6208,7 @@
       <w:tr>
         <w:trPr>
           <w:cantSplit/>
-          <w:tblHeader w:val="on"/>
+          <w:tblHeader w:val="true"/>
         </w:trPr>
         <w:tc>
           <w:tcPr/>
@@ -6240,7 +6333,7 @@
       <w:r>
         <w:t xml:space="preserve"> </w:t>
       </w:r>
-      <w:hyperlink r:id="rId44">
+      <w:hyperlink r:id="rId55">
         <w:r>
           <w:rPr>
             <w:rStyle w:val="Hyperlink"/>
@@ -6255,8 +6348,8 @@
         <w:t xml:space="preserve">for channel, consent, and delivery design.</w:t>
       </w:r>
     </w:p>
-    <w:bookmarkEnd w:id="45"/>
-    <w:bookmarkStart w:id="46" w:name="telehealth-provisioning"/>
+    <w:bookmarkEnd w:id="56"/>
+    <w:bookmarkStart w:id="57" w:name="telehealth-provisioning"/>
     <w:p>
       <w:pPr>
         <w:pStyle w:val="Heading4"/>
@@ -6291,19 +6384,19 @@
       </w:pPr>
       <w:r>
         <w:rPr>
+          <w:bCs/>
           <w:b/>
-          <w:bCs/>
         </w:rPr>
         <w:t xml:space="preserve">Questions:</w:t>
       </w:r>
     </w:p>
     <w:p>
       <w:pPr>
-        <w:pStyle w:val="Compact"/>
         <w:numPr>
           <w:ilvl w:val="0"/>
           <w:numId w:val="1018"/>
         </w:numPr>
+        <w:pStyle w:val="Compact"/>
       </w:pPr>
       <w:r>
         <w:t xml:space="preserve">Is the visit virtual, in-person, or selectable per booking?</w:t>
@@ -6311,11 +6404,11 @@
     </w:p>
     <w:p>
       <w:pPr>
-        <w:pStyle w:val="Compact"/>
         <w:numPr>
           <w:ilvl w:val="0"/>
           <w:numId w:val="1018"/>
         </w:numPr>
+        <w:pStyle w:val="Compact"/>
       </w:pPr>
       <w:r>
         <w:t xml:space="preserve">Is the meeting created at booking, approval, or shortly before the visit?</w:t>
@@ -6323,11 +6416,11 @@
     </w:p>
     <w:p>
       <w:pPr>
-        <w:pStyle w:val="Compact"/>
         <w:numPr>
           <w:ilvl w:val="0"/>
           <w:numId w:val="1018"/>
         </w:numPr>
+        <w:pStyle w:val="Compact"/>
       </w:pPr>
       <w:r>
         <w:t xml:space="preserve">Who can read the join details, and what happens when the visit changes?</w:t>
@@ -6337,8 +6430,9 @@
       <w:tblPr>
         <w:tblStyle w:val="Table"/>
         <w:tblW w:w="9360" w:type="dxa"/>
+        <w:tblLook w:firstRow="1" w:lastRow="0" w:firstColumn="0" w:lastColumn="0" w:noHBand="0" w:noVBand="0" w:val="0020"/>
+        <w:jc w:val="start"/>
         <w:tblLayout w:type="fixed"/>
-        <w:tblLook w:firstRow="1" w:lastRow="0" w:firstColumn="0" w:lastColumn="0" w:noHBand="0" w:noVBand="0" w:val="0020"/>
       </w:tblPr>
       <w:tblGrid>
         <w:gridCol w:w="4513"/>
@@ -6347,7 +6441,7 @@
       <w:tr>
         <w:trPr>
           <w:cantSplit/>
-          <w:tblHeader w:val="on"/>
+          <w:tblHeader w:val="true"/>
         </w:trPr>
         <w:tc>
           <w:tcPr/>
@@ -6491,8 +6585,8 @@
         </w:tc>
       </w:tr>
     </w:tbl>
-    <w:bookmarkEnd w:id="46"/>
-    <w:bookmarkStart w:id="48" w:name="external-calendar-integration"/>
+    <w:bookmarkEnd w:id="57"/>
+    <w:bookmarkStart w:id="59" w:name="external-calendar-integration"/>
     <w:p>
       <w:pPr>
         <w:pStyle w:val="Heading4"/>
@@ -6515,19 +6609,19 @@
       </w:pPr>
       <w:r>
         <w:rPr>
+          <w:bCs/>
           <w:b/>
-          <w:bCs/>
         </w:rPr>
         <w:t xml:space="preserve">Questions:</w:t>
       </w:r>
     </w:p>
     <w:p>
       <w:pPr>
-        <w:pStyle w:val="Compact"/>
         <w:numPr>
           <w:ilvl w:val="0"/>
           <w:numId w:val="1019"/>
         </w:numPr>
+        <w:pStyle w:val="Compact"/>
       </w:pPr>
       <w:r>
         <w:t xml:space="preserve">Is the destination a personal calendar, patient calendar feed, or another clinical scheduler?</w:t>
@@ -6535,11 +6629,11 @@
     </w:p>
     <w:p>
       <w:pPr>
-        <w:pStyle w:val="Compact"/>
         <w:numPr>
           <w:ilvl w:val="0"/>
           <w:numId w:val="1019"/>
         </w:numPr>
+        <w:pStyle w:val="Compact"/>
       </w:pPr>
       <w:r>
         <w:t xml:space="preserve">Do external events block availability, and do edits move Medplum appointments?</w:t>
@@ -6547,11 +6641,11 @@
     </w:p>
     <w:p>
       <w:pPr>
-        <w:pStyle w:val="Compact"/>
         <w:numPr>
           <w:ilvl w:val="0"/>
           <w:numId w:val="1019"/>
         </w:numPr>
+        <w:pStyle w:val="Compact"/>
       </w:pPr>
       <w:r>
         <w:t xml:space="preserve">How are cancellations, recurrence exceptions, outages, and reconciliation handled?</w:t>
@@ -6561,8 +6655,9 @@
       <w:tblPr>
         <w:tblStyle w:val="Table"/>
         <w:tblW w:w="9360" w:type="dxa"/>
+        <w:tblLook w:firstRow="1" w:lastRow="0" w:firstColumn="0" w:lastColumn="0" w:noHBand="0" w:noVBand="0" w:val="0020"/>
+        <w:jc w:val="start"/>
         <w:tblLayout w:type="fixed"/>
-        <w:tblLook w:firstRow="1" w:lastRow="0" w:firstColumn="0" w:lastColumn="0" w:noHBand="0" w:noVBand="0" w:val="0020"/>
       </w:tblPr>
       <w:tblGrid>
         <w:gridCol w:w="4315"/>
@@ -6571,7 +6666,7 @@
       <w:tr>
         <w:trPr>
           <w:cantSplit/>
-          <w:tblHeader w:val="on"/>
+          <w:tblHeader w:val="true"/>
         </w:trPr>
         <w:tc>
           <w:tcPr/>
@@ -6740,7 +6835,7 @@
       <w:r>
         <w:t xml:space="preserve"> </w:t>
       </w:r>
-      <w:hyperlink r:id="rId47">
+      <w:hyperlink r:id="rId58">
         <w:r>
           <w:rPr>
             <w:rStyle w:val="Hyperlink"/>
@@ -6755,10 +6850,10 @@
         <w:t xml:space="preserve">when replacing or running alongside another scheduler.</w:t>
       </w:r>
     </w:p>
-    <w:bookmarkEnd w:id="48"/>
-    <w:bookmarkEnd w:id="49"/>
-    <w:bookmarkEnd w:id="50"/>
-    <w:bookmarkStart w:id="53" w:name="reference-implementation"/>
+    <w:bookmarkEnd w:id="59"/>
+    <w:bookmarkEnd w:id="60"/>
+    <w:bookmarkEnd w:id="61"/>
+    <w:bookmarkStart w:id="64" w:name="reference-implementation"/>
     <w:p>
       <w:pPr>
         <w:pStyle w:val="Heading2"/>
@@ -6777,7 +6872,7 @@
       <w:r>
         <w:t xml:space="preserve"> </w:t>
       </w:r>
-      <w:hyperlink r:id="rId51">
+      <w:hyperlink r:id="rId62">
         <w:r>
           <w:rPr>
             <w:rStyle w:val="VerbatimChar"/>
@@ -6791,7 +6886,7 @@
       <w:r>
         <w:t xml:space="preserve"> </w:t>
       </w:r>
-      <w:hyperlink r:id="rId52">
+      <w:hyperlink r:id="rId63">
         <w:r>
           <w:rPr>
             <w:rStyle w:val="Hyperlink"/>
@@ -6803,8 +6898,8 @@
         <w:t xml:space="preserve">.</w:t>
       </w:r>
     </w:p>
-    <w:bookmarkEnd w:id="53"/>
-    <w:bookmarkStart w:id="54" w:name="before-you-implement"/>
+    <w:bookmarkEnd w:id="64"/>
+    <w:bookmarkStart w:id="65" w:name="before-you-implement"/>
     <w:p>
       <w:pPr>
         <w:pStyle w:val="Heading2"/>
@@ -6815,11 +6910,11 @@
     </w:p>
     <w:p>
       <w:pPr>
-        <w:pStyle w:val="Compact"/>
         <w:numPr>
           <w:ilvl w:val="0"/>
           <w:numId w:val="1020"/>
         </w:numPr>
+        <w:pStyle w:val="Compact"/>
       </w:pPr>
       <w:r>
         <w:t xml:space="preserve">Record the chosen service, actor, availability, and access models, with an owner for each.</w:t>
@@ -6827,11 +6922,11 @@
     </w:p>
     <w:p>
       <w:pPr>
-        <w:pStyle w:val="Compact"/>
         <w:numPr>
           <w:ilvl w:val="0"/>
           <w:numId w:val="1020"/>
         </w:numPr>
+        <w:pStyle w:val="Compact"/>
       </w:pPr>
       <w:r>
         <w:t xml:space="preserve">Separate server-supported behavior from custom workflows and unresolved product requirements.</w:t>
@@ -6839,11 +6934,11 @@
     </w:p>
     <w:p>
       <w:pPr>
-        <w:pStyle w:val="Compact"/>
         <w:numPr>
           <w:ilvl w:val="0"/>
           <w:numId w:val="1020"/>
         </w:numPr>
+        <w:pStyle w:val="Compact"/>
       </w:pPr>
       <w:r>
         <w:t xml:space="preserve">Test booking conflicts, capacity and buffers, time zones, expiry/cancellation races, and denied access using representative user roles.</w:t>
@@ -6851,11 +6946,11 @@
     </w:p>
     <w:p>
       <w:pPr>
-        <w:pStyle w:val="Compact"/>
         <w:numPr>
           <w:ilvl w:val="0"/>
           <w:numId w:val="1020"/>
         </w:numPr>
+        <w:pStyle w:val="Compact"/>
       </w:pPr>
       <w:r>
         <w:t xml:space="preserve">Define recovery for partial series bookings, failed integrations, and ambiguous responses.</w:t>
@@ -6863,11 +6958,11 @@
     </w:p>
     <w:p>
       <w:pPr>
-        <w:pStyle w:val="Compact"/>
         <w:numPr>
           <w:ilvl w:val="0"/>
           <w:numId w:val="1020"/>
         </w:numPr>
+        <w:pStyle w:val="Compact"/>
       </w:pPr>
       <w:r>
         <w:t xml:space="preserve">Confirm the server/package versions in use and review the scheduling beta changelog before launch or upgrade.</w:t>
@@ -6875,18 +6970,18 @@
     </w:p>
     <w:p>
       <w:pPr>
-        <w:pStyle w:val="Compact"/>
         <w:numPr>
           <w:ilvl w:val="0"/>
           <w:numId w:val="1020"/>
         </w:numPr>
+        <w:pStyle w:val="Compact"/>
       </w:pPr>
       <w:r>
         <w:t xml:space="preserve">Assign an owner and acceptance criteria to every Not sure answer and every custom scheduling rule.</w:t>
       </w:r>
     </w:p>
-    <w:bookmarkEnd w:id="54"/>
-    <w:bookmarkEnd w:id="55"/>
+    <w:bookmarkEnd w:id="65"/>
+    <w:bookmarkEnd w:id="66"/>
     <w:sectPr>
       <w:pgSz w:h="15840" w:w="12240"/>
       <w:pgMar w:bottom="1440" w:footer="720" w:gutter="0" w:header="720" w:left="1440" w:right="1440" w:top="1440"/>
@@ -6924,14 +7019,14 @@
 <file path=word/numbering.xml><?xml version="1.0" encoding="utf-8"?>
 <w:numbering xmlns:w="http://schemas.openxmlformats.org/wordprocessingml/2006/main">
   <w:abstractNum w:abstractNumId="990">
-    <w:nsid w:val="0000A990"/>
+    <w:nsid w:val="A990"/>
     <w:multiLevelType w:val="multilevel"/>
     <w:lvl w:ilvl="0">
       <w:numFmt w:val="bullet"/>
       <w:lvlText w:val=" "/>
       <w:lvlJc w:val="left"/>
       <w:pPr>
-        <w:ind w:left="720" w:hanging="360"/>
+        <w:ind w:left="720" w:hanging="480"/>
       </w:pPr>
     </w:lvl>
     <w:lvl w:ilvl="1">
@@ -6939,7 +7034,7 @@
       <w:lvlText w:val=" "/>
       <w:lvlJc w:val="left"/>
       <w:pPr>
-        <w:ind w:left="1440" w:hanging="360"/>
+        <w:ind w:left="1440" w:hanging="480"/>
       </w:pPr>
     </w:lvl>
     <w:lvl w:ilvl="2">
@@ -6947,7 +7042,7 @@
       <w:lvlText w:val=" "/>
       <w:lvlJc w:val="left"/>
       <w:pPr>
-        <w:ind w:left="2160" w:hanging="360"/>
+        <w:ind w:left="2160" w:hanging="480"/>
       </w:pPr>
     </w:lvl>
     <w:lvl w:ilvl="3">
@@ -6955,7 +7050,7 @@
       <w:lvlText w:val=" "/>
       <w:lvlJc w:val="left"/>
       <w:pPr>
-        <w:ind w:left="2880" w:hanging="360"/>
+        <w:ind w:left="2880" w:hanging="480"/>
       </w:pPr>
     </w:lvl>
     <w:lvl w:ilvl="4">
@@ -6963,7 +7058,7 @@
       <w:lvlText w:val=" "/>
       <w:lvlJc w:val="left"/>
       <w:pPr>
-        <w:ind w:left="3600" w:hanging="360"/>
+        <w:ind w:left="3600" w:hanging="480"/>
       </w:pPr>
     </w:lvl>
     <w:lvl w:ilvl="5">
@@ -6971,7 +7066,7 @@
       <w:lvlText w:val=" "/>
       <w:lvlJc w:val="left"/>
       <w:pPr>
-        <w:ind w:left="4320" w:hanging="360"/>
+        <w:ind w:left="4320" w:hanging="480"/>
       </w:pPr>
     </w:lvl>
     <w:lvl w:ilvl="6">
@@ -6979,7 +7074,7 @@
       <w:lvlText w:val=" "/>
       <w:lvlJc w:val="left"/>
       <w:pPr>
-        <w:ind w:left="5040" w:hanging="360"/>
+        <w:ind w:left="5040" w:hanging="480"/>
       </w:pPr>
     </w:lvl>
     <w:lvl w:ilvl="7">
@@ -6987,7 +7082,7 @@
       <w:lvlText w:val=" "/>
       <w:lvlJc w:val="left"/>
       <w:pPr>
-        <w:ind w:left="5760" w:hanging="360"/>
+        <w:ind w:left="5760" w:hanging="480"/>
       </w:pPr>
     </w:lvl>
     <w:lvl w:ilvl="8">
@@ -6995,111 +7090,84 @@
       <w:lvlText w:val=" "/>
       <w:lvlJc w:val="left"/>
       <w:pPr>
-        <w:ind w:left="6480" w:hanging="360"/>
+        <w:ind w:left="6480" w:hanging="480"/>
       </w:pPr>
     </w:lvl>
   </w:abstractNum>
   <w:abstractNum w:abstractNumId="991">
-    <w:nsid w:val="0000A991"/>
+    <w:nsid w:val="A991"/>
     <w:multiLevelType w:val="multilevel"/>
     <w:lvl w:ilvl="0">
       <w:numFmt w:val="bullet"/>
-      <w:lvlText w:val=""/>
+      <w:lvlText w:val="•"/>
       <w:lvlJc w:val="left"/>
       <w:pPr>
-        <w:ind w:left="720" w:hanging="360"/>
-      </w:pPr>
-      <w:rPr>
-        <w:rFonts w:ascii="Symbol" w:hAnsi="Symbol" w:cs="Symbol" w:hint="default"/>
-      </w:rPr>
+        <w:ind w:left="720" w:hanging="480"/>
+      </w:pPr>
     </w:lvl>
     <w:lvl w:ilvl="1">
       <w:numFmt w:val="bullet"/>
-      <w:lvlText w:val="o"/>
+      <w:lvlText w:val="–"/>
       <w:lvlJc w:val="left"/>
       <w:pPr>
-        <w:ind w:left="1440" w:hanging="360"/>
-      </w:pPr>
-      <w:rPr>
-        <w:rFonts w:ascii="Courier New" w:hAnsi="Courier New" w:cs="Courier New" w:hint="default"/>
-      </w:rPr>
+        <w:ind w:left="1440" w:hanging="480"/>
+      </w:pPr>
     </w:lvl>
     <w:lvl w:ilvl="2">
       <w:numFmt w:val="bullet"/>
-      <w:lvlText w:val=""/>
+      <w:lvlText w:val="•"/>
       <w:lvlJc w:val="left"/>
       <w:pPr>
-        <w:ind w:left="2160" w:hanging="360"/>
-      </w:pPr>
-      <w:rPr>
-        <w:rFonts w:ascii="Wingdings" w:hAnsi="Wingdings" w:cs="Wingdings" w:hint="default"/>
-      </w:rPr>
+        <w:ind w:left="2160" w:hanging="480"/>
+      </w:pPr>
     </w:lvl>
     <w:lvl w:ilvl="3">
       <w:numFmt w:val="bullet"/>
-      <w:lvlText w:val=""/>
+      <w:lvlText w:val="–"/>
       <w:lvlJc w:val="left"/>
       <w:pPr>
-        <w:ind w:left="2880" w:hanging="360"/>
-      </w:pPr>
-      <w:rPr>
-        <w:rFonts w:ascii="Symbol" w:hAnsi="Symbol" w:cs="Symbol" w:hint="default"/>
-      </w:rPr>
+        <w:ind w:left="2880" w:hanging="480"/>
+      </w:pPr>
     </w:lvl>
     <w:lvl w:ilvl="4">
       <w:numFmt w:val="bullet"/>
-      <w:lvlText w:val="o"/>
+      <w:lvlText w:val="•"/>
       <w:lvlJc w:val="left"/>
       <w:pPr>
-        <w:ind w:left="3600" w:hanging="360"/>
-      </w:pPr>
-      <w:rPr>
-        <w:rFonts w:ascii="Courier New" w:hAnsi="Courier New" w:cs="Courier New" w:hint="default"/>
-      </w:rPr>
+        <w:ind w:left="3600" w:hanging="480"/>
+      </w:pPr>
     </w:lvl>
     <w:lvl w:ilvl="5">
       <w:numFmt w:val="bullet"/>
-      <w:lvlText w:val=""/>
+      <w:lvlText w:val="–"/>
       <w:lvlJc w:val="left"/>
       <w:pPr>
-        <w:ind w:left="4320" w:hanging="360"/>
-      </w:pPr>
-      <w:rPr>
-        <w:rFonts w:ascii="Wingdings" w:hAnsi="Wingdings" w:cs="Wingdings" w:hint="default"/>
-      </w:rPr>
+        <w:ind w:left="4320" w:hanging="480"/>
+      </w:pPr>
     </w:lvl>
     <w:lvl w:ilvl="6">
       <w:numFmt w:val="bullet"/>
-      <w:lvlText w:val=""/>
+      <w:lvlText w:val="•"/>
       <w:lvlJc w:val="left"/>
       <w:pPr>
-        <w:ind w:left="5040" w:hanging="360"/>
-      </w:pPr>
-      <w:rPr>
-        <w:rFonts w:ascii="Symbol" w:hAnsi="Symbol" w:cs="Symbol" w:hint="default"/>
-      </w:rPr>
+        <w:ind w:left="5040" w:hanging="480"/>
+      </w:pPr>
     </w:lvl>
     <w:lvl w:ilvl="7">
       <w:numFmt w:val="bullet"/>
-      <w:lvlText w:val="o"/>
+      <w:lvlText w:val="–"/>
       <w:lvlJc w:val="left"/>
       <w:pPr>
-        <w:ind w:left="5760" w:hanging="360"/>
-      </w:pPr>
-      <w:rPr>
-        <w:rFonts w:ascii="Courier New" w:hAnsi="Courier New" w:cs="Courier New" w:hint="default"/>
-      </w:rPr>
+        <w:ind w:left="5760" w:hanging="480"/>
+      </w:pPr>
     </w:lvl>
     <w:lvl w:ilvl="8">
       <w:numFmt w:val="bullet"/>
-      <w:lvlText w:val=""/>
+      <w:lvlText w:val="•"/>
       <w:lvlJc w:val="left"/>
       <w:pPr>
-        <w:ind w:left="6480" w:hanging="360"/>
-      </w:pPr>
-      <w:rPr>
-        <w:rFonts w:ascii="Wingdings" w:hAnsi="Wingdings" w:cs="Wingdings" w:hint="default"/>
-      </w:rPr>
+        <w:ind w:left="6480" w:hanging="480"/>
+      </w:pPr>
     </w:lvl>
   </w:abstractNum>
   <w:num w:numId="1000">
@@ -7844,8 +7912,8 @@
     <w:name w:val="KeywordTok"/>
     <w:basedOn w:val="VerbatimChar"/>
     <w:rPr>
+      <w:color w:val="007020"/>
       <w:b/>
-      <w:color w:val="007020"/>
     </w:rPr>
   </w:style>
   <w:style w:type="character" w:customStyle="1" w:styleId="DataTypeTok">
@@ -7922,42 +7990,42 @@
     <w:name w:val="ImportTok"/>
     <w:basedOn w:val="VerbatimChar"/>
     <w:rPr>
+      <w:color w:val="008000"/>
       <w:b/>
-      <w:color w:val="008000"/>
     </w:rPr>
   </w:style>
   <w:style w:type="character" w:customStyle="1" w:styleId="CommentTok">
     <w:name w:val="CommentTok"/>
     <w:basedOn w:val="VerbatimChar"/>
     <w:rPr>
+      <w:color w:val="60a0b0"/>
       <w:i/>
-      <w:color w:val="60a0b0"/>
     </w:rPr>
   </w:style>
   <w:style w:type="character" w:customStyle="1" w:styleId="DocumentationTok">
     <w:name w:val="DocumentationTok"/>
     <w:basedOn w:val="VerbatimChar"/>
     <w:rPr>
+      <w:color w:val="ba2121"/>
       <w:i/>
-      <w:color w:val="ba2121"/>
     </w:rPr>
   </w:style>
   <w:style w:type="character" w:customStyle="1" w:styleId="AnnotationTok">
     <w:name w:val="AnnotationTok"/>
     <w:basedOn w:val="VerbatimChar"/>
     <w:rPr>
+      <w:color w:val="60a0b0"/>
       <w:b/>
       <w:i/>
-      <w:color w:val="60a0b0"/>
     </w:rPr>
   </w:style>
   <w:style w:type="character" w:customStyle="1" w:styleId="CommentVarTok">
     <w:name w:val="CommentVarTok"/>
     <w:basedOn w:val="VerbatimChar"/>
     <w:rPr>
+      <w:color w:val="60a0b0"/>
       <w:b/>
       <w:i/>
-      <w:color w:val="60a0b0"/>
     </w:rPr>
   </w:style>
   <w:style w:type="character" w:customStyle="1" w:styleId="OtherTok">
@@ -7985,8 +8053,8 @@
     <w:name w:val="ControlFlowTok"/>
     <w:basedOn w:val="VerbatimChar"/>
     <w:rPr>
+      <w:color w:val="007020"/>
       <w:b/>
-      <w:color w:val="007020"/>
     </w:rPr>
   </w:style>
   <w:style w:type="character" w:customStyle="1" w:styleId="OperatorTok">
@@ -8031,34 +8099,34 @@
     <w:name w:val="InformationTok"/>
     <w:basedOn w:val="VerbatimChar"/>
     <w:rPr>
+      <w:color w:val="60a0b0"/>
       <w:b/>
       <w:i/>
-      <w:color w:val="60a0b0"/>
     </w:rPr>
   </w:style>
   <w:style w:type="character" w:customStyle="1" w:styleId="WarningTok">
     <w:name w:val="WarningTok"/>
     <w:basedOn w:val="VerbatimChar"/>
     <w:rPr>
+      <w:color w:val="60a0b0"/>
       <w:b/>
       <w:i/>
-      <w:color w:val="60a0b0"/>
     </w:rPr>
   </w:style>
   <w:style w:type="character" w:customStyle="1" w:styleId="AlertTok">
     <w:name w:val="AlertTok"/>
     <w:basedOn w:val="VerbatimChar"/>
     <w:rPr>
+      <w:color w:val="ff0000"/>
       <w:b/>
-      <w:color w:val="ff0000"/>
     </w:rPr>
   </w:style>
   <w:style w:type="character" w:customStyle="1" w:styleId="ErrorTok">
     <w:name w:val="ErrorTok"/>
     <w:basedOn w:val="VerbatimChar"/>
     <w:rPr>
+      <w:color w:val="ff0000"/>
       <w:b/>
-      <w:color w:val="ff0000"/>
     </w:rPr>
   </w:style>
   <w:style w:type="character" w:customStyle="1" w:styleId="NormalTok">

--- a/packages/docs/static/decision-guides/scheduling.docx
+++ b/packages/docs/static/decision-guides/scheduling.docx
@@ -63,6 +63,14 @@
         <w:pStyle w:val="FirstParagraph"/>
       </w:pPr>
       <w:r>
+        <w:t xml:space="preserve">Use this guide to decide what can be booked, who can book it, and how appointments move through your workflow. Section 1 establishes the use case, Section 2 scopes additional requirements, and Section 3 maps those requirements to modeling and implementation choices.</w:t>
+      </w:r>
+    </w:p>
+    <w:p>
+      <w:pPr>
+        <w:pStyle w:val="BodyText"/>
+      </w:pPr>
+      <w:r>
         <w:rPr>
           <w:iCs/>
           <w:i/>
@@ -106,14 +114,6 @@
         <w:pStyle w:val="BodyText"/>
       </w:pPr>
       <w:r>
-        <w:t xml:space="preserve">Use this guide to decide what can be booked, who can book it, and how appointments move through your workflow. Section 1 establishes the use case, Section 2 scopes additional requirements, and Section 3 maps those requirements to modeling and implementation choices.</w:t>
-      </w:r>
-    </w:p>
-    <w:p>
-      <w:pPr>
-        <w:pStyle w:val="BodyText"/>
-      </w:pPr>
-      <w:r>
         <w:t xml:space="preserve">Medplum provides availability calculation and atomic booking operations. Your application supplies business rules such as licensure checks, patient preferences, approval workflows, and integrations. The scheduling APIs are in</w:t>
       </w:r>
       <w:r>
@@ -146,6 +146,13 @@
       </w:r>
       <w:r>
         <w:t xml:space="preserve">when upgrading an existing implementation.</w:t>
+      </w:r>
+    </w:p>
+    <w:p>
+      <w:r>
+        <w:pict>
+          <v:rect style="width:0;height:1.5pt" o:hralign="center" o:hrstd="t" o:hr="t"/>
+        </w:pict>
       </w:r>
     </w:p>
     <w:bookmarkStart w:id="26" w:name="section-1-use-case-participants"/>

--- a/packages/docs/static/decision-guides/scheduling.docx
+++ b/packages/docs/static/decision-guides/scheduling.docx
@@ -11,18 +11,18 @@
           <wp:inline>
             <wp:extent cx="5943600" cy="1289649"/>
             <wp:effectExtent b="0" l="0" r="0" t="0"/>
-            <wp:docPr descr="Medplum" title="" id="21" name="Picture"/>
+            <wp:docPr descr="Medplum" title="" id="10" name="Picture"/>
             <a:graphic>
               <a:graphicData uri="http://schemas.openxmlformats.org/drawingml/2006/picture">
                 <pic:pic>
                   <pic:nvPicPr>
-                    <pic:cNvPr descr="medplum-wordmark-grape.png" id="22" name="Picture"/>
+                    <pic:cNvPr descr="medplum-wordmark-grape.png" id="11" name="Picture"/>
                     <pic:cNvPicPr>
                       <a:picLocks noChangeArrowheads="1" noChangeAspect="1"/>
                     </pic:cNvPicPr>
                   </pic:nvPicPr>
                   <pic:blipFill>
-                    <a:blip r:embed="rId20"/>
+                    <a:blip r:embed="rId9"/>
                     <a:stretch>
                       <a:fillRect/>
                     </a:stretch>
@@ -49,7 +49,7 @@
         </w:drawing>
       </w:r>
     </w:p>
-    <w:bookmarkStart w:id="66" w:name="scheduling-decision-guide"/>
+    <w:bookmarkStart w:id="119" w:name="scheduling-decision-guide"/>
     <w:p>
       <w:pPr>
         <w:pStyle w:val="Heading1"/>
@@ -63,7 +63,7 @@
         <w:pStyle w:val="FirstParagraph"/>
       </w:pPr>
       <w:r>
-        <w:t xml:space="preserve">Use this guide to decide what can be booked, who can book it, and how appointments move through your workflow. Section 1 establishes the use case, Section 2 scopes additional requirements, and Section 3 maps those requirements to modeling and implementation choices.</w:t>
+        <w:t xml:space="preserve">Use this guide to decide what can be booked, who can book it, and how appointments move through your workflow.</w:t>
       </w:r>
     </w:p>
     <w:p>
@@ -72,39 +72,39 @@
       </w:pPr>
       <w:r>
         <w:rPr>
+          <w:i/>
           <w:iCs/>
-          <w:i/>
         </w:rPr>
         <w:t xml:space="preserve">Companion to the</w:t>
       </w:r>
       <w:r>
         <w:rPr>
+          <w:i/>
           <w:iCs/>
-          <w:i/>
         </w:rPr>
         <w:t xml:space="preserve"> </w:t>
       </w:r>
-      <w:hyperlink r:id="rId23">
+      <w:hyperlink r:id="rId12">
         <w:r>
           <w:rPr>
             <w:rStyle w:val="Hyperlink"/>
+            <w:i/>
             <w:iCs/>
-            <w:i/>
           </w:rPr>
           <w:t xml:space="preserve">Scheduling</w:t>
         </w:r>
       </w:hyperlink>
       <w:r>
         <w:rPr>
+          <w:i/>
           <w:iCs/>
+        </w:rPr>
+        <w:t xml:space="preserve"> </w:t>
+      </w:r>
+      <w:r>
+        <w:rPr>
           <w:i/>
-        </w:rPr>
-        <w:t xml:space="preserve"> </w:t>
-      </w:r>
-      <w:r>
-        <w:rPr>
           <w:iCs/>
-          <w:i/>
         </w:rPr>
         <w:t xml:space="preserve">docs.</w:t>
       </w:r>
@@ -119,7 +119,7 @@
       <w:r>
         <w:t xml:space="preserve"> </w:t>
       </w:r>
-      <w:hyperlink r:id="rId24">
+      <w:hyperlink r:id="rId13">
         <w:r>
           <w:rPr>
             <w:rStyle w:val="Hyperlink"/>
@@ -133,7 +133,7 @@
       <w:r>
         <w:t xml:space="preserve"> </w:t>
       </w:r>
-      <w:hyperlink r:id="rId25">
+      <w:hyperlink r:id="rId14">
         <w:r>
           <w:rPr>
             <w:rStyle w:val="Hyperlink"/>
@@ -149,247 +149,389 @@
       </w:r>
     </w:p>
     <w:p>
-      <w:r>
-        <w:pict>
-          <v:rect style="width:0;height:1.5pt" o:hralign="center" o:hrstd="t" o:hr="t"/>
-        </w:pict>
-      </w:r>
-    </w:p>
-    <w:bookmarkStart w:id="26" w:name="section-1-use-case-participants"/>
-    <w:p>
-      <w:pPr>
-        <w:pStyle w:val="Heading2"/>
-      </w:pPr>
-      <w:r>
-        <w:t xml:space="preserve">Section 1: Use Case &amp; Participants</w:t>
-      </w:r>
-    </w:p>
-    <w:p>
-      <w:pPr>
-        <w:pStyle w:val="FirstParagraph"/>
-      </w:pPr>
-      <w:r>
-        <w:rPr>
-          <w:bCs/>
-          <w:b/>
-        </w:rPr>
-        <w:t xml:space="preserve">1.1 Who books, and on whose behalf?</w:t>
-      </w:r>
-    </w:p>
-    <w:p>
-      <w:pPr>
+      <w:pPr>
+        <w:pStyle w:val="BodyText"/>
+      </w:pPr>
+      <w:r>
+        <w:t xml:space="preserve">This guide covers five areas:</w:t>
+      </w:r>
+    </w:p>
+    <w:p>
+      <w:pPr>
+        <w:pStyle w:val="Compact"/>
         <w:numPr>
           <w:ilvl w:val="0"/>
           <w:numId w:val="1001"/>
         </w:numPr>
+      </w:pPr>
+      <w:hyperlink w:anchor="services-and-availability">
+        <w:r>
+          <w:rPr>
+            <w:rStyle w:val="Hyperlink"/>
+            <w:b/>
+            <w:bCs/>
+          </w:rPr>
+          <w:t xml:space="preserve">Define what can be booked and by whom</w:t>
+        </w:r>
+      </w:hyperlink>
+      <w:r>
+        <w:rPr>
+          <w:b/>
+          <w:bCs/>
+        </w:rPr>
+        <w:t xml:space="preserve">.</w:t>
+      </w:r>
+      <w:r>
+        <w:t xml:space="preserve"> </w:t>
+      </w:r>
+      <w:r>
+        <w:t xml:space="preserve">Choose services, schedulable resources, availability rules, and booking permissions.</w:t>
+      </w:r>
+    </w:p>
+    <w:p>
+      <w:pPr>
         <w:pStyle w:val="Compact"/>
-      </w:pPr>
-      <w:r>
-        <w:t xml:space="preserve">Patient self-service</w:t>
-      </w:r>
-    </w:p>
-    <w:p>
-      <w:pPr>
         <w:numPr>
           <w:ilvl w:val="0"/>
           <w:numId w:val="1001"/>
         </w:numPr>
+      </w:pPr>
+      <w:hyperlink w:anchor="resource-selection-and-capacity">
+        <w:r>
+          <w:rPr>
+            <w:rStyle w:val="Hyperlink"/>
+            <w:b/>
+            <w:bCs/>
+          </w:rPr>
+          <w:t xml:space="preserve">Decide how resources are selected</w:t>
+        </w:r>
+      </w:hyperlink>
+      <w:r>
+        <w:rPr>
+          <w:b/>
+          <w:bCs/>
+        </w:rPr>
+        <w:t xml:space="preserve">.</w:t>
+      </w:r>
+      <w:r>
+        <w:t xml:space="preserve"> </w:t>
+      </w:r>
+      <w:r>
+        <w:t xml:space="preserve">Define eligibility and preferences; address resource combinations, shared capacity, and group visits where needed.</w:t>
+      </w:r>
+    </w:p>
+    <w:p>
+      <w:pPr>
         <w:pStyle w:val="Compact"/>
-      </w:pPr>
-      <w:r>
-        <w:t xml:space="preserve">Staff booking for a patient</w:t>
-      </w:r>
-    </w:p>
-    <w:p>
-      <w:pPr>
         <w:numPr>
           <w:ilvl w:val="0"/>
           <w:numId w:val="1001"/>
         </w:numPr>
+      </w:pPr>
+      <w:hyperlink w:anchor="booking-and-changes">
+        <w:r>
+          <w:rPr>
+            <w:rStyle w:val="Hyperlink"/>
+            <w:b/>
+            <w:bCs/>
+          </w:rPr>
+          <w:t xml:space="preserve">Define the booking lifecycle</w:t>
+        </w:r>
+      </w:hyperlink>
+      <w:r>
+        <w:rPr>
+          <w:b/>
+          <w:bCs/>
+        </w:rPr>
+        <w:t xml:space="preserve">.</w:t>
+      </w:r>
+      <w:r>
+        <w:t xml:space="preserve"> </w:t>
+      </w:r>
+      <w:r>
+        <w:t xml:space="preserve">Choose immediate booking versus holds or approval, then define conflicts, cancellations, and rescheduling.</w:t>
+      </w:r>
+    </w:p>
+    <w:p>
+      <w:pPr>
         <w:pStyle w:val="Compact"/>
-      </w:pPr>
-      <w:r>
-        <w:t xml:space="preserve">Provider managing their own appointments</w:t>
-      </w:r>
-    </w:p>
-    <w:p>
-      <w:pPr>
         <w:numPr>
           <w:ilvl w:val="0"/>
           <w:numId w:val="1001"/>
         </w:numPr>
+      </w:pPr>
+      <w:hyperlink w:anchor="recurring-visits-waitlists-and-reminders">
+        <w:r>
+          <w:rPr>
+            <w:rStyle w:val="Hyperlink"/>
+            <w:b/>
+            <w:bCs/>
+          </w:rPr>
+          <w:t xml:space="preserve">Plan recurring visits, waitlists, and reminders</w:t>
+        </w:r>
+      </w:hyperlink>
+      <w:r>
+        <w:t xml:space="preserve"> </w:t>
+      </w:r>
+      <w:r>
+        <w:t xml:space="preserve">if your workflow needs them.</w:t>
+      </w:r>
+    </w:p>
+    <w:p>
+      <w:pPr>
         <w:pStyle w:val="Compact"/>
-      </w:pPr>
-      <w:r>
-        <w:t xml:space="preserve">System or API-driven booking</w:t>
-      </w:r>
-    </w:p>
-    <w:p>
-      <w:pPr>
         <w:numPr>
           <w:ilvl w:val="0"/>
           <w:numId w:val="1001"/>
         </w:numPr>
+      </w:pPr>
+      <w:hyperlink w:anchor="external-systems">
+        <w:r>
+          <w:rPr>
+            <w:rStyle w:val="Hyperlink"/>
+            <w:b/>
+            <w:bCs/>
+          </w:rPr>
+          <w:t xml:space="preserve">Define external-system responsibilities</w:t>
+        </w:r>
+      </w:hyperlink>
+      <w:r>
+        <w:t xml:space="preserve"> </w:t>
+      </w:r>
+      <w:r>
+        <w:t xml:space="preserve">if you use telehealth, synchronize calendars, or work alongside another scheduler.</w:t>
+      </w:r>
+    </w:p>
+    <w:p>
+      <w:pPr>
+        <w:pStyle w:val="FirstParagraph"/>
+      </w:pPr>
+      <w:r>
+        <w:t xml:space="preserve">Use the</w:t>
+      </w:r>
+      <w:r>
+        <w:t xml:space="preserve"> </w:t>
+      </w:r>
+      <w:hyperlink w:anchor="before-you-start">
+        <w:r>
+          <w:rPr>
+            <w:rStyle w:val="Hyperlink"/>
+          </w:rPr>
+          <w:t xml:space="preserve">questions below</w:t>
+        </w:r>
+      </w:hyperlink>
+      <w:r>
+        <w:t xml:space="preserve"> </w:t>
+      </w:r>
+      <w:r>
+        <w:t xml:space="preserve">to establish your use case, then follow the relevant sections. Add requirements beyond these examples where needed.</w:t>
+      </w:r>
+    </w:p>
+    <w:bookmarkStart w:id="15" w:name="section-1-use-case--participants"/>
+    <w:bookmarkEnd w:id="15"/>
+    <w:bookmarkStart w:id="34" w:name="before-you-start"/>
+    <w:p>
+      <w:pPr>
+        <w:pStyle w:val="Heading2"/>
+      </w:pPr>
+      <w:r>
+        <w:t xml:space="preserve">Before you start</w:t>
+      </w:r>
+    </w:p>
+    <w:bookmarkStart w:id="16" w:name="q1-who-books-and-on-whose-behalf"/>
+    <w:bookmarkEnd w:id="16"/>
+    <w:bookmarkStart w:id="18" w:name="who-books-and-on-whose-behalf"/>
+    <w:p>
+      <w:pPr>
+        <w:pStyle w:val="Heading3"/>
+      </w:pPr>
+      <w:r>
+        <w:t xml:space="preserve">Who books, and on whose behalf?</w:t>
+      </w:r>
+    </w:p>
+    <w:p>
+      <w:pPr>
         <w:pStyle w:val="Compact"/>
-      </w:pPr>
-      <w:r>
-        <w:t xml:space="preserve">A combination of these</w:t>
-      </w:r>
-    </w:p>
-    <w:p>
-      <w:pPr>
-        <w:pStyle w:val="FirstParagraph"/>
-      </w:pPr>
-      <w:r>
-        <w:rPr>
-          <w:iCs/>
-          <w:i/>
-        </w:rPr>
-        <w:t xml:space="preserve">Why: determines authentication, delegated access, and which users can change availability or make exceptions (3.4, 3.9).</w:t>
-      </w:r>
-    </w:p>
-    <w:p>
-      <w:pPr>
-        <w:pStyle w:val="BodyText"/>
-      </w:pPr>
-      <w:r>
-        <w:rPr>
-          <w:bCs/>
-          <w:b/>
-        </w:rPr>
-        <w:t xml:space="preserve">1.2 What must be available for the appointment?</w:t>
-      </w:r>
-    </w:p>
-    <w:p>
-      <w:pPr>
         <w:numPr>
           <w:ilvl w:val="0"/>
           <w:numId w:val="1002"/>
         </w:numPr>
+      </w:pPr>
+      <w:r>
+        <w:t xml:space="preserve">Patient self-service</w:t>
+      </w:r>
+    </w:p>
+    <w:p>
+      <w:pPr>
         <w:pStyle w:val="Compact"/>
-      </w:pPr>
-      <w:r>
-        <w:t xml:space="preserve">A clinician only</w:t>
-      </w:r>
-    </w:p>
-    <w:p>
-      <w:pPr>
         <w:numPr>
           <w:ilvl w:val="0"/>
           <w:numId w:val="1002"/>
         </w:numPr>
+      </w:pPr>
+      <w:r>
+        <w:t xml:space="preserve">Staff booking for a patient</w:t>
+      </w:r>
+    </w:p>
+    <w:p>
+      <w:pPr>
         <w:pStyle w:val="Compact"/>
-      </w:pPr>
-      <w:r>
-        <w:t xml:space="preserve">Several concurrent resources, such as a clinician, room, and device</w:t>
-      </w:r>
-    </w:p>
-    <w:p>
-      <w:pPr>
         <w:numPr>
           <w:ilvl w:val="0"/>
           <w:numId w:val="1002"/>
         </w:numPr>
+      </w:pPr>
+      <w:r>
+        <w:t xml:space="preserve">Provider managing their own appointments</w:t>
+      </w:r>
+    </w:p>
+    <w:p>
+      <w:pPr>
         <w:pStyle w:val="Compact"/>
-      </w:pPr>
-      <w:r>
-        <w:t xml:space="preserve">A room or device without a clinician</w:t>
-      </w:r>
-    </w:p>
-    <w:p>
-      <w:pPr>
         <w:numPr>
           <w:ilvl w:val="0"/>
           <w:numId w:val="1002"/>
         </w:numPr>
+      </w:pPr>
+      <w:r>
+        <w:t xml:space="preserve">System or API-driven booking</w:t>
+      </w:r>
+    </w:p>
+    <w:p>
+      <w:pPr>
         <w:pStyle w:val="Compact"/>
-      </w:pPr>
-      <w:r>
-        <w:t xml:space="preserve">A shared resource with capacity greater than one</w:t>
-      </w:r>
-    </w:p>
-    <w:p>
-      <w:pPr>
         <w:numPr>
           <w:ilvl w:val="0"/>
           <w:numId w:val="1002"/>
         </w:numPr>
+      </w:pPr>
+      <w:r>
+        <w:t xml:space="preserve">A combination of these</w:t>
+      </w:r>
+    </w:p>
+    <w:p>
+      <w:pPr>
+        <w:pStyle w:val="FirstParagraph"/>
+      </w:pPr>
+      <w:r>
+        <w:rPr>
+          <w:i/>
+          <w:iCs/>
+        </w:rPr>
+        <w:t xml:space="preserve">Why: determines authentication, delegated access, and which users can change availability or make exceptions (</w:t>
+      </w:r>
+      <w:hyperlink w:anchor="Xd73dff88998e98ef331d6f26df66c1f79b5f7f6">
+        <w:r>
+          <w:rPr>
+            <w:rStyle w:val="Hyperlink"/>
+            <w:i/>
+            <w:iCs/>
+          </w:rPr>
+          <w:t xml:space="preserve">Access</w:t>
+        </w:r>
+      </w:hyperlink>
+      <w:r>
+        <w:rPr>
+          <w:i/>
+          <w:iCs/>
+        </w:rPr>
+        <w:t xml:space="preserve">,</w:t>
+      </w:r>
+      <w:r>
+        <w:rPr>
+          <w:i/>
+          <w:iCs/>
+        </w:rPr>
+        <w:t xml:space="preserve"> </w:t>
+      </w:r>
+      <w:hyperlink w:anchor="X62b66bd88be268bb864baf12857e6e2ad983dad">
+        <w:r>
+          <w:rPr>
+            <w:rStyle w:val="Hyperlink"/>
+            <w:i/>
+            <w:iCs/>
+          </w:rPr>
+          <w:t xml:space="preserve">Conflicts and overrides</w:t>
+        </w:r>
+      </w:hyperlink>
+      <w:r>
+        <w:rPr>
+          <w:i/>
+          <w:iCs/>
+        </w:rPr>
+        <w:t xml:space="preserve">).</w:t>
+      </w:r>
+    </w:p>
+    <w:bookmarkStart w:id="17" w:name="Xc656d354e4c321bebe78d6a6b24ea3ae297da6a"/>
+    <w:bookmarkEnd w:id="17"/>
+    <w:bookmarkEnd w:id="18"/>
+    <w:bookmarkStart w:id="20" w:name="Xb5f2c85f885317ae3600c2b3f17acba142c06b5"/>
+    <w:p>
+      <w:pPr>
+        <w:pStyle w:val="Heading3"/>
+      </w:pPr>
+      <w:r>
+        <w:t xml:space="preserve">What must be available for the appointment?</w:t>
+      </w:r>
+    </w:p>
+    <w:p>
+      <w:pPr>
         <w:pStyle w:val="Compact"/>
-      </w:pPr>
-      <w:r>
-        <w:t xml:space="preserve">A group session with several patients</w:t>
-      </w:r>
-    </w:p>
-    <w:p>
-      <w:pPr>
-        <w:pStyle w:val="FirstParagraph"/>
-      </w:pPr>
-      <w:r>
-        <w:rPr>
-          <w:iCs/>
-          <w:i/>
-        </w:rPr>
-        <w:t xml:space="preserve">Why: distinguishes multi-resource coordination from capacity and patient-specific workflow decisions (3.2, 3.6, 3.7).</w:t>
-      </w:r>
-    </w:p>
-    <w:p>
-      <w:pPr>
-        <w:pStyle w:val="BodyText"/>
-      </w:pPr>
-      <w:r>
-        <w:rPr>
-          <w:bCs/>
-          <w:b/>
-        </w:rPr>
-        <w:t xml:space="preserve">1.3 Does the patient choose a person, or an eligible pool?</w:t>
-      </w:r>
-    </w:p>
-    <w:p>
-      <w:pPr>
         <w:numPr>
           <w:ilvl w:val="0"/>
           <w:numId w:val="1003"/>
         </w:numPr>
+      </w:pPr>
+      <w:r>
+        <w:t xml:space="preserve">A clinician only</w:t>
+      </w:r>
+    </w:p>
+    <w:p>
+      <w:pPr>
         <w:pStyle w:val="Compact"/>
-      </w:pPr>
-      <w:r>
-        <w:t xml:space="preserve">A named practitioner or care team</w:t>
-      </w:r>
-    </w:p>
-    <w:p>
-      <w:pPr>
         <w:numPr>
           <w:ilvl w:val="0"/>
           <w:numId w:val="1003"/>
         </w:numPr>
+      </w:pPr>
+      <w:r>
+        <w:t xml:space="preserve">Several concurrent resources, such as a clinician, room, and device</w:t>
+      </w:r>
+    </w:p>
+    <w:p>
+      <w:pPr>
         <w:pStyle w:val="Compact"/>
-      </w:pPr>
-      <w:r>
-        <w:t xml:space="preserve">Any practitioner qualified for the service</w:t>
-      </w:r>
-    </w:p>
-    <w:p>
-      <w:pPr>
         <w:numPr>
           <w:ilvl w:val="0"/>
           <w:numId w:val="1003"/>
         </w:numPr>
+      </w:pPr>
+      <w:r>
+        <w:t xml:space="preserve">A room or device without a clinician</w:t>
+      </w:r>
+    </w:p>
+    <w:p>
+      <w:pPr>
         <w:pStyle w:val="Compact"/>
-      </w:pPr>
-      <w:r>
-        <w:t xml:space="preserve">First available, subject to preferences</w:t>
-      </w:r>
-    </w:p>
-    <w:p>
-      <w:pPr>
         <w:numPr>
           <w:ilvl w:val="0"/>
           <w:numId w:val="1003"/>
         </w:numPr>
+      </w:pPr>
+      <w:r>
+        <w:t xml:space="preserve">A shared resource with capacity greater than one</w:t>
+      </w:r>
+    </w:p>
+    <w:p>
+      <w:pPr>
         <w:pStyle w:val="Compact"/>
-      </w:pPr>
-      <w:r>
-        <w:t xml:space="preserve">Staff assignment after a request</w:t>
+        <w:numPr>
+          <w:ilvl w:val="0"/>
+          <w:numId w:val="1003"/>
+        </w:numPr>
+      </w:pPr>
+      <w:r>
+        <w:t xml:space="preserve">A group session with several patients</w:t>
       </w:r>
     </w:p>
     <w:p>
@@ -398,112 +540,135 @@
       </w:pPr>
       <w:r>
         <w:rPr>
+          <w:i/>
           <w:iCs/>
+        </w:rPr>
+        <w:t xml:space="preserve">Why: distinguishes multi-resource coordination from capacity and patient-specific workflow decisions (</w:t>
+      </w:r>
+      <w:hyperlink w:anchor="which-actors-need-their-own-schedules">
+        <w:r>
+          <w:rPr>
+            <w:rStyle w:val="Hyperlink"/>
+            <w:i/>
+            <w:iCs/>
+          </w:rPr>
+          <w:t xml:space="preserve">Actors and Schedules</w:t>
+        </w:r>
+      </w:hyperlink>
+      <w:r>
+        <w:rPr>
           <w:i/>
+          <w:iCs/>
         </w:rPr>
-        <w:t xml:space="preserve">Why: determines candidate selection, hard eligibility rules, preference ranking, and what</w:t>
+        <w:t xml:space="preserve">,</w:t>
       </w:r>
       <w:r>
         <w:rPr>
+          <w:i/>
           <w:iCs/>
+        </w:rPr>
+        <w:t xml:space="preserve"> </w:t>
+      </w:r>
+      <w:hyperlink w:anchor="X55b5438736e520843c09d77f575e6f470d4af7c">
+        <w:r>
+          <w:rPr>
+            <w:rStyle w:val="Hyperlink"/>
+            <w:i/>
+            <w:iCs/>
+          </w:rPr>
+          <w:t xml:space="preserve">Resource combinations</w:t>
+        </w:r>
+      </w:hyperlink>
+      <w:r>
+        <w:rPr>
           <w:i/>
+          <w:iCs/>
         </w:rPr>
-        <w:t xml:space="preserve"> </w:t>
+        <w:t xml:space="preserve">,</w:t>
       </w:r>
       <w:r>
         <w:rPr>
+          <w:i/>
           <w:iCs/>
+        </w:rPr>
+        <w:t xml:space="preserve"> </w:t>
+      </w:r>
+      <w:hyperlink w:anchor="X84796b516d995f2b5c6485f3c94d7b5d0d5e97e">
+        <w:r>
+          <w:rPr>
+            <w:rStyle w:val="Hyperlink"/>
+            <w:i/>
+            <w:iCs/>
+          </w:rPr>
+          <w:t xml:space="preserve">Capacity and group visits</w:t>
+        </w:r>
+      </w:hyperlink>
+      <w:r>
+        <w:rPr>
           <w:i/>
+          <w:iCs/>
         </w:rPr>
-        <w:t xml:space="preserve">“</w:t>
-      </w:r>
-      <w:r>
-        <w:rPr>
-          <w:iCs/>
-          <w:i/>
-        </w:rPr>
-        <w:t xml:space="preserve">first available</w:t>
-      </w:r>
-      <w:r>
-        <w:rPr>
-          <w:iCs/>
-          <w:i/>
-        </w:rPr>
-        <w:t xml:space="preserve">”</w:t>
-      </w:r>
-      <w:r>
-        <w:rPr>
-          <w:iCs/>
-          <w:i/>
-        </w:rPr>
-        <w:t xml:space="preserve"> </w:t>
-      </w:r>
-      <w:r>
-        <w:rPr>
-          <w:iCs/>
-          <w:i/>
-        </w:rPr>
-        <w:t xml:space="preserve">promises (3.5, 3.6).</w:t>
-      </w:r>
-    </w:p>
-    <w:p>
-      <w:pPr>
-        <w:pStyle w:val="BodyText"/>
-      </w:pPr>
-      <w:r>
-        <w:rPr>
-          <w:bCs/>
-          <w:b/>
-        </w:rPr>
-        <w:t xml:space="preserve">1.4 When is the appointment considered booked?</w:t>
-      </w:r>
-    </w:p>
-    <w:p>
-      <w:pPr>
+        <w:t xml:space="preserve">).</w:t>
+      </w:r>
+    </w:p>
+    <w:bookmarkStart w:id="19" w:name="X2eefe4f39c87b93724709e49d810dfe60d005b7"/>
+    <w:bookmarkEnd w:id="19"/>
+    <w:bookmarkEnd w:id="20"/>
+    <w:bookmarkStart w:id="22" w:name="X65721686cfc258a135a58febb1b33ac4d75fbeb"/>
+    <w:p>
+      <w:pPr>
+        <w:pStyle w:val="Heading3"/>
+      </w:pPr>
+      <w:r>
+        <w:t xml:space="preserve">Does the patient choose a person, or an eligible pool?</w:t>
+      </w:r>
+    </w:p>
+    <w:p>
+      <w:pPr>
+        <w:pStyle w:val="Compact"/>
         <w:numPr>
           <w:ilvl w:val="0"/>
           <w:numId w:val="1004"/>
         </w:numPr>
+      </w:pPr>
+      <w:r>
+        <w:t xml:space="preserve">A named practitioner or care team</w:t>
+      </w:r>
+    </w:p>
+    <w:p>
+      <w:pPr>
         <w:pStyle w:val="Compact"/>
-      </w:pPr>
-      <w:r>
-        <w:t xml:space="preserve">Immediately after the time is selected</w:t>
-      </w:r>
-    </w:p>
-    <w:p>
-      <w:pPr>
         <w:numPr>
           <w:ilvl w:val="0"/>
           <w:numId w:val="1004"/>
         </w:numPr>
+      </w:pPr>
+      <w:r>
+        <w:t xml:space="preserve">Any practitioner qualified for the service</w:t>
+      </w:r>
+    </w:p>
+    <w:p>
+      <w:pPr>
         <w:pStyle w:val="Compact"/>
-      </w:pPr>
-      <w:r>
-        <w:t xml:space="preserve">After the patient completes another step</w:t>
-      </w:r>
-    </w:p>
-    <w:p>
-      <w:pPr>
         <w:numPr>
           <w:ilvl w:val="0"/>
           <w:numId w:val="1004"/>
         </w:numPr>
+      </w:pPr>
+      <w:r>
+        <w:t xml:space="preserve">First available, subject to preferences</w:t>
+      </w:r>
+    </w:p>
+    <w:p>
+      <w:pPr>
         <w:pStyle w:val="Compact"/>
-      </w:pPr>
-      <w:r>
-        <w:t xml:space="preserve">After staff approval or authorization review</w:t>
-      </w:r>
-    </w:p>
-    <w:p>
-      <w:pPr>
         <w:numPr>
           <w:ilvl w:val="0"/>
           <w:numId w:val="1004"/>
         </w:numPr>
-        <w:pStyle w:val="Compact"/>
-      </w:pPr>
-      <w:r>
-        <w:t xml:space="preserve">After required participants respond</w:t>
+      </w:pPr>
+      <w:r>
+        <w:t xml:space="preserve">Staff assignment after a request</w:t>
       </w:r>
     </w:p>
     <w:p>
@@ -512,1115 +677,379 @@
       </w:pPr>
       <w:r>
         <w:rPr>
+          <w:i/>
           <w:iCs/>
-          <w:i/>
         </w:rPr>
-        <w:t xml:space="preserve">Why: determines whether to book immediately, reserve time with a hold, or keep a request without consuming capacity (3.8).</w:t>
-      </w:r>
-    </w:p>
-    <w:p>
-      <w:pPr>
-        <w:pStyle w:val="BodyText"/>
-      </w:pPr>
-      <w:r>
-        <w:rPr>
-          <w:bCs/>
-          <w:b/>
-        </w:rPr>
-        <w:t xml:space="preserve">1.5 Is Medplum replacing a scheduler, or working alongside one?</w:t>
-      </w:r>
-    </w:p>
-    <w:p>
-      <w:pPr>
-        <w:pStyle w:val="BodyText"/>
-      </w:pPr>
-      <w:r>
-        <w:t xml:space="preserve">Identify the system of record for appointments, availability, cancellations, and external identifiers. Which existing appointments and blocks must be migrated? Which system can change them after launch?</w:t>
-      </w:r>
-    </w:p>
-    <w:p>
-      <w:pPr>
-        <w:pStyle w:val="BodyText"/>
-      </w:pPr>
-      <w:r>
-        <w:rPr>
-          <w:iCs/>
-          <w:i/>
-        </w:rPr>
-        <w:t xml:space="preserve">Why: coexistence needs an explicit write authority and reconciliation policy. Existing scheduling data may also require a</w:t>
-      </w:r>
-      <w:r>
-        <w:rPr>
-          <w:iCs/>
-          <w:i/>
-        </w:rPr>
-        <w:t xml:space="preserve"> </w:t>
-      </w:r>
-      <w:hyperlink r:id="rId25">
+        <w:t xml:space="preserve">Why: determines candidate selection, hard eligibility rules, preference ranking, and what “first available” promises (</w:t>
+      </w:r>
+      <w:hyperlink w:anchor="X299f1240d42c50c82d88dbd85f7f95985a4fb0c">
         <w:r>
           <w:rPr>
             <w:rStyle w:val="Hyperlink"/>
+            <w:i/>
             <w:iCs/>
+          </w:rPr>
+          <w:t xml:space="preserve">Eligibility and preferences</w:t>
+        </w:r>
+      </w:hyperlink>
+      <w:r>
+        <w:rPr>
+          <w:i/>
+          <w:iCs/>
+        </w:rPr>
+        <w:t xml:space="preserve">,</w:t>
+      </w:r>
+      <w:r>
+        <w:rPr>
+          <w:i/>
+          <w:iCs/>
+        </w:rPr>
+        <w:t xml:space="preserve"> </w:t>
+      </w:r>
+      <w:hyperlink w:anchor="X55b5438736e520843c09d77f575e6f470d4af7c">
+        <w:r>
+          <w:rPr>
+            <w:rStyle w:val="Hyperlink"/>
             <w:i/>
+            <w:iCs/>
+          </w:rPr>
+          <w:t xml:space="preserve">Resource combinations</w:t>
+        </w:r>
+      </w:hyperlink>
+      <w:r>
+        <w:rPr>
+          <w:i/>
+          <w:iCs/>
+        </w:rPr>
+        <w:t xml:space="preserve">).</w:t>
+      </w:r>
+    </w:p>
+    <w:bookmarkStart w:id="21" w:name="X1ae963526a21a56f1d7c9b1f928a47ac0d44b3e"/>
+    <w:bookmarkEnd w:id="21"/>
+    <w:bookmarkEnd w:id="22"/>
+    <w:bookmarkStart w:id="24" w:name="X0bd6d7b0351feb86a913bf3e3375fe4de6e70ec"/>
+    <w:p>
+      <w:pPr>
+        <w:pStyle w:val="Heading3"/>
+      </w:pPr>
+      <w:r>
+        <w:t xml:space="preserve">When is the appointment considered booked?</w:t>
+      </w:r>
+    </w:p>
+    <w:p>
+      <w:pPr>
+        <w:pStyle w:val="Compact"/>
+        <w:numPr>
+          <w:ilvl w:val="0"/>
+          <w:numId w:val="1005"/>
+        </w:numPr>
+      </w:pPr>
+      <w:r>
+        <w:t xml:space="preserve">Immediately after the time is selected</w:t>
+      </w:r>
+    </w:p>
+    <w:p>
+      <w:pPr>
+        <w:pStyle w:val="Compact"/>
+        <w:numPr>
+          <w:ilvl w:val="0"/>
+          <w:numId w:val="1005"/>
+        </w:numPr>
+      </w:pPr>
+      <w:r>
+        <w:t xml:space="preserve">After the patient completes another step</w:t>
+      </w:r>
+    </w:p>
+    <w:p>
+      <w:pPr>
+        <w:pStyle w:val="Compact"/>
+        <w:numPr>
+          <w:ilvl w:val="0"/>
+          <w:numId w:val="1005"/>
+        </w:numPr>
+      </w:pPr>
+      <w:r>
+        <w:t xml:space="preserve">After staff approval or authorization review</w:t>
+      </w:r>
+    </w:p>
+    <w:p>
+      <w:pPr>
+        <w:pStyle w:val="Compact"/>
+        <w:numPr>
+          <w:ilvl w:val="0"/>
+          <w:numId w:val="1005"/>
+        </w:numPr>
+      </w:pPr>
+      <w:r>
+        <w:t xml:space="preserve">After required participants respond</w:t>
+      </w:r>
+    </w:p>
+    <w:p>
+      <w:pPr>
+        <w:pStyle w:val="FirstParagraph"/>
+      </w:pPr>
+      <w:r>
+        <w:rPr>
+          <w:i/>
+          <w:iCs/>
+        </w:rPr>
+        <w:t xml:space="preserve">Why: determines whether to book immediately, reserve time with a hold, or keep a request without consuming capacity (</w:t>
+      </w:r>
+      <w:hyperlink w:anchor="Xb3b182b0d3dc9be2ea76407e3c75212bc285b33">
+        <w:r>
+          <w:rPr>
+            <w:rStyle w:val="Hyperlink"/>
+            <w:i/>
+            <w:iCs/>
+          </w:rPr>
+          <w:t xml:space="preserve">Booking and holds</w:t>
+        </w:r>
+      </w:hyperlink>
+      <w:r>
+        <w:rPr>
+          <w:i/>
+          <w:iCs/>
+        </w:rPr>
+        <w:t xml:space="preserve">).</w:t>
+      </w:r>
+    </w:p>
+    <w:bookmarkStart w:id="23" w:name="X3f4ac52406e4e5d9cd261939fc79b60402c908b"/>
+    <w:bookmarkEnd w:id="23"/>
+    <w:bookmarkEnd w:id="24"/>
+    <w:bookmarkStart w:id="26" w:name="X06ca403f2f64ebf067387b3aba1a5a0eef285a6"/>
+    <w:p>
+      <w:pPr>
+        <w:pStyle w:val="Heading3"/>
+      </w:pPr>
+      <w:r>
+        <w:t xml:space="preserve">Is Medplum replacing a scheduler, or working alongside one?</w:t>
+      </w:r>
+    </w:p>
+    <w:p>
+      <w:pPr>
+        <w:pStyle w:val="FirstParagraph"/>
+      </w:pPr>
+      <w:r>
+        <w:t xml:space="preserve">Identify the system of record for appointments, availability, cancellations, and external identifiers. Which existing appointments and blocks must be migrated? Which system can change them after launch?</w:t>
+      </w:r>
+    </w:p>
+    <w:p>
+      <w:pPr>
+        <w:pStyle w:val="BodyText"/>
+      </w:pPr>
+      <w:r>
+        <w:rPr>
+          <w:i/>
+          <w:iCs/>
+        </w:rPr>
+        <w:t xml:space="preserve">Why: coexistence needs an explicit write authority and reconciliation policy. Existing scheduling data may also require a</w:t>
+      </w:r>
+      <w:r>
+        <w:rPr>
+          <w:i/>
+          <w:iCs/>
+        </w:rPr>
+        <w:t xml:space="preserve"> </w:t>
+      </w:r>
+      <w:hyperlink r:id="rId14">
+        <w:r>
+          <w:rPr>
+            <w:rStyle w:val="Hyperlink"/>
+            <w:i/>
+            <w:iCs/>
           </w:rPr>
           <w:t xml:space="preserve">beta migration</w:t>
         </w:r>
       </w:hyperlink>
       <w:r>
         <w:rPr>
+          <w:i/>
           <w:iCs/>
+        </w:rPr>
+        <w:t xml:space="preserve"> </w:t>
+      </w:r>
+      <w:r>
+        <w:rPr>
           <w:i/>
+          <w:iCs/>
         </w:rPr>
-        <w:t xml:space="preserve"> </w:t>
-      </w:r>
+        <w:t xml:space="preserve">(</w:t>
+      </w:r>
+      <w:hyperlink w:anchor="Xf9cf0635a7bc3cdfdd1e9a2c63883f133f45770">
+        <w:r>
+          <w:rPr>
+            <w:rStyle w:val="Hyperlink"/>
+            <w:i/>
+            <w:iCs/>
+          </w:rPr>
+          <w:t xml:space="preserve">External calendars</w:t>
+        </w:r>
+      </w:hyperlink>
       <w:r>
         <w:rPr>
+          <w:i/>
           <w:iCs/>
+        </w:rPr>
+        <w:t xml:space="preserve">).</w:t>
+      </w:r>
+    </w:p>
+    <w:bookmarkStart w:id="25" w:name="X2261ef1101969430b4c06943f907fbece2b010b"/>
+    <w:bookmarkEnd w:id="25"/>
+    <w:bookmarkEnd w:id="26"/>
+    <w:bookmarkStart w:id="33" w:name="Xb8f3b9b80b92cb7f26fb20f37640582f554a406"/>
+    <w:p>
+      <w:pPr>
+        <w:pStyle w:val="Heading3"/>
+      </w:pPr>
+      <w:r>
+        <w:t xml:space="preserve">Who maintains the scheduling configuration?</w:t>
+      </w:r>
+    </w:p>
+    <w:p>
+      <w:pPr>
+        <w:pStyle w:val="FirstParagraph"/>
+      </w:pPr>
+      <w:r>
+        <w:t xml:space="preserve">Who defines visit types, provider hours, resource assignments, holidays, and exceptions? Can providers edit their own hours? Who approves changes that affect appointments already booked?</w:t>
+      </w:r>
+    </w:p>
+    <w:p>
+      <w:pPr>
+        <w:pStyle w:val="BodyText"/>
+      </w:pPr>
+      <w:r>
+        <w:rPr>
           <w:i/>
+          <w:iCs/>
         </w:rPr>
-        <w:t xml:space="preserve">(3.15).</w:t>
-      </w:r>
-    </w:p>
-    <w:p>
-      <w:pPr>
-        <w:pStyle w:val="BodyText"/>
-      </w:pPr>
+        <w:t xml:space="preserve">Why: identifies configuration owners, administrative permissions, and change-management requirements (</w:t>
+      </w:r>
+      <w:hyperlink w:anchor="X76d8ef05fb4e36c09bd33aeba5178838e4e155e">
+        <w:r>
+          <w:rPr>
+            <w:rStyle w:val="Hyperlink"/>
+            <w:i/>
+            <w:iCs/>
+          </w:rPr>
+          <w:t xml:space="preserve">Visit types</w:t>
+        </w:r>
+      </w:hyperlink>
       <w:r>
         <w:rPr>
-          <w:bCs/>
-          <w:b/>
+          <w:i/>
+          <w:iCs/>
         </w:rPr>
-        <w:t xml:space="preserve">1.6 Who maintains the scheduling configuration?</w:t>
-      </w:r>
-    </w:p>
-    <w:p>
-      <w:pPr>
-        <w:pStyle w:val="BodyText"/>
-      </w:pPr>
-      <w:r>
-        <w:t xml:space="preserve">Who defines visit types, provider hours, resource assignments, holidays, and exceptions? Can providers edit their own hours? Who approves changes that affect appointments already booked?</w:t>
-      </w:r>
-    </w:p>
-    <w:p>
-      <w:pPr>
-        <w:pStyle w:val="BodyText"/>
-      </w:pPr>
+        <w:t xml:space="preserve">,</w:t>
+      </w:r>
       <w:r>
         <w:rPr>
+          <w:i/>
           <w:iCs/>
+        </w:rPr>
+        <w:t xml:space="preserve"> </w:t>
+      </w:r>
+      <w:hyperlink w:anchor="which-actors-need-their-own-schedules">
+        <w:r>
+          <w:rPr>
+            <w:rStyle w:val="Hyperlink"/>
+            <w:i/>
+            <w:iCs/>
+          </w:rPr>
+          <w:t xml:space="preserve">Actors and Schedules</w:t>
+        </w:r>
+      </w:hyperlink>
+      <w:r>
+        <w:rPr>
           <w:i/>
+          <w:iCs/>
         </w:rPr>
-        <w:t xml:space="preserve">Why: identifies configuration owners, administrative permissions, and change-management requirements (3.1–3.4).</w:t>
-      </w:r>
-    </w:p>
-    <w:p>
-      <w:r>
-        <w:pict>
-          <v:rect style="width:0;height:1.5pt" o:hralign="center" o:hrstd="t" o:hr="t"/>
-        </w:pict>
-      </w:r>
-    </w:p>
-    <w:bookmarkEnd w:id="26"/>
+        <w:t xml:space="preserve">,</w:t>
+      </w:r>
+      <w:r>
+        <w:rPr>
+          <w:i/>
+          <w:iCs/>
+        </w:rPr>
+        <w:t xml:space="preserve"> </w:t>
+      </w:r>
+      <w:hyperlink w:anchor="Xfc5e5ea0f8f83bbe119f7ed13f1ce484ba5e863">
+        <w:r>
+          <w:rPr>
+            <w:rStyle w:val="Hyperlink"/>
+            <w:i/>
+            <w:iCs/>
+          </w:rPr>
+          <w:t xml:space="preserve">Hours and blocks</w:t>
+        </w:r>
+      </w:hyperlink>
+      <w:r>
+        <w:rPr>
+          <w:i/>
+          <w:iCs/>
+        </w:rPr>
+        <w:t xml:space="preserve">,</w:t>
+      </w:r>
+      <w:r>
+        <w:rPr>
+          <w:i/>
+          <w:iCs/>
+        </w:rPr>
+        <w:t xml:space="preserve"> </w:t>
+      </w:r>
+      <w:hyperlink w:anchor="Xd73dff88998e98ef331d6f26df66c1f79b5f7f6">
+        <w:r>
+          <w:rPr>
+            <w:rStyle w:val="Hyperlink"/>
+            <w:i/>
+            <w:iCs/>
+          </w:rPr>
+          <w:t xml:space="preserve">Access</w:t>
+        </w:r>
+      </w:hyperlink>
+      <w:r>
+        <w:rPr>
+          <w:i/>
+          <w:iCs/>
+        </w:rPr>
+        <w:t xml:space="preserve">).</w:t>
+      </w:r>
+    </w:p>
     <w:bookmarkStart w:id="27" w:name="section-2-feature-scoping"/>
+    <w:bookmarkEnd w:id="27"/>
+    <w:bookmarkStart w:id="28" w:name="scope-checklist"/>
+    <w:bookmarkEnd w:id="28"/>
+    <w:bookmarkStart w:id="29" w:name="section-3-feature-deep-dives"/>
+    <w:bookmarkEnd w:id="29"/>
+    <w:bookmarkStart w:id="30" w:name="decisions"/>
+    <w:bookmarkEnd w:id="30"/>
+    <w:bookmarkStart w:id="31" w:name="decision-1"/>
+    <w:bookmarkEnd w:id="31"/>
+    <w:bookmarkStart w:id="32" w:name="X366cab4758fe3769d7336a2a5276c59c2dfd159"/>
+    <w:bookmarkEnd w:id="32"/>
+    <w:bookmarkEnd w:id="33"/>
+    <w:bookmarkEnd w:id="34"/>
+    <w:bookmarkStart w:id="54" w:name="services-and-availability"/>
     <w:p>
       <w:pPr>
         <w:pStyle w:val="Heading2"/>
       </w:pPr>
       <w:r>
-        <w:t xml:space="preserve">Section 2: Feature Scoping</w:t>
-      </w:r>
-    </w:p>
-    <w:p>
-      <w:pPr>
-        <w:pStyle w:val="FirstParagraph"/>
-      </w:pPr>
-      <w:r>
-        <w:t xml:space="preserve">Every implementation must define its service and actor model, availability, access control, booking flow, and conflict handling. These are not optional features.</w:t>
-      </w:r>
-    </w:p>
-    <w:p>
-      <w:pPr>
-        <w:pStyle w:val="BodyText"/>
-      </w:pPr>
-      <w:r>
-        <w:t xml:space="preserve">For each additional requirement below, record Yes, No, Nice-to-have, or Not sure. Follow the linked deep dive for Yes and Nice-to-have answers; assign an owner to resolve Not sure answers.</w:t>
-      </w:r>
-    </w:p>
-    <w:tbl>
-      <w:tblPr>
-        <w:tblStyle w:val="Table"/>
-        <w:tblW w:w="9360" w:type="dxa"/>
-        <w:tblLook w:firstRow="1" w:lastRow="0" w:firstColumn="0" w:lastColumn="0" w:noHBand="0" w:noVBand="0" w:val="0020"/>
-        <w:jc w:val="start"/>
-        <w:tblLayout w:type="fixed"/>
-      </w:tblPr>
-      <w:tblGrid>
-        <w:gridCol w:w="6343"/>
-        <w:gridCol w:w="1740"/>
-        <w:gridCol w:w="1277"/>
-      </w:tblGrid>
-      <w:tr>
-        <w:trPr>
-          <w:cantSplit/>
-          <w:tblHeader w:val="true"/>
-        </w:trPr>
-        <w:tc>
-          <w:tcPr/>
-          <w:p>
-            <w:pPr>
-              <w:pStyle w:val="Compact"/>
-              <w:jc w:val="left"/>
-            </w:pPr>
-            <w:r>
-              <w:t xml:space="preserve">Feature</w:t>
-            </w:r>
-          </w:p>
-        </w:tc>
-        <w:tc>
-          <w:tcPr/>
-          <w:p>
-            <w:pPr>
-              <w:pStyle w:val="Compact"/>
-              <w:jc w:val="center"/>
-            </w:pPr>
-            <w:r>
-              <w:t xml:space="preserve">Deep dive</w:t>
-            </w:r>
-          </w:p>
-        </w:tc>
-        <w:tc>
-          <w:tcPr/>
-          <w:p>
-            <w:pPr>
-              <w:pStyle w:val="Compact"/>
-              <w:jc w:val="left"/>
-            </w:pPr>
-            <w:r>
-              <w:t xml:space="preserve">Answer</w:t>
-            </w:r>
-          </w:p>
-        </w:tc>
-      </w:tr>
-      <w:tr>
-        <w:trPr>
-          <w:cantSplit/>
-        </w:trPr>
-        <w:tc>
-          <w:tcPr/>
-          <w:p>
-            <w:pPr>
-              <w:pStyle w:val="Compact"/>
-              <w:jc w:val="left"/>
-            </w:pPr>
-            <w:r>
-              <w:t xml:space="preserve">Site-specific hours, time zones, or provider overrides</w:t>
-            </w:r>
-          </w:p>
-        </w:tc>
-        <w:tc>
-          <w:tcPr/>
-          <w:p>
-            <w:pPr>
-              <w:pStyle w:val="Compact"/>
-              <w:jc w:val="center"/>
-            </w:pPr>
-            <w:hyperlink w:anchor="X95701deb5fcf513df70cfe26d1669a9363680c9">
-              <w:r>
-                <w:rPr>
-                  <w:rStyle w:val="Hyperlink"/>
-                </w:rPr>
-                <w:t xml:space="preserve">3.1</w:t>
-              </w:r>
-            </w:hyperlink>
-            <w:r>
-              <w:t xml:space="preserve">,</w:t>
-            </w:r>
-            <w:r>
-              <w:t xml:space="preserve"> </w:t>
-            </w:r>
-            <w:hyperlink w:anchor="Xf2fefd3bfe1a1bbaeadd1d19c3e959949291b02">
-              <w:r>
-                <w:rPr>
-                  <w:rStyle w:val="Hyperlink"/>
-                </w:rPr>
-                <w:t xml:space="preserve">3.3</w:t>
-              </w:r>
-            </w:hyperlink>
-          </w:p>
-        </w:tc>
-        <w:tc>
-          <w:tcPr/>
-          <w:p>
-            <w:pPr>
-              <w:pStyle w:val="Compact"/>
-            </w:pPr>
-          </w:p>
-        </w:tc>
-      </w:tr>
-      <w:tr>
-        <w:trPr>
-          <w:cantSplit/>
-        </w:trPr>
-        <w:tc>
-          <w:tcPr/>
-          <w:p>
-            <w:pPr>
-              <w:pStyle w:val="Compact"/>
-              <w:jc w:val="left"/>
-            </w:pPr>
-            <w:r>
-              <w:t xml:space="preserve">Lead-time rules, rolling booking windows, or daily/weekly caps</w:t>
-            </w:r>
-          </w:p>
-        </w:tc>
-        <w:tc>
-          <w:tcPr/>
-          <w:p>
-            <w:pPr>
-              <w:pStyle w:val="Compact"/>
-              <w:jc w:val="center"/>
-            </w:pPr>
-            <w:hyperlink w:anchor="Xf2fefd3bfe1a1bbaeadd1d19c3e959949291b02">
-              <w:r>
-                <w:rPr>
-                  <w:rStyle w:val="Hyperlink"/>
-                </w:rPr>
-                <w:t xml:space="preserve">3.3</w:t>
-              </w:r>
-            </w:hyperlink>
-          </w:p>
-        </w:tc>
-        <w:tc>
-          <w:tcPr/>
-          <w:p>
-            <w:pPr>
-              <w:pStyle w:val="Compact"/>
-            </w:pPr>
-          </w:p>
-        </w:tc>
-      </w:tr>
-      <w:tr>
-        <w:trPr>
-          <w:cantSplit/>
-        </w:trPr>
-        <w:tc>
-          <w:tcPr/>
-          <w:p>
-            <w:pPr>
-              <w:pStyle w:val="Compact"/>
-              <w:jc w:val="left"/>
-            </w:pPr>
-            <w:r>
-              <w:t xml:space="preserve">Licensure, service enrollment, or other eligibility requirements</w:t>
-            </w:r>
-          </w:p>
-        </w:tc>
-        <w:tc>
-          <w:tcPr/>
-          <w:p>
-            <w:pPr>
-              <w:pStyle w:val="Compact"/>
-              <w:jc w:val="center"/>
-            </w:pPr>
-            <w:hyperlink w:anchor="X0b9334e112b8cf46b22e98c55ddf225f1c46e05">
-              <w:r>
-                <w:rPr>
-                  <w:rStyle w:val="Hyperlink"/>
-                </w:rPr>
-                <w:t xml:space="preserve">3.5</w:t>
-              </w:r>
-            </w:hyperlink>
-          </w:p>
-        </w:tc>
-        <w:tc>
-          <w:tcPr/>
-          <w:p>
-            <w:pPr>
-              <w:pStyle w:val="Compact"/>
-            </w:pPr>
-          </w:p>
-        </w:tc>
-      </w:tr>
-      <w:tr>
-        <w:trPr>
-          <w:cantSplit/>
-        </w:trPr>
-        <w:tc>
-          <w:tcPr/>
-          <w:p>
-            <w:pPr>
-              <w:pStyle w:val="Compact"/>
-              <w:jc w:val="left"/>
-            </w:pPr>
-            <w:r>
-              <w:t xml:space="preserve">Language, practitioner, day/time, or other patient preferences</w:t>
-            </w:r>
-          </w:p>
-        </w:tc>
-        <w:tc>
-          <w:tcPr/>
-          <w:p>
-            <w:pPr>
-              <w:pStyle w:val="Compact"/>
-              <w:jc w:val="center"/>
-            </w:pPr>
-            <w:hyperlink w:anchor="X0b9334e112b8cf46b22e98c55ddf225f1c46e05">
-              <w:r>
-                <w:rPr>
-                  <w:rStyle w:val="Hyperlink"/>
-                </w:rPr>
-                <w:t xml:space="preserve">3.5</w:t>
-              </w:r>
-            </w:hyperlink>
-          </w:p>
-        </w:tc>
-        <w:tc>
-          <w:tcPr/>
-          <w:p>
-            <w:pPr>
-              <w:pStyle w:val="Compact"/>
-            </w:pPr>
-          </w:p>
-        </w:tc>
-      </w:tr>
-      <w:tr>
-        <w:trPr>
-          <w:cantSplit/>
-        </w:trPr>
-        <w:tc>
-          <w:tcPr/>
-          <w:p>
-            <w:pPr>
-              <w:pStyle w:val="Compact"/>
-              <w:jc w:val="left"/>
-            </w:pPr>
-            <w:r>
-              <w:t xml:space="preserve">First available or automatic actor assignment</w:t>
-            </w:r>
-          </w:p>
-        </w:tc>
-        <w:tc>
-          <w:tcPr/>
-          <w:p>
-            <w:pPr>
-              <w:pStyle w:val="Compact"/>
-              <w:jc w:val="center"/>
-            </w:pPr>
-            <w:hyperlink w:anchor="X0b9334e112b8cf46b22e98c55ddf225f1c46e05">
-              <w:r>
-                <w:rPr>
-                  <w:rStyle w:val="Hyperlink"/>
-                </w:rPr>
-                <w:t xml:space="preserve">3.5</w:t>
-              </w:r>
-            </w:hyperlink>
-            <w:r>
-              <w:t xml:space="preserve">,</w:t>
-            </w:r>
-            <w:r>
-              <w:t xml:space="preserve"> </w:t>
-            </w:r>
-            <w:hyperlink w:anchor="X86a9c0597d14035a050118a05e37c7a15dd9e7c">
-              <w:r>
-                <w:rPr>
-                  <w:rStyle w:val="Hyperlink"/>
-                </w:rPr>
-                <w:t xml:space="preserve">3.6</w:t>
-              </w:r>
-            </w:hyperlink>
-          </w:p>
-        </w:tc>
-        <w:tc>
-          <w:tcPr/>
-          <w:p>
-            <w:pPr>
-              <w:pStyle w:val="Compact"/>
-            </w:pPr>
-          </w:p>
-        </w:tc>
-      </w:tr>
-      <w:tr>
-        <w:trPr>
-          <w:cantSplit/>
-        </w:trPr>
-        <w:tc>
-          <w:tcPr/>
-          <w:p>
-            <w:pPr>
-              <w:pStyle w:val="Compact"/>
-              <w:jc w:val="left"/>
-            </w:pPr>
-            <w:r>
-              <w:t xml:space="preserve">Multiple concurrent actors, with named resources or alternatives</w:t>
-            </w:r>
-          </w:p>
-        </w:tc>
-        <w:tc>
-          <w:tcPr/>
-          <w:p>
-            <w:pPr>
-              <w:pStyle w:val="Compact"/>
-              <w:jc w:val="center"/>
-            </w:pPr>
-            <w:hyperlink w:anchor="X86a9c0597d14035a050118a05e37c7a15dd9e7c">
-              <w:r>
-                <w:rPr>
-                  <w:rStyle w:val="Hyperlink"/>
-                </w:rPr>
-                <w:t xml:space="preserve">3.6</w:t>
-              </w:r>
-            </w:hyperlink>
-          </w:p>
-        </w:tc>
-        <w:tc>
-          <w:tcPr/>
-          <w:p>
-            <w:pPr>
-              <w:pStyle w:val="Compact"/>
-            </w:pPr>
-          </w:p>
-        </w:tc>
-      </w:tr>
-      <w:tr>
-        <w:trPr>
-          <w:cantSplit/>
-        </w:trPr>
-        <w:tc>
-          <w:tcPr/>
-          <w:p>
-            <w:pPr>
-              <w:pStyle w:val="Compact"/>
-              <w:jc w:val="left"/>
-            </w:pPr>
-            <w:r>
-              <w:t xml:space="preserve">Shared capacity, deliberate overbooking, or group visits</w:t>
-            </w:r>
-          </w:p>
-        </w:tc>
-        <w:tc>
-          <w:tcPr/>
-          <w:p>
-            <w:pPr>
-              <w:pStyle w:val="Compact"/>
-              <w:jc w:val="center"/>
-            </w:pPr>
-            <w:hyperlink w:anchor="Xc392d068ff576f539358c72c524b01bfb4cc4ea">
-              <w:r>
-                <w:rPr>
-                  <w:rStyle w:val="Hyperlink"/>
-                </w:rPr>
-                <w:t xml:space="preserve">3.7</w:t>
-              </w:r>
-            </w:hyperlink>
-          </w:p>
-        </w:tc>
-        <w:tc>
-          <w:tcPr/>
-          <w:p>
-            <w:pPr>
-              <w:pStyle w:val="Compact"/>
-            </w:pPr>
-          </w:p>
-        </w:tc>
-      </w:tr>
-      <w:tr>
-        <w:trPr>
-          <w:cantSplit/>
-        </w:trPr>
-        <w:tc>
-          <w:tcPr/>
-          <w:p>
-            <w:pPr>
-              <w:pStyle w:val="Compact"/>
-              <w:jc w:val="left"/>
-            </w:pPr>
-            <w:r>
-              <w:t xml:space="preserve">Holds, staff approval, or authorization review</w:t>
-            </w:r>
-          </w:p>
-        </w:tc>
-        <w:tc>
-          <w:tcPr/>
-          <w:p>
-            <w:pPr>
-              <w:pStyle w:val="Compact"/>
-              <w:jc w:val="center"/>
-            </w:pPr>
-            <w:hyperlink w:anchor="Xc848bfc8be6cd1cdbf39952b0f938cef91e2b91">
-              <w:r>
-                <w:rPr>
-                  <w:rStyle w:val="Hyperlink"/>
-                </w:rPr>
-                <w:t xml:space="preserve">3.8</w:t>
-              </w:r>
-            </w:hyperlink>
-          </w:p>
-        </w:tc>
-        <w:tc>
-          <w:tcPr/>
-          <w:p>
-            <w:pPr>
-              <w:pStyle w:val="Compact"/>
-            </w:pPr>
-          </w:p>
-        </w:tc>
-      </w:tr>
-      <w:tr>
-        <w:trPr>
-          <w:cantSplit/>
-        </w:trPr>
-        <w:tc>
-          <w:tcPr/>
-          <w:p>
-            <w:pPr>
-              <w:pStyle w:val="Compact"/>
-              <w:jc w:val="left"/>
-            </w:pPr>
-            <w:r>
-              <w:t xml:space="preserve">Live availability refresh or privileged scheduling overrides</w:t>
-            </w:r>
-          </w:p>
-        </w:tc>
-        <w:tc>
-          <w:tcPr/>
-          <w:p>
-            <w:pPr>
-              <w:pStyle w:val="Compact"/>
-              <w:jc w:val="center"/>
-            </w:pPr>
-            <w:hyperlink w:anchor="Xed89b5c50d3a27837cee8f5435f740b160d44c4">
-              <w:r>
-                <w:rPr>
-                  <w:rStyle w:val="Hyperlink"/>
-                </w:rPr>
-                <w:t xml:space="preserve">3.9</w:t>
-              </w:r>
-            </w:hyperlink>
-          </w:p>
-        </w:tc>
-        <w:tc>
-          <w:tcPr/>
-          <w:p>
-            <w:pPr>
-              <w:pStyle w:val="Compact"/>
-            </w:pPr>
-          </w:p>
-        </w:tc>
-      </w:tr>
-      <w:tr>
-        <w:trPr>
-          <w:cantSplit/>
-        </w:trPr>
-        <w:tc>
-          <w:tcPr/>
-          <w:p>
-            <w:pPr>
-              <w:pStyle w:val="Compact"/>
-              <w:jc w:val="left"/>
-            </w:pPr>
-            <w:r>
-              <w:t xml:space="preserve">Patient cancellation/rescheduling, participant responses, or encounter creation</w:t>
-            </w:r>
-          </w:p>
-        </w:tc>
-        <w:tc>
-          <w:tcPr/>
-          <w:p>
-            <w:pPr>
-              <w:pStyle w:val="Compact"/>
-              <w:jc w:val="center"/>
-            </w:pPr>
-            <w:hyperlink w:anchor="Xde4b3df5c2a5073fcfcabbb2f705fb6048d6af1">
-              <w:r>
-                <w:rPr>
-                  <w:rStyle w:val="Hyperlink"/>
-                </w:rPr>
-                <w:t xml:space="preserve">3.10</w:t>
-              </w:r>
-            </w:hyperlink>
-          </w:p>
-        </w:tc>
-        <w:tc>
-          <w:tcPr/>
-          <w:p>
-            <w:pPr>
-              <w:pStyle w:val="Compact"/>
-            </w:pPr>
-          </w:p>
-        </w:tc>
-      </w:tr>
-      <w:tr>
-        <w:trPr>
-          <w:cantSplit/>
-        </w:trPr>
-        <w:tc>
-          <w:tcPr/>
-          <w:p>
-            <w:pPr>
-              <w:pStyle w:val="Compact"/>
-              <w:jc w:val="left"/>
-            </w:pPr>
-            <w:r>
-              <w:t xml:space="preserve">Recurring appointment series</w:t>
-            </w:r>
-          </w:p>
-        </w:tc>
-        <w:tc>
-          <w:tcPr/>
-          <w:p>
-            <w:pPr>
-              <w:pStyle w:val="Compact"/>
-              <w:jc w:val="center"/>
-            </w:pPr>
-            <w:hyperlink w:anchor="X81dffb3a1ba813fb6a28a5c2c8766cc55935152">
-              <w:r>
-                <w:rPr>
-                  <w:rStyle w:val="Hyperlink"/>
-                </w:rPr>
-                <w:t xml:space="preserve">3.11</w:t>
-              </w:r>
-            </w:hyperlink>
-          </w:p>
-        </w:tc>
-        <w:tc>
-          <w:tcPr/>
-          <w:p>
-            <w:pPr>
-              <w:pStyle w:val="Compact"/>
-            </w:pPr>
-          </w:p>
-        </w:tc>
-      </w:tr>
-      <w:tr>
-        <w:trPr>
-          <w:cantSplit/>
-        </w:trPr>
-        <w:tc>
-          <w:tcPr/>
-          <w:p>
-            <w:pPr>
-              <w:pStyle w:val="Compact"/>
-              <w:jc w:val="left"/>
-            </w:pPr>
-            <w:r>
-              <w:t xml:space="preserve">Waitlists and offers when capacity opens</w:t>
-            </w:r>
-          </w:p>
-        </w:tc>
-        <w:tc>
-          <w:tcPr/>
-          <w:p>
-            <w:pPr>
-              <w:pStyle w:val="Compact"/>
-              <w:jc w:val="center"/>
-            </w:pPr>
-            <w:hyperlink w:anchor="Xbcdb0507e39486f797d578e90dfd117a89929bb">
-              <w:r>
-                <w:rPr>
-                  <w:rStyle w:val="Hyperlink"/>
-                </w:rPr>
-                <w:t xml:space="preserve">3.12</w:t>
-              </w:r>
-            </w:hyperlink>
-          </w:p>
-        </w:tc>
-        <w:tc>
-          <w:tcPr/>
-          <w:p>
-            <w:pPr>
-              <w:pStyle w:val="Compact"/>
-            </w:pPr>
-          </w:p>
-        </w:tc>
-      </w:tr>
-      <w:tr>
-        <w:trPr>
-          <w:cantSplit/>
-        </w:trPr>
-        <w:tc>
-          <w:tcPr/>
-          <w:p>
-            <w:pPr>
-              <w:pStyle w:val="Compact"/>
-              <w:jc w:val="left"/>
-            </w:pPr>
-            <w:r>
-              <w:t xml:space="preserve">Reminders and two-way responses</w:t>
-            </w:r>
-          </w:p>
-        </w:tc>
-        <w:tc>
-          <w:tcPr/>
-          <w:p>
-            <w:pPr>
-              <w:pStyle w:val="Compact"/>
-              <w:jc w:val="center"/>
-            </w:pPr>
-            <w:hyperlink w:anchor="X89c41e61f83ec2f87c0fed2c59f652a60fb5a53">
-              <w:r>
-                <w:rPr>
-                  <w:rStyle w:val="Hyperlink"/>
-                </w:rPr>
-                <w:t xml:space="preserve">3.13</w:t>
-              </w:r>
-            </w:hyperlink>
-          </w:p>
-        </w:tc>
-        <w:tc>
-          <w:tcPr/>
-          <w:p>
-            <w:pPr>
-              <w:pStyle w:val="Compact"/>
-            </w:pPr>
-          </w:p>
-        </w:tc>
-      </w:tr>
-      <w:tr>
-        <w:trPr>
-          <w:cantSplit/>
-        </w:trPr>
-        <w:tc>
-          <w:tcPr/>
-          <w:p>
-            <w:pPr>
-              <w:pStyle w:val="Compact"/>
-              <w:jc w:val="left"/>
-            </w:pPr>
-            <w:r>
-              <w:t xml:space="preserve">Telehealth provisioning</w:t>
-            </w:r>
-          </w:p>
-        </w:tc>
-        <w:tc>
-          <w:tcPr/>
-          <w:p>
-            <w:pPr>
-              <w:pStyle w:val="Compact"/>
-              <w:jc w:val="center"/>
-            </w:pPr>
-            <w:hyperlink w:anchor="Xe26c0286e637ecc293df65b6c9102eab31cd099">
-              <w:r>
-                <w:rPr>
-                  <w:rStyle w:val="Hyperlink"/>
-                </w:rPr>
-                <w:t xml:space="preserve">3.14</w:t>
-              </w:r>
-            </w:hyperlink>
-          </w:p>
-        </w:tc>
-        <w:tc>
-          <w:tcPr/>
-          <w:p>
-            <w:pPr>
-              <w:pStyle w:val="Compact"/>
-            </w:pPr>
-          </w:p>
-        </w:tc>
-      </w:tr>
-      <w:tr>
-        <w:trPr>
-          <w:cantSplit/>
-        </w:trPr>
-        <w:tc>
-          <w:tcPr/>
-          <w:p>
-            <w:pPr>
-              <w:pStyle w:val="Compact"/>
-              <w:jc w:val="left"/>
-            </w:pPr>
-            <w:r>
-              <w:t xml:space="preserve">External calendar or scheduler integration</w:t>
-            </w:r>
-          </w:p>
-        </w:tc>
-        <w:tc>
-          <w:tcPr/>
-          <w:p>
-            <w:pPr>
-              <w:pStyle w:val="Compact"/>
-              <w:jc w:val="center"/>
-            </w:pPr>
-            <w:hyperlink w:anchor="X9b0db35cc622fc796ab0f20de4d449c5afd0566">
-              <w:r>
-                <w:rPr>
-                  <w:rStyle w:val="Hyperlink"/>
-                </w:rPr>
-                <w:t xml:space="preserve">3.15</w:t>
-              </w:r>
-            </w:hyperlink>
-          </w:p>
-        </w:tc>
-        <w:tc>
-          <w:tcPr/>
-          <w:p>
-            <w:pPr>
-              <w:pStyle w:val="Compact"/>
-            </w:pPr>
-          </w:p>
-        </w:tc>
-      </w:tr>
-    </w:tbl>
-    <w:p>
-      <w:r>
-        <w:pict>
-          <v:rect style="width:0;height:1.5pt" o:hralign="center" o:hrstd="t" o:hr="t"/>
-        </w:pict>
-      </w:r>
-    </w:p>
-    <w:bookmarkEnd w:id="27"/>
-    <w:bookmarkStart w:id="61" w:name="section-3-feature-deep-dives"/>
-    <w:p>
-      <w:pPr>
-        <w:pStyle w:val="Heading2"/>
-      </w:pPr>
-      <w:r>
-        <w:t xml:space="preserve">Section 3: Feature Deep Dives</w:t>
-      </w:r>
-    </w:p>
-    <w:p>
-      <w:pPr>
-        <w:pStyle w:val="FirstParagraph"/>
-      </w:pPr>
-      <w:r>
-        <w:t xml:space="preserve">Each section should end with a chosen approach or an open question with an owner. Use the technical docs for resource examples and operation payloads.</w:t>
-      </w:r>
-    </w:p>
-    <w:tbl>
-      <w:tblPr>
-        <w:tblStyle w:val="Table"/>
-        <w:tblW w:w="9360" w:type="dxa"/>
-        <w:tblLook w:firstRow="1" w:lastRow="0" w:firstColumn="0" w:lastColumn="0" w:noHBand="0" w:noVBand="0" w:val="0020"/>
-        <w:jc w:val="start"/>
-        <w:tblLayout w:type="fixed"/>
-      </w:tblPr>
-      <w:tblGrid>
-        <w:gridCol w:w="3536"/>
-        <w:gridCol w:w="1860"/>
-        <w:gridCol w:w="3964"/>
-      </w:tblGrid>
-      <w:tr>
-        <w:trPr>
-          <w:cantSplit/>
-          <w:tblHeader w:val="true"/>
-        </w:trPr>
-        <w:tc>
-          <w:tcPr/>
-          <w:p>
-            <w:pPr>
-              <w:pStyle w:val="Compact"/>
-              <w:jc w:val="left"/>
-            </w:pPr>
-            <w:r>
-              <w:t xml:space="preserve">Lane</w:t>
-            </w:r>
-          </w:p>
-        </w:tc>
-        <w:tc>
-          <w:tcPr/>
-          <w:p>
-            <w:pPr>
-              <w:pStyle w:val="Compact"/>
-              <w:jc w:val="left"/>
-            </w:pPr>
-            <w:r>
-              <w:t xml:space="preserve">Subsections</w:t>
-            </w:r>
-          </w:p>
-        </w:tc>
-        <w:tc>
-          <w:tcPr/>
-          <w:p>
-            <w:pPr>
-              <w:pStyle w:val="Compact"/>
-              <w:jc w:val="left"/>
-            </w:pPr>
-            <w:r>
-              <w:t xml:space="preserve">When to read</w:t>
-            </w:r>
-          </w:p>
-        </w:tc>
-      </w:tr>
-      <w:tr>
-        <w:trPr>
-          <w:cantSplit/>
-        </w:trPr>
-        <w:tc>
-          <w:tcPr/>
-          <w:p>
-            <w:pPr>
-              <w:pStyle w:val="Compact"/>
-              <w:jc w:val="left"/>
-            </w:pPr>
-            <w:r>
-              <w:t xml:space="preserve">Foundations</w:t>
-            </w:r>
-          </w:p>
-        </w:tc>
-        <w:tc>
-          <w:tcPr/>
-          <w:p>
-            <w:pPr>
-              <w:pStyle w:val="Compact"/>
-              <w:jc w:val="left"/>
-            </w:pPr>
-            <w:r>
-              <w:t xml:space="preserve">3.1–3.4</w:t>
-            </w:r>
-          </w:p>
-        </w:tc>
-        <w:tc>
-          <w:tcPr/>
-          <w:p>
-            <w:pPr>
-              <w:pStyle w:val="Compact"/>
-              <w:jc w:val="left"/>
-            </w:pPr>
-            <w:r>
-              <w:t xml:space="preserve">Always</w:t>
-            </w:r>
-          </w:p>
-        </w:tc>
-      </w:tr>
-      <w:tr>
-        <w:trPr>
-          <w:cantSplit/>
-        </w:trPr>
-        <w:tc>
-          <w:tcPr/>
-          <w:p>
-            <w:pPr>
-              <w:pStyle w:val="Compact"/>
-              <w:jc w:val="left"/>
-            </w:pPr>
-            <w:r>
-              <w:t xml:space="preserve">Finding an appointment</w:t>
-            </w:r>
-          </w:p>
-        </w:tc>
-        <w:tc>
-          <w:tcPr/>
-          <w:p>
-            <w:pPr>
-              <w:pStyle w:val="Compact"/>
-              <w:jc w:val="left"/>
-            </w:pPr>
-            <w:r>
-              <w:t xml:space="preserve">3.5–3.6</w:t>
-            </w:r>
-          </w:p>
-        </w:tc>
-        <w:tc>
-          <w:tcPr/>
-          <w:p>
-            <w:pPr>
-              <w:pStyle w:val="Compact"/>
-              <w:jc w:val="left"/>
-            </w:pPr>
-            <w:r>
-              <w:t xml:space="preserve">Cover selection always; combinations when multiple resources are needed</w:t>
-            </w:r>
-          </w:p>
-        </w:tc>
-      </w:tr>
-      <w:tr>
-        <w:trPr>
-          <w:cantSplit/>
-        </w:trPr>
-        <w:tc>
-          <w:tcPr/>
-          <w:p>
-            <w:pPr>
-              <w:pStyle w:val="Compact"/>
-              <w:jc w:val="left"/>
-            </w:pPr>
-            <w:r>
-              <w:t xml:space="preserve">Booking and managing appointments</w:t>
-            </w:r>
-          </w:p>
-        </w:tc>
-        <w:tc>
-          <w:tcPr/>
-          <w:p>
-            <w:pPr>
-              <w:pStyle w:val="Compact"/>
-              <w:jc w:val="left"/>
-            </w:pPr>
-            <w:r>
-              <w:t xml:space="preserve">3.7–3.10</w:t>
-            </w:r>
-          </w:p>
-        </w:tc>
-        <w:tc>
-          <w:tcPr/>
-          <w:p>
-            <w:pPr>
-              <w:pStyle w:val="Compact"/>
-              <w:jc w:val="left"/>
-            </w:pPr>
-            <w:r>
-              <w:t xml:space="preserve">Cover booking, conflicts, and lifecycle always; capacity when needed</w:t>
-            </w:r>
-          </w:p>
-        </w:tc>
-      </w:tr>
-      <w:tr>
-        <w:trPr>
-          <w:cantSplit/>
-        </w:trPr>
-        <w:tc>
-          <w:tcPr/>
-          <w:p>
-            <w:pPr>
-              <w:pStyle w:val="Compact"/>
-              <w:jc w:val="left"/>
-            </w:pPr>
-            <w:r>
-              <w:t xml:space="preserve">Conditional workflows</w:t>
-            </w:r>
-          </w:p>
-        </w:tc>
-        <w:tc>
-          <w:tcPr/>
-          <w:p>
-            <w:pPr>
-              <w:pStyle w:val="Compact"/>
-              <w:jc w:val="left"/>
-            </w:pPr>
-            <w:r>
-              <w:t xml:space="preserve">3.11–3.15</w:t>
-            </w:r>
-          </w:p>
-        </w:tc>
-        <w:tc>
-          <w:tcPr/>
-          <w:p>
-            <w:pPr>
-              <w:pStyle w:val="Compact"/>
-              <w:jc w:val="left"/>
-            </w:pPr>
-            <w:r>
-              <w:t xml:space="preserve">When flagged in Section 2</w:t>
-            </w:r>
-          </w:p>
-        </w:tc>
-      </w:tr>
-    </w:tbl>
+        <w:t xml:space="preserve">Services and availability</w:t>
+      </w:r>
+    </w:p>
     <w:bookmarkStart w:id="35" w:name="foundations"/>
+    <w:bookmarkEnd w:id="35"/>
+    <w:bookmarkStart w:id="36" w:name="X95701deb5fcf513df70cfe26d1669a9363680c9"/>
+    <w:bookmarkEnd w:id="36"/>
+    <w:bookmarkStart w:id="37" w:name="Xe1ece0a4d54aa25fd5ede743f8136b9bb589047"/>
+    <w:bookmarkEnd w:id="37"/>
+    <w:bookmarkStart w:id="42" w:name="X76d8ef05fb4e36c09bd33aeba5178838e4e155e"/>
     <w:p>
       <w:pPr>
         <w:pStyle w:val="Heading3"/>
       </w:pPr>
       <w:r>
-        <w:t xml:space="preserve">Foundations</w:t>
-      </w:r>
-    </w:p>
-    <w:bookmarkStart w:id="29" w:name="visit-types-and-parameter-ownership"/>
-    <w:p>
-      <w:pPr>
-        <w:pStyle w:val="Heading4"/>
-      </w:pPr>
-      <w:r>
-        <w:t xml:space="preserve">3.1 Visit Types and Parameter Ownership</w:t>
+        <w:t xml:space="preserve">What are the visit types, and who owns their parameters?</w:t>
       </w:r>
     </w:p>
     <w:p>
@@ -1678,7 +1107,7 @@
       <w:r>
         <w:t xml:space="preserve"> </w:t>
       </w:r>
-      <w:hyperlink r:id="rId28">
+      <w:hyperlink r:id="rId38">
         <w:r>
           <w:rPr>
             <w:rStyle w:val="Hyperlink"/>
@@ -1696,43 +1125,43 @@
       </w:pPr>
       <w:r>
         <w:rPr>
+          <w:b/>
           <w:bCs/>
-          <w:b/>
         </w:rPr>
         <w:t xml:space="preserve">Questions:</w:t>
       </w:r>
     </w:p>
     <w:p>
       <w:pPr>
+        <w:pStyle w:val="Compact"/>
         <w:numPr>
           <w:ilvl w:val="0"/>
-          <w:numId w:val="1005"/>
+          <w:numId w:val="1006"/>
         </w:numPr>
+      </w:pPr>
+      <w:r>
+        <w:t xml:space="preserve">What distinguishes one visit type from another?</w:t>
+      </w:r>
+    </w:p>
+    <w:p>
+      <w:pPr>
         <w:pStyle w:val="Compact"/>
-      </w:pPr>
-      <w:r>
-        <w:t xml:space="preserve">What distinguishes one visit type from another?</w:t>
-      </w:r>
-    </w:p>
-    <w:p>
-      <w:pPr>
         <w:numPr>
           <w:ilvl w:val="0"/>
-          <w:numId w:val="1005"/>
+          <w:numId w:val="1006"/>
         </w:numPr>
+      </w:pPr>
+      <w:r>
+        <w:t xml:space="preserve">Which duration, start-time grid, buffers, and capacity settings are shared?</w:t>
+      </w:r>
+    </w:p>
+    <w:p>
+      <w:pPr>
         <w:pStyle w:val="Compact"/>
-      </w:pPr>
-      <w:r>
-        <w:t xml:space="preserve">Which duration, start-time grid, buffers, and capacity settings are shared?</w:t>
-      </w:r>
-    </w:p>
-    <w:p>
-      <w:pPr>
         <w:numPr>
           <w:ilvl w:val="0"/>
-          <w:numId w:val="1005"/>
+          <w:numId w:val="1006"/>
         </w:numPr>
-        <w:pStyle w:val="Compact"/>
       </w:pPr>
       <w:r>
         <w:t xml:space="preserve">Which actors or sites need different settings, and who can change them?</w:t>
@@ -1742,9 +1171,8 @@
       <w:tblPr>
         <w:tblStyle w:val="Table"/>
         <w:tblW w:w="9360" w:type="dxa"/>
+        <w:tblLayout w:type="fixed"/>
         <w:tblLook w:firstRow="1" w:lastRow="0" w:firstColumn="0" w:lastColumn="0" w:noHBand="0" w:noVBand="0" w:val="0020"/>
-        <w:jc w:val="start"/>
-        <w:tblLayout w:type="fixed"/>
       </w:tblPr>
       <w:tblGrid>
         <w:gridCol w:w="4213"/>
@@ -1753,7 +1181,7 @@
       <w:tr>
         <w:trPr>
           <w:cantSplit/>
-          <w:tblHeader w:val="true"/>
+          <w:tblHeader w:val="on"/>
         </w:trPr>
         <w:tc>
           <w:tcPr/>
@@ -1880,6 +1308,64 @@
               <w:jc w:val="left"/>
             </w:pPr>
             <w:r>
+              <w:t xml:space="preserve">Schedule offers every service</w:t>
+            </w:r>
+          </w:p>
+        </w:tc>
+        <w:tc>
+          <w:tcPr/>
+          <w:p>
+            <w:pPr>
+              <w:pStyle w:val="Compact"/>
+              <w:jc w:val="left"/>
+            </w:pPr>
+            <w:r>
+              <w:t xml:space="preserve">Explicitly opt in with the</w:t>
+            </w:r>
+            <w:r>
+              <w:t xml:space="preserve"> </w:t>
+            </w:r>
+            <w:hyperlink r:id="rId39">
+              <w:r>
+                <w:rPr>
+                  <w:rStyle w:val="Hyperlink"/>
+                </w:rPr>
+                <w:t xml:space="preserve">all-service marker</w:t>
+              </w:r>
+            </w:hyperlink>
+            <w:r>
+              <w:t xml:space="preserve">. It includes future services; empty</w:t>
+            </w:r>
+            <w:r>
+              <w:t xml:space="preserve"> </w:t>
+            </w:r>
+            <w:r>
+              <w:rPr>
+                <w:rStyle w:val="VerbatimChar"/>
+              </w:rPr>
+              <w:t xml:space="preserve">serviceType</w:t>
+            </w:r>
+            <w:r>
+              <w:t xml:space="preserve"> </w:t>
+            </w:r>
+            <w:r>
+              <w:t xml:space="preserve">offers none. Keep the specific HealthcareService on each Appointment</w:t>
+            </w:r>
+          </w:p>
+        </w:tc>
+      </w:tr>
+      <w:tr>
+        <w:trPr>
+          <w:cantSplit/>
+        </w:trPr>
+        <w:tc>
+          <w:tcPr/>
+          <w:p>
+            <w:pPr>
+              <w:pStyle w:val="Compact"/>
+              <w:jc w:val="left"/>
+            </w:pPr>
+            <w:r>
               <w:t xml:space="preserve">Different hours by site</w:t>
             </w:r>
           </w:p>
@@ -1964,6 +1450,44 @@
           </w:p>
         </w:tc>
       </w:tr>
+      <w:tr>
+        <w:trPr>
+          <w:cantSplit/>
+        </w:trPr>
+        <w:tc>
+          <w:tcPr/>
+          <w:p>
+            <w:pPr>
+              <w:pStyle w:val="Compact"/>
+              <w:jc w:val="left"/>
+            </w:pPr>
+            <w:r>
+              <w:t xml:space="preserve">Retiring a Schedule</w:t>
+            </w:r>
+          </w:p>
+        </w:tc>
+        <w:tc>
+          <w:tcPr/>
+          <w:p>
+            <w:pPr>
+              <w:pStyle w:val="Compact"/>
+              <w:jc w:val="left"/>
+            </w:pPr>
+            <w:r>
+              <w:rPr>
+                <w:rStyle w:val="VerbatimChar"/>
+              </w:rPr>
+              <w:t xml:space="preserve">Schedule.active = false</w:t>
+            </w:r>
+            <w:r>
+              <w:t xml:space="preserve"> </w:t>
+            </w:r>
+            <w:r>
+              <w:t xml:space="preserve">prevents new use and confirmation of its holds. Existing appointments remain; cancel them or reschedule onto active destination Schedules, omitting the retired Schedule</w:t>
+            </w:r>
+          </w:p>
+        </w:tc>
+      </w:tr>
     </w:tbl>
     <w:p>
       <w:pPr>
@@ -1971,8 +1495,8 @@
       </w:pPr>
       <w:r>
         <w:rPr>
+          <w:b/>
           <w:bCs/>
-          <w:b/>
         </w:rPr>
         <w:t xml:space="preserve">Reference matching matters:</w:t>
       </w:r>
@@ -2007,14 +1531,26 @@
         <w:t xml:space="preserve">sub-extension. A matching code alone does not establish these links, and an override without a service pointer is ignored.</w:t>
       </w:r>
     </w:p>
-    <w:bookmarkEnd w:id="29"/>
-    <w:bookmarkStart w:id="30" w:name="actors-and-schedule-modeling"/>
-    <w:p>
-      <w:pPr>
-        <w:pStyle w:val="Heading4"/>
-      </w:pPr>
-      <w:r>
-        <w:t xml:space="preserve">3.2 Actors and Schedule Modeling</w:t>
+    <w:p>
+      <w:pPr>
+        <w:pStyle w:val="BodyText"/>
+      </w:pPr>
+      <w:r>
+        <w:t xml:space="preserve">The all-service marker controls service eligibility, not hours. Configure hours on every offered HealthcareService or through per-service Schedule overrides; missing availability defaults to always available. Review this whenever another service is added.</w:t>
+      </w:r>
+    </w:p>
+    <w:bookmarkStart w:id="40" w:name="X1143f080622f84413998fdcf78e2597acdf412b"/>
+    <w:bookmarkEnd w:id="40"/>
+    <w:bookmarkStart w:id="41" w:name="X5159c74929ed262589427af8f2b7d5869d36bb6"/>
+    <w:bookmarkEnd w:id="41"/>
+    <w:bookmarkEnd w:id="42"/>
+    <w:bookmarkStart w:id="45" w:name="which-actors-need-their-own-schedules"/>
+    <w:p>
+      <w:pPr>
+        <w:pStyle w:val="Heading3"/>
+      </w:pPr>
+      <w:r>
+        <w:t xml:space="preserve">Which actors need their own Schedules?</w:t>
       </w:r>
     </w:p>
     <w:p>
@@ -2031,43 +1567,43 @@
       </w:pPr>
       <w:r>
         <w:rPr>
+          <w:b/>
           <w:bCs/>
-          <w:b/>
         </w:rPr>
         <w:t xml:space="preserve">Questions:</w:t>
       </w:r>
     </w:p>
     <w:p>
       <w:pPr>
+        <w:pStyle w:val="Compact"/>
         <w:numPr>
           <w:ilvl w:val="0"/>
-          <w:numId w:val="1006"/>
+          <w:numId w:val="1007"/>
         </w:numPr>
+      </w:pPr>
+      <w:r>
+        <w:t xml:space="preserve">Which practitioners, rooms, and devices must be reserved?</w:t>
+      </w:r>
+    </w:p>
+    <w:p>
+      <w:pPr>
         <w:pStyle w:val="Compact"/>
-      </w:pPr>
-      <w:r>
-        <w:t xml:space="preserve">Which practitioners, rooms, and devices must be reserved?</w:t>
-      </w:r>
-    </w:p>
-    <w:p>
-      <w:pPr>
         <w:numPr>
           <w:ilvl w:val="0"/>
-          <w:numId w:val="1006"/>
+          <w:numId w:val="1007"/>
         </w:numPr>
+      </w:pPr>
+      <w:r>
+        <w:t xml:space="preserve">Is a Location a bookable resource, a site of service, or a jurisdiction?</w:t>
+      </w:r>
+    </w:p>
+    <w:p>
+      <w:pPr>
         <w:pStyle w:val="Compact"/>
-      </w:pPr>
-      <w:r>
-        <w:t xml:space="preserve">Is a Location a bookable resource, a site of service, or a jurisdiction?</w:t>
-      </w:r>
-    </w:p>
-    <w:p>
-      <w:pPr>
         <w:numPr>
           <w:ilvl w:val="0"/>
-          <w:numId w:val="1006"/>
+          <w:numId w:val="1007"/>
         </w:numPr>
-        <w:pStyle w:val="Compact"/>
       </w:pPr>
       <w:r>
         <w:t xml:space="preserve">Are resource requirements simultaneous, or different phases of a procedure?</w:t>
@@ -2077,9 +1613,8 @@
       <w:tblPr>
         <w:tblStyle w:val="Table"/>
         <w:tblW w:w="9360" w:type="dxa"/>
+        <w:tblLayout w:type="fixed"/>
         <w:tblLook w:firstRow="1" w:lastRow="0" w:firstColumn="0" w:lastColumn="0" w:noHBand="0" w:noVBand="0" w:val="0020"/>
-        <w:jc w:val="start"/>
-        <w:tblLayout w:type="fixed"/>
       </w:tblPr>
       <w:tblGrid>
         <w:gridCol w:w="3999"/>
@@ -2088,7 +1623,7 @@
       <w:tr>
         <w:trPr>
           <w:cantSplit/>
-          <w:tblHeader w:val="true"/>
+          <w:tblHeader w:val="on"/>
         </w:trPr>
         <w:tc>
           <w:tcPr/>
@@ -2344,14 +1879,18 @@
         </w:tc>
       </w:tr>
     </w:tbl>
-    <w:bookmarkEnd w:id="30"/>
-    <w:bookmarkStart w:id="31" w:name="availability-time-zones-and-blocks"/>
-    <w:p>
-      <w:pPr>
-        <w:pStyle w:val="Heading4"/>
-      </w:pPr>
-      <w:r>
-        <w:t xml:space="preserve">3.3 Availability, Time Zones, and Blocks</w:t>
+    <w:bookmarkStart w:id="43" w:name="Xf2fefd3bfe1a1bbaeadd1d19c3e959949291b02"/>
+    <w:bookmarkEnd w:id="43"/>
+    <w:bookmarkStart w:id="44" w:name="X682f2e13f25b4a99b71faf4cf2fc5541140426f"/>
+    <w:bookmarkEnd w:id="44"/>
+    <w:bookmarkEnd w:id="45"/>
+    <w:bookmarkStart w:id="48" w:name="Xfc5e5ea0f8f83bbe119f7ed13f1ce484ba5e863"/>
+    <w:p>
+      <w:pPr>
+        <w:pStyle w:val="Heading3"/>
+      </w:pPr>
+      <w:r>
+        <w:t xml:space="preserve">When is booking allowed, and how are hours and blocks maintained?</w:t>
       </w:r>
     </w:p>
     <w:p>
@@ -2368,55 +1907,55 @@
       </w:pPr>
       <w:r>
         <w:rPr>
+          <w:b/>
           <w:bCs/>
-          <w:b/>
         </w:rPr>
         <w:t xml:space="preserve">Questions:</w:t>
       </w:r>
     </w:p>
     <w:p>
       <w:pPr>
+        <w:pStyle w:val="Compact"/>
         <w:numPr>
           <w:ilvl w:val="0"/>
-          <w:numId w:val="1007"/>
+          <w:numId w:val="1008"/>
         </w:numPr>
+      </w:pPr>
+      <w:r>
+        <w:t xml:space="preserve">Are weekly hours shared, actor-specific, or service-specific?</w:t>
+      </w:r>
+    </w:p>
+    <w:p>
+      <w:pPr>
         <w:pStyle w:val="Compact"/>
-      </w:pPr>
-      <w:r>
-        <w:t xml:space="preserve">Are weekly hours shared, actor-specific, or service-specific?</w:t>
-      </w:r>
-    </w:p>
-    <w:p>
-      <w:pPr>
         <w:numPr>
           <w:ilvl w:val="0"/>
-          <w:numId w:val="1007"/>
+          <w:numId w:val="1008"/>
         </w:numPr>
+      </w:pPr>
+      <w:r>
+        <w:t xml:space="preserve">Which time zone defines local hours and which defines the start-time grid?</w:t>
+      </w:r>
+    </w:p>
+    <w:p>
+      <w:pPr>
         <w:pStyle w:val="Compact"/>
-      </w:pPr>
-      <w:r>
-        <w:t xml:space="preserve">Which time zone defines local hours and which defines the start-time grid?</w:t>
-      </w:r>
-    </w:p>
-    <w:p>
-      <w:pPr>
         <w:numPr>
           <w:ilvl w:val="0"/>
-          <w:numId w:val="1007"/>
+          <w:numId w:val="1008"/>
         </w:numPr>
+      </w:pPr>
+      <w:r>
+        <w:t xml:space="preserve">What are the maximum booking horizon, minimum notice, and exception rules?</w:t>
+      </w:r>
+    </w:p>
+    <w:p>
+      <w:pPr>
         <w:pStyle w:val="Compact"/>
-      </w:pPr>
-      <w:r>
-        <w:t xml:space="preserve">What are the maximum booking horizon, minimum notice, and exception rules?</w:t>
-      </w:r>
-    </w:p>
-    <w:p>
-      <w:pPr>
         <w:numPr>
           <w:ilvl w:val="0"/>
-          <w:numId w:val="1007"/>
+          <w:numId w:val="1008"/>
         </w:numPr>
-        <w:pStyle w:val="Compact"/>
       </w:pPr>
       <w:r>
         <w:t xml:space="preserve">Who enters closures, and what happens to appointments already booked?</w:t>
@@ -2426,9 +1965,8 @@
       <w:tblPr>
         <w:tblStyle w:val="Table"/>
         <w:tblW w:w="9360" w:type="dxa"/>
+        <w:tblLayout w:type="fixed"/>
         <w:tblLook w:firstRow="1" w:lastRow="0" w:firstColumn="0" w:lastColumn="0" w:noHBand="0" w:noVBand="0" w:val="0020"/>
-        <w:jc w:val="start"/>
-        <w:tblLayout w:type="fixed"/>
       </w:tblPr>
       <w:tblGrid>
         <w:gridCol w:w="4342"/>
@@ -2437,7 +1975,7 @@
       <w:tr>
         <w:trPr>
           <w:cantSplit/>
-          <w:tblHeader w:val="true"/>
+          <w:tblHeader w:val="on"/>
         </w:trPr>
         <w:tc>
           <w:tcPr/>
@@ -2808,8 +2346,8 @@
       </w:pPr>
       <w:r>
         <w:rPr>
+          <w:b/>
           <w:bCs/>
-          <w:b/>
         </w:rPr>
         <w:t xml:space="preserve">Defaults need explicit review:</w:t>
       </w:r>
@@ -2835,14 +2373,18 @@
         <w:t xml:space="preserve">is not currently processed; use blocked Slots for exceptions. A new block does not itself resolve existing appointments, so define the notification and rescheduling workflow.</w:t>
       </w:r>
     </w:p>
-    <w:bookmarkEnd w:id="31"/>
-    <w:bookmarkStart w:id="34" w:name="access-and-delegated-administration"/>
-    <w:p>
-      <w:pPr>
-        <w:pStyle w:val="Heading4"/>
-      </w:pPr>
-      <w:r>
-        <w:t xml:space="preserve">3.4 Access and Delegated Administration</w:t>
+    <w:bookmarkStart w:id="46" w:name="Xc708d7a09ebdd607829c61e5385eb4c038b995a"/>
+    <w:bookmarkEnd w:id="46"/>
+    <w:bookmarkStart w:id="47" w:name="X94889aea819ed40ff70e9267b88f214ea9bbf41"/>
+    <w:bookmarkEnd w:id="47"/>
+    <w:bookmarkEnd w:id="48"/>
+    <w:bookmarkStart w:id="53" w:name="Xd73dff88998e98ef331d6f26df66c1f79b5f7f6"/>
+    <w:p>
+      <w:pPr>
+        <w:pStyle w:val="Heading3"/>
+      </w:pPr>
+      <w:r>
+        <w:t xml:space="preserve">Who may book, administer availability, and make exceptions?</w:t>
       </w:r>
     </w:p>
     <w:p>
@@ -2855,7 +2397,7 @@
       <w:r>
         <w:t xml:space="preserve"> </w:t>
       </w:r>
-      <w:hyperlink r:id="rId32">
+      <w:hyperlink r:id="rId49">
         <w:r>
           <w:rPr>
             <w:rStyle w:val="Hyperlink"/>
@@ -2872,7 +2414,7 @@
       <w:r>
         <w:t xml:space="preserve"> </w:t>
       </w:r>
-      <w:hyperlink r:id="rId33">
+      <w:hyperlink r:id="rId50">
         <w:r>
           <w:rPr>
             <w:rStyle w:val="Hyperlink"/>
@@ -2893,43 +2435,43 @@
       </w:pPr>
       <w:r>
         <w:rPr>
+          <w:b/>
           <w:bCs/>
-          <w:b/>
         </w:rPr>
         <w:t xml:space="preserve">Questions:</w:t>
       </w:r>
     </w:p>
     <w:p>
       <w:pPr>
+        <w:pStyle w:val="Compact"/>
         <w:numPr>
           <w:ilvl w:val="0"/>
-          <w:numId w:val="1008"/>
+          <w:numId w:val="1009"/>
         </w:numPr>
+      </w:pPr>
+      <w:r>
+        <w:t xml:space="preserve">Can patients discover availability without reading other patients’ appointments?</w:t>
+      </w:r>
+    </w:p>
+    <w:p>
+      <w:pPr>
         <w:pStyle w:val="Compact"/>
-      </w:pPr>
-      <w:r>
-        <w:t xml:space="preserve">Can patients discover availability without reading other patients’ appointments?</w:t>
-      </w:r>
-    </w:p>
-    <w:p>
-      <w:pPr>
         <w:numPr>
           <w:ilvl w:val="0"/>
-          <w:numId w:val="1008"/>
+          <w:numId w:val="1009"/>
         </w:numPr>
+      </w:pPr>
+      <w:r>
+        <w:t xml:space="preserve">Which staff can book or cancel for which patients and organizations?</w:t>
+      </w:r>
+    </w:p>
+    <w:p>
+      <w:pPr>
         <w:pStyle w:val="Compact"/>
-      </w:pPr>
-      <w:r>
-        <w:t xml:space="preserve">Which staff can book or cancel for which patients and organizations?</w:t>
-      </w:r>
-    </w:p>
-    <w:p>
-      <w:pPr>
         <w:numPr>
           <w:ilvl w:val="0"/>
-          <w:numId w:val="1008"/>
+          <w:numId w:val="1009"/>
         </w:numPr>
-        <w:pStyle w:val="Compact"/>
       </w:pPr>
       <w:r>
         <w:t xml:space="preserve">Who can change shared defaults, provider hours, or blocked time?</w:t>
@@ -2939,9 +2481,8 @@
       <w:tblPr>
         <w:tblStyle w:val="Table"/>
         <w:tblW w:w="9360" w:type="dxa"/>
+        <w:tblLayout w:type="fixed"/>
         <w:tblLook w:firstRow="1" w:lastRow="0" w:firstColumn="0" w:lastColumn="0" w:noHBand="0" w:noVBand="0" w:val="0020"/>
-        <w:jc w:val="start"/>
-        <w:tblLayout w:type="fixed"/>
       </w:tblPr>
       <w:tblGrid>
         <w:gridCol w:w="4638"/>
@@ -2950,7 +2491,7 @@
       <w:tr>
         <w:trPr>
           <w:cantSplit/>
-          <w:tblHeader w:val="true"/>
+          <w:tblHeader w:val="on"/>
         </w:trPr>
         <w:tc>
           <w:tcPr/>
@@ -3146,24 +2687,34 @@
         <w:t xml:space="preserve">Candidate filtering and hidden UI controls are not authorization. Do not assume permissions on a Schedule automatically confer the intended permissions on its Slots or Appointments. A post-write Subscription Bot can trigger follow-up work, but cannot serve as a pre-commit rejection of the original write.</w:t>
       </w:r>
     </w:p>
-    <w:bookmarkEnd w:id="34"/>
-    <w:bookmarkEnd w:id="35"/>
-    <w:bookmarkStart w:id="40" w:name="finding-an-appointment"/>
+    <w:bookmarkStart w:id="51" w:name="decision-2"/>
+    <w:bookmarkEnd w:id="51"/>
+    <w:bookmarkStart w:id="52" w:name="Xbbb308c41e6f237e1b91cc38893468470076f61"/>
+    <w:bookmarkEnd w:id="52"/>
+    <w:bookmarkEnd w:id="53"/>
+    <w:bookmarkEnd w:id="54"/>
+    <w:bookmarkStart w:id="71" w:name="resource-selection-and-capacity"/>
+    <w:p>
+      <w:pPr>
+        <w:pStyle w:val="Heading2"/>
+      </w:pPr>
+      <w:r>
+        <w:t xml:space="preserve">Resource selection and capacity</w:t>
+      </w:r>
+    </w:p>
+    <w:bookmarkStart w:id="55" w:name="finding-an-appointment"/>
+    <w:bookmarkEnd w:id="55"/>
+    <w:bookmarkStart w:id="56" w:name="X0b9334e112b8cf46b22e98c55ddf225f1c46e05"/>
+    <w:bookmarkEnd w:id="56"/>
+    <w:bookmarkStart w:id="57" w:name="X569c1eb3898078f78efa1eba271a369d9e86567"/>
+    <w:bookmarkEnd w:id="57"/>
+    <w:bookmarkStart w:id="61" w:name="X299f1240d42c50c82d88dbd85f7f95985a4fb0c"/>
     <w:p>
       <w:pPr>
         <w:pStyle w:val="Heading3"/>
       </w:pPr>
       <w:r>
-        <w:t xml:space="preserve">Finding an Appointment</w:t>
-      </w:r>
-    </w:p>
-    <w:bookmarkStart w:id="37" w:name="X79a8cc13dcd75c0431a377eb1611debcf8d835c"/>
-    <w:p>
-      <w:pPr>
-        <w:pStyle w:val="Heading4"/>
-      </w:pPr>
-      <w:r>
-        <w:t xml:space="preserve">3.5 Eligibility, Preferences, and First Available</w:t>
+        <w:t xml:space="preserve">How will eligibility and preferences determine first available?</w:t>
       </w:r>
     </w:p>
     <w:p>
@@ -3176,7 +2727,7 @@
       <w:r>
         <w:t xml:space="preserve"> </w:t>
       </w:r>
-      <w:hyperlink r:id="rId36">
+      <w:hyperlink r:id="rId58">
         <w:r>
           <w:rPr>
             <w:rStyle w:val="Hyperlink"/>
@@ -3194,85 +2745,67 @@
       </w:pPr>
       <w:r>
         <w:rPr>
+          <w:b/>
           <w:bCs/>
-          <w:b/>
         </w:rPr>
         <w:t xml:space="preserve">Questions:</w:t>
       </w:r>
     </w:p>
     <w:p>
       <w:pPr>
+        <w:pStyle w:val="Compact"/>
         <w:numPr>
           <w:ilvl w:val="0"/>
-          <w:numId w:val="1009"/>
+          <w:numId w:val="1010"/>
         </w:numPr>
+      </w:pPr>
+      <w:r>
+        <w:t xml:space="preserve">Is the request for a specific practitioner, a class of practitioners, or any eligible practitioner?</w:t>
+      </w:r>
+    </w:p>
+    <w:p>
+      <w:pPr>
         <w:pStyle w:val="Compact"/>
-      </w:pPr>
-      <w:r>
-        <w:t xml:space="preserve">Is the request for a specific practitioner, a class of practitioners, or any eligible practitioner?</w:t>
-      </w:r>
-    </w:p>
-    <w:p>
-      <w:pPr>
         <w:numPr>
           <w:ilvl w:val="0"/>
-          <w:numId w:val="1009"/>
+          <w:numId w:val="1010"/>
         </w:numPr>
+      </w:pPr>
+      <w:r>
+        <w:t xml:space="preserve">Which requirements are hard constraints, and which preferences can be relaxed with patient agreement?</w:t>
+      </w:r>
+    </w:p>
+    <w:p>
+      <w:pPr>
         <w:pStyle w:val="Compact"/>
-      </w:pPr>
-      <w:r>
-        <w:t xml:space="preserve">Which requirements are hard constraints, and which preferences can be relaxed with patient agreement?</w:t>
-      </w:r>
-    </w:p>
-    <w:p>
-      <w:pPr>
         <w:numPr>
           <w:ilvl w:val="0"/>
-          <w:numId w:val="1009"/>
+          <w:numId w:val="1010"/>
         </w:numPr>
+      </w:pPr>
+      <w:r>
+        <w:t xml:space="preserve">Are language, practitioner gender, continuity, location, or day/time preferences relevant?</w:t>
+      </w:r>
+    </w:p>
+    <w:p>
+      <w:pPr>
         <w:pStyle w:val="Compact"/>
-      </w:pPr>
-      <w:r>
-        <w:t xml:space="preserve">Are language, practitioner gender, continuity, location, or day/time preferences relevant?</w:t>
-      </w:r>
-    </w:p>
-    <w:p>
-      <w:pPr>
         <w:numPr>
           <w:ilvl w:val="0"/>
-          <w:numId w:val="1009"/>
+          <w:numId w:val="1010"/>
         </w:numPr>
+      </w:pPr>
+      <w:r>
+        <w:t xml:space="preserve">Does “first available” mean earliest overall, earliest preferred, or earliest within a bounded search?</w:t>
+      </w:r>
+    </w:p>
+    <w:p>
+      <w:pPr>
         <w:pStyle w:val="Compact"/>
-      </w:pPr>
-      <w:r>
-        <w:t xml:space="preserve">Does</w:t>
-      </w:r>
-      <w:r>
-        <w:t xml:space="preserve"> </w:t>
-      </w:r>
-      <w:r>
-        <w:t xml:space="preserve">“</w:t>
-      </w:r>
-      <w:r>
-        <w:t xml:space="preserve">first available</w:t>
-      </w:r>
-      <w:r>
-        <w:t xml:space="preserve">”</w:t>
-      </w:r>
-      <w:r>
-        <w:t xml:space="preserve"> </w:t>
-      </w:r>
-      <w:r>
-        <w:t xml:space="preserve">mean earliest overall, earliest preferred, or earliest within a bounded search?</w:t>
-      </w:r>
-    </w:p>
-    <w:p>
-      <w:pPr>
         <w:numPr>
           <w:ilvl w:val="0"/>
-          <w:numId w:val="1009"/>
+          <w:numId w:val="1010"/>
         </w:numPr>
-        <w:pStyle w:val="Compact"/>
       </w:pPr>
       <w:r>
         <w:t xml:space="preserve">How are equally suitable options selected, and what happens when some searches fail?</w:t>
@@ -3282,9 +2815,8 @@
       <w:tblPr>
         <w:tblStyle w:val="Table"/>
         <w:tblW w:w="9360" w:type="dxa"/>
+        <w:tblLayout w:type="fixed"/>
         <w:tblLook w:firstRow="1" w:lastRow="0" w:firstColumn="0" w:lastColumn="0" w:noHBand="0" w:noVBand="0" w:val="0020"/>
-        <w:jc w:val="start"/>
-        <w:tblLayout w:type="fixed"/>
       </w:tblPr>
       <w:tblGrid>
         <w:gridCol w:w="4265"/>
@@ -3293,7 +2825,7 @@
       <w:tr>
         <w:trPr>
           <w:cantSplit/>
-          <w:tblHeader w:val="true"/>
+          <w:tblHeader w:val="on"/>
         </w:trPr>
         <w:tc>
           <w:tcPr/>
@@ -3501,25 +3033,7 @@
               <w:jc w:val="left"/>
             </w:pPr>
             <w:r>
-              <w:t xml:space="preserve">Distinguish</w:t>
-            </w:r>
-            <w:r>
-              <w:t xml:space="preserve"> </w:t>
-            </w:r>
-            <w:r>
-              <w:t xml:space="preserve">“</w:t>
-            </w:r>
-            <w:r>
-              <w:t xml:space="preserve">no availability</w:t>
-            </w:r>
-            <w:r>
-              <w:t xml:space="preserve">”</w:t>
-            </w:r>
-            <w:r>
-              <w:t xml:space="preserve"> </w:t>
-            </w:r>
-            <w:r>
-              <w:t xml:space="preserve">from an incomplete or failed search. Do not claim globally earliest availability when only part of the candidate set was searched.</w:t>
+              <w:t xml:space="preserve">Distinguish “no availability” from an incomplete or failed search. Do not claim globally earliest availability when only part of the candidate set was searched.</w:t>
             </w:r>
           </w:p>
         </w:tc>
@@ -3542,14 +3056,18 @@
         <w:t xml:space="preserve">accepts explicit Schedules, not a patient-preference or ranking specification. Its search window is limited to 31 days per request; larger horizons require multiple requests. Result limits and candidate-combination limits must also be considered when defining first-available behavior.</w:t>
       </w:r>
     </w:p>
-    <w:bookmarkEnd w:id="37"/>
-    <w:bookmarkStart w:id="39" w:name="multi-resource-combinations"/>
-    <w:p>
-      <w:pPr>
-        <w:pStyle w:val="Heading4"/>
-      </w:pPr>
-      <w:r>
-        <w:t xml:space="preserve">3.6 Multi-Resource Combinations</w:t>
+    <w:bookmarkStart w:id="59" w:name="X86a9c0597d14035a050118a05e37c7a15dd9e7c"/>
+    <w:bookmarkEnd w:id="59"/>
+    <w:bookmarkStart w:id="60" w:name="Xa0e62c283e2b13c9751c9128484901619d4223d"/>
+    <w:bookmarkEnd w:id="60"/>
+    <w:bookmarkEnd w:id="61"/>
+    <w:bookmarkStart w:id="66" w:name="X55b5438736e520843c09d77f575e6f470d4af7c"/>
+    <w:p>
+      <w:pPr>
+        <w:pStyle w:val="Heading3"/>
+      </w:pPr>
+      <w:r>
+        <w:t xml:space="preserve">Which resources must be available together?</w:t>
       </w:r>
     </w:p>
     <w:p>
@@ -3577,7 +3095,7 @@
       <w:r>
         <w:t xml:space="preserve"> </w:t>
       </w:r>
-      <w:hyperlink r:id="rId38">
+      <w:hyperlink r:id="rId62">
         <w:r>
           <w:rPr>
             <w:rStyle w:val="VerbatimChar"/>
@@ -3598,43 +3116,43 @@
       </w:pPr>
       <w:r>
         <w:rPr>
+          <w:b/>
           <w:bCs/>
-          <w:b/>
         </w:rPr>
         <w:t xml:space="preserve">Questions:</w:t>
       </w:r>
     </w:p>
     <w:p>
       <w:pPr>
+        <w:pStyle w:val="Compact"/>
         <w:numPr>
           <w:ilvl w:val="0"/>
-          <w:numId w:val="1010"/>
+          <w:numId w:val="1011"/>
         </w:numPr>
+      </w:pPr>
+      <w:r>
+        <w:t xml:space="preserve">Does the appointment need one practitioner or several?</w:t>
+      </w:r>
+    </w:p>
+    <w:p>
+      <w:pPr>
         <w:pStyle w:val="Compact"/>
-      </w:pPr>
-      <w:r>
-        <w:t xml:space="preserve">Does the appointment need one practitioner or several?</w:t>
-      </w:r>
-    </w:p>
-    <w:p>
-      <w:pPr>
         <w:numPr>
           <w:ilvl w:val="0"/>
-          <w:numId w:val="1010"/>
+          <w:numId w:val="1011"/>
         </w:numPr>
+      </w:pPr>
+      <w:r>
+        <w:t xml:space="preserve">Are the room and device fixed, or can any eligible one be used?</w:t>
+      </w:r>
+    </w:p>
+    <w:p>
+      <w:pPr>
         <w:pStyle w:val="Compact"/>
-      </w:pPr>
-      <w:r>
-        <w:t xml:space="preserve">Are the room and device fixed, or can any eligible one be used?</w:t>
-      </w:r>
-    </w:p>
-    <w:p>
-      <w:pPr>
         <w:numPr>
           <w:ilvl w:val="0"/>
-          <w:numId w:val="1010"/>
+          <w:numId w:val="1011"/>
         </w:numPr>
-        <w:pStyle w:val="Compact"/>
       </w:pPr>
       <w:r>
         <w:t xml:space="preserve">How large can the candidate pool become?</w:t>
@@ -3644,9 +3162,8 @@
       <w:tblPr>
         <w:tblStyle w:val="Table"/>
         <w:tblW w:w="9360" w:type="dxa"/>
+        <w:tblLayout w:type="fixed"/>
         <w:tblLook w:firstRow="1" w:lastRow="0" w:firstColumn="0" w:lastColumn="0" w:noHBand="0" w:noVBand="0" w:val="0020"/>
-        <w:jc w:val="start"/>
-        <w:tblLayout w:type="fixed"/>
       </w:tblPr>
       <w:tblGrid>
         <w:gridCol w:w="4559"/>
@@ -3655,7 +3172,7 @@
       <w:tr>
         <w:trPr>
           <w:cantSplit/>
-          <w:tblHeader w:val="true"/>
+          <w:tblHeader w:val="on"/>
         </w:trPr>
         <w:tc>
           <w:tcPr/>
@@ -3852,24 +3369,20 @@
         <w:t xml:space="preserve">Use the server’s multi-Schedule booking operation for the selected combination. Sequential independent bookings can leave only part of the required appointment reserved.</w:t>
       </w:r>
     </w:p>
-    <w:bookmarkEnd w:id="39"/>
-    <w:bookmarkEnd w:id="40"/>
-    <w:bookmarkStart w:id="52" w:name="booking-and-managing-appointments"/>
+    <w:bookmarkStart w:id="63" w:name="booking-and-managing-appointments"/>
+    <w:bookmarkEnd w:id="63"/>
+    <w:bookmarkStart w:id="64" w:name="Xc392d068ff576f539358c72c524b01bfb4cc4ea"/>
+    <w:bookmarkEnd w:id="64"/>
+    <w:bookmarkStart w:id="65" w:name="Xf9cdf99b3314e70689e8b1289ea21b4baad5085"/>
+    <w:bookmarkEnd w:id="65"/>
+    <w:bookmarkEnd w:id="66"/>
+    <w:bookmarkStart w:id="70" w:name="X84796b516d995f2b5c6485f3c94d7b5d0d5e97e"/>
     <w:p>
       <w:pPr>
         <w:pStyle w:val="Heading3"/>
       </w:pPr>
       <w:r>
-        <w:t xml:space="preserve">Booking and Managing Appointments</w:t>
-      </w:r>
-    </w:p>
-    <w:bookmarkStart w:id="42" w:name="capacity-and-group-visits"/>
-    <w:p>
-      <w:pPr>
-        <w:pStyle w:val="Heading4"/>
-      </w:pPr>
-      <w:r>
-        <w:t xml:space="preserve">3.7 Capacity and Group Visits</w:t>
+        <w:t xml:space="preserve">How will shared capacity and group visits be modeled?</w:t>
       </w:r>
     </w:p>
     <w:p>
@@ -3882,7 +3395,7 @@
       <w:r>
         <w:t xml:space="preserve"> </w:t>
       </w:r>
-      <w:hyperlink r:id="rId41">
+      <w:hyperlink r:id="rId67">
         <w:r>
           <w:rPr>
             <w:rStyle w:val="Hyperlink"/>
@@ -3900,43 +3413,43 @@
       </w:pPr>
       <w:r>
         <w:rPr>
+          <w:b/>
           <w:bCs/>
-          <w:b/>
         </w:rPr>
         <w:t xml:space="preserve">Questions:</w:t>
       </w:r>
     </w:p>
     <w:p>
       <w:pPr>
+        <w:pStyle w:val="Compact"/>
         <w:numPr>
           <w:ilvl w:val="0"/>
-          <w:numId w:val="1011"/>
+          <w:numId w:val="1012"/>
         </w:numPr>
+      </w:pPr>
+      <w:r>
+        <w:t xml:space="preserve">Must each chair or room be individually assigned, or are they interchangeable?</w:t>
+      </w:r>
+    </w:p>
+    <w:p>
+      <w:pPr>
         <w:pStyle w:val="Compact"/>
-      </w:pPr>
-      <w:r>
-        <w:t xml:space="preserve">Must each chair or room be individually assigned, or are they interchangeable?</w:t>
-      </w:r>
-    </w:p>
-    <w:p>
-      <w:pPr>
         <w:numPr>
           <w:ilvl w:val="0"/>
-          <w:numId w:val="1011"/>
+          <w:numId w:val="1012"/>
         </w:numPr>
+      </w:pPr>
+      <w:r>
+        <w:t xml:space="preserve">Does each patient need independent cancellation, access, clinical documentation, and billing?</w:t>
+      </w:r>
+    </w:p>
+    <w:p>
+      <w:pPr>
         <w:pStyle w:val="Compact"/>
-      </w:pPr>
-      <w:r>
-        <w:t xml:space="preserve">Does each patient need independent cancellation, access, clinical documentation, and billing?</w:t>
-      </w:r>
-    </w:p>
-    <w:p>
-      <w:pPr>
         <w:numPr>
           <w:ilvl w:val="0"/>
-          <w:numId w:val="1011"/>
+          <w:numId w:val="1012"/>
         </w:numPr>
-        <w:pStyle w:val="Compact"/>
       </w:pPr>
       <w:r>
         <w:t xml:space="preserve">Does a provider participate in every concurrent booking?</w:t>
@@ -3946,9 +3459,8 @@
       <w:tblPr>
         <w:tblStyle w:val="Table"/>
         <w:tblW w:w="9360" w:type="dxa"/>
+        <w:tblLayout w:type="fixed"/>
         <w:tblLook w:firstRow="1" w:lastRow="0" w:firstColumn="0" w:lastColumn="0" w:noHBand="0" w:noVBand="0" w:val="0020"/>
-        <w:jc w:val="start"/>
-        <w:tblLayout w:type="fixed"/>
       </w:tblPr>
       <w:tblGrid>
         <w:gridCol w:w="4446"/>
@@ -3957,7 +3469,7 @@
       <w:tr>
         <w:trPr>
           <w:cantSplit/>
-          <w:tblHeader w:val="true"/>
+          <w:tblHeader w:val="on"/>
         </w:trPr>
         <w:tc>
           <w:tcPr/>
@@ -4166,8 +3678,8 @@
       </w:pPr>
       <w:r>
         <w:rPr>
+          <w:b/>
           <w:bCs/>
-          <w:b/>
         </w:rPr>
         <w:t xml:space="preserve">Costly modeling choice:</w:t>
       </w:r>
@@ -4190,14 +3702,32 @@
         <w:t xml:space="preserve">; define any session grouping deliberately rather than inventing that field.</w:t>
       </w:r>
     </w:p>
-    <w:bookmarkEnd w:id="42"/>
-    <w:bookmarkStart w:id="47" w:name="immediate-booking-holds-and-approval"/>
-    <w:p>
-      <w:pPr>
-        <w:pStyle w:val="Heading4"/>
-      </w:pPr>
-      <w:r>
-        <w:t xml:space="preserve">3.8 Immediate Booking, Holds, and Approval</w:t>
+    <w:bookmarkStart w:id="68" w:name="decision-3"/>
+    <w:bookmarkEnd w:id="68"/>
+    <w:bookmarkStart w:id="69" w:name="Xaa144ee43ea6bf94083fa9d36af3e463fad59e4"/>
+    <w:bookmarkEnd w:id="69"/>
+    <w:bookmarkEnd w:id="70"/>
+    <w:bookmarkEnd w:id="71"/>
+    <w:bookmarkStart w:id="89" w:name="booking-and-changes"/>
+    <w:p>
+      <w:pPr>
+        <w:pStyle w:val="Heading2"/>
+      </w:pPr>
+      <w:r>
+        <w:t xml:space="preserve">Booking and changes</w:t>
+      </w:r>
+    </w:p>
+    <w:bookmarkStart w:id="72" w:name="Xc848bfc8be6cd1cdbf39952b0f938cef91e2b91"/>
+    <w:bookmarkEnd w:id="72"/>
+    <w:bookmarkStart w:id="73" w:name="X1affedc64374715da815e513b7172f96fa8177d"/>
+    <w:bookmarkEnd w:id="73"/>
+    <w:bookmarkStart w:id="80" w:name="Xb3b182b0d3dc9be2ea76407e3c75212bc285b33"/>
+    <w:p>
+      <w:pPr>
+        <w:pStyle w:val="Heading3"/>
+      </w:pPr>
+      <w:r>
+        <w:t xml:space="preserve">Should the workflow book immediately, hold time, or await approval?</w:t>
       </w:r>
     </w:p>
     <w:p>
@@ -4214,43 +3744,43 @@
       </w:pPr>
       <w:r>
         <w:rPr>
+          <w:b/>
           <w:bCs/>
-          <w:b/>
         </w:rPr>
         <w:t xml:space="preserve">Questions:</w:t>
       </w:r>
     </w:p>
     <w:p>
       <w:pPr>
+        <w:pStyle w:val="Compact"/>
         <w:numPr>
           <w:ilvl w:val="0"/>
-          <w:numId w:val="1012"/>
+          <w:numId w:val="1013"/>
         </w:numPr>
+      </w:pPr>
+      <w:r>
+        <w:t xml:space="preserve">Does the time need protection while details or approvals are collected?</w:t>
+      </w:r>
+    </w:p>
+    <w:p>
+      <w:pPr>
         <w:pStyle w:val="Compact"/>
-      </w:pPr>
-      <w:r>
-        <w:t xml:space="preserve">Does the time need protection while details or approvals are collected?</w:t>
-      </w:r>
-    </w:p>
-    <w:p>
-      <w:pPr>
         <w:numPr>
           <w:ilvl w:val="0"/>
-          <w:numId w:val="1012"/>
+          <w:numId w:val="1013"/>
         </w:numPr>
+      </w:pPr>
+      <w:r>
+        <w:t xml:space="preserve">Who approves, what evidence is required, and how long may a hold remain?</w:t>
+      </w:r>
+    </w:p>
+    <w:p>
+      <w:pPr>
         <w:pStyle w:val="Compact"/>
-      </w:pPr>
-      <w:r>
-        <w:t xml:space="preserve">Who approves, what evidence is required, and how long may a hold remain?</w:t>
-      </w:r>
-    </w:p>
-    <w:p>
-      <w:pPr>
         <w:numPr>
           <w:ilvl w:val="0"/>
-          <w:numId w:val="1012"/>
+          <w:numId w:val="1013"/>
         </w:numPr>
-        <w:pStyle w:val="Compact"/>
       </w:pPr>
       <w:r>
         <w:t xml:space="preserve">Who releases abandoned or rejected requests?</w:t>
@@ -4260,9 +3790,8 @@
       <w:tblPr>
         <w:tblStyle w:val="Table"/>
         <w:tblW w:w="9360" w:type="dxa"/>
+        <w:tblLayout w:type="fixed"/>
         <w:tblLook w:firstRow="1" w:lastRow="0" w:firstColumn="0" w:lastColumn="0" w:noHBand="0" w:noVBand="0" w:val="0020"/>
-        <w:jc w:val="start"/>
-        <w:tblLayout w:type="fixed"/>
       </w:tblPr>
       <w:tblGrid>
         <w:gridCol w:w="4128"/>
@@ -4271,7 +3800,7 @@
       <w:tr>
         <w:trPr>
           <w:cantSplit/>
-          <w:tblHeader w:val="true"/>
+          <w:tblHeader w:val="on"/>
         </w:trPr>
         <w:tc>
           <w:tcPr/>
@@ -4336,7 +3865,7 @@
             <w:r>
               <w:t xml:space="preserve"> </w:t>
             </w:r>
-            <w:hyperlink r:id="rId43">
+            <w:hyperlink r:id="rId74">
               <w:r>
                 <w:rPr>
                   <w:rStyle w:val="VerbatimChar"/>
@@ -4388,7 +3917,7 @@
             <w:r>
               <w:t xml:space="preserve"> </w:t>
             </w:r>
-            <w:hyperlink r:id="rId44">
+            <w:hyperlink r:id="rId75">
               <w:r>
                 <w:rPr>
                   <w:rStyle w:val="VerbatimChar"/>
@@ -4405,7 +3934,7 @@
             <w:r>
               <w:t xml:space="preserve"> </w:t>
             </w:r>
-            <w:hyperlink r:id="rId45">
+            <w:hyperlink r:id="rId76">
               <w:r>
                 <w:rPr>
                   <w:rStyle w:val="VerbatimChar"/>
@@ -4448,7 +3977,7 @@
             <w:r>
               <w:t xml:space="preserve"> </w:t>
             </w:r>
-            <w:hyperlink r:id="rId46">
+            <w:hyperlink r:id="rId77">
               <w:r>
                 <w:rPr>
                   <w:rStyle w:val="VerbatimChar"/>
@@ -4592,14 +4121,18 @@
         <w:t xml:space="preserve">as an Appointment status; it is a participant status. Make confirmation and expiry processing coordinate so an approval cannot race an independent cleanup workflow unnoticed.</w:t>
       </w:r>
     </w:p>
-    <w:bookmarkEnd w:id="47"/>
-    <w:bookmarkStart w:id="49" w:name="Xdef137807eee2820915ca6e2698c878ac10602d"/>
-    <w:p>
-      <w:pPr>
-        <w:pStyle w:val="Heading4"/>
-      </w:pPr>
-      <w:r>
-        <w:t xml:space="preserve">3.9 Conflicts, Refresh, and Controlled Overrides</w:t>
+    <w:bookmarkStart w:id="78" w:name="Xed89b5c50d3a27837cee8f5435f740b160d44c4"/>
+    <w:bookmarkEnd w:id="78"/>
+    <w:bookmarkStart w:id="79" w:name="X7990a36531a2180fe5fb2457ea3ec1794860368"/>
+    <w:bookmarkEnd w:id="79"/>
+    <w:bookmarkEnd w:id="80"/>
+    <w:bookmarkStart w:id="84" w:name="X62b66bd88be268bb864baf12857e6e2ad983dad"/>
+    <w:p>
+      <w:pPr>
+        <w:pStyle w:val="Heading3"/>
+      </w:pPr>
+      <w:r>
+        <w:t xml:space="preserve">How will conflicts, refresh, and controlled overrides work?</w:t>
       </w:r>
     </w:p>
     <w:p>
@@ -4670,43 +4203,43 @@
       </w:pPr>
       <w:r>
         <w:rPr>
+          <w:b/>
           <w:bCs/>
-          <w:b/>
         </w:rPr>
         <w:t xml:space="preserve">Questions:</w:t>
       </w:r>
     </w:p>
     <w:p>
       <w:pPr>
+        <w:pStyle w:val="Compact"/>
         <w:numPr>
           <w:ilvl w:val="0"/>
-          <w:numId w:val="1013"/>
+          <w:numId w:val="1014"/>
         </w:numPr>
+      </w:pPr>
+      <w:r>
+        <w:t xml:space="preserve">Is refresh-on-action sufficient, or does the workflow need live updates?</w:t>
+      </w:r>
+    </w:p>
+    <w:p>
+      <w:pPr>
         <w:pStyle w:val="Compact"/>
-      </w:pPr>
-      <w:r>
-        <w:t xml:space="preserve">Is refresh-on-action sufficient, or does the workflow need live updates?</w:t>
-      </w:r>
-    </w:p>
-    <w:p>
-      <w:pPr>
         <w:numPr>
           <w:ilvl w:val="0"/>
-          <w:numId w:val="1013"/>
+          <w:numId w:val="1014"/>
         </w:numPr>
+      </w:pPr>
+      <w:r>
+        <w:t xml:space="preserve">What happens when another user books the last available capacity?</w:t>
+      </w:r>
+    </w:p>
+    <w:p>
+      <w:pPr>
         <w:pStyle w:val="Compact"/>
-      </w:pPr>
-      <w:r>
-        <w:t xml:space="preserve">What happens when another user books the last available capacity?</w:t>
-      </w:r>
-    </w:p>
-    <w:p>
-      <w:pPr>
         <w:numPr>
           <w:ilvl w:val="0"/>
-          <w:numId w:val="1013"/>
+          <w:numId w:val="1014"/>
         </w:numPr>
-        <w:pStyle w:val="Compact"/>
       </w:pPr>
       <w:r>
         <w:t xml:space="preserve">Which exceptions are allowed, who authorizes them, and how are they audited?</w:t>
@@ -4716,9 +4249,8 @@
       <w:tblPr>
         <w:tblStyle w:val="Table"/>
         <w:tblW w:w="9360" w:type="dxa"/>
+        <w:tblLayout w:type="fixed"/>
         <w:tblLook w:firstRow="1" w:lastRow="0" w:firstColumn="0" w:lastColumn="0" w:noHBand="0" w:noVBand="0" w:val="0020"/>
-        <w:jc w:val="start"/>
-        <w:tblLayout w:type="fixed"/>
       </w:tblPr>
       <w:tblGrid>
         <w:gridCol w:w="4621"/>
@@ -4727,7 +4259,7 @@
       <w:tr>
         <w:trPr>
           <w:cantSplit/>
-          <w:tblHeader w:val="true"/>
+          <w:tblHeader w:val="on"/>
         </w:trPr>
         <w:tc>
           <w:tcPr/>
@@ -4812,7 +4344,7 @@
             <w:r>
               <w:t xml:space="preserve"> </w:t>
             </w:r>
-            <w:hyperlink r:id="rId48">
+            <w:hyperlink r:id="rId81">
               <w:r>
                 <w:rPr>
                   <w:rStyle w:val="Hyperlink"/>
@@ -4949,14 +4481,18 @@
         <w:t xml:space="preserve">’s conflict checks. Ensure transaction support is enabled for cross-referencing writes; do not rely on a batch fallback for atomicity.</w:t>
       </w:r>
     </w:p>
-    <w:bookmarkEnd w:id="49"/>
-    <w:bookmarkStart w:id="51" w:name="X37a303b7b9065bee9f98c1e2146ddd765cd8ac4"/>
-    <w:p>
-      <w:pPr>
-        <w:pStyle w:val="Heading4"/>
-      </w:pPr>
-      <w:r>
-        <w:t xml:space="preserve">3.10 Cancellation, Rescheduling, and Clinical Lifecycle</w:t>
+    <w:bookmarkStart w:id="82" w:name="Xde4b3df5c2a5073fcfcabbb2f705fb6048d6af1"/>
+    <w:bookmarkEnd w:id="82"/>
+    <w:bookmarkStart w:id="83" w:name="X038a1bd01dd9986c0ad8f5a7dc1936b9f83b88c"/>
+    <w:bookmarkEnd w:id="83"/>
+    <w:bookmarkEnd w:id="84"/>
+    <w:bookmarkStart w:id="88" w:name="Xeecf004973f803aa8bc638af36e25ce605ec15d"/>
+    <w:p>
+      <w:pPr>
+        <w:pStyle w:val="Heading3"/>
+      </w:pPr>
+      <w:r>
+        <w:t xml:space="preserve">How will cancellation, rescheduling, and clinical transitions work?</w:t>
       </w:r>
     </w:p>
     <w:p>
@@ -4973,55 +4509,55 @@
       </w:pPr>
       <w:r>
         <w:rPr>
+          <w:b/>
           <w:bCs/>
-          <w:b/>
         </w:rPr>
         <w:t xml:space="preserve">Questions:</w:t>
       </w:r>
     </w:p>
     <w:p>
       <w:pPr>
+        <w:pStyle w:val="Compact"/>
         <w:numPr>
           <w:ilvl w:val="0"/>
-          <w:numId w:val="1014"/>
+          <w:numId w:val="1015"/>
         </w:numPr>
+      </w:pPr>
+      <w:r>
+        <w:t xml:space="preserve">Who can cancel or move an appointment, and with what notice?</w:t>
+      </w:r>
+    </w:p>
+    <w:p>
+      <w:pPr>
         <w:pStyle w:val="Compact"/>
-      </w:pPr>
-      <w:r>
-        <w:t xml:space="preserve">Who can cancel or move an appointment, and with what notice?</w:t>
-      </w:r>
-    </w:p>
-    <w:p>
-      <w:pPr>
         <w:numPr>
           <w:ilvl w:val="0"/>
-          <w:numId w:val="1014"/>
+          <w:numId w:val="1015"/>
         </w:numPr>
+      </w:pPr>
+      <w:r>
+        <w:t xml:space="preserve">Must rescheduling preserve Appointment identity and downstream references?</w:t>
+      </w:r>
+    </w:p>
+    <w:p>
+      <w:pPr>
         <w:pStyle w:val="Compact"/>
-      </w:pPr>
-      <w:r>
-        <w:t xml:space="preserve">Must rescheduling preserve Appointment identity and downstream references?</w:t>
-      </w:r>
-    </w:p>
-    <w:p>
-      <w:pPr>
         <w:numPr>
           <w:ilvl w:val="0"/>
-          <w:numId w:val="1014"/>
+          <w:numId w:val="1015"/>
         </w:numPr>
+      </w:pPr>
+      <w:r>
+        <w:t xml:space="preserve">Which arrival, no-show, and completion states are needed?</w:t>
+      </w:r>
+    </w:p>
+    <w:p>
+      <w:pPr>
         <w:pStyle w:val="Compact"/>
-      </w:pPr>
-      <w:r>
-        <w:t xml:space="preserve">Which arrival, no-show, and completion states are needed?</w:t>
-      </w:r>
-    </w:p>
-    <w:p>
-      <w:pPr>
         <w:numPr>
           <w:ilvl w:val="0"/>
-          <w:numId w:val="1014"/>
+          <w:numId w:val="1015"/>
         </w:numPr>
-        <w:pStyle w:val="Compact"/>
       </w:pPr>
       <w:r>
         <w:t xml:space="preserve">When is the Encounter created, and who owns that automation?</w:t>
@@ -5031,9 +4567,8 @@
       <w:tblPr>
         <w:tblStyle w:val="Table"/>
         <w:tblW w:w="9360" w:type="dxa"/>
+        <w:tblLayout w:type="fixed"/>
         <w:tblLook w:firstRow="1" w:lastRow="0" w:firstColumn="0" w:lastColumn="0" w:noHBand="0" w:noVBand="0" w:val="0020"/>
-        <w:jc w:val="start"/>
-        <w:tblLayout w:type="fixed"/>
       </w:tblPr>
       <w:tblGrid>
         <w:gridCol w:w="3882"/>
@@ -5042,7 +4577,7 @@
       <w:tr>
         <w:trPr>
           <w:cantSplit/>
-          <w:tblHeader w:val="true"/>
+          <w:tblHeader w:val="on"/>
         </w:trPr>
         <w:tc>
           <w:tcPr/>
@@ -5252,7 +4787,7 @@
             <w:r>
               <w:t xml:space="preserve"> </w:t>
             </w:r>
-            <w:hyperlink r:id="rId50">
+            <w:hyperlink r:id="rId85">
               <w:r>
                 <w:rPr>
                   <w:rStyle w:val="VerbatimChar"/>
@@ -5566,24 +5101,34 @@
         <w:t xml:space="preserve">to reschedule while leaving its Slots behind. Notify dependent systems whenever the time, actors, or status changes.</w:t>
       </w:r>
     </w:p>
-    <w:bookmarkEnd w:id="51"/>
-    <w:bookmarkEnd w:id="52"/>
-    <w:bookmarkStart w:id="60" w:name="conditional-workflows"/>
+    <w:bookmarkStart w:id="86" w:name="decision-4"/>
+    <w:bookmarkEnd w:id="86"/>
+    <w:bookmarkStart w:id="87" w:name="Xf3d5c8aa3dec62f5c15ac87423c3f450b7b2e75"/>
+    <w:bookmarkEnd w:id="87"/>
+    <w:bookmarkEnd w:id="88"/>
+    <w:bookmarkEnd w:id="89"/>
+    <w:bookmarkStart w:id="106" w:name="recurring-visits-waitlists-and-reminders"/>
+    <w:p>
+      <w:pPr>
+        <w:pStyle w:val="Heading2"/>
+      </w:pPr>
+      <w:r>
+        <w:t xml:space="preserve">Recurring visits, waitlists, and reminders</w:t>
+      </w:r>
+    </w:p>
+    <w:bookmarkStart w:id="90" w:name="conditional-workflows"/>
+    <w:bookmarkEnd w:id="90"/>
+    <w:bookmarkStart w:id="91" w:name="X81dffb3a1ba813fb6a28a5c2c8766cc55935152"/>
+    <w:bookmarkEnd w:id="91"/>
+    <w:bookmarkStart w:id="92" w:name="Xad0dc9cc6025bab8a7f791de6d20798990d5ea3"/>
+    <w:bookmarkEnd w:id="92"/>
+    <w:bookmarkStart w:id="98" w:name="Xf1b8aceb183b292115ffdfff0e2cacf0db57001"/>
     <w:p>
       <w:pPr>
         <w:pStyle w:val="Heading3"/>
       </w:pPr>
       <w:r>
-        <w:t xml:space="preserve">Conditional Workflows</w:t>
-      </w:r>
-    </w:p>
-    <w:bookmarkStart w:id="53" w:name="recurring-appointment-series"/>
-    <w:p>
-      <w:pPr>
-        <w:pStyle w:val="Heading4"/>
-      </w:pPr>
-      <w:r>
-        <w:t xml:space="preserve">3.11 Recurring Appointment Series</w:t>
+        <w:t xml:space="preserve">How will recurring appointment series be created and managed?</w:t>
       </w:r>
     </w:p>
     <w:p>
@@ -5591,7 +5136,7 @@
         <w:pStyle w:val="FirstParagraph"/>
       </w:pPr>
       <w:r>
-        <w:t xml:space="preserve">Decide how recurrence is grouped and what happens when only some occurrences can be booked. Current scheduling operations handle individual appointments; recurring weekly availability is not a recurring appointment series.</w:t>
+        <w:t xml:space="preserve">Decide which recurrence patterns you need and how the series is managed after creation. Medplum supports weekly series of 2–6 occurrences at the same local time, with all-or-none booking or holding. Other patterns and series-wide lifecycle changes need application orchestration.</w:t>
       </w:r>
     </w:p>
     <w:p>
@@ -5600,55 +5145,55 @@
       </w:pPr>
       <w:r>
         <w:rPr>
+          <w:b/>
           <w:bCs/>
-          <w:b/>
         </w:rPr>
         <w:t xml:space="preserve">Questions:</w:t>
       </w:r>
     </w:p>
     <w:p>
       <w:pPr>
+        <w:pStyle w:val="Compact"/>
         <w:numPr>
           <w:ilvl w:val="0"/>
-          <w:numId w:val="1015"/>
+          <w:numId w:val="1016"/>
         </w:numPr>
+      </w:pPr>
+      <w:r>
+        <w:t xml:space="preserve">Is the series finite, or maintained over a rolling horizon?</w:t>
+      </w:r>
+    </w:p>
+    <w:p>
+      <w:pPr>
         <w:pStyle w:val="Compact"/>
-      </w:pPr>
-      <w:r>
-        <w:t xml:space="preserve">Is the series finite, or maintained over a rolling horizon?</w:t>
-      </w:r>
-    </w:p>
-    <w:p>
-      <w:pPr>
         <w:numPr>
           <w:ilvl w:val="0"/>
-          <w:numId w:val="1015"/>
+          <w:numId w:val="1016"/>
         </w:numPr>
+      </w:pPr>
+      <w:r>
+        <w:t xml:space="preserve">Must every occurrence be available before the series is accepted?</w:t>
+      </w:r>
+    </w:p>
+    <w:p>
+      <w:pPr>
         <w:pStyle w:val="Compact"/>
-      </w:pPr>
-      <w:r>
-        <w:t xml:space="preserve">Must every occurrence be available before the series is accepted?</w:t>
-      </w:r>
-    </w:p>
-    <w:p>
-      <w:pPr>
         <w:numPr>
           <w:ilvl w:val="0"/>
-          <w:numId w:val="1015"/>
+          <w:numId w:val="1016"/>
         </w:numPr>
+      </w:pPr>
+      <w:r>
+        <w:t xml:space="preserve">Can a user change one occurrence, all future occurrences, or the entire series?</w:t>
+      </w:r>
+    </w:p>
+    <w:p>
+      <w:pPr>
         <w:pStyle w:val="Compact"/>
-      </w:pPr>
-      <w:r>
-        <w:t xml:space="preserve">Can a user change one occurrence, all future occurrences, or the entire series?</w:t>
-      </w:r>
-    </w:p>
-    <w:p>
-      <w:pPr>
         <w:numPr>
           <w:ilvl w:val="0"/>
-          <w:numId w:val="1015"/>
+          <w:numId w:val="1016"/>
         </w:numPr>
-        <w:pStyle w:val="Compact"/>
       </w:pPr>
       <w:r>
         <w:t xml:space="preserve">Does recurrence follow local wall-clock time across DST changes?</w:t>
@@ -5658,18 +5203,17 @@
       <w:tblPr>
         <w:tblStyle w:val="Table"/>
         <w:tblW w:w="9360" w:type="dxa"/>
+        <w:tblLayout w:type="fixed"/>
         <w:tblLook w:firstRow="1" w:lastRow="0" w:firstColumn="0" w:lastColumn="0" w:noHBand="0" w:noVBand="0" w:val="0020"/>
-        <w:jc w:val="start"/>
-        <w:tblLayout w:type="fixed"/>
       </w:tblPr>
       <w:tblGrid>
-        <w:gridCol w:w="4499"/>
-        <w:gridCol w:w="4861"/>
+        <w:gridCol w:w="4538"/>
+        <w:gridCol w:w="4822"/>
       </w:tblGrid>
       <w:tr>
         <w:trPr>
           <w:cantSplit/>
-          <w:tblHeader w:val="true"/>
+          <w:tblHeader w:val="on"/>
         </w:trPr>
         <w:tc>
           <w:tcPr/>
@@ -5692,6 +5236,100 @@
             </w:pPr>
             <w:r>
               <w:t xml:space="preserve">Approach</w:t>
+            </w:r>
+          </w:p>
+        </w:tc>
+      </w:tr>
+      <w:tr>
+        <w:trPr>
+          <w:cantSplit/>
+        </w:trPr>
+        <w:tc>
+          <w:tcPr/>
+          <w:p>
+            <w:pPr>
+              <w:pStyle w:val="Compact"/>
+              <w:jc w:val="left"/>
+            </w:pPr>
+            <w:r>
+              <w:t xml:space="preserve">Weekly series of 2–6 occurrences</w:t>
+            </w:r>
+          </w:p>
+        </w:tc>
+        <w:tc>
+          <w:tcPr/>
+          <w:p>
+            <w:pPr>
+              <w:pStyle w:val="Compact"/>
+              <w:jc w:val="left"/>
+            </w:pPr>
+            <w:r>
+              <w:t xml:space="preserve">Use</w:t>
+            </w:r>
+            <w:r>
+              <w:t xml:space="preserve"> </w:t>
+            </w:r>
+            <w:hyperlink r:id="rId93">
+              <w:r>
+                <w:rPr>
+                  <w:rStyle w:val="VerbatimChar"/>
+                </w:rPr>
+                <w:t xml:space="preserve">$find</w:t>
+              </w:r>
+              <w:r>
+                <w:rPr>
+                  <w:rStyle w:val="Hyperlink"/>
+                </w:rPr>
+                <w:t xml:space="preserve"> </w:t>
+              </w:r>
+              <w:r>
+                <w:rPr>
+                  <w:rStyle w:val="Hyperlink"/>
+                </w:rPr>
+                <w:t xml:space="preserve">with</w:t>
+              </w:r>
+              <w:r>
+                <w:rPr>
+                  <w:rStyle w:val="Hyperlink"/>
+                </w:rPr>
+                <w:t xml:space="preserve"> </w:t>
+              </w:r>
+              <w:r>
+                <w:rPr>
+                  <w:rStyle w:val="VerbatimChar"/>
+                </w:rPr>
+                <w:t xml:space="preserve">occurrence-count</w:t>
+              </w:r>
+            </w:hyperlink>
+            <w:r>
+              <w:t xml:space="preserve">, then pass the selected series proposal, preserving its recurrence template and adding the Patient participant, to one</w:t>
+            </w:r>
+            <w:r>
+              <w:t xml:space="preserve"> </w:t>
+            </w:r>
+            <w:r>
+              <w:rPr>
+                <w:rStyle w:val="VerbatimChar"/>
+              </w:rPr>
+              <w:t xml:space="preserve">$book</w:t>
+            </w:r>
+            <w:r>
+              <w:t xml:space="preserve"> </w:t>
+            </w:r>
+            <w:r>
+              <w:t xml:space="preserve">or</w:t>
+            </w:r>
+            <w:r>
+              <w:t xml:space="preserve"> </w:t>
+            </w:r>
+            <w:r>
+              <w:rPr>
+                <w:rStyle w:val="VerbatimChar"/>
+              </w:rPr>
+              <w:t xml:space="preserve">$hold</w:t>
+            </w:r>
+            <w:r>
+              <w:t xml:space="preserve">. If any occurrence is unavailable, none are created</w:t>
             </w:r>
           </w:p>
         </w:tc>
@@ -5749,52 +5387,17 @@
               <w:jc w:val="left"/>
             </w:pPr>
             <w:r>
-              <w:t xml:space="preserve">Series without an appropriate order</w:t>
-            </w:r>
-          </w:p>
-        </w:tc>
-        <w:tc>
-          <w:tcPr/>
-          <w:p>
-            <w:pPr>
-              <w:pStyle w:val="Compact"/>
-              <w:jc w:val="left"/>
-            </w:pPr>
-            <w:r>
-              <w:t xml:space="preserve">Define a shared series identifier or documented extension. Do not invent a clinical order solely to obtain a grouping field.</w:t>
-            </w:r>
-          </w:p>
-        </w:tc>
-      </w:tr>
-      <w:tr>
-        <w:trPr>
-          <w:cantSplit/>
-        </w:trPr>
-        <w:tc>
-          <w:tcPr/>
-          <w:p>
-            <w:pPr>
-              <w:pStyle w:val="Compact"/>
-              <w:jc w:val="left"/>
-            </w:pPr>
-            <w:r>
-              <w:t xml:space="preserve">Booking several occurrences</w:t>
-            </w:r>
-          </w:p>
-        </w:tc>
-        <w:tc>
-          <w:tcPr/>
-          <w:p>
-            <w:pPr>
-              <w:pStyle w:val="Compact"/>
-              <w:jc w:val="left"/>
-            </w:pPr>
-            <w:r>
-              <w:t xml:space="preserve">Check each occurrence and handle partial success explicitly. Multiple</w:t>
-            </w:r>
-            <w:r>
-              <w:t xml:space="preserve"> </w:t>
-            </w:r>
+              <w:t xml:space="preserve">Series identity</w:t>
+            </w:r>
+          </w:p>
+        </w:tc>
+        <w:tc>
+          <w:tcPr/>
+          <w:p>
+            <w:pPr>
+              <w:pStyle w:val="Compact"/>
+              <w:jc w:val="left"/>
+            </w:pPr>
             <w:r>
               <w:rPr>
                 <w:rStyle w:val="VerbatimChar"/>
@@ -5805,36 +5408,95 @@
               <w:t xml:space="preserve"> </w:t>
             </w:r>
             <w:r>
-              <w:t xml:space="preserve">calls are not one all-or-nothing series transaction.</w:t>
-            </w:r>
-          </w:p>
-        </w:tc>
-      </w:tr>
-      <w:tr>
-        <w:trPr>
-          <w:cantSplit/>
-        </w:trPr>
-        <w:tc>
-          <w:tcPr/>
-          <w:p>
-            <w:pPr>
-              <w:pStyle w:val="Compact"/>
-              <w:jc w:val="left"/>
-            </w:pPr>
-            <w:r>
-              <w:t xml:space="preserve">Series-wide changes</w:t>
-            </w:r>
-          </w:p>
-        </w:tc>
-        <w:tc>
-          <w:tcPr/>
-          <w:p>
-            <w:pPr>
-              <w:pStyle w:val="Compact"/>
-              <w:jc w:val="left"/>
-            </w:pPr>
-            <w:r>
-              <w:t xml:space="preserve">Track membership and exceptions, then orchestrate per-occurrence changes with recovery and notification.</w:t>
+              <w:t xml:space="preserve">and</w:t>
+            </w:r>
+            <w:r>
+              <w:t xml:space="preserve"> </w:t>
+            </w:r>
+            <w:r>
+              <w:rPr>
+                <w:rStyle w:val="VerbatimChar"/>
+              </w:rPr>
+              <w:t xml:space="preserve">$hold</w:t>
+            </w:r>
+            <w:r>
+              <w:t xml:space="preserve"> </w:t>
+            </w:r>
+            <w:r>
+              <w:t xml:space="preserve">generate a shared series identifier and per-occurrence recurrence IDs. Use these to find the series; no clinical order is needed solely for grouping</w:t>
+            </w:r>
+          </w:p>
+        </w:tc>
+      </w:tr>
+      <w:tr>
+        <w:trPr>
+          <w:cantSplit/>
+        </w:trPr>
+        <w:tc>
+          <w:tcPr/>
+          <w:p>
+            <w:pPr>
+              <w:pStyle w:val="Compact"/>
+              <w:jc w:val="left"/>
+            </w:pPr>
+            <w:r>
+              <w:t xml:space="preserve">Other recurrence patterns or a rolling horizon</w:t>
+            </w:r>
+          </w:p>
+        </w:tc>
+        <w:tc>
+          <w:tcPr/>
+          <w:p>
+            <w:pPr>
+              <w:pStyle w:val="Compact"/>
+              <w:jc w:val="left"/>
+            </w:pPr>
+            <w:r>
+              <w:t xml:space="preserve">Implement a separate orchestration workflow. Define grouping, exceptions, and partial-success recovery; multiple independent</w:t>
+            </w:r>
+            <w:r>
+              <w:t xml:space="preserve"> </w:t>
+            </w:r>
+            <w:r>
+              <w:rPr>
+                <w:rStyle w:val="VerbatimChar"/>
+              </w:rPr>
+              <w:t xml:space="preserve">$book</w:t>
+            </w:r>
+            <w:r>
+              <w:t xml:space="preserve"> </w:t>
+            </w:r>
+            <w:r>
+              <w:t xml:space="preserve">calls are not atomic as a series</w:t>
+            </w:r>
+          </w:p>
+        </w:tc>
+      </w:tr>
+      <w:tr>
+        <w:trPr>
+          <w:cantSplit/>
+        </w:trPr>
+        <w:tc>
+          <w:tcPr/>
+          <w:p>
+            <w:pPr>
+              <w:pStyle w:val="Compact"/>
+              <w:jc w:val="left"/>
+            </w:pPr>
+            <w:r>
+              <w:t xml:space="preserve">Series-wide confirmation, cancellation, or changes</w:t>
+            </w:r>
+          </w:p>
+        </w:tc>
+        <w:tc>
+          <w:tcPr/>
+          <w:p>
+            <w:pPr>
+              <w:pStyle w:val="Compact"/>
+              <w:jc w:val="left"/>
+            </w:pPr>
+            <w:r>
+              <w:t xml:space="preserve">Orchestrate per-occurrence operations with recovery and notification. Atomic creation does not imply atomic series-wide lifecycle updates; coordinate hold expiry with confirmation</w:t>
             </w:r>
           </w:p>
         </w:tc>
@@ -5845,7 +5507,42 @@
         <w:pStyle w:val="BodyText"/>
       </w:pPr>
       <w:r>
-        <w:t xml:space="preserve">FHIR R4 has no native Appointment recurrence template. Do not use</w:t>
+        <w:t xml:space="preserve">The recurring search window covers the first occurrence and is limited to one local week (normally 7 days). All selected Schedules must share a timezone. The series preserves local time across DST changes and rejects occurrences at nonexistent local times.</w:t>
+      </w:r>
+    </w:p>
+    <w:p>
+      <w:pPr>
+        <w:pStyle w:val="BodyText"/>
+      </w:pPr>
+      <w:r>
+        <w:t xml:space="preserve">FHIR R4 recurrence uses documented cross-version extensions, not native R5 fields. Preserve the template returned by</w:t>
+      </w:r>
+      <w:r>
+        <w:t xml:space="preserve"> </w:t>
+      </w:r>
+      <w:r>
+        <w:rPr>
+          <w:rStyle w:val="VerbatimChar"/>
+        </w:rPr>
+        <w:t xml:space="preserve">$find</w:t>
+      </w:r>
+      <w:r>
+        <w:t xml:space="preserve"> </w:t>
+      </w:r>
+      <w:r>
+        <w:t xml:space="preserve">and use the series constants from</w:t>
+      </w:r>
+      <w:r>
+        <w:t xml:space="preserve"> </w:t>
+      </w:r>
+      <w:r>
+        <w:rPr>
+          <w:rStyle w:val="VerbatimChar"/>
+        </w:rPr>
+        <w:t xml:space="preserve">@medplum/core</w:t>
+      </w:r>
+      <w:r>
+        <w:t xml:space="preserve">; do not use</w:t>
       </w:r>
       <w:r>
         <w:t xml:space="preserve"> </w:t>
@@ -5872,17 +5569,55 @@
         <w:t xml:space="preserve">Appointment.basedOn</w:t>
       </w:r>
       <w:r>
-        <w:t xml:space="preserve">. Recheck the scheduling API’s supported series behavior before implementing a custom model, since this area is evolving.</w:t>
-      </w:r>
-    </w:p>
-    <w:bookmarkEnd w:id="53"/>
-    <w:bookmarkStart w:id="54" w:name="waitlists"/>
-    <w:p>
-      <w:pPr>
-        <w:pStyle w:val="Heading4"/>
-      </w:pPr>
-      <w:r>
-        <w:t xml:space="preserve">3.12 Waitlists</w:t>
+        <w:t xml:space="preserve">. See</w:t>
+      </w:r>
+      <w:r>
+        <w:t xml:space="preserve"> </w:t>
+      </w:r>
+      <w:hyperlink r:id="rId94">
+        <w:r>
+          <w:rPr>
+            <w:rStyle w:val="Hyperlink"/>
+          </w:rPr>
+          <w:t xml:space="preserve">Recurring Booking</w:t>
+        </w:r>
+      </w:hyperlink>
+      <w:r>
+        <w:t xml:space="preserve"> </w:t>
+      </w:r>
+      <w:r>
+        <w:t xml:space="preserve">and</w:t>
+      </w:r>
+      <w:r>
+        <w:t xml:space="preserve"> </w:t>
+      </w:r>
+      <w:hyperlink r:id="rId95">
+        <w:r>
+          <w:rPr>
+            <w:rStyle w:val="Hyperlink"/>
+          </w:rPr>
+          <w:t xml:space="preserve">Recurring Holds</w:t>
+        </w:r>
+      </w:hyperlink>
+      <w:r>
+        <w:t xml:space="preserve"> </w:t>
+      </w:r>
+      <w:r>
+        <w:t xml:space="preserve">for supported templates and identifiers.</w:t>
+      </w:r>
+    </w:p>
+    <w:bookmarkStart w:id="96" w:name="Xbcdb0507e39486f797d578e90dfd117a89929bb"/>
+    <w:bookmarkEnd w:id="96"/>
+    <w:bookmarkStart w:id="97" w:name="X22ad23e5ffe52850dca5385c8bbbdea6d421851"/>
+    <w:bookmarkEnd w:id="97"/>
+    <w:bookmarkEnd w:id="98"/>
+    <w:bookmarkStart w:id="101" w:name="Xf8d6cb53c7ff1053800d55b1deb752ee9a872d8"/>
+    <w:p>
+      <w:pPr>
+        <w:pStyle w:val="Heading3"/>
+      </w:pPr>
+      <w:r>
+        <w:t xml:space="preserve">How will vacancies become waitlist offers or bookings?</w:t>
       </w:r>
     </w:p>
     <w:p>
@@ -5899,43 +5634,43 @@
       </w:pPr>
       <w:r>
         <w:rPr>
+          <w:b/>
           <w:bCs/>
-          <w:b/>
         </w:rPr>
         <w:t xml:space="preserve">Questions:</w:t>
       </w:r>
     </w:p>
     <w:p>
       <w:pPr>
+        <w:pStyle w:val="Compact"/>
         <w:numPr>
           <w:ilvl w:val="0"/>
-          <w:numId w:val="1016"/>
+          <w:numId w:val="1017"/>
         </w:numPr>
+      </w:pPr>
+      <w:r>
+        <w:t xml:space="preserve">What service, candidates, time range, and preferences does the patient accept?</w:t>
+      </w:r>
+    </w:p>
+    <w:p>
+      <w:pPr>
         <w:pStyle w:val="Compact"/>
-      </w:pPr>
-      <w:r>
-        <w:t xml:space="preserve">What service, candidates, time range, and preferences does the patient accept?</w:t>
-      </w:r>
-    </w:p>
-    <w:p>
-      <w:pPr>
         <w:numPr>
           <w:ilvl w:val="0"/>
-          <w:numId w:val="1016"/>
+          <w:numId w:val="1017"/>
         </w:numPr>
+      </w:pPr>
+      <w:r>
+        <w:t xml:space="preserve">How are priority and fairness determined?</w:t>
+      </w:r>
+    </w:p>
+    <w:p>
+      <w:pPr>
         <w:pStyle w:val="Compact"/>
-      </w:pPr>
-      <w:r>
-        <w:t xml:space="preserve">How are priority and fairness determined?</w:t>
-      </w:r>
-    </w:p>
-    <w:p>
-      <w:pPr>
         <w:numPr>
           <w:ilvl w:val="0"/>
-          <w:numId w:val="1016"/>
+          <w:numId w:val="1017"/>
         </w:numPr>
-        <w:pStyle w:val="Compact"/>
       </w:pPr>
       <w:r>
         <w:t xml:space="preserve">How long is an offer valid, and does it reserve capacity?</w:t>
@@ -5945,9 +5680,8 @@
       <w:tblPr>
         <w:tblStyle w:val="Table"/>
         <w:tblW w:w="9360" w:type="dxa"/>
+        <w:tblLayout w:type="fixed"/>
         <w:tblLook w:firstRow="1" w:lastRow="0" w:firstColumn="0" w:lastColumn="0" w:noHBand="0" w:noVBand="0" w:val="0020"/>
-        <w:jc w:val="start"/>
-        <w:tblLayout w:type="fixed"/>
       </w:tblPr>
       <w:tblGrid>
         <w:gridCol w:w="3648"/>
@@ -5956,7 +5690,7 @@
       <w:tr>
         <w:trPr>
           <w:cantSplit/>
-          <w:tblHeader w:val="true"/>
+          <w:tblHeader w:val="on"/>
         </w:trPr>
         <w:tc>
           <w:tcPr/>
@@ -6127,14 +5861,18 @@
         </w:tc>
       </w:tr>
     </w:tbl>
-    <w:bookmarkEnd w:id="54"/>
-    <w:bookmarkStart w:id="56" w:name="reminders-and-responses"/>
-    <w:p>
-      <w:pPr>
-        <w:pStyle w:val="Heading4"/>
-      </w:pPr>
-      <w:r>
-        <w:t xml:space="preserve">3.13 Reminders and Responses</w:t>
+    <w:bookmarkStart w:id="99" w:name="X89c41e61f83ec2f87c0fed2c59f652a60fb5a53"/>
+    <w:bookmarkEnd w:id="99"/>
+    <w:bookmarkStart w:id="100" w:name="Xfd42ff8d360ca993e151299b185e094b83951f0"/>
+    <w:bookmarkEnd w:id="100"/>
+    <w:bookmarkEnd w:id="101"/>
+    <w:bookmarkStart w:id="105" w:name="X56f885fa57d4a4350fdeb690f6ea468eaf3034c"/>
+    <w:p>
+      <w:pPr>
+        <w:pStyle w:val="Heading3"/>
+      </w:pPr>
+      <w:r>
+        <w:t xml:space="preserve">When are reminders sent, and what do replies mean?</w:t>
       </w:r>
     </w:p>
     <w:p>
@@ -6151,43 +5889,43 @@
       </w:pPr>
       <w:r>
         <w:rPr>
+          <w:b/>
           <w:bCs/>
-          <w:b/>
         </w:rPr>
         <w:t xml:space="preserve">Questions:</w:t>
       </w:r>
     </w:p>
     <w:p>
       <w:pPr>
+        <w:pStyle w:val="Compact"/>
         <w:numPr>
           <w:ilvl w:val="0"/>
-          <w:numId w:val="1017"/>
+          <w:numId w:val="1018"/>
         </w:numPr>
+      </w:pPr>
+      <w:r>
+        <w:t xml:space="preserve">Which channels and timing rules apply, and in whose time zone?</w:t>
+      </w:r>
+    </w:p>
+    <w:p>
+      <w:pPr>
         <w:pStyle w:val="Compact"/>
-      </w:pPr>
-      <w:r>
-        <w:t xml:space="preserve">Which channels and timing rules apply, and in whose time zone?</w:t>
-      </w:r>
-    </w:p>
-    <w:p>
-      <w:pPr>
         <w:numPr>
           <w:ilvl w:val="0"/>
-          <w:numId w:val="1017"/>
+          <w:numId w:val="1018"/>
         </w:numPr>
+      </w:pPr>
+      <w:r>
+        <w:t xml:space="preserve">Can replies acknowledge, cancel, or request a change?</w:t>
+      </w:r>
+    </w:p>
+    <w:p>
+      <w:pPr>
         <w:pStyle w:val="Compact"/>
-      </w:pPr>
-      <w:r>
-        <w:t xml:space="preserve">Can replies acknowledge, cancel, or request a change?</w:t>
-      </w:r>
-    </w:p>
-    <w:p>
-      <w:pPr>
         <w:numPr>
           <w:ilvl w:val="0"/>
-          <w:numId w:val="1017"/>
+          <w:numId w:val="1018"/>
         </w:numPr>
-        <w:pStyle w:val="Compact"/>
       </w:pPr>
       <w:r>
         <w:t xml:space="preserve">How are reminders suppressed after cancellation or rescheduling?</w:t>
@@ -6197,9 +5935,8 @@
       <w:tblPr>
         <w:tblStyle w:val="Table"/>
         <w:tblW w:w="9360" w:type="dxa"/>
+        <w:tblLayout w:type="fixed"/>
         <w:tblLook w:firstRow="1" w:lastRow="0" w:firstColumn="0" w:lastColumn="0" w:noHBand="0" w:noVBand="0" w:val="0020"/>
-        <w:jc w:val="start"/>
-        <w:tblLayout w:type="fixed"/>
       </w:tblPr>
       <w:tblGrid>
         <w:gridCol w:w="3899"/>
@@ -6208,7 +5945,7 @@
       <w:tr>
         <w:trPr>
           <w:cantSplit/>
-          <w:tblHeader w:val="true"/>
+          <w:tblHeader w:val="on"/>
         </w:trPr>
         <w:tc>
           <w:tcPr/>
@@ -6333,7 +6070,7 @@
       <w:r>
         <w:t xml:space="preserve"> </w:t>
       </w:r>
-      <w:hyperlink r:id="rId55">
+      <w:hyperlink r:id="rId102">
         <w:r>
           <w:rPr>
             <w:rStyle w:val="Hyperlink"/>
@@ -6348,14 +6085,32 @@
         <w:t xml:space="preserve">for channel, consent, and delivery design.</w:t>
       </w:r>
     </w:p>
-    <w:bookmarkEnd w:id="56"/>
-    <w:bookmarkStart w:id="57" w:name="telehealth-provisioning"/>
-    <w:p>
-      <w:pPr>
-        <w:pStyle w:val="Heading4"/>
-      </w:pPr>
-      <w:r>
-        <w:t xml:space="preserve">3.14 Telehealth Provisioning</w:t>
+    <w:bookmarkStart w:id="103" w:name="decision-5"/>
+    <w:bookmarkEnd w:id="103"/>
+    <w:bookmarkStart w:id="104" w:name="Xa2de9d65cd11083665fdbffa2d0fc4984c51d93"/>
+    <w:bookmarkEnd w:id="104"/>
+    <w:bookmarkEnd w:id="105"/>
+    <w:bookmarkEnd w:id="106"/>
+    <w:bookmarkStart w:id="114" w:name="external-systems"/>
+    <w:p>
+      <w:pPr>
+        <w:pStyle w:val="Heading2"/>
+      </w:pPr>
+      <w:r>
+        <w:t xml:space="preserve">External systems</w:t>
+      </w:r>
+    </w:p>
+    <w:bookmarkStart w:id="107" w:name="Xe26c0286e637ecc293df65b6c9102eab31cd099"/>
+    <w:bookmarkEnd w:id="107"/>
+    <w:bookmarkStart w:id="108" w:name="X7793715096cb3e88238c221c7e1e8f5a56dc757"/>
+    <w:bookmarkEnd w:id="108"/>
+    <w:bookmarkStart w:id="111" w:name="Xf6c443a0d3b8f05a0bf90f339c93150867320a2"/>
+    <w:p>
+      <w:pPr>
+        <w:pStyle w:val="Heading3"/>
+      </w:pPr>
+      <w:r>
+        <w:t xml:space="preserve">When will telehealth meetings be provisioned and updated?</w:t>
       </w:r>
     </w:p>
     <w:p>
@@ -6384,43 +6139,43 @@
       </w:pPr>
       <w:r>
         <w:rPr>
+          <w:b/>
           <w:bCs/>
-          <w:b/>
         </w:rPr>
         <w:t xml:space="preserve">Questions:</w:t>
       </w:r>
     </w:p>
     <w:p>
       <w:pPr>
+        <w:pStyle w:val="Compact"/>
         <w:numPr>
           <w:ilvl w:val="0"/>
-          <w:numId w:val="1018"/>
+          <w:numId w:val="1019"/>
         </w:numPr>
+      </w:pPr>
+      <w:r>
+        <w:t xml:space="preserve">Is the visit virtual, in-person, or selectable per booking?</w:t>
+      </w:r>
+    </w:p>
+    <w:p>
+      <w:pPr>
         <w:pStyle w:val="Compact"/>
-      </w:pPr>
-      <w:r>
-        <w:t xml:space="preserve">Is the visit virtual, in-person, or selectable per booking?</w:t>
-      </w:r>
-    </w:p>
-    <w:p>
-      <w:pPr>
         <w:numPr>
           <w:ilvl w:val="0"/>
-          <w:numId w:val="1018"/>
+          <w:numId w:val="1019"/>
         </w:numPr>
+      </w:pPr>
+      <w:r>
+        <w:t xml:space="preserve">Is the meeting created at booking, approval, or shortly before the visit?</w:t>
+      </w:r>
+    </w:p>
+    <w:p>
+      <w:pPr>
         <w:pStyle w:val="Compact"/>
-      </w:pPr>
-      <w:r>
-        <w:t xml:space="preserve">Is the meeting created at booking, approval, or shortly before the visit?</w:t>
-      </w:r>
-    </w:p>
-    <w:p>
-      <w:pPr>
         <w:numPr>
           <w:ilvl w:val="0"/>
-          <w:numId w:val="1018"/>
+          <w:numId w:val="1019"/>
         </w:numPr>
-        <w:pStyle w:val="Compact"/>
       </w:pPr>
       <w:r>
         <w:t xml:space="preserve">Who can read the join details, and what happens when the visit changes?</w:t>
@@ -6430,9 +6185,8 @@
       <w:tblPr>
         <w:tblStyle w:val="Table"/>
         <w:tblW w:w="9360" w:type="dxa"/>
+        <w:tblLayout w:type="fixed"/>
         <w:tblLook w:firstRow="1" w:lastRow="0" w:firstColumn="0" w:lastColumn="0" w:noHBand="0" w:noVBand="0" w:val="0020"/>
-        <w:jc w:val="start"/>
-        <w:tblLayout w:type="fixed"/>
       </w:tblPr>
       <w:tblGrid>
         <w:gridCol w:w="4513"/>
@@ -6441,7 +6195,7 @@
       <w:tr>
         <w:trPr>
           <w:cantSplit/>
-          <w:tblHeader w:val="true"/>
+          <w:tblHeader w:val="on"/>
         </w:trPr>
         <w:tc>
           <w:tcPr/>
@@ -6585,14 +6339,18 @@
         </w:tc>
       </w:tr>
     </w:tbl>
-    <w:bookmarkEnd w:id="57"/>
-    <w:bookmarkStart w:id="59" w:name="external-calendar-integration"/>
-    <w:p>
-      <w:pPr>
-        <w:pStyle w:val="Heading4"/>
-      </w:pPr>
-      <w:r>
-        <w:t xml:space="preserve">3.15 External Calendar Integration</w:t>
+    <w:bookmarkStart w:id="109" w:name="X9b0db35cc622fc796ab0f20de4d449c5afd0566"/>
+    <w:bookmarkEnd w:id="109"/>
+    <w:bookmarkStart w:id="110" w:name="Xc1949384b6a4c17032ce779cb96702922139607"/>
+    <w:bookmarkEnd w:id="110"/>
+    <w:bookmarkEnd w:id="111"/>
+    <w:bookmarkStart w:id="113" w:name="Xf9cf0635a7bc3cdfdd1e9a2c63883f133f45770"/>
+    <w:p>
+      <w:pPr>
+        <w:pStyle w:val="Heading3"/>
+      </w:pPr>
+      <w:r>
+        <w:t xml:space="preserve">How will external calendars or schedulers exchange changes?</w:t>
       </w:r>
     </w:p>
     <w:p>
@@ -6609,43 +6367,43 @@
       </w:pPr>
       <w:r>
         <w:rPr>
+          <w:b/>
           <w:bCs/>
-          <w:b/>
         </w:rPr>
         <w:t xml:space="preserve">Questions:</w:t>
       </w:r>
     </w:p>
     <w:p>
       <w:pPr>
+        <w:pStyle w:val="Compact"/>
         <w:numPr>
           <w:ilvl w:val="0"/>
-          <w:numId w:val="1019"/>
+          <w:numId w:val="1020"/>
         </w:numPr>
+      </w:pPr>
+      <w:r>
+        <w:t xml:space="preserve">Is the destination a personal calendar, patient calendar feed, or another clinical scheduler?</w:t>
+      </w:r>
+    </w:p>
+    <w:p>
+      <w:pPr>
         <w:pStyle w:val="Compact"/>
-      </w:pPr>
-      <w:r>
-        <w:t xml:space="preserve">Is the destination a personal calendar, patient calendar feed, or another clinical scheduler?</w:t>
-      </w:r>
-    </w:p>
-    <w:p>
-      <w:pPr>
         <w:numPr>
           <w:ilvl w:val="0"/>
-          <w:numId w:val="1019"/>
+          <w:numId w:val="1020"/>
         </w:numPr>
+      </w:pPr>
+      <w:r>
+        <w:t xml:space="preserve">Do external events block availability, and do edits move Medplum appointments?</w:t>
+      </w:r>
+    </w:p>
+    <w:p>
+      <w:pPr>
         <w:pStyle w:val="Compact"/>
-      </w:pPr>
-      <w:r>
-        <w:t xml:space="preserve">Do external events block availability, and do edits move Medplum appointments?</w:t>
-      </w:r>
-    </w:p>
-    <w:p>
-      <w:pPr>
         <w:numPr>
           <w:ilvl w:val="0"/>
-          <w:numId w:val="1019"/>
+          <w:numId w:val="1020"/>
         </w:numPr>
-        <w:pStyle w:val="Compact"/>
       </w:pPr>
       <w:r>
         <w:t xml:space="preserve">How are cancellations, recurrence exceptions, outages, and reconciliation handled?</w:t>
@@ -6655,9 +6413,8 @@
       <w:tblPr>
         <w:tblStyle w:val="Table"/>
         <w:tblW w:w="9360" w:type="dxa"/>
+        <w:tblLayout w:type="fixed"/>
         <w:tblLook w:firstRow="1" w:lastRow="0" w:firstColumn="0" w:lastColumn="0" w:noHBand="0" w:noVBand="0" w:val="0020"/>
-        <w:jc w:val="start"/>
-        <w:tblLayout w:type="fixed"/>
       </w:tblPr>
       <w:tblGrid>
         <w:gridCol w:w="4315"/>
@@ -6666,7 +6423,7 @@
       <w:tr>
         <w:trPr>
           <w:cantSplit/>
-          <w:tblHeader w:val="true"/>
+          <w:tblHeader w:val="on"/>
         </w:trPr>
         <w:tc>
           <w:tcPr/>
@@ -6835,7 +6592,7 @@
       <w:r>
         <w:t xml:space="preserve"> </w:t>
       </w:r>
-      <w:hyperlink r:id="rId58">
+      <w:hyperlink r:id="rId112">
         <w:r>
           <w:rPr>
             <w:rStyle w:val="Hyperlink"/>
@@ -6850,10 +6607,9 @@
         <w:t xml:space="preserve">when replacing or running alongside another scheduler.</w:t>
       </w:r>
     </w:p>
-    <w:bookmarkEnd w:id="59"/>
-    <w:bookmarkEnd w:id="60"/>
-    <w:bookmarkEnd w:id="61"/>
-    <w:bookmarkStart w:id="64" w:name="reference-implementation"/>
+    <w:bookmarkEnd w:id="113"/>
+    <w:bookmarkEnd w:id="114"/>
+    <w:bookmarkStart w:id="117" w:name="reference-implementation"/>
     <w:p>
       <w:pPr>
         <w:pStyle w:val="Heading2"/>
@@ -6872,7 +6628,7 @@
       <w:r>
         <w:t xml:space="preserve"> </w:t>
       </w:r>
-      <w:hyperlink r:id="rId62">
+      <w:hyperlink r:id="rId115">
         <w:r>
           <w:rPr>
             <w:rStyle w:val="VerbatimChar"/>
@@ -6886,7 +6642,7 @@
       <w:r>
         <w:t xml:space="preserve"> </w:t>
       </w:r>
-      <w:hyperlink r:id="rId63">
+      <w:hyperlink r:id="rId116">
         <w:r>
           <w:rPr>
             <w:rStyle w:val="Hyperlink"/>
@@ -6898,8 +6654,8 @@
         <w:t xml:space="preserve">.</w:t>
       </w:r>
     </w:p>
-    <w:bookmarkEnd w:id="64"/>
-    <w:bookmarkStart w:id="65" w:name="before-you-implement"/>
+    <w:bookmarkEnd w:id="117"/>
+    <w:bookmarkStart w:id="118" w:name="before-you-implement"/>
     <w:p>
       <w:pPr>
         <w:pStyle w:val="Heading2"/>
@@ -6910,78 +6666,78 @@
     </w:p>
     <w:p>
       <w:pPr>
+        <w:pStyle w:val="Compact"/>
         <w:numPr>
           <w:ilvl w:val="0"/>
-          <w:numId w:val="1020"/>
+          <w:numId w:val="1021"/>
         </w:numPr>
+      </w:pPr>
+      <w:r>
+        <w:t xml:space="preserve">Record the chosen service, actor, availability, and access models, with an owner for each.</w:t>
+      </w:r>
+    </w:p>
+    <w:p>
+      <w:pPr>
         <w:pStyle w:val="Compact"/>
-      </w:pPr>
-      <w:r>
-        <w:t xml:space="preserve">Record the chosen service, actor, availability, and access models, with an owner for each.</w:t>
-      </w:r>
-    </w:p>
-    <w:p>
-      <w:pPr>
         <w:numPr>
           <w:ilvl w:val="0"/>
-          <w:numId w:val="1020"/>
+          <w:numId w:val="1021"/>
         </w:numPr>
+      </w:pPr>
+      <w:r>
+        <w:t xml:space="preserve">Separate server-supported behavior from custom workflows and unresolved product requirements.</w:t>
+      </w:r>
+    </w:p>
+    <w:p>
+      <w:pPr>
         <w:pStyle w:val="Compact"/>
-      </w:pPr>
-      <w:r>
-        <w:t xml:space="preserve">Separate server-supported behavior from custom workflows and unresolved product requirements.</w:t>
-      </w:r>
-    </w:p>
-    <w:p>
-      <w:pPr>
         <w:numPr>
           <w:ilvl w:val="0"/>
-          <w:numId w:val="1020"/>
+          <w:numId w:val="1021"/>
         </w:numPr>
+      </w:pPr>
+      <w:r>
+        <w:t xml:space="preserve">Test booking conflicts, capacity and buffers, time zones, expiry/cancellation races, and denied access using representative user roles.</w:t>
+      </w:r>
+    </w:p>
+    <w:p>
+      <w:pPr>
         <w:pStyle w:val="Compact"/>
-      </w:pPr>
-      <w:r>
-        <w:t xml:space="preserve">Test booking conflicts, capacity and buffers, time zones, expiry/cancellation races, and denied access using representative user roles.</w:t>
-      </w:r>
-    </w:p>
-    <w:p>
-      <w:pPr>
         <w:numPr>
           <w:ilvl w:val="0"/>
-          <w:numId w:val="1020"/>
+          <w:numId w:val="1021"/>
         </w:numPr>
+      </w:pPr>
+      <w:r>
+        <w:t xml:space="preserve">Define recovery for partial series bookings, failed integrations, and ambiguous responses.</w:t>
+      </w:r>
+    </w:p>
+    <w:p>
+      <w:pPr>
         <w:pStyle w:val="Compact"/>
-      </w:pPr>
-      <w:r>
-        <w:t xml:space="preserve">Define recovery for partial series bookings, failed integrations, and ambiguous responses.</w:t>
-      </w:r>
-    </w:p>
-    <w:p>
-      <w:pPr>
         <w:numPr>
           <w:ilvl w:val="0"/>
-          <w:numId w:val="1020"/>
+          <w:numId w:val="1021"/>
         </w:numPr>
+      </w:pPr>
+      <w:r>
+        <w:t xml:space="preserve">Confirm the server/package versions in use and review the scheduling beta changelog before launch or upgrade.</w:t>
+      </w:r>
+    </w:p>
+    <w:p>
+      <w:pPr>
         <w:pStyle w:val="Compact"/>
-      </w:pPr>
-      <w:r>
-        <w:t xml:space="preserve">Confirm the server/package versions in use and review the scheduling beta changelog before launch or upgrade.</w:t>
-      </w:r>
-    </w:p>
-    <w:p>
-      <w:pPr>
         <w:numPr>
           <w:ilvl w:val="0"/>
-          <w:numId w:val="1020"/>
+          <w:numId w:val="1021"/>
         </w:numPr>
-        <w:pStyle w:val="Compact"/>
-      </w:pPr>
-      <w:r>
-        <w:t xml:space="preserve">Assign an owner and acceptance criteria to every Not sure answer and every custom scheduling rule.</w:t>
-      </w:r>
-    </w:p>
-    <w:bookmarkEnd w:id="65"/>
-    <w:bookmarkEnd w:id="66"/>
+      </w:pPr>
+      <w:r>
+        <w:t xml:space="preserve">Assign an owner and acceptance criteria to every unresolved answer and every custom scheduling rule.</w:t>
+      </w:r>
+    </w:p>
+    <w:bookmarkEnd w:id="118"/>
+    <w:bookmarkEnd w:id="119"/>
     <w:sectPr>
       <w:pgSz w:h="15840" w:w="12240"/>
       <w:pgMar w:bottom="1440" w:footer="720" w:gutter="0" w:header="720" w:left="1440" w:right="1440" w:top="1440"/>
@@ -7019,14 +6775,14 @@
 <file path=word/numbering.xml><?xml version="1.0" encoding="utf-8"?>
 <w:numbering xmlns:w="http://schemas.openxmlformats.org/wordprocessingml/2006/main">
   <w:abstractNum w:abstractNumId="990">
-    <w:nsid w:val="A990"/>
+    <w:nsid w:val="0000A990"/>
     <w:multiLevelType w:val="multilevel"/>
     <w:lvl w:ilvl="0">
       <w:numFmt w:val="bullet"/>
       <w:lvlText w:val=" "/>
       <w:lvlJc w:val="left"/>
       <w:pPr>
-        <w:ind w:left="720" w:hanging="480"/>
+        <w:ind w:left="720" w:hanging="360"/>
       </w:pPr>
     </w:lvl>
     <w:lvl w:ilvl="1">
@@ -7034,7 +6790,7 @@
       <w:lvlText w:val=" "/>
       <w:lvlJc w:val="left"/>
       <w:pPr>
-        <w:ind w:left="1440" w:hanging="480"/>
+        <w:ind w:left="1440" w:hanging="360"/>
       </w:pPr>
     </w:lvl>
     <w:lvl w:ilvl="2">
@@ -7042,7 +6798,7 @@
       <w:lvlText w:val=" "/>
       <w:lvlJc w:val="left"/>
       <w:pPr>
-        <w:ind w:left="2160" w:hanging="480"/>
+        <w:ind w:left="2160" w:hanging="360"/>
       </w:pPr>
     </w:lvl>
     <w:lvl w:ilvl="3">
@@ -7050,7 +6806,7 @@
       <w:lvlText w:val=" "/>
       <w:lvlJc w:val="left"/>
       <w:pPr>
-        <w:ind w:left="2880" w:hanging="480"/>
+        <w:ind w:left="2880" w:hanging="360"/>
       </w:pPr>
     </w:lvl>
     <w:lvl w:ilvl="4">
@@ -7058,7 +6814,7 @@
       <w:lvlText w:val=" "/>
       <w:lvlJc w:val="left"/>
       <w:pPr>
-        <w:ind w:left="3600" w:hanging="480"/>
+        <w:ind w:left="3600" w:hanging="360"/>
       </w:pPr>
     </w:lvl>
     <w:lvl w:ilvl="5">
@@ -7066,7 +6822,7 @@
       <w:lvlText w:val=" "/>
       <w:lvlJc w:val="left"/>
       <w:pPr>
-        <w:ind w:left="4320" w:hanging="480"/>
+        <w:ind w:left="4320" w:hanging="360"/>
       </w:pPr>
     </w:lvl>
     <w:lvl w:ilvl="6">
@@ -7074,7 +6830,7 @@
       <w:lvlText w:val=" "/>
       <w:lvlJc w:val="left"/>
       <w:pPr>
-        <w:ind w:left="5040" w:hanging="480"/>
+        <w:ind w:left="5040" w:hanging="360"/>
       </w:pPr>
     </w:lvl>
     <w:lvl w:ilvl="7">
@@ -7082,7 +6838,7 @@
       <w:lvlText w:val=" "/>
       <w:lvlJc w:val="left"/>
       <w:pPr>
-        <w:ind w:left="5760" w:hanging="480"/>
+        <w:ind w:left="5760" w:hanging="360"/>
       </w:pPr>
     </w:lvl>
     <w:lvl w:ilvl="8">
@@ -7090,91 +6846,230 @@
       <w:lvlText w:val=" "/>
       <w:lvlJc w:val="left"/>
       <w:pPr>
-        <w:ind w:left="6480" w:hanging="480"/>
+        <w:ind w:left="6480" w:hanging="360"/>
+      </w:pPr>
+    </w:lvl>
+  </w:abstractNum>
+  <w:abstractNum w:abstractNumId="99411">
+    <w:nsid w:val="00A99411"/>
+    <w:multiLevelType w:val="multilevel"/>
+    <w:lvl w:ilvl="0">
+      <w:start w:val="1"/>
+      <w:numFmt w:val="decimal"/>
+      <w:lvlText w:val="%1."/>
+      <w:lvlJc w:val="left"/>
+      <w:pPr>
+        <w:ind w:left="720" w:hanging="360"/>
+      </w:pPr>
+    </w:lvl>
+    <w:lvl w:ilvl="1">
+      <w:start w:val="1"/>
+      <w:numFmt w:val="decimal"/>
+      <w:lvlText w:val="%2."/>
+      <w:lvlJc w:val="left"/>
+      <w:pPr>
+        <w:ind w:left="1440" w:hanging="360"/>
+      </w:pPr>
+    </w:lvl>
+    <w:lvl w:ilvl="2">
+      <w:start w:val="1"/>
+      <w:numFmt w:val="decimal"/>
+      <w:lvlText w:val="%3."/>
+      <w:lvlJc w:val="left"/>
+      <w:pPr>
+        <w:ind w:left="2160" w:hanging="360"/>
+      </w:pPr>
+    </w:lvl>
+    <w:lvl w:ilvl="3">
+      <w:start w:val="1"/>
+      <w:numFmt w:val="decimal"/>
+      <w:lvlText w:val="%4."/>
+      <w:lvlJc w:val="left"/>
+      <w:pPr>
+        <w:ind w:left="2880" w:hanging="360"/>
+      </w:pPr>
+    </w:lvl>
+    <w:lvl w:ilvl="4">
+      <w:start w:val="1"/>
+      <w:numFmt w:val="decimal"/>
+      <w:lvlText w:val="%5."/>
+      <w:lvlJc w:val="left"/>
+      <w:pPr>
+        <w:ind w:left="3600" w:hanging="360"/>
+      </w:pPr>
+    </w:lvl>
+    <w:lvl w:ilvl="5">
+      <w:start w:val="1"/>
+      <w:numFmt w:val="decimal"/>
+      <w:lvlText w:val="%6."/>
+      <w:lvlJc w:val="left"/>
+      <w:pPr>
+        <w:ind w:left="4320" w:hanging="360"/>
+      </w:pPr>
+    </w:lvl>
+    <w:lvl w:ilvl="6">
+      <w:start w:val="1"/>
+      <w:numFmt w:val="decimal"/>
+      <w:lvlText w:val="%7."/>
+      <w:lvlJc w:val="left"/>
+      <w:pPr>
+        <w:ind w:left="5040" w:hanging="360"/>
+      </w:pPr>
+    </w:lvl>
+    <w:lvl w:ilvl="7">
+      <w:start w:val="1"/>
+      <w:numFmt w:val="decimal"/>
+      <w:lvlText w:val="%8."/>
+      <w:lvlJc w:val="left"/>
+      <w:pPr>
+        <w:ind w:left="5760" w:hanging="360"/>
+      </w:pPr>
+    </w:lvl>
+    <w:lvl w:ilvl="8">
+      <w:start w:val="1"/>
+      <w:numFmt w:val="decimal"/>
+      <w:lvlText w:val="%9."/>
+      <w:lvlJc w:val="left"/>
+      <w:pPr>
+        <w:ind w:left="6480" w:hanging="360"/>
       </w:pPr>
     </w:lvl>
   </w:abstractNum>
   <w:abstractNum w:abstractNumId="991">
-    <w:nsid w:val="A991"/>
+    <w:nsid w:val="0000A991"/>
     <w:multiLevelType w:val="multilevel"/>
     <w:lvl w:ilvl="0">
       <w:numFmt w:val="bullet"/>
-      <w:lvlText w:val="•"/>
+      <w:lvlText w:val=""/>
       <w:lvlJc w:val="left"/>
       <w:pPr>
-        <w:ind w:left="720" w:hanging="480"/>
-      </w:pPr>
+        <w:ind w:left="720" w:hanging="360"/>
+      </w:pPr>
+      <w:rPr>
+        <w:rFonts w:ascii="Symbol" w:hAnsi="Symbol" w:cs="Symbol" w:hint="default"/>
+      </w:rPr>
     </w:lvl>
     <w:lvl w:ilvl="1">
       <w:numFmt w:val="bullet"/>
-      <w:lvlText w:val="–"/>
+      <w:lvlText w:val="o"/>
       <w:lvlJc w:val="left"/>
       <w:pPr>
-        <w:ind w:left="1440" w:hanging="480"/>
-      </w:pPr>
+        <w:ind w:left="1440" w:hanging="360"/>
+      </w:pPr>
+      <w:rPr>
+        <w:rFonts w:ascii="Courier New" w:hAnsi="Courier New" w:cs="Courier New" w:hint="default"/>
+      </w:rPr>
     </w:lvl>
     <w:lvl w:ilvl="2">
       <w:numFmt w:val="bullet"/>
-      <w:lvlText w:val="•"/>
+      <w:lvlText w:val=""/>
       <w:lvlJc w:val="left"/>
       <w:pPr>
-        <w:ind w:left="2160" w:hanging="480"/>
-      </w:pPr>
+        <w:ind w:left="2160" w:hanging="360"/>
+      </w:pPr>
+      <w:rPr>
+        <w:rFonts w:ascii="Wingdings" w:hAnsi="Wingdings" w:cs="Wingdings" w:hint="default"/>
+      </w:rPr>
     </w:lvl>
     <w:lvl w:ilvl="3">
       <w:numFmt w:val="bullet"/>
-      <w:lvlText w:val="–"/>
+      <w:lvlText w:val=""/>
       <w:lvlJc w:val="left"/>
       <w:pPr>
-        <w:ind w:left="2880" w:hanging="480"/>
-      </w:pPr>
+        <w:ind w:left="2880" w:hanging="360"/>
+      </w:pPr>
+      <w:rPr>
+        <w:rFonts w:ascii="Symbol" w:hAnsi="Symbol" w:cs="Symbol" w:hint="default"/>
+      </w:rPr>
     </w:lvl>
     <w:lvl w:ilvl="4">
       <w:numFmt w:val="bullet"/>
-      <w:lvlText w:val="•"/>
+      <w:lvlText w:val="o"/>
       <w:lvlJc w:val="left"/>
       <w:pPr>
-        <w:ind w:left="3600" w:hanging="480"/>
-      </w:pPr>
+        <w:ind w:left="3600" w:hanging="360"/>
+      </w:pPr>
+      <w:rPr>
+        <w:rFonts w:ascii="Courier New" w:hAnsi="Courier New" w:cs="Courier New" w:hint="default"/>
+      </w:rPr>
     </w:lvl>
     <w:lvl w:ilvl="5">
       <w:numFmt w:val="bullet"/>
-      <w:lvlText w:val="–"/>
+      <w:lvlText w:val=""/>
       <w:lvlJc w:val="left"/>
       <w:pPr>
-        <w:ind w:left="4320" w:hanging="480"/>
-      </w:pPr>
+        <w:ind w:left="4320" w:hanging="360"/>
+      </w:pPr>
+      <w:rPr>
+        <w:rFonts w:ascii="Wingdings" w:hAnsi="Wingdings" w:cs="Wingdings" w:hint="default"/>
+      </w:rPr>
     </w:lvl>
     <w:lvl w:ilvl="6">
       <w:numFmt w:val="bullet"/>
-      <w:lvlText w:val="•"/>
+      <w:lvlText w:val=""/>
       <w:lvlJc w:val="left"/>
       <w:pPr>
-        <w:ind w:left="5040" w:hanging="480"/>
-      </w:pPr>
+        <w:ind w:left="5040" w:hanging="360"/>
+      </w:pPr>
+      <w:rPr>
+        <w:rFonts w:ascii="Symbol" w:hAnsi="Symbol" w:cs="Symbol" w:hint="default"/>
+      </w:rPr>
     </w:lvl>
     <w:lvl w:ilvl="7">
       <w:numFmt w:val="bullet"/>
-      <w:lvlText w:val="–"/>
+      <w:lvlText w:val="o"/>
       <w:lvlJc w:val="left"/>
       <w:pPr>
-        <w:ind w:left="5760" w:hanging="480"/>
-      </w:pPr>
+        <w:ind w:left="5760" w:hanging="360"/>
+      </w:pPr>
+      <w:rPr>
+        <w:rFonts w:ascii="Courier New" w:hAnsi="Courier New" w:cs="Courier New" w:hint="default"/>
+      </w:rPr>
     </w:lvl>
     <w:lvl w:ilvl="8">
       <w:numFmt w:val="bullet"/>
-      <w:lvlText w:val="•"/>
+      <w:lvlText w:val=""/>
       <w:lvlJc w:val="left"/>
       <w:pPr>
-        <w:ind w:left="6480" w:hanging="480"/>
-      </w:pPr>
+        <w:ind w:left="6480" w:hanging="360"/>
+      </w:pPr>
+      <w:rPr>
+        <w:rFonts w:ascii="Wingdings" w:hAnsi="Wingdings" w:cs="Wingdings" w:hint="default"/>
+      </w:rPr>
     </w:lvl>
   </w:abstractNum>
   <w:num w:numId="1000">
     <w:abstractNumId w:val="990"/>
   </w:num>
   <w:num w:numId="1001">
-    <w:abstractNumId w:val="991"/>
+    <w:abstractNumId w:val="99411"/>
+    <w:lvlOverride w:ilvl="0">
+      <w:startOverride w:val="1"/>
+    </w:lvlOverride>
+    <w:lvlOverride w:ilvl="1">
+      <w:startOverride w:val="1"/>
+    </w:lvlOverride>
+    <w:lvlOverride w:ilvl="2">
+      <w:startOverride w:val="1"/>
+    </w:lvlOverride>
+    <w:lvlOverride w:ilvl="3">
+      <w:startOverride w:val="1"/>
+    </w:lvlOverride>
+    <w:lvlOverride w:ilvl="4">
+      <w:startOverride w:val="1"/>
+    </w:lvlOverride>
+    <w:lvlOverride w:ilvl="5">
+      <w:startOverride w:val="1"/>
+    </w:lvlOverride>
+    <w:lvlOverride w:ilvl="6">
+      <w:startOverride w:val="1"/>
+    </w:lvlOverride>
+    <w:lvlOverride w:ilvl="7">
+      <w:startOverride w:val="1"/>
+    </w:lvlOverride>
+    <w:lvlOverride w:ilvl="8">
+      <w:startOverride w:val="1"/>
+    </w:lvlOverride>
   </w:num>
   <w:num w:numId="1002">
     <w:abstractNumId w:val="991"/>
@@ -7231,6 +7126,9 @@
     <w:abstractNumId w:val="991"/>
   </w:num>
   <w:num w:numId="1020">
+    <w:abstractNumId w:val="991"/>
+  </w:num>
+  <w:num w:numId="1021">
     <w:abstractNumId w:val="991"/>
   </w:num>
 </w:numbering>
@@ -7912,8 +7810,8 @@
     <w:name w:val="KeywordTok"/>
     <w:basedOn w:val="VerbatimChar"/>
     <w:rPr>
+      <w:b/>
       <w:color w:val="007020"/>
-      <w:b/>
     </w:rPr>
   </w:style>
   <w:style w:type="character" w:customStyle="1" w:styleId="DataTypeTok">
@@ -7990,42 +7888,42 @@
     <w:name w:val="ImportTok"/>
     <w:basedOn w:val="VerbatimChar"/>
     <w:rPr>
+      <w:b/>
       <w:color w:val="008000"/>
-      <w:b/>
     </w:rPr>
   </w:style>
   <w:style w:type="character" w:customStyle="1" w:styleId="CommentTok">
     <w:name w:val="CommentTok"/>
     <w:basedOn w:val="VerbatimChar"/>
     <w:rPr>
+      <w:i/>
       <w:color w:val="60a0b0"/>
-      <w:i/>
     </w:rPr>
   </w:style>
   <w:style w:type="character" w:customStyle="1" w:styleId="DocumentationTok">
     <w:name w:val="DocumentationTok"/>
     <w:basedOn w:val="VerbatimChar"/>
     <w:rPr>
+      <w:i/>
       <w:color w:val="ba2121"/>
-      <w:i/>
     </w:rPr>
   </w:style>
   <w:style w:type="character" w:customStyle="1" w:styleId="AnnotationTok">
     <w:name w:val="AnnotationTok"/>
     <w:basedOn w:val="VerbatimChar"/>
     <w:rPr>
-      <w:color w:val="60a0b0"/>
       <w:b/>
       <w:i/>
+      <w:color w:val="60a0b0"/>
     </w:rPr>
   </w:style>
   <w:style w:type="character" w:customStyle="1" w:styleId="CommentVarTok">
     <w:name w:val="CommentVarTok"/>
     <w:basedOn w:val="VerbatimChar"/>
     <w:rPr>
-      <w:color w:val="60a0b0"/>
       <w:b/>
       <w:i/>
+      <w:color w:val="60a0b0"/>
     </w:rPr>
   </w:style>
   <w:style w:type="character" w:customStyle="1" w:styleId="OtherTok">
@@ -8053,8 +7951,8 @@
     <w:name w:val="ControlFlowTok"/>
     <w:basedOn w:val="VerbatimChar"/>
     <w:rPr>
+      <w:b/>
       <w:color w:val="007020"/>
-      <w:b/>
     </w:rPr>
   </w:style>
   <w:style w:type="character" w:customStyle="1" w:styleId="OperatorTok">
@@ -8099,34 +7997,34 @@
     <w:name w:val="InformationTok"/>
     <w:basedOn w:val="VerbatimChar"/>
     <w:rPr>
-      <w:color w:val="60a0b0"/>
       <w:b/>
       <w:i/>
+      <w:color w:val="60a0b0"/>
     </w:rPr>
   </w:style>
   <w:style w:type="character" w:customStyle="1" w:styleId="WarningTok">
     <w:name w:val="WarningTok"/>
     <w:basedOn w:val="VerbatimChar"/>
     <w:rPr>
-      <w:color w:val="60a0b0"/>
       <w:b/>
       <w:i/>
+      <w:color w:val="60a0b0"/>
     </w:rPr>
   </w:style>
   <w:style w:type="character" w:customStyle="1" w:styleId="AlertTok">
     <w:name w:val="AlertTok"/>
     <w:basedOn w:val="VerbatimChar"/>
     <w:rPr>
+      <w:b/>
       <w:color w:val="ff0000"/>
-      <w:b/>
     </w:rPr>
   </w:style>
   <w:style w:type="character" w:customStyle="1" w:styleId="ErrorTok">
     <w:name w:val="ErrorTok"/>
     <w:basedOn w:val="VerbatimChar"/>
     <w:rPr>
+      <w:b/>
       <w:color w:val="ff0000"/>
-      <w:b/>
     </w:rPr>
   </w:style>
   <w:style w:type="character" w:customStyle="1" w:styleId="NormalTok">
